--- a/docs/[수업중 2-6]페이징처리 Student-StudentDetail-Department.docx
+++ b/docs/[수업중 2-6]페이징처리 Student-StudentDetail-Department.docx
@@ -6976,7 +6976,7 @@
           <w:color w:val="188038"/>
           <w:sz w:val="19"/>
         </w:rPr>
-        <w:t xml:space="preserve">@PageableDefault</w:t>
+        <w:t>@PageableDefault</w:t>
       </w:r>
       <w:r>
         <w:rPr>
@@ -6991,7 +6991,7 @@
           <w:color w:val="188038"/>
           <w:sz w:val="19"/>
         </w:rPr>
-        <w:t xml:space="preserve">size=20</w:t>
+        <w:t>size=20</w:t>
       </w:r>
       <w:r>
         <w:rPr>
@@ -7006,7 +7006,7 @@
           <w:color w:val="188038"/>
           <w:sz w:val="19"/>
         </w:rPr>
-        <w:t xml:space="preserve">@PageableDefault(size = 10)</w:t>
+        <w:t>@PageableDefault(size = 10)</w:t>
       </w:r>
       <w:r>
         <w:rPr>
@@ -7565,16 +7565,56 @@
     </w:p>
     <w:p>
       <w:pPr>
-        <w:spacing w:before="200" w:after="60"/>
-      </w:pPr>
-      <w:r>
         <w:rPr>
           <w:rFonts w:ascii="맑은 고딕" w:eastAsia="맑은 고딕" w:hAnsi="맑은 고딕" w:cs="맑은 고딕"/>
           <w:b/>
           <w:color w:val="000000"/>
           <w:sz w:val="21"/>
         </w:rPr>
-        <w:t>6) OFFSET 페이징의 한계</w:t>
+      </w:pPr>
+      <w:r>
+        <w:rPr>
+          <w:rFonts w:ascii="맑은 고딕" w:eastAsia="맑은 고딕" w:hAnsi="맑은 고딕" w:cs="맑은 고딕"/>
+          <w:b/>
+          <w:color w:val="000000"/>
+          <w:sz w:val="21"/>
+        </w:rPr>
+        <w:br w:type="page"/>
+      </w:r>
+    </w:p>
+    <w:p>
+      <w:pPr>
+        <w:spacing w:before="200" w:after="60"/>
+      </w:pPr>
+      <w:r>
+        <w:rPr>
+          <w:rFonts w:ascii="맑은 고딕" w:eastAsia="맑은 고딕" w:hAnsi="맑은 고딕" w:cs="맑은 고딕"/>
+          <w:b/>
+          <w:color w:val="000000"/>
+          <w:sz w:val="21"/>
+        </w:rPr>
+        <w:lastRenderedPageBreak/>
+        <w:t xml:space="preserve">6) OFFSET </w:t>
+      </w:r>
+      <w:proofErr w:type="spellStart"/>
+      <w:r>
+        <w:rPr>
+          <w:rFonts w:ascii="맑은 고딕" w:eastAsia="맑은 고딕" w:hAnsi="맑은 고딕" w:cs="맑은 고딕"/>
+          <w:b/>
+          <w:color w:val="000000"/>
+          <w:sz w:val="21"/>
+        </w:rPr>
+        <w:t>페이징의</w:t>
+      </w:r>
+      <w:proofErr w:type="spellEnd"/>
+      <w:r>
+        <w:rPr>
+          <w:rFonts w:ascii="맑은 고딕" w:eastAsia="맑은 고딕" w:hAnsi="맑은 고딕" w:cs="맑은 고딕"/>
+          <w:b/>
+          <w:color w:val="000000"/>
+          <w:sz w:val="21"/>
+        </w:rPr>
+        <w:t xml:space="preserve"> 한계</w:t>
       </w:r>
     </w:p>
     <w:p>
@@ -7653,7 +7693,6 @@
           <w:rFonts w:ascii="맑은 고딕" w:eastAsia="맑은 고딕" w:hAnsi="맑은 고딕" w:cs="맑은 고딕"/>
           <w:sz w:val="20"/>
         </w:rPr>
-        <w:lastRenderedPageBreak/>
         <w:t xml:space="preserve">수만 건 이상이거나 뒤쪽 페이지를 자주 본다면 커서(keyset) 페이징을 고려합니다. </w:t>
       </w:r>
       <w:r>
@@ -8645,6 +8684,7 @@
           <w:color w:val="188038"/>
           <w:sz w:val="19"/>
         </w:rPr>
+        <w:lastRenderedPageBreak/>
         <w:t>page=0, size=2, sort=id</w:t>
       </w:r>
       <w:r>
@@ -8723,7 +8763,6 @@
           <w:color w:val="000000"/>
           <w:sz w:val="20"/>
         </w:rPr>
-        <w:lastRenderedPageBreak/>
         <w:t>(1) 컬렉션 FETCH JOIN + 페이징  →  경고, 전체를 읽는다</w:t>
       </w:r>
     </w:p>
@@ -10404,18 +10443,131 @@
       </w:pPr>
       <w:r>
         <w:rPr>
+          <w:rFonts w:ascii="맑은 고딕" w:eastAsia="맑은 고딕" w:hAnsi="맑은 고딕" w:cs="맑은 고딕"/>
+          <w:sz w:val="20"/>
+        </w:rPr>
+        <w:t>아래</w:t>
+      </w:r>
+      <w:r>
+        <w:rPr>
+          <w:rFonts w:ascii="맑은 고딕" w:eastAsia="맑은 고딕" w:hAnsi="맑은 고딕" w:cs="맑은 고딕"/>
+          <w:sz w:val="20"/>
+        </w:rPr>
+        <w:t xml:space="preserve"> </w:t>
+      </w:r>
+      <w:r>
+        <w:rPr>
+          <w:rFonts w:ascii="맑은 고딕" w:eastAsia="맑은 고딕" w:hAnsi="맑은 고딕" w:cs="맑은 고딕"/>
+          <w:sz w:val="20"/>
+        </w:rPr>
+        <w:t>쿼리를</w:t>
+      </w:r>
+      <w:r>
+        <w:rPr>
+          <w:rFonts w:ascii="맑은 고딕" w:eastAsia="맑은 고딕" w:hAnsi="맑은 고딕" w:cs="맑은 고딕"/>
+          <w:sz w:val="20"/>
+        </w:rPr>
+        <w:t xml:space="preserve"> </w:t>
+      </w:r>
+      <w:r>
+        <w:rPr>
           <w:rFonts w:ascii="Courier New" w:eastAsia="Courier New" w:hAnsi="Courier New" w:cs="Courier New"/>
           <w:color w:val="188038"/>
           <w:sz w:val="19"/>
         </w:rPr>
-        <w:t>DepartmentRepository</w:t>
-      </w:r>
-      <w:r>
-        <w:rPr>
-          <w:rFonts w:ascii="맑은 고딕" w:eastAsia="맑은 고딕" w:hAnsi="맑은 고딕" w:cs="맑은 고딕"/>
-          <w:sz w:val="20"/>
-        </w:rPr>
-        <w:t xml:space="preserve"> 에 주석으로 남아 있는 쿼리입니다.</w:t>
+        <w:t>DepartmentRepository.findAllSummaries(Pageable)</w:t>
+      </w:r>
+      <w:r>
+        <w:rPr>
+          <w:rFonts w:ascii="맑은 고딕" w:eastAsia="맑은 고딕" w:hAnsi="맑은 고딕" w:cs="맑은 고딕"/>
+          <w:sz w:val="20"/>
+        </w:rPr>
+        <w:t xml:space="preserve"> </w:t>
+      </w:r>
+      <w:r>
+        <w:rPr>
+          <w:rFonts w:ascii="맑은 고딕" w:eastAsia="맑은 고딕" w:hAnsi="맑은 고딕" w:cs="맑은 고딕"/>
+          <w:sz w:val="20"/>
+        </w:rPr>
+        <w:t>에</w:t>
+      </w:r>
+      <w:r>
+        <w:rPr>
+          <w:rFonts w:ascii="맑은 고딕" w:eastAsia="맑은 고딕" w:hAnsi="맑은 고딕" w:cs="맑은 고딕"/>
+          <w:sz w:val="20"/>
+        </w:rPr>
+        <w:t xml:space="preserve"> </w:t>
+      </w:r>
+      <w:r>
+        <w:rPr>
+          <w:rFonts w:ascii="맑은 고딕" w:eastAsia="맑은 고딕" w:hAnsi="맑은 고딕" w:cs="맑은 고딕"/>
+          <w:sz w:val="20"/>
+        </w:rPr>
+        <w:t>넣으면</w:t>
+      </w:r>
+      <w:r>
+        <w:rPr>
+          <w:rFonts w:ascii="맑은 고딕" w:eastAsia="맑은 고딕" w:hAnsi="맑은 고딕" w:cs="맑은 고딕"/>
+          <w:sz w:val="20"/>
+        </w:rPr>
+        <w:t xml:space="preserve"> </w:t>
+      </w:r>
+      <w:r>
+        <w:rPr>
+          <w:rFonts w:ascii="맑은 고딕" w:eastAsia="맑은 고딕" w:hAnsi="맑은 고딕" w:cs="맑은 고딕"/>
+          <w:sz w:val="20"/>
+        </w:rPr>
+        <w:t>어떻게</w:t>
+      </w:r>
+      <w:r>
+        <w:rPr>
+          <w:rFonts w:ascii="맑은 고딕" w:eastAsia="맑은 고딕" w:hAnsi="맑은 고딕" w:cs="맑은 고딕"/>
+          <w:sz w:val="20"/>
+        </w:rPr>
+        <w:t xml:space="preserve"> </w:t>
+      </w:r>
+      <w:r>
+        <w:rPr>
+          <w:rFonts w:ascii="맑은 고딕" w:eastAsia="맑은 고딕" w:hAnsi="맑은 고딕" w:cs="맑은 고딕"/>
+          <w:sz w:val="20"/>
+        </w:rPr>
+        <w:t>되는지</w:t>
+      </w:r>
+      <w:r>
+        <w:rPr>
+          <w:rFonts w:ascii="맑은 고딕" w:eastAsia="맑은 고딕" w:hAnsi="맑은 고딕" w:cs="맑은 고딕"/>
+          <w:sz w:val="20"/>
+        </w:rPr>
+        <w:t xml:space="preserve"> </w:t>
+      </w:r>
+      <w:r>
+        <w:rPr>
+          <w:rFonts w:ascii="맑은 고딕" w:eastAsia="맑은 고딕" w:hAnsi="맑은 고딕" w:cs="맑은 고딕"/>
+          <w:sz w:val="20"/>
+        </w:rPr>
+        <w:lastRenderedPageBreak/>
+        <w:t>확인한</w:t>
+      </w:r>
+      <w:r>
+        <w:rPr>
+          <w:rFonts w:ascii="맑은 고딕" w:eastAsia="맑은 고딕" w:hAnsi="맑은 고딕" w:cs="맑은 고딕"/>
+          <w:sz w:val="20"/>
+        </w:rPr>
+        <w:t xml:space="preserve"> </w:t>
+      </w:r>
+      <w:r>
+        <w:rPr>
+          <w:rFonts w:ascii="맑은 고딕" w:eastAsia="맑은 고딕" w:hAnsi="맑은 고딕" w:cs="맑은 고딕"/>
+          <w:sz w:val="20"/>
+        </w:rPr>
+        <w:t>결과입니다</w:t>
+      </w:r>
+      <w:r>
+        <w:rPr>
+          <w:rFonts w:ascii="맑은 고딕" w:eastAsia="맑은 고딕" w:hAnsi="맑은 고딕" w:cs="맑은 고딕"/>
+          <w:sz w:val="20"/>
+        </w:rPr>
+        <w:t>.</w:t>
       </w:r>
     </w:p>
     <w:p>
@@ -11022,7 +11174,6 @@
           <w:sz w:val="18"/>
           <w:lang w:val="en-US"/>
         </w:rPr>
-        <w:lastRenderedPageBreak/>
         <w:t xml:space="preserve">  </w:t>
       </w:r>
       <w:proofErr w:type="spellStart"/>
@@ -12819,14 +12970,40 @@
     <w:p>
       <w:pPr>
         <w:spacing w:before="200" w:after="60"/>
-      </w:pPr>
-      <w:r>
         <w:rPr>
           <w:rFonts w:ascii="맑은 고딕" w:eastAsia="맑은 고딕" w:hAnsi="맑은 고딕" w:cs="맑은 고딕"/>
           <w:b/>
           <w:color w:val="000000"/>
           <w:sz w:val="21"/>
         </w:rPr>
+      </w:pPr>
+    </w:p>
+    <w:p>
+      <w:pPr>
+        <w:rPr>
+          <w:rFonts w:ascii="맑은 고딕" w:eastAsia="맑은 고딕" w:hAnsi="맑은 고딕" w:cs="맑은 고딕"/>
+          <w:b/>
+          <w:color w:val="000000"/>
+          <w:sz w:val="21"/>
+        </w:rPr>
+      </w:pPr>
+      <w:r>
+        <w:rPr>
+          <w:rFonts w:ascii="맑은 고딕" w:eastAsia="맑은 고딕" w:hAnsi="맑은 고딕" w:cs="맑은 고딕"/>
+          <w:b/>
+          <w:color w:val="000000"/>
+          <w:sz w:val="21"/>
+        </w:rPr>
+        <w:br w:type="page"/>
+      </w:r>
+      <w:r>
+        <w:rPr>
+          <w:rFonts w:ascii="맑은 고딕" w:eastAsia="맑은 고딕" w:hAnsi="맑은 고딕" w:cs="맑은 고딕"/>
+          <w:b/>
+          <w:color w:val="000000"/>
+          <w:sz w:val="21"/>
+        </w:rPr>
+        <w:lastRenderedPageBreak/>
         <w:t>4) 그럼 어떻게 작성해야 하는가</w:t>
       </w:r>
     </w:p>
@@ -13175,7 +13352,6 @@
                 <w:rFonts w:ascii="맑은 고딕" w:eastAsia="맑은 고딕" w:hAnsi="맑은 고딕" w:cs="맑은 고딕"/>
                 <w:sz w:val="18"/>
               </w:rPr>
-              <w:lastRenderedPageBreak/>
               <w:t>목록 + 자식 목록</w:t>
             </w:r>
           </w:p>
@@ -14800,6 +14976,7 @@
                 <w:color w:val="188038"/>
                 <w:sz w:val="17"/>
               </w:rPr>
+              <w:lastRenderedPageBreak/>
               <w:t>findAllSummaries(Pageable)</w:t>
             </w:r>
           </w:p>
@@ -14941,16 +15118,7 @@
           <w:color w:val="188038"/>
           <w:sz w:val="19"/>
         </w:rPr>
-        <w:t xml:space="preserve">where </w:t>
-      </w:r>
-      <w:r>
-        <w:rPr>
-          <w:rFonts w:ascii="Courier New" w:eastAsia="Courier New" w:hAnsi="Courier New" w:cs="Courier New"/>
-          <w:color w:val="188038"/>
-          <w:sz w:val="19"/>
-        </w:rPr>
-        <w:lastRenderedPageBreak/>
-        <w:t>s1_0.department_id=?</w:t>
+        <w:t>where s1_0.department_id=?</w:t>
       </w:r>
       <w:r>
         <w:rPr>
@@ -15812,18 +15980,13 @@
     </w:p>
     <w:p>
       <w:pPr>
-        <w:spacing w:before="200" w:after="60"/>
-      </w:pPr>
-      <w:r>
         <w:rPr>
           <w:rFonts w:ascii="맑은 고딕" w:eastAsia="맑은 고딕" w:hAnsi="맑은 고딕" w:cs="맑은 고딕"/>
           <w:b/>
           <w:color w:val="000000"/>
           <w:sz w:val="21"/>
         </w:rPr>
-        <w:t xml:space="preserve">6) 학과 목록은 </w:t>
-      </w:r>
-      <w:proofErr w:type="spellStart"/>
+      </w:pPr>
       <w:r>
         <w:rPr>
           <w:rFonts w:ascii="맑은 고딕" w:eastAsia="맑은 고딕" w:hAnsi="맑은 고딕" w:cs="맑은 고딕"/>
@@ -15831,9 +15994,13 @@
           <w:color w:val="000000"/>
           <w:sz w:val="21"/>
         </w:rPr>
-        <w:t>프로젝션으로</w:t>
-      </w:r>
-      <w:proofErr w:type="spellEnd"/>
+        <w:br w:type="page"/>
+      </w:r>
+    </w:p>
+    <w:p>
+      <w:pPr>
+        <w:spacing w:before="200" w:after="60"/>
+      </w:pPr>
       <w:r>
         <w:rPr>
           <w:rFonts w:ascii="맑은 고딕" w:eastAsia="맑은 고딕" w:hAnsi="맑은 고딕" w:cs="맑은 고딕"/>
@@ -15841,6 +16008,27 @@
           <w:color w:val="000000"/>
           <w:sz w:val="21"/>
         </w:rPr>
+        <w:lastRenderedPageBreak/>
+        <w:t xml:space="preserve">6) 학과 목록은 </w:t>
+      </w:r>
+      <w:proofErr w:type="spellStart"/>
+      <w:r>
+        <w:rPr>
+          <w:rFonts w:ascii="맑은 고딕" w:eastAsia="맑은 고딕" w:hAnsi="맑은 고딕" w:cs="맑은 고딕"/>
+          <w:b/>
+          <w:color w:val="000000"/>
+          <w:sz w:val="21"/>
+        </w:rPr>
+        <w:t>프로젝션으로</w:t>
+      </w:r>
+      <w:proofErr w:type="spellEnd"/>
+      <w:r>
+        <w:rPr>
+          <w:rFonts w:ascii="맑은 고딕" w:eastAsia="맑은 고딕" w:hAnsi="맑은 고딕" w:cs="맑은 고딕"/>
+          <w:b/>
+          <w:color w:val="000000"/>
+          <w:sz w:val="21"/>
+        </w:rPr>
         <w:t xml:space="preserve"> 집계한다</w:t>
       </w:r>
     </w:p>
@@ -16516,7 +16704,6 @@
           <w:sz w:val="18"/>
           <w:lang w:val="en-US"/>
         </w:rPr>
-        <w:lastRenderedPageBreak/>
         <w:t xml:space="preserve">        </w:t>
       </w:r>
       <w:proofErr w:type="spellStart"/>
@@ -17012,7 +17199,7 @@
           <w:rFonts w:ascii="Courier New" w:eastAsia="Courier New" w:hAnsi="Courier New" w:cs="Courier New"/>
           <w:sz w:val="18"/>
         </w:rPr>
-        <w:t>GET /api/students/number/CS003  ( 상세정보 없는 학생 )  1 번</w:t>
+        <w:t>GET /api/students/number/CS003                        1 번</w:t>
       </w:r>
     </w:p>
     <w:p>
@@ -17275,6 +17462,7 @@
           <w:color w:val="188038"/>
           <w:sz w:val="19"/>
         </w:rPr>
+        <w:lastRenderedPageBreak/>
         <w:t>HHH90003004</w:t>
       </w:r>
       <w:r>
@@ -17416,7 +17604,6 @@
           <w:color w:val="188038"/>
           <w:sz w:val="19"/>
         </w:rPr>
-        <w:lastRenderedPageBreak/>
         <w:t>departmentRepository.existsById()</w:t>
       </w:r>
       <w:r>
@@ -17482,7 +17669,7 @@
           <w:color w:val="000000"/>
           <w:sz w:val="21"/>
         </w:rPr>
-        <w:t>[ 신규</w:t>
+        <w:t>[ 변경</w:t>
       </w:r>
       <w:proofErr w:type="gramEnd"/>
       <w:r>
@@ -17492,7 +17679,7 @@
           <w:color w:val="000000"/>
           <w:sz w:val="21"/>
         </w:rPr>
-        <w:t xml:space="preserve"> 작성 ]</w:t>
+        <w:t xml:space="preserve"> ]</w:t>
       </w:r>
     </w:p>
     <w:p>
@@ -17507,7 +17694,7 @@
           <w:color w:val="188038"/>
           <w:sz w:val="21"/>
         </w:rPr>
-        <w:t>StudentSearchController</w:t>
+        <w:t>StudentRepository</w:t>
       </w:r>
       <w:proofErr w:type="spellEnd"/>
     </w:p>
@@ -17516,13 +17703,1950 @@
         <w:widowControl w:val="0"/>
         <w:spacing w:line="259" w:lineRule="auto"/>
         <w:jc w:val="both"/>
-        <w:rPr>
-          <w:b/>
-          <w:bCs/>
-          <w:lang w:val="en-US"/>
-        </w:rPr>
       </w:pPr>
       <w:hyperlink r:id="rId11">
+        <w:r>
+          <w:rPr>
+            <w:color w:val="1155CC"/>
+            <w:u w:val="single"/>
+          </w:rPr>
+          <w:t>https://gist.github.com/mysoyul/a6dec5df1afe731105803f9f2b316a61</w:t>
+        </w:r>
+      </w:hyperlink>
+    </w:p>
+    <w:p>
+      <w:pPr>
+        <w:widowControl w:val="0"/>
+        <w:numPr>
+          <w:ilvl w:val="0"/>
+          <w:numId w:val="1"/>
+        </w:numPr>
+        <w:shd w:val="clear" w:color="auto" w:fill="FFFFFE"/>
+        <w:spacing w:line="360" w:lineRule="auto"/>
+        <w:rPr>
+          <w:rFonts w:ascii="Courier New" w:eastAsia="Courier New" w:hAnsi="Courier New" w:cs="Courier New"/>
+          <w:b/>
+          <w:bCs/>
+          <w:color w:val="383A42"/>
+          <w:sz w:val="20"/>
+          <w:szCs w:val="20"/>
+          <w:highlight w:val="white"/>
+        </w:rPr>
+      </w:pPr>
+      <w:proofErr w:type="spellStart"/>
+      <w:r>
+        <w:rPr>
+          <w:rFonts w:ascii="맑은 고딕" w:eastAsia="맑은 고딕" w:hAnsi="맑은 고딕" w:cs="맑은 고딕"/>
+          <w:sz w:val="20"/>
+        </w:rPr>
+        <w:t>페이징</w:t>
+      </w:r>
+      <w:proofErr w:type="spellEnd"/>
+      <w:r>
+        <w:rPr>
+          <w:rFonts w:ascii="맑은 고딕" w:eastAsia="맑은 고딕" w:hAnsi="맑은 고딕" w:cs="맑은 고딕"/>
+          <w:sz w:val="20"/>
+        </w:rPr>
+        <w:t xml:space="preserve"> 메서드를 추가</w:t>
+      </w:r>
+      <w:bookmarkStart w:id="1" w:name="_GoBack"/>
+      <w:r>
+        <w:rPr>
+          <w:rFonts w:ascii="맑은 고딕" w:eastAsia="맑은 고딕" w:hAnsi="맑은 고딕" w:cs="맑은 고딕"/>
+          <w:sz w:val="20"/>
+        </w:rPr>
+        <w:t>했습니다</w:t>
+      </w:r>
+      <w:bookmarkEnd w:id="1"/>
+      <w:r>
+        <w:rPr>
+          <w:rFonts w:ascii="맑은 고딕" w:eastAsia="맑은 고딕" w:hAnsi="맑은 고딕" w:cs="맑은 고딕"/>
+          <w:sz w:val="20"/>
+        </w:rPr>
+        <w:t xml:space="preserve">. 학과별 조회, 이름/학번 검색이 모두 </w:t>
+      </w:r>
+      <w:proofErr w:type="spellStart"/>
+      <w:r>
+        <w:rPr>
+          <w:rFonts w:ascii="Courier New" w:eastAsia="Courier New" w:hAnsi="Courier New" w:cs="Courier New"/>
+          <w:color w:val="188038"/>
+          <w:sz w:val="19"/>
+        </w:rPr>
+        <w:t>Page</w:t>
+      </w:r>
+      <w:proofErr w:type="spellEnd"/>
+      <w:r>
+        <w:rPr>
+          <w:rFonts w:ascii="맑은 고딕" w:eastAsia="맑은 고딕" w:hAnsi="맑은 고딕" w:cs="맑은 고딕"/>
+          <w:sz w:val="20"/>
+        </w:rPr>
+        <w:t xml:space="preserve"> </w:t>
+      </w:r>
+      <w:proofErr w:type="spellStart"/>
+      <w:r>
+        <w:rPr>
+          <w:rFonts w:ascii="맑은 고딕" w:eastAsia="맑은 고딕" w:hAnsi="맑은 고딕" w:cs="맑은 고딕"/>
+          <w:sz w:val="20"/>
+        </w:rPr>
+        <w:t>를</w:t>
+      </w:r>
+      <w:proofErr w:type="spellEnd"/>
+      <w:r>
+        <w:rPr>
+          <w:rFonts w:ascii="맑은 고딕" w:eastAsia="맑은 고딕" w:hAnsi="맑은 고딕" w:cs="맑은 고딕"/>
+          <w:sz w:val="20"/>
+        </w:rPr>
+        <w:t xml:space="preserve"> 반환합니다.</w:t>
+      </w:r>
+    </w:p>
+    <w:p>
+      <w:pPr>
+        <w:widowControl w:val="0"/>
+        <w:numPr>
+          <w:ilvl w:val="0"/>
+          <w:numId w:val="1"/>
+        </w:numPr>
+        <w:shd w:val="clear" w:color="auto" w:fill="FFFFFE"/>
+        <w:spacing w:line="360" w:lineRule="auto"/>
+        <w:rPr>
+          <w:rFonts w:ascii="Courier New" w:eastAsia="Courier New" w:hAnsi="Courier New" w:cs="Courier New"/>
+          <w:b/>
+          <w:bCs/>
+          <w:color w:val="383A42"/>
+          <w:sz w:val="20"/>
+          <w:szCs w:val="20"/>
+          <w:highlight w:val="white"/>
+        </w:rPr>
+      </w:pPr>
+      <w:r>
+        <w:rPr>
+          <w:rFonts w:ascii="맑은 고딕" w:eastAsia="맑은 고딕" w:hAnsi="맑은 고딕" w:cs="맑은 고딕"/>
+          <w:sz w:val="20"/>
+        </w:rPr>
+        <w:t xml:space="preserve">모든 조회에 </w:t>
+      </w:r>
+      <w:r>
+        <w:rPr>
+          <w:rFonts w:ascii="Courier New" w:eastAsia="Courier New" w:hAnsi="Courier New" w:cs="Courier New"/>
+          <w:color w:val="188038"/>
+          <w:sz w:val="19"/>
+        </w:rPr>
+        <w:t>LEFT JOIN FETCH</w:t>
+      </w:r>
+      <w:r>
+        <w:rPr>
+          <w:rFonts w:ascii="맑은 고딕" w:eastAsia="맑은 고딕" w:hAnsi="맑은 고딕" w:cs="맑은 고딕"/>
+          <w:sz w:val="20"/>
+        </w:rPr>
+        <w:t xml:space="preserve"> </w:t>
+      </w:r>
+      <w:proofErr w:type="spellStart"/>
+      <w:r>
+        <w:rPr>
+          <w:rFonts w:ascii="맑은 고딕" w:eastAsia="맑은 고딕" w:hAnsi="맑은 고딕" w:cs="맑은 고딕"/>
+          <w:sz w:val="20"/>
+        </w:rPr>
+        <w:t>를</w:t>
+      </w:r>
+      <w:proofErr w:type="spellEnd"/>
+      <w:r>
+        <w:rPr>
+          <w:rFonts w:ascii="맑은 고딕" w:eastAsia="맑은 고딕" w:hAnsi="맑은 고딕" w:cs="맑은 고딕"/>
+          <w:sz w:val="20"/>
+        </w:rPr>
+        <w:t xml:space="preserve"> 적용해 상세정보와 학과를 함께 가져옵니다. </w:t>
+      </w:r>
+      <w:proofErr w:type="gramStart"/>
+      <w:r>
+        <w:rPr>
+          <w:rFonts w:ascii="맑은 고딕" w:eastAsia="맑은 고딕" w:hAnsi="맑은 고딕" w:cs="맑은 고딕"/>
+          <w:sz w:val="20"/>
+        </w:rPr>
+        <w:t>( N</w:t>
+      </w:r>
+      <w:proofErr w:type="gramEnd"/>
+      <w:r>
+        <w:rPr>
+          <w:rFonts w:ascii="맑은 고딕" w:eastAsia="맑은 고딕" w:hAnsi="맑은 고딕" w:cs="맑은 고딕"/>
+          <w:sz w:val="20"/>
+        </w:rPr>
+        <w:t>+1 해결 )</w:t>
+      </w:r>
+    </w:p>
+    <w:p>
+      <w:pPr>
+        <w:widowControl w:val="0"/>
+        <w:numPr>
+          <w:ilvl w:val="0"/>
+          <w:numId w:val="1"/>
+        </w:numPr>
+        <w:shd w:val="clear" w:color="auto" w:fill="FFFFFE"/>
+        <w:spacing w:line="360" w:lineRule="auto"/>
+        <w:rPr>
+          <w:rFonts w:ascii="Courier New" w:eastAsia="Courier New" w:hAnsi="Courier New" w:cs="Courier New"/>
+          <w:b/>
+          <w:bCs/>
+          <w:color w:val="383A42"/>
+          <w:sz w:val="20"/>
+          <w:szCs w:val="20"/>
+          <w:highlight w:val="white"/>
+        </w:rPr>
+      </w:pPr>
+      <w:r>
+        <w:rPr>
+          <w:rFonts w:ascii="Courier New" w:eastAsia="Courier New" w:hAnsi="Courier New" w:cs="Courier New"/>
+          <w:color w:val="188038"/>
+          <w:sz w:val="19"/>
+        </w:rPr>
+        <w:t>countQuery</w:t>
+      </w:r>
+      <w:r>
+        <w:rPr>
+          <w:rFonts w:ascii="맑은 고딕" w:eastAsia="맑은 고딕" w:hAnsi="맑은 고딕" w:cs="맑은 고딕"/>
+          <w:sz w:val="20"/>
+        </w:rPr>
+        <w:t xml:space="preserve"> 는 자동 생성 count 쿼리에 불필요한 조인이 남는 학과 조건 메서드( </w:t>
+      </w:r>
+      <w:r>
+        <w:rPr>
+          <w:rFonts w:ascii="Courier New" w:eastAsia="Courier New" w:hAnsi="Courier New" w:cs="Courier New"/>
+          <w:color w:val="188038"/>
+          <w:sz w:val="19"/>
+        </w:rPr>
+        <w:t>findByDepartmentId(Pageable)</w:t>
+      </w:r>
+      <w:r>
+        <w:rPr>
+          <w:rFonts w:ascii="맑은 고딕" w:eastAsia="맑은 고딕" w:hAnsi="맑은 고딕" w:cs="맑은 고딕"/>
+          <w:sz w:val="20"/>
+        </w:rPr>
+        <w:t xml:space="preserve">, </w:t>
+      </w:r>
+      <w:r>
+        <w:rPr>
+          <w:rFonts w:ascii="Courier New" w:eastAsia="Courier New" w:hAnsi="Courier New" w:cs="Courier New"/>
+          <w:color w:val="188038"/>
+          <w:sz w:val="19"/>
+        </w:rPr>
+        <w:t>findByDepartmentIdAndNameContainingIgnoreCase</w:t>
+      </w:r>
+      <w:r>
+        <w:rPr>
+          <w:rFonts w:ascii="맑은 고딕" w:eastAsia="맑은 고딕" w:hAnsi="맑은 고딕" w:cs="맑은 고딕"/>
+          <w:sz w:val="20"/>
+        </w:rPr>
+        <w:t xml:space="preserve"> ) 에만 지정했습니다.</w:t>
+      </w:r>
+    </w:p>
+    <w:p>
+      <w:pPr>
+        <w:widowControl w:val="0"/>
+        <w:numPr>
+          <w:ilvl w:val="0"/>
+          <w:numId w:val="1"/>
+        </w:numPr>
+        <w:shd w:val="clear" w:color="auto" w:fill="FFFFFE"/>
+        <w:spacing w:line="360" w:lineRule="auto"/>
+        <w:rPr>
+          <w:rFonts w:ascii="Courier New" w:eastAsia="Courier New" w:hAnsi="Courier New" w:cs="Courier New"/>
+          <w:b/>
+          <w:bCs/>
+          <w:color w:val="383A42"/>
+          <w:sz w:val="20"/>
+          <w:szCs w:val="20"/>
+          <w:highlight w:val="white"/>
+        </w:rPr>
+      </w:pPr>
+      <w:r>
+        <w:rPr>
+          <w:rFonts w:ascii="Courier New" w:eastAsia="Courier New" w:hAnsi="Courier New" w:cs="Courier New"/>
+          <w:color w:val="188038"/>
+          <w:sz w:val="19"/>
+        </w:rPr>
+        <w:t>findByIdWithStudentDetail()</w:t>
+      </w:r>
+      <w:r>
+        <w:rPr>
+          <w:rFonts w:ascii="맑은 고딕" w:eastAsia="맑은 고딕" w:hAnsi="맑은 고딕" w:cs="맑은 고딕"/>
+          <w:sz w:val="20"/>
+        </w:rPr>
+        <w:t xml:space="preserve"> </w:t>
+      </w:r>
+      <w:r>
+        <w:rPr>
+          <w:rFonts w:ascii="맑은 고딕" w:eastAsia="맑은 고딕" w:hAnsi="맑은 고딕" w:cs="맑은 고딕"/>
+          <w:sz w:val="20"/>
+        </w:rPr>
+        <w:t>을</w:t>
+      </w:r>
+      <w:r>
+        <w:rPr>
+          <w:rFonts w:ascii="맑은 고딕" w:eastAsia="맑은 고딕" w:hAnsi="맑은 고딕" w:cs="맑은 고딕"/>
+          <w:sz w:val="20"/>
+        </w:rPr>
+        <w:t xml:space="preserve"> </w:t>
+      </w:r>
+      <w:r>
+        <w:rPr>
+          <w:rFonts w:ascii="Courier New" w:eastAsia="Courier New" w:hAnsi="Courier New" w:cs="Courier New"/>
+          <w:color w:val="188038"/>
+          <w:sz w:val="19"/>
+        </w:rPr>
+        <w:t>JOIN FETCH</w:t>
+      </w:r>
+      <w:r>
+        <w:rPr>
+          <w:rFonts w:ascii="맑은 고딕" w:eastAsia="맑은 고딕" w:hAnsi="맑은 고딕" w:cs="맑은 고딕"/>
+          <w:sz w:val="20"/>
+        </w:rPr>
+        <w:t xml:space="preserve"> </w:t>
+      </w:r>
+      <w:r>
+        <w:rPr>
+          <w:rFonts w:ascii="맑은 고딕" w:eastAsia="맑은 고딕" w:hAnsi="맑은 고딕" w:cs="맑은 고딕"/>
+          <w:sz w:val="20"/>
+        </w:rPr>
+        <w:t>에서</w:t>
+      </w:r>
+      <w:r>
+        <w:rPr>
+          <w:rFonts w:ascii="맑은 고딕" w:eastAsia="맑은 고딕" w:hAnsi="맑은 고딕" w:cs="맑은 고딕"/>
+          <w:sz w:val="20"/>
+        </w:rPr>
+        <w:t xml:space="preserve"> </w:t>
+      </w:r>
+      <w:r>
+        <w:rPr>
+          <w:rFonts w:ascii="Courier New" w:eastAsia="Courier New" w:hAnsi="Courier New" w:cs="Courier New"/>
+          <w:color w:val="188038"/>
+          <w:sz w:val="19"/>
+        </w:rPr>
+        <w:t>LEFT JOIN FETCH</w:t>
+      </w:r>
+      <w:r>
+        <w:rPr>
+          <w:rFonts w:ascii="맑은 고딕" w:eastAsia="맑은 고딕" w:hAnsi="맑은 고딕" w:cs="맑은 고딕"/>
+          <w:sz w:val="20"/>
+        </w:rPr>
+        <w:t xml:space="preserve"> </w:t>
+      </w:r>
+      <w:r>
+        <w:rPr>
+          <w:rFonts w:ascii="맑은 고딕" w:eastAsia="맑은 고딕" w:hAnsi="맑은 고딕" w:cs="맑은 고딕"/>
+          <w:sz w:val="20"/>
+        </w:rPr>
+        <w:t>로</w:t>
+      </w:r>
+      <w:r>
+        <w:rPr>
+          <w:rFonts w:ascii="맑은 고딕" w:eastAsia="맑은 고딕" w:hAnsi="맑은 고딕" w:cs="맑은 고딕"/>
+          <w:sz w:val="20"/>
+        </w:rPr>
+        <w:t xml:space="preserve"> </w:t>
+      </w:r>
+      <w:r>
+        <w:rPr>
+          <w:rFonts w:ascii="맑은 고딕" w:eastAsia="맑은 고딕" w:hAnsi="맑은 고딕" w:cs="맑은 고딕"/>
+          <w:sz w:val="20"/>
+        </w:rPr>
+        <w:t>바꿨습니다</w:t>
+      </w:r>
+      <w:r>
+        <w:rPr>
+          <w:rFonts w:ascii="맑은 고딕" w:eastAsia="맑은 고딕" w:hAnsi="맑은 고딕" w:cs="맑은 고딕"/>
+          <w:sz w:val="20"/>
+        </w:rPr>
+        <w:t xml:space="preserve">. API </w:t>
+      </w:r>
+      <w:r>
+        <w:rPr>
+          <w:rFonts w:ascii="맑은 고딕" w:eastAsia="맑은 고딕" w:hAnsi="맑은 고딕" w:cs="맑은 고딕"/>
+          <w:sz w:val="20"/>
+        </w:rPr>
+        <w:t>는</w:t>
+      </w:r>
+      <w:r>
+        <w:rPr>
+          <w:rFonts w:ascii="맑은 고딕" w:eastAsia="맑은 고딕" w:hAnsi="맑은 고딕" w:cs="맑은 고딕"/>
+          <w:sz w:val="20"/>
+        </w:rPr>
+        <w:t xml:space="preserve"> </w:t>
+      </w:r>
+      <w:r>
+        <w:rPr>
+          <w:rFonts w:ascii="맑은 고딕" w:eastAsia="맑은 고딕" w:hAnsi="맑은 고딕" w:cs="맑은 고딕"/>
+          <w:sz w:val="20"/>
+        </w:rPr>
+        <w:t>상세정보를</w:t>
+      </w:r>
+      <w:r>
+        <w:rPr>
+          <w:rFonts w:ascii="맑은 고딕" w:eastAsia="맑은 고딕" w:hAnsi="맑은 고딕" w:cs="맑은 고딕"/>
+          <w:sz w:val="20"/>
+        </w:rPr>
+        <w:t xml:space="preserve"> </w:t>
+      </w:r>
+      <w:r>
+        <w:rPr>
+          <w:rFonts w:ascii="맑은 고딕" w:eastAsia="맑은 고딕" w:hAnsi="맑은 고딕" w:cs="맑은 고딕"/>
+          <w:sz w:val="20"/>
+        </w:rPr>
+        <w:t>필수로</w:t>
+      </w:r>
+      <w:r>
+        <w:rPr>
+          <w:rFonts w:ascii="맑은 고딕" w:eastAsia="맑은 고딕" w:hAnsi="맑은 고딕" w:cs="맑은 고딕"/>
+          <w:sz w:val="20"/>
+        </w:rPr>
+        <w:t xml:space="preserve"> </w:t>
+      </w:r>
+      <w:r>
+        <w:rPr>
+          <w:rFonts w:ascii="맑은 고딕" w:eastAsia="맑은 고딕" w:hAnsi="맑은 고딕" w:cs="맑은 고딕"/>
+          <w:sz w:val="20"/>
+        </w:rPr>
+        <w:t>받지만</w:t>
+      </w:r>
+      <w:r>
+        <w:rPr>
+          <w:rFonts w:ascii="맑은 고딕" w:eastAsia="맑은 고딕" w:hAnsi="맑은 고딕" w:cs="맑은 고딕"/>
+          <w:sz w:val="20"/>
+        </w:rPr>
+        <w:t xml:space="preserve">, DB </w:t>
+      </w:r>
+      <w:r>
+        <w:rPr>
+          <w:rFonts w:ascii="맑은 고딕" w:eastAsia="맑은 고딕" w:hAnsi="맑은 고딕" w:cs="맑은 고딕"/>
+          <w:sz w:val="20"/>
+        </w:rPr>
+        <w:t>에</w:t>
+      </w:r>
+      <w:r>
+        <w:rPr>
+          <w:rFonts w:ascii="맑은 고딕" w:eastAsia="맑은 고딕" w:hAnsi="맑은 고딕" w:cs="맑은 고딕"/>
+          <w:sz w:val="20"/>
+        </w:rPr>
+        <w:t xml:space="preserve"> </w:t>
+      </w:r>
+      <w:r>
+        <w:rPr>
+          <w:rFonts w:ascii="맑은 고딕" w:eastAsia="맑은 고딕" w:hAnsi="맑은 고딕" w:cs="맑은 고딕"/>
+          <w:sz w:val="20"/>
+        </w:rPr>
+        <w:t>직접</w:t>
+      </w:r>
+      <w:r>
+        <w:rPr>
+          <w:rFonts w:ascii="맑은 고딕" w:eastAsia="맑은 고딕" w:hAnsi="맑은 고딕" w:cs="맑은 고딕"/>
+          <w:sz w:val="20"/>
+        </w:rPr>
+        <w:t xml:space="preserve"> </w:t>
+      </w:r>
+      <w:r>
+        <w:rPr>
+          <w:rFonts w:ascii="맑은 고딕" w:eastAsia="맑은 고딕" w:hAnsi="맑은 고딕" w:cs="맑은 고딕"/>
+          <w:sz w:val="20"/>
+        </w:rPr>
+        <w:t>들어간</w:t>
+      </w:r>
+      <w:r>
+        <w:rPr>
+          <w:rFonts w:ascii="맑은 고딕" w:eastAsia="맑은 고딕" w:hAnsi="맑은 고딕" w:cs="맑은 고딕"/>
+          <w:sz w:val="20"/>
+        </w:rPr>
+        <w:t xml:space="preserve"> </w:t>
+      </w:r>
+      <w:r>
+        <w:rPr>
+          <w:rFonts w:ascii="맑은 고딕" w:eastAsia="맑은 고딕" w:hAnsi="맑은 고딕" w:cs="맑은 고딕"/>
+          <w:sz w:val="20"/>
+        </w:rPr>
+        <w:t>데이터</w:t>
+      </w:r>
+      <w:r>
+        <w:rPr>
+          <w:rFonts w:ascii="맑은 고딕" w:eastAsia="맑은 고딕" w:hAnsi="맑은 고딕" w:cs="맑은 고딕"/>
+          <w:sz w:val="20"/>
+        </w:rPr>
+        <w:t xml:space="preserve"> </w:t>
+      </w:r>
+      <w:r>
+        <w:rPr>
+          <w:rFonts w:ascii="맑은 고딕" w:eastAsia="맑은 고딕" w:hAnsi="맑은 고딕" w:cs="맑은 고딕"/>
+          <w:sz w:val="20"/>
+        </w:rPr>
+        <w:t>등</w:t>
+      </w:r>
+      <w:r>
+        <w:rPr>
+          <w:rFonts w:ascii="맑은 고딕" w:eastAsia="맑은 고딕" w:hAnsi="맑은 고딕" w:cs="맑은 고딕"/>
+          <w:sz w:val="20"/>
+        </w:rPr>
+        <w:t xml:space="preserve"> </w:t>
+      </w:r>
+      <w:r>
+        <w:rPr>
+          <w:rFonts w:ascii="맑은 고딕" w:eastAsia="맑은 고딕" w:hAnsi="맑은 고딕" w:cs="맑은 고딕"/>
+          <w:sz w:val="20"/>
+        </w:rPr>
+        <w:t>상세정보가</w:t>
+      </w:r>
+      <w:r>
+        <w:rPr>
+          <w:rFonts w:ascii="맑은 고딕" w:eastAsia="맑은 고딕" w:hAnsi="맑은 고딕" w:cs="맑은 고딕"/>
+          <w:sz w:val="20"/>
+        </w:rPr>
+        <w:t xml:space="preserve"> </w:t>
+      </w:r>
+      <w:r>
+        <w:rPr>
+          <w:rFonts w:ascii="맑은 고딕" w:eastAsia="맑은 고딕" w:hAnsi="맑은 고딕" w:cs="맑은 고딕"/>
+          <w:sz w:val="20"/>
+        </w:rPr>
+        <w:t>없는</w:t>
+      </w:r>
+      <w:r>
+        <w:rPr>
+          <w:rFonts w:ascii="맑은 고딕" w:eastAsia="맑은 고딕" w:hAnsi="맑은 고딕" w:cs="맑은 고딕"/>
+          <w:sz w:val="20"/>
+        </w:rPr>
+        <w:t xml:space="preserve"> </w:t>
+      </w:r>
+      <w:r>
+        <w:rPr>
+          <w:rFonts w:ascii="맑은 고딕" w:eastAsia="맑은 고딕" w:hAnsi="맑은 고딕" w:cs="맑은 고딕"/>
+          <w:sz w:val="20"/>
+        </w:rPr>
+        <w:t>행이</w:t>
+      </w:r>
+      <w:r>
+        <w:rPr>
+          <w:rFonts w:ascii="맑은 고딕" w:eastAsia="맑은 고딕" w:hAnsi="맑은 고딕" w:cs="맑은 고딕"/>
+          <w:sz w:val="20"/>
+        </w:rPr>
+        <w:t xml:space="preserve"> </w:t>
+      </w:r>
+      <w:r>
+        <w:rPr>
+          <w:rFonts w:ascii="맑은 고딕" w:eastAsia="맑은 고딕" w:hAnsi="맑은 고딕" w:cs="맑은 고딕"/>
+          <w:sz w:val="20"/>
+        </w:rPr>
+        <w:t>있으면</w:t>
+      </w:r>
+      <w:r>
+        <w:rPr>
+          <w:rFonts w:ascii="맑은 고딕" w:eastAsia="맑은 고딕" w:hAnsi="맑은 고딕" w:cs="맑은 고딕"/>
+          <w:sz w:val="20"/>
+        </w:rPr>
+        <w:t xml:space="preserve"> </w:t>
+      </w:r>
+      <w:r>
+        <w:rPr>
+          <w:rFonts w:ascii="맑은 고딕" w:eastAsia="맑은 고딕" w:hAnsi="맑은 고딕" w:cs="맑은 고딕"/>
+          <w:sz w:val="20"/>
+        </w:rPr>
+        <w:t>내부</w:t>
+      </w:r>
+      <w:r>
+        <w:rPr>
+          <w:rFonts w:ascii="맑은 고딕" w:eastAsia="맑은 고딕" w:hAnsi="맑은 고딕" w:cs="맑은 고딕"/>
+          <w:sz w:val="20"/>
+        </w:rPr>
+        <w:t xml:space="preserve"> </w:t>
+      </w:r>
+      <w:r>
+        <w:rPr>
+          <w:rFonts w:ascii="맑은 고딕" w:eastAsia="맑은 고딕" w:hAnsi="맑은 고딕" w:cs="맑은 고딕"/>
+          <w:sz w:val="20"/>
+        </w:rPr>
+        <w:t>조인에서는</w:t>
+      </w:r>
+      <w:r>
+        <w:rPr>
+          <w:rFonts w:ascii="맑은 고딕" w:eastAsia="맑은 고딕" w:hAnsi="맑은 고딕" w:cs="맑은 고딕"/>
+          <w:sz w:val="20"/>
+        </w:rPr>
+        <w:t xml:space="preserve"> </w:t>
+      </w:r>
+      <w:r>
+        <w:rPr>
+          <w:rFonts w:ascii="맑은 고딕" w:eastAsia="맑은 고딕" w:hAnsi="맑은 고딕" w:cs="맑은 고딕"/>
+          <w:sz w:val="20"/>
+        </w:rPr>
+        <w:t>학생이</w:t>
+      </w:r>
+      <w:r>
+        <w:rPr>
+          <w:rFonts w:ascii="맑은 고딕" w:eastAsia="맑은 고딕" w:hAnsi="맑은 고딕" w:cs="맑은 고딕"/>
+          <w:sz w:val="20"/>
+        </w:rPr>
+        <w:t xml:space="preserve"> </w:t>
+      </w:r>
+      <w:r>
+        <w:rPr>
+          <w:rFonts w:ascii="맑은 고딕" w:eastAsia="맑은 고딕" w:hAnsi="맑은 고딕" w:cs="맑은 고딕"/>
+          <w:sz w:val="20"/>
+        </w:rPr>
+        <w:t>조회되지</w:t>
+      </w:r>
+      <w:r>
+        <w:rPr>
+          <w:rFonts w:ascii="맑은 고딕" w:eastAsia="맑은 고딕" w:hAnsi="맑은 고딕" w:cs="맑은 고딕"/>
+          <w:sz w:val="20"/>
+        </w:rPr>
+        <w:t xml:space="preserve"> </w:t>
+      </w:r>
+      <w:r>
+        <w:rPr>
+          <w:rFonts w:ascii="맑은 고딕" w:eastAsia="맑은 고딕" w:hAnsi="맑은 고딕" w:cs="맑은 고딕"/>
+          <w:sz w:val="20"/>
+        </w:rPr>
+        <w:t>않아</w:t>
+      </w:r>
+      <w:r>
+        <w:rPr>
+          <w:rFonts w:ascii="맑은 고딕" w:eastAsia="맑은 고딕" w:hAnsi="맑은 고딕" w:cs="맑은 고딕"/>
+          <w:sz w:val="20"/>
+        </w:rPr>
+        <w:t xml:space="preserve"> 404 </w:t>
+      </w:r>
+      <w:r>
+        <w:rPr>
+          <w:rFonts w:ascii="맑은 고딕" w:eastAsia="맑은 고딕" w:hAnsi="맑은 고딕" w:cs="맑은 고딕"/>
+          <w:sz w:val="20"/>
+        </w:rPr>
+        <w:t>가</w:t>
+      </w:r>
+      <w:r>
+        <w:rPr>
+          <w:rFonts w:ascii="맑은 고딕" w:eastAsia="맑은 고딕" w:hAnsi="맑은 고딕" w:cs="맑은 고딕"/>
+          <w:sz w:val="20"/>
+        </w:rPr>
+        <w:t xml:space="preserve"> </w:t>
+      </w:r>
+      <w:r>
+        <w:rPr>
+          <w:rFonts w:ascii="맑은 고딕" w:eastAsia="맑은 고딕" w:hAnsi="맑은 고딕" w:cs="맑은 고딕"/>
+          <w:sz w:val="20"/>
+        </w:rPr>
+        <w:t>되기</w:t>
+      </w:r>
+      <w:r>
+        <w:rPr>
+          <w:rFonts w:ascii="맑은 고딕" w:eastAsia="맑은 고딕" w:hAnsi="맑은 고딕" w:cs="맑은 고딕"/>
+          <w:sz w:val="20"/>
+        </w:rPr>
+        <w:t xml:space="preserve"> </w:t>
+      </w:r>
+      <w:r>
+        <w:rPr>
+          <w:rFonts w:ascii="맑은 고딕" w:eastAsia="맑은 고딕" w:hAnsi="맑은 고딕" w:cs="맑은 고딕"/>
+          <w:sz w:val="20"/>
+        </w:rPr>
+        <w:t>때문입니다</w:t>
+      </w:r>
+      <w:r>
+        <w:rPr>
+          <w:rFonts w:ascii="맑은 고딕" w:eastAsia="맑은 고딕" w:hAnsi="맑은 고딕" w:cs="맑은 고딕"/>
+          <w:sz w:val="20"/>
+        </w:rPr>
+        <w:t>.</w:t>
+      </w:r>
+    </w:p>
+    <w:p>
+      <w:pPr>
+        <w:spacing w:before="160" w:after="40"/>
+      </w:pPr>
+      <w:proofErr w:type="spellStart"/>
+      <w:r>
+        <w:rPr>
+          <w:rFonts w:ascii="Courier New" w:eastAsia="Courier New" w:hAnsi="Courier New" w:cs="Courier New"/>
+          <w:b/>
+          <w:color w:val="188038"/>
+          <w:sz w:val="21"/>
+        </w:rPr>
+        <w:t>DepartmentRepository</w:t>
+      </w:r>
+      <w:proofErr w:type="spellEnd"/>
+    </w:p>
+    <w:p>
+      <w:pPr>
+        <w:widowControl w:val="0"/>
+        <w:numPr>
+          <w:ilvl w:val="0"/>
+          <w:numId w:val="1"/>
+        </w:numPr>
+        <w:shd w:val="clear" w:color="auto" w:fill="FFFFFE"/>
+        <w:spacing w:line="360" w:lineRule="auto"/>
+        <w:rPr>
+          <w:rFonts w:ascii="Courier New" w:eastAsia="Courier New" w:hAnsi="Courier New" w:cs="Courier New"/>
+          <w:b/>
+          <w:bCs/>
+          <w:color w:val="383A42"/>
+          <w:sz w:val="20"/>
+          <w:szCs w:val="20"/>
+          <w:highlight w:val="white"/>
+        </w:rPr>
+      </w:pPr>
+      <w:proofErr w:type="spellStart"/>
+      <w:r>
+        <w:rPr>
+          <w:rFonts w:ascii="Courier New" w:eastAsia="Courier New" w:hAnsi="Courier New" w:cs="Courier New"/>
+          <w:color w:val="188038"/>
+          <w:sz w:val="19"/>
+        </w:rPr>
+        <w:t>findAllSummaries</w:t>
+      </w:r>
+      <w:proofErr w:type="spellEnd"/>
+      <w:r>
+        <w:rPr>
+          <w:rFonts w:ascii="Courier New" w:eastAsia="Courier New" w:hAnsi="Courier New" w:cs="Courier New"/>
+          <w:color w:val="188038"/>
+          <w:sz w:val="19"/>
+        </w:rPr>
+        <w:t>()</w:t>
+      </w:r>
+      <w:r>
+        <w:rPr>
+          <w:rFonts w:ascii="맑은 고딕" w:eastAsia="맑은 고딕" w:hAnsi="맑은 고딕" w:cs="맑은 고딕"/>
+          <w:sz w:val="20"/>
+        </w:rPr>
+        <w:t xml:space="preserve"> 와 </w:t>
+      </w:r>
+      <w:proofErr w:type="spellStart"/>
+      <w:r>
+        <w:rPr>
+          <w:rFonts w:ascii="맑은 고딕" w:eastAsia="맑은 고딕" w:hAnsi="맑은 고딕" w:cs="맑은 고딕"/>
+          <w:sz w:val="20"/>
+        </w:rPr>
+        <w:t>페이징</w:t>
+      </w:r>
+      <w:proofErr w:type="spellEnd"/>
+      <w:r>
+        <w:rPr>
+          <w:rFonts w:ascii="맑은 고딕" w:eastAsia="맑은 고딕" w:hAnsi="맑은 고딕" w:cs="맑은 고딕"/>
+          <w:sz w:val="20"/>
+        </w:rPr>
+        <w:t xml:space="preserve"> 버전을 추가했습니다. </w:t>
+      </w:r>
+      <w:proofErr w:type="spellStart"/>
+      <w:r>
+        <w:rPr>
+          <w:rFonts w:ascii="맑은 고딕" w:eastAsia="맑은 고딕" w:hAnsi="맑은 고딕" w:cs="맑은 고딕"/>
+          <w:sz w:val="20"/>
+        </w:rPr>
+        <w:t>프로젝션으로</w:t>
+      </w:r>
+      <w:proofErr w:type="spellEnd"/>
+      <w:r>
+        <w:rPr>
+          <w:rFonts w:ascii="맑은 고딕" w:eastAsia="맑은 고딕" w:hAnsi="맑은 고딕" w:cs="맑은 고딕"/>
+          <w:sz w:val="20"/>
+        </w:rPr>
+        <w:t xml:space="preserve"> 학생 수를 집계합니다.</w:t>
+      </w:r>
+    </w:p>
+    <w:p>
+      <w:pPr>
+        <w:widowControl w:val="0"/>
+        <w:numPr>
+          <w:ilvl w:val="0"/>
+          <w:numId w:val="1"/>
+        </w:numPr>
+        <w:shd w:val="clear" w:color="auto" w:fill="FFFFFE"/>
+        <w:spacing w:line="360" w:lineRule="auto"/>
+        <w:rPr>
+          <w:rFonts w:ascii="Courier New" w:eastAsia="Courier New" w:hAnsi="Courier New" w:cs="Courier New"/>
+          <w:b/>
+          <w:bCs/>
+          <w:color w:val="383A42"/>
+          <w:sz w:val="20"/>
+          <w:szCs w:val="20"/>
+          <w:highlight w:val="white"/>
+        </w:rPr>
+      </w:pPr>
+      <w:proofErr w:type="spellStart"/>
+      <w:r>
+        <w:rPr>
+          <w:rFonts w:ascii="Courier New" w:eastAsia="Courier New" w:hAnsi="Courier New" w:cs="Courier New"/>
+          <w:color w:val="188038"/>
+          <w:sz w:val="19"/>
+        </w:rPr>
+        <w:lastRenderedPageBreak/>
+        <w:t>findByIdWithStudents</w:t>
+      </w:r>
+      <w:proofErr w:type="spellEnd"/>
+      <w:r>
+        <w:rPr>
+          <w:rFonts w:ascii="Courier New" w:eastAsia="Courier New" w:hAnsi="Courier New" w:cs="Courier New"/>
+          <w:color w:val="188038"/>
+          <w:sz w:val="19"/>
+        </w:rPr>
+        <w:t>()</w:t>
+      </w:r>
+      <w:r>
+        <w:rPr>
+          <w:rFonts w:ascii="맑은 고딕" w:eastAsia="맑은 고딕" w:hAnsi="맑은 고딕" w:cs="맑은 고딕"/>
+          <w:sz w:val="20"/>
+        </w:rPr>
+        <w:t xml:space="preserve"> 가 학생의 </w:t>
+      </w:r>
+      <w:proofErr w:type="spellStart"/>
+      <w:proofErr w:type="gramStart"/>
+      <w:r>
+        <w:rPr>
+          <w:rFonts w:ascii="Courier New" w:eastAsia="Courier New" w:hAnsi="Courier New" w:cs="Courier New"/>
+          <w:color w:val="188038"/>
+          <w:sz w:val="19"/>
+        </w:rPr>
+        <w:t>studentDetail</w:t>
+      </w:r>
+      <w:proofErr w:type="spellEnd"/>
+      <w:r>
+        <w:rPr>
+          <w:rFonts w:ascii="맑은 고딕" w:eastAsia="맑은 고딕" w:hAnsi="맑은 고딕" w:cs="맑은 고딕"/>
+          <w:sz w:val="20"/>
+        </w:rPr>
+        <w:t xml:space="preserve"> 까지</w:t>
+      </w:r>
+      <w:proofErr w:type="gramEnd"/>
+      <w:r>
+        <w:rPr>
+          <w:rFonts w:ascii="맑은 고딕" w:eastAsia="맑은 고딕" w:hAnsi="맑은 고딕" w:cs="맑은 고딕"/>
+          <w:sz w:val="20"/>
+        </w:rPr>
+        <w:t xml:space="preserve"> 함께 조회하도록 확장했습니다.</w:t>
+      </w:r>
+    </w:p>
+    <w:p>
+      <w:pPr>
+        <w:widowControl w:val="0"/>
+        <w:numPr>
+          <w:ilvl w:val="0"/>
+          <w:numId w:val="1"/>
+        </w:numPr>
+        <w:shd w:val="clear" w:color="auto" w:fill="FFFFFE"/>
+        <w:spacing w:line="360" w:lineRule="auto"/>
+        <w:rPr>
+          <w:rFonts w:ascii="Courier New" w:eastAsia="Courier New" w:hAnsi="Courier New" w:cs="Courier New"/>
+          <w:b/>
+          <w:bCs/>
+          <w:color w:val="383A42"/>
+          <w:sz w:val="20"/>
+          <w:szCs w:val="20"/>
+          <w:highlight w:val="white"/>
+        </w:rPr>
+      </w:pPr>
+      <w:proofErr w:type="spellStart"/>
+      <w:r>
+        <w:rPr>
+          <w:rFonts w:ascii="Courier New" w:eastAsia="Courier New" w:hAnsi="Courier New" w:cs="Courier New"/>
+          <w:color w:val="188038"/>
+          <w:sz w:val="19"/>
+        </w:rPr>
+        <w:t>findByCodeWithStudents</w:t>
+      </w:r>
+      <w:proofErr w:type="spellEnd"/>
+      <w:r>
+        <w:rPr>
+          <w:rFonts w:ascii="Courier New" w:eastAsia="Courier New" w:hAnsi="Courier New" w:cs="Courier New"/>
+          <w:color w:val="188038"/>
+          <w:sz w:val="19"/>
+        </w:rPr>
+        <w:t>()</w:t>
+      </w:r>
+      <w:r>
+        <w:rPr>
+          <w:rFonts w:ascii="맑은 고딕" w:eastAsia="맑은 고딕" w:hAnsi="맑은 고딕" w:cs="맑은 고딕"/>
+          <w:sz w:val="20"/>
+        </w:rPr>
+        <w:t xml:space="preserve"> </w:t>
+      </w:r>
+      <w:proofErr w:type="spellStart"/>
+      <w:r>
+        <w:rPr>
+          <w:rFonts w:ascii="맑은 고딕" w:eastAsia="맑은 고딕" w:hAnsi="맑은 고딕" w:cs="맑은 고딕"/>
+          <w:sz w:val="20"/>
+        </w:rPr>
+        <w:t>를</w:t>
+      </w:r>
+      <w:proofErr w:type="spellEnd"/>
+      <w:r>
+        <w:rPr>
+          <w:rFonts w:ascii="맑은 고딕" w:eastAsia="맑은 고딕" w:hAnsi="맑은 고딕" w:cs="맑은 고딕"/>
+          <w:sz w:val="20"/>
+        </w:rPr>
+        <w:t xml:space="preserve"> 추가했습니다.</w:t>
+      </w:r>
+    </w:p>
+    <w:p>
+      <w:pPr>
+        <w:spacing w:before="160" w:after="40"/>
+      </w:pPr>
+      <w:proofErr w:type="spellStart"/>
+      <w:r>
+        <w:rPr>
+          <w:rFonts w:ascii="Courier New" w:eastAsia="Courier New" w:hAnsi="Courier New" w:cs="Courier New"/>
+          <w:b/>
+          <w:color w:val="188038"/>
+          <w:sz w:val="21"/>
+        </w:rPr>
+        <w:t>StudentService</w:t>
+      </w:r>
+      <w:proofErr w:type="spellEnd"/>
+    </w:p>
+    <w:p>
+      <w:pPr>
+        <w:widowControl w:val="0"/>
+        <w:spacing w:line="259" w:lineRule="auto"/>
+        <w:jc w:val="both"/>
+        <w:rPr>
+          <w:lang w:val="en-US"/>
+        </w:rPr>
+      </w:pPr>
+      <w:hyperlink r:id="rId12">
+        <w:r>
+          <w:rPr>
+            <w:color w:val="1155CC"/>
+            <w:u w:val="single"/>
+            <w:lang w:val="en-US"/>
+          </w:rPr>
+          <w:t>https://gist.github.com/mysoyul/63d9dcb130b065f0d9a901bd44ef114e</w:t>
+        </w:r>
+      </w:hyperlink>
+    </w:p>
+    <w:p>
+      <w:pPr>
+        <w:widowControl w:val="0"/>
+        <w:numPr>
+          <w:ilvl w:val="0"/>
+          <w:numId w:val="1"/>
+        </w:numPr>
+        <w:shd w:val="clear" w:color="auto" w:fill="FFFFFE"/>
+        <w:spacing w:line="360" w:lineRule="auto"/>
+        <w:rPr>
+          <w:rFonts w:ascii="Courier New" w:eastAsia="Courier New" w:hAnsi="Courier New" w:cs="Courier New"/>
+          <w:b/>
+          <w:bCs/>
+          <w:color w:val="383A42"/>
+          <w:sz w:val="20"/>
+          <w:szCs w:val="20"/>
+          <w:highlight w:val="white"/>
+        </w:rPr>
+      </w:pPr>
+      <w:proofErr w:type="spellStart"/>
+      <w:r>
+        <w:rPr>
+          <w:rFonts w:ascii="맑은 고딕" w:eastAsia="맑은 고딕" w:hAnsi="맑은 고딕" w:cs="맑은 고딕"/>
+          <w:sz w:val="20"/>
+        </w:rPr>
+        <w:t>페이징</w:t>
+      </w:r>
+      <w:proofErr w:type="spellEnd"/>
+      <w:r>
+        <w:rPr>
+          <w:rFonts w:ascii="맑은 고딕" w:eastAsia="맑은 고딕" w:hAnsi="맑은 고딕" w:cs="맑은 고딕"/>
+          <w:sz w:val="20"/>
+        </w:rPr>
+        <w:t xml:space="preserve"> 조회 메서드를 추가했습니다.</w:t>
+      </w:r>
+    </w:p>
+    <w:p>
+      <w:pPr>
+        <w:widowControl w:val="0"/>
+        <w:numPr>
+          <w:ilvl w:val="0"/>
+          <w:numId w:val="1"/>
+        </w:numPr>
+        <w:shd w:val="clear" w:color="auto" w:fill="FFFFFE"/>
+        <w:spacing w:line="360" w:lineRule="auto"/>
+        <w:rPr>
+          <w:rFonts w:ascii="Courier New" w:eastAsia="Courier New" w:hAnsi="Courier New" w:cs="Courier New"/>
+          <w:b/>
+          <w:bCs/>
+          <w:color w:val="383A42"/>
+          <w:sz w:val="20"/>
+          <w:szCs w:val="20"/>
+          <w:highlight w:val="white"/>
+        </w:rPr>
+      </w:pPr>
+      <w:r>
+        <w:rPr>
+          <w:rFonts w:ascii="맑은 고딕" w:eastAsia="맑은 고딕" w:hAnsi="맑은 고딕" w:cs="맑은 고딕"/>
+          <w:sz w:val="20"/>
+        </w:rPr>
+        <w:t xml:space="preserve">목록 조회가 </w:t>
+      </w:r>
+      <w:proofErr w:type="spellStart"/>
+      <w:r>
+        <w:rPr>
+          <w:rFonts w:ascii="Courier New" w:eastAsia="Courier New" w:hAnsi="Courier New" w:cs="Courier New"/>
+          <w:color w:val="188038"/>
+          <w:sz w:val="19"/>
+        </w:rPr>
+        <w:t>findAll</w:t>
+      </w:r>
+      <w:proofErr w:type="spellEnd"/>
+      <w:r>
+        <w:rPr>
+          <w:rFonts w:ascii="Courier New" w:eastAsia="Courier New" w:hAnsi="Courier New" w:cs="Courier New"/>
+          <w:color w:val="188038"/>
+          <w:sz w:val="19"/>
+        </w:rPr>
+        <w:t>()</w:t>
+      </w:r>
+      <w:r>
+        <w:rPr>
+          <w:rFonts w:ascii="맑은 고딕" w:eastAsia="맑은 고딕" w:hAnsi="맑은 고딕" w:cs="맑은 고딕"/>
+          <w:sz w:val="20"/>
+        </w:rPr>
+        <w:t xml:space="preserve"> 대신 </w:t>
+      </w:r>
+      <w:proofErr w:type="spellStart"/>
+      <w:r>
+        <w:rPr>
+          <w:rFonts w:ascii="Courier New" w:eastAsia="Courier New" w:hAnsi="Courier New" w:cs="Courier New"/>
+          <w:color w:val="188038"/>
+          <w:sz w:val="19"/>
+        </w:rPr>
+        <w:t>findAllWithDetails</w:t>
+      </w:r>
+      <w:proofErr w:type="spellEnd"/>
+      <w:r>
+        <w:rPr>
+          <w:rFonts w:ascii="Courier New" w:eastAsia="Courier New" w:hAnsi="Courier New" w:cs="Courier New"/>
+          <w:color w:val="188038"/>
+          <w:sz w:val="19"/>
+        </w:rPr>
+        <w:t>()</w:t>
+      </w:r>
+      <w:r>
+        <w:rPr>
+          <w:rFonts w:ascii="맑은 고딕" w:eastAsia="맑은 고딕" w:hAnsi="맑은 고딕" w:cs="맑은 고딕"/>
+          <w:sz w:val="20"/>
+        </w:rPr>
+        <w:t xml:space="preserve"> </w:t>
+      </w:r>
+      <w:proofErr w:type="spellStart"/>
+      <w:r>
+        <w:rPr>
+          <w:rFonts w:ascii="맑은 고딕" w:eastAsia="맑은 고딕" w:hAnsi="맑은 고딕" w:cs="맑은 고딕"/>
+          <w:sz w:val="20"/>
+        </w:rPr>
+        <w:t>를</w:t>
+      </w:r>
+      <w:proofErr w:type="spellEnd"/>
+      <w:r>
+        <w:rPr>
+          <w:rFonts w:ascii="맑은 고딕" w:eastAsia="맑은 고딕" w:hAnsi="맑은 고딕" w:cs="맑은 고딕"/>
+          <w:sz w:val="20"/>
+        </w:rPr>
+        <w:t xml:space="preserve"> 사용합니다.</w:t>
+      </w:r>
+    </w:p>
+    <w:p>
+      <w:pPr>
+        <w:widowControl w:val="0"/>
+        <w:numPr>
+          <w:ilvl w:val="0"/>
+          <w:numId w:val="1"/>
+        </w:numPr>
+        <w:shd w:val="clear" w:color="auto" w:fill="FFFFFE"/>
+        <w:spacing w:line="360" w:lineRule="auto"/>
+        <w:rPr>
+          <w:rFonts w:ascii="Courier New" w:eastAsia="Courier New" w:hAnsi="Courier New" w:cs="Courier New"/>
+          <w:b/>
+          <w:bCs/>
+          <w:color w:val="383A42"/>
+          <w:sz w:val="20"/>
+          <w:szCs w:val="20"/>
+          <w:highlight w:val="white"/>
+        </w:rPr>
+      </w:pPr>
+      <w:proofErr w:type="spellStart"/>
+      <w:r>
+        <w:rPr>
+          <w:rFonts w:ascii="Courier New" w:eastAsia="Courier New" w:hAnsi="Courier New" w:cs="Courier New"/>
+          <w:color w:val="188038"/>
+          <w:sz w:val="19"/>
+        </w:rPr>
+        <w:t>updateStudent</w:t>
+      </w:r>
+      <w:proofErr w:type="spellEnd"/>
+      <w:r>
+        <w:rPr>
+          <w:rFonts w:ascii="Courier New" w:eastAsia="Courier New" w:hAnsi="Courier New" w:cs="Courier New"/>
+          <w:color w:val="188038"/>
+          <w:sz w:val="19"/>
+        </w:rPr>
+        <w:t>()</w:t>
+      </w:r>
+      <w:r>
+        <w:rPr>
+          <w:rFonts w:ascii="맑은 고딕" w:eastAsia="맑은 고딕" w:hAnsi="맑은 고딕" w:cs="맑은 고딕"/>
+          <w:sz w:val="20"/>
+        </w:rPr>
+        <w:t xml:space="preserve"> 에서 중복 검사를 </w:t>
+      </w:r>
+      <w:proofErr w:type="spellStart"/>
+      <w:r>
+        <w:rPr>
+          <w:rFonts w:ascii="Courier New" w:eastAsia="Courier New" w:hAnsi="Courier New" w:cs="Courier New"/>
+          <w:color w:val="188038"/>
+          <w:sz w:val="19"/>
+        </w:rPr>
+        <w:t>StudentDetail</w:t>
+      </w:r>
+      <w:proofErr w:type="spellEnd"/>
+      <w:r>
+        <w:rPr>
+          <w:rFonts w:ascii="맑은 고딕" w:eastAsia="맑은 고딕" w:hAnsi="맑은 고딕" w:cs="맑은 고딕"/>
+          <w:sz w:val="20"/>
+        </w:rPr>
+        <w:t xml:space="preserve"> 생성보다 먼저 수행하도록 순서를 바꿨습니다. 검사용 조회 쿼리가 </w:t>
+      </w:r>
+      <w:proofErr w:type="spellStart"/>
+      <w:r>
+        <w:rPr>
+          <w:rFonts w:ascii="맑은 고딕" w:eastAsia="맑은 고딕" w:hAnsi="맑은 고딕" w:cs="맑은 고딕"/>
+          <w:sz w:val="20"/>
+        </w:rPr>
+        <w:t>flush</w:t>
+      </w:r>
+      <w:proofErr w:type="spellEnd"/>
+      <w:r>
+        <w:rPr>
+          <w:rFonts w:ascii="맑은 고딕" w:eastAsia="맑은 고딕" w:hAnsi="맑은 고딕" w:cs="맑은 고딕"/>
+          <w:sz w:val="20"/>
+        </w:rPr>
+        <w:t xml:space="preserve"> </w:t>
+      </w:r>
+      <w:proofErr w:type="spellStart"/>
+      <w:r>
+        <w:rPr>
+          <w:rFonts w:ascii="맑은 고딕" w:eastAsia="맑은 고딕" w:hAnsi="맑은 고딕" w:cs="맑은 고딕"/>
+          <w:sz w:val="20"/>
+        </w:rPr>
+        <w:t>를</w:t>
+      </w:r>
+      <w:proofErr w:type="spellEnd"/>
+      <w:r>
+        <w:rPr>
+          <w:rFonts w:ascii="맑은 고딕" w:eastAsia="맑은 고딕" w:hAnsi="맑은 고딕" w:cs="맑은 고딕"/>
+          <w:sz w:val="20"/>
+        </w:rPr>
+        <w:t xml:space="preserve"> 유발해 값이 비어 있는 행이 INSERT 되기 때문입니다. 이메일과 전화번호 두 가지를 검사하므로 둘 다 생성 앞으로 옮겨야 하며, 하나라도 뒤에 남으면 같은 오류가 발생합니다. </w:t>
+      </w:r>
+      <w:proofErr w:type="gramStart"/>
+      <w:r>
+        <w:rPr>
+          <w:rFonts w:ascii="맑은 고딕" w:eastAsia="맑은 고딕" w:hAnsi="맑은 고딕" w:cs="맑은 고딕"/>
+          <w:sz w:val="20"/>
+        </w:rPr>
+        <w:t>( 자세한</w:t>
+      </w:r>
+      <w:proofErr w:type="gramEnd"/>
+      <w:r>
+        <w:rPr>
+          <w:rFonts w:ascii="맑은 고딕" w:eastAsia="맑은 고딕" w:hAnsi="맑은 고딕" w:cs="맑은 고딕"/>
+          <w:sz w:val="20"/>
+        </w:rPr>
+        <w:t xml:space="preserve"> 설명은 실습2-4 문서 참고 )</w:t>
+      </w:r>
+    </w:p>
+    <w:p>
+      <w:pPr>
+        <w:spacing w:before="160" w:after="40"/>
+      </w:pPr>
+      <w:proofErr w:type="spellStart"/>
+      <w:r>
+        <w:rPr>
+          <w:rFonts w:ascii="Courier New" w:eastAsia="Courier New" w:hAnsi="Courier New" w:cs="Courier New"/>
+          <w:b/>
+          <w:color w:val="188038"/>
+          <w:sz w:val="21"/>
+        </w:rPr>
+        <w:t>StudentDetailService</w:t>
+      </w:r>
+      <w:proofErr w:type="spellEnd"/>
+    </w:p>
+    <w:p>
+      <w:pPr>
+        <w:widowControl w:val="0"/>
+        <w:numPr>
+          <w:ilvl w:val="0"/>
+          <w:numId w:val="1"/>
+        </w:numPr>
+        <w:shd w:val="clear" w:color="auto" w:fill="FFFFFE"/>
+        <w:spacing w:line="360" w:lineRule="auto"/>
+        <w:rPr>
+          <w:rFonts w:ascii="Courier New" w:eastAsia="Courier New" w:hAnsi="Courier New" w:cs="Courier New"/>
+          <w:b/>
+          <w:bCs/>
+          <w:color w:val="383A42"/>
+          <w:sz w:val="20"/>
+          <w:szCs w:val="20"/>
+          <w:highlight w:val="white"/>
+        </w:rPr>
+      </w:pPr>
+      <w:r>
+        <w:rPr>
+          <w:rFonts w:ascii="Courier New" w:eastAsia="Courier New" w:hAnsi="Courier New" w:cs="Courier New"/>
+          <w:color w:val="188038"/>
+          <w:sz w:val="19"/>
+        </w:rPr>
+        <w:t>/</w:t>
+      </w:r>
+      <w:proofErr w:type="spellStart"/>
+      <w:r>
+        <w:rPr>
+          <w:rFonts w:ascii="Courier New" w:eastAsia="Courier New" w:hAnsi="Courier New" w:cs="Courier New"/>
+          <w:color w:val="188038"/>
+          <w:sz w:val="19"/>
+        </w:rPr>
+        <w:t>api</w:t>
+      </w:r>
+      <w:proofErr w:type="spellEnd"/>
+      <w:r>
+        <w:rPr>
+          <w:rFonts w:ascii="Courier New" w:eastAsia="Courier New" w:hAnsi="Courier New" w:cs="Courier New"/>
+          <w:color w:val="188038"/>
+          <w:sz w:val="19"/>
+        </w:rPr>
+        <w:t>/</w:t>
+      </w:r>
+      <w:proofErr w:type="spellStart"/>
+      <w:r>
+        <w:rPr>
+          <w:rFonts w:ascii="Courier New" w:eastAsia="Courier New" w:hAnsi="Courier New" w:cs="Courier New"/>
+          <w:color w:val="188038"/>
+          <w:sz w:val="19"/>
+        </w:rPr>
+        <w:t>students</w:t>
+      </w:r>
+      <w:proofErr w:type="spellEnd"/>
+      <w:r>
+        <w:rPr>
+          <w:rFonts w:ascii="Courier New" w:eastAsia="Courier New" w:hAnsi="Courier New" w:cs="Courier New"/>
+          <w:color w:val="188038"/>
+          <w:sz w:val="19"/>
+        </w:rPr>
+        <w:t>/</w:t>
+      </w:r>
+      <w:proofErr w:type="spellStart"/>
+      <w:r>
+        <w:rPr>
+          <w:rFonts w:ascii="Courier New" w:eastAsia="Courier New" w:hAnsi="Courier New" w:cs="Courier New"/>
+          <w:color w:val="188038"/>
+          <w:sz w:val="19"/>
+        </w:rPr>
+        <w:t>detail</w:t>
+      </w:r>
+      <w:proofErr w:type="spellEnd"/>
+      <w:r>
+        <w:rPr>
+          <w:rFonts w:ascii="맑은 고딕" w:eastAsia="맑은 고딕" w:hAnsi="맑은 고딕" w:cs="맑은 고딕"/>
+          <w:sz w:val="20"/>
+        </w:rPr>
+        <w:t xml:space="preserve"> 경로를 담당하는 별도 서비스입니다. </w:t>
+      </w:r>
+      <w:proofErr w:type="spellStart"/>
+      <w:r>
+        <w:rPr>
+          <w:rFonts w:ascii="Courier New" w:eastAsia="Courier New" w:hAnsi="Courier New" w:cs="Courier New"/>
+          <w:color w:val="188038"/>
+          <w:sz w:val="19"/>
+        </w:rPr>
+        <w:t>StudentService</w:t>
+      </w:r>
+      <w:proofErr w:type="spellEnd"/>
+      <w:r>
+        <w:rPr>
+          <w:rFonts w:ascii="맑은 고딕" w:eastAsia="맑은 고딕" w:hAnsi="맑은 고딕" w:cs="맑은 고딕"/>
+          <w:sz w:val="20"/>
+        </w:rPr>
+        <w:t xml:space="preserve"> 와 같은 수정을 적용했습니다.</w:t>
+      </w:r>
+    </w:p>
+    <w:p>
+      <w:pPr>
+        <w:widowControl w:val="0"/>
+        <w:numPr>
+          <w:ilvl w:val="0"/>
+          <w:numId w:val="1"/>
+        </w:numPr>
+        <w:shd w:val="clear" w:color="auto" w:fill="FFFFFE"/>
+        <w:spacing w:line="360" w:lineRule="auto"/>
+        <w:rPr>
+          <w:rFonts w:ascii="Courier New" w:eastAsia="Courier New" w:hAnsi="Courier New" w:cs="Courier New"/>
+          <w:b/>
+          <w:bCs/>
+          <w:color w:val="383A42"/>
+          <w:sz w:val="20"/>
+          <w:szCs w:val="20"/>
+          <w:highlight w:val="white"/>
+        </w:rPr>
+      </w:pPr>
+      <w:r>
+        <w:rPr>
+          <w:rFonts w:ascii="맑은 고딕" w:eastAsia="맑은 고딕" w:hAnsi="맑은 고딕" w:cs="맑은 고딕"/>
+          <w:sz w:val="20"/>
+        </w:rPr>
+        <w:t xml:space="preserve">목록 조회 </w:t>
+      </w:r>
+      <w:proofErr w:type="spellStart"/>
+      <w:r>
+        <w:rPr>
+          <w:rFonts w:ascii="맑은 고딕" w:eastAsia="맑은 고딕" w:hAnsi="맑은 고딕" w:cs="맑은 고딕"/>
+          <w:sz w:val="20"/>
+        </w:rPr>
+        <w:t>Fetch</w:t>
+      </w:r>
+      <w:proofErr w:type="spellEnd"/>
+      <w:r>
+        <w:rPr>
+          <w:rFonts w:ascii="맑은 고딕" w:eastAsia="맑은 고딕" w:hAnsi="맑은 고딕" w:cs="맑은 고딕"/>
+          <w:sz w:val="20"/>
+        </w:rPr>
+        <w:t xml:space="preserve"> </w:t>
+      </w:r>
+      <w:proofErr w:type="spellStart"/>
+      <w:r>
+        <w:rPr>
+          <w:rFonts w:ascii="맑은 고딕" w:eastAsia="맑은 고딕" w:hAnsi="맑은 고딕" w:cs="맑은 고딕"/>
+          <w:sz w:val="20"/>
+        </w:rPr>
+        <w:t>Join</w:t>
+      </w:r>
+      <w:proofErr w:type="spellEnd"/>
+      <w:r>
+        <w:rPr>
+          <w:rFonts w:ascii="맑은 고딕" w:eastAsia="맑은 고딕" w:hAnsi="맑은 고딕" w:cs="맑은 고딕"/>
+          <w:sz w:val="20"/>
+        </w:rPr>
+        <w:t xml:space="preserve">, </w:t>
+      </w:r>
+      <w:proofErr w:type="spellStart"/>
+      <w:r>
+        <w:rPr>
+          <w:rFonts w:ascii="Courier New" w:eastAsia="Courier New" w:hAnsi="Courier New" w:cs="Courier New"/>
+          <w:color w:val="188038"/>
+          <w:sz w:val="19"/>
+        </w:rPr>
+        <w:t>updateStudent</w:t>
+      </w:r>
+      <w:proofErr w:type="spellEnd"/>
+      <w:r>
+        <w:rPr>
+          <w:rFonts w:ascii="Courier New" w:eastAsia="Courier New" w:hAnsi="Courier New" w:cs="Courier New"/>
+          <w:color w:val="188038"/>
+          <w:sz w:val="19"/>
+        </w:rPr>
+        <w:t>()</w:t>
+      </w:r>
+      <w:r>
+        <w:rPr>
+          <w:rFonts w:ascii="맑은 고딕" w:eastAsia="맑은 고딕" w:hAnsi="맑은 고딕" w:cs="맑은 고딕"/>
+          <w:sz w:val="20"/>
+        </w:rPr>
+        <w:t xml:space="preserve"> 의 검증 순서 수정이 포함됩니다.</w:t>
+      </w:r>
+    </w:p>
+    <w:p>
+      <w:pPr>
+        <w:spacing w:before="160" w:after="40"/>
+      </w:pPr>
+      <w:proofErr w:type="spellStart"/>
+      <w:r>
+        <w:rPr>
+          <w:rFonts w:ascii="Courier New" w:eastAsia="Courier New" w:hAnsi="Courier New" w:cs="Courier New"/>
+          <w:b/>
+          <w:color w:val="188038"/>
+          <w:sz w:val="21"/>
+        </w:rPr>
+        <w:t>DepartmentService</w:t>
+      </w:r>
+      <w:proofErr w:type="spellEnd"/>
+    </w:p>
+    <w:p>
+      <w:pPr>
+        <w:widowControl w:val="0"/>
+        <w:spacing w:line="259" w:lineRule="auto"/>
+        <w:jc w:val="both"/>
+        <w:rPr>
+          <w:lang w:val="en-US"/>
+        </w:rPr>
+      </w:pPr>
+      <w:hyperlink r:id="rId13">
+        <w:r>
+          <w:rPr>
+            <w:color w:val="1155CC"/>
+            <w:u w:val="single"/>
+            <w:lang w:val="en-US"/>
+          </w:rPr>
+          <w:t>https://gist.github.com/mysoyul/f2df72abfc049e595d877c80b9a3834c</w:t>
+        </w:r>
+      </w:hyperlink>
+    </w:p>
+    <w:p>
+      <w:pPr>
+        <w:widowControl w:val="0"/>
+        <w:numPr>
+          <w:ilvl w:val="0"/>
+          <w:numId w:val="1"/>
+        </w:numPr>
+        <w:shd w:val="clear" w:color="auto" w:fill="FFFFFE"/>
+        <w:spacing w:line="360" w:lineRule="auto"/>
+        <w:rPr>
+          <w:rFonts w:ascii="Courier New" w:eastAsia="Courier New" w:hAnsi="Courier New" w:cs="Courier New"/>
+          <w:b/>
+          <w:bCs/>
+          <w:color w:val="383A42"/>
+          <w:sz w:val="20"/>
+          <w:szCs w:val="20"/>
+          <w:highlight w:val="white"/>
+        </w:rPr>
+      </w:pPr>
+      <w:proofErr w:type="spellStart"/>
+      <w:r>
+        <w:rPr>
+          <w:rFonts w:ascii="Courier New" w:eastAsia="Courier New" w:hAnsi="Courier New" w:cs="Courier New"/>
+          <w:color w:val="188038"/>
+          <w:sz w:val="19"/>
+        </w:rPr>
+        <w:t>getAllDepartments</w:t>
+      </w:r>
+      <w:proofErr w:type="spellEnd"/>
+      <w:r>
+        <w:rPr>
+          <w:rFonts w:ascii="Courier New" w:eastAsia="Courier New" w:hAnsi="Courier New" w:cs="Courier New"/>
+          <w:color w:val="188038"/>
+          <w:sz w:val="19"/>
+        </w:rPr>
+        <w:t>()</w:t>
+      </w:r>
+      <w:r>
+        <w:rPr>
+          <w:rFonts w:ascii="맑은 고딕" w:eastAsia="맑은 고딕" w:hAnsi="맑은 고딕" w:cs="맑은 고딕"/>
+          <w:sz w:val="20"/>
+        </w:rPr>
+        <w:t xml:space="preserve"> 가 </w:t>
+      </w:r>
+      <w:proofErr w:type="spellStart"/>
+      <w:r>
+        <w:rPr>
+          <w:rFonts w:ascii="맑은 고딕" w:eastAsia="맑은 고딕" w:hAnsi="맑은 고딕" w:cs="맑은 고딕"/>
+          <w:sz w:val="20"/>
+        </w:rPr>
+        <w:t>프로젝션을</w:t>
+      </w:r>
+      <w:proofErr w:type="spellEnd"/>
+      <w:r>
+        <w:rPr>
+          <w:rFonts w:ascii="맑은 고딕" w:eastAsia="맑은 고딕" w:hAnsi="맑은 고딕" w:cs="맑은 고딕"/>
+          <w:sz w:val="20"/>
+        </w:rPr>
+        <w:t xml:space="preserve"> 사용합니다. 학과마다 COUNT </w:t>
+      </w:r>
+      <w:proofErr w:type="spellStart"/>
+      <w:r>
+        <w:rPr>
+          <w:rFonts w:ascii="맑은 고딕" w:eastAsia="맑은 고딕" w:hAnsi="맑은 고딕" w:cs="맑은 고딕"/>
+          <w:sz w:val="20"/>
+        </w:rPr>
+        <w:t>를</w:t>
+      </w:r>
+      <w:proofErr w:type="spellEnd"/>
+      <w:r>
+        <w:rPr>
+          <w:rFonts w:ascii="맑은 고딕" w:eastAsia="맑은 고딕" w:hAnsi="맑은 고딕" w:cs="맑은 고딕"/>
+          <w:sz w:val="20"/>
+        </w:rPr>
+        <w:t xml:space="preserve"> 실행하던 것을 집계 쿼리 한 번으로 바꿨습니다.</w:t>
+      </w:r>
+    </w:p>
+    <w:p>
+      <w:pPr>
+        <w:widowControl w:val="0"/>
+        <w:numPr>
+          <w:ilvl w:val="0"/>
+          <w:numId w:val="1"/>
+        </w:numPr>
+        <w:shd w:val="clear" w:color="auto" w:fill="FFFFFE"/>
+        <w:spacing w:line="360" w:lineRule="auto"/>
+        <w:rPr>
+          <w:rFonts w:ascii="Courier New" w:eastAsia="Courier New" w:hAnsi="Courier New" w:cs="Courier New"/>
+          <w:b/>
+          <w:bCs/>
+          <w:color w:val="383A42"/>
+          <w:sz w:val="20"/>
+          <w:szCs w:val="20"/>
+          <w:highlight w:val="white"/>
+        </w:rPr>
+      </w:pPr>
+      <w:proofErr w:type="spellStart"/>
+      <w:r>
+        <w:rPr>
+          <w:rFonts w:ascii="맑은 고딕" w:eastAsia="맑은 고딕" w:hAnsi="맑은 고딕" w:cs="맑은 고딕"/>
+          <w:sz w:val="20"/>
+        </w:rPr>
+        <w:t>페이징</w:t>
+      </w:r>
+      <w:proofErr w:type="spellEnd"/>
+      <w:r>
+        <w:rPr>
+          <w:rFonts w:ascii="맑은 고딕" w:eastAsia="맑은 고딕" w:hAnsi="맑은 고딕" w:cs="맑은 고딕"/>
+          <w:sz w:val="20"/>
+        </w:rPr>
+        <w:t xml:space="preserve"> 조회 메서드를 추가했습니다.</w:t>
+      </w:r>
+    </w:p>
+    <w:p>
+      <w:pPr>
+        <w:widowControl w:val="0"/>
+        <w:numPr>
+          <w:ilvl w:val="0"/>
+          <w:numId w:val="1"/>
+        </w:numPr>
+        <w:shd w:val="clear" w:color="auto" w:fill="FFFFFE"/>
+        <w:spacing w:line="360" w:lineRule="auto"/>
+        <w:rPr>
+          <w:rFonts w:ascii="Courier New" w:eastAsia="Courier New" w:hAnsi="Courier New" w:cs="Courier New"/>
+          <w:b/>
+          <w:bCs/>
+          <w:color w:val="383A42"/>
+          <w:sz w:val="20"/>
+          <w:szCs w:val="20"/>
+          <w:highlight w:val="white"/>
+        </w:rPr>
+      </w:pPr>
+      <w:proofErr w:type="spellStart"/>
+      <w:r>
+        <w:rPr>
+          <w:rFonts w:ascii="Courier New" w:eastAsia="Courier New" w:hAnsi="Courier New" w:cs="Courier New"/>
+          <w:color w:val="188038"/>
+          <w:sz w:val="19"/>
+        </w:rPr>
+        <w:t>getDepartmentByCode</w:t>
+      </w:r>
+      <w:proofErr w:type="spellEnd"/>
+      <w:r>
+        <w:rPr>
+          <w:rFonts w:ascii="Courier New" w:eastAsia="Courier New" w:hAnsi="Courier New" w:cs="Courier New"/>
+          <w:color w:val="188038"/>
+          <w:sz w:val="19"/>
+        </w:rPr>
+        <w:t>()</w:t>
+      </w:r>
+      <w:r>
+        <w:rPr>
+          <w:rFonts w:ascii="맑은 고딕" w:eastAsia="맑은 고딕" w:hAnsi="맑은 고딕" w:cs="맑은 고딕"/>
+          <w:sz w:val="20"/>
+        </w:rPr>
+        <w:t xml:space="preserve"> 가 </w:t>
+      </w:r>
+      <w:proofErr w:type="spellStart"/>
+      <w:r>
+        <w:rPr>
+          <w:rFonts w:ascii="Courier New" w:eastAsia="Courier New" w:hAnsi="Courier New" w:cs="Courier New"/>
+          <w:color w:val="188038"/>
+          <w:sz w:val="19"/>
+        </w:rPr>
+        <w:t>findByCodeWithStudents</w:t>
+      </w:r>
+      <w:proofErr w:type="spellEnd"/>
+      <w:r>
+        <w:rPr>
+          <w:rFonts w:ascii="Courier New" w:eastAsia="Courier New" w:hAnsi="Courier New" w:cs="Courier New"/>
+          <w:color w:val="188038"/>
+          <w:sz w:val="19"/>
+        </w:rPr>
+        <w:t>()</w:t>
+      </w:r>
+      <w:r>
+        <w:rPr>
+          <w:rFonts w:ascii="맑은 고딕" w:eastAsia="맑은 고딕" w:hAnsi="맑은 고딕" w:cs="맑은 고딕"/>
+          <w:sz w:val="20"/>
+        </w:rPr>
+        <w:t xml:space="preserve"> </w:t>
+      </w:r>
+      <w:proofErr w:type="spellStart"/>
+      <w:r>
+        <w:rPr>
+          <w:rFonts w:ascii="맑은 고딕" w:eastAsia="맑은 고딕" w:hAnsi="맑은 고딕" w:cs="맑은 고딕"/>
+          <w:sz w:val="20"/>
+        </w:rPr>
+        <w:t>를</w:t>
+      </w:r>
+      <w:proofErr w:type="spellEnd"/>
+      <w:r>
+        <w:rPr>
+          <w:rFonts w:ascii="맑은 고딕" w:eastAsia="맑은 고딕" w:hAnsi="맑은 고딕" w:cs="맑은 고딕"/>
+          <w:sz w:val="20"/>
+        </w:rPr>
+        <w:t xml:space="preserve"> 사용합니다.</w:t>
+      </w:r>
+    </w:p>
+    <w:p>
+      <w:pPr>
+        <w:spacing w:before="160" w:after="40"/>
+      </w:pPr>
+      <w:proofErr w:type="spellStart"/>
+      <w:r>
+        <w:rPr>
+          <w:rFonts w:ascii="Courier New" w:eastAsia="Courier New" w:hAnsi="Courier New" w:cs="Courier New"/>
+          <w:b/>
+          <w:color w:val="188038"/>
+          <w:sz w:val="21"/>
+        </w:rPr>
+        <w:t>StudentController</w:t>
+      </w:r>
+      <w:proofErr w:type="spellEnd"/>
+    </w:p>
+    <w:p>
+      <w:pPr>
+        <w:widowControl w:val="0"/>
+        <w:spacing w:line="259" w:lineRule="auto"/>
+        <w:jc w:val="both"/>
+        <w:rPr>
+          <w:lang w:val="en-US"/>
+        </w:rPr>
+      </w:pPr>
+      <w:hyperlink r:id="rId14">
+        <w:r>
+          <w:rPr>
+            <w:color w:val="1155CC"/>
+            <w:u w:val="single"/>
+            <w:lang w:val="en-US"/>
+          </w:rPr>
+          <w:t>https://gist.github.com/mysoyul/7f6eadab20499885c0ad2ac81ae266af</w:t>
+        </w:r>
+      </w:hyperlink>
+    </w:p>
+    <w:p>
+      <w:pPr>
+        <w:widowControl w:val="0"/>
+        <w:numPr>
+          <w:ilvl w:val="0"/>
+          <w:numId w:val="1"/>
+        </w:numPr>
+        <w:shd w:val="clear" w:color="auto" w:fill="FFFFFE"/>
+        <w:spacing w:line="360" w:lineRule="auto"/>
+        <w:rPr>
+          <w:rFonts w:ascii="Courier New" w:eastAsia="Courier New" w:hAnsi="Courier New" w:cs="Courier New"/>
+          <w:b/>
+          <w:bCs/>
+          <w:color w:val="383A42"/>
+          <w:sz w:val="20"/>
+          <w:szCs w:val="20"/>
+          <w:highlight w:val="white"/>
+        </w:rPr>
+      </w:pPr>
+      <w:r>
+        <w:rPr>
+          <w:rFonts w:ascii="Courier New" w:eastAsia="Courier New" w:hAnsi="Courier New" w:cs="Courier New"/>
+          <w:color w:val="188038"/>
+          <w:sz w:val="19"/>
+        </w:rPr>
+        <w:t>/</w:t>
+      </w:r>
+      <w:proofErr w:type="spellStart"/>
+      <w:r>
+        <w:rPr>
+          <w:rFonts w:ascii="Courier New" w:eastAsia="Courier New" w:hAnsi="Courier New" w:cs="Courier New"/>
+          <w:color w:val="188038"/>
+          <w:sz w:val="19"/>
+        </w:rPr>
+        <w:t>paged</w:t>
+      </w:r>
+      <w:proofErr w:type="spellEnd"/>
+      <w:r>
+        <w:rPr>
+          <w:rFonts w:ascii="맑은 고딕" w:eastAsia="맑은 고딕" w:hAnsi="맑은 고딕" w:cs="맑은 고딕"/>
+          <w:sz w:val="20"/>
+        </w:rPr>
+        <w:t xml:space="preserve"> </w:t>
+      </w:r>
+      <w:proofErr w:type="spellStart"/>
+      <w:r>
+        <w:rPr>
+          <w:rFonts w:ascii="맑은 고딕" w:eastAsia="맑은 고딕" w:hAnsi="맑은 고딕" w:cs="맑은 고딕"/>
+          <w:sz w:val="20"/>
+        </w:rPr>
+        <w:t>엔드포인트를</w:t>
+      </w:r>
+      <w:proofErr w:type="spellEnd"/>
+      <w:r>
+        <w:rPr>
+          <w:rFonts w:ascii="맑은 고딕" w:eastAsia="맑은 고딕" w:hAnsi="맑은 고딕" w:cs="맑은 고딕"/>
+          <w:sz w:val="20"/>
+        </w:rPr>
+        <w:t xml:space="preserve"> 추가했습니다. 기존 </w:t>
+      </w:r>
+      <w:proofErr w:type="spellStart"/>
+      <w:r>
+        <w:rPr>
+          <w:rFonts w:ascii="맑은 고딕" w:eastAsia="맑은 고딕" w:hAnsi="맑은 고딕" w:cs="맑은 고딕"/>
+          <w:sz w:val="20"/>
+        </w:rPr>
+        <w:t>비페이징</w:t>
+      </w:r>
+      <w:proofErr w:type="spellEnd"/>
+      <w:r>
+        <w:rPr>
+          <w:rFonts w:ascii="맑은 고딕" w:eastAsia="맑은 고딕" w:hAnsi="맑은 고딕" w:cs="맑은 고딕"/>
+          <w:sz w:val="20"/>
+        </w:rPr>
+        <w:t xml:space="preserve"> </w:t>
+      </w:r>
+      <w:proofErr w:type="spellStart"/>
+      <w:r>
+        <w:rPr>
+          <w:rFonts w:ascii="맑은 고딕" w:eastAsia="맑은 고딕" w:hAnsi="맑은 고딕" w:cs="맑은 고딕"/>
+          <w:sz w:val="20"/>
+        </w:rPr>
+        <w:t>엔드포인트도</w:t>
+      </w:r>
+      <w:proofErr w:type="spellEnd"/>
+      <w:r>
+        <w:rPr>
+          <w:rFonts w:ascii="맑은 고딕" w:eastAsia="맑은 고딕" w:hAnsi="맑은 고딕" w:cs="맑은 고딕"/>
+          <w:sz w:val="20"/>
+        </w:rPr>
+        <w:t xml:space="preserve"> 그대로 유지합니다.</w:t>
+      </w:r>
+    </w:p>
+    <w:p>
+      <w:pPr>
+        <w:spacing w:before="160" w:after="40"/>
+      </w:pPr>
+      <w:proofErr w:type="spellStart"/>
+      <w:r>
+        <w:rPr>
+          <w:rFonts w:ascii="Courier New" w:eastAsia="Courier New" w:hAnsi="Courier New" w:cs="Courier New"/>
+          <w:b/>
+          <w:color w:val="188038"/>
+          <w:sz w:val="21"/>
+        </w:rPr>
+        <w:t>DepartmentController</w:t>
+      </w:r>
+      <w:proofErr w:type="spellEnd"/>
+    </w:p>
+    <w:p>
+      <w:pPr>
+        <w:widowControl w:val="0"/>
+        <w:spacing w:line="259" w:lineRule="auto"/>
+        <w:jc w:val="both"/>
+        <w:rPr>
+          <w:lang w:val="en-US"/>
+        </w:rPr>
+      </w:pPr>
+      <w:hyperlink r:id="rId15">
+        <w:r>
+          <w:rPr>
+            <w:color w:val="1155CC"/>
+            <w:u w:val="single"/>
+            <w:lang w:val="en-US"/>
+          </w:rPr>
+          <w:t>https://gist.github.com/mysoyul/18bbd7ff4a6daade2f86180772d2576a</w:t>
+        </w:r>
+      </w:hyperlink>
+    </w:p>
+    <w:p>
+      <w:pPr>
+        <w:widowControl w:val="0"/>
+        <w:numPr>
+          <w:ilvl w:val="0"/>
+          <w:numId w:val="1"/>
+        </w:numPr>
+        <w:shd w:val="clear" w:color="auto" w:fill="FFFFFE"/>
+        <w:spacing w:line="360" w:lineRule="auto"/>
+        <w:rPr>
+          <w:rFonts w:ascii="Courier New" w:eastAsia="Courier New" w:hAnsi="Courier New" w:cs="Courier New"/>
+          <w:b/>
+          <w:bCs/>
+          <w:color w:val="383A42"/>
+          <w:sz w:val="20"/>
+          <w:szCs w:val="20"/>
+          <w:highlight w:val="white"/>
+        </w:rPr>
+      </w:pPr>
+      <w:r>
+        <w:rPr>
+          <w:rFonts w:ascii="Courier New" w:eastAsia="Courier New" w:hAnsi="Courier New" w:cs="Courier New"/>
+          <w:color w:val="188038"/>
+          <w:sz w:val="19"/>
+        </w:rPr>
+        <w:t>/</w:t>
+      </w:r>
+      <w:proofErr w:type="spellStart"/>
+      <w:r>
+        <w:rPr>
+          <w:rFonts w:ascii="Courier New" w:eastAsia="Courier New" w:hAnsi="Courier New" w:cs="Courier New"/>
+          <w:color w:val="188038"/>
+          <w:sz w:val="19"/>
+        </w:rPr>
+        <w:t>paged</w:t>
+      </w:r>
+      <w:proofErr w:type="spellEnd"/>
+      <w:r>
+        <w:rPr>
+          <w:rFonts w:ascii="맑은 고딕" w:eastAsia="맑은 고딕" w:hAnsi="맑은 고딕" w:cs="맑은 고딕"/>
+          <w:sz w:val="20"/>
+        </w:rPr>
+        <w:t xml:space="preserve"> 와 </w:t>
+      </w:r>
+      <w:r>
+        <w:rPr>
+          <w:rFonts w:ascii="Courier New" w:eastAsia="Courier New" w:hAnsi="Courier New" w:cs="Courier New"/>
+          <w:color w:val="188038"/>
+          <w:sz w:val="19"/>
+        </w:rPr>
+        <w:t>/{</w:t>
+      </w:r>
+      <w:proofErr w:type="spellStart"/>
+      <w:r>
+        <w:rPr>
+          <w:rFonts w:ascii="Courier New" w:eastAsia="Courier New" w:hAnsi="Courier New" w:cs="Courier New"/>
+          <w:color w:val="188038"/>
+          <w:sz w:val="19"/>
+        </w:rPr>
+        <w:t>id</w:t>
+      </w:r>
+      <w:proofErr w:type="spellEnd"/>
+      <w:r>
+        <w:rPr>
+          <w:rFonts w:ascii="Courier New" w:eastAsia="Courier New" w:hAnsi="Courier New" w:cs="Courier New"/>
+          <w:color w:val="188038"/>
+          <w:sz w:val="19"/>
+        </w:rPr>
+        <w:t>}/</w:t>
+      </w:r>
+      <w:proofErr w:type="spellStart"/>
+      <w:r>
+        <w:rPr>
+          <w:rFonts w:ascii="Courier New" w:eastAsia="Courier New" w:hAnsi="Courier New" w:cs="Courier New"/>
+          <w:color w:val="188038"/>
+          <w:sz w:val="19"/>
+        </w:rPr>
+        <w:t>students</w:t>
+      </w:r>
+      <w:proofErr w:type="spellEnd"/>
+      <w:r>
+        <w:rPr>
+          <w:rFonts w:ascii="Courier New" w:eastAsia="Courier New" w:hAnsi="Courier New" w:cs="Courier New"/>
+          <w:color w:val="188038"/>
+          <w:sz w:val="19"/>
+        </w:rPr>
+        <w:t>/</w:t>
+      </w:r>
+      <w:proofErr w:type="spellStart"/>
+      <w:r>
+        <w:rPr>
+          <w:rFonts w:ascii="Courier New" w:eastAsia="Courier New" w:hAnsi="Courier New" w:cs="Courier New"/>
+          <w:color w:val="188038"/>
+          <w:sz w:val="19"/>
+        </w:rPr>
+        <w:t>paged</w:t>
+      </w:r>
+      <w:proofErr w:type="spellEnd"/>
+      <w:r>
+        <w:rPr>
+          <w:rFonts w:ascii="맑은 고딕" w:eastAsia="맑은 고딕" w:hAnsi="맑은 고딕" w:cs="맑은 고딕"/>
+          <w:sz w:val="20"/>
+        </w:rPr>
+        <w:t xml:space="preserve"> </w:t>
+      </w:r>
+      <w:proofErr w:type="spellStart"/>
+      <w:r>
+        <w:rPr>
+          <w:rFonts w:ascii="맑은 고딕" w:eastAsia="맑은 고딕" w:hAnsi="맑은 고딕" w:cs="맑은 고딕"/>
+          <w:sz w:val="20"/>
+        </w:rPr>
+        <w:t>엔드포인트를</w:t>
+      </w:r>
+      <w:proofErr w:type="spellEnd"/>
+      <w:r>
+        <w:rPr>
+          <w:rFonts w:ascii="맑은 고딕" w:eastAsia="맑은 고딕" w:hAnsi="맑은 고딕" w:cs="맑은 고딕"/>
+          <w:sz w:val="20"/>
+        </w:rPr>
+        <w:t xml:space="preserve"> 추가했습니다.</w:t>
+      </w:r>
+    </w:p>
+    <w:p>
+      <w:pPr>
+        <w:rPr>
+          <w:rFonts w:ascii="Courier New" w:eastAsia="Courier New" w:hAnsi="Courier New" w:cs="Courier New"/>
+          <w:b/>
+          <w:color w:val="188038"/>
+          <w:sz w:val="21"/>
+        </w:rPr>
+      </w:pPr>
+      <w:r>
+        <w:rPr>
+          <w:rFonts w:ascii="Courier New" w:eastAsia="Courier New" w:hAnsi="Courier New" w:cs="Courier New"/>
+          <w:b/>
+          <w:color w:val="188038"/>
+          <w:sz w:val="21"/>
+        </w:rPr>
+        <w:br w:type="page"/>
+      </w:r>
+    </w:p>
+    <w:p>
+      <w:pPr>
+        <w:spacing w:before="240" w:after="80"/>
+      </w:pPr>
+      <w:proofErr w:type="gramStart"/>
+      <w:r>
+        <w:rPr>
+          <w:rFonts w:ascii="맑은 고딕" w:eastAsia="맑은 고딕" w:hAnsi="맑은 고딕" w:cs="맑은 고딕"/>
+          <w:b/>
+          <w:color w:val="000000"/>
+          <w:sz w:val="21"/>
+        </w:rPr>
+        <w:lastRenderedPageBreak/>
+        <w:t>[ 신규</w:t>
+      </w:r>
+      <w:proofErr w:type="gramEnd"/>
+      <w:r>
+        <w:rPr>
+          <w:rFonts w:ascii="맑은 고딕" w:eastAsia="맑은 고딕" w:hAnsi="맑은 고딕" w:cs="맑은 고딕"/>
+          <w:b/>
+          <w:color w:val="000000"/>
+          <w:sz w:val="21"/>
+        </w:rPr>
+        <w:t xml:space="preserve"> 작성 ]</w:t>
+      </w:r>
+    </w:p>
+    <w:p>
+      <w:pPr>
+        <w:spacing w:before="160" w:after="40"/>
+      </w:pPr>
+      <w:proofErr w:type="spellStart"/>
+      <w:r>
+        <w:rPr>
+          <w:rFonts w:ascii="Courier New" w:eastAsia="Courier New" w:hAnsi="Courier New" w:cs="Courier New"/>
+          <w:b/>
+          <w:color w:val="188038"/>
+          <w:sz w:val="21"/>
+        </w:rPr>
+        <w:t>StudentSearchController</w:t>
+      </w:r>
+      <w:proofErr w:type="spellEnd"/>
+    </w:p>
+    <w:p>
+      <w:pPr>
+        <w:widowControl w:val="0"/>
+        <w:spacing w:line="259" w:lineRule="auto"/>
+        <w:jc w:val="both"/>
+        <w:rPr>
+          <w:b/>
+          <w:bCs/>
+          <w:lang w:val="en-US"/>
+        </w:rPr>
+      </w:pPr>
+      <w:hyperlink r:id="rId16">
         <w:r>
           <w:rPr>
             <w:color w:val="1155CC"/>
@@ -17628,7 +19752,7 @@
           <w:lang w:val="en-US"/>
         </w:rPr>
       </w:pPr>
-      <w:hyperlink r:id="rId12">
+      <w:hyperlink r:id="rId17">
         <w:r>
           <w:rPr>
             <w:color w:val="1155CC"/>
@@ -17665,6 +19789,7 @@
         </w:rPr>
         <w:t xml:space="preserve">키워드 형태를 보고 학번 검색과 이름 검색을 구분합니다. 모든 결과를 </w:t>
       </w:r>
+      <w:proofErr w:type="spellStart"/>
       <w:r>
         <w:rPr>
           <w:rFonts w:ascii="Courier New" w:eastAsia="Courier New" w:hAnsi="Courier New" w:cs="Courier New"/>
@@ -17673,6 +19798,7 @@
         </w:rPr>
         <w:t>Page</w:t>
       </w:r>
+      <w:proofErr w:type="spellEnd"/>
       <w:r>
         <w:rPr>
           <w:rFonts w:ascii="맑은 고딕" w:eastAsia="맑은 고딕" w:hAnsi="맑은 고딕" w:cs="맑은 고딕"/>
@@ -17680,13 +19806,41 @@
         </w:rPr>
         <w:t xml:space="preserve"> 로 반환합니다. 키워드가 비어 있으면 전체 목록을 돌려주는데, 이때도 </w:t>
       </w:r>
+      <w:proofErr w:type="spellStart"/>
       <w:r>
         <w:rPr>
           <w:rFonts w:ascii="Courier New" w:eastAsia="Courier New" w:hAnsi="Courier New" w:cs="Courier New"/>
           <w:color w:val="188038"/>
           <w:sz w:val="19"/>
         </w:rPr>
-        <w:t>findAllWithDetails(pageable)</w:t>
+        <w:t>findAllWithDetails</w:t>
+      </w:r>
+      <w:proofErr w:type="spellEnd"/>
+      <w:r>
+        <w:rPr>
+          <w:rFonts w:ascii="Courier New" w:eastAsia="Courier New" w:hAnsi="Courier New" w:cs="Courier New"/>
+          <w:color w:val="188038"/>
+          <w:sz w:val="19"/>
+        </w:rPr>
+        <w:t>(</w:t>
+      </w:r>
+      <w:proofErr w:type="spellStart"/>
+      <w:r>
+        <w:rPr>
+          <w:rFonts w:ascii="Courier New" w:eastAsia="Courier New" w:hAnsi="Courier New" w:cs="Courier New"/>
+          <w:color w:val="188038"/>
+          <w:sz w:val="19"/>
+        </w:rPr>
+        <w:t>pageable</w:t>
+      </w:r>
+      <w:proofErr w:type="spellEnd"/>
+      <w:r>
+        <w:rPr>
+          <w:rFonts w:ascii="Courier New" w:eastAsia="Courier New" w:hAnsi="Courier New" w:cs="Courier New"/>
+          <w:color w:val="188038"/>
+          <w:sz w:val="19"/>
+        </w:rPr>
+        <w:t>)</w:t>
       </w:r>
       <w:r>
         <w:rPr>
@@ -17699,16 +19853,27 @@
     <w:p>
       <w:pPr>
         <w:spacing w:before="160" w:after="40"/>
-      </w:pPr>
-      <w:proofErr w:type="spellStart"/>
-      <w:r>
-        <w:rPr>
-          <w:rFonts w:ascii="Courier New" w:eastAsia="Courier New" w:hAnsi="Courier New" w:cs="Courier New"/>
+        <w:rPr>
+          <w:rFonts w:ascii="Courier New" w:hAnsi="Courier New" w:cs="Courier New"/>
           <w:b/>
           <w:color w:val="188038"/>
           <w:sz w:val="21"/>
         </w:rPr>
-        <w:t>DepartmentSummary</w:t>
+      </w:pPr>
+    </w:p>
+    <w:p>
+      <w:pPr>
+        <w:spacing w:before="160" w:after="40"/>
+      </w:pPr>
+      <w:proofErr w:type="spellStart"/>
+      <w:r>
+        <w:rPr>
+          <w:rFonts w:ascii="Courier New" w:eastAsia="Courier New" w:hAnsi="Courier New" w:cs="Courier New"/>
+          <w:b/>
+          <w:color w:val="188038"/>
+          <w:sz w:val="21"/>
+        </w:rPr>
+        <w:t>StudentDTO</w:t>
       </w:r>
       <w:proofErr w:type="spellEnd"/>
     </w:p>
@@ -17731,117 +19896,39 @@
           <w:highlight w:val="white"/>
         </w:rPr>
       </w:pPr>
-      <w:r>
-        <w:rPr>
-          <w:rFonts w:ascii="맑은 고딕" w:eastAsia="맑은 고딕" w:hAnsi="맑은 고딕" w:cs="맑은 고딕"/>
-          <w:sz w:val="20"/>
-        </w:rPr>
-        <w:t xml:space="preserve">학과 정보와 학생 수를 함께 조회하기 위한 </w:t>
-      </w:r>
-      <w:proofErr w:type="spellStart"/>
-      <w:r>
-        <w:rPr>
-          <w:rFonts w:ascii="맑은 고딕" w:eastAsia="맑은 고딕" w:hAnsi="맑은 고딕" w:cs="맑은 고딕"/>
-          <w:sz w:val="20"/>
-        </w:rPr>
-        <w:t>프로젝션</w:t>
-      </w:r>
-      <w:proofErr w:type="spellEnd"/>
-      <w:r>
-        <w:rPr>
-          <w:rFonts w:ascii="맑은 고딕" w:eastAsia="맑은 고딕" w:hAnsi="맑은 고딕" w:cs="맑은 고딕"/>
-          <w:sz w:val="20"/>
-        </w:rPr>
-        <w:t xml:space="preserve"> 인터페이스입니다. 학생 </w:t>
-      </w:r>
-      <w:proofErr w:type="spellStart"/>
-      <w:r>
-        <w:rPr>
-          <w:rFonts w:ascii="맑은 고딕" w:eastAsia="맑은 고딕" w:hAnsi="맑은 고딕" w:cs="맑은 고딕"/>
-          <w:sz w:val="20"/>
-        </w:rPr>
-        <w:t>엔티티를</w:t>
-      </w:r>
-      <w:proofErr w:type="spellEnd"/>
-      <w:r>
-        <w:rPr>
-          <w:rFonts w:ascii="맑은 고딕" w:eastAsia="맑은 고딕" w:hAnsi="맑은 고딕" w:cs="맑은 고딕"/>
-          <w:sz w:val="20"/>
-        </w:rPr>
-        <w:t xml:space="preserve"> 로딩하지 않고 </w:t>
-      </w:r>
+      <w:proofErr w:type="spellStart"/>
       <w:r>
         <w:rPr>
           <w:rFonts w:ascii="Courier New" w:eastAsia="Courier New" w:hAnsi="Courier New" w:cs="Courier New"/>
           <w:color w:val="188038"/>
           <w:sz w:val="19"/>
         </w:rPr>
-        <w:t>COUNT</w:t>
-      </w:r>
-      <w:r>
-        <w:rPr>
-          <w:rFonts w:ascii="맑은 고딕" w:eastAsia="맑은 고딕" w:hAnsi="맑은 고딕" w:cs="맑은 고딕"/>
-          <w:sz w:val="20"/>
-        </w:rPr>
-        <w:t xml:space="preserve"> 결과만 가져옵니다.</w:t>
-      </w:r>
-    </w:p>
-    <w:p>
-      <w:pPr>
-        <w:spacing w:before="240" w:after="80"/>
-      </w:pPr>
-      <w:proofErr w:type="gramStart"/>
-      <w:r>
-        <w:rPr>
-          <w:rFonts w:ascii="맑은 고딕" w:eastAsia="맑은 고딕" w:hAnsi="맑은 고딕" w:cs="맑은 고딕"/>
-          <w:b/>
-          <w:color w:val="000000"/>
-          <w:sz w:val="21"/>
-        </w:rPr>
-        <w:t>[ 변경</w:t>
-      </w:r>
-      <w:proofErr w:type="gramEnd"/>
-      <w:r>
-        <w:rPr>
-          <w:rFonts w:ascii="맑은 고딕" w:eastAsia="맑은 고딕" w:hAnsi="맑은 고딕" w:cs="맑은 고딕"/>
-          <w:b/>
-          <w:color w:val="000000"/>
-          <w:sz w:val="21"/>
-        </w:rPr>
-        <w:t xml:space="preserve"> ]</w:t>
-      </w:r>
-    </w:p>
-    <w:p>
-      <w:pPr>
-        <w:spacing w:before="160" w:after="40"/>
-      </w:pPr>
-      <w:proofErr w:type="spellStart"/>
-      <w:r>
-        <w:rPr>
-          <w:rFonts w:ascii="Courier New" w:eastAsia="Courier New" w:hAnsi="Courier New" w:cs="Courier New"/>
-          <w:b/>
-          <w:color w:val="188038"/>
-          <w:sz w:val="21"/>
-        </w:rPr>
-        <w:t>StudentRepository</w:t>
-      </w:r>
-      <w:proofErr w:type="spellEnd"/>
-    </w:p>
-    <w:p>
-      <w:pPr>
-        <w:widowControl w:val="0"/>
-        <w:spacing w:line="259" w:lineRule="auto"/>
-        <w:jc w:val="both"/>
-      </w:pPr>
-      <w:hyperlink r:id="rId13">
-        <w:r>
-          <w:rPr>
-            <w:color w:val="1155CC"/>
-            <w:u w:val="single"/>
-          </w:rPr>
-          <w:t>https://gist.github.com/mysoyul/a6dec5df1afe731105803f9f2b316a61</w:t>
-        </w:r>
-      </w:hyperlink>
+        <w:t>StudentDetailDTO</w:t>
+      </w:r>
+      <w:proofErr w:type="spellEnd"/>
+      <w:r>
+        <w:rPr>
+          <w:rFonts w:ascii="맑은 고딕" w:eastAsia="맑은 고딕" w:hAnsi="맑은 고딕" w:cs="맑은 고딕"/>
+          <w:sz w:val="20"/>
+        </w:rPr>
+        <w:t xml:space="preserve"> 의 검증을 </w:t>
+      </w:r>
+      <w:proofErr w:type="spellStart"/>
+      <w:r>
+        <w:rPr>
+          <w:rFonts w:ascii="맑은 고딕" w:eastAsia="맑은 고딕" w:hAnsi="맑은 고딕" w:cs="맑은 고딕"/>
+          <w:sz w:val="20"/>
+        </w:rPr>
+        <w:t>엔티티</w:t>
+      </w:r>
+      <w:proofErr w:type="spellEnd"/>
+      <w:r>
+        <w:rPr>
+          <w:rFonts w:ascii="맑은 고딕" w:eastAsia="맑은 고딕" w:hAnsi="맑은 고딕" w:cs="맑은 고딕"/>
+          <w:sz w:val="20"/>
+        </w:rPr>
+        <w:t xml:space="preserve"> 제약과 일치시켰습니다.</w:t>
+      </w:r>
     </w:p>
     <w:p>
       <w:pPr>
@@ -17863,31 +19950,24 @@
         </w:rPr>
       </w:pPr>
       <w:proofErr w:type="spellStart"/>
-      <w:r>
-        <w:rPr>
-          <w:rFonts w:ascii="맑은 고딕" w:eastAsia="맑은 고딕" w:hAnsi="맑은 고딕" w:cs="맑은 고딕"/>
-          <w:sz w:val="20"/>
-        </w:rPr>
-        <w:t>페이징</w:t>
-      </w:r>
-      <w:proofErr w:type="spellEnd"/>
-      <w:r>
-        <w:rPr>
-          <w:rFonts w:ascii="맑은 고딕" w:eastAsia="맑은 고딕" w:hAnsi="맑은 고딕" w:cs="맑은 고딕"/>
-          <w:sz w:val="20"/>
-        </w:rPr>
-        <w:t xml:space="preserve"> 메서드를 추가했습니다. 학과별 조회, 이름/학번 검색이 모두 </w:t>
-      </w:r>
-      <w:proofErr w:type="spellStart"/>
+      <w:proofErr w:type="gramStart"/>
       <w:r>
         <w:rPr>
           <w:rFonts w:ascii="Courier New" w:eastAsia="Courier New" w:hAnsi="Courier New" w:cs="Courier New"/>
           <w:color w:val="188038"/>
           <w:sz w:val="19"/>
         </w:rPr>
-        <w:t>Page</w:t>
-      </w:r>
-      <w:proofErr w:type="spellEnd"/>
+        <w:t>address</w:t>
+      </w:r>
+      <w:proofErr w:type="spellEnd"/>
+      <w:r>
+        <w:rPr>
+          <w:rFonts w:ascii="맑은 고딕" w:eastAsia="맑은 고딕" w:hAnsi="맑은 고딕" w:cs="맑은 고딕"/>
+          <w:sz w:val="20"/>
+        </w:rPr>
+        <w:t xml:space="preserve"> :</w:t>
+      </w:r>
+      <w:proofErr w:type="gramEnd"/>
       <w:r>
         <w:rPr>
           <w:rFonts w:ascii="맑은 고딕" w:eastAsia="맑은 고딕" w:hAnsi="맑은 고딕" w:cs="맑은 고딕"/>
@@ -17895,21 +19975,63 @@
         </w:rPr>
         <w:t xml:space="preserve"> </w:t>
       </w:r>
-      <w:proofErr w:type="spellStart"/>
-      <w:r>
-        <w:rPr>
-          <w:rFonts w:ascii="맑은 고딕" w:eastAsia="맑은 고딕" w:hAnsi="맑은 고딕" w:cs="맑은 고딕"/>
-          <w:sz w:val="20"/>
-        </w:rPr>
-        <w:t>를</w:t>
-      </w:r>
-      <w:proofErr w:type="spellEnd"/>
-      <w:r>
-        <w:rPr>
-          <w:rFonts w:ascii="맑은 고딕" w:eastAsia="맑은 고딕" w:hAnsi="맑은 고딕" w:cs="맑은 고딕"/>
-          <w:sz w:val="20"/>
-        </w:rPr>
-        <w:t xml:space="preserve"> 반환합니다.</w:t>
+      <w:r>
+        <w:rPr>
+          <w:rFonts w:ascii="Courier New" w:eastAsia="Courier New" w:hAnsi="Courier New" w:cs="Courier New"/>
+          <w:color w:val="188038"/>
+          <w:sz w:val="19"/>
+        </w:rPr>
+        <w:t>@</w:t>
+      </w:r>
+      <w:proofErr w:type="spellStart"/>
+      <w:r>
+        <w:rPr>
+          <w:rFonts w:ascii="Courier New" w:eastAsia="Courier New" w:hAnsi="Courier New" w:cs="Courier New"/>
+          <w:color w:val="188038"/>
+          <w:sz w:val="19"/>
+        </w:rPr>
+        <w:t>NotBlank</w:t>
+      </w:r>
+      <w:proofErr w:type="spellEnd"/>
+      <w:r>
+        <w:rPr>
+          <w:rFonts w:ascii="맑은 고딕" w:eastAsia="맑은 고딕" w:hAnsi="맑은 고딕" w:cs="맑은 고딕"/>
+          <w:sz w:val="20"/>
+        </w:rPr>
+        <w:t xml:space="preserve"> 제거 — </w:t>
+      </w:r>
+      <w:proofErr w:type="spellStart"/>
+      <w:r>
+        <w:rPr>
+          <w:rFonts w:ascii="맑은 고딕" w:eastAsia="맑은 고딕" w:hAnsi="맑은 고딕" w:cs="맑은 고딕"/>
+          <w:sz w:val="20"/>
+        </w:rPr>
+        <w:t>엔티티가</w:t>
+      </w:r>
+      <w:proofErr w:type="spellEnd"/>
+      <w:r>
+        <w:rPr>
+          <w:rFonts w:ascii="맑은 고딕" w:eastAsia="맑은 고딕" w:hAnsi="맑은 고딕" w:cs="맑은 고딕"/>
+          <w:sz w:val="20"/>
+        </w:rPr>
+        <w:t xml:space="preserve"> </w:t>
+      </w:r>
+      <w:proofErr w:type="spellStart"/>
+      <w:r>
+        <w:rPr>
+          <w:rFonts w:ascii="Courier New" w:eastAsia="Courier New" w:hAnsi="Courier New" w:cs="Courier New"/>
+          <w:color w:val="188038"/>
+          <w:sz w:val="19"/>
+        </w:rPr>
+        <w:t>null</w:t>
+      </w:r>
+      <w:proofErr w:type="spellEnd"/>
+      <w:r>
+        <w:rPr>
+          <w:rFonts w:ascii="맑은 고딕" w:eastAsia="맑은 고딕" w:hAnsi="맑은 고딕" w:cs="맑은 고딕"/>
+          <w:sz w:val="20"/>
+        </w:rPr>
+        <w:t xml:space="preserve"> 을 허용하는 선택 항목입니다.</w:t>
       </w:r>
     </w:p>
     <w:p>
@@ -17931,21 +20053,25 @@
           <w:highlight w:val="white"/>
         </w:rPr>
       </w:pPr>
-      <w:r>
-        <w:rPr>
-          <w:rFonts w:ascii="맑은 고딕" w:eastAsia="맑은 고딕" w:hAnsi="맑은 고딕" w:cs="맑은 고딕"/>
-          <w:sz w:val="20"/>
-        </w:rPr>
-        <w:t xml:space="preserve">모든 조회에 </w:t>
-      </w:r>
+      <w:proofErr w:type="spellStart"/>
+      <w:proofErr w:type="gramStart"/>
       <w:r>
         <w:rPr>
           <w:rFonts w:ascii="Courier New" w:eastAsia="Courier New" w:hAnsi="Courier New" w:cs="Courier New"/>
           <w:color w:val="188038"/>
           <w:sz w:val="19"/>
         </w:rPr>
-        <w:t>LEFT JOIN FETCH</w:t>
-      </w:r>
+        <w:t>email</w:t>
+      </w:r>
+      <w:proofErr w:type="spellEnd"/>
+      <w:r>
+        <w:rPr>
+          <w:rFonts w:ascii="맑은 고딕" w:eastAsia="맑은 고딕" w:hAnsi="맑은 고딕" w:cs="맑은 고딕"/>
+          <w:sz w:val="20"/>
+        </w:rPr>
+        <w:t xml:space="preserve"> :</w:t>
+      </w:r>
+      <w:proofErr w:type="gramEnd"/>
       <w:r>
         <w:rPr>
           <w:rFonts w:ascii="맑은 고딕" w:eastAsia="맑은 고딕" w:hAnsi="맑은 고딕" w:cs="맑은 고딕"/>
@@ -17953,38 +20079,88 @@
         </w:rPr>
         <w:t xml:space="preserve"> </w:t>
       </w:r>
-      <w:proofErr w:type="spellStart"/>
-      <w:r>
-        <w:rPr>
-          <w:rFonts w:ascii="맑은 고딕" w:eastAsia="맑은 고딕" w:hAnsi="맑은 고딕" w:cs="맑은 고딕"/>
-          <w:sz w:val="20"/>
-        </w:rPr>
-        <w:t>를</w:t>
-      </w:r>
-      <w:proofErr w:type="spellEnd"/>
-      <w:r>
-        <w:rPr>
-          <w:rFonts w:ascii="맑은 고딕" w:eastAsia="맑은 고딕" w:hAnsi="맑은 고딕" w:cs="맑은 고딕"/>
-          <w:sz w:val="20"/>
-        </w:rPr>
-        <w:t xml:space="preserve"> 적용해 상세정보와 학과를 함께 가져옵니다. </w:t>
-      </w:r>
-      <w:proofErr w:type="gramStart"/>
-      <w:r>
-        <w:rPr>
-          <w:rFonts w:ascii="맑은 고딕" w:eastAsia="맑은 고딕" w:hAnsi="맑은 고딕" w:cs="맑은 고딕"/>
-          <w:sz w:val="20"/>
-        </w:rPr>
-        <w:t>( N</w:t>
-      </w:r>
-      <w:proofErr w:type="gramEnd"/>
-      <w:r>
-        <w:rPr>
-          <w:rFonts w:ascii="맑은 고딕" w:eastAsia="맑은 고딕" w:hAnsi="맑은 고딕" w:cs="맑은 고딕"/>
-          <w:sz w:val="20"/>
-        </w:rPr>
-        <w:t>+1 해결 )</w:t>
-      </w:r>
+      <w:r>
+        <w:rPr>
+          <w:rFonts w:ascii="Courier New" w:eastAsia="Courier New" w:hAnsi="Courier New" w:cs="Courier New"/>
+          <w:color w:val="188038"/>
+          <w:sz w:val="19"/>
+        </w:rPr>
+        <w:t>@</w:t>
+      </w:r>
+      <w:proofErr w:type="spellStart"/>
+      <w:r>
+        <w:rPr>
+          <w:rFonts w:ascii="Courier New" w:eastAsia="Courier New" w:hAnsi="Courier New" w:cs="Courier New"/>
+          <w:color w:val="188038"/>
+          <w:sz w:val="19"/>
+        </w:rPr>
+        <w:t>NotBlank</w:t>
+      </w:r>
+      <w:proofErr w:type="spellEnd"/>
+      <w:r>
+        <w:rPr>
+          <w:rFonts w:ascii="맑은 고딕" w:eastAsia="맑은 고딕" w:hAnsi="맑은 고딕" w:cs="맑은 고딕"/>
+          <w:sz w:val="20"/>
+        </w:rPr>
+        <w:t xml:space="preserve"> 와 </w:t>
+      </w:r>
+      <w:r>
+        <w:rPr>
+          <w:rFonts w:ascii="Courier New" w:eastAsia="Courier New" w:hAnsi="Courier New" w:cs="Courier New"/>
+          <w:color w:val="188038"/>
+          <w:sz w:val="19"/>
+        </w:rPr>
+        <w:t>@</w:t>
+      </w:r>
+      <w:proofErr w:type="spellStart"/>
+      <w:r>
+        <w:rPr>
+          <w:rFonts w:ascii="Courier New" w:eastAsia="Courier New" w:hAnsi="Courier New" w:cs="Courier New"/>
+          <w:color w:val="188038"/>
+          <w:sz w:val="19"/>
+        </w:rPr>
+        <w:t>Email</w:t>
+      </w:r>
+      <w:proofErr w:type="spellEnd"/>
+      <w:r>
+        <w:rPr>
+          <w:rFonts w:ascii="맑은 고딕" w:eastAsia="맑은 고딕" w:hAnsi="맑은 고딕" w:cs="맑은 고딕"/>
+          <w:sz w:val="20"/>
+        </w:rPr>
+        <w:t xml:space="preserve"> 추가 — </w:t>
+      </w:r>
+      <w:proofErr w:type="spellStart"/>
+      <w:r>
+        <w:rPr>
+          <w:rFonts w:ascii="맑은 고딕" w:eastAsia="맑은 고딕" w:hAnsi="맑은 고딕" w:cs="맑은 고딕"/>
+          <w:sz w:val="20"/>
+        </w:rPr>
+        <w:t>엔티티가</w:t>
+      </w:r>
+      <w:proofErr w:type="spellEnd"/>
+      <w:r>
+        <w:rPr>
+          <w:rFonts w:ascii="맑은 고딕" w:eastAsia="맑은 고딕" w:hAnsi="맑은 고딕" w:cs="맑은 고딕"/>
+          <w:sz w:val="20"/>
+        </w:rPr>
+        <w:t xml:space="preserve"> NOT NULL 이라 없으면 500 이 발생했습니다.</w:t>
+      </w:r>
+    </w:p>
+    <w:p>
+      <w:pPr>
+        <w:spacing w:before="160" w:after="40"/>
+      </w:pPr>
+      <w:proofErr w:type="spellStart"/>
+      <w:r>
+        <w:rPr>
+          <w:rFonts w:ascii="Courier New" w:eastAsia="Courier New" w:hAnsi="Courier New" w:cs="Courier New"/>
+          <w:b/>
+          <w:color w:val="188038"/>
+          <w:sz w:val="21"/>
+        </w:rPr>
+        <w:t>DepartmentDTO</w:t>
+      </w:r>
+      <w:proofErr w:type="spellEnd"/>
     </w:p>
     <w:p>
       <w:pPr>
@@ -18005,51 +20181,47 @@
           <w:highlight w:val="white"/>
         </w:rPr>
       </w:pPr>
+      <w:proofErr w:type="spellStart"/>
       <w:r>
         <w:rPr>
           <w:rFonts w:ascii="Courier New" w:eastAsia="Courier New" w:hAnsi="Courier New" w:cs="Courier New"/>
           <w:color w:val="188038"/>
           <w:sz w:val="19"/>
         </w:rPr>
-        <w:t>countQuery</w:t>
-      </w:r>
-      <w:r>
-        <w:rPr>
-          <w:rFonts w:ascii="맑은 고딕" w:eastAsia="맑은 고딕" w:hAnsi="맑은 고딕" w:cs="맑은 고딕"/>
-          <w:sz w:val="20"/>
-        </w:rPr>
-        <w:t xml:space="preserve"> 는 자동 생성 count 쿼리에 불필요한 조인이 남는 학과 조건 메서드( </w:t>
-      </w:r>
+        <w:t>SimpleResponse.fromEntity</w:t>
+      </w:r>
+      <w:proofErr w:type="spellEnd"/>
       <w:r>
         <w:rPr>
           <w:rFonts w:ascii="Courier New" w:eastAsia="Courier New" w:hAnsi="Courier New" w:cs="Courier New"/>
           <w:color w:val="188038"/>
           <w:sz w:val="19"/>
         </w:rPr>
-        <w:t>findByDepartmentId(Pageable)</w:t>
-      </w:r>
-      <w:r>
-        <w:rPr>
-          <w:rFonts w:ascii="맑은 고딕" w:eastAsia="맑은 고딕" w:hAnsi="맑은 고딕" w:cs="맑은 고딕"/>
-          <w:sz w:val="20"/>
-        </w:rPr>
-        <w:t xml:space="preserve">, </w:t>
-      </w:r>
+        <w:t>()</w:t>
+      </w:r>
+      <w:r>
+        <w:rPr>
+          <w:rFonts w:ascii="맑은 고딕" w:eastAsia="맑은 고딕" w:hAnsi="맑은 고딕" w:cs="맑은 고딕"/>
+          <w:sz w:val="20"/>
+        </w:rPr>
+        <w:t xml:space="preserve"> 가 </w:t>
+      </w:r>
+      <w:proofErr w:type="spellStart"/>
       <w:r>
         <w:rPr>
           <w:rFonts w:ascii="Courier New" w:eastAsia="Courier New" w:hAnsi="Courier New" w:cs="Courier New"/>
           <w:color w:val="188038"/>
           <w:sz w:val="19"/>
         </w:rPr>
-        <w:lastRenderedPageBreak/>
-        <w:t>findByDepartmentIdAndNameContainingIgnoreCase</w:t>
-      </w:r>
-      <w:r>
-        <w:rPr>
-          <w:rFonts w:ascii="맑은 고딕" w:eastAsia="맑은 고딕" w:hAnsi="맑은 고딕" w:cs="맑은 고딕"/>
-          <w:sz w:val="20"/>
-        </w:rPr>
-        <w:t xml:space="preserve"> ) 에만 지정했습니다.</w:t>
+        <w:t>students</w:t>
+      </w:r>
+      <w:proofErr w:type="spellEnd"/>
+      <w:r>
+        <w:rPr>
+          <w:rFonts w:ascii="맑은 고딕" w:eastAsia="맑은 고딕" w:hAnsi="맑은 고딕" w:cs="맑은 고딕"/>
+          <w:sz w:val="20"/>
+        </w:rPr>
+        <w:t xml:space="preserve"> 컬렉션에 접근하지 않습니다.</w:t>
       </w:r>
     </w:p>
     <w:p>
@@ -18078,7 +20250,7 @@
           <w:color w:val="188038"/>
           <w:sz w:val="19"/>
         </w:rPr>
-        <w:t>findByIdWithStudentDetail</w:t>
+        <w:t>fromSummary</w:t>
       </w:r>
       <w:proofErr w:type="spellEnd"/>
       <w:r>
@@ -18094,7 +20266,23 @@
           <w:rFonts w:ascii="맑은 고딕" w:eastAsia="맑은 고딕" w:hAnsi="맑은 고딕" w:cs="맑은 고딕"/>
           <w:sz w:val="20"/>
         </w:rPr>
-        <w:t xml:space="preserve"> 을 </w:t>
+        <w:t xml:space="preserve"> </w:t>
+      </w:r>
+      <w:proofErr w:type="spellStart"/>
+      <w:r>
+        <w:rPr>
+          <w:rFonts w:ascii="맑은 고딕" w:eastAsia="맑은 고딕" w:hAnsi="맑은 고딕" w:cs="맑은 고딕"/>
+          <w:sz w:val="20"/>
+        </w:rPr>
+        <w:t>를</w:t>
+      </w:r>
+      <w:proofErr w:type="spellEnd"/>
+      <w:r>
+        <w:rPr>
+          <w:rFonts w:ascii="맑은 고딕" w:eastAsia="맑은 고딕" w:hAnsi="맑은 고딕" w:cs="맑은 고딕"/>
+          <w:sz w:val="20"/>
+        </w:rPr>
+        <w:t xml:space="preserve"> 추가하고 </w:t>
       </w:r>
       <w:r>
         <w:rPr>
@@ -18102,29 +20290,49 @@
           <w:color w:val="188038"/>
           <w:sz w:val="19"/>
         </w:rPr>
-        <w:t>JOIN FETCH</w:t>
-      </w:r>
-      <w:r>
-        <w:rPr>
-          <w:rFonts w:ascii="맑은 고딕" w:eastAsia="맑은 고딕" w:hAnsi="맑은 고딕" w:cs="맑은 고딕"/>
-          <w:sz w:val="20"/>
-        </w:rPr>
-        <w:t xml:space="preserve"> 에서 </w:t>
-      </w:r>
+        <w:t>@</w:t>
+      </w:r>
+      <w:proofErr w:type="spellStart"/>
       <w:r>
         <w:rPr>
           <w:rFonts w:ascii="Courier New" w:eastAsia="Courier New" w:hAnsi="Courier New" w:cs="Courier New"/>
           <w:color w:val="188038"/>
           <w:sz w:val="19"/>
         </w:rPr>
-        <w:t>LEFT JOIN FETCH</w:t>
-      </w:r>
-      <w:r>
-        <w:rPr>
-          <w:rFonts w:ascii="맑은 고딕" w:eastAsia="맑은 고딕" w:hAnsi="맑은 고딕" w:cs="맑은 고딕"/>
-          <w:sz w:val="20"/>
-        </w:rPr>
-        <w:t xml:space="preserve"> 로 바꿨습니다. 내부 조인이라 상세정보가 없는 학생이 조회되지 않던 문제입니다.</w:t>
+        <w:t>JsonInclude</w:t>
+      </w:r>
+      <w:proofErr w:type="spellEnd"/>
+      <w:r>
+        <w:rPr>
+          <w:rFonts w:ascii="Courier New" w:eastAsia="Courier New" w:hAnsi="Courier New" w:cs="Courier New"/>
+          <w:color w:val="188038"/>
+          <w:sz w:val="19"/>
+        </w:rPr>
+        <w:t>(NON_NULL)</w:t>
+      </w:r>
+      <w:r>
+        <w:rPr>
+          <w:rFonts w:ascii="맑은 고딕" w:eastAsia="맑은 고딕" w:hAnsi="맑은 고딕" w:cs="맑은 고딕"/>
+          <w:sz w:val="20"/>
+        </w:rPr>
+        <w:t xml:space="preserve"> 을 적용했습니다. 학생 응답 안의 학과에는 </w:t>
+      </w:r>
+      <w:proofErr w:type="spellStart"/>
+      <w:r>
+        <w:rPr>
+          <w:rFonts w:ascii="Courier New" w:eastAsia="Courier New" w:hAnsi="Courier New" w:cs="Courier New"/>
+          <w:color w:val="188038"/>
+          <w:sz w:val="19"/>
+        </w:rPr>
+        <w:t>studentCount</w:t>
+      </w:r>
+      <w:proofErr w:type="spellEnd"/>
+      <w:r>
+        <w:rPr>
+          <w:rFonts w:ascii="맑은 고딕" w:eastAsia="맑은 고딕" w:hAnsi="맑은 고딕" w:cs="맑은 고딕"/>
+          <w:sz w:val="20"/>
+        </w:rPr>
+        <w:t xml:space="preserve"> 가 나타나지 않습니다.</w:t>
       </w:r>
     </w:p>
     <w:p>
@@ -18139,7 +20347,7 @@
           <w:color w:val="188038"/>
           <w:sz w:val="21"/>
         </w:rPr>
-        <w:t>DepartmentRepository</w:t>
+        <w:t>StudentDetail</w:t>
       </w:r>
       <w:proofErr w:type="spellEnd"/>
     </w:p>
@@ -18169,56 +20377,49 @@
           <w:color w:val="188038"/>
           <w:sz w:val="19"/>
         </w:rPr>
-        <w:t>findAllSummaries</w:t>
-      </w:r>
-      <w:proofErr w:type="spellEnd"/>
+        <w:t>phoneNumber</w:t>
+      </w:r>
+      <w:proofErr w:type="spellEnd"/>
+      <w:r>
+        <w:rPr>
+          <w:rFonts w:ascii="맑은 고딕" w:eastAsia="맑은 고딕" w:hAnsi="맑은 고딕" w:cs="맑은 고딕"/>
+          <w:sz w:val="20"/>
+        </w:rPr>
+        <w:t xml:space="preserve"> 와 </w:t>
+      </w:r>
+      <w:proofErr w:type="spellStart"/>
       <w:r>
         <w:rPr>
           <w:rFonts w:ascii="Courier New" w:eastAsia="Courier New" w:hAnsi="Courier New" w:cs="Courier New"/>
           <w:color w:val="188038"/>
           <w:sz w:val="19"/>
         </w:rPr>
-        <w:t>()</w:t>
-      </w:r>
-      <w:r>
-        <w:rPr>
-          <w:rFonts w:ascii="맑은 고딕" w:eastAsia="맑은 고딕" w:hAnsi="맑은 고딕" w:cs="맑은 고딕"/>
-          <w:sz w:val="20"/>
-        </w:rPr>
-        <w:t xml:space="preserve"> 와 </w:t>
-      </w:r>
-      <w:proofErr w:type="spellStart"/>
-      <w:r>
-        <w:rPr>
-          <w:rFonts w:ascii="맑은 고딕" w:eastAsia="맑은 고딕" w:hAnsi="맑은 고딕" w:cs="맑은 고딕"/>
-          <w:sz w:val="20"/>
-        </w:rPr>
-        <w:t>페이징</w:t>
-      </w:r>
-      <w:proofErr w:type="spellEnd"/>
-      <w:r>
-        <w:rPr>
-          <w:rFonts w:ascii="맑은 고딕" w:eastAsia="맑은 고딕" w:hAnsi="맑은 고딕" w:cs="맑은 고딕"/>
-          <w:sz w:val="20"/>
-        </w:rPr>
-        <w:t xml:space="preserve"> 버전을 추가했습니다. </w:t>
-      </w:r>
-      <w:proofErr w:type="spellStart"/>
-      <w:r>
-        <w:rPr>
-          <w:rFonts w:ascii="맑은 고딕" w:eastAsia="맑은 고딕" w:hAnsi="맑은 고딕" w:cs="맑은 고딕"/>
-          <w:sz w:val="20"/>
-        </w:rPr>
-        <w:t>프로젝션으로</w:t>
-      </w:r>
-      <w:proofErr w:type="spellEnd"/>
-      <w:r>
-        <w:rPr>
-          <w:rFonts w:ascii="맑은 고딕" w:eastAsia="맑은 고딕" w:hAnsi="맑은 고딕" w:cs="맑은 고딕"/>
-          <w:sz w:val="20"/>
-        </w:rPr>
-        <w:t xml:space="preserve"> 학생 수를 집계합니다.</w:t>
-      </w:r>
+        <w:t>email</w:t>
+      </w:r>
+      <w:proofErr w:type="spellEnd"/>
+      <w:r>
+        <w:rPr>
+          <w:rFonts w:ascii="맑은 고딕" w:eastAsia="맑은 고딕" w:hAnsi="맑은 고딕" w:cs="맑은 고딕"/>
+          <w:sz w:val="20"/>
+        </w:rPr>
+        <w:t xml:space="preserve"> 에 UNIQUE 제약을 추가했습니다. 애플리케이션의 중복 검사만으로는 동시 요청을 막을 수 없기 때문입니다.</w:t>
+      </w:r>
+    </w:p>
+    <w:p>
+      <w:pPr>
+        <w:spacing w:before="160" w:after="40"/>
+      </w:pPr>
+      <w:proofErr w:type="spellStart"/>
+      <w:r>
+        <w:rPr>
+          <w:rFonts w:ascii="Courier New" w:eastAsia="Courier New" w:hAnsi="Courier New" w:cs="Courier New"/>
+          <w:b/>
+          <w:color w:val="188038"/>
+          <w:sz w:val="21"/>
+        </w:rPr>
+        <w:t>CorsConfig</w:t>
+      </w:r>
+      <w:proofErr w:type="spellEnd"/>
     </w:p>
     <w:p>
       <w:pPr>
@@ -18239,6 +20440,29 @@
           <w:highlight w:val="white"/>
         </w:rPr>
       </w:pPr>
+      <w:r>
+        <w:rPr>
+          <w:rFonts w:ascii="맑은 고딕" w:eastAsia="맑은 고딕" w:hAnsi="맑은 고딕" w:cs="맑은 고딕"/>
+          <w:sz w:val="20"/>
+        </w:rPr>
+        <w:t xml:space="preserve">허용 </w:t>
+      </w:r>
+      <w:proofErr w:type="spellStart"/>
+      <w:r>
+        <w:rPr>
+          <w:rFonts w:ascii="맑은 고딕" w:eastAsia="맑은 고딕" w:hAnsi="맑은 고딕" w:cs="맑은 고딕"/>
+          <w:sz w:val="20"/>
+        </w:rPr>
+        <w:t>Origin</w:t>
+      </w:r>
+      <w:proofErr w:type="spellEnd"/>
+      <w:r>
+        <w:rPr>
+          <w:rFonts w:ascii="맑은 고딕" w:eastAsia="맑은 고딕" w:hAnsi="맑은 고딕" w:cs="맑은 고딕"/>
+          <w:sz w:val="20"/>
+        </w:rPr>
+        <w:t xml:space="preserve"> 을 </w:t>
+      </w:r>
       <w:proofErr w:type="spellStart"/>
       <w:r>
         <w:rPr>
@@ -18246,49 +20470,31 @@
           <w:color w:val="188038"/>
           <w:sz w:val="19"/>
         </w:rPr>
-        <w:t>findByIdWithStudents</w:t>
-      </w:r>
-      <w:proofErr w:type="spellEnd"/>
-      <w:r>
-        <w:rPr>
-          <w:rFonts w:ascii="Courier New" w:eastAsia="Courier New" w:hAnsi="Courier New" w:cs="Courier New"/>
-          <w:color w:val="188038"/>
-          <w:sz w:val="19"/>
-        </w:rPr>
-        <w:t>()</w:t>
-      </w:r>
-      <w:r>
-        <w:rPr>
-          <w:rFonts w:ascii="맑은 고딕" w:eastAsia="맑은 고딕" w:hAnsi="맑은 고딕" w:cs="맑은 고딕"/>
-          <w:sz w:val="20"/>
-        </w:rPr>
-        <w:t xml:space="preserve"> 가 학생의 </w:t>
-      </w:r>
-      <w:proofErr w:type="spellStart"/>
-      <w:proofErr w:type="gramStart"/>
-      <w:r>
-        <w:rPr>
-          <w:rFonts w:ascii="Courier New" w:eastAsia="Courier New" w:hAnsi="Courier New" w:cs="Courier New"/>
-          <w:color w:val="188038"/>
-          <w:sz w:val="19"/>
-        </w:rPr>
-        <w:t>studentDetail</w:t>
-      </w:r>
-      <w:proofErr w:type="spellEnd"/>
-      <w:r>
-        <w:rPr>
-          <w:rFonts w:ascii="맑은 고딕" w:eastAsia="맑은 고딕" w:hAnsi="맑은 고딕" w:cs="맑은 고딕"/>
-          <w:sz w:val="20"/>
-        </w:rPr>
-        <w:t xml:space="preserve"> 까지</w:t>
-      </w:r>
-      <w:proofErr w:type="gramEnd"/>
-      <w:r>
-        <w:rPr>
-          <w:rFonts w:ascii="맑은 고딕" w:eastAsia="맑은 고딕" w:hAnsi="맑은 고딕" w:cs="맑은 고딕"/>
-          <w:sz w:val="20"/>
-        </w:rPr>
-        <w:t xml:space="preserve"> 함께 조회하도록 확장했습니다.</w:t>
+        <w:t>application.properties</w:t>
+      </w:r>
+      <w:proofErr w:type="spellEnd"/>
+      <w:r>
+        <w:rPr>
+          <w:rFonts w:ascii="맑은 고딕" w:eastAsia="맑은 고딕" w:hAnsi="맑은 고딕" w:cs="맑은 고딕"/>
+          <w:sz w:val="20"/>
+        </w:rPr>
+        <w:t xml:space="preserve"> 에서 </w:t>
+      </w:r>
+      <w:proofErr w:type="spellStart"/>
+      <w:r>
+        <w:rPr>
+          <w:rFonts w:ascii="맑은 고딕" w:eastAsia="맑은 고딕" w:hAnsi="맑은 고딕" w:cs="맑은 고딕"/>
+          <w:sz w:val="20"/>
+        </w:rPr>
+        <w:t>주입받도록</w:t>
+      </w:r>
+      <w:proofErr w:type="spellEnd"/>
+      <w:r>
+        <w:rPr>
+          <w:rFonts w:ascii="맑은 고딕" w:eastAsia="맑은 고딕" w:hAnsi="맑은 고딕" w:cs="맑은 고딕"/>
+          <w:sz w:val="20"/>
+        </w:rPr>
+        <w:t xml:space="preserve"> 바꿨습니다.</w:t>
       </w:r>
     </w:p>
     <w:p>
@@ -18317,1699 +20523,6 @@
           <w:color w:val="188038"/>
           <w:sz w:val="19"/>
         </w:rPr>
-        <w:t>findByCodeWithStudents</w:t>
-      </w:r>
-      <w:proofErr w:type="spellEnd"/>
-      <w:r>
-        <w:rPr>
-          <w:rFonts w:ascii="Courier New" w:eastAsia="Courier New" w:hAnsi="Courier New" w:cs="Courier New"/>
-          <w:color w:val="188038"/>
-          <w:sz w:val="19"/>
-        </w:rPr>
-        <w:t>()</w:t>
-      </w:r>
-      <w:r>
-        <w:rPr>
-          <w:rFonts w:ascii="맑은 고딕" w:eastAsia="맑은 고딕" w:hAnsi="맑은 고딕" w:cs="맑은 고딕"/>
-          <w:sz w:val="20"/>
-        </w:rPr>
-        <w:t xml:space="preserve"> </w:t>
-      </w:r>
-      <w:proofErr w:type="spellStart"/>
-      <w:r>
-        <w:rPr>
-          <w:rFonts w:ascii="맑은 고딕" w:eastAsia="맑은 고딕" w:hAnsi="맑은 고딕" w:cs="맑은 고딕"/>
-          <w:sz w:val="20"/>
-        </w:rPr>
-        <w:t>를</w:t>
-      </w:r>
-      <w:proofErr w:type="spellEnd"/>
-      <w:r>
-        <w:rPr>
-          <w:rFonts w:ascii="맑은 고딕" w:eastAsia="맑은 고딕" w:hAnsi="맑은 고딕" w:cs="맑은 고딕"/>
-          <w:sz w:val="20"/>
-        </w:rPr>
-        <w:t xml:space="preserve"> 추가했습니다.</w:t>
-      </w:r>
-    </w:p>
-    <w:p>
-      <w:pPr>
-        <w:spacing w:before="160" w:after="40"/>
-      </w:pPr>
-      <w:proofErr w:type="spellStart"/>
-      <w:r>
-        <w:rPr>
-          <w:rFonts w:ascii="Courier New" w:eastAsia="Courier New" w:hAnsi="Courier New" w:cs="Courier New"/>
-          <w:b/>
-          <w:color w:val="188038"/>
-          <w:sz w:val="21"/>
-        </w:rPr>
-        <w:t>StudentService</w:t>
-      </w:r>
-      <w:proofErr w:type="spellEnd"/>
-    </w:p>
-    <w:p>
-      <w:pPr>
-        <w:widowControl w:val="0"/>
-        <w:spacing w:line="259" w:lineRule="auto"/>
-        <w:jc w:val="both"/>
-        <w:rPr>
-          <w:lang w:val="en-US"/>
-        </w:rPr>
-      </w:pPr>
-      <w:hyperlink r:id="rId14">
-        <w:r>
-          <w:rPr>
-            <w:color w:val="1155CC"/>
-            <w:u w:val="single"/>
-            <w:lang w:val="en-US"/>
-          </w:rPr>
-          <w:t>https://gist.github.com/mysoyul/63d9dcb130b065f0d9a901bd44ef114e</w:t>
-        </w:r>
-      </w:hyperlink>
-    </w:p>
-    <w:p>
-      <w:pPr>
-        <w:widowControl w:val="0"/>
-        <w:numPr>
-          <w:ilvl w:val="0"/>
-          <w:numId w:val="1"/>
-        </w:numPr>
-        <w:shd w:val="clear" w:color="auto" w:fill="FFFFFE"/>
-        <w:spacing w:line="360" w:lineRule="auto"/>
-        <w:rPr>
-          <w:rFonts w:ascii="Courier New" w:eastAsia="Courier New" w:hAnsi="Courier New" w:cs="Courier New"/>
-          <w:b/>
-          <w:bCs/>
-          <w:color w:val="383A42"/>
-          <w:sz w:val="20"/>
-          <w:szCs w:val="20"/>
-          <w:highlight w:val="white"/>
-        </w:rPr>
-      </w:pPr>
-      <w:proofErr w:type="spellStart"/>
-      <w:r>
-        <w:rPr>
-          <w:rFonts w:ascii="맑은 고딕" w:eastAsia="맑은 고딕" w:hAnsi="맑은 고딕" w:cs="맑은 고딕"/>
-          <w:sz w:val="20"/>
-        </w:rPr>
-        <w:t>페이징</w:t>
-      </w:r>
-      <w:proofErr w:type="spellEnd"/>
-      <w:r>
-        <w:rPr>
-          <w:rFonts w:ascii="맑은 고딕" w:eastAsia="맑은 고딕" w:hAnsi="맑은 고딕" w:cs="맑은 고딕"/>
-          <w:sz w:val="20"/>
-        </w:rPr>
-        <w:t xml:space="preserve"> 조회 메서드를 추가했습니다.</w:t>
-      </w:r>
-    </w:p>
-    <w:p>
-      <w:pPr>
-        <w:widowControl w:val="0"/>
-        <w:numPr>
-          <w:ilvl w:val="0"/>
-          <w:numId w:val="1"/>
-        </w:numPr>
-        <w:shd w:val="clear" w:color="auto" w:fill="FFFFFE"/>
-        <w:spacing w:line="360" w:lineRule="auto"/>
-        <w:rPr>
-          <w:rFonts w:ascii="Courier New" w:eastAsia="Courier New" w:hAnsi="Courier New" w:cs="Courier New"/>
-          <w:b/>
-          <w:bCs/>
-          <w:color w:val="383A42"/>
-          <w:sz w:val="20"/>
-          <w:szCs w:val="20"/>
-          <w:highlight w:val="white"/>
-        </w:rPr>
-      </w:pPr>
-      <w:r>
-        <w:rPr>
-          <w:rFonts w:ascii="맑은 고딕" w:eastAsia="맑은 고딕" w:hAnsi="맑은 고딕" w:cs="맑은 고딕"/>
-          <w:sz w:val="20"/>
-        </w:rPr>
-        <w:t xml:space="preserve">목록 조회가 </w:t>
-      </w:r>
-      <w:proofErr w:type="spellStart"/>
-      <w:r>
-        <w:rPr>
-          <w:rFonts w:ascii="Courier New" w:eastAsia="Courier New" w:hAnsi="Courier New" w:cs="Courier New"/>
-          <w:color w:val="188038"/>
-          <w:sz w:val="19"/>
-        </w:rPr>
-        <w:t>findAll</w:t>
-      </w:r>
-      <w:proofErr w:type="spellEnd"/>
-      <w:r>
-        <w:rPr>
-          <w:rFonts w:ascii="Courier New" w:eastAsia="Courier New" w:hAnsi="Courier New" w:cs="Courier New"/>
-          <w:color w:val="188038"/>
-          <w:sz w:val="19"/>
-        </w:rPr>
-        <w:t>()</w:t>
-      </w:r>
-      <w:r>
-        <w:rPr>
-          <w:rFonts w:ascii="맑은 고딕" w:eastAsia="맑은 고딕" w:hAnsi="맑은 고딕" w:cs="맑은 고딕"/>
-          <w:sz w:val="20"/>
-        </w:rPr>
-        <w:t xml:space="preserve"> 대신 </w:t>
-      </w:r>
-      <w:proofErr w:type="spellStart"/>
-      <w:r>
-        <w:rPr>
-          <w:rFonts w:ascii="Courier New" w:eastAsia="Courier New" w:hAnsi="Courier New" w:cs="Courier New"/>
-          <w:color w:val="188038"/>
-          <w:sz w:val="19"/>
-        </w:rPr>
-        <w:t>findAllWithDetails</w:t>
-      </w:r>
-      <w:proofErr w:type="spellEnd"/>
-      <w:r>
-        <w:rPr>
-          <w:rFonts w:ascii="Courier New" w:eastAsia="Courier New" w:hAnsi="Courier New" w:cs="Courier New"/>
-          <w:color w:val="188038"/>
-          <w:sz w:val="19"/>
-        </w:rPr>
-        <w:t>()</w:t>
-      </w:r>
-      <w:r>
-        <w:rPr>
-          <w:rFonts w:ascii="맑은 고딕" w:eastAsia="맑은 고딕" w:hAnsi="맑은 고딕" w:cs="맑은 고딕"/>
-          <w:sz w:val="20"/>
-        </w:rPr>
-        <w:t xml:space="preserve"> </w:t>
-      </w:r>
-      <w:proofErr w:type="spellStart"/>
-      <w:r>
-        <w:rPr>
-          <w:rFonts w:ascii="맑은 고딕" w:eastAsia="맑은 고딕" w:hAnsi="맑은 고딕" w:cs="맑은 고딕"/>
-          <w:sz w:val="20"/>
-        </w:rPr>
-        <w:t>를</w:t>
-      </w:r>
-      <w:proofErr w:type="spellEnd"/>
-      <w:r>
-        <w:rPr>
-          <w:rFonts w:ascii="맑은 고딕" w:eastAsia="맑은 고딕" w:hAnsi="맑은 고딕" w:cs="맑은 고딕"/>
-          <w:sz w:val="20"/>
-        </w:rPr>
-        <w:t xml:space="preserve"> 사용합니다.</w:t>
-      </w:r>
-    </w:p>
-    <w:p>
-      <w:pPr>
-        <w:widowControl w:val="0"/>
-        <w:numPr>
-          <w:ilvl w:val="0"/>
-          <w:numId w:val="1"/>
-        </w:numPr>
-        <w:shd w:val="clear" w:color="auto" w:fill="FFFFFE"/>
-        <w:spacing w:line="360" w:lineRule="auto"/>
-        <w:rPr>
-          <w:rFonts w:ascii="Courier New" w:eastAsia="Courier New" w:hAnsi="Courier New" w:cs="Courier New"/>
-          <w:b/>
-          <w:bCs/>
-          <w:color w:val="383A42"/>
-          <w:sz w:val="20"/>
-          <w:szCs w:val="20"/>
-          <w:highlight w:val="white"/>
-        </w:rPr>
-      </w:pPr>
-      <w:proofErr w:type="spellStart"/>
-      <w:r>
-        <w:rPr>
-          <w:rFonts w:ascii="Courier New" w:eastAsia="Courier New" w:hAnsi="Courier New" w:cs="Courier New"/>
-          <w:color w:val="188038"/>
-          <w:sz w:val="19"/>
-        </w:rPr>
-        <w:t>updateStudent</w:t>
-      </w:r>
-      <w:proofErr w:type="spellEnd"/>
-      <w:r>
-        <w:rPr>
-          <w:rFonts w:ascii="Courier New" w:eastAsia="Courier New" w:hAnsi="Courier New" w:cs="Courier New"/>
-          <w:color w:val="188038"/>
-          <w:sz w:val="19"/>
-        </w:rPr>
-        <w:t>()</w:t>
-      </w:r>
-      <w:r>
-        <w:rPr>
-          <w:rFonts w:ascii="맑은 고딕" w:eastAsia="맑은 고딕" w:hAnsi="맑은 고딕" w:cs="맑은 고딕"/>
-          <w:sz w:val="20"/>
-        </w:rPr>
-        <w:t xml:space="preserve"> 에서 중복 검사를 </w:t>
-      </w:r>
-      <w:proofErr w:type="spellStart"/>
-      <w:r>
-        <w:rPr>
-          <w:rFonts w:ascii="Courier New" w:eastAsia="Courier New" w:hAnsi="Courier New" w:cs="Courier New"/>
-          <w:color w:val="188038"/>
-          <w:sz w:val="19"/>
-        </w:rPr>
-        <w:t>StudentDetail</w:t>
-      </w:r>
-      <w:proofErr w:type="spellEnd"/>
-      <w:r>
-        <w:rPr>
-          <w:rFonts w:ascii="맑은 고딕" w:eastAsia="맑은 고딕" w:hAnsi="맑은 고딕" w:cs="맑은 고딕"/>
-          <w:sz w:val="20"/>
-        </w:rPr>
-        <w:t xml:space="preserve"> 생성보다 먼저 수행하도록 순서를 바꿨습니다. 검사용 조회 쿼리가 </w:t>
-      </w:r>
-      <w:proofErr w:type="spellStart"/>
-      <w:r>
-        <w:rPr>
-          <w:rFonts w:ascii="맑은 고딕" w:eastAsia="맑은 고딕" w:hAnsi="맑은 고딕" w:cs="맑은 고딕"/>
-          <w:sz w:val="20"/>
-        </w:rPr>
-        <w:t>flush</w:t>
-      </w:r>
-      <w:proofErr w:type="spellEnd"/>
-      <w:r>
-        <w:rPr>
-          <w:rFonts w:ascii="맑은 고딕" w:eastAsia="맑은 고딕" w:hAnsi="맑은 고딕" w:cs="맑은 고딕"/>
-          <w:sz w:val="20"/>
-        </w:rPr>
-        <w:t xml:space="preserve"> </w:t>
-      </w:r>
-      <w:proofErr w:type="spellStart"/>
-      <w:r>
-        <w:rPr>
-          <w:rFonts w:ascii="맑은 고딕" w:eastAsia="맑은 고딕" w:hAnsi="맑은 고딕" w:cs="맑은 고딕"/>
-          <w:sz w:val="20"/>
-        </w:rPr>
-        <w:t>를</w:t>
-      </w:r>
-      <w:proofErr w:type="spellEnd"/>
-      <w:r>
-        <w:rPr>
-          <w:rFonts w:ascii="맑은 고딕" w:eastAsia="맑은 고딕" w:hAnsi="맑은 고딕" w:cs="맑은 고딕"/>
-          <w:sz w:val="20"/>
-        </w:rPr>
-        <w:t xml:space="preserve"> 유발해 값이 비어 있는 행이 INSERT 되기 때문입니다. 이메일과 전화번호 두 가지를 검사하므로 둘 다 생성 앞으로 옮겨야 하며, 하나라도 뒤에 남으면 같은 오류가 발생합니다. </w:t>
-      </w:r>
-      <w:proofErr w:type="gramStart"/>
-      <w:r>
-        <w:rPr>
-          <w:rFonts w:ascii="맑은 고딕" w:eastAsia="맑은 고딕" w:hAnsi="맑은 고딕" w:cs="맑은 고딕"/>
-          <w:sz w:val="20"/>
-        </w:rPr>
-        <w:t>( 자세한</w:t>
-      </w:r>
-      <w:proofErr w:type="gramEnd"/>
-      <w:r>
-        <w:rPr>
-          <w:rFonts w:ascii="맑은 고딕" w:eastAsia="맑은 고딕" w:hAnsi="맑은 고딕" w:cs="맑은 고딕"/>
-          <w:sz w:val="20"/>
-        </w:rPr>
-        <w:t xml:space="preserve"> 설명은 실습2-4 문서 참고 )</w:t>
-      </w:r>
-    </w:p>
-    <w:p>
-      <w:pPr>
-        <w:spacing w:before="160" w:after="40"/>
-      </w:pPr>
-      <w:proofErr w:type="spellStart"/>
-      <w:r>
-        <w:rPr>
-          <w:rFonts w:ascii="Courier New" w:eastAsia="Courier New" w:hAnsi="Courier New" w:cs="Courier New"/>
-          <w:b/>
-          <w:color w:val="188038"/>
-          <w:sz w:val="21"/>
-        </w:rPr>
-        <w:t>StudentDetailService</w:t>
-      </w:r>
-      <w:proofErr w:type="spellEnd"/>
-    </w:p>
-    <w:p>
-      <w:pPr>
-        <w:widowControl w:val="0"/>
-        <w:numPr>
-          <w:ilvl w:val="0"/>
-          <w:numId w:val="1"/>
-        </w:numPr>
-        <w:shd w:val="clear" w:color="auto" w:fill="FFFFFE"/>
-        <w:spacing w:line="360" w:lineRule="auto"/>
-        <w:rPr>
-          <w:rFonts w:ascii="Courier New" w:eastAsia="Courier New" w:hAnsi="Courier New" w:cs="Courier New"/>
-          <w:b/>
-          <w:bCs/>
-          <w:color w:val="383A42"/>
-          <w:sz w:val="20"/>
-          <w:szCs w:val="20"/>
-          <w:highlight w:val="white"/>
-        </w:rPr>
-      </w:pPr>
-      <w:r>
-        <w:rPr>
-          <w:rFonts w:ascii="Courier New" w:eastAsia="Courier New" w:hAnsi="Courier New" w:cs="Courier New"/>
-          <w:color w:val="188038"/>
-          <w:sz w:val="19"/>
-        </w:rPr>
-        <w:t>/</w:t>
-      </w:r>
-      <w:proofErr w:type="spellStart"/>
-      <w:r>
-        <w:rPr>
-          <w:rFonts w:ascii="Courier New" w:eastAsia="Courier New" w:hAnsi="Courier New" w:cs="Courier New"/>
-          <w:color w:val="188038"/>
-          <w:sz w:val="19"/>
-        </w:rPr>
-        <w:t>api</w:t>
-      </w:r>
-      <w:proofErr w:type="spellEnd"/>
-      <w:r>
-        <w:rPr>
-          <w:rFonts w:ascii="Courier New" w:eastAsia="Courier New" w:hAnsi="Courier New" w:cs="Courier New"/>
-          <w:color w:val="188038"/>
-          <w:sz w:val="19"/>
-        </w:rPr>
-        <w:t>/</w:t>
-      </w:r>
-      <w:proofErr w:type="spellStart"/>
-      <w:r>
-        <w:rPr>
-          <w:rFonts w:ascii="Courier New" w:eastAsia="Courier New" w:hAnsi="Courier New" w:cs="Courier New"/>
-          <w:color w:val="188038"/>
-          <w:sz w:val="19"/>
-        </w:rPr>
-        <w:t>students</w:t>
-      </w:r>
-      <w:proofErr w:type="spellEnd"/>
-      <w:r>
-        <w:rPr>
-          <w:rFonts w:ascii="Courier New" w:eastAsia="Courier New" w:hAnsi="Courier New" w:cs="Courier New"/>
-          <w:color w:val="188038"/>
-          <w:sz w:val="19"/>
-        </w:rPr>
-        <w:t>/</w:t>
-      </w:r>
-      <w:proofErr w:type="spellStart"/>
-      <w:r>
-        <w:rPr>
-          <w:rFonts w:ascii="Courier New" w:eastAsia="Courier New" w:hAnsi="Courier New" w:cs="Courier New"/>
-          <w:color w:val="188038"/>
-          <w:sz w:val="19"/>
-        </w:rPr>
-        <w:t>detail</w:t>
-      </w:r>
-      <w:proofErr w:type="spellEnd"/>
-      <w:r>
-        <w:rPr>
-          <w:rFonts w:ascii="맑은 고딕" w:eastAsia="맑은 고딕" w:hAnsi="맑은 고딕" w:cs="맑은 고딕"/>
-          <w:sz w:val="20"/>
-        </w:rPr>
-        <w:t xml:space="preserve"> 경로를 담당하는 별도 서비스입니다. </w:t>
-      </w:r>
-      <w:proofErr w:type="spellStart"/>
-      <w:r>
-        <w:rPr>
-          <w:rFonts w:ascii="Courier New" w:eastAsia="Courier New" w:hAnsi="Courier New" w:cs="Courier New"/>
-          <w:color w:val="188038"/>
-          <w:sz w:val="19"/>
-        </w:rPr>
-        <w:t>StudentService</w:t>
-      </w:r>
-      <w:proofErr w:type="spellEnd"/>
-      <w:r>
-        <w:rPr>
-          <w:rFonts w:ascii="맑은 고딕" w:eastAsia="맑은 고딕" w:hAnsi="맑은 고딕" w:cs="맑은 고딕"/>
-          <w:sz w:val="20"/>
-        </w:rPr>
-        <w:t xml:space="preserve"> 와 같은 수정을 적용했습니다.</w:t>
-      </w:r>
-    </w:p>
-    <w:p>
-      <w:pPr>
-        <w:widowControl w:val="0"/>
-        <w:numPr>
-          <w:ilvl w:val="0"/>
-          <w:numId w:val="1"/>
-        </w:numPr>
-        <w:shd w:val="clear" w:color="auto" w:fill="FFFFFE"/>
-        <w:spacing w:line="360" w:lineRule="auto"/>
-        <w:rPr>
-          <w:rFonts w:ascii="Courier New" w:eastAsia="Courier New" w:hAnsi="Courier New" w:cs="Courier New"/>
-          <w:b/>
-          <w:bCs/>
-          <w:color w:val="383A42"/>
-          <w:sz w:val="20"/>
-          <w:szCs w:val="20"/>
-          <w:highlight w:val="white"/>
-        </w:rPr>
-      </w:pPr>
-      <w:r>
-        <w:rPr>
-          <w:rFonts w:ascii="맑은 고딕" w:eastAsia="맑은 고딕" w:hAnsi="맑은 고딕" w:cs="맑은 고딕"/>
-          <w:sz w:val="20"/>
-        </w:rPr>
-        <w:t xml:space="preserve">목록 조회 </w:t>
-      </w:r>
-      <w:proofErr w:type="spellStart"/>
-      <w:r>
-        <w:rPr>
-          <w:rFonts w:ascii="맑은 고딕" w:eastAsia="맑은 고딕" w:hAnsi="맑은 고딕" w:cs="맑은 고딕"/>
-          <w:sz w:val="20"/>
-        </w:rPr>
-        <w:t>Fetch</w:t>
-      </w:r>
-      <w:proofErr w:type="spellEnd"/>
-      <w:r>
-        <w:rPr>
-          <w:rFonts w:ascii="맑은 고딕" w:eastAsia="맑은 고딕" w:hAnsi="맑은 고딕" w:cs="맑은 고딕"/>
-          <w:sz w:val="20"/>
-        </w:rPr>
-        <w:t xml:space="preserve"> </w:t>
-      </w:r>
-      <w:proofErr w:type="spellStart"/>
-      <w:r>
-        <w:rPr>
-          <w:rFonts w:ascii="맑은 고딕" w:eastAsia="맑은 고딕" w:hAnsi="맑은 고딕" w:cs="맑은 고딕"/>
-          <w:sz w:val="20"/>
-        </w:rPr>
-        <w:t>Join</w:t>
-      </w:r>
-      <w:proofErr w:type="spellEnd"/>
-      <w:r>
-        <w:rPr>
-          <w:rFonts w:ascii="맑은 고딕" w:eastAsia="맑은 고딕" w:hAnsi="맑은 고딕" w:cs="맑은 고딕"/>
-          <w:sz w:val="20"/>
-        </w:rPr>
-        <w:t xml:space="preserve">, </w:t>
-      </w:r>
-      <w:proofErr w:type="spellStart"/>
-      <w:r>
-        <w:rPr>
-          <w:rFonts w:ascii="Courier New" w:eastAsia="Courier New" w:hAnsi="Courier New" w:cs="Courier New"/>
-          <w:color w:val="188038"/>
-          <w:sz w:val="19"/>
-        </w:rPr>
-        <w:t>updateStudent</w:t>
-      </w:r>
-      <w:proofErr w:type="spellEnd"/>
-      <w:r>
-        <w:rPr>
-          <w:rFonts w:ascii="Courier New" w:eastAsia="Courier New" w:hAnsi="Courier New" w:cs="Courier New"/>
-          <w:color w:val="188038"/>
-          <w:sz w:val="19"/>
-        </w:rPr>
-        <w:t>()</w:t>
-      </w:r>
-      <w:r>
-        <w:rPr>
-          <w:rFonts w:ascii="맑은 고딕" w:eastAsia="맑은 고딕" w:hAnsi="맑은 고딕" w:cs="맑은 고딕"/>
-          <w:sz w:val="20"/>
-        </w:rPr>
-        <w:t xml:space="preserve"> 의 검증 순서 수정이 포함됩니다.</w:t>
-      </w:r>
-    </w:p>
-    <w:p>
-      <w:pPr>
-        <w:spacing w:before="160" w:after="40"/>
-      </w:pPr>
-      <w:proofErr w:type="spellStart"/>
-      <w:r>
-        <w:rPr>
-          <w:rFonts w:ascii="Courier New" w:eastAsia="Courier New" w:hAnsi="Courier New" w:cs="Courier New"/>
-          <w:b/>
-          <w:color w:val="188038"/>
-          <w:sz w:val="21"/>
-        </w:rPr>
-        <w:t>DepartmentService</w:t>
-      </w:r>
-      <w:proofErr w:type="spellEnd"/>
-    </w:p>
-    <w:p>
-      <w:pPr>
-        <w:widowControl w:val="0"/>
-        <w:spacing w:line="259" w:lineRule="auto"/>
-        <w:jc w:val="both"/>
-        <w:rPr>
-          <w:lang w:val="en-US"/>
-        </w:rPr>
-      </w:pPr>
-      <w:hyperlink r:id="rId15">
-        <w:r>
-          <w:rPr>
-            <w:color w:val="1155CC"/>
-            <w:u w:val="single"/>
-            <w:lang w:val="en-US"/>
-          </w:rPr>
-          <w:t>https://gist.github.com/mysoyul/f2df72abfc049e595d877c80b9a3834c</w:t>
-        </w:r>
-      </w:hyperlink>
-    </w:p>
-    <w:p>
-      <w:pPr>
-        <w:widowControl w:val="0"/>
-        <w:numPr>
-          <w:ilvl w:val="0"/>
-          <w:numId w:val="1"/>
-        </w:numPr>
-        <w:shd w:val="clear" w:color="auto" w:fill="FFFFFE"/>
-        <w:spacing w:line="360" w:lineRule="auto"/>
-        <w:rPr>
-          <w:rFonts w:ascii="Courier New" w:eastAsia="Courier New" w:hAnsi="Courier New" w:cs="Courier New"/>
-          <w:b/>
-          <w:bCs/>
-          <w:color w:val="383A42"/>
-          <w:sz w:val="20"/>
-          <w:szCs w:val="20"/>
-          <w:highlight w:val="white"/>
-        </w:rPr>
-      </w:pPr>
-      <w:proofErr w:type="spellStart"/>
-      <w:r>
-        <w:rPr>
-          <w:rFonts w:ascii="Courier New" w:eastAsia="Courier New" w:hAnsi="Courier New" w:cs="Courier New"/>
-          <w:color w:val="188038"/>
-          <w:sz w:val="19"/>
-        </w:rPr>
-        <w:t>getAllDepartments</w:t>
-      </w:r>
-      <w:proofErr w:type="spellEnd"/>
-      <w:r>
-        <w:rPr>
-          <w:rFonts w:ascii="Courier New" w:eastAsia="Courier New" w:hAnsi="Courier New" w:cs="Courier New"/>
-          <w:color w:val="188038"/>
-          <w:sz w:val="19"/>
-        </w:rPr>
-        <w:t>()</w:t>
-      </w:r>
-      <w:r>
-        <w:rPr>
-          <w:rFonts w:ascii="맑은 고딕" w:eastAsia="맑은 고딕" w:hAnsi="맑은 고딕" w:cs="맑은 고딕"/>
-          <w:sz w:val="20"/>
-        </w:rPr>
-        <w:t xml:space="preserve"> 가 </w:t>
-      </w:r>
-      <w:proofErr w:type="spellStart"/>
-      <w:r>
-        <w:rPr>
-          <w:rFonts w:ascii="맑은 고딕" w:eastAsia="맑은 고딕" w:hAnsi="맑은 고딕" w:cs="맑은 고딕"/>
-          <w:sz w:val="20"/>
-        </w:rPr>
-        <w:t>프로젝션을</w:t>
-      </w:r>
-      <w:proofErr w:type="spellEnd"/>
-      <w:r>
-        <w:rPr>
-          <w:rFonts w:ascii="맑은 고딕" w:eastAsia="맑은 고딕" w:hAnsi="맑은 고딕" w:cs="맑은 고딕"/>
-          <w:sz w:val="20"/>
-        </w:rPr>
-        <w:t xml:space="preserve"> 사용합니다. 학과마다 COUNT </w:t>
-      </w:r>
-      <w:proofErr w:type="spellStart"/>
-      <w:r>
-        <w:rPr>
-          <w:rFonts w:ascii="맑은 고딕" w:eastAsia="맑은 고딕" w:hAnsi="맑은 고딕" w:cs="맑은 고딕"/>
-          <w:sz w:val="20"/>
-        </w:rPr>
-        <w:t>를</w:t>
-      </w:r>
-      <w:proofErr w:type="spellEnd"/>
-      <w:r>
-        <w:rPr>
-          <w:rFonts w:ascii="맑은 고딕" w:eastAsia="맑은 고딕" w:hAnsi="맑은 고딕" w:cs="맑은 고딕"/>
-          <w:sz w:val="20"/>
-        </w:rPr>
-        <w:t xml:space="preserve"> 실행하던 것을 집계 쿼리 한 번으로 바꿨습니다.</w:t>
-      </w:r>
-    </w:p>
-    <w:p>
-      <w:pPr>
-        <w:widowControl w:val="0"/>
-        <w:numPr>
-          <w:ilvl w:val="0"/>
-          <w:numId w:val="1"/>
-        </w:numPr>
-        <w:shd w:val="clear" w:color="auto" w:fill="FFFFFE"/>
-        <w:spacing w:line="360" w:lineRule="auto"/>
-        <w:rPr>
-          <w:rFonts w:ascii="Courier New" w:eastAsia="Courier New" w:hAnsi="Courier New" w:cs="Courier New"/>
-          <w:b/>
-          <w:bCs/>
-          <w:color w:val="383A42"/>
-          <w:sz w:val="20"/>
-          <w:szCs w:val="20"/>
-          <w:highlight w:val="white"/>
-        </w:rPr>
-      </w:pPr>
-      <w:proofErr w:type="spellStart"/>
-      <w:r>
-        <w:rPr>
-          <w:rFonts w:ascii="맑은 고딕" w:eastAsia="맑은 고딕" w:hAnsi="맑은 고딕" w:cs="맑은 고딕"/>
-          <w:sz w:val="20"/>
-        </w:rPr>
-        <w:t>페이징</w:t>
-      </w:r>
-      <w:proofErr w:type="spellEnd"/>
-      <w:r>
-        <w:rPr>
-          <w:rFonts w:ascii="맑은 고딕" w:eastAsia="맑은 고딕" w:hAnsi="맑은 고딕" w:cs="맑은 고딕"/>
-          <w:sz w:val="20"/>
-        </w:rPr>
-        <w:t xml:space="preserve"> 조회 메서드를 추가했습니다.</w:t>
-      </w:r>
-    </w:p>
-    <w:p>
-      <w:pPr>
-        <w:widowControl w:val="0"/>
-        <w:numPr>
-          <w:ilvl w:val="0"/>
-          <w:numId w:val="1"/>
-        </w:numPr>
-        <w:shd w:val="clear" w:color="auto" w:fill="FFFFFE"/>
-        <w:spacing w:line="360" w:lineRule="auto"/>
-        <w:rPr>
-          <w:rFonts w:ascii="Courier New" w:eastAsia="Courier New" w:hAnsi="Courier New" w:cs="Courier New"/>
-          <w:b/>
-          <w:bCs/>
-          <w:color w:val="383A42"/>
-          <w:sz w:val="20"/>
-          <w:szCs w:val="20"/>
-          <w:highlight w:val="white"/>
-        </w:rPr>
-      </w:pPr>
-      <w:proofErr w:type="spellStart"/>
-      <w:r>
-        <w:rPr>
-          <w:rFonts w:ascii="Courier New" w:eastAsia="Courier New" w:hAnsi="Courier New" w:cs="Courier New"/>
-          <w:color w:val="188038"/>
-          <w:sz w:val="19"/>
-        </w:rPr>
-        <w:t>getDepartmentByCode</w:t>
-      </w:r>
-      <w:proofErr w:type="spellEnd"/>
-      <w:r>
-        <w:rPr>
-          <w:rFonts w:ascii="Courier New" w:eastAsia="Courier New" w:hAnsi="Courier New" w:cs="Courier New"/>
-          <w:color w:val="188038"/>
-          <w:sz w:val="19"/>
-        </w:rPr>
-        <w:t>()</w:t>
-      </w:r>
-      <w:r>
-        <w:rPr>
-          <w:rFonts w:ascii="맑은 고딕" w:eastAsia="맑은 고딕" w:hAnsi="맑은 고딕" w:cs="맑은 고딕"/>
-          <w:sz w:val="20"/>
-        </w:rPr>
-        <w:t xml:space="preserve"> 가 </w:t>
-      </w:r>
-      <w:proofErr w:type="spellStart"/>
-      <w:r>
-        <w:rPr>
-          <w:rFonts w:ascii="Courier New" w:eastAsia="Courier New" w:hAnsi="Courier New" w:cs="Courier New"/>
-          <w:color w:val="188038"/>
-          <w:sz w:val="19"/>
-        </w:rPr>
-        <w:t>findByCodeWithStudents</w:t>
-      </w:r>
-      <w:proofErr w:type="spellEnd"/>
-      <w:r>
-        <w:rPr>
-          <w:rFonts w:ascii="Courier New" w:eastAsia="Courier New" w:hAnsi="Courier New" w:cs="Courier New"/>
-          <w:color w:val="188038"/>
-          <w:sz w:val="19"/>
-        </w:rPr>
-        <w:t>()</w:t>
-      </w:r>
-      <w:r>
-        <w:rPr>
-          <w:rFonts w:ascii="맑은 고딕" w:eastAsia="맑은 고딕" w:hAnsi="맑은 고딕" w:cs="맑은 고딕"/>
-          <w:sz w:val="20"/>
-        </w:rPr>
-        <w:t xml:space="preserve"> </w:t>
-      </w:r>
-      <w:proofErr w:type="spellStart"/>
-      <w:r>
-        <w:rPr>
-          <w:rFonts w:ascii="맑은 고딕" w:eastAsia="맑은 고딕" w:hAnsi="맑은 고딕" w:cs="맑은 고딕"/>
-          <w:sz w:val="20"/>
-        </w:rPr>
-        <w:t>를</w:t>
-      </w:r>
-      <w:proofErr w:type="spellEnd"/>
-      <w:r>
-        <w:rPr>
-          <w:rFonts w:ascii="맑은 고딕" w:eastAsia="맑은 고딕" w:hAnsi="맑은 고딕" w:cs="맑은 고딕"/>
-          <w:sz w:val="20"/>
-        </w:rPr>
-        <w:t xml:space="preserve"> 사용합니다.</w:t>
-      </w:r>
-    </w:p>
-    <w:p>
-      <w:pPr>
-        <w:spacing w:before="160" w:after="40"/>
-      </w:pPr>
-      <w:proofErr w:type="spellStart"/>
-      <w:r>
-        <w:rPr>
-          <w:rFonts w:ascii="Courier New" w:eastAsia="Courier New" w:hAnsi="Courier New" w:cs="Courier New"/>
-          <w:b/>
-          <w:color w:val="188038"/>
-          <w:sz w:val="21"/>
-        </w:rPr>
-        <w:t>StudentController</w:t>
-      </w:r>
-      <w:proofErr w:type="spellEnd"/>
-    </w:p>
-    <w:p>
-      <w:pPr>
-        <w:widowControl w:val="0"/>
-        <w:spacing w:line="259" w:lineRule="auto"/>
-        <w:jc w:val="both"/>
-        <w:rPr>
-          <w:lang w:val="en-US"/>
-        </w:rPr>
-      </w:pPr>
-      <w:hyperlink r:id="rId16">
-        <w:r>
-          <w:rPr>
-            <w:color w:val="1155CC"/>
-            <w:u w:val="single"/>
-            <w:lang w:val="en-US"/>
-          </w:rPr>
-          <w:t>https://gist.github.com/mysoyul/7f6eadab20499885c0ad2ac81ae266af</w:t>
-        </w:r>
-      </w:hyperlink>
-    </w:p>
-    <w:p>
-      <w:pPr>
-        <w:widowControl w:val="0"/>
-        <w:numPr>
-          <w:ilvl w:val="0"/>
-          <w:numId w:val="1"/>
-        </w:numPr>
-        <w:shd w:val="clear" w:color="auto" w:fill="FFFFFE"/>
-        <w:spacing w:line="360" w:lineRule="auto"/>
-        <w:rPr>
-          <w:rFonts w:ascii="Courier New" w:eastAsia="Courier New" w:hAnsi="Courier New" w:cs="Courier New"/>
-          <w:b/>
-          <w:bCs/>
-          <w:color w:val="383A42"/>
-          <w:sz w:val="20"/>
-          <w:szCs w:val="20"/>
-          <w:highlight w:val="white"/>
-        </w:rPr>
-      </w:pPr>
-      <w:r>
-        <w:rPr>
-          <w:rFonts w:ascii="Courier New" w:eastAsia="Courier New" w:hAnsi="Courier New" w:cs="Courier New"/>
-          <w:color w:val="188038"/>
-          <w:sz w:val="19"/>
-        </w:rPr>
-        <w:lastRenderedPageBreak/>
-        <w:t>/</w:t>
-      </w:r>
-      <w:proofErr w:type="spellStart"/>
-      <w:r>
-        <w:rPr>
-          <w:rFonts w:ascii="Courier New" w:eastAsia="Courier New" w:hAnsi="Courier New" w:cs="Courier New"/>
-          <w:color w:val="188038"/>
-          <w:sz w:val="19"/>
-        </w:rPr>
-        <w:t>paged</w:t>
-      </w:r>
-      <w:proofErr w:type="spellEnd"/>
-      <w:r>
-        <w:rPr>
-          <w:rFonts w:ascii="맑은 고딕" w:eastAsia="맑은 고딕" w:hAnsi="맑은 고딕" w:cs="맑은 고딕"/>
-          <w:sz w:val="20"/>
-        </w:rPr>
-        <w:t xml:space="preserve"> </w:t>
-      </w:r>
-      <w:proofErr w:type="spellStart"/>
-      <w:r>
-        <w:rPr>
-          <w:rFonts w:ascii="맑은 고딕" w:eastAsia="맑은 고딕" w:hAnsi="맑은 고딕" w:cs="맑은 고딕"/>
-          <w:sz w:val="20"/>
-        </w:rPr>
-        <w:t>엔드포인트를</w:t>
-      </w:r>
-      <w:proofErr w:type="spellEnd"/>
-      <w:r>
-        <w:rPr>
-          <w:rFonts w:ascii="맑은 고딕" w:eastAsia="맑은 고딕" w:hAnsi="맑은 고딕" w:cs="맑은 고딕"/>
-          <w:sz w:val="20"/>
-        </w:rPr>
-        <w:t xml:space="preserve"> 추가했습니다. 기존 </w:t>
-      </w:r>
-      <w:proofErr w:type="spellStart"/>
-      <w:r>
-        <w:rPr>
-          <w:rFonts w:ascii="맑은 고딕" w:eastAsia="맑은 고딕" w:hAnsi="맑은 고딕" w:cs="맑은 고딕"/>
-          <w:sz w:val="20"/>
-        </w:rPr>
-        <w:t>비페이징</w:t>
-      </w:r>
-      <w:proofErr w:type="spellEnd"/>
-      <w:r>
-        <w:rPr>
-          <w:rFonts w:ascii="맑은 고딕" w:eastAsia="맑은 고딕" w:hAnsi="맑은 고딕" w:cs="맑은 고딕"/>
-          <w:sz w:val="20"/>
-        </w:rPr>
-        <w:t xml:space="preserve"> </w:t>
-      </w:r>
-      <w:proofErr w:type="spellStart"/>
-      <w:r>
-        <w:rPr>
-          <w:rFonts w:ascii="맑은 고딕" w:eastAsia="맑은 고딕" w:hAnsi="맑은 고딕" w:cs="맑은 고딕"/>
-          <w:sz w:val="20"/>
-        </w:rPr>
-        <w:t>엔드포인트도</w:t>
-      </w:r>
-      <w:proofErr w:type="spellEnd"/>
-      <w:r>
-        <w:rPr>
-          <w:rFonts w:ascii="맑은 고딕" w:eastAsia="맑은 고딕" w:hAnsi="맑은 고딕" w:cs="맑은 고딕"/>
-          <w:sz w:val="20"/>
-        </w:rPr>
-        <w:t xml:space="preserve"> 그대로 유지합니다.</w:t>
-      </w:r>
-    </w:p>
-    <w:p>
-      <w:pPr>
-        <w:spacing w:before="160" w:after="40"/>
-      </w:pPr>
-      <w:proofErr w:type="spellStart"/>
-      <w:r>
-        <w:rPr>
-          <w:rFonts w:ascii="Courier New" w:eastAsia="Courier New" w:hAnsi="Courier New" w:cs="Courier New"/>
-          <w:b/>
-          <w:color w:val="188038"/>
-          <w:sz w:val="21"/>
-        </w:rPr>
-        <w:t>DepartmentController</w:t>
-      </w:r>
-      <w:proofErr w:type="spellEnd"/>
-    </w:p>
-    <w:p>
-      <w:pPr>
-        <w:widowControl w:val="0"/>
-        <w:spacing w:line="259" w:lineRule="auto"/>
-        <w:jc w:val="both"/>
-        <w:rPr>
-          <w:lang w:val="en-US"/>
-        </w:rPr>
-      </w:pPr>
-      <w:hyperlink r:id="rId17">
-        <w:r>
-          <w:rPr>
-            <w:color w:val="1155CC"/>
-            <w:u w:val="single"/>
-            <w:lang w:val="en-US"/>
-          </w:rPr>
-          <w:t>https://gist.github.com/mysoyul/18bbd7ff4a6daade2f86180772d2576a</w:t>
-        </w:r>
-      </w:hyperlink>
-    </w:p>
-    <w:p>
-      <w:pPr>
-        <w:widowControl w:val="0"/>
-        <w:numPr>
-          <w:ilvl w:val="0"/>
-          <w:numId w:val="1"/>
-        </w:numPr>
-        <w:shd w:val="clear" w:color="auto" w:fill="FFFFFE"/>
-        <w:spacing w:line="360" w:lineRule="auto"/>
-        <w:rPr>
-          <w:rFonts w:ascii="Courier New" w:eastAsia="Courier New" w:hAnsi="Courier New" w:cs="Courier New"/>
-          <w:b/>
-          <w:bCs/>
-          <w:color w:val="383A42"/>
-          <w:sz w:val="20"/>
-          <w:szCs w:val="20"/>
-          <w:highlight w:val="white"/>
-        </w:rPr>
-      </w:pPr>
-      <w:r>
-        <w:rPr>
-          <w:rFonts w:ascii="Courier New" w:eastAsia="Courier New" w:hAnsi="Courier New" w:cs="Courier New"/>
-          <w:color w:val="188038"/>
-          <w:sz w:val="19"/>
-        </w:rPr>
-        <w:t>/</w:t>
-      </w:r>
-      <w:proofErr w:type="spellStart"/>
-      <w:r>
-        <w:rPr>
-          <w:rFonts w:ascii="Courier New" w:eastAsia="Courier New" w:hAnsi="Courier New" w:cs="Courier New"/>
-          <w:color w:val="188038"/>
-          <w:sz w:val="19"/>
-        </w:rPr>
-        <w:t>paged</w:t>
-      </w:r>
-      <w:proofErr w:type="spellEnd"/>
-      <w:r>
-        <w:rPr>
-          <w:rFonts w:ascii="맑은 고딕" w:eastAsia="맑은 고딕" w:hAnsi="맑은 고딕" w:cs="맑은 고딕"/>
-          <w:sz w:val="20"/>
-        </w:rPr>
-        <w:t xml:space="preserve"> 와 </w:t>
-      </w:r>
-      <w:r>
-        <w:rPr>
-          <w:rFonts w:ascii="Courier New" w:eastAsia="Courier New" w:hAnsi="Courier New" w:cs="Courier New"/>
-          <w:color w:val="188038"/>
-          <w:sz w:val="19"/>
-        </w:rPr>
-        <w:t>/{</w:t>
-      </w:r>
-      <w:proofErr w:type="spellStart"/>
-      <w:r>
-        <w:rPr>
-          <w:rFonts w:ascii="Courier New" w:eastAsia="Courier New" w:hAnsi="Courier New" w:cs="Courier New"/>
-          <w:color w:val="188038"/>
-          <w:sz w:val="19"/>
-        </w:rPr>
-        <w:t>id</w:t>
-      </w:r>
-      <w:proofErr w:type="spellEnd"/>
-      <w:r>
-        <w:rPr>
-          <w:rFonts w:ascii="Courier New" w:eastAsia="Courier New" w:hAnsi="Courier New" w:cs="Courier New"/>
-          <w:color w:val="188038"/>
-          <w:sz w:val="19"/>
-        </w:rPr>
-        <w:t>}/</w:t>
-      </w:r>
-      <w:proofErr w:type="spellStart"/>
-      <w:r>
-        <w:rPr>
-          <w:rFonts w:ascii="Courier New" w:eastAsia="Courier New" w:hAnsi="Courier New" w:cs="Courier New"/>
-          <w:color w:val="188038"/>
-          <w:sz w:val="19"/>
-        </w:rPr>
-        <w:t>students</w:t>
-      </w:r>
-      <w:proofErr w:type="spellEnd"/>
-      <w:r>
-        <w:rPr>
-          <w:rFonts w:ascii="Courier New" w:eastAsia="Courier New" w:hAnsi="Courier New" w:cs="Courier New"/>
-          <w:color w:val="188038"/>
-          <w:sz w:val="19"/>
-        </w:rPr>
-        <w:t>/</w:t>
-      </w:r>
-      <w:proofErr w:type="spellStart"/>
-      <w:r>
-        <w:rPr>
-          <w:rFonts w:ascii="Courier New" w:eastAsia="Courier New" w:hAnsi="Courier New" w:cs="Courier New"/>
-          <w:color w:val="188038"/>
-          <w:sz w:val="19"/>
-        </w:rPr>
-        <w:t>paged</w:t>
-      </w:r>
-      <w:proofErr w:type="spellEnd"/>
-      <w:r>
-        <w:rPr>
-          <w:rFonts w:ascii="맑은 고딕" w:eastAsia="맑은 고딕" w:hAnsi="맑은 고딕" w:cs="맑은 고딕"/>
-          <w:sz w:val="20"/>
-        </w:rPr>
-        <w:t xml:space="preserve"> </w:t>
-      </w:r>
-      <w:proofErr w:type="spellStart"/>
-      <w:r>
-        <w:rPr>
-          <w:rFonts w:ascii="맑은 고딕" w:eastAsia="맑은 고딕" w:hAnsi="맑은 고딕" w:cs="맑은 고딕"/>
-          <w:sz w:val="20"/>
-        </w:rPr>
-        <w:t>엔드포인트를</w:t>
-      </w:r>
-      <w:proofErr w:type="spellEnd"/>
-      <w:r>
-        <w:rPr>
-          <w:rFonts w:ascii="맑은 고딕" w:eastAsia="맑은 고딕" w:hAnsi="맑은 고딕" w:cs="맑은 고딕"/>
-          <w:sz w:val="20"/>
-        </w:rPr>
-        <w:t xml:space="preserve"> 추가했습니다.</w:t>
-      </w:r>
-    </w:p>
-    <w:p>
-      <w:pPr>
-        <w:spacing w:before="160" w:after="40"/>
-      </w:pPr>
-      <w:proofErr w:type="spellStart"/>
-      <w:r>
-        <w:rPr>
-          <w:rFonts w:ascii="Courier New" w:eastAsia="Courier New" w:hAnsi="Courier New" w:cs="Courier New"/>
-          <w:b/>
-          <w:color w:val="188038"/>
-          <w:sz w:val="21"/>
-        </w:rPr>
-        <w:t>StudentDTO</w:t>
-      </w:r>
-      <w:proofErr w:type="spellEnd"/>
-    </w:p>
-    <w:p>
-      <w:pPr>
-        <w:widowControl w:val="0"/>
-        <w:numPr>
-          <w:ilvl w:val="0"/>
-          <w:numId w:val="1"/>
-        </w:numPr>
-        <w:shd w:val="clear" w:color="auto" w:fill="FFFFFE"/>
-        <w:spacing w:line="360" w:lineRule="auto"/>
-        <w:rPr>
-          <w:rFonts w:ascii="Courier New" w:eastAsia="Courier New" w:hAnsi="Courier New" w:cs="Courier New"/>
-          <w:b/>
-          <w:bCs/>
-          <w:color w:val="383A42"/>
-          <w:sz w:val="20"/>
-          <w:szCs w:val="20"/>
-          <w:highlight w:val="white"/>
-        </w:rPr>
-      </w:pPr>
-      <w:proofErr w:type="spellStart"/>
-      <w:r>
-        <w:rPr>
-          <w:rFonts w:ascii="Courier New" w:eastAsia="Courier New" w:hAnsi="Courier New" w:cs="Courier New"/>
-          <w:color w:val="188038"/>
-          <w:sz w:val="19"/>
-        </w:rPr>
-        <w:t>StudentDetailDTO</w:t>
-      </w:r>
-      <w:proofErr w:type="spellEnd"/>
-      <w:r>
-        <w:rPr>
-          <w:rFonts w:ascii="맑은 고딕" w:eastAsia="맑은 고딕" w:hAnsi="맑은 고딕" w:cs="맑은 고딕"/>
-          <w:sz w:val="20"/>
-        </w:rPr>
-        <w:t xml:space="preserve"> 의 검증을 </w:t>
-      </w:r>
-      <w:proofErr w:type="spellStart"/>
-      <w:r>
-        <w:rPr>
-          <w:rFonts w:ascii="맑은 고딕" w:eastAsia="맑은 고딕" w:hAnsi="맑은 고딕" w:cs="맑은 고딕"/>
-          <w:sz w:val="20"/>
-        </w:rPr>
-        <w:t>엔티티</w:t>
-      </w:r>
-      <w:proofErr w:type="spellEnd"/>
-      <w:r>
-        <w:rPr>
-          <w:rFonts w:ascii="맑은 고딕" w:eastAsia="맑은 고딕" w:hAnsi="맑은 고딕" w:cs="맑은 고딕"/>
-          <w:sz w:val="20"/>
-        </w:rPr>
-        <w:t xml:space="preserve"> 제약과 일치시켰습니다.</w:t>
-      </w:r>
-    </w:p>
-    <w:p>
-      <w:pPr>
-        <w:widowControl w:val="0"/>
-        <w:numPr>
-          <w:ilvl w:val="0"/>
-          <w:numId w:val="1"/>
-        </w:numPr>
-        <w:shd w:val="clear" w:color="auto" w:fill="FFFFFE"/>
-        <w:spacing w:line="360" w:lineRule="auto"/>
-        <w:rPr>
-          <w:rFonts w:ascii="Courier New" w:eastAsia="Courier New" w:hAnsi="Courier New" w:cs="Courier New"/>
-          <w:b/>
-          <w:bCs/>
-          <w:color w:val="383A42"/>
-          <w:sz w:val="20"/>
-          <w:szCs w:val="20"/>
-          <w:highlight w:val="white"/>
-        </w:rPr>
-      </w:pPr>
-      <w:proofErr w:type="spellStart"/>
-      <w:proofErr w:type="gramStart"/>
-      <w:r>
-        <w:rPr>
-          <w:rFonts w:ascii="Courier New" w:eastAsia="Courier New" w:hAnsi="Courier New" w:cs="Courier New"/>
-          <w:color w:val="188038"/>
-          <w:sz w:val="19"/>
-        </w:rPr>
-        <w:t>address</w:t>
-      </w:r>
-      <w:proofErr w:type="spellEnd"/>
-      <w:r>
-        <w:rPr>
-          <w:rFonts w:ascii="맑은 고딕" w:eastAsia="맑은 고딕" w:hAnsi="맑은 고딕" w:cs="맑은 고딕"/>
-          <w:sz w:val="20"/>
-        </w:rPr>
-        <w:t xml:space="preserve"> :</w:t>
-      </w:r>
-      <w:proofErr w:type="gramEnd"/>
-      <w:r>
-        <w:rPr>
-          <w:rFonts w:ascii="맑은 고딕" w:eastAsia="맑은 고딕" w:hAnsi="맑은 고딕" w:cs="맑은 고딕"/>
-          <w:sz w:val="20"/>
-        </w:rPr>
-        <w:t xml:space="preserve"> </w:t>
-      </w:r>
-      <w:r>
-        <w:rPr>
-          <w:rFonts w:ascii="Courier New" w:eastAsia="Courier New" w:hAnsi="Courier New" w:cs="Courier New"/>
-          <w:color w:val="188038"/>
-          <w:sz w:val="19"/>
-        </w:rPr>
-        <w:t>@</w:t>
-      </w:r>
-      <w:proofErr w:type="spellStart"/>
-      <w:r>
-        <w:rPr>
-          <w:rFonts w:ascii="Courier New" w:eastAsia="Courier New" w:hAnsi="Courier New" w:cs="Courier New"/>
-          <w:color w:val="188038"/>
-          <w:sz w:val="19"/>
-        </w:rPr>
-        <w:t>NotBlank</w:t>
-      </w:r>
-      <w:proofErr w:type="spellEnd"/>
-      <w:r>
-        <w:rPr>
-          <w:rFonts w:ascii="맑은 고딕" w:eastAsia="맑은 고딕" w:hAnsi="맑은 고딕" w:cs="맑은 고딕"/>
-          <w:sz w:val="20"/>
-        </w:rPr>
-        <w:t xml:space="preserve"> 제거 — </w:t>
-      </w:r>
-      <w:proofErr w:type="spellStart"/>
-      <w:r>
-        <w:rPr>
-          <w:rFonts w:ascii="맑은 고딕" w:eastAsia="맑은 고딕" w:hAnsi="맑은 고딕" w:cs="맑은 고딕"/>
-          <w:sz w:val="20"/>
-        </w:rPr>
-        <w:t>엔티티가</w:t>
-      </w:r>
-      <w:proofErr w:type="spellEnd"/>
-      <w:r>
-        <w:rPr>
-          <w:rFonts w:ascii="맑은 고딕" w:eastAsia="맑은 고딕" w:hAnsi="맑은 고딕" w:cs="맑은 고딕"/>
-          <w:sz w:val="20"/>
-        </w:rPr>
-        <w:t xml:space="preserve"> </w:t>
-      </w:r>
-      <w:proofErr w:type="spellStart"/>
-      <w:r>
-        <w:rPr>
-          <w:rFonts w:ascii="Courier New" w:eastAsia="Courier New" w:hAnsi="Courier New" w:cs="Courier New"/>
-          <w:color w:val="188038"/>
-          <w:sz w:val="19"/>
-        </w:rPr>
-        <w:t>null</w:t>
-      </w:r>
-      <w:proofErr w:type="spellEnd"/>
-      <w:r>
-        <w:rPr>
-          <w:rFonts w:ascii="맑은 고딕" w:eastAsia="맑은 고딕" w:hAnsi="맑은 고딕" w:cs="맑은 고딕"/>
-          <w:sz w:val="20"/>
-        </w:rPr>
-        <w:t xml:space="preserve"> 을 허용하는 선택 항목입니다.</w:t>
-      </w:r>
-    </w:p>
-    <w:p>
-      <w:pPr>
-        <w:widowControl w:val="0"/>
-        <w:numPr>
-          <w:ilvl w:val="0"/>
-          <w:numId w:val="1"/>
-        </w:numPr>
-        <w:shd w:val="clear" w:color="auto" w:fill="FFFFFE"/>
-        <w:spacing w:line="360" w:lineRule="auto"/>
-        <w:rPr>
-          <w:rFonts w:ascii="Courier New" w:eastAsia="Courier New" w:hAnsi="Courier New" w:cs="Courier New"/>
-          <w:b/>
-          <w:bCs/>
-          <w:color w:val="383A42"/>
-          <w:sz w:val="20"/>
-          <w:szCs w:val="20"/>
-          <w:highlight w:val="white"/>
-        </w:rPr>
-      </w:pPr>
-      <w:proofErr w:type="spellStart"/>
-      <w:proofErr w:type="gramStart"/>
-      <w:r>
-        <w:rPr>
-          <w:rFonts w:ascii="Courier New" w:eastAsia="Courier New" w:hAnsi="Courier New" w:cs="Courier New"/>
-          <w:color w:val="188038"/>
-          <w:sz w:val="19"/>
-        </w:rPr>
-        <w:t>email</w:t>
-      </w:r>
-      <w:proofErr w:type="spellEnd"/>
-      <w:r>
-        <w:rPr>
-          <w:rFonts w:ascii="맑은 고딕" w:eastAsia="맑은 고딕" w:hAnsi="맑은 고딕" w:cs="맑은 고딕"/>
-          <w:sz w:val="20"/>
-        </w:rPr>
-        <w:t xml:space="preserve"> :</w:t>
-      </w:r>
-      <w:proofErr w:type="gramEnd"/>
-      <w:r>
-        <w:rPr>
-          <w:rFonts w:ascii="맑은 고딕" w:eastAsia="맑은 고딕" w:hAnsi="맑은 고딕" w:cs="맑은 고딕"/>
-          <w:sz w:val="20"/>
-        </w:rPr>
-        <w:t xml:space="preserve"> </w:t>
-      </w:r>
-      <w:r>
-        <w:rPr>
-          <w:rFonts w:ascii="Courier New" w:eastAsia="Courier New" w:hAnsi="Courier New" w:cs="Courier New"/>
-          <w:color w:val="188038"/>
-          <w:sz w:val="19"/>
-        </w:rPr>
-        <w:t>@</w:t>
-      </w:r>
-      <w:proofErr w:type="spellStart"/>
-      <w:r>
-        <w:rPr>
-          <w:rFonts w:ascii="Courier New" w:eastAsia="Courier New" w:hAnsi="Courier New" w:cs="Courier New"/>
-          <w:color w:val="188038"/>
-          <w:sz w:val="19"/>
-        </w:rPr>
-        <w:t>NotBlank</w:t>
-      </w:r>
-      <w:proofErr w:type="spellEnd"/>
-      <w:r>
-        <w:rPr>
-          <w:rFonts w:ascii="맑은 고딕" w:eastAsia="맑은 고딕" w:hAnsi="맑은 고딕" w:cs="맑은 고딕"/>
-          <w:sz w:val="20"/>
-        </w:rPr>
-        <w:t xml:space="preserve"> 와 </w:t>
-      </w:r>
-      <w:r>
-        <w:rPr>
-          <w:rFonts w:ascii="Courier New" w:eastAsia="Courier New" w:hAnsi="Courier New" w:cs="Courier New"/>
-          <w:color w:val="188038"/>
-          <w:sz w:val="19"/>
-        </w:rPr>
-        <w:t>@</w:t>
-      </w:r>
-      <w:proofErr w:type="spellStart"/>
-      <w:r>
-        <w:rPr>
-          <w:rFonts w:ascii="Courier New" w:eastAsia="Courier New" w:hAnsi="Courier New" w:cs="Courier New"/>
-          <w:color w:val="188038"/>
-          <w:sz w:val="19"/>
-        </w:rPr>
-        <w:t>Email</w:t>
-      </w:r>
-      <w:proofErr w:type="spellEnd"/>
-      <w:r>
-        <w:rPr>
-          <w:rFonts w:ascii="맑은 고딕" w:eastAsia="맑은 고딕" w:hAnsi="맑은 고딕" w:cs="맑은 고딕"/>
-          <w:sz w:val="20"/>
-        </w:rPr>
-        <w:t xml:space="preserve"> 추가 — </w:t>
-      </w:r>
-      <w:proofErr w:type="spellStart"/>
-      <w:r>
-        <w:rPr>
-          <w:rFonts w:ascii="맑은 고딕" w:eastAsia="맑은 고딕" w:hAnsi="맑은 고딕" w:cs="맑은 고딕"/>
-          <w:sz w:val="20"/>
-        </w:rPr>
-        <w:t>엔티티가</w:t>
-      </w:r>
-      <w:proofErr w:type="spellEnd"/>
-      <w:r>
-        <w:rPr>
-          <w:rFonts w:ascii="맑은 고딕" w:eastAsia="맑은 고딕" w:hAnsi="맑은 고딕" w:cs="맑은 고딕"/>
-          <w:sz w:val="20"/>
-        </w:rPr>
-        <w:t xml:space="preserve"> NOT NULL 이라 없으면 500 이 발생했습니다.</w:t>
-      </w:r>
-    </w:p>
-    <w:p>
-      <w:pPr>
-        <w:spacing w:before="160" w:after="40"/>
-      </w:pPr>
-      <w:proofErr w:type="spellStart"/>
-      <w:r>
-        <w:rPr>
-          <w:rFonts w:ascii="Courier New" w:eastAsia="Courier New" w:hAnsi="Courier New" w:cs="Courier New"/>
-          <w:b/>
-          <w:color w:val="188038"/>
-          <w:sz w:val="21"/>
-        </w:rPr>
-        <w:t>DepartmentDTO</w:t>
-      </w:r>
-      <w:proofErr w:type="spellEnd"/>
-    </w:p>
-    <w:p>
-      <w:pPr>
-        <w:widowControl w:val="0"/>
-        <w:numPr>
-          <w:ilvl w:val="0"/>
-          <w:numId w:val="1"/>
-        </w:numPr>
-        <w:shd w:val="clear" w:color="auto" w:fill="FFFFFE"/>
-        <w:spacing w:line="360" w:lineRule="auto"/>
-        <w:rPr>
-          <w:rFonts w:ascii="Courier New" w:eastAsia="Courier New" w:hAnsi="Courier New" w:cs="Courier New"/>
-          <w:b/>
-          <w:bCs/>
-          <w:color w:val="383A42"/>
-          <w:sz w:val="20"/>
-          <w:szCs w:val="20"/>
-          <w:highlight w:val="white"/>
-        </w:rPr>
-      </w:pPr>
-      <w:proofErr w:type="spellStart"/>
-      <w:r>
-        <w:rPr>
-          <w:rFonts w:ascii="Courier New" w:eastAsia="Courier New" w:hAnsi="Courier New" w:cs="Courier New"/>
-          <w:color w:val="188038"/>
-          <w:sz w:val="19"/>
-        </w:rPr>
-        <w:t>SimpleResponse.fromEntity</w:t>
-      </w:r>
-      <w:proofErr w:type="spellEnd"/>
-      <w:r>
-        <w:rPr>
-          <w:rFonts w:ascii="Courier New" w:eastAsia="Courier New" w:hAnsi="Courier New" w:cs="Courier New"/>
-          <w:color w:val="188038"/>
-          <w:sz w:val="19"/>
-        </w:rPr>
-        <w:t>()</w:t>
-      </w:r>
-      <w:r>
-        <w:rPr>
-          <w:rFonts w:ascii="맑은 고딕" w:eastAsia="맑은 고딕" w:hAnsi="맑은 고딕" w:cs="맑은 고딕"/>
-          <w:sz w:val="20"/>
-        </w:rPr>
-        <w:t xml:space="preserve"> 가 </w:t>
-      </w:r>
-      <w:proofErr w:type="spellStart"/>
-      <w:r>
-        <w:rPr>
-          <w:rFonts w:ascii="Courier New" w:eastAsia="Courier New" w:hAnsi="Courier New" w:cs="Courier New"/>
-          <w:color w:val="188038"/>
-          <w:sz w:val="19"/>
-        </w:rPr>
-        <w:t>students</w:t>
-      </w:r>
-      <w:proofErr w:type="spellEnd"/>
-      <w:r>
-        <w:rPr>
-          <w:rFonts w:ascii="맑은 고딕" w:eastAsia="맑은 고딕" w:hAnsi="맑은 고딕" w:cs="맑은 고딕"/>
-          <w:sz w:val="20"/>
-        </w:rPr>
-        <w:t xml:space="preserve"> 컬렉션에 접근하지 않습니다.</w:t>
-      </w:r>
-    </w:p>
-    <w:p>
-      <w:pPr>
-        <w:widowControl w:val="0"/>
-        <w:numPr>
-          <w:ilvl w:val="0"/>
-          <w:numId w:val="1"/>
-        </w:numPr>
-        <w:shd w:val="clear" w:color="auto" w:fill="FFFFFE"/>
-        <w:spacing w:line="360" w:lineRule="auto"/>
-        <w:rPr>
-          <w:rFonts w:ascii="Courier New" w:eastAsia="Courier New" w:hAnsi="Courier New" w:cs="Courier New"/>
-          <w:b/>
-          <w:bCs/>
-          <w:color w:val="383A42"/>
-          <w:sz w:val="20"/>
-          <w:szCs w:val="20"/>
-          <w:highlight w:val="white"/>
-        </w:rPr>
-      </w:pPr>
-      <w:proofErr w:type="spellStart"/>
-      <w:r>
-        <w:rPr>
-          <w:rFonts w:ascii="Courier New" w:eastAsia="Courier New" w:hAnsi="Courier New" w:cs="Courier New"/>
-          <w:color w:val="188038"/>
-          <w:sz w:val="19"/>
-        </w:rPr>
-        <w:t>fromSummary</w:t>
-      </w:r>
-      <w:proofErr w:type="spellEnd"/>
-      <w:r>
-        <w:rPr>
-          <w:rFonts w:ascii="Courier New" w:eastAsia="Courier New" w:hAnsi="Courier New" w:cs="Courier New"/>
-          <w:color w:val="188038"/>
-          <w:sz w:val="19"/>
-        </w:rPr>
-        <w:t>()</w:t>
-      </w:r>
-      <w:r>
-        <w:rPr>
-          <w:rFonts w:ascii="맑은 고딕" w:eastAsia="맑은 고딕" w:hAnsi="맑은 고딕" w:cs="맑은 고딕"/>
-          <w:sz w:val="20"/>
-        </w:rPr>
-        <w:t xml:space="preserve"> </w:t>
-      </w:r>
-      <w:proofErr w:type="spellStart"/>
-      <w:r>
-        <w:rPr>
-          <w:rFonts w:ascii="맑은 고딕" w:eastAsia="맑은 고딕" w:hAnsi="맑은 고딕" w:cs="맑은 고딕"/>
-          <w:sz w:val="20"/>
-        </w:rPr>
-        <w:t>를</w:t>
-      </w:r>
-      <w:proofErr w:type="spellEnd"/>
-      <w:r>
-        <w:rPr>
-          <w:rFonts w:ascii="맑은 고딕" w:eastAsia="맑은 고딕" w:hAnsi="맑은 고딕" w:cs="맑은 고딕"/>
-          <w:sz w:val="20"/>
-        </w:rPr>
-        <w:t xml:space="preserve"> 추가하고 </w:t>
-      </w:r>
-      <w:r>
-        <w:rPr>
-          <w:rFonts w:ascii="Courier New" w:eastAsia="Courier New" w:hAnsi="Courier New" w:cs="Courier New"/>
-          <w:color w:val="188038"/>
-          <w:sz w:val="19"/>
-        </w:rPr>
-        <w:t>@</w:t>
-      </w:r>
-      <w:proofErr w:type="spellStart"/>
-      <w:r>
-        <w:rPr>
-          <w:rFonts w:ascii="Courier New" w:eastAsia="Courier New" w:hAnsi="Courier New" w:cs="Courier New"/>
-          <w:color w:val="188038"/>
-          <w:sz w:val="19"/>
-        </w:rPr>
-        <w:t>JsonInclude</w:t>
-      </w:r>
-      <w:proofErr w:type="spellEnd"/>
-      <w:r>
-        <w:rPr>
-          <w:rFonts w:ascii="Courier New" w:eastAsia="Courier New" w:hAnsi="Courier New" w:cs="Courier New"/>
-          <w:color w:val="188038"/>
-          <w:sz w:val="19"/>
-        </w:rPr>
-        <w:t>(NON_NULL)</w:t>
-      </w:r>
-      <w:r>
-        <w:rPr>
-          <w:rFonts w:ascii="맑은 고딕" w:eastAsia="맑은 고딕" w:hAnsi="맑은 고딕" w:cs="맑은 고딕"/>
-          <w:sz w:val="20"/>
-        </w:rPr>
-        <w:t xml:space="preserve"> 을 적용했습니다. 학생 응답 안의 학과에는 </w:t>
-      </w:r>
-      <w:proofErr w:type="spellStart"/>
-      <w:r>
-        <w:rPr>
-          <w:rFonts w:ascii="Courier New" w:eastAsia="Courier New" w:hAnsi="Courier New" w:cs="Courier New"/>
-          <w:color w:val="188038"/>
-          <w:sz w:val="19"/>
-        </w:rPr>
-        <w:t>studentCount</w:t>
-      </w:r>
-      <w:proofErr w:type="spellEnd"/>
-      <w:r>
-        <w:rPr>
-          <w:rFonts w:ascii="맑은 고딕" w:eastAsia="맑은 고딕" w:hAnsi="맑은 고딕" w:cs="맑은 고딕"/>
-          <w:sz w:val="20"/>
-        </w:rPr>
-        <w:t xml:space="preserve"> 가 나타나지 않습니다.</w:t>
-      </w:r>
-    </w:p>
-    <w:p>
-      <w:pPr>
-        <w:spacing w:before="160" w:after="40"/>
-      </w:pPr>
-      <w:proofErr w:type="spellStart"/>
-      <w:r>
-        <w:rPr>
-          <w:rFonts w:ascii="Courier New" w:eastAsia="Courier New" w:hAnsi="Courier New" w:cs="Courier New"/>
-          <w:b/>
-          <w:color w:val="188038"/>
-          <w:sz w:val="21"/>
-        </w:rPr>
-        <w:t>StudentDetail</w:t>
-      </w:r>
-      <w:proofErr w:type="spellEnd"/>
-    </w:p>
-    <w:p>
-      <w:pPr>
-        <w:widowControl w:val="0"/>
-        <w:numPr>
-          <w:ilvl w:val="0"/>
-          <w:numId w:val="1"/>
-        </w:numPr>
-        <w:shd w:val="clear" w:color="auto" w:fill="FFFFFE"/>
-        <w:spacing w:line="360" w:lineRule="auto"/>
-        <w:rPr>
-          <w:rFonts w:ascii="Courier New" w:eastAsia="Courier New" w:hAnsi="Courier New" w:cs="Courier New"/>
-          <w:b/>
-          <w:bCs/>
-          <w:color w:val="383A42"/>
-          <w:sz w:val="20"/>
-          <w:szCs w:val="20"/>
-          <w:highlight w:val="white"/>
-        </w:rPr>
-      </w:pPr>
-      <w:proofErr w:type="spellStart"/>
-      <w:r>
-        <w:rPr>
-          <w:rFonts w:ascii="Courier New" w:eastAsia="Courier New" w:hAnsi="Courier New" w:cs="Courier New"/>
-          <w:color w:val="188038"/>
-          <w:sz w:val="19"/>
-        </w:rPr>
-        <w:t>phoneNumber</w:t>
-      </w:r>
-      <w:proofErr w:type="spellEnd"/>
-      <w:r>
-        <w:rPr>
-          <w:rFonts w:ascii="맑은 고딕" w:eastAsia="맑은 고딕" w:hAnsi="맑은 고딕" w:cs="맑은 고딕"/>
-          <w:sz w:val="20"/>
-        </w:rPr>
-        <w:t xml:space="preserve"> 와 </w:t>
-      </w:r>
-      <w:proofErr w:type="spellStart"/>
-      <w:r>
-        <w:rPr>
-          <w:rFonts w:ascii="Courier New" w:eastAsia="Courier New" w:hAnsi="Courier New" w:cs="Courier New"/>
-          <w:color w:val="188038"/>
-          <w:sz w:val="19"/>
-        </w:rPr>
-        <w:t>email</w:t>
-      </w:r>
-      <w:proofErr w:type="spellEnd"/>
-      <w:r>
-        <w:rPr>
-          <w:rFonts w:ascii="맑은 고딕" w:eastAsia="맑은 고딕" w:hAnsi="맑은 고딕" w:cs="맑은 고딕"/>
-          <w:sz w:val="20"/>
-        </w:rPr>
-        <w:t xml:space="preserve"> 에 UNIQUE 제약을 추가했습니다. 애플리케이션의 중복 검사만으로는 동시 요청을 막을 수 없기 때문입니다.</w:t>
-      </w:r>
-    </w:p>
-    <w:p>
-      <w:pPr>
-        <w:spacing w:before="160" w:after="40"/>
-      </w:pPr>
-      <w:proofErr w:type="spellStart"/>
-      <w:r>
-        <w:rPr>
-          <w:rFonts w:ascii="Courier New" w:eastAsia="Courier New" w:hAnsi="Courier New" w:cs="Courier New"/>
-          <w:b/>
-          <w:color w:val="188038"/>
-          <w:sz w:val="21"/>
-        </w:rPr>
-        <w:t>CorsConfig</w:t>
-      </w:r>
-      <w:proofErr w:type="spellEnd"/>
-    </w:p>
-    <w:p>
-      <w:pPr>
-        <w:widowControl w:val="0"/>
-        <w:numPr>
-          <w:ilvl w:val="0"/>
-          <w:numId w:val="1"/>
-        </w:numPr>
-        <w:shd w:val="clear" w:color="auto" w:fill="FFFFFE"/>
-        <w:spacing w:line="360" w:lineRule="auto"/>
-        <w:rPr>
-          <w:rFonts w:ascii="Courier New" w:eastAsia="Courier New" w:hAnsi="Courier New" w:cs="Courier New"/>
-          <w:b/>
-          <w:bCs/>
-          <w:color w:val="383A42"/>
-          <w:sz w:val="20"/>
-          <w:szCs w:val="20"/>
-          <w:highlight w:val="white"/>
-        </w:rPr>
-      </w:pPr>
-      <w:r>
-        <w:rPr>
-          <w:rFonts w:ascii="맑은 고딕" w:eastAsia="맑은 고딕" w:hAnsi="맑은 고딕" w:cs="맑은 고딕"/>
-          <w:sz w:val="20"/>
-        </w:rPr>
-        <w:t xml:space="preserve">허용 </w:t>
-      </w:r>
-      <w:proofErr w:type="spellStart"/>
-      <w:r>
-        <w:rPr>
-          <w:rFonts w:ascii="맑은 고딕" w:eastAsia="맑은 고딕" w:hAnsi="맑은 고딕" w:cs="맑은 고딕"/>
-          <w:sz w:val="20"/>
-        </w:rPr>
-        <w:t>Origin</w:t>
-      </w:r>
-      <w:proofErr w:type="spellEnd"/>
-      <w:r>
-        <w:rPr>
-          <w:rFonts w:ascii="맑은 고딕" w:eastAsia="맑은 고딕" w:hAnsi="맑은 고딕" w:cs="맑은 고딕"/>
-          <w:sz w:val="20"/>
-        </w:rPr>
-        <w:t xml:space="preserve"> 을 </w:t>
-      </w:r>
-      <w:proofErr w:type="spellStart"/>
-      <w:r>
-        <w:rPr>
-          <w:rFonts w:ascii="Courier New" w:eastAsia="Courier New" w:hAnsi="Courier New" w:cs="Courier New"/>
-          <w:color w:val="188038"/>
-          <w:sz w:val="19"/>
-        </w:rPr>
-        <w:t>application.properties</w:t>
-      </w:r>
-      <w:proofErr w:type="spellEnd"/>
-      <w:r>
-        <w:rPr>
-          <w:rFonts w:ascii="맑은 고딕" w:eastAsia="맑은 고딕" w:hAnsi="맑은 고딕" w:cs="맑은 고딕"/>
-          <w:sz w:val="20"/>
-        </w:rPr>
-        <w:t xml:space="preserve"> 에서 </w:t>
-      </w:r>
-      <w:proofErr w:type="spellStart"/>
-      <w:r>
-        <w:rPr>
-          <w:rFonts w:ascii="맑은 고딕" w:eastAsia="맑은 고딕" w:hAnsi="맑은 고딕" w:cs="맑은 고딕"/>
-          <w:sz w:val="20"/>
-        </w:rPr>
-        <w:t>주입받도록</w:t>
-      </w:r>
-      <w:proofErr w:type="spellEnd"/>
-      <w:r>
-        <w:rPr>
-          <w:rFonts w:ascii="맑은 고딕" w:eastAsia="맑은 고딕" w:hAnsi="맑은 고딕" w:cs="맑은 고딕"/>
-          <w:sz w:val="20"/>
-        </w:rPr>
-        <w:t xml:space="preserve"> 바꿨습니다.</w:t>
-      </w:r>
-    </w:p>
-    <w:p>
-      <w:pPr>
-        <w:widowControl w:val="0"/>
-        <w:numPr>
-          <w:ilvl w:val="0"/>
-          <w:numId w:val="1"/>
-        </w:numPr>
-        <w:shd w:val="clear" w:color="auto" w:fill="FFFFFE"/>
-        <w:spacing w:line="360" w:lineRule="auto"/>
-        <w:rPr>
-          <w:rFonts w:ascii="Courier New" w:eastAsia="Courier New" w:hAnsi="Courier New" w:cs="Courier New"/>
-          <w:b/>
-          <w:bCs/>
-          <w:color w:val="383A42"/>
-          <w:sz w:val="20"/>
-          <w:szCs w:val="20"/>
-          <w:highlight w:val="white"/>
-        </w:rPr>
-      </w:pPr>
-      <w:proofErr w:type="spellStart"/>
-      <w:r>
-        <w:rPr>
-          <w:rFonts w:ascii="Courier New" w:eastAsia="Courier New" w:hAnsi="Courier New" w:cs="Courier New"/>
-          <w:color w:val="188038"/>
-          <w:sz w:val="19"/>
-        </w:rPr>
         <w:t>setMaxAge</w:t>
       </w:r>
       <w:proofErr w:type="spellEnd"/>
@@ -20155,8 +20668,8 @@
           <w:highlight w:val="white"/>
         </w:rPr>
       </w:pPr>
-      <w:bookmarkStart w:id="1" w:name="_41cb15tlywy4" w:colFirst="0" w:colLast="0"/>
-      <w:bookmarkEnd w:id="1"/>
+      <w:bookmarkStart w:id="2" w:name="_41cb15tlywy4" w:colFirst="0" w:colLast="0"/>
+      <w:bookmarkEnd w:id="2"/>
       <w:r>
         <w:rPr>
           <w:rFonts w:ascii="Arial Unicode MS" w:eastAsia="Arial Unicode MS" w:hAnsi="Arial Unicode MS" w:cs="Arial Unicode MS"/>
@@ -20363,8 +20876,8 @@
           <w:highlight w:val="white"/>
         </w:rPr>
       </w:pPr>
-      <w:bookmarkStart w:id="2" w:name="_kjy9fje3hcbi" w:colFirst="0" w:colLast="0"/>
-      <w:bookmarkEnd w:id="2"/>
+      <w:bookmarkStart w:id="3" w:name="_kjy9fje3hcbi" w:colFirst="0" w:colLast="0"/>
+      <w:bookmarkEnd w:id="3"/>
       <w:r>
         <w:rPr>
           <w:rFonts w:ascii="Arial Unicode MS" w:eastAsia="Arial Unicode MS" w:hAnsi="Arial Unicode MS" w:cs="Arial Unicode MS"/>
@@ -21141,8 +21654,8 @@
           <w:highlight w:val="white"/>
         </w:rPr>
       </w:pPr>
-      <w:bookmarkStart w:id="3" w:name="_hxb1otj20d2i" w:colFirst="0" w:colLast="0"/>
-      <w:bookmarkEnd w:id="3"/>
+      <w:bookmarkStart w:id="4" w:name="_hxb1otj20d2i" w:colFirst="0" w:colLast="0"/>
+      <w:bookmarkEnd w:id="4"/>
       <w:r>
         <w:rPr>
           <w:rFonts w:ascii="Arial Unicode MS" w:eastAsia="Arial Unicode MS" w:hAnsi="Arial Unicode MS" w:cs="Arial Unicode MS"/>
@@ -22240,8 +22753,8 @@
           <w:highlight w:val="white"/>
         </w:rPr>
       </w:pPr>
-      <w:bookmarkStart w:id="4" w:name="_hhr88on7gr4r" w:colFirst="0" w:colLast="0"/>
-      <w:bookmarkEnd w:id="4"/>
+      <w:bookmarkStart w:id="5" w:name="_hhr88on7gr4r" w:colFirst="0" w:colLast="0"/>
+      <w:bookmarkEnd w:id="5"/>
       <w:r>
         <w:rPr>
           <w:rFonts w:ascii="Arial Unicode MS" w:eastAsia="Arial Unicode MS" w:hAnsi="Arial Unicode MS" w:cs="Arial Unicode MS"/>
@@ -22771,10 +23284,8 @@
           <w:highlight w:val="white"/>
         </w:rPr>
       </w:pPr>
-      <w:bookmarkStart w:id="5" w:name="_mi5wyq27s25s" w:colFirst="0" w:colLast="0"/>
-      <w:bookmarkStart w:id="6" w:name="_sqa1jo6aja2u" w:colFirst="0" w:colLast="0"/>
-      <w:bookmarkStart w:id="7" w:name="_GoBack"/>
-      <w:bookmarkEnd w:id="5"/>
+      <w:bookmarkStart w:id="6" w:name="_mi5wyq27s25s" w:colFirst="0" w:colLast="0"/>
+      <w:bookmarkStart w:id="7" w:name="_sqa1jo6aja2u" w:colFirst="0" w:colLast="0"/>
       <w:bookmarkEnd w:id="6"/>
       <w:bookmarkEnd w:id="7"/>
       <w:r>
@@ -28060,7 +28571,7 @@
             <w:noProof/>
             <w:lang w:val="ko-KR"/>
           </w:rPr>
-          <w:t>23</w:t>
+          <w:t>21</w:t>
         </w:r>
         <w:r>
           <w:fldChar w:fldCharType="end"/>

--- a/docs/[수업중 2-6]페이징처리 Student-StudentDetail-Department.docx
+++ b/docs/[수업중 2-6]페이징처리 Student-StudentDetail-Department.docx
@@ -23,29 +23,7 @@
           <w:sz w:val="26"/>
           <w:szCs w:val="26"/>
         </w:rPr>
-        <w:t>[</w:t>
-      </w:r>
-      <w:proofErr w:type="spellStart"/>
-      <w:r>
-        <w:rPr>
-          <w:rFonts w:ascii="맑은 고딕" w:eastAsia="맑은 고딕" w:hAnsi="맑은 고딕" w:cs="맑은 고딕"/>
-          <w:b/>
-          <w:bCs/>
-          <w:sz w:val="26"/>
-          <w:szCs w:val="26"/>
-        </w:rPr>
-        <w:t>수업중</w:t>
-      </w:r>
-      <w:proofErr w:type="spellEnd"/>
-      <w:r>
-        <w:rPr>
-          <w:rFonts w:ascii="맑은 고딕" w:eastAsia="맑은 고딕" w:hAnsi="맑은 고딕" w:cs="맑은 고딕"/>
-          <w:b/>
-          <w:bCs/>
-          <w:sz w:val="26"/>
-          <w:szCs w:val="26"/>
-        </w:rPr>
-        <w:t xml:space="preserve"> 실습2-6] </w:t>
+        <w:t xml:space="preserve">[수업중 실습2-6] </w:t>
       </w:r>
       <w:proofErr w:type="spellStart"/>
       <w:r>
@@ -2011,7 +1989,6 @@
           <w:color w:val="000000"/>
           <w:sz w:val="21"/>
         </w:rPr>
-        <w:lastRenderedPageBreak/>
         <w:t xml:space="preserve">2) </w:t>
       </w:r>
       <w:proofErr w:type="spellStart"/>
@@ -2083,6 +2060,7 @@
           <w:rFonts w:ascii="Courier New" w:eastAsia="Courier New" w:hAnsi="Courier New" w:cs="Courier New"/>
           <w:sz w:val="18"/>
         </w:rPr>
+        <w:lastRenderedPageBreak/>
         <w:t xml:space="preserve"> </w:t>
       </w:r>
     </w:p>
@@ -3015,7 +2993,6 @@
           <w:sz w:val="18"/>
           <w:lang w:val="en-US"/>
         </w:rPr>
-        <w:lastRenderedPageBreak/>
         <w:t xml:space="preserve"> </w:t>
       </w:r>
     </w:p>
@@ -3216,6 +3193,7 @@
           <w:rFonts w:ascii="Courier New" w:eastAsia="Courier New" w:hAnsi="Courier New" w:cs="Courier New"/>
           <w:sz w:val="18"/>
         </w:rPr>
+        <w:lastRenderedPageBreak/>
         <w:t xml:space="preserve">     OFFSET = 몇 건 건너뛸 것인가   ( = pageNumber x pageSize )</w:t>
       </w:r>
     </w:p>
@@ -3982,7 +3960,6 @@
           <w:sz w:val="18"/>
           <w:lang w:val="en-US"/>
         </w:rPr>
-        <w:lastRenderedPageBreak/>
         <w:t xml:space="preserve">            </w:t>
       </w:r>
       <w:proofErr w:type="spellStart"/>
@@ -4198,6 +4175,7 @@
           <w:rFonts w:ascii="맑은 고딕" w:eastAsia="맑은 고딕" w:hAnsi="맑은 고딕" w:cs="맑은 고딕"/>
           <w:sz w:val="20"/>
         </w:rPr>
+        <w:lastRenderedPageBreak/>
         <w:t>같은 코드인데 데이터베이스에 따라 SQL 만 달라집니다. 이것이 **Dialect** 가 하는 일입니다.</w:t>
       </w:r>
     </w:p>
@@ -4970,7 +4948,6 @@
           <w:color w:val="188038"/>
           <w:sz w:val="19"/>
         </w:rPr>
-        <w:lastRenderedPageBreak/>
         <w:t>size</w:t>
       </w:r>
       <w:r>
@@ -5287,6 +5264,7 @@
           <w:color w:val="000000"/>
           <w:sz w:val="20"/>
         </w:rPr>
+        <w:lastRenderedPageBreak/>
         <w:t>offset 은 무엇인가</w:t>
       </w:r>
     </w:p>
@@ -6917,7 +6895,6 @@
           <w:rFonts w:ascii="맑은 고딕" w:eastAsia="맑은 고딕" w:hAnsi="맑은 고딕" w:cs="맑은 고딕"/>
           <w:sz w:val="20"/>
         </w:rPr>
-        <w:lastRenderedPageBreak/>
         <w:t xml:space="preserve">기본 최대 크기는 2000 이며 </w:t>
       </w:r>
       <w:r>
@@ -6933,7 +6910,15 @@
           <w:rFonts w:ascii="맑은 고딕" w:eastAsia="맑은 고딕" w:hAnsi="맑은 고딕" w:cs="맑은 고딕"/>
           <w:sz w:val="20"/>
         </w:rPr>
-        <w:t xml:space="preserve"> 로 조정합니다. 클라이언트가 </w:t>
+        <w:t xml:space="preserve"> 로 </w:t>
+      </w:r>
+      <w:r>
+        <w:rPr>
+          <w:rFonts w:ascii="맑은 고딕" w:eastAsia="맑은 고딕" w:hAnsi="맑은 고딕" w:cs="맑은 고딕"/>
+          <w:sz w:val="20"/>
+        </w:rPr>
+        <w:lastRenderedPageBreak/>
+        <w:t xml:space="preserve">조정합니다. 클라이언트가 </w:t>
       </w:r>
       <w:r>
         <w:rPr>
@@ -8062,9 +8047,9 @@
         <w:tblLook w:val="04A0" w:firstRow="1" w:lastRow="0" w:firstColumn="1" w:lastColumn="0" w:noHBand="0" w:noVBand="1"/>
       </w:tblPr>
       <w:tblGrid>
-        <w:gridCol w:w="2705"/>
-        <w:gridCol w:w="3481"/>
-        <w:gridCol w:w="2833"/>
+        <w:gridCol w:w="2452"/>
+        <w:gridCol w:w="3700"/>
+        <w:gridCol w:w="2867"/>
       </w:tblGrid>
       <w:tr>
         <w:trPr>
@@ -8649,7 +8634,16 @@
           <w:color w:val="188038"/>
           <w:sz w:val="19"/>
         </w:rPr>
-        <w:t>GET /api/departments/paged</w:t>
+        <w:t xml:space="preserve">GET </w:t>
+      </w:r>
+      <w:r>
+        <w:rPr>
+          <w:rFonts w:ascii="Courier New" w:eastAsia="Courier New" w:hAnsi="Courier New" w:cs="Courier New"/>
+          <w:color w:val="188038"/>
+          <w:sz w:val="19"/>
+        </w:rPr>
+        <w:lastRenderedPageBreak/>
+        <w:t>/api/departments/paged</w:t>
       </w:r>
       <w:r>
         <w:rPr>
@@ -8684,7 +8678,6 @@
           <w:color w:val="188038"/>
           <w:sz w:val="19"/>
         </w:rPr>
-        <w:lastRenderedPageBreak/>
         <w:t>page=0, size=2, sort=id</w:t>
       </w:r>
       <w:r>
@@ -10446,28 +10439,7 @@
           <w:rFonts w:ascii="맑은 고딕" w:eastAsia="맑은 고딕" w:hAnsi="맑은 고딕" w:cs="맑은 고딕"/>
           <w:sz w:val="20"/>
         </w:rPr>
-        <w:t>아래</w:t>
-      </w:r>
-      <w:r>
-        <w:rPr>
-          <w:rFonts w:ascii="맑은 고딕" w:eastAsia="맑은 고딕" w:hAnsi="맑은 고딕" w:cs="맑은 고딕"/>
-          <w:sz w:val="20"/>
-        </w:rPr>
-        <w:t xml:space="preserve"> </w:t>
-      </w:r>
-      <w:r>
-        <w:rPr>
-          <w:rFonts w:ascii="맑은 고딕" w:eastAsia="맑은 고딕" w:hAnsi="맑은 고딕" w:cs="맑은 고딕"/>
-          <w:sz w:val="20"/>
-        </w:rPr>
-        <w:t>쿼리를</w:t>
-      </w:r>
-      <w:r>
-        <w:rPr>
-          <w:rFonts w:ascii="맑은 고딕" w:eastAsia="맑은 고딕" w:hAnsi="맑은 고딕" w:cs="맑은 고딕"/>
-          <w:sz w:val="20"/>
-        </w:rPr>
-        <w:t xml:space="preserve"> </w:t>
+        <w:t xml:space="preserve">아래 쿼리를 </w:t>
       </w:r>
       <w:r>
         <w:rPr>
@@ -10482,92 +10454,7 @@
           <w:rFonts w:ascii="맑은 고딕" w:eastAsia="맑은 고딕" w:hAnsi="맑은 고딕" w:cs="맑은 고딕"/>
           <w:sz w:val="20"/>
         </w:rPr>
-        <w:t xml:space="preserve"> </w:t>
-      </w:r>
-      <w:r>
-        <w:rPr>
-          <w:rFonts w:ascii="맑은 고딕" w:eastAsia="맑은 고딕" w:hAnsi="맑은 고딕" w:cs="맑은 고딕"/>
-          <w:sz w:val="20"/>
-        </w:rPr>
-        <w:t>에</w:t>
-      </w:r>
-      <w:r>
-        <w:rPr>
-          <w:rFonts w:ascii="맑은 고딕" w:eastAsia="맑은 고딕" w:hAnsi="맑은 고딕" w:cs="맑은 고딕"/>
-          <w:sz w:val="20"/>
-        </w:rPr>
-        <w:t xml:space="preserve"> </w:t>
-      </w:r>
-      <w:r>
-        <w:rPr>
-          <w:rFonts w:ascii="맑은 고딕" w:eastAsia="맑은 고딕" w:hAnsi="맑은 고딕" w:cs="맑은 고딕"/>
-          <w:sz w:val="20"/>
-        </w:rPr>
-        <w:t>넣으면</w:t>
-      </w:r>
-      <w:r>
-        <w:rPr>
-          <w:rFonts w:ascii="맑은 고딕" w:eastAsia="맑은 고딕" w:hAnsi="맑은 고딕" w:cs="맑은 고딕"/>
-          <w:sz w:val="20"/>
-        </w:rPr>
-        <w:t xml:space="preserve"> </w:t>
-      </w:r>
-      <w:r>
-        <w:rPr>
-          <w:rFonts w:ascii="맑은 고딕" w:eastAsia="맑은 고딕" w:hAnsi="맑은 고딕" w:cs="맑은 고딕"/>
-          <w:sz w:val="20"/>
-        </w:rPr>
-        <w:t>어떻게</w:t>
-      </w:r>
-      <w:r>
-        <w:rPr>
-          <w:rFonts w:ascii="맑은 고딕" w:eastAsia="맑은 고딕" w:hAnsi="맑은 고딕" w:cs="맑은 고딕"/>
-          <w:sz w:val="20"/>
-        </w:rPr>
-        <w:t xml:space="preserve"> </w:t>
-      </w:r>
-      <w:r>
-        <w:rPr>
-          <w:rFonts w:ascii="맑은 고딕" w:eastAsia="맑은 고딕" w:hAnsi="맑은 고딕" w:cs="맑은 고딕"/>
-          <w:sz w:val="20"/>
-        </w:rPr>
-        <w:t>되는지</w:t>
-      </w:r>
-      <w:r>
-        <w:rPr>
-          <w:rFonts w:ascii="맑은 고딕" w:eastAsia="맑은 고딕" w:hAnsi="맑은 고딕" w:cs="맑은 고딕"/>
-          <w:sz w:val="20"/>
-        </w:rPr>
-        <w:t xml:space="preserve"> </w:t>
-      </w:r>
-      <w:r>
-        <w:rPr>
-          <w:rFonts w:ascii="맑은 고딕" w:eastAsia="맑은 고딕" w:hAnsi="맑은 고딕" w:cs="맑은 고딕"/>
-          <w:sz w:val="20"/>
-        </w:rPr>
-        <w:lastRenderedPageBreak/>
-        <w:t>확인한</w:t>
-      </w:r>
-      <w:r>
-        <w:rPr>
-          <w:rFonts w:ascii="맑은 고딕" w:eastAsia="맑은 고딕" w:hAnsi="맑은 고딕" w:cs="맑은 고딕"/>
-          <w:sz w:val="20"/>
-        </w:rPr>
-        <w:t xml:space="preserve"> </w:t>
-      </w:r>
-      <w:r>
-        <w:rPr>
-          <w:rFonts w:ascii="맑은 고딕" w:eastAsia="맑은 고딕" w:hAnsi="맑은 고딕" w:cs="맑은 고딕"/>
-          <w:sz w:val="20"/>
-        </w:rPr>
-        <w:t>결과입니다</w:t>
-      </w:r>
-      <w:r>
-        <w:rPr>
-          <w:rFonts w:ascii="맑은 고딕" w:eastAsia="맑은 고딕" w:hAnsi="맑은 고딕" w:cs="맑은 고딕"/>
-          <w:sz w:val="20"/>
-        </w:rPr>
-        <w:t>.</w:t>
+        <w:t xml:space="preserve"> 에 넣으면 어떻게 되는지 확인한 결과입니다.</w:t>
       </w:r>
     </w:p>
     <w:p>
@@ -10584,6 +10471,7 @@
           <w:sz w:val="18"/>
           <w:lang w:val="en-US"/>
         </w:rPr>
+        <w:lastRenderedPageBreak/>
         <w:t>@</w:t>
       </w:r>
       <w:proofErr w:type="spellStart"/>
@@ -12507,10 +12395,10 @@
         <w:tblLook w:val="04A0" w:firstRow="1" w:lastRow="0" w:firstColumn="1" w:lastColumn="0" w:noHBand="0" w:noVBand="1"/>
       </w:tblPr>
       <w:tblGrid>
-        <w:gridCol w:w="3357"/>
-        <w:gridCol w:w="1831"/>
-        <w:gridCol w:w="1215"/>
-        <w:gridCol w:w="2616"/>
+        <w:gridCol w:w="3326"/>
+        <w:gridCol w:w="1771"/>
+        <w:gridCol w:w="1229"/>
+        <w:gridCol w:w="2693"/>
       </w:tblGrid>
       <w:tr>
         <w:trPr>
@@ -13027,9 +12915,9 @@
         <w:tblLook w:val="04A0" w:firstRow="1" w:lastRow="0" w:firstColumn="1" w:lastColumn="0" w:noHBand="0" w:noVBand="1"/>
       </w:tblPr>
       <w:tblGrid>
-        <w:gridCol w:w="1784"/>
-        <w:gridCol w:w="3986"/>
-        <w:gridCol w:w="3249"/>
+        <w:gridCol w:w="1760"/>
+        <w:gridCol w:w="4052"/>
+        <w:gridCol w:w="3207"/>
       </w:tblGrid>
       <w:tr>
         <w:trPr>
@@ -14320,9 +14208,9 @@
         <w:tblLook w:val="04A0" w:firstRow="1" w:lastRow="0" w:firstColumn="1" w:lastColumn="0" w:noHBand="0" w:noVBand="1"/>
       </w:tblPr>
       <w:tblGrid>
-        <w:gridCol w:w="4357"/>
-        <w:gridCol w:w="3278"/>
-        <w:gridCol w:w="1384"/>
+        <w:gridCol w:w="4751"/>
+        <w:gridCol w:w="3021"/>
+        <w:gridCol w:w="1247"/>
       </w:tblGrid>
       <w:tr>
         <w:trPr>
@@ -17704,15 +17592,31 @@
         <w:spacing w:line="259" w:lineRule="auto"/>
         <w:jc w:val="both"/>
       </w:pPr>
-      <w:hyperlink r:id="rId11">
+      <w:hyperlink r:id="rId11" w:history="1">
         <w:r>
           <w:rPr>
-            <w:color w:val="1155CC"/>
-            <w:u w:val="single"/>
+            <w:rStyle w:val="a7"/>
           </w:rPr>
-          <w:t>https://gist.github.com/mysoyul/a6dec5df1afe731105803f9f2b316a61</w:t>
+          <w:t>https://github.com/vega2k8s/MySpringBootProject/blob/student1toN_Paging/src/main/java/com/basic/myspringboot/repository/StudentRepository.java</w:t>
         </w:r>
       </w:hyperlink>
+    </w:p>
+    <w:p>
+      <w:pPr>
+        <w:widowControl w:val="0"/>
+        <w:shd w:val="clear" w:color="auto" w:fill="FFFFFE"/>
+        <w:spacing w:line="360" w:lineRule="auto"/>
+        <w:ind w:left="720"/>
+        <w:rPr>
+          <w:rFonts w:ascii="Courier New" w:eastAsia="Courier New" w:hAnsi="Courier New" w:cs="Courier New" w:hint="eastAsia"/>
+          <w:b/>
+          <w:bCs/>
+          <w:color w:val="383A42"/>
+          <w:sz w:val="20"/>
+          <w:szCs w:val="20"/>
+          <w:highlight w:val="white"/>
+        </w:rPr>
+      </w:pPr>
     </w:p>
     <w:p>
       <w:pPr>
@@ -17747,23 +17651,7 @@
           <w:rFonts w:ascii="맑은 고딕" w:eastAsia="맑은 고딕" w:hAnsi="맑은 고딕" w:cs="맑은 고딕"/>
           <w:sz w:val="20"/>
         </w:rPr>
-        <w:t xml:space="preserve"> 메서드를 추가</w:t>
-      </w:r>
-      <w:bookmarkStart w:id="1" w:name="_GoBack"/>
-      <w:r>
-        <w:rPr>
-          <w:rFonts w:ascii="맑은 고딕" w:eastAsia="맑은 고딕" w:hAnsi="맑은 고딕" w:cs="맑은 고딕"/>
-          <w:sz w:val="20"/>
-        </w:rPr>
-        <w:t>했습니다</w:t>
-      </w:r>
-      <w:bookmarkEnd w:id="1"/>
-      <w:r>
-        <w:rPr>
-          <w:rFonts w:ascii="맑은 고딕" w:eastAsia="맑은 고딕" w:hAnsi="맑은 고딕" w:cs="맑은 고딕"/>
-          <w:sz w:val="20"/>
-        </w:rPr>
-        <w:t xml:space="preserve">. 학과별 조회, 이름/학번 검색이 모두 </w:t>
+        <w:t xml:space="preserve"> 메서드를 추가했습니다. 학과별 조회, 이름/학번 검색이 모두 </w:t>
       </w:r>
       <w:proofErr w:type="spellStart"/>
       <w:r>
@@ -17970,21 +17858,7 @@
           <w:rFonts w:ascii="맑은 고딕" w:eastAsia="맑은 고딕" w:hAnsi="맑은 고딕" w:cs="맑은 고딕"/>
           <w:sz w:val="20"/>
         </w:rPr>
-        <w:t xml:space="preserve"> </w:t>
-      </w:r>
-      <w:r>
-        <w:rPr>
-          <w:rFonts w:ascii="맑은 고딕" w:eastAsia="맑은 고딕" w:hAnsi="맑은 고딕" w:cs="맑은 고딕"/>
-          <w:sz w:val="20"/>
-        </w:rPr>
-        <w:t>을</w:t>
-      </w:r>
-      <w:r>
-        <w:rPr>
-          <w:rFonts w:ascii="맑은 고딕" w:eastAsia="맑은 고딕" w:hAnsi="맑은 고딕" w:cs="맑은 고딕"/>
-          <w:sz w:val="20"/>
-        </w:rPr>
-        <w:t xml:space="preserve"> </w:t>
+        <w:t xml:space="preserve"> 을 </w:t>
       </w:r>
       <w:r>
         <w:rPr>
@@ -17999,21 +17873,7 @@
           <w:rFonts w:ascii="맑은 고딕" w:eastAsia="맑은 고딕" w:hAnsi="맑은 고딕" w:cs="맑은 고딕"/>
           <w:sz w:val="20"/>
         </w:rPr>
-        <w:t xml:space="preserve"> </w:t>
-      </w:r>
-      <w:r>
-        <w:rPr>
-          <w:rFonts w:ascii="맑은 고딕" w:eastAsia="맑은 고딕" w:hAnsi="맑은 고딕" w:cs="맑은 고딕"/>
-          <w:sz w:val="20"/>
-        </w:rPr>
-        <w:t>에서</w:t>
-      </w:r>
-      <w:r>
-        <w:rPr>
-          <w:rFonts w:ascii="맑은 고딕" w:eastAsia="맑은 고딕" w:hAnsi="맑은 고딕" w:cs="맑은 고딕"/>
-          <w:sz w:val="20"/>
-        </w:rPr>
-        <w:t xml:space="preserve"> </w:t>
+        <w:t xml:space="preserve"> 에서 </w:t>
       </w:r>
       <w:r>
         <w:rPr>
@@ -18028,346 +17888,51 @@
           <w:rFonts w:ascii="맑은 고딕" w:eastAsia="맑은 고딕" w:hAnsi="맑은 고딕" w:cs="맑은 고딕"/>
           <w:sz w:val="20"/>
         </w:rPr>
-        <w:t xml:space="preserve"> </w:t>
-      </w:r>
-      <w:r>
-        <w:rPr>
-          <w:rFonts w:ascii="맑은 고딕" w:eastAsia="맑은 고딕" w:hAnsi="맑은 고딕" w:cs="맑은 고딕"/>
-          <w:sz w:val="20"/>
-        </w:rPr>
-        <w:t>로</w:t>
-      </w:r>
-      <w:r>
-        <w:rPr>
-          <w:rFonts w:ascii="맑은 고딕" w:eastAsia="맑은 고딕" w:hAnsi="맑은 고딕" w:cs="맑은 고딕"/>
-          <w:sz w:val="20"/>
-        </w:rPr>
-        <w:t xml:space="preserve"> </w:t>
-      </w:r>
-      <w:r>
-        <w:rPr>
-          <w:rFonts w:ascii="맑은 고딕" w:eastAsia="맑은 고딕" w:hAnsi="맑은 고딕" w:cs="맑은 고딕"/>
-          <w:sz w:val="20"/>
-        </w:rPr>
-        <w:t>바꿨습니다</w:t>
-      </w:r>
-      <w:r>
-        <w:rPr>
-          <w:rFonts w:ascii="맑은 고딕" w:eastAsia="맑은 고딕" w:hAnsi="맑은 고딕" w:cs="맑은 고딕"/>
-          <w:sz w:val="20"/>
-        </w:rPr>
-        <w:t xml:space="preserve">. API </w:t>
-      </w:r>
-      <w:r>
-        <w:rPr>
-          <w:rFonts w:ascii="맑은 고딕" w:eastAsia="맑은 고딕" w:hAnsi="맑은 고딕" w:cs="맑은 고딕"/>
-          <w:sz w:val="20"/>
-        </w:rPr>
-        <w:t>는</w:t>
-      </w:r>
-      <w:r>
-        <w:rPr>
-          <w:rFonts w:ascii="맑은 고딕" w:eastAsia="맑은 고딕" w:hAnsi="맑은 고딕" w:cs="맑은 고딕"/>
-          <w:sz w:val="20"/>
-        </w:rPr>
-        <w:t xml:space="preserve"> </w:t>
-      </w:r>
-      <w:r>
-        <w:rPr>
-          <w:rFonts w:ascii="맑은 고딕" w:eastAsia="맑은 고딕" w:hAnsi="맑은 고딕" w:cs="맑은 고딕"/>
-          <w:sz w:val="20"/>
-        </w:rPr>
-        <w:t>상세정보를</w:t>
-      </w:r>
-      <w:r>
-        <w:rPr>
-          <w:rFonts w:ascii="맑은 고딕" w:eastAsia="맑은 고딕" w:hAnsi="맑은 고딕" w:cs="맑은 고딕"/>
-          <w:sz w:val="20"/>
-        </w:rPr>
-        <w:t xml:space="preserve"> </w:t>
-      </w:r>
-      <w:r>
-        <w:rPr>
-          <w:rFonts w:ascii="맑은 고딕" w:eastAsia="맑은 고딕" w:hAnsi="맑은 고딕" w:cs="맑은 고딕"/>
-          <w:sz w:val="20"/>
-        </w:rPr>
-        <w:t>필수로</w:t>
-      </w:r>
-      <w:r>
-        <w:rPr>
-          <w:rFonts w:ascii="맑은 고딕" w:eastAsia="맑은 고딕" w:hAnsi="맑은 고딕" w:cs="맑은 고딕"/>
-          <w:sz w:val="20"/>
-        </w:rPr>
-        <w:t xml:space="preserve"> </w:t>
-      </w:r>
-      <w:r>
-        <w:rPr>
-          <w:rFonts w:ascii="맑은 고딕" w:eastAsia="맑은 고딕" w:hAnsi="맑은 고딕" w:cs="맑은 고딕"/>
-          <w:sz w:val="20"/>
-        </w:rPr>
-        <w:t>받지만</w:t>
-      </w:r>
-      <w:r>
-        <w:rPr>
-          <w:rFonts w:ascii="맑은 고딕" w:eastAsia="맑은 고딕" w:hAnsi="맑은 고딕" w:cs="맑은 고딕"/>
-          <w:sz w:val="20"/>
-        </w:rPr>
-        <w:t xml:space="preserve">, DB </w:t>
-      </w:r>
-      <w:r>
-        <w:rPr>
-          <w:rFonts w:ascii="맑은 고딕" w:eastAsia="맑은 고딕" w:hAnsi="맑은 고딕" w:cs="맑은 고딕"/>
-          <w:sz w:val="20"/>
-        </w:rPr>
-        <w:t>에</w:t>
-      </w:r>
-      <w:r>
-        <w:rPr>
-          <w:rFonts w:ascii="맑은 고딕" w:eastAsia="맑은 고딕" w:hAnsi="맑은 고딕" w:cs="맑은 고딕"/>
-          <w:sz w:val="20"/>
-        </w:rPr>
-        <w:t xml:space="preserve"> </w:t>
-      </w:r>
-      <w:r>
-        <w:rPr>
-          <w:rFonts w:ascii="맑은 고딕" w:eastAsia="맑은 고딕" w:hAnsi="맑은 고딕" w:cs="맑은 고딕"/>
-          <w:sz w:val="20"/>
-        </w:rPr>
-        <w:t>직접</w:t>
-      </w:r>
-      <w:r>
-        <w:rPr>
-          <w:rFonts w:ascii="맑은 고딕" w:eastAsia="맑은 고딕" w:hAnsi="맑은 고딕" w:cs="맑은 고딕"/>
-          <w:sz w:val="20"/>
-        </w:rPr>
-        <w:t xml:space="preserve"> </w:t>
-      </w:r>
-      <w:r>
-        <w:rPr>
-          <w:rFonts w:ascii="맑은 고딕" w:eastAsia="맑은 고딕" w:hAnsi="맑은 고딕" w:cs="맑은 고딕"/>
-          <w:sz w:val="20"/>
-        </w:rPr>
-        <w:t>들어간</w:t>
-      </w:r>
-      <w:r>
-        <w:rPr>
-          <w:rFonts w:ascii="맑은 고딕" w:eastAsia="맑은 고딕" w:hAnsi="맑은 고딕" w:cs="맑은 고딕"/>
-          <w:sz w:val="20"/>
-        </w:rPr>
-        <w:t xml:space="preserve"> </w:t>
-      </w:r>
-      <w:r>
-        <w:rPr>
-          <w:rFonts w:ascii="맑은 고딕" w:eastAsia="맑은 고딕" w:hAnsi="맑은 고딕" w:cs="맑은 고딕"/>
-          <w:sz w:val="20"/>
-        </w:rPr>
-        <w:t>데이터</w:t>
-      </w:r>
-      <w:r>
-        <w:rPr>
-          <w:rFonts w:ascii="맑은 고딕" w:eastAsia="맑은 고딕" w:hAnsi="맑은 고딕" w:cs="맑은 고딕"/>
-          <w:sz w:val="20"/>
-        </w:rPr>
-        <w:t xml:space="preserve"> </w:t>
-      </w:r>
-      <w:r>
-        <w:rPr>
-          <w:rFonts w:ascii="맑은 고딕" w:eastAsia="맑은 고딕" w:hAnsi="맑은 고딕" w:cs="맑은 고딕"/>
-          <w:sz w:val="20"/>
-        </w:rPr>
-        <w:t>등</w:t>
-      </w:r>
-      <w:r>
-        <w:rPr>
-          <w:rFonts w:ascii="맑은 고딕" w:eastAsia="맑은 고딕" w:hAnsi="맑은 고딕" w:cs="맑은 고딕"/>
-          <w:sz w:val="20"/>
-        </w:rPr>
-        <w:t xml:space="preserve"> </w:t>
-      </w:r>
-      <w:r>
-        <w:rPr>
-          <w:rFonts w:ascii="맑은 고딕" w:eastAsia="맑은 고딕" w:hAnsi="맑은 고딕" w:cs="맑은 고딕"/>
-          <w:sz w:val="20"/>
-        </w:rPr>
-        <w:t>상세정보가</w:t>
-      </w:r>
-      <w:r>
-        <w:rPr>
-          <w:rFonts w:ascii="맑은 고딕" w:eastAsia="맑은 고딕" w:hAnsi="맑은 고딕" w:cs="맑은 고딕"/>
-          <w:sz w:val="20"/>
-        </w:rPr>
-        <w:t xml:space="preserve"> </w:t>
-      </w:r>
-      <w:r>
-        <w:rPr>
-          <w:rFonts w:ascii="맑은 고딕" w:eastAsia="맑은 고딕" w:hAnsi="맑은 고딕" w:cs="맑은 고딕"/>
-          <w:sz w:val="20"/>
-        </w:rPr>
-        <w:t>없는</w:t>
-      </w:r>
-      <w:r>
-        <w:rPr>
-          <w:rFonts w:ascii="맑은 고딕" w:eastAsia="맑은 고딕" w:hAnsi="맑은 고딕" w:cs="맑은 고딕"/>
-          <w:sz w:val="20"/>
-        </w:rPr>
-        <w:t xml:space="preserve"> </w:t>
-      </w:r>
-      <w:r>
-        <w:rPr>
-          <w:rFonts w:ascii="맑은 고딕" w:eastAsia="맑은 고딕" w:hAnsi="맑은 고딕" w:cs="맑은 고딕"/>
-          <w:sz w:val="20"/>
-        </w:rPr>
-        <w:t>행이</w:t>
-      </w:r>
-      <w:r>
-        <w:rPr>
-          <w:rFonts w:ascii="맑은 고딕" w:eastAsia="맑은 고딕" w:hAnsi="맑은 고딕" w:cs="맑은 고딕"/>
-          <w:sz w:val="20"/>
-        </w:rPr>
-        <w:t xml:space="preserve"> </w:t>
-      </w:r>
-      <w:r>
-        <w:rPr>
-          <w:rFonts w:ascii="맑은 고딕" w:eastAsia="맑은 고딕" w:hAnsi="맑은 고딕" w:cs="맑은 고딕"/>
-          <w:sz w:val="20"/>
-        </w:rPr>
-        <w:t>있으면</w:t>
-      </w:r>
-      <w:r>
-        <w:rPr>
-          <w:rFonts w:ascii="맑은 고딕" w:eastAsia="맑은 고딕" w:hAnsi="맑은 고딕" w:cs="맑은 고딕"/>
-          <w:sz w:val="20"/>
-        </w:rPr>
-        <w:t xml:space="preserve"> </w:t>
-      </w:r>
-      <w:r>
-        <w:rPr>
-          <w:rFonts w:ascii="맑은 고딕" w:eastAsia="맑은 고딕" w:hAnsi="맑은 고딕" w:cs="맑은 고딕"/>
-          <w:sz w:val="20"/>
-        </w:rPr>
-        <w:t>내부</w:t>
-      </w:r>
-      <w:r>
-        <w:rPr>
-          <w:rFonts w:ascii="맑은 고딕" w:eastAsia="맑은 고딕" w:hAnsi="맑은 고딕" w:cs="맑은 고딕"/>
-          <w:sz w:val="20"/>
-        </w:rPr>
-        <w:t xml:space="preserve"> </w:t>
-      </w:r>
-      <w:r>
-        <w:rPr>
-          <w:rFonts w:ascii="맑은 고딕" w:eastAsia="맑은 고딕" w:hAnsi="맑은 고딕" w:cs="맑은 고딕"/>
-          <w:sz w:val="20"/>
-        </w:rPr>
-        <w:t>조인에서는</w:t>
-      </w:r>
-      <w:r>
-        <w:rPr>
-          <w:rFonts w:ascii="맑은 고딕" w:eastAsia="맑은 고딕" w:hAnsi="맑은 고딕" w:cs="맑은 고딕"/>
-          <w:sz w:val="20"/>
-        </w:rPr>
-        <w:t xml:space="preserve"> </w:t>
-      </w:r>
-      <w:r>
-        <w:rPr>
-          <w:rFonts w:ascii="맑은 고딕" w:eastAsia="맑은 고딕" w:hAnsi="맑은 고딕" w:cs="맑은 고딕"/>
-          <w:sz w:val="20"/>
-        </w:rPr>
-        <w:t>학생이</w:t>
-      </w:r>
-      <w:r>
-        <w:rPr>
-          <w:rFonts w:ascii="맑은 고딕" w:eastAsia="맑은 고딕" w:hAnsi="맑은 고딕" w:cs="맑은 고딕"/>
-          <w:sz w:val="20"/>
-        </w:rPr>
-        <w:t xml:space="preserve"> </w:t>
-      </w:r>
-      <w:r>
-        <w:rPr>
-          <w:rFonts w:ascii="맑은 고딕" w:eastAsia="맑은 고딕" w:hAnsi="맑은 고딕" w:cs="맑은 고딕"/>
-          <w:sz w:val="20"/>
-        </w:rPr>
-        <w:t>조회되지</w:t>
-      </w:r>
-      <w:r>
-        <w:rPr>
-          <w:rFonts w:ascii="맑은 고딕" w:eastAsia="맑은 고딕" w:hAnsi="맑은 고딕" w:cs="맑은 고딕"/>
-          <w:sz w:val="20"/>
-        </w:rPr>
-        <w:t xml:space="preserve"> </w:t>
-      </w:r>
-      <w:r>
-        <w:rPr>
-          <w:rFonts w:ascii="맑은 고딕" w:eastAsia="맑은 고딕" w:hAnsi="맑은 고딕" w:cs="맑은 고딕"/>
-          <w:sz w:val="20"/>
-        </w:rPr>
-        <w:t>않아</w:t>
-      </w:r>
-      <w:r>
-        <w:rPr>
-          <w:rFonts w:ascii="맑은 고딕" w:eastAsia="맑은 고딕" w:hAnsi="맑은 고딕" w:cs="맑은 고딕"/>
-          <w:sz w:val="20"/>
-        </w:rPr>
-        <w:t xml:space="preserve"> 404 </w:t>
-      </w:r>
-      <w:r>
-        <w:rPr>
-          <w:rFonts w:ascii="맑은 고딕" w:eastAsia="맑은 고딕" w:hAnsi="맑은 고딕" w:cs="맑은 고딕"/>
-          <w:sz w:val="20"/>
-        </w:rPr>
-        <w:t>가</w:t>
-      </w:r>
-      <w:r>
-        <w:rPr>
-          <w:rFonts w:ascii="맑은 고딕" w:eastAsia="맑은 고딕" w:hAnsi="맑은 고딕" w:cs="맑은 고딕"/>
-          <w:sz w:val="20"/>
-        </w:rPr>
-        <w:t xml:space="preserve"> </w:t>
-      </w:r>
-      <w:r>
-        <w:rPr>
-          <w:rFonts w:ascii="맑은 고딕" w:eastAsia="맑은 고딕" w:hAnsi="맑은 고딕" w:cs="맑은 고딕"/>
-          <w:sz w:val="20"/>
-        </w:rPr>
-        <w:t>되기</w:t>
-      </w:r>
-      <w:r>
-        <w:rPr>
-          <w:rFonts w:ascii="맑은 고딕" w:eastAsia="맑은 고딕" w:hAnsi="맑은 고딕" w:cs="맑은 고딕"/>
-          <w:sz w:val="20"/>
-        </w:rPr>
-        <w:t xml:space="preserve"> </w:t>
-      </w:r>
-      <w:r>
-        <w:rPr>
-          <w:rFonts w:ascii="맑은 고딕" w:eastAsia="맑은 고딕" w:hAnsi="맑은 고딕" w:cs="맑은 고딕"/>
-          <w:sz w:val="20"/>
-        </w:rPr>
-        <w:t>때문입니다</w:t>
-      </w:r>
-      <w:r>
-        <w:rPr>
-          <w:rFonts w:ascii="맑은 고딕" w:eastAsia="맑은 고딕" w:hAnsi="맑은 고딕" w:cs="맑은 고딕"/>
-          <w:sz w:val="20"/>
-        </w:rPr>
-        <w:t>.</w:t>
+        <w:t xml:space="preserve"> 로 바꿨습니다. API 는 상세정보를 필수로 받지만, DB 에 직접 들어간 데이터 등 상세정보가 없는 행이 있으면 내부 조인에서는 학생이 조회되지 않아 404 가 되기 때문입니다.</w:t>
       </w:r>
     </w:p>
     <w:p>
       <w:pPr>
         <w:spacing w:before="160" w:after="40"/>
-      </w:pPr>
-      <w:proofErr w:type="spellStart"/>
-      <w:r>
-        <w:rPr>
-          <w:rFonts w:ascii="Courier New" w:eastAsia="Courier New" w:hAnsi="Courier New" w:cs="Courier New"/>
+        <w:rPr>
+          <w:rFonts w:ascii="Courier New" w:hAnsi="Courier New" w:cs="Courier New"/>
           <w:b/>
           <w:color w:val="188038"/>
           <w:sz w:val="21"/>
         </w:rPr>
+      </w:pPr>
+      <w:proofErr w:type="spellStart"/>
+      <w:r>
+        <w:rPr>
+          <w:rFonts w:ascii="Courier New" w:eastAsia="Courier New" w:hAnsi="Courier New" w:cs="Courier New"/>
+          <w:b/>
+          <w:color w:val="188038"/>
+          <w:sz w:val="21"/>
+        </w:rPr>
         <w:t>DepartmentRepository</w:t>
       </w:r>
       <w:proofErr w:type="spellEnd"/>
+    </w:p>
+    <w:p>
+      <w:pPr>
+        <w:spacing w:before="160" w:after="40"/>
+      </w:pPr>
+      <w:hyperlink r:id="rId12" w:history="1">
+        <w:r>
+          <w:rPr>
+            <w:rStyle w:val="a7"/>
+          </w:rPr>
+          <w:t>https://github.com/vega2k8s/MySpringBootProject/blob/student1toN_Paging/src/main/java/com/basic/myspringboot/repository/DepartmentRepository.java</w:t>
+        </w:r>
+      </w:hyperlink>
+    </w:p>
+    <w:p>
+      <w:pPr>
+        <w:spacing w:before="160" w:after="40"/>
+        <w:rPr>
+          <w:rFonts w:hint="eastAsia"/>
+        </w:rPr>
+      </w:pPr>
     </w:p>
     <w:p>
       <w:pPr>
@@ -18404,14 +17969,32 @@
           <w:color w:val="188038"/>
           <w:sz w:val="19"/>
         </w:rPr>
-        <w:t>()</w:t>
-      </w:r>
-      <w:r>
-        <w:rPr>
-          <w:rFonts w:ascii="맑은 고딕" w:eastAsia="맑은 고딕" w:hAnsi="맑은 고딕" w:cs="맑은 고딕"/>
-          <w:sz w:val="20"/>
-        </w:rPr>
-        <w:t xml:space="preserve"> 와 </w:t>
+        <w:t>(</w:t>
+      </w:r>
+      <w:proofErr w:type="spellStart"/>
+      <w:r>
+        <w:rPr>
+          <w:rFonts w:ascii="Courier New" w:hAnsi="Courier New" w:cs="Courier New" w:hint="eastAsia"/>
+          <w:color w:val="188038"/>
+          <w:sz w:val="19"/>
+        </w:rPr>
+        <w:t>Pageable</w:t>
+      </w:r>
+      <w:proofErr w:type="spellEnd"/>
+      <w:r>
+        <w:rPr>
+          <w:rFonts w:ascii="Courier New" w:eastAsia="Courier New" w:hAnsi="Courier New" w:cs="Courier New"/>
+          <w:color w:val="188038"/>
+          <w:sz w:val="19"/>
+        </w:rPr>
+        <w:t>)</w:t>
+      </w:r>
+      <w:r>
+        <w:rPr>
+          <w:rFonts w:ascii="맑은 고딕" w:eastAsia="맑은 고딕" w:hAnsi="맑은 고딕" w:cs="맑은 고딕"/>
+          <w:sz w:val="20"/>
+        </w:rPr>
+        <w:t xml:space="preserve"> </w:t>
       </w:r>
       <w:proofErr w:type="spellStart"/>
       <w:r>
@@ -18472,7 +18055,6 @@
           <w:color w:val="188038"/>
           <w:sz w:val="19"/>
         </w:rPr>
-        <w:lastRenderedPageBreak/>
         <w:t>findByIdWithStudents</w:t>
       </w:r>
       <w:proofErr w:type="spellEnd"/>
@@ -18604,16 +18186,26 @@
           <w:lang w:val="en-US"/>
         </w:rPr>
       </w:pPr>
-      <w:hyperlink r:id="rId12">
+      <w:hyperlink r:id="rId13" w:history="1">
         <w:r>
           <w:rPr>
-            <w:color w:val="1155CC"/>
-            <w:u w:val="single"/>
+            <w:rStyle w:val="a7"/>
             <w:lang w:val="en-US"/>
           </w:rPr>
-          <w:t>https://gist.github.com/mysoyul/63d9dcb130b065f0d9a901bd44ef114e</w:t>
+          <w:t>https://github.com/vega2k8s/MySpringBootProject/blob/student1toN_Paging/src/main/java/com/basic/myspringboot/service/StudentService.java</w:t>
         </w:r>
       </w:hyperlink>
+    </w:p>
+    <w:p>
+      <w:pPr>
+        <w:widowControl w:val="0"/>
+        <w:spacing w:line="259" w:lineRule="auto"/>
+        <w:jc w:val="both"/>
+        <w:rPr>
+          <w:rFonts w:hint="eastAsia"/>
+          <w:lang w:val="en-US"/>
+        </w:rPr>
+      </w:pPr>
     </w:p>
     <w:p>
       <w:pPr>
@@ -18754,7 +18346,7 @@
         <w:shd w:val="clear" w:color="auto" w:fill="FFFFFE"/>
         <w:spacing w:line="360" w:lineRule="auto"/>
         <w:rPr>
-          <w:rFonts w:ascii="Courier New" w:eastAsia="Courier New" w:hAnsi="Courier New" w:cs="Courier New"/>
+          <w:rFonts w:ascii="Courier New" w:eastAsia="Courier New" w:hAnsi="Courier New" w:cs="Courier New" w:hint="eastAsia"/>
           <w:b/>
           <w:bCs/>
           <w:color w:val="383A42"/>
@@ -18837,22 +18429,6 @@
         </w:rPr>
         <w:t xml:space="preserve"> 유발해 값이 비어 있는 행이 INSERT 되기 때문입니다. 이메일과 전화번호 두 가지를 검사하므로 둘 다 생성 앞으로 옮겨야 하며, 하나라도 뒤에 남으면 같은 오류가 발생합니다. </w:t>
       </w:r>
-      <w:proofErr w:type="gramStart"/>
-      <w:r>
-        <w:rPr>
-          <w:rFonts w:ascii="맑은 고딕" w:eastAsia="맑은 고딕" w:hAnsi="맑은 고딕" w:cs="맑은 고딕"/>
-          <w:sz w:val="20"/>
-        </w:rPr>
-        <w:t>( 자세한</w:t>
-      </w:r>
-      <w:proofErr w:type="gramEnd"/>
-      <w:r>
-        <w:rPr>
-          <w:rFonts w:ascii="맑은 고딕" w:eastAsia="맑은 고딕" w:hAnsi="맑은 고딕" w:cs="맑은 고딕"/>
-          <w:sz w:val="20"/>
-        </w:rPr>
-        <w:t xml:space="preserve"> 설명은 실습2-4 문서 참고 )</w:t>
-      </w:r>
     </w:p>
     <w:p>
       <w:pPr>
@@ -18866,9 +18442,39 @@
           <w:color w:val="188038"/>
           <w:sz w:val="21"/>
         </w:rPr>
-        <w:t>StudentDetailService</w:t>
-      </w:r>
-      <w:proofErr w:type="spellEnd"/>
+        <w:t>DepartmentService</w:t>
+      </w:r>
+      <w:proofErr w:type="spellEnd"/>
+    </w:p>
+    <w:p>
+      <w:pPr>
+        <w:widowControl w:val="0"/>
+        <w:spacing w:line="259" w:lineRule="auto"/>
+        <w:jc w:val="both"/>
+        <w:rPr>
+          <w:lang w:val="en-US"/>
+        </w:rPr>
+      </w:pPr>
+      <w:hyperlink r:id="rId14" w:history="1">
+        <w:r>
+          <w:rPr>
+            <w:rStyle w:val="a7"/>
+            <w:lang w:val="en-US"/>
+          </w:rPr>
+          <w:t>https://github.com/vega2k8s/MySpringBootProject/blob/student1toN_Paging/src/main/java/com/basic/myspringboot/service/DepartmentService.java</w:t>
+        </w:r>
+      </w:hyperlink>
+    </w:p>
+    <w:p>
+      <w:pPr>
+        <w:widowControl w:val="0"/>
+        <w:spacing w:line="259" w:lineRule="auto"/>
+        <w:jc w:val="both"/>
+        <w:rPr>
+          <w:rFonts w:hint="eastAsia"/>
+          <w:lang w:val="en-US"/>
+        </w:rPr>
+      </w:pPr>
     </w:p>
     <w:p>
       <w:pPr>
@@ -18889,83 +18495,62 @@
           <w:highlight w:val="white"/>
         </w:rPr>
       </w:pPr>
+      <w:proofErr w:type="spellStart"/>
       <w:r>
         <w:rPr>
           <w:rFonts w:ascii="Courier New" w:eastAsia="Courier New" w:hAnsi="Courier New" w:cs="Courier New"/>
           <w:color w:val="188038"/>
           <w:sz w:val="19"/>
         </w:rPr>
-        <w:t>/</w:t>
-      </w:r>
-      <w:proofErr w:type="spellStart"/>
+        <w:t>getAllDepartments</w:t>
+      </w:r>
+      <w:proofErr w:type="spellEnd"/>
       <w:r>
         <w:rPr>
           <w:rFonts w:ascii="Courier New" w:eastAsia="Courier New" w:hAnsi="Courier New" w:cs="Courier New"/>
           <w:color w:val="188038"/>
           <w:sz w:val="19"/>
         </w:rPr>
-        <w:t>api</w:t>
-      </w:r>
-      <w:proofErr w:type="spellEnd"/>
-      <w:r>
-        <w:rPr>
-          <w:rFonts w:ascii="Courier New" w:eastAsia="Courier New" w:hAnsi="Courier New" w:cs="Courier New"/>
-          <w:color w:val="188038"/>
-          <w:sz w:val="19"/>
-        </w:rPr>
-        <w:t>/</w:t>
-      </w:r>
-      <w:proofErr w:type="spellStart"/>
-      <w:r>
-        <w:rPr>
-          <w:rFonts w:ascii="Courier New" w:eastAsia="Courier New" w:hAnsi="Courier New" w:cs="Courier New"/>
-          <w:color w:val="188038"/>
-          <w:sz w:val="19"/>
-        </w:rPr>
-        <w:t>students</w:t>
-      </w:r>
-      <w:proofErr w:type="spellEnd"/>
-      <w:r>
-        <w:rPr>
-          <w:rFonts w:ascii="Courier New" w:eastAsia="Courier New" w:hAnsi="Courier New" w:cs="Courier New"/>
-          <w:color w:val="188038"/>
-          <w:sz w:val="19"/>
-        </w:rPr>
-        <w:t>/</w:t>
-      </w:r>
-      <w:proofErr w:type="spellStart"/>
-      <w:r>
-        <w:rPr>
-          <w:rFonts w:ascii="Courier New" w:eastAsia="Courier New" w:hAnsi="Courier New" w:cs="Courier New"/>
-          <w:color w:val="188038"/>
-          <w:sz w:val="19"/>
-        </w:rPr>
-        <w:t>detail</w:t>
-      </w:r>
-      <w:proofErr w:type="spellEnd"/>
-      <w:r>
-        <w:rPr>
-          <w:rFonts w:ascii="맑은 고딕" w:eastAsia="맑은 고딕" w:hAnsi="맑은 고딕" w:cs="맑은 고딕"/>
-          <w:sz w:val="20"/>
-        </w:rPr>
-        <w:t xml:space="preserve"> 경로를 담당하는 별도 서비스입니다. </w:t>
-      </w:r>
-      <w:proofErr w:type="spellStart"/>
-      <w:r>
-        <w:rPr>
-          <w:rFonts w:ascii="Courier New" w:eastAsia="Courier New" w:hAnsi="Courier New" w:cs="Courier New"/>
-          <w:color w:val="188038"/>
-          <w:sz w:val="19"/>
-        </w:rPr>
-        <w:t>StudentService</w:t>
-      </w:r>
-      <w:proofErr w:type="spellEnd"/>
-      <w:r>
-        <w:rPr>
-          <w:rFonts w:ascii="맑은 고딕" w:eastAsia="맑은 고딕" w:hAnsi="맑은 고딕" w:cs="맑은 고딕"/>
-          <w:sz w:val="20"/>
-        </w:rPr>
-        <w:t xml:space="preserve"> 와 같은 수정을 적용했습니다.</w:t>
+        <w:t>()</w:t>
+      </w:r>
+      <w:r>
+        <w:rPr>
+          <w:rFonts w:ascii="맑은 고딕" w:eastAsia="맑은 고딕" w:hAnsi="맑은 고딕" w:cs="맑은 고딕"/>
+          <w:sz w:val="20"/>
+        </w:rPr>
+        <w:t xml:space="preserve"> 가 </w:t>
+      </w:r>
+      <w:proofErr w:type="spellStart"/>
+      <w:r>
+        <w:rPr>
+          <w:rFonts w:ascii="맑은 고딕" w:eastAsia="맑은 고딕" w:hAnsi="맑은 고딕" w:cs="맑은 고딕"/>
+          <w:sz w:val="20"/>
+        </w:rPr>
+        <w:t>프로젝션을</w:t>
+      </w:r>
+      <w:proofErr w:type="spellEnd"/>
+      <w:r>
+        <w:rPr>
+          <w:rFonts w:ascii="맑은 고딕" w:eastAsia="맑은 고딕" w:hAnsi="맑은 고딕" w:cs="맑은 고딕"/>
+          <w:sz w:val="20"/>
+        </w:rPr>
+        <w:t xml:space="preserve"> 사용합니다. 학과마다 COUNT </w:t>
+      </w:r>
+      <w:proofErr w:type="spellStart"/>
+      <w:r>
+        <w:rPr>
+          <w:rFonts w:ascii="맑은 고딕" w:eastAsia="맑은 고딕" w:hAnsi="맑은 고딕" w:cs="맑은 고딕"/>
+          <w:sz w:val="20"/>
+        </w:rPr>
+        <w:t>를</w:t>
+      </w:r>
+      <w:proofErr w:type="spellEnd"/>
+      <w:r>
+        <w:rPr>
+          <w:rFonts w:ascii="맑은 고딕" w:eastAsia="맑은 고딕" w:hAnsi="맑은 고딕" w:cs="맑은 고딕"/>
+          <w:sz w:val="20"/>
+        </w:rPr>
+        <w:t xml:space="preserve"> 실행하던 것을 집계 쿼리 한 번으로 바꿨습니다.</w:t>
       </w:r>
     </w:p>
     <w:p>
@@ -18987,106 +18572,22 @@
           <w:highlight w:val="white"/>
         </w:rPr>
       </w:pPr>
-      <w:r>
-        <w:rPr>
-          <w:rFonts w:ascii="맑은 고딕" w:eastAsia="맑은 고딕" w:hAnsi="맑은 고딕" w:cs="맑은 고딕"/>
-          <w:sz w:val="20"/>
-        </w:rPr>
-        <w:t xml:space="preserve">목록 조회 </w:t>
-      </w:r>
-      <w:proofErr w:type="spellStart"/>
-      <w:r>
-        <w:rPr>
-          <w:rFonts w:ascii="맑은 고딕" w:eastAsia="맑은 고딕" w:hAnsi="맑은 고딕" w:cs="맑은 고딕"/>
-          <w:sz w:val="20"/>
-        </w:rPr>
-        <w:t>Fetch</w:t>
-      </w:r>
-      <w:proofErr w:type="spellEnd"/>
-      <w:r>
-        <w:rPr>
-          <w:rFonts w:ascii="맑은 고딕" w:eastAsia="맑은 고딕" w:hAnsi="맑은 고딕" w:cs="맑은 고딕"/>
-          <w:sz w:val="20"/>
-        </w:rPr>
-        <w:t xml:space="preserve"> </w:t>
-      </w:r>
-      <w:proofErr w:type="spellStart"/>
-      <w:r>
-        <w:rPr>
-          <w:rFonts w:ascii="맑은 고딕" w:eastAsia="맑은 고딕" w:hAnsi="맑은 고딕" w:cs="맑은 고딕"/>
-          <w:sz w:val="20"/>
-        </w:rPr>
-        <w:t>Join</w:t>
-      </w:r>
-      <w:proofErr w:type="spellEnd"/>
-      <w:r>
-        <w:rPr>
-          <w:rFonts w:ascii="맑은 고딕" w:eastAsia="맑은 고딕" w:hAnsi="맑은 고딕" w:cs="맑은 고딕"/>
-          <w:sz w:val="20"/>
-        </w:rPr>
-        <w:t xml:space="preserve">, </w:t>
-      </w:r>
-      <w:proofErr w:type="spellStart"/>
-      <w:r>
-        <w:rPr>
-          <w:rFonts w:ascii="Courier New" w:eastAsia="Courier New" w:hAnsi="Courier New" w:cs="Courier New"/>
-          <w:color w:val="188038"/>
-          <w:sz w:val="19"/>
-        </w:rPr>
-        <w:t>updateStudent</w:t>
-      </w:r>
-      <w:proofErr w:type="spellEnd"/>
-      <w:r>
-        <w:rPr>
-          <w:rFonts w:ascii="Courier New" w:eastAsia="Courier New" w:hAnsi="Courier New" w:cs="Courier New"/>
-          <w:color w:val="188038"/>
-          <w:sz w:val="19"/>
-        </w:rPr>
-        <w:t>()</w:t>
-      </w:r>
-      <w:r>
-        <w:rPr>
-          <w:rFonts w:ascii="맑은 고딕" w:eastAsia="맑은 고딕" w:hAnsi="맑은 고딕" w:cs="맑은 고딕"/>
-          <w:sz w:val="20"/>
-        </w:rPr>
-        <w:t xml:space="preserve"> 의 검증 순서 수정이 포함됩니다.</w:t>
-      </w:r>
-    </w:p>
-    <w:p>
-      <w:pPr>
-        <w:spacing w:before="160" w:after="40"/>
-      </w:pPr>
-      <w:proofErr w:type="spellStart"/>
-      <w:r>
-        <w:rPr>
-          <w:rFonts w:ascii="Courier New" w:eastAsia="Courier New" w:hAnsi="Courier New" w:cs="Courier New"/>
-          <w:b/>
-          <w:color w:val="188038"/>
-          <w:sz w:val="21"/>
-        </w:rPr>
-        <w:t>DepartmentService</w:t>
-      </w:r>
-      <w:proofErr w:type="spellEnd"/>
-    </w:p>
-    <w:p>
-      <w:pPr>
-        <w:widowControl w:val="0"/>
-        <w:spacing w:line="259" w:lineRule="auto"/>
-        <w:jc w:val="both"/>
-        <w:rPr>
-          <w:lang w:val="en-US"/>
-        </w:rPr>
-      </w:pPr>
-      <w:hyperlink r:id="rId13">
-        <w:r>
-          <w:rPr>
-            <w:color w:val="1155CC"/>
-            <w:u w:val="single"/>
-            <w:lang w:val="en-US"/>
-          </w:rPr>
-          <w:t>https://gist.github.com/mysoyul/f2df72abfc049e595d877c80b9a3834c</w:t>
-        </w:r>
-      </w:hyperlink>
+      <w:proofErr w:type="spellStart"/>
+      <w:r>
+        <w:rPr>
+          <w:rFonts w:ascii="맑은 고딕" w:eastAsia="맑은 고딕" w:hAnsi="맑은 고딕" w:cs="맑은 고딕"/>
+          <w:sz w:val="20"/>
+        </w:rPr>
+        <w:t>페이징</w:t>
+      </w:r>
+      <w:proofErr w:type="spellEnd"/>
+      <w:r>
+        <w:rPr>
+          <w:rFonts w:ascii="맑은 고딕" w:eastAsia="맑은 고딕" w:hAnsi="맑은 고딕" w:cs="맑은 고딕"/>
+          <w:sz w:val="20"/>
+        </w:rPr>
+        <w:t xml:space="preserve"> 조회 메서드를 추가했습니다.</w:t>
+      </w:r>
     </w:p>
     <w:p>
       <w:pPr>
@@ -19114,7 +18615,7 @@
           <w:color w:val="188038"/>
           <w:sz w:val="19"/>
         </w:rPr>
-        <w:t>getAllDepartments</w:t>
+        <w:t>getDepartmentByCode</w:t>
       </w:r>
       <w:proofErr w:type="spellEnd"/>
       <w:r>
@@ -19135,18 +18636,27 @@
       <w:proofErr w:type="spellStart"/>
       <w:r>
         <w:rPr>
-          <w:rFonts w:ascii="맑은 고딕" w:eastAsia="맑은 고딕" w:hAnsi="맑은 고딕" w:cs="맑은 고딕"/>
-          <w:sz w:val="20"/>
-        </w:rPr>
-        <w:t>프로젝션을</w:t>
-      </w:r>
-      <w:proofErr w:type="spellEnd"/>
-      <w:r>
-        <w:rPr>
-          <w:rFonts w:ascii="맑은 고딕" w:eastAsia="맑은 고딕" w:hAnsi="맑은 고딕" w:cs="맑은 고딕"/>
-          <w:sz w:val="20"/>
-        </w:rPr>
-        <w:t xml:space="preserve"> 사용합니다. 학과마다 COUNT </w:t>
+          <w:rFonts w:ascii="Courier New" w:eastAsia="Courier New" w:hAnsi="Courier New" w:cs="Courier New"/>
+          <w:color w:val="188038"/>
+          <w:sz w:val="19"/>
+        </w:rPr>
+        <w:t>findByCodeWithStudents</w:t>
+      </w:r>
+      <w:proofErr w:type="spellEnd"/>
+      <w:r>
+        <w:rPr>
+          <w:rFonts w:ascii="Courier New" w:eastAsia="Courier New" w:hAnsi="Courier New" w:cs="Courier New"/>
+          <w:color w:val="188038"/>
+          <w:sz w:val="19"/>
+        </w:rPr>
+        <w:t>()</w:t>
+      </w:r>
+      <w:r>
+        <w:rPr>
+          <w:rFonts w:ascii="맑은 고딕" w:eastAsia="맑은 고딕" w:hAnsi="맑은 고딕" w:cs="맑은 고딕"/>
+          <w:sz w:val="20"/>
+        </w:rPr>
+        <w:t xml:space="preserve"> </w:t>
       </w:r>
       <w:proofErr w:type="spellStart"/>
       <w:r>
@@ -19162,8 +18672,74 @@
           <w:rFonts w:ascii="맑은 고딕" w:eastAsia="맑은 고딕" w:hAnsi="맑은 고딕" w:cs="맑은 고딕"/>
           <w:sz w:val="20"/>
         </w:rPr>
-        <w:t xml:space="preserve"> 실행하던 것을 집계 쿼리 한 번으로 바꿨습니다.</w:t>
-      </w:r>
+        <w:t xml:space="preserve"> 사용합니다.</w:t>
+      </w:r>
+    </w:p>
+    <w:p>
+      <w:pPr>
+        <w:rPr>
+          <w:rFonts w:ascii="Courier New" w:eastAsia="Courier New" w:hAnsi="Courier New" w:cs="Courier New"/>
+          <w:b/>
+          <w:color w:val="188038"/>
+          <w:sz w:val="21"/>
+        </w:rPr>
+      </w:pPr>
+      <w:r>
+        <w:rPr>
+          <w:rFonts w:ascii="Courier New" w:eastAsia="Courier New" w:hAnsi="Courier New" w:cs="Courier New"/>
+          <w:b/>
+          <w:color w:val="188038"/>
+          <w:sz w:val="21"/>
+        </w:rPr>
+        <w:br w:type="page"/>
+      </w:r>
+    </w:p>
+    <w:p>
+      <w:pPr>
+        <w:spacing w:before="160" w:after="40"/>
+      </w:pPr>
+      <w:proofErr w:type="spellStart"/>
+      <w:r>
+        <w:rPr>
+          <w:rFonts w:ascii="Courier New" w:eastAsia="Courier New" w:hAnsi="Courier New" w:cs="Courier New"/>
+          <w:b/>
+          <w:color w:val="188038"/>
+          <w:sz w:val="21"/>
+        </w:rPr>
+        <w:lastRenderedPageBreak/>
+        <w:t>StudentController</w:t>
+      </w:r>
+      <w:proofErr w:type="spellEnd"/>
+    </w:p>
+    <w:p>
+      <w:pPr>
+        <w:widowControl w:val="0"/>
+        <w:spacing w:line="259" w:lineRule="auto"/>
+        <w:jc w:val="both"/>
+        <w:rPr>
+          <w:lang w:val="en-US"/>
+        </w:rPr>
+      </w:pPr>
+      <w:hyperlink r:id="rId15" w:history="1">
+        <w:r>
+          <w:rPr>
+            <w:rStyle w:val="a7"/>
+            <w:lang w:val="en-US"/>
+          </w:rPr>
+          <w:t>https://github.com/vega2k8s/MySpringBootProject/blob/student1toN_Paging/src/main/java/com/basic/myspringboot/controller/StudentController.java</w:t>
+        </w:r>
+      </w:hyperlink>
+    </w:p>
+    <w:p>
+      <w:pPr>
+        <w:widowControl w:val="0"/>
+        <w:spacing w:line="259" w:lineRule="auto"/>
+        <w:jc w:val="both"/>
+        <w:rPr>
+          <w:rFonts w:hint="eastAsia"/>
+          <w:lang w:val="en-US"/>
+        </w:rPr>
+      </w:pPr>
     </w:p>
     <w:p>
       <w:pPr>
@@ -19184,22 +18760,125 @@
           <w:highlight w:val="white"/>
         </w:rPr>
       </w:pPr>
-      <w:proofErr w:type="spellStart"/>
-      <w:r>
-        <w:rPr>
-          <w:rFonts w:ascii="맑은 고딕" w:eastAsia="맑은 고딕" w:hAnsi="맑은 고딕" w:cs="맑은 고딕"/>
-          <w:sz w:val="20"/>
-        </w:rPr>
-        <w:t>페이징</w:t>
-      </w:r>
-      <w:proofErr w:type="spellEnd"/>
-      <w:r>
-        <w:rPr>
-          <w:rFonts w:ascii="맑은 고딕" w:eastAsia="맑은 고딕" w:hAnsi="맑은 고딕" w:cs="맑은 고딕"/>
-          <w:sz w:val="20"/>
-        </w:rPr>
-        <w:t xml:space="preserve"> 조회 메서드를 추가했습니다.</w:t>
-      </w:r>
+      <w:r>
+        <w:rPr>
+          <w:rFonts w:ascii="Courier New" w:eastAsia="Courier New" w:hAnsi="Courier New" w:cs="Courier New"/>
+          <w:color w:val="188038"/>
+          <w:sz w:val="19"/>
+        </w:rPr>
+        <w:t>/</w:t>
+      </w:r>
+      <w:proofErr w:type="spellStart"/>
+      <w:r>
+        <w:rPr>
+          <w:rFonts w:ascii="Courier New" w:eastAsia="Courier New" w:hAnsi="Courier New" w:cs="Courier New"/>
+          <w:color w:val="188038"/>
+          <w:sz w:val="19"/>
+        </w:rPr>
+        <w:t>paged</w:t>
+      </w:r>
+      <w:proofErr w:type="spellEnd"/>
+      <w:r>
+        <w:rPr>
+          <w:rFonts w:ascii="맑은 고딕" w:eastAsia="맑은 고딕" w:hAnsi="맑은 고딕" w:cs="맑은 고딕"/>
+          <w:sz w:val="20"/>
+        </w:rPr>
+        <w:t xml:space="preserve"> </w:t>
+      </w:r>
+      <w:proofErr w:type="spellStart"/>
+      <w:r>
+        <w:rPr>
+          <w:rFonts w:ascii="맑은 고딕" w:eastAsia="맑은 고딕" w:hAnsi="맑은 고딕" w:cs="맑은 고딕"/>
+          <w:sz w:val="20"/>
+        </w:rPr>
+        <w:t>엔드포인트를</w:t>
+      </w:r>
+      <w:proofErr w:type="spellEnd"/>
+      <w:r>
+        <w:rPr>
+          <w:rFonts w:ascii="맑은 고딕" w:eastAsia="맑은 고딕" w:hAnsi="맑은 고딕" w:cs="맑은 고딕"/>
+          <w:sz w:val="20"/>
+        </w:rPr>
+        <w:t xml:space="preserve"> 추가했습니다. 기존 </w:t>
+      </w:r>
+      <w:proofErr w:type="spellStart"/>
+      <w:r>
+        <w:rPr>
+          <w:rFonts w:ascii="맑은 고딕" w:eastAsia="맑은 고딕" w:hAnsi="맑은 고딕" w:cs="맑은 고딕"/>
+          <w:sz w:val="20"/>
+        </w:rPr>
+        <w:t>비페이징</w:t>
+      </w:r>
+      <w:proofErr w:type="spellEnd"/>
+      <w:r>
+        <w:rPr>
+          <w:rFonts w:ascii="맑은 고딕" w:eastAsia="맑은 고딕" w:hAnsi="맑은 고딕" w:cs="맑은 고딕"/>
+          <w:sz w:val="20"/>
+        </w:rPr>
+        <w:t xml:space="preserve"> </w:t>
+      </w:r>
+      <w:proofErr w:type="spellStart"/>
+      <w:r>
+        <w:rPr>
+          <w:rFonts w:ascii="맑은 고딕" w:eastAsia="맑은 고딕" w:hAnsi="맑은 고딕" w:cs="맑은 고딕"/>
+          <w:sz w:val="20"/>
+        </w:rPr>
+        <w:t>엔드포인트도</w:t>
+      </w:r>
+      <w:proofErr w:type="spellEnd"/>
+      <w:r>
+        <w:rPr>
+          <w:rFonts w:ascii="맑은 고딕" w:eastAsia="맑은 고딕" w:hAnsi="맑은 고딕" w:cs="맑은 고딕"/>
+          <w:sz w:val="20"/>
+        </w:rPr>
+        <w:t xml:space="preserve"> 그대로 유지합니다.</w:t>
+      </w:r>
+    </w:p>
+    <w:p>
+      <w:pPr>
+        <w:spacing w:before="160" w:after="40"/>
+      </w:pPr>
+      <w:proofErr w:type="spellStart"/>
+      <w:r>
+        <w:rPr>
+          <w:rFonts w:ascii="Courier New" w:eastAsia="Courier New" w:hAnsi="Courier New" w:cs="Courier New"/>
+          <w:b/>
+          <w:color w:val="188038"/>
+          <w:sz w:val="21"/>
+        </w:rPr>
+        <w:t>DepartmentController</w:t>
+      </w:r>
+      <w:proofErr w:type="spellEnd"/>
+    </w:p>
+    <w:p>
+      <w:pPr>
+        <w:widowControl w:val="0"/>
+        <w:spacing w:line="259" w:lineRule="auto"/>
+        <w:jc w:val="both"/>
+        <w:rPr>
+          <w:lang w:val="en-US"/>
+        </w:rPr>
+      </w:pPr>
+      <w:hyperlink r:id="rId16" w:history="1">
+        <w:r>
+          <w:rPr>
+            <w:rStyle w:val="a7"/>
+            <w:lang w:val="en-US"/>
+          </w:rPr>
+          <w:t>https://github.com/vega2k8s/MySpringBootProject/blob/student1toN_Paging/src/main/java/com/basic/myspringboot/controller/DepartmentController.java</w:t>
+        </w:r>
+      </w:hyperlink>
+    </w:p>
+    <w:p>
+      <w:pPr>
+        <w:widowControl w:val="0"/>
+        <w:spacing w:line="259" w:lineRule="auto"/>
+        <w:jc w:val="both"/>
+        <w:rPr>
+          <w:rFonts w:hint="eastAsia"/>
+          <w:lang w:val="en-US"/>
+        </w:rPr>
+      </w:pPr>
     </w:p>
     <w:p>
       <w:pPr>
@@ -19220,49 +18899,85 @@
           <w:highlight w:val="white"/>
         </w:rPr>
       </w:pPr>
-      <w:proofErr w:type="spellStart"/>
       <w:r>
         <w:rPr>
           <w:rFonts w:ascii="Courier New" w:eastAsia="Courier New" w:hAnsi="Courier New" w:cs="Courier New"/>
           <w:color w:val="188038"/>
           <w:sz w:val="19"/>
         </w:rPr>
-        <w:t>getDepartmentByCode</w:t>
-      </w:r>
-      <w:proofErr w:type="spellEnd"/>
+        <w:t>/</w:t>
+      </w:r>
+      <w:proofErr w:type="spellStart"/>
       <w:r>
         <w:rPr>
           <w:rFonts w:ascii="Courier New" w:eastAsia="Courier New" w:hAnsi="Courier New" w:cs="Courier New"/>
           <w:color w:val="188038"/>
           <w:sz w:val="19"/>
         </w:rPr>
-        <w:t>()</w:t>
-      </w:r>
-      <w:r>
-        <w:rPr>
-          <w:rFonts w:ascii="맑은 고딕" w:eastAsia="맑은 고딕" w:hAnsi="맑은 고딕" w:cs="맑은 고딕"/>
-          <w:sz w:val="20"/>
-        </w:rPr>
-        <w:t xml:space="preserve"> 가 </w:t>
-      </w:r>
-      <w:proofErr w:type="spellStart"/>
+        <w:t>paged</w:t>
+      </w:r>
+      <w:proofErr w:type="spellEnd"/>
+      <w:r>
+        <w:rPr>
+          <w:rFonts w:ascii="맑은 고딕" w:eastAsia="맑은 고딕" w:hAnsi="맑은 고딕" w:cs="맑은 고딕"/>
+          <w:sz w:val="20"/>
+        </w:rPr>
+        <w:t xml:space="preserve"> 와 </w:t>
+      </w:r>
       <w:r>
         <w:rPr>
           <w:rFonts w:ascii="Courier New" w:eastAsia="Courier New" w:hAnsi="Courier New" w:cs="Courier New"/>
           <w:color w:val="188038"/>
           <w:sz w:val="19"/>
         </w:rPr>
-        <w:t>findByCodeWithStudents</w:t>
-      </w:r>
-      <w:proofErr w:type="spellEnd"/>
+        <w:t>/{</w:t>
+      </w:r>
+      <w:proofErr w:type="spellStart"/>
       <w:r>
         <w:rPr>
           <w:rFonts w:ascii="Courier New" w:eastAsia="Courier New" w:hAnsi="Courier New" w:cs="Courier New"/>
           <w:color w:val="188038"/>
           <w:sz w:val="19"/>
         </w:rPr>
-        <w:t>()</w:t>
-      </w:r>
+        <w:t>id</w:t>
+      </w:r>
+      <w:proofErr w:type="spellEnd"/>
+      <w:r>
+        <w:rPr>
+          <w:rFonts w:ascii="Courier New" w:eastAsia="Courier New" w:hAnsi="Courier New" w:cs="Courier New"/>
+          <w:color w:val="188038"/>
+          <w:sz w:val="19"/>
+        </w:rPr>
+        <w:t>}/</w:t>
+      </w:r>
+      <w:proofErr w:type="spellStart"/>
+      <w:r>
+        <w:rPr>
+          <w:rFonts w:ascii="Courier New" w:eastAsia="Courier New" w:hAnsi="Courier New" w:cs="Courier New"/>
+          <w:color w:val="188038"/>
+          <w:sz w:val="19"/>
+        </w:rPr>
+        <w:t>students</w:t>
+      </w:r>
+      <w:proofErr w:type="spellEnd"/>
+      <w:r>
+        <w:rPr>
+          <w:rFonts w:ascii="Courier New" w:eastAsia="Courier New" w:hAnsi="Courier New" w:cs="Courier New"/>
+          <w:color w:val="188038"/>
+          <w:sz w:val="19"/>
+        </w:rPr>
+        <w:t>/</w:t>
+      </w:r>
+      <w:proofErr w:type="spellStart"/>
+      <w:r>
+        <w:rPr>
+          <w:rFonts w:ascii="Courier New" w:eastAsia="Courier New" w:hAnsi="Courier New" w:cs="Courier New"/>
+          <w:color w:val="188038"/>
+          <w:sz w:val="19"/>
+        </w:rPr>
+        <w:t>paged</w:t>
+      </w:r>
+      <w:proofErr w:type="spellEnd"/>
       <w:r>
         <w:rPr>
           <w:rFonts w:ascii="맑은 고딕" w:eastAsia="맑은 고딕" w:hAnsi="맑은 고딕" w:cs="맑은 고딕"/>
@@ -19276,52 +18991,55 @@
           <w:rFonts w:ascii="맑은 고딕" w:eastAsia="맑은 고딕" w:hAnsi="맑은 고딕" w:cs="맑은 고딕"/>
           <w:sz w:val="20"/>
         </w:rPr>
-        <w:t>를</w:t>
-      </w:r>
-      <w:proofErr w:type="spellEnd"/>
-      <w:r>
-        <w:rPr>
-          <w:rFonts w:ascii="맑은 고딕" w:eastAsia="맑은 고딕" w:hAnsi="맑은 고딕" w:cs="맑은 고딕"/>
-          <w:sz w:val="20"/>
-        </w:rPr>
-        <w:t xml:space="preserve"> 사용합니다.</w:t>
+        <w:t>엔드포인트를</w:t>
+      </w:r>
+      <w:proofErr w:type="spellEnd"/>
+      <w:r>
+        <w:rPr>
+          <w:rFonts w:ascii="맑은 고딕" w:eastAsia="맑은 고딕" w:hAnsi="맑은 고딕" w:cs="맑은 고딕"/>
+          <w:sz w:val="20"/>
+        </w:rPr>
+        <w:t xml:space="preserve"> 추가했습니다.</w:t>
       </w:r>
     </w:p>
     <w:p>
       <w:pPr>
         <w:spacing w:before="160" w:after="40"/>
-      </w:pPr>
-      <w:proofErr w:type="spellStart"/>
-      <w:r>
-        <w:rPr>
-          <w:rFonts w:ascii="Courier New" w:eastAsia="Courier New" w:hAnsi="Courier New" w:cs="Courier New"/>
+        <w:rPr>
+          <w:rFonts w:ascii="Courier New" w:hAnsi="Courier New" w:cs="Courier New"/>
           <w:b/>
           <w:color w:val="188038"/>
           <w:sz w:val="21"/>
         </w:rPr>
-        <w:t>StudentController</w:t>
-      </w:r>
-      <w:proofErr w:type="spellEnd"/>
-    </w:p>
-    <w:p>
-      <w:pPr>
-        <w:widowControl w:val="0"/>
-        <w:spacing w:line="259" w:lineRule="auto"/>
-        <w:jc w:val="both"/>
-        <w:rPr>
-          <w:lang w:val="en-US"/>
-        </w:rPr>
-      </w:pPr>
-      <w:hyperlink r:id="rId14">
+      </w:pPr>
+      <w:proofErr w:type="spellStart"/>
+      <w:r>
+        <w:rPr>
+          <w:rFonts w:ascii="Courier New" w:eastAsia="Courier New" w:hAnsi="Courier New" w:cs="Courier New"/>
+          <w:b/>
+          <w:color w:val="188038"/>
+          <w:sz w:val="21"/>
+        </w:rPr>
+        <w:t>StudentDTO</w:t>
+      </w:r>
+      <w:proofErr w:type="spellEnd"/>
+    </w:p>
+    <w:p>
+      <w:hyperlink r:id="rId17" w:history="1">
         <w:r>
           <w:rPr>
-            <w:color w:val="1155CC"/>
-            <w:u w:val="single"/>
-            <w:lang w:val="en-US"/>
+            <w:rStyle w:val="a7"/>
           </w:rPr>
-          <w:t>https://gist.github.com/mysoyul/7f6eadab20499885c0ad2ac81ae266af</w:t>
+          <w:t>https://github.com/vega2k8s/MySpringBootProject/blob/student1toN_Paging/src/main/java/com/basic/myspringboot/controller/dto/StudentDTO.java</w:t>
         </w:r>
       </w:hyperlink>
+    </w:p>
+    <w:p>
+      <w:pPr>
+        <w:rPr>
+          <w:rFonts w:hint="eastAsia"/>
+        </w:rPr>
+      </w:pPr>
     </w:p>
     <w:p>
       <w:pPr>
@@ -19342,93 +19060,322 @@
           <w:highlight w:val="white"/>
         </w:rPr>
       </w:pPr>
-      <w:r>
-        <w:rPr>
-          <w:rFonts w:ascii="Courier New" w:eastAsia="Courier New" w:hAnsi="Courier New" w:cs="Courier New"/>
-          <w:color w:val="188038"/>
-          <w:sz w:val="19"/>
-        </w:rPr>
-        <w:t>/</w:t>
-      </w:r>
-      <w:proofErr w:type="spellStart"/>
-      <w:r>
-        <w:rPr>
-          <w:rFonts w:ascii="Courier New" w:eastAsia="Courier New" w:hAnsi="Courier New" w:cs="Courier New"/>
-          <w:color w:val="188038"/>
-          <w:sz w:val="19"/>
-        </w:rPr>
-        <w:t>paged</w:t>
-      </w:r>
-      <w:proofErr w:type="spellEnd"/>
-      <w:r>
-        <w:rPr>
-          <w:rFonts w:ascii="맑은 고딕" w:eastAsia="맑은 고딕" w:hAnsi="맑은 고딕" w:cs="맑은 고딕"/>
-          <w:sz w:val="20"/>
+      <w:proofErr w:type="spellStart"/>
+      <w:r>
+        <w:rPr>
+          <w:rFonts w:ascii="Courier New" w:eastAsia="Courier New" w:hAnsi="Courier New" w:cs="Courier New" w:hint="eastAsia"/>
+          <w:b/>
+          <w:bCs/>
+          <w:color w:val="383A42"/>
+          <w:sz w:val="20"/>
+          <w:szCs w:val="20"/>
+        </w:rPr>
+        <w:t>Request.detailRequest</w:t>
+      </w:r>
+      <w:proofErr w:type="spellEnd"/>
+      <w:r>
+        <w:rPr>
+          <w:rFonts w:ascii="맑은 고딕" w:eastAsia="맑은 고딕" w:hAnsi="맑은 고딕" w:cs="맑은 고딕" w:hint="eastAsia"/>
+          <w:b/>
+          <w:bCs/>
+          <w:color w:val="383A42"/>
+          <w:sz w:val="20"/>
+          <w:szCs w:val="20"/>
+        </w:rPr>
+        <w:t>에</w:t>
+      </w:r>
+      <w:r>
+        <w:rPr>
+          <w:rFonts w:ascii="Courier New" w:eastAsia="Courier New" w:hAnsi="Courier New" w:cs="Courier New" w:hint="eastAsia"/>
+          <w:b/>
+          <w:bCs/>
+          <w:color w:val="383A42"/>
+          <w:sz w:val="20"/>
+          <w:szCs w:val="20"/>
+        </w:rPr>
+        <w:t xml:space="preserve"> @</w:t>
+      </w:r>
+      <w:proofErr w:type="spellStart"/>
+      <w:r>
+        <w:rPr>
+          <w:rFonts w:ascii="Courier New" w:eastAsia="Courier New" w:hAnsi="Courier New" w:cs="Courier New" w:hint="eastAsia"/>
+          <w:b/>
+          <w:bCs/>
+          <w:color w:val="383A42"/>
+          <w:sz w:val="20"/>
+          <w:szCs w:val="20"/>
+        </w:rPr>
+        <w:t>NotNull</w:t>
+      </w:r>
+      <w:proofErr w:type="spellEnd"/>
+      <w:r>
+        <w:rPr>
+          <w:rFonts w:ascii="Courier New" w:eastAsia="Courier New" w:hAnsi="Courier New" w:cs="Courier New" w:hint="eastAsia"/>
+          <w:b/>
+          <w:bCs/>
+          <w:color w:val="383A42"/>
+          <w:sz w:val="20"/>
+          <w:szCs w:val="20"/>
+        </w:rPr>
+        <w:t>(</w:t>
+      </w:r>
+      <w:proofErr w:type="spellStart"/>
+      <w:r>
+        <w:rPr>
+          <w:rFonts w:ascii="Courier New" w:eastAsia="Courier New" w:hAnsi="Courier New" w:cs="Courier New" w:hint="eastAsia"/>
+          <w:b/>
+          <w:bCs/>
+          <w:color w:val="383A42"/>
+          <w:sz w:val="20"/>
+          <w:szCs w:val="20"/>
+        </w:rPr>
+        <w:t>message</w:t>
+      </w:r>
+      <w:proofErr w:type="spellEnd"/>
+      <w:r>
+        <w:rPr>
+          <w:rFonts w:ascii="Courier New" w:eastAsia="Courier New" w:hAnsi="Courier New" w:cs="Courier New" w:hint="eastAsia"/>
+          <w:b/>
+          <w:bCs/>
+          <w:color w:val="383A42"/>
+          <w:sz w:val="20"/>
+          <w:szCs w:val="20"/>
+        </w:rPr>
+        <w:t xml:space="preserve"> = "</w:t>
+      </w:r>
+      <w:proofErr w:type="spellStart"/>
+      <w:r>
+        <w:rPr>
+          <w:rFonts w:ascii="Courier New" w:eastAsia="Courier New" w:hAnsi="Courier New" w:cs="Courier New" w:hint="eastAsia"/>
+          <w:b/>
+          <w:bCs/>
+          <w:color w:val="383A42"/>
+          <w:sz w:val="20"/>
+          <w:szCs w:val="20"/>
+        </w:rPr>
+        <w:t>Student</w:t>
+      </w:r>
+      <w:proofErr w:type="spellEnd"/>
+      <w:r>
+        <w:rPr>
+          <w:rFonts w:ascii="Courier New" w:eastAsia="Courier New" w:hAnsi="Courier New" w:cs="Courier New" w:hint="eastAsia"/>
+          <w:b/>
+          <w:bCs/>
+          <w:color w:val="383A42"/>
+          <w:sz w:val="20"/>
+          <w:szCs w:val="20"/>
         </w:rPr>
         <w:t xml:space="preserve"> </w:t>
       </w:r>
       <w:proofErr w:type="spellStart"/>
       <w:r>
         <w:rPr>
-          <w:rFonts w:ascii="맑은 고딕" w:eastAsia="맑은 고딕" w:hAnsi="맑은 고딕" w:cs="맑은 고딕"/>
-          <w:sz w:val="20"/>
-        </w:rPr>
-        <w:t>엔드포인트를</w:t>
-      </w:r>
-      <w:proofErr w:type="spellEnd"/>
-      <w:r>
-        <w:rPr>
-          <w:rFonts w:ascii="맑은 고딕" w:eastAsia="맑은 고딕" w:hAnsi="맑은 고딕" w:cs="맑은 고딕"/>
-          <w:sz w:val="20"/>
-        </w:rPr>
-        <w:t xml:space="preserve"> 추가했습니다. 기존 </w:t>
-      </w:r>
-      <w:proofErr w:type="spellStart"/>
-      <w:r>
-        <w:rPr>
-          <w:rFonts w:ascii="맑은 고딕" w:eastAsia="맑은 고딕" w:hAnsi="맑은 고딕" w:cs="맑은 고딕"/>
-          <w:sz w:val="20"/>
-        </w:rPr>
-        <w:t>비페이징</w:t>
-      </w:r>
-      <w:proofErr w:type="spellEnd"/>
-      <w:r>
-        <w:rPr>
-          <w:rFonts w:ascii="맑은 고딕" w:eastAsia="맑은 고딕" w:hAnsi="맑은 고딕" w:cs="맑은 고딕"/>
-          <w:sz w:val="20"/>
+          <w:rFonts w:ascii="Courier New" w:eastAsia="Courier New" w:hAnsi="Courier New" w:cs="Courier New" w:hint="eastAsia"/>
+          <w:b/>
+          <w:bCs/>
+          <w:color w:val="383A42"/>
+          <w:sz w:val="20"/>
+          <w:szCs w:val="20"/>
+        </w:rPr>
+        <w:t>detail</w:t>
+      </w:r>
+      <w:proofErr w:type="spellEnd"/>
+      <w:r>
+        <w:rPr>
+          <w:rFonts w:ascii="Courier New" w:eastAsia="Courier New" w:hAnsi="Courier New" w:cs="Courier New" w:hint="eastAsia"/>
+          <w:b/>
+          <w:bCs/>
+          <w:color w:val="383A42"/>
+          <w:sz w:val="20"/>
+          <w:szCs w:val="20"/>
         </w:rPr>
         <w:t xml:space="preserve"> </w:t>
       </w:r>
       <w:proofErr w:type="spellStart"/>
       <w:r>
         <w:rPr>
-          <w:rFonts w:ascii="맑은 고딕" w:eastAsia="맑은 고딕" w:hAnsi="맑은 고딕" w:cs="맑은 고딕"/>
-          <w:sz w:val="20"/>
-        </w:rPr>
-        <w:t>엔드포인트도</w:t>
-      </w:r>
-      <w:proofErr w:type="spellEnd"/>
-      <w:r>
-        <w:rPr>
-          <w:rFonts w:ascii="맑은 고딕" w:eastAsia="맑은 고딕" w:hAnsi="맑은 고딕" w:cs="맑은 고딕"/>
-          <w:sz w:val="20"/>
-        </w:rPr>
-        <w:t xml:space="preserve"> 그대로 유지합니다.</w:t>
-      </w:r>
-    </w:p>
-    <w:p>
-      <w:pPr>
-        <w:spacing w:before="160" w:after="40"/>
-      </w:pPr>
-      <w:proofErr w:type="spellStart"/>
-      <w:r>
+          <w:rFonts w:ascii="Courier New" w:eastAsia="Courier New" w:hAnsi="Courier New" w:cs="Courier New" w:hint="eastAsia"/>
+          <w:b/>
+          <w:bCs/>
+          <w:color w:val="383A42"/>
+          <w:sz w:val="20"/>
+          <w:szCs w:val="20"/>
+        </w:rPr>
+        <w:t>is</w:t>
+      </w:r>
+      <w:proofErr w:type="spellEnd"/>
+      <w:r>
+        <w:rPr>
+          <w:rFonts w:ascii="Courier New" w:hAnsi="Courier New" w:cs="Courier New" w:hint="eastAsia"/>
+          <w:b/>
+          <w:bCs/>
+          <w:color w:val="383A42"/>
+          <w:sz w:val="20"/>
+          <w:szCs w:val="20"/>
+        </w:rPr>
+        <w:t xml:space="preserve"> </w:t>
+      </w:r>
+      <w:proofErr w:type="spellStart"/>
+      <w:r>
+        <w:rPr>
+          <w:rFonts w:ascii="Courier New" w:hAnsi="Courier New" w:cs="Courier New" w:hint="eastAsia"/>
+          <w:b/>
+          <w:bCs/>
+          <w:color w:val="383A42"/>
+          <w:sz w:val="20"/>
+          <w:szCs w:val="20"/>
+        </w:rPr>
+        <w:t>required</w:t>
+      </w:r>
+      <w:proofErr w:type="spellEnd"/>
+      <w:r>
+        <w:rPr>
+          <w:rFonts w:ascii="Courier New" w:hAnsi="Courier New" w:cs="Courier New" w:hint="eastAsia"/>
+          <w:b/>
+          <w:bCs/>
+          <w:color w:val="383A42"/>
+          <w:sz w:val="20"/>
+          <w:szCs w:val="20"/>
+        </w:rPr>
+        <w:t>")</w:t>
+      </w:r>
+      <w:r>
+        <w:rPr>
+          <w:rFonts w:ascii="Courier New" w:hAnsi="Courier New" w:cs="Courier New" w:hint="eastAsia"/>
+          <w:b/>
+          <w:bCs/>
+          <w:color w:val="383A42"/>
+          <w:sz w:val="20"/>
+          <w:szCs w:val="20"/>
+        </w:rPr>
+        <w:t>와</w:t>
+      </w:r>
+      <w:r>
+        <w:rPr>
+          <w:rFonts w:ascii="Courier New" w:hAnsi="Courier New" w:cs="Courier New" w:hint="eastAsia"/>
+          <w:b/>
+          <w:bCs/>
+          <w:color w:val="383A42"/>
+          <w:sz w:val="20"/>
+          <w:szCs w:val="20"/>
+        </w:rPr>
+        <w:t xml:space="preserve"> </w:t>
+      </w:r>
+      <w:r>
+        <w:rPr>
+          <w:rFonts w:ascii="Courier New" w:hAnsi="Courier New" w:cs="Courier New" w:hint="eastAsia"/>
+          <w:b/>
+          <w:bCs/>
+          <w:color w:val="383A42"/>
+          <w:sz w:val="20"/>
+          <w:szCs w:val="20"/>
+        </w:rPr>
+        <w:t>설명</w:t>
+      </w:r>
+      <w:r>
+        <w:rPr>
+          <w:rFonts w:ascii="Courier New" w:hAnsi="Courier New" w:cs="Courier New" w:hint="eastAsia"/>
+          <w:b/>
+          <w:bCs/>
+          <w:color w:val="383A42"/>
+          <w:sz w:val="20"/>
+          <w:szCs w:val="20"/>
+        </w:rPr>
+        <w:t xml:space="preserve"> </w:t>
+      </w:r>
+      <w:r>
+        <w:rPr>
+          <w:rFonts w:ascii="Courier New" w:hAnsi="Courier New" w:cs="Courier New" w:hint="eastAsia"/>
+          <w:b/>
+          <w:bCs/>
+          <w:color w:val="383A42"/>
+          <w:sz w:val="20"/>
+          <w:szCs w:val="20"/>
+        </w:rPr>
+        <w:t>주석</w:t>
+      </w:r>
+      <w:r>
+        <w:rPr>
+          <w:rFonts w:ascii="Courier New" w:hAnsi="Courier New" w:cs="Courier New" w:hint="eastAsia"/>
+          <w:b/>
+          <w:bCs/>
+          <w:color w:val="383A42"/>
+          <w:sz w:val="20"/>
+          <w:szCs w:val="20"/>
+        </w:rPr>
+        <w:t xml:space="preserve"> </w:t>
+      </w:r>
+      <w:r>
+        <w:rPr>
+          <w:rFonts w:ascii="Courier New" w:hAnsi="Courier New" w:cs="Courier New" w:hint="eastAsia"/>
+          <w:b/>
+          <w:bCs/>
+          <w:color w:val="383A42"/>
+          <w:sz w:val="20"/>
+          <w:szCs w:val="20"/>
+        </w:rPr>
+        <w:t>추가</w:t>
+      </w:r>
+    </w:p>
+    <w:p>
+      <w:pPr>
+        <w:widowControl w:val="0"/>
+        <w:shd w:val="clear" w:color="auto" w:fill="FFFFFE"/>
+        <w:spacing w:line="360" w:lineRule="auto"/>
+        <w:rPr>
+          <w:rFonts w:ascii="Courier New" w:eastAsia="Courier New" w:hAnsi="Courier New" w:cs="Courier New" w:hint="eastAsia"/>
+          <w:b/>
+          <w:bCs/>
+          <w:color w:val="383A42"/>
+          <w:sz w:val="20"/>
+          <w:szCs w:val="20"/>
+          <w:highlight w:val="white"/>
+        </w:rPr>
+      </w:pPr>
+    </w:p>
+    <w:p>
+      <w:pPr>
         <w:rPr>
           <w:rFonts w:ascii="Courier New" w:eastAsia="Courier New" w:hAnsi="Courier New" w:cs="Courier New"/>
           <w:b/>
           <w:color w:val="188038"/>
           <w:sz w:val="21"/>
         </w:rPr>
-        <w:t>DepartmentController</w:t>
+      </w:pPr>
+      <w:proofErr w:type="gramStart"/>
+      <w:r>
+        <w:rPr>
+          <w:rFonts w:ascii="맑은 고딕" w:eastAsia="맑은 고딕" w:hAnsi="맑은 고딕" w:cs="맑은 고딕"/>
+          <w:b/>
+          <w:color w:val="000000"/>
+          <w:sz w:val="21"/>
+        </w:rPr>
+        <w:t>[ 신규</w:t>
+      </w:r>
+      <w:proofErr w:type="gramEnd"/>
+      <w:r>
+        <w:rPr>
+          <w:rFonts w:ascii="맑은 고딕" w:eastAsia="맑은 고딕" w:hAnsi="맑은 고딕" w:cs="맑은 고딕"/>
+          <w:b/>
+          <w:color w:val="000000"/>
+          <w:sz w:val="21"/>
+        </w:rPr>
+        <w:t xml:space="preserve"> 작성 ]</w:t>
+      </w:r>
+    </w:p>
+    <w:p>
+      <w:pPr>
+        <w:spacing w:before="160" w:after="40"/>
+      </w:pPr>
+      <w:proofErr w:type="spellStart"/>
+      <w:r>
+        <w:rPr>
+          <w:rFonts w:ascii="Courier New" w:eastAsia="Courier New" w:hAnsi="Courier New" w:cs="Courier New"/>
+          <w:b/>
+          <w:color w:val="188038"/>
+          <w:sz w:val="21"/>
+        </w:rPr>
+        <w:t>StudentSearchService</w:t>
       </w:r>
       <w:proofErr w:type="spellEnd"/>
     </w:p>
@@ -19441,16 +19388,26 @@
           <w:lang w:val="en-US"/>
         </w:rPr>
       </w:pPr>
-      <w:hyperlink r:id="rId15">
+      <w:hyperlink r:id="rId18" w:history="1">
         <w:r>
           <w:rPr>
-            <w:color w:val="1155CC"/>
-            <w:u w:val="single"/>
+            <w:rStyle w:val="a7"/>
             <w:lang w:val="en-US"/>
           </w:rPr>
-          <w:t>https://gist.github.com/mysoyul/18bbd7ff4a6daade2f86180772d2576a</w:t>
+          <w:t>https://github.com/vega2k8s/MySpringBootProject/blob/student1toN_Paging/src/main/java/com/basic/myspringboot/service/StudentSearchService.java</w:t>
         </w:r>
       </w:hyperlink>
+    </w:p>
+    <w:p>
+      <w:pPr>
+        <w:widowControl w:val="0"/>
+        <w:spacing w:line="259" w:lineRule="auto"/>
+        <w:jc w:val="both"/>
+        <w:rPr>
+          <w:rFonts w:hint="eastAsia"/>
+          <w:lang w:val="en-US"/>
+        </w:rPr>
+      </w:pPr>
     </w:p>
     <w:p>
       <w:pPr>
@@ -19473,11 +19430,27 @@
       </w:pPr>
       <w:r>
         <w:rPr>
+          <w:rFonts w:ascii="맑은 고딕" w:eastAsia="맑은 고딕" w:hAnsi="맑은 고딕" w:cs="맑은 고딕"/>
+          <w:sz w:val="20"/>
+        </w:rPr>
+        <w:t xml:space="preserve">키워드 형태를 보고 학번 검색과 이름 검색을 구분합니다. 모든 결과를 </w:t>
+      </w:r>
+      <w:proofErr w:type="spellStart"/>
+      <w:r>
+        <w:rPr>
           <w:rFonts w:ascii="Courier New" w:eastAsia="Courier New" w:hAnsi="Courier New" w:cs="Courier New"/>
           <w:color w:val="188038"/>
           <w:sz w:val="19"/>
         </w:rPr>
-        <w:t>/</w:t>
+        <w:t>Page</w:t>
+      </w:r>
+      <w:proofErr w:type="spellEnd"/>
+      <w:r>
+        <w:rPr>
+          <w:rFonts w:ascii="맑은 고딕" w:eastAsia="맑은 고딕" w:hAnsi="맑은 고딕" w:cs="맑은 고딕"/>
+          <w:sz w:val="20"/>
+        </w:rPr>
+        <w:t xml:space="preserve"> 로 반환합니다. 키워드가 비어 있으면 전체 목록을 돌려주는데, 이때도 </w:t>
       </w:r>
       <w:proofErr w:type="spellStart"/>
       <w:r>
@@ -19486,23 +19459,16 @@
           <w:color w:val="188038"/>
           <w:sz w:val="19"/>
         </w:rPr>
-        <w:t>paged</w:t>
-      </w:r>
-      <w:proofErr w:type="spellEnd"/>
-      <w:r>
-        <w:rPr>
-          <w:rFonts w:ascii="맑은 고딕" w:eastAsia="맑은 고딕" w:hAnsi="맑은 고딕" w:cs="맑은 고딕"/>
-          <w:sz w:val="20"/>
-        </w:rPr>
-        <w:t xml:space="preserve"> 와 </w:t>
-      </w:r>
+        <w:t>findAllWithDetails</w:t>
+      </w:r>
+      <w:proofErr w:type="spellEnd"/>
       <w:r>
         <w:rPr>
           <w:rFonts w:ascii="Courier New" w:eastAsia="Courier New" w:hAnsi="Courier New" w:cs="Courier New"/>
           <w:color w:val="188038"/>
           <w:sz w:val="19"/>
         </w:rPr>
-        <w:t>/{</w:t>
+        <w:t>(</w:t>
       </w:r>
       <w:proofErr w:type="spellStart"/>
       <w:r>
@@ -19511,7 +19477,7 @@
           <w:color w:val="188038"/>
           <w:sz w:val="19"/>
         </w:rPr>
-        <w:t>id</w:t>
+        <w:t>pageable</w:t>
       </w:r>
       <w:proofErr w:type="spellEnd"/>
       <w:r>
@@ -19520,103 +19486,14 @@
           <w:color w:val="188038"/>
           <w:sz w:val="19"/>
         </w:rPr>
-        <w:t>}/</w:t>
-      </w:r>
-      <w:proofErr w:type="spellStart"/>
-      <w:r>
-        <w:rPr>
-          <w:rFonts w:ascii="Courier New" w:eastAsia="Courier New" w:hAnsi="Courier New" w:cs="Courier New"/>
-          <w:color w:val="188038"/>
-          <w:sz w:val="19"/>
-        </w:rPr>
-        <w:t>students</w:t>
-      </w:r>
-      <w:proofErr w:type="spellEnd"/>
-      <w:r>
-        <w:rPr>
-          <w:rFonts w:ascii="Courier New" w:eastAsia="Courier New" w:hAnsi="Courier New" w:cs="Courier New"/>
-          <w:color w:val="188038"/>
-          <w:sz w:val="19"/>
-        </w:rPr>
-        <w:t>/</w:t>
-      </w:r>
-      <w:proofErr w:type="spellStart"/>
-      <w:r>
-        <w:rPr>
-          <w:rFonts w:ascii="Courier New" w:eastAsia="Courier New" w:hAnsi="Courier New" w:cs="Courier New"/>
-          <w:color w:val="188038"/>
-          <w:sz w:val="19"/>
-        </w:rPr>
-        <w:t>paged</w:t>
-      </w:r>
-      <w:proofErr w:type="spellEnd"/>
-      <w:r>
-        <w:rPr>
-          <w:rFonts w:ascii="맑은 고딕" w:eastAsia="맑은 고딕" w:hAnsi="맑은 고딕" w:cs="맑은 고딕"/>
-          <w:sz w:val="20"/>
-        </w:rPr>
-        <w:t xml:space="preserve"> </w:t>
-      </w:r>
-      <w:proofErr w:type="spellStart"/>
-      <w:r>
-        <w:rPr>
-          <w:rFonts w:ascii="맑은 고딕" w:eastAsia="맑은 고딕" w:hAnsi="맑은 고딕" w:cs="맑은 고딕"/>
-          <w:sz w:val="20"/>
-        </w:rPr>
-        <w:t>엔드포인트를</w:t>
-      </w:r>
-      <w:proofErr w:type="spellEnd"/>
-      <w:r>
-        <w:rPr>
-          <w:rFonts w:ascii="맑은 고딕" w:eastAsia="맑은 고딕" w:hAnsi="맑은 고딕" w:cs="맑은 고딕"/>
-          <w:sz w:val="20"/>
-        </w:rPr>
-        <w:t xml:space="preserve"> 추가했습니다.</w:t>
-      </w:r>
-    </w:p>
-    <w:p>
-      <w:pPr>
-        <w:rPr>
-          <w:rFonts w:ascii="Courier New" w:eastAsia="Courier New" w:hAnsi="Courier New" w:cs="Courier New"/>
-          <w:b/>
-          <w:color w:val="188038"/>
-          <w:sz w:val="21"/>
-        </w:rPr>
-      </w:pPr>
-      <w:r>
-        <w:rPr>
-          <w:rFonts w:ascii="Courier New" w:eastAsia="Courier New" w:hAnsi="Courier New" w:cs="Courier New"/>
-          <w:b/>
-          <w:color w:val="188038"/>
-          <w:sz w:val="21"/>
-        </w:rPr>
-        <w:br w:type="page"/>
-      </w:r>
-    </w:p>
-    <w:p>
-      <w:pPr>
-        <w:spacing w:before="240" w:after="80"/>
-      </w:pPr>
-      <w:proofErr w:type="gramStart"/>
-      <w:r>
-        <w:rPr>
-          <w:rFonts w:ascii="맑은 고딕" w:eastAsia="맑은 고딕" w:hAnsi="맑은 고딕" w:cs="맑은 고딕"/>
-          <w:b/>
-          <w:color w:val="000000"/>
-          <w:sz w:val="21"/>
-        </w:rPr>
-        <w:lastRenderedPageBreak/>
-        <w:t>[ 신규</w:t>
-      </w:r>
-      <w:proofErr w:type="gramEnd"/>
-      <w:r>
-        <w:rPr>
-          <w:rFonts w:ascii="맑은 고딕" w:eastAsia="맑은 고딕" w:hAnsi="맑은 고딕" w:cs="맑은 고딕"/>
-          <w:b/>
-          <w:color w:val="000000"/>
-          <w:sz w:val="21"/>
-        </w:rPr>
-        <w:t xml:space="preserve"> 작성 ]</w:t>
+        <w:t>)</w:t>
+      </w:r>
+      <w:r>
+        <w:rPr>
+          <w:rFonts w:ascii="맑은 고딕" w:eastAsia="맑은 고딕" w:hAnsi="맑은 고딕" w:cs="맑은 고딕"/>
+          <w:sz w:val="20"/>
+        </w:rPr>
+        <w:t xml:space="preserve"> 을 써서 N+1 이 생기지 않도록 했습니다.</w:t>
       </w:r>
     </w:p>
     <w:p>
@@ -19641,21 +19518,31 @@
         <w:spacing w:line="259" w:lineRule="auto"/>
         <w:jc w:val="both"/>
         <w:rPr>
-          <w:b/>
-          <w:bCs/>
-          <w:lang w:val="en-US"/>
-        </w:rPr>
-      </w:pPr>
-      <w:hyperlink r:id="rId16">
+          <w:rStyle w:val="a7"/>
+        </w:rPr>
+      </w:pPr>
+      <w:hyperlink r:id="rId19" w:history="1">
         <w:r>
           <w:rPr>
-            <w:color w:val="1155CC"/>
-            <w:u w:val="single"/>
+            <w:rStyle w:val="a7"/>
             <w:lang w:val="en-US"/>
           </w:rPr>
-          <w:t>https://gist.github.com/mysoyul/0744d89d5354f671b7aa3442a719a4a4</w:t>
+          <w:t>https://github.com/vega2k8s/MySpringBootProject/blob/student1toN_Paging/src/main/java/com/basic/myspringboot/controller/StudentSearchController.java</w:t>
         </w:r>
       </w:hyperlink>
+    </w:p>
+    <w:p>
+      <w:pPr>
+        <w:widowControl w:val="0"/>
+        <w:spacing w:line="259" w:lineRule="auto"/>
+        <w:jc w:val="both"/>
+        <w:rPr>
+          <w:rFonts w:hint="eastAsia"/>
+          <w:b/>
+          <w:bCs/>
+          <w:lang w:val="en-US"/>
+        </w:rPr>
+      </w:pPr>
     </w:p>
     <w:p>
       <w:pPr>
@@ -19729,877 +19616,19 @@
     </w:p>
     <w:p>
       <w:pPr>
-        <w:spacing w:before="160" w:after="40"/>
-      </w:pPr>
-      <w:proofErr w:type="spellStart"/>
-      <w:r>
-        <w:rPr>
-          <w:rFonts w:ascii="Courier New" w:eastAsia="Courier New" w:hAnsi="Courier New" w:cs="Courier New"/>
-          <w:b/>
-          <w:color w:val="188038"/>
-          <w:sz w:val="21"/>
-        </w:rPr>
-        <w:t>StudentSearchService</w:t>
-      </w:r>
-      <w:proofErr w:type="spellEnd"/>
-    </w:p>
-    <w:p>
-      <w:pPr>
         <w:widowControl w:val="0"/>
-        <w:spacing w:line="259" w:lineRule="auto"/>
-        <w:jc w:val="both"/>
-        <w:rPr>
-          <w:lang w:val="en-US"/>
-        </w:rPr>
-      </w:pPr>
-      <w:hyperlink r:id="rId17">
-        <w:r>
-          <w:rPr>
-            <w:color w:val="1155CC"/>
-            <w:u w:val="single"/>
-            <w:lang w:val="en-US"/>
-          </w:rPr>
-          <w:t>https://gist.github.com/mysoyul/c6cb43cd22bbdb52274ea552d23d595c</w:t>
-        </w:r>
-      </w:hyperlink>
-    </w:p>
-    <w:p>
-      <w:pPr>
-        <w:widowControl w:val="0"/>
-        <w:numPr>
-          <w:ilvl w:val="0"/>
-          <w:numId w:val="1"/>
-        </w:numPr>
         <w:shd w:val="clear" w:color="auto" w:fill="FFFFFE"/>
         <w:spacing w:line="360" w:lineRule="auto"/>
         <w:rPr>
-          <w:rFonts w:ascii="Courier New" w:eastAsia="Courier New" w:hAnsi="Courier New" w:cs="Courier New"/>
-          <w:b/>
-          <w:bCs/>
-          <w:color w:val="383A42"/>
-          <w:sz w:val="20"/>
-          <w:szCs w:val="20"/>
-          <w:highlight w:val="white"/>
-        </w:rPr>
-      </w:pPr>
-      <w:r>
-        <w:rPr>
-          <w:rFonts w:ascii="맑은 고딕" w:eastAsia="맑은 고딕" w:hAnsi="맑은 고딕" w:cs="맑은 고딕"/>
-          <w:sz w:val="20"/>
-        </w:rPr>
-        <w:t xml:space="preserve">키워드 형태를 보고 학번 검색과 이름 검색을 구분합니다. 모든 결과를 </w:t>
-      </w:r>
-      <w:proofErr w:type="spellStart"/>
-      <w:r>
-        <w:rPr>
-          <w:rFonts w:ascii="Courier New" w:eastAsia="Courier New" w:hAnsi="Courier New" w:cs="Courier New"/>
-          <w:color w:val="188038"/>
-          <w:sz w:val="19"/>
-        </w:rPr>
-        <w:t>Page</w:t>
-      </w:r>
-      <w:proofErr w:type="spellEnd"/>
-      <w:r>
-        <w:rPr>
-          <w:rFonts w:ascii="맑은 고딕" w:eastAsia="맑은 고딕" w:hAnsi="맑은 고딕" w:cs="맑은 고딕"/>
-          <w:sz w:val="20"/>
-        </w:rPr>
-        <w:t xml:space="preserve"> 로 반환합니다. 키워드가 비어 있으면 전체 목록을 돌려주는데, 이때도 </w:t>
-      </w:r>
-      <w:proofErr w:type="spellStart"/>
-      <w:r>
-        <w:rPr>
-          <w:rFonts w:ascii="Courier New" w:eastAsia="Courier New" w:hAnsi="Courier New" w:cs="Courier New"/>
-          <w:color w:val="188038"/>
-          <w:sz w:val="19"/>
-        </w:rPr>
-        <w:t>findAllWithDetails</w:t>
-      </w:r>
-      <w:proofErr w:type="spellEnd"/>
-      <w:r>
-        <w:rPr>
-          <w:rFonts w:ascii="Courier New" w:eastAsia="Courier New" w:hAnsi="Courier New" w:cs="Courier New"/>
-          <w:color w:val="188038"/>
-          <w:sz w:val="19"/>
-        </w:rPr>
-        <w:t>(</w:t>
-      </w:r>
-      <w:proofErr w:type="spellStart"/>
-      <w:r>
-        <w:rPr>
-          <w:rFonts w:ascii="Courier New" w:eastAsia="Courier New" w:hAnsi="Courier New" w:cs="Courier New"/>
-          <w:color w:val="188038"/>
-          <w:sz w:val="19"/>
-        </w:rPr>
-        <w:t>pageable</w:t>
-      </w:r>
-      <w:proofErr w:type="spellEnd"/>
-      <w:r>
-        <w:rPr>
-          <w:rFonts w:ascii="Courier New" w:eastAsia="Courier New" w:hAnsi="Courier New" w:cs="Courier New"/>
-          <w:color w:val="188038"/>
-          <w:sz w:val="19"/>
-        </w:rPr>
-        <w:t>)</w:t>
-      </w:r>
-      <w:r>
-        <w:rPr>
-          <w:rFonts w:ascii="맑은 고딕" w:eastAsia="맑은 고딕" w:hAnsi="맑은 고딕" w:cs="맑은 고딕"/>
-          <w:sz w:val="20"/>
-        </w:rPr>
-        <w:t xml:space="preserve"> 을 써서 N+1 이 생기지 않도록 했습니다.</w:t>
-      </w:r>
-    </w:p>
-    <w:p>
-      <w:pPr>
-        <w:spacing w:before="160" w:after="40"/>
-        <w:rPr>
-          <w:rFonts w:ascii="Courier New" w:hAnsi="Courier New" w:cs="Courier New"/>
-          <w:b/>
-          <w:color w:val="188038"/>
-          <w:sz w:val="21"/>
-        </w:rPr>
-      </w:pPr>
-    </w:p>
-    <w:p>
-      <w:pPr>
-        <w:spacing w:before="160" w:after="40"/>
-      </w:pPr>
-      <w:proofErr w:type="spellStart"/>
-      <w:r>
-        <w:rPr>
-          <w:rFonts w:ascii="Courier New" w:eastAsia="Courier New" w:hAnsi="Courier New" w:cs="Courier New"/>
-          <w:b/>
-          <w:color w:val="188038"/>
-          <w:sz w:val="21"/>
-        </w:rPr>
-        <w:t>StudentDTO</w:t>
-      </w:r>
-      <w:proofErr w:type="spellEnd"/>
-    </w:p>
-    <w:p>
-      <w:pPr>
-        <w:widowControl w:val="0"/>
-        <w:numPr>
-          <w:ilvl w:val="0"/>
-          <w:numId w:val="1"/>
-        </w:numPr>
-        <w:shd w:val="clear" w:color="auto" w:fill="FFFFFE"/>
-        <w:spacing w:line="360" w:lineRule="auto"/>
-        <w:rPr>
-          <w:rFonts w:ascii="Courier New" w:eastAsia="Courier New" w:hAnsi="Courier New" w:cs="Courier New"/>
-          <w:b/>
-          <w:bCs/>
-          <w:color w:val="383A42"/>
-          <w:sz w:val="20"/>
-          <w:szCs w:val="20"/>
-          <w:highlight w:val="white"/>
-        </w:rPr>
-      </w:pPr>
-      <w:proofErr w:type="spellStart"/>
-      <w:r>
-        <w:rPr>
-          <w:rFonts w:ascii="Courier New" w:eastAsia="Courier New" w:hAnsi="Courier New" w:cs="Courier New"/>
-          <w:color w:val="188038"/>
-          <w:sz w:val="19"/>
-        </w:rPr>
-        <w:t>StudentDetailDTO</w:t>
-      </w:r>
-      <w:proofErr w:type="spellEnd"/>
-      <w:r>
-        <w:rPr>
-          <w:rFonts w:ascii="맑은 고딕" w:eastAsia="맑은 고딕" w:hAnsi="맑은 고딕" w:cs="맑은 고딕"/>
-          <w:sz w:val="20"/>
-        </w:rPr>
-        <w:t xml:space="preserve"> 의 검증을 </w:t>
-      </w:r>
-      <w:proofErr w:type="spellStart"/>
-      <w:r>
-        <w:rPr>
-          <w:rFonts w:ascii="맑은 고딕" w:eastAsia="맑은 고딕" w:hAnsi="맑은 고딕" w:cs="맑은 고딕"/>
-          <w:sz w:val="20"/>
-        </w:rPr>
-        <w:t>엔티티</w:t>
-      </w:r>
-      <w:proofErr w:type="spellEnd"/>
-      <w:r>
-        <w:rPr>
-          <w:rFonts w:ascii="맑은 고딕" w:eastAsia="맑은 고딕" w:hAnsi="맑은 고딕" w:cs="맑은 고딕"/>
-          <w:sz w:val="20"/>
-        </w:rPr>
-        <w:t xml:space="preserve"> 제약과 일치시켰습니다.</w:t>
-      </w:r>
-    </w:p>
-    <w:p>
-      <w:pPr>
-        <w:widowControl w:val="0"/>
-        <w:numPr>
-          <w:ilvl w:val="0"/>
-          <w:numId w:val="1"/>
-        </w:numPr>
-        <w:shd w:val="clear" w:color="auto" w:fill="FFFFFE"/>
-        <w:spacing w:line="360" w:lineRule="auto"/>
-        <w:rPr>
-          <w:rFonts w:ascii="Courier New" w:eastAsia="Courier New" w:hAnsi="Courier New" w:cs="Courier New"/>
-          <w:b/>
-          <w:bCs/>
-          <w:color w:val="383A42"/>
-          <w:sz w:val="20"/>
-          <w:szCs w:val="20"/>
-          <w:highlight w:val="white"/>
-        </w:rPr>
-      </w:pPr>
-      <w:proofErr w:type="spellStart"/>
-      <w:proofErr w:type="gramStart"/>
-      <w:r>
-        <w:rPr>
-          <w:rFonts w:ascii="Courier New" w:eastAsia="Courier New" w:hAnsi="Courier New" w:cs="Courier New"/>
-          <w:color w:val="188038"/>
-          <w:sz w:val="19"/>
-        </w:rPr>
-        <w:t>address</w:t>
-      </w:r>
-      <w:proofErr w:type="spellEnd"/>
-      <w:r>
-        <w:rPr>
-          <w:rFonts w:ascii="맑은 고딕" w:eastAsia="맑은 고딕" w:hAnsi="맑은 고딕" w:cs="맑은 고딕"/>
-          <w:sz w:val="20"/>
-        </w:rPr>
-        <w:t xml:space="preserve"> :</w:t>
-      </w:r>
-      <w:proofErr w:type="gramEnd"/>
-      <w:r>
-        <w:rPr>
-          <w:rFonts w:ascii="맑은 고딕" w:eastAsia="맑은 고딕" w:hAnsi="맑은 고딕" w:cs="맑은 고딕"/>
-          <w:sz w:val="20"/>
-        </w:rPr>
-        <w:t xml:space="preserve"> </w:t>
-      </w:r>
-      <w:r>
-        <w:rPr>
-          <w:rFonts w:ascii="Courier New" w:eastAsia="Courier New" w:hAnsi="Courier New" w:cs="Courier New"/>
-          <w:color w:val="188038"/>
-          <w:sz w:val="19"/>
-        </w:rPr>
-        <w:t>@</w:t>
-      </w:r>
-      <w:proofErr w:type="spellStart"/>
-      <w:r>
-        <w:rPr>
-          <w:rFonts w:ascii="Courier New" w:eastAsia="Courier New" w:hAnsi="Courier New" w:cs="Courier New"/>
-          <w:color w:val="188038"/>
-          <w:sz w:val="19"/>
-        </w:rPr>
-        <w:t>NotBlank</w:t>
-      </w:r>
-      <w:proofErr w:type="spellEnd"/>
-      <w:r>
-        <w:rPr>
-          <w:rFonts w:ascii="맑은 고딕" w:eastAsia="맑은 고딕" w:hAnsi="맑은 고딕" w:cs="맑은 고딕"/>
-          <w:sz w:val="20"/>
-        </w:rPr>
-        <w:t xml:space="preserve"> 제거 — </w:t>
-      </w:r>
-      <w:proofErr w:type="spellStart"/>
-      <w:r>
-        <w:rPr>
-          <w:rFonts w:ascii="맑은 고딕" w:eastAsia="맑은 고딕" w:hAnsi="맑은 고딕" w:cs="맑은 고딕"/>
-          <w:sz w:val="20"/>
-        </w:rPr>
-        <w:t>엔티티가</w:t>
-      </w:r>
-      <w:proofErr w:type="spellEnd"/>
-      <w:r>
-        <w:rPr>
-          <w:rFonts w:ascii="맑은 고딕" w:eastAsia="맑은 고딕" w:hAnsi="맑은 고딕" w:cs="맑은 고딕"/>
-          <w:sz w:val="20"/>
-        </w:rPr>
-        <w:t xml:space="preserve"> </w:t>
-      </w:r>
-      <w:proofErr w:type="spellStart"/>
-      <w:r>
-        <w:rPr>
-          <w:rFonts w:ascii="Courier New" w:eastAsia="Courier New" w:hAnsi="Courier New" w:cs="Courier New"/>
-          <w:color w:val="188038"/>
-          <w:sz w:val="19"/>
-        </w:rPr>
-        <w:t>null</w:t>
-      </w:r>
-      <w:proofErr w:type="spellEnd"/>
-      <w:r>
-        <w:rPr>
-          <w:rFonts w:ascii="맑은 고딕" w:eastAsia="맑은 고딕" w:hAnsi="맑은 고딕" w:cs="맑은 고딕"/>
-          <w:sz w:val="20"/>
-        </w:rPr>
-        <w:t xml:space="preserve"> 을 허용하는 선택 항목입니다.</w:t>
-      </w:r>
-    </w:p>
-    <w:p>
-      <w:pPr>
-        <w:widowControl w:val="0"/>
-        <w:numPr>
-          <w:ilvl w:val="0"/>
-          <w:numId w:val="1"/>
-        </w:numPr>
-        <w:shd w:val="clear" w:color="auto" w:fill="FFFFFE"/>
-        <w:spacing w:line="360" w:lineRule="auto"/>
-        <w:rPr>
-          <w:rFonts w:ascii="Courier New" w:eastAsia="Courier New" w:hAnsi="Courier New" w:cs="Courier New"/>
-          <w:b/>
-          <w:bCs/>
-          <w:color w:val="383A42"/>
-          <w:sz w:val="20"/>
-          <w:szCs w:val="20"/>
-          <w:highlight w:val="white"/>
-        </w:rPr>
-      </w:pPr>
-      <w:proofErr w:type="spellStart"/>
-      <w:proofErr w:type="gramStart"/>
-      <w:r>
-        <w:rPr>
-          <w:rFonts w:ascii="Courier New" w:eastAsia="Courier New" w:hAnsi="Courier New" w:cs="Courier New"/>
-          <w:color w:val="188038"/>
-          <w:sz w:val="19"/>
-        </w:rPr>
-        <w:t>email</w:t>
-      </w:r>
-      <w:proofErr w:type="spellEnd"/>
-      <w:r>
-        <w:rPr>
-          <w:rFonts w:ascii="맑은 고딕" w:eastAsia="맑은 고딕" w:hAnsi="맑은 고딕" w:cs="맑은 고딕"/>
-          <w:sz w:val="20"/>
-        </w:rPr>
-        <w:t xml:space="preserve"> :</w:t>
-      </w:r>
-      <w:proofErr w:type="gramEnd"/>
-      <w:r>
-        <w:rPr>
-          <w:rFonts w:ascii="맑은 고딕" w:eastAsia="맑은 고딕" w:hAnsi="맑은 고딕" w:cs="맑은 고딕"/>
-          <w:sz w:val="20"/>
-        </w:rPr>
-        <w:t xml:space="preserve"> </w:t>
-      </w:r>
-      <w:r>
-        <w:rPr>
-          <w:rFonts w:ascii="Courier New" w:eastAsia="Courier New" w:hAnsi="Courier New" w:cs="Courier New"/>
-          <w:color w:val="188038"/>
-          <w:sz w:val="19"/>
-        </w:rPr>
-        <w:t>@</w:t>
-      </w:r>
-      <w:proofErr w:type="spellStart"/>
-      <w:r>
-        <w:rPr>
-          <w:rFonts w:ascii="Courier New" w:eastAsia="Courier New" w:hAnsi="Courier New" w:cs="Courier New"/>
-          <w:color w:val="188038"/>
-          <w:sz w:val="19"/>
-        </w:rPr>
-        <w:t>NotBlank</w:t>
-      </w:r>
-      <w:proofErr w:type="spellEnd"/>
-      <w:r>
-        <w:rPr>
-          <w:rFonts w:ascii="맑은 고딕" w:eastAsia="맑은 고딕" w:hAnsi="맑은 고딕" w:cs="맑은 고딕"/>
-          <w:sz w:val="20"/>
-        </w:rPr>
-        <w:t xml:space="preserve"> 와 </w:t>
-      </w:r>
-      <w:r>
-        <w:rPr>
-          <w:rFonts w:ascii="Courier New" w:eastAsia="Courier New" w:hAnsi="Courier New" w:cs="Courier New"/>
-          <w:color w:val="188038"/>
-          <w:sz w:val="19"/>
-        </w:rPr>
-        <w:t>@</w:t>
-      </w:r>
-      <w:proofErr w:type="spellStart"/>
-      <w:r>
-        <w:rPr>
-          <w:rFonts w:ascii="Courier New" w:eastAsia="Courier New" w:hAnsi="Courier New" w:cs="Courier New"/>
-          <w:color w:val="188038"/>
-          <w:sz w:val="19"/>
-        </w:rPr>
-        <w:t>Email</w:t>
-      </w:r>
-      <w:proofErr w:type="spellEnd"/>
-      <w:r>
-        <w:rPr>
-          <w:rFonts w:ascii="맑은 고딕" w:eastAsia="맑은 고딕" w:hAnsi="맑은 고딕" w:cs="맑은 고딕"/>
-          <w:sz w:val="20"/>
-        </w:rPr>
-        <w:t xml:space="preserve"> 추가 — </w:t>
-      </w:r>
-      <w:proofErr w:type="spellStart"/>
-      <w:r>
-        <w:rPr>
-          <w:rFonts w:ascii="맑은 고딕" w:eastAsia="맑은 고딕" w:hAnsi="맑은 고딕" w:cs="맑은 고딕"/>
-          <w:sz w:val="20"/>
-        </w:rPr>
-        <w:t>엔티티가</w:t>
-      </w:r>
-      <w:proofErr w:type="spellEnd"/>
-      <w:r>
-        <w:rPr>
-          <w:rFonts w:ascii="맑은 고딕" w:eastAsia="맑은 고딕" w:hAnsi="맑은 고딕" w:cs="맑은 고딕"/>
-          <w:sz w:val="20"/>
-        </w:rPr>
-        <w:t xml:space="preserve"> NOT NULL 이라 없으면 500 이 발생했습니다.</w:t>
-      </w:r>
-    </w:p>
-    <w:p>
-      <w:pPr>
-        <w:spacing w:before="160" w:after="40"/>
-      </w:pPr>
-      <w:proofErr w:type="spellStart"/>
-      <w:r>
-        <w:rPr>
-          <w:rFonts w:ascii="Courier New" w:eastAsia="Courier New" w:hAnsi="Courier New" w:cs="Courier New"/>
-          <w:b/>
-          <w:color w:val="188038"/>
-          <w:sz w:val="21"/>
-        </w:rPr>
-        <w:t>DepartmentDTO</w:t>
-      </w:r>
-      <w:proofErr w:type="spellEnd"/>
-    </w:p>
-    <w:p>
-      <w:pPr>
-        <w:widowControl w:val="0"/>
-        <w:numPr>
-          <w:ilvl w:val="0"/>
-          <w:numId w:val="1"/>
-        </w:numPr>
-        <w:shd w:val="clear" w:color="auto" w:fill="FFFFFE"/>
-        <w:spacing w:line="360" w:lineRule="auto"/>
-        <w:rPr>
-          <w:rFonts w:ascii="Courier New" w:eastAsia="Courier New" w:hAnsi="Courier New" w:cs="Courier New"/>
-          <w:b/>
-          <w:bCs/>
-          <w:color w:val="383A42"/>
-          <w:sz w:val="20"/>
-          <w:szCs w:val="20"/>
-          <w:highlight w:val="white"/>
-        </w:rPr>
-      </w:pPr>
-      <w:proofErr w:type="spellStart"/>
-      <w:r>
-        <w:rPr>
-          <w:rFonts w:ascii="Courier New" w:eastAsia="Courier New" w:hAnsi="Courier New" w:cs="Courier New"/>
-          <w:color w:val="188038"/>
-          <w:sz w:val="19"/>
-        </w:rPr>
-        <w:t>SimpleResponse.fromEntity</w:t>
-      </w:r>
-      <w:proofErr w:type="spellEnd"/>
-      <w:r>
-        <w:rPr>
-          <w:rFonts w:ascii="Courier New" w:eastAsia="Courier New" w:hAnsi="Courier New" w:cs="Courier New"/>
-          <w:color w:val="188038"/>
-          <w:sz w:val="19"/>
-        </w:rPr>
-        <w:t>()</w:t>
-      </w:r>
-      <w:r>
-        <w:rPr>
-          <w:rFonts w:ascii="맑은 고딕" w:eastAsia="맑은 고딕" w:hAnsi="맑은 고딕" w:cs="맑은 고딕"/>
-          <w:sz w:val="20"/>
-        </w:rPr>
-        <w:t xml:space="preserve"> 가 </w:t>
-      </w:r>
-      <w:proofErr w:type="spellStart"/>
-      <w:r>
-        <w:rPr>
-          <w:rFonts w:ascii="Courier New" w:eastAsia="Courier New" w:hAnsi="Courier New" w:cs="Courier New"/>
-          <w:color w:val="188038"/>
-          <w:sz w:val="19"/>
-        </w:rPr>
-        <w:t>students</w:t>
-      </w:r>
-      <w:proofErr w:type="spellEnd"/>
-      <w:r>
-        <w:rPr>
-          <w:rFonts w:ascii="맑은 고딕" w:eastAsia="맑은 고딕" w:hAnsi="맑은 고딕" w:cs="맑은 고딕"/>
-          <w:sz w:val="20"/>
-        </w:rPr>
-        <w:t xml:space="preserve"> 컬렉션에 접근하지 않습니다.</w:t>
-      </w:r>
-    </w:p>
-    <w:p>
-      <w:pPr>
-        <w:widowControl w:val="0"/>
-        <w:numPr>
-          <w:ilvl w:val="0"/>
-          <w:numId w:val="1"/>
-        </w:numPr>
-        <w:shd w:val="clear" w:color="auto" w:fill="FFFFFE"/>
-        <w:spacing w:line="360" w:lineRule="auto"/>
-        <w:rPr>
-          <w:rFonts w:ascii="Courier New" w:eastAsia="Courier New" w:hAnsi="Courier New" w:cs="Courier New"/>
-          <w:b/>
-          <w:bCs/>
-          <w:color w:val="383A42"/>
-          <w:sz w:val="20"/>
-          <w:szCs w:val="20"/>
-          <w:highlight w:val="white"/>
-        </w:rPr>
-      </w:pPr>
-      <w:proofErr w:type="spellStart"/>
-      <w:r>
-        <w:rPr>
-          <w:rFonts w:ascii="Courier New" w:eastAsia="Courier New" w:hAnsi="Courier New" w:cs="Courier New"/>
-          <w:color w:val="188038"/>
-          <w:sz w:val="19"/>
-        </w:rPr>
-        <w:t>fromSummary</w:t>
-      </w:r>
-      <w:proofErr w:type="spellEnd"/>
-      <w:r>
-        <w:rPr>
-          <w:rFonts w:ascii="Courier New" w:eastAsia="Courier New" w:hAnsi="Courier New" w:cs="Courier New"/>
-          <w:color w:val="188038"/>
-          <w:sz w:val="19"/>
-        </w:rPr>
-        <w:t>()</w:t>
-      </w:r>
-      <w:r>
-        <w:rPr>
-          <w:rFonts w:ascii="맑은 고딕" w:eastAsia="맑은 고딕" w:hAnsi="맑은 고딕" w:cs="맑은 고딕"/>
-          <w:sz w:val="20"/>
-        </w:rPr>
-        <w:t xml:space="preserve"> </w:t>
-      </w:r>
-      <w:proofErr w:type="spellStart"/>
-      <w:r>
-        <w:rPr>
-          <w:rFonts w:ascii="맑은 고딕" w:eastAsia="맑은 고딕" w:hAnsi="맑은 고딕" w:cs="맑은 고딕"/>
-          <w:sz w:val="20"/>
-        </w:rPr>
-        <w:t>를</w:t>
-      </w:r>
-      <w:proofErr w:type="spellEnd"/>
-      <w:r>
-        <w:rPr>
-          <w:rFonts w:ascii="맑은 고딕" w:eastAsia="맑은 고딕" w:hAnsi="맑은 고딕" w:cs="맑은 고딕"/>
-          <w:sz w:val="20"/>
-        </w:rPr>
-        <w:t xml:space="preserve"> 추가하고 </w:t>
-      </w:r>
-      <w:r>
-        <w:rPr>
-          <w:rFonts w:ascii="Courier New" w:eastAsia="Courier New" w:hAnsi="Courier New" w:cs="Courier New"/>
-          <w:color w:val="188038"/>
-          <w:sz w:val="19"/>
-        </w:rPr>
-        <w:t>@</w:t>
-      </w:r>
-      <w:proofErr w:type="spellStart"/>
-      <w:r>
-        <w:rPr>
-          <w:rFonts w:ascii="Courier New" w:eastAsia="Courier New" w:hAnsi="Courier New" w:cs="Courier New"/>
-          <w:color w:val="188038"/>
-          <w:sz w:val="19"/>
-        </w:rPr>
-        <w:t>JsonInclude</w:t>
-      </w:r>
-      <w:proofErr w:type="spellEnd"/>
-      <w:r>
-        <w:rPr>
-          <w:rFonts w:ascii="Courier New" w:eastAsia="Courier New" w:hAnsi="Courier New" w:cs="Courier New"/>
-          <w:color w:val="188038"/>
-          <w:sz w:val="19"/>
-        </w:rPr>
-        <w:t>(NON_NULL)</w:t>
-      </w:r>
-      <w:r>
-        <w:rPr>
-          <w:rFonts w:ascii="맑은 고딕" w:eastAsia="맑은 고딕" w:hAnsi="맑은 고딕" w:cs="맑은 고딕"/>
-          <w:sz w:val="20"/>
-        </w:rPr>
-        <w:t xml:space="preserve"> 을 적용했습니다. 학생 응답 안의 학과에는 </w:t>
-      </w:r>
-      <w:proofErr w:type="spellStart"/>
-      <w:r>
-        <w:rPr>
-          <w:rFonts w:ascii="Courier New" w:eastAsia="Courier New" w:hAnsi="Courier New" w:cs="Courier New"/>
-          <w:color w:val="188038"/>
-          <w:sz w:val="19"/>
-        </w:rPr>
-        <w:t>studentCount</w:t>
-      </w:r>
-      <w:proofErr w:type="spellEnd"/>
-      <w:r>
-        <w:rPr>
-          <w:rFonts w:ascii="맑은 고딕" w:eastAsia="맑은 고딕" w:hAnsi="맑은 고딕" w:cs="맑은 고딕"/>
-          <w:sz w:val="20"/>
-        </w:rPr>
-        <w:t xml:space="preserve"> 가 나타나지 않습니다.</w:t>
-      </w:r>
-    </w:p>
-    <w:p>
-      <w:pPr>
-        <w:spacing w:before="160" w:after="40"/>
-      </w:pPr>
-      <w:proofErr w:type="spellStart"/>
-      <w:r>
-        <w:rPr>
-          <w:rFonts w:ascii="Courier New" w:eastAsia="Courier New" w:hAnsi="Courier New" w:cs="Courier New"/>
-          <w:b/>
-          <w:color w:val="188038"/>
-          <w:sz w:val="21"/>
-        </w:rPr>
-        <w:t>StudentDetail</w:t>
-      </w:r>
-      <w:proofErr w:type="spellEnd"/>
-    </w:p>
-    <w:p>
-      <w:pPr>
-        <w:widowControl w:val="0"/>
-        <w:numPr>
-          <w:ilvl w:val="0"/>
-          <w:numId w:val="1"/>
-        </w:numPr>
-        <w:shd w:val="clear" w:color="auto" w:fill="FFFFFE"/>
-        <w:spacing w:line="360" w:lineRule="auto"/>
-        <w:rPr>
-          <w:rFonts w:ascii="Courier New" w:eastAsia="Courier New" w:hAnsi="Courier New" w:cs="Courier New"/>
-          <w:b/>
-          <w:bCs/>
-          <w:color w:val="383A42"/>
-          <w:sz w:val="20"/>
-          <w:szCs w:val="20"/>
-          <w:highlight w:val="white"/>
-        </w:rPr>
-      </w:pPr>
-      <w:proofErr w:type="spellStart"/>
-      <w:r>
-        <w:rPr>
-          <w:rFonts w:ascii="Courier New" w:eastAsia="Courier New" w:hAnsi="Courier New" w:cs="Courier New"/>
-          <w:color w:val="188038"/>
-          <w:sz w:val="19"/>
-        </w:rPr>
-        <w:t>phoneNumber</w:t>
-      </w:r>
-      <w:proofErr w:type="spellEnd"/>
-      <w:r>
-        <w:rPr>
-          <w:rFonts w:ascii="맑은 고딕" w:eastAsia="맑은 고딕" w:hAnsi="맑은 고딕" w:cs="맑은 고딕"/>
-          <w:sz w:val="20"/>
-        </w:rPr>
-        <w:t xml:space="preserve"> 와 </w:t>
-      </w:r>
-      <w:proofErr w:type="spellStart"/>
-      <w:r>
-        <w:rPr>
-          <w:rFonts w:ascii="Courier New" w:eastAsia="Courier New" w:hAnsi="Courier New" w:cs="Courier New"/>
-          <w:color w:val="188038"/>
-          <w:sz w:val="19"/>
-        </w:rPr>
-        <w:t>email</w:t>
-      </w:r>
-      <w:proofErr w:type="spellEnd"/>
-      <w:r>
-        <w:rPr>
-          <w:rFonts w:ascii="맑은 고딕" w:eastAsia="맑은 고딕" w:hAnsi="맑은 고딕" w:cs="맑은 고딕"/>
-          <w:sz w:val="20"/>
-        </w:rPr>
-        <w:t xml:space="preserve"> 에 UNIQUE 제약을 추가했습니다. 애플리케이션의 중복 검사만으로는 동시 요청을 막을 수 없기 때문입니다.</w:t>
-      </w:r>
-    </w:p>
-    <w:p>
-      <w:pPr>
-        <w:spacing w:before="160" w:after="40"/>
-      </w:pPr>
-      <w:proofErr w:type="spellStart"/>
-      <w:r>
-        <w:rPr>
-          <w:rFonts w:ascii="Courier New" w:eastAsia="Courier New" w:hAnsi="Courier New" w:cs="Courier New"/>
-          <w:b/>
-          <w:color w:val="188038"/>
-          <w:sz w:val="21"/>
-        </w:rPr>
-        <w:t>CorsConfig</w:t>
-      </w:r>
-      <w:proofErr w:type="spellEnd"/>
-    </w:p>
-    <w:p>
-      <w:pPr>
-        <w:widowControl w:val="0"/>
-        <w:numPr>
-          <w:ilvl w:val="0"/>
-          <w:numId w:val="1"/>
-        </w:numPr>
-        <w:shd w:val="clear" w:color="auto" w:fill="FFFFFE"/>
-        <w:spacing w:line="360" w:lineRule="auto"/>
-        <w:rPr>
-          <w:rFonts w:ascii="Courier New" w:eastAsia="Courier New" w:hAnsi="Courier New" w:cs="Courier New"/>
-          <w:b/>
-          <w:bCs/>
-          <w:color w:val="383A42"/>
-          <w:sz w:val="20"/>
-          <w:szCs w:val="20"/>
-          <w:highlight w:val="white"/>
-        </w:rPr>
-      </w:pPr>
-      <w:r>
-        <w:rPr>
-          <w:rFonts w:ascii="맑은 고딕" w:eastAsia="맑은 고딕" w:hAnsi="맑은 고딕" w:cs="맑은 고딕"/>
-          <w:sz w:val="20"/>
-        </w:rPr>
-        <w:t xml:space="preserve">허용 </w:t>
-      </w:r>
-      <w:proofErr w:type="spellStart"/>
-      <w:r>
-        <w:rPr>
-          <w:rFonts w:ascii="맑은 고딕" w:eastAsia="맑은 고딕" w:hAnsi="맑은 고딕" w:cs="맑은 고딕"/>
-          <w:sz w:val="20"/>
-        </w:rPr>
-        <w:t>Origin</w:t>
-      </w:r>
-      <w:proofErr w:type="spellEnd"/>
-      <w:r>
-        <w:rPr>
-          <w:rFonts w:ascii="맑은 고딕" w:eastAsia="맑은 고딕" w:hAnsi="맑은 고딕" w:cs="맑은 고딕"/>
-          <w:sz w:val="20"/>
-        </w:rPr>
-        <w:t xml:space="preserve"> 을 </w:t>
-      </w:r>
-      <w:proofErr w:type="spellStart"/>
-      <w:r>
-        <w:rPr>
-          <w:rFonts w:ascii="Courier New" w:eastAsia="Courier New" w:hAnsi="Courier New" w:cs="Courier New"/>
-          <w:color w:val="188038"/>
-          <w:sz w:val="19"/>
-        </w:rPr>
-        <w:t>application.properties</w:t>
-      </w:r>
-      <w:proofErr w:type="spellEnd"/>
-      <w:r>
-        <w:rPr>
-          <w:rFonts w:ascii="맑은 고딕" w:eastAsia="맑은 고딕" w:hAnsi="맑은 고딕" w:cs="맑은 고딕"/>
-          <w:sz w:val="20"/>
-        </w:rPr>
-        <w:t xml:space="preserve"> 에서 </w:t>
-      </w:r>
-      <w:proofErr w:type="spellStart"/>
-      <w:r>
-        <w:rPr>
-          <w:rFonts w:ascii="맑은 고딕" w:eastAsia="맑은 고딕" w:hAnsi="맑은 고딕" w:cs="맑은 고딕"/>
-          <w:sz w:val="20"/>
-        </w:rPr>
-        <w:t>주입받도록</w:t>
-      </w:r>
-      <w:proofErr w:type="spellEnd"/>
-      <w:r>
-        <w:rPr>
-          <w:rFonts w:ascii="맑은 고딕" w:eastAsia="맑은 고딕" w:hAnsi="맑은 고딕" w:cs="맑은 고딕"/>
-          <w:sz w:val="20"/>
-        </w:rPr>
-        <w:t xml:space="preserve"> 바꿨습니다.</w:t>
-      </w:r>
-    </w:p>
-    <w:p>
-      <w:pPr>
-        <w:widowControl w:val="0"/>
-        <w:numPr>
-          <w:ilvl w:val="0"/>
-          <w:numId w:val="1"/>
-        </w:numPr>
-        <w:shd w:val="clear" w:color="auto" w:fill="FFFFFE"/>
-        <w:spacing w:line="360" w:lineRule="auto"/>
-        <w:rPr>
-          <w:rFonts w:ascii="Courier New" w:eastAsia="Courier New" w:hAnsi="Courier New" w:cs="Courier New"/>
-          <w:b/>
-          <w:bCs/>
-          <w:color w:val="383A42"/>
-          <w:sz w:val="20"/>
-          <w:szCs w:val="20"/>
-          <w:highlight w:val="white"/>
-        </w:rPr>
-      </w:pPr>
-      <w:proofErr w:type="spellStart"/>
-      <w:r>
-        <w:rPr>
-          <w:rFonts w:ascii="Courier New" w:eastAsia="Courier New" w:hAnsi="Courier New" w:cs="Courier New"/>
-          <w:color w:val="188038"/>
-          <w:sz w:val="19"/>
-        </w:rPr>
-        <w:t>setMaxAge</w:t>
-      </w:r>
-      <w:proofErr w:type="spellEnd"/>
-      <w:r>
-        <w:rPr>
-          <w:rFonts w:ascii="Courier New" w:eastAsia="Courier New" w:hAnsi="Courier New" w:cs="Courier New"/>
-          <w:color w:val="188038"/>
-          <w:sz w:val="19"/>
-        </w:rPr>
-        <w:t>(3600)</w:t>
-      </w:r>
-      <w:r>
-        <w:rPr>
-          <w:rFonts w:ascii="맑은 고딕" w:eastAsia="맑은 고딕" w:hAnsi="맑은 고딕" w:cs="맑은 고딕"/>
-          <w:sz w:val="20"/>
-        </w:rPr>
-        <w:t xml:space="preserve"> </w:t>
-      </w:r>
-      <w:proofErr w:type="spellStart"/>
-      <w:r>
-        <w:rPr>
-          <w:rFonts w:ascii="맑은 고딕" w:eastAsia="맑은 고딕" w:hAnsi="맑은 고딕" w:cs="맑은 고딕"/>
-          <w:sz w:val="20"/>
-        </w:rPr>
-        <w:t>으로</w:t>
-      </w:r>
-      <w:proofErr w:type="spellEnd"/>
-      <w:r>
-        <w:rPr>
-          <w:rFonts w:ascii="맑은 고딕" w:eastAsia="맑은 고딕" w:hAnsi="맑은 고딕" w:cs="맑은 고딕"/>
-          <w:sz w:val="20"/>
-        </w:rPr>
-        <w:t xml:space="preserve"> </w:t>
-      </w:r>
-      <w:proofErr w:type="spellStart"/>
-      <w:r>
-        <w:rPr>
-          <w:rFonts w:ascii="맑은 고딕" w:eastAsia="맑은 고딕" w:hAnsi="맑은 고딕" w:cs="맑은 고딕"/>
-          <w:sz w:val="20"/>
-        </w:rPr>
-        <w:t>preflight</w:t>
-      </w:r>
-      <w:proofErr w:type="spellEnd"/>
-      <w:r>
-        <w:rPr>
-          <w:rFonts w:ascii="맑은 고딕" w:eastAsia="맑은 고딕" w:hAnsi="맑은 고딕" w:cs="맑은 고딕"/>
-          <w:sz w:val="20"/>
-        </w:rPr>
-        <w:t xml:space="preserve"> 요청 반복을 줄이고, </w:t>
-      </w:r>
-      <w:proofErr w:type="spellStart"/>
-      <w:proofErr w:type="gramStart"/>
-      <w:r>
-        <w:rPr>
-          <w:rFonts w:ascii="Courier New" w:eastAsia="Courier New" w:hAnsi="Courier New" w:cs="Courier New"/>
-          <w:color w:val="188038"/>
-          <w:sz w:val="19"/>
-        </w:rPr>
-        <w:t>Ordered.HIGHEST</w:t>
-      </w:r>
-      <w:proofErr w:type="gramEnd"/>
-      <w:r>
-        <w:rPr>
-          <w:rFonts w:ascii="Courier New" w:eastAsia="Courier New" w:hAnsi="Courier New" w:cs="Courier New"/>
-          <w:color w:val="188038"/>
-          <w:sz w:val="19"/>
-        </w:rPr>
-        <w:t>_PRECEDENCE</w:t>
-      </w:r>
-      <w:proofErr w:type="spellEnd"/>
-      <w:r>
-        <w:rPr>
-          <w:rFonts w:ascii="맑은 고딕" w:eastAsia="맑은 고딕" w:hAnsi="맑은 고딕" w:cs="맑은 고딕"/>
-          <w:sz w:val="20"/>
-        </w:rPr>
-        <w:t xml:space="preserve"> 로 필터 순서를 조정했습니다.</w:t>
-      </w:r>
+          <w:rFonts w:ascii="Courier New" w:eastAsia="Courier New" w:hAnsi="Courier New" w:cs="Courier New" w:hint="eastAsia"/>
+          <w:b/>
+          <w:bCs/>
+          <w:color w:val="383A42"/>
+          <w:sz w:val="20"/>
+          <w:szCs w:val="20"/>
+          <w:highlight w:val="white"/>
+        </w:rPr>
+      </w:pPr>
     </w:p>
     <w:p>
       <w:pPr>
@@ -20668,8 +19697,8 @@
           <w:highlight w:val="white"/>
         </w:rPr>
       </w:pPr>
-      <w:bookmarkStart w:id="2" w:name="_41cb15tlywy4" w:colFirst="0" w:colLast="0"/>
-      <w:bookmarkEnd w:id="2"/>
+      <w:bookmarkStart w:id="1" w:name="_41cb15tlywy4" w:colFirst="0" w:colLast="0"/>
+      <w:bookmarkEnd w:id="1"/>
       <w:r>
         <w:rPr>
           <w:rFonts w:ascii="Arial Unicode MS" w:eastAsia="Arial Unicode MS" w:hAnsi="Arial Unicode MS" w:cs="Arial Unicode MS"/>
@@ -20876,8 +19905,8 @@
           <w:highlight w:val="white"/>
         </w:rPr>
       </w:pPr>
-      <w:bookmarkStart w:id="3" w:name="_kjy9fje3hcbi" w:colFirst="0" w:colLast="0"/>
-      <w:bookmarkEnd w:id="3"/>
+      <w:bookmarkStart w:id="2" w:name="_kjy9fje3hcbi" w:colFirst="0" w:colLast="0"/>
+      <w:bookmarkEnd w:id="2"/>
       <w:r>
         <w:rPr>
           <w:rFonts w:ascii="Arial Unicode MS" w:eastAsia="Arial Unicode MS" w:hAnsi="Arial Unicode MS" w:cs="Arial Unicode MS"/>
@@ -21207,7 +20236,7 @@
         </w:rPr>
         <w:t xml:space="preserve">URL: </w:t>
       </w:r>
-      <w:hyperlink r:id="rId18">
+      <w:hyperlink r:id="rId20">
         <w:r>
           <w:rPr>
             <w:rFonts w:ascii="Courier New" w:eastAsia="Courier New" w:hAnsi="Courier New" w:cs="Courier New"/>
@@ -21350,7 +20379,7 @@
         </w:rPr>
         <w:t xml:space="preserve">URL: </w:t>
       </w:r>
-      <w:hyperlink r:id="rId19">
+      <w:hyperlink r:id="rId21">
         <w:r>
           <w:rPr>
             <w:rFonts w:ascii="Courier New" w:eastAsia="Courier New" w:hAnsi="Courier New" w:cs="Courier New"/>
@@ -21533,7 +20562,7 @@
         </w:rPr>
         <w:t xml:space="preserve">URL: </w:t>
       </w:r>
-      <w:hyperlink r:id="rId20">
+      <w:hyperlink r:id="rId22">
         <w:r>
           <w:rPr>
             <w:rFonts w:ascii="Courier New" w:eastAsia="Courier New" w:hAnsi="Courier New" w:cs="Courier New"/>
@@ -21654,8 +20683,8 @@
           <w:highlight w:val="white"/>
         </w:rPr>
       </w:pPr>
-      <w:bookmarkStart w:id="4" w:name="_hxb1otj20d2i" w:colFirst="0" w:colLast="0"/>
-      <w:bookmarkEnd w:id="4"/>
+      <w:bookmarkStart w:id="3" w:name="_hxb1otj20d2i" w:colFirst="0" w:colLast="0"/>
+      <w:bookmarkEnd w:id="3"/>
       <w:r>
         <w:rPr>
           <w:rFonts w:ascii="Arial Unicode MS" w:eastAsia="Arial Unicode MS" w:hAnsi="Arial Unicode MS" w:cs="Arial Unicode MS"/>
@@ -21703,30 +20732,6 @@
         <w:spacing w:line="360" w:lineRule="auto"/>
         <w:rPr>
           <w:rFonts w:ascii="Courier New" w:eastAsia="Courier New" w:hAnsi="Courier New" w:cs="Courier New"/>
-          <w:sz w:val="20"/>
-          <w:szCs w:val="20"/>
-          <w:highlight w:val="white"/>
-        </w:rPr>
-      </w:pPr>
-      <w:proofErr w:type="spellStart"/>
-      <w:r>
-        <w:rPr>
-          <w:rFonts w:ascii="Courier New" w:eastAsia="Courier New" w:hAnsi="Courier New" w:cs="Courier New"/>
-          <w:sz w:val="20"/>
-          <w:szCs w:val="20"/>
-          <w:highlight w:val="white"/>
-        </w:rPr>
-        <w:t>http</w:t>
-      </w:r>
-      <w:proofErr w:type="spellEnd"/>
-    </w:p>
-    <w:p>
-      <w:pPr>
-        <w:widowControl w:val="0"/>
-        <w:shd w:val="clear" w:color="auto" w:fill="FFFFFE"/>
-        <w:spacing w:line="360" w:lineRule="auto"/>
-        <w:rPr>
-          <w:rFonts w:ascii="Courier New" w:eastAsia="Courier New" w:hAnsi="Courier New" w:cs="Courier New"/>
           <w:color w:val="383A42"/>
           <w:sz w:val="20"/>
           <w:szCs w:val="20"/>
@@ -21743,7 +20748,7 @@
         </w:rPr>
         <w:t xml:space="preserve">POST </w:t>
       </w:r>
-      <w:hyperlink r:id="rId21">
+      <w:hyperlink r:id="rId23">
         <w:r>
           <w:rPr>
             <w:rFonts w:ascii="Courier New" w:eastAsia="Courier New" w:hAnsi="Courier New" w:cs="Courier New"/>
@@ -22753,8 +21758,8 @@
           <w:highlight w:val="white"/>
         </w:rPr>
       </w:pPr>
-      <w:bookmarkStart w:id="5" w:name="_hhr88on7gr4r" w:colFirst="0" w:colLast="0"/>
-      <w:bookmarkEnd w:id="5"/>
+      <w:bookmarkStart w:id="4" w:name="_hhr88on7gr4r" w:colFirst="0" w:colLast="0"/>
+      <w:bookmarkEnd w:id="4"/>
       <w:r>
         <w:rPr>
           <w:rFonts w:ascii="Arial Unicode MS" w:eastAsia="Arial Unicode MS" w:hAnsi="Arial Unicode MS" w:cs="Arial Unicode MS"/>
@@ -22840,539 +21845,6 @@
           <w:highlight w:val="white"/>
         </w:rPr>
         <w:t xml:space="preserve">PUT </w:t>
-      </w:r>
-      <w:hyperlink r:id="rId22">
-        <w:r>
-          <w:rPr>
-            <w:rFonts w:ascii="Courier New" w:eastAsia="Courier New" w:hAnsi="Courier New" w:cs="Courier New"/>
-            <w:b/>
-            <w:bCs/>
-            <w:color w:val="1155CC"/>
-            <w:sz w:val="20"/>
-            <w:szCs w:val="20"/>
-            <w:highlight w:val="white"/>
-            <w:u w:val="single"/>
-          </w:rPr>
-          <w:t>http://localhost:8080/api/departments</w:t>
-        </w:r>
-      </w:hyperlink>
-      <w:hyperlink r:id="rId23">
-        <w:r>
-          <w:rPr>
-            <w:rFonts w:ascii="Courier New" w:eastAsia="Courier New" w:hAnsi="Courier New" w:cs="Courier New"/>
-            <w:color w:val="1155CC"/>
-            <w:sz w:val="20"/>
-            <w:szCs w:val="20"/>
-            <w:highlight w:val="white"/>
-            <w:u w:val="single"/>
-          </w:rPr>
-          <w:t>/11</w:t>
-        </w:r>
-      </w:hyperlink>
-    </w:p>
-    <w:p>
-      <w:pPr>
-        <w:widowControl w:val="0"/>
-        <w:shd w:val="clear" w:color="auto" w:fill="FFFFFE"/>
-        <w:spacing w:before="120" w:after="120" w:line="360" w:lineRule="auto"/>
-        <w:rPr>
-          <w:rFonts w:ascii="Courier New" w:eastAsia="Courier New" w:hAnsi="Courier New" w:cs="Courier New"/>
-          <w:color w:val="383A42"/>
-          <w:sz w:val="20"/>
-          <w:szCs w:val="20"/>
-          <w:highlight w:val="white"/>
-        </w:rPr>
-      </w:pPr>
-      <w:proofErr w:type="spellStart"/>
-      <w:r>
-        <w:rPr>
-          <w:rFonts w:ascii="Courier New" w:eastAsia="Courier New" w:hAnsi="Courier New" w:cs="Courier New"/>
-          <w:color w:val="A626A4"/>
-          <w:sz w:val="20"/>
-          <w:szCs w:val="20"/>
-          <w:highlight w:val="white"/>
-        </w:rPr>
-        <w:t>Content-Type</w:t>
-      </w:r>
-      <w:proofErr w:type="spellEnd"/>
-      <w:r>
-        <w:rPr>
-          <w:rFonts w:ascii="Courier New" w:eastAsia="Courier New" w:hAnsi="Courier New" w:cs="Courier New"/>
-          <w:color w:val="383A42"/>
-          <w:sz w:val="20"/>
-          <w:szCs w:val="20"/>
-          <w:highlight w:val="white"/>
-        </w:rPr>
-        <w:t xml:space="preserve">: </w:t>
-      </w:r>
-      <w:proofErr w:type="spellStart"/>
-      <w:r>
-        <w:rPr>
-          <w:rFonts w:ascii="Courier New" w:eastAsia="Courier New" w:hAnsi="Courier New" w:cs="Courier New"/>
-          <w:color w:val="383A42"/>
-          <w:sz w:val="20"/>
-          <w:szCs w:val="20"/>
-          <w:highlight w:val="white"/>
-        </w:rPr>
-        <w:t>application</w:t>
-      </w:r>
-      <w:proofErr w:type="spellEnd"/>
-      <w:r>
-        <w:rPr>
-          <w:rFonts w:ascii="Courier New" w:eastAsia="Courier New" w:hAnsi="Courier New" w:cs="Courier New"/>
-          <w:color w:val="383A42"/>
-          <w:sz w:val="20"/>
-          <w:szCs w:val="20"/>
-          <w:highlight w:val="white"/>
-        </w:rPr>
-        <w:t>/</w:t>
-      </w:r>
-      <w:proofErr w:type="spellStart"/>
-      <w:r>
-        <w:rPr>
-          <w:rFonts w:ascii="Courier New" w:eastAsia="Courier New" w:hAnsi="Courier New" w:cs="Courier New"/>
-          <w:color w:val="383A42"/>
-          <w:sz w:val="20"/>
-          <w:szCs w:val="20"/>
-          <w:highlight w:val="white"/>
-        </w:rPr>
-        <w:t>json</w:t>
-      </w:r>
-      <w:proofErr w:type="spellEnd"/>
-    </w:p>
-    <w:p>
-      <w:pPr>
-        <w:widowControl w:val="0"/>
-        <w:shd w:val="clear" w:color="auto" w:fill="FFFFFE"/>
-        <w:spacing w:before="240" w:after="240" w:line="360" w:lineRule="auto"/>
-        <w:rPr>
-          <w:rFonts w:ascii="Courier New" w:eastAsia="Courier New" w:hAnsi="Courier New" w:cs="Courier New"/>
-          <w:b/>
-          <w:bCs/>
-          <w:sz w:val="20"/>
-          <w:szCs w:val="20"/>
-          <w:highlight w:val="white"/>
-        </w:rPr>
-      </w:pPr>
-      <w:r>
-        <w:rPr>
-          <w:rFonts w:ascii="궁서" w:eastAsia="궁서" w:hAnsi="궁서" w:cs="궁서"/>
-          <w:b/>
-          <w:bCs/>
-          <w:sz w:val="20"/>
-          <w:szCs w:val="20"/>
-          <w:highlight w:val="white"/>
-        </w:rPr>
-        <w:t xml:space="preserve">요청 </w:t>
-      </w:r>
-      <w:proofErr w:type="spellStart"/>
-      <w:r>
-        <w:rPr>
-          <w:rFonts w:ascii="궁서" w:eastAsia="궁서" w:hAnsi="궁서" w:cs="궁서"/>
-          <w:b/>
-          <w:bCs/>
-          <w:sz w:val="20"/>
-          <w:szCs w:val="20"/>
-          <w:highlight w:val="white"/>
-        </w:rPr>
-        <w:t>Body</w:t>
-      </w:r>
-      <w:proofErr w:type="spellEnd"/>
-      <w:r>
-        <w:rPr>
-          <w:rFonts w:ascii="궁서" w:eastAsia="궁서" w:hAnsi="궁서" w:cs="궁서"/>
-          <w:b/>
-          <w:bCs/>
-          <w:sz w:val="20"/>
-          <w:szCs w:val="20"/>
-          <w:highlight w:val="white"/>
-        </w:rPr>
-        <w:t>:</w:t>
-      </w:r>
-    </w:p>
-    <w:p>
-      <w:pPr>
-        <w:widowControl w:val="0"/>
-        <w:shd w:val="clear" w:color="auto" w:fill="FFFFFE"/>
-        <w:spacing w:line="360" w:lineRule="auto"/>
-        <w:rPr>
-          <w:rFonts w:ascii="Courier New" w:eastAsia="Courier New" w:hAnsi="Courier New" w:cs="Courier New"/>
-          <w:sz w:val="20"/>
-          <w:szCs w:val="20"/>
-          <w:highlight w:val="white"/>
-        </w:rPr>
-      </w:pPr>
-      <w:proofErr w:type="spellStart"/>
-      <w:r>
-        <w:rPr>
-          <w:rFonts w:ascii="Courier New" w:eastAsia="Courier New" w:hAnsi="Courier New" w:cs="Courier New"/>
-          <w:sz w:val="20"/>
-          <w:szCs w:val="20"/>
-          <w:highlight w:val="white"/>
-        </w:rPr>
-        <w:t>json</w:t>
-      </w:r>
-      <w:proofErr w:type="spellEnd"/>
-    </w:p>
-    <w:p>
-      <w:pPr>
-        <w:widowControl w:val="0"/>
-        <w:shd w:val="clear" w:color="auto" w:fill="FFFFFE"/>
-        <w:spacing w:line="360" w:lineRule="auto"/>
-        <w:rPr>
-          <w:rFonts w:ascii="Courier New" w:eastAsia="Courier New" w:hAnsi="Courier New" w:cs="Courier New"/>
-          <w:color w:val="383A42"/>
-          <w:sz w:val="20"/>
-          <w:szCs w:val="20"/>
-          <w:highlight w:val="white"/>
-        </w:rPr>
-      </w:pPr>
-      <w:r>
-        <w:rPr>
-          <w:rFonts w:ascii="Courier New" w:eastAsia="Courier New" w:hAnsi="Courier New" w:cs="Courier New"/>
-          <w:color w:val="383A42"/>
-          <w:sz w:val="20"/>
-          <w:szCs w:val="20"/>
-          <w:highlight w:val="white"/>
-        </w:rPr>
-        <w:t>{</w:t>
-      </w:r>
-    </w:p>
-    <w:p>
-      <w:pPr>
-        <w:widowControl w:val="0"/>
-        <w:shd w:val="clear" w:color="auto" w:fill="FFFFFE"/>
-        <w:spacing w:line="360" w:lineRule="auto"/>
-        <w:rPr>
-          <w:rFonts w:ascii="Courier New" w:eastAsia="Courier New" w:hAnsi="Courier New" w:cs="Courier New"/>
-          <w:color w:val="383A42"/>
-          <w:sz w:val="20"/>
-          <w:szCs w:val="20"/>
-          <w:highlight w:val="white"/>
-        </w:rPr>
-      </w:pPr>
-      <w:r>
-        <w:rPr>
-          <w:rFonts w:ascii="Courier New" w:eastAsia="Courier New" w:hAnsi="Courier New" w:cs="Courier New"/>
-          <w:color w:val="383A42"/>
-          <w:sz w:val="20"/>
-          <w:szCs w:val="20"/>
-          <w:highlight w:val="white"/>
-        </w:rPr>
-        <w:t xml:space="preserve">  </w:t>
-      </w:r>
-      <w:r>
-        <w:rPr>
-          <w:rFonts w:ascii="Courier New" w:eastAsia="Courier New" w:hAnsi="Courier New" w:cs="Courier New"/>
-          <w:color w:val="E45649"/>
-          <w:sz w:val="20"/>
-          <w:szCs w:val="20"/>
-          <w:highlight w:val="white"/>
-        </w:rPr>
-        <w:t>"</w:t>
-      </w:r>
-      <w:proofErr w:type="spellStart"/>
-      <w:r>
-        <w:rPr>
-          <w:rFonts w:ascii="Courier New" w:eastAsia="Courier New" w:hAnsi="Courier New" w:cs="Courier New"/>
-          <w:color w:val="E45649"/>
-          <w:sz w:val="20"/>
-          <w:szCs w:val="20"/>
-          <w:highlight w:val="white"/>
-        </w:rPr>
-        <w:t>name</w:t>
-      </w:r>
-      <w:proofErr w:type="spellEnd"/>
-      <w:r>
-        <w:rPr>
-          <w:rFonts w:ascii="Courier New" w:eastAsia="Courier New" w:hAnsi="Courier New" w:cs="Courier New"/>
-          <w:color w:val="E45649"/>
-          <w:sz w:val="20"/>
-          <w:szCs w:val="20"/>
-          <w:highlight w:val="white"/>
-        </w:rPr>
-        <w:t>"</w:t>
-      </w:r>
-      <w:r>
-        <w:rPr>
-          <w:rFonts w:ascii="Courier New" w:eastAsia="Courier New" w:hAnsi="Courier New" w:cs="Courier New"/>
-          <w:color w:val="4078F2"/>
-          <w:sz w:val="20"/>
-          <w:szCs w:val="20"/>
-          <w:highlight w:val="white"/>
-        </w:rPr>
-        <w:t>:</w:t>
-      </w:r>
-      <w:r>
-        <w:rPr>
-          <w:rFonts w:ascii="Courier New" w:eastAsia="Courier New" w:hAnsi="Courier New" w:cs="Courier New"/>
-          <w:color w:val="383A42"/>
-          <w:sz w:val="20"/>
-          <w:szCs w:val="20"/>
-          <w:highlight w:val="white"/>
-        </w:rPr>
-        <w:t xml:space="preserve"> </w:t>
-      </w:r>
-      <w:r>
-        <w:rPr>
-          <w:rFonts w:ascii="Courier New" w:eastAsia="Courier New" w:hAnsi="Courier New" w:cs="Courier New"/>
-          <w:color w:val="50A14F"/>
-          <w:sz w:val="20"/>
-          <w:szCs w:val="20"/>
-          <w:highlight w:val="white"/>
-        </w:rPr>
-        <w:t>"</w:t>
-      </w:r>
-      <w:proofErr w:type="spellStart"/>
-      <w:r>
-        <w:rPr>
-          <w:rFonts w:ascii="Courier New" w:eastAsia="Courier New" w:hAnsi="Courier New" w:cs="Courier New"/>
-          <w:color w:val="50A14F"/>
-          <w:sz w:val="20"/>
-          <w:szCs w:val="20"/>
-          <w:highlight w:val="white"/>
-        </w:rPr>
-        <w:t>Information</w:t>
-      </w:r>
-      <w:proofErr w:type="spellEnd"/>
-      <w:r>
-        <w:rPr>
-          <w:rFonts w:ascii="Courier New" w:eastAsia="Courier New" w:hAnsi="Courier New" w:cs="Courier New"/>
-          <w:color w:val="50A14F"/>
-          <w:sz w:val="20"/>
-          <w:szCs w:val="20"/>
-          <w:highlight w:val="white"/>
-        </w:rPr>
-        <w:t xml:space="preserve"> Technology &amp; Systems"</w:t>
-      </w:r>
-      <w:r>
-        <w:rPr>
-          <w:rFonts w:ascii="Courier New" w:eastAsia="Courier New" w:hAnsi="Courier New" w:cs="Courier New"/>
-          <w:color w:val="383A42"/>
-          <w:sz w:val="20"/>
-          <w:szCs w:val="20"/>
-          <w:highlight w:val="white"/>
-        </w:rPr>
-        <w:t>,</w:t>
-      </w:r>
-    </w:p>
-    <w:p>
-      <w:pPr>
-        <w:widowControl w:val="0"/>
-        <w:shd w:val="clear" w:color="auto" w:fill="FFFFFE"/>
-        <w:spacing w:line="360" w:lineRule="auto"/>
-        <w:rPr>
-          <w:rFonts w:ascii="Courier New" w:eastAsia="Courier New" w:hAnsi="Courier New" w:cs="Courier New"/>
-          <w:color w:val="383A42"/>
-          <w:sz w:val="20"/>
-          <w:szCs w:val="20"/>
-          <w:highlight w:val="white"/>
-        </w:rPr>
-      </w:pPr>
-      <w:r>
-        <w:rPr>
-          <w:rFonts w:ascii="Courier New" w:eastAsia="Courier New" w:hAnsi="Courier New" w:cs="Courier New"/>
-          <w:color w:val="383A42"/>
-          <w:sz w:val="20"/>
-          <w:szCs w:val="20"/>
-          <w:highlight w:val="white"/>
-        </w:rPr>
-        <w:t xml:space="preserve">  </w:t>
-      </w:r>
-      <w:r>
-        <w:rPr>
-          <w:rFonts w:ascii="Courier New" w:eastAsia="Courier New" w:hAnsi="Courier New" w:cs="Courier New"/>
-          <w:color w:val="E45649"/>
-          <w:sz w:val="20"/>
-          <w:szCs w:val="20"/>
-          <w:highlight w:val="white"/>
-        </w:rPr>
-        <w:t>"</w:t>
-      </w:r>
-      <w:proofErr w:type="spellStart"/>
-      <w:r>
-        <w:rPr>
-          <w:rFonts w:ascii="Courier New" w:eastAsia="Courier New" w:hAnsi="Courier New" w:cs="Courier New"/>
-          <w:color w:val="E45649"/>
-          <w:sz w:val="20"/>
-          <w:szCs w:val="20"/>
-          <w:highlight w:val="white"/>
-        </w:rPr>
-        <w:t>code</w:t>
-      </w:r>
-      <w:proofErr w:type="spellEnd"/>
-      <w:r>
-        <w:rPr>
-          <w:rFonts w:ascii="Courier New" w:eastAsia="Courier New" w:hAnsi="Courier New" w:cs="Courier New"/>
-          <w:color w:val="E45649"/>
-          <w:sz w:val="20"/>
-          <w:szCs w:val="20"/>
-          <w:highlight w:val="white"/>
-        </w:rPr>
-        <w:t>"</w:t>
-      </w:r>
-      <w:r>
-        <w:rPr>
-          <w:rFonts w:ascii="Courier New" w:eastAsia="Courier New" w:hAnsi="Courier New" w:cs="Courier New"/>
-          <w:color w:val="4078F2"/>
-          <w:sz w:val="20"/>
-          <w:szCs w:val="20"/>
-          <w:highlight w:val="white"/>
-        </w:rPr>
-        <w:t>:</w:t>
-      </w:r>
-      <w:r>
-        <w:rPr>
-          <w:rFonts w:ascii="Courier New" w:eastAsia="Courier New" w:hAnsi="Courier New" w:cs="Courier New"/>
-          <w:color w:val="383A42"/>
-          <w:sz w:val="20"/>
-          <w:szCs w:val="20"/>
-          <w:highlight w:val="white"/>
-        </w:rPr>
-        <w:t xml:space="preserve"> </w:t>
-      </w:r>
-      <w:r>
-        <w:rPr>
-          <w:rFonts w:ascii="Courier New" w:eastAsia="Courier New" w:hAnsi="Courier New" w:cs="Courier New"/>
-          <w:color w:val="50A14F"/>
-          <w:sz w:val="20"/>
-          <w:szCs w:val="20"/>
-          <w:highlight w:val="white"/>
-        </w:rPr>
-        <w:t>"ITS"</w:t>
-      </w:r>
-    </w:p>
-    <w:p>
-      <w:pPr>
-        <w:widowControl w:val="0"/>
-        <w:shd w:val="clear" w:color="auto" w:fill="FFFFFE"/>
-        <w:spacing w:before="120" w:after="120" w:line="360" w:lineRule="auto"/>
-        <w:rPr>
-          <w:rFonts w:ascii="Courier New" w:eastAsia="Courier New" w:hAnsi="Courier New" w:cs="Courier New"/>
-          <w:color w:val="383A42"/>
-          <w:sz w:val="20"/>
-          <w:szCs w:val="20"/>
-          <w:highlight w:val="white"/>
-        </w:rPr>
-      </w:pPr>
-      <w:r>
-        <w:rPr>
-          <w:rFonts w:ascii="Courier New" w:eastAsia="Courier New" w:hAnsi="Courier New" w:cs="Courier New"/>
-          <w:color w:val="383A42"/>
-          <w:sz w:val="20"/>
-          <w:szCs w:val="20"/>
-          <w:highlight w:val="white"/>
-        </w:rPr>
-        <w:lastRenderedPageBreak/>
-        <w:t>}</w:t>
-      </w:r>
-    </w:p>
-    <w:p>
-      <w:pPr>
-        <w:pStyle w:val="3"/>
-        <w:keepNext w:val="0"/>
-        <w:keepLines w:val="0"/>
-        <w:widowControl w:val="0"/>
-        <w:shd w:val="clear" w:color="auto" w:fill="FFFFFE"/>
-        <w:spacing w:before="280" w:line="360" w:lineRule="auto"/>
-        <w:rPr>
-          <w:b/>
-          <w:bCs/>
-          <w:color w:val="000000"/>
-          <w:sz w:val="26"/>
-          <w:szCs w:val="26"/>
-          <w:highlight w:val="white"/>
-        </w:rPr>
-      </w:pPr>
-      <w:bookmarkStart w:id="6" w:name="_mi5wyq27s25s" w:colFirst="0" w:colLast="0"/>
-      <w:bookmarkStart w:id="7" w:name="_sqa1jo6aja2u" w:colFirst="0" w:colLast="0"/>
-      <w:bookmarkEnd w:id="6"/>
-      <w:bookmarkEnd w:id="7"/>
-      <w:r>
-        <w:rPr>
-          <w:rFonts w:ascii="Arial Unicode MS" w:eastAsia="Arial Unicode MS" w:hAnsi="Arial Unicode MS" w:cs="Arial Unicode MS"/>
-          <w:b/>
-          <w:bCs/>
-          <w:color w:val="000000"/>
-          <w:sz w:val="26"/>
-          <w:szCs w:val="26"/>
-          <w:highlight w:val="white"/>
-        </w:rPr>
-        <w:t>1.8 학과(</w:t>
-      </w:r>
-      <w:proofErr w:type="spellStart"/>
-      <w:r>
-        <w:rPr>
-          <w:rFonts w:ascii="Arial Unicode MS" w:eastAsia="Arial Unicode MS" w:hAnsi="Arial Unicode MS" w:cs="Arial Unicode MS"/>
-          <w:b/>
-          <w:bCs/>
-          <w:color w:val="000000"/>
-          <w:sz w:val="26"/>
-          <w:szCs w:val="26"/>
-          <w:highlight w:val="white"/>
-        </w:rPr>
-        <w:t>Department</w:t>
-      </w:r>
-      <w:proofErr w:type="spellEnd"/>
-      <w:r>
-        <w:rPr>
-          <w:rFonts w:ascii="Arial Unicode MS" w:eastAsia="Arial Unicode MS" w:hAnsi="Arial Unicode MS" w:cs="Arial Unicode MS"/>
-          <w:b/>
-          <w:bCs/>
-          <w:color w:val="000000"/>
-          <w:sz w:val="26"/>
-          <w:szCs w:val="26"/>
-          <w:highlight w:val="white"/>
-        </w:rPr>
-        <w:t>) 삭제</w:t>
-      </w:r>
-    </w:p>
-    <w:p>
-      <w:pPr>
-        <w:widowControl w:val="0"/>
-        <w:shd w:val="clear" w:color="auto" w:fill="FFFFFE"/>
-        <w:spacing w:line="360" w:lineRule="auto"/>
-        <w:rPr>
-          <w:rFonts w:ascii="Courier New" w:eastAsia="Courier New" w:hAnsi="Courier New" w:cs="Courier New"/>
-          <w:sz w:val="20"/>
-          <w:szCs w:val="20"/>
-          <w:highlight w:val="white"/>
-        </w:rPr>
-      </w:pPr>
-      <w:proofErr w:type="spellStart"/>
-      <w:r>
-        <w:rPr>
-          <w:rFonts w:ascii="Courier New" w:eastAsia="Courier New" w:hAnsi="Courier New" w:cs="Courier New"/>
-          <w:sz w:val="20"/>
-          <w:szCs w:val="20"/>
-          <w:highlight w:val="white"/>
-        </w:rPr>
-        <w:t>http</w:t>
-      </w:r>
-      <w:proofErr w:type="spellEnd"/>
-    </w:p>
-    <w:p>
-      <w:pPr>
-        <w:widowControl w:val="0"/>
-        <w:shd w:val="clear" w:color="auto" w:fill="FFFFFE"/>
-        <w:spacing w:before="120" w:after="120" w:line="360" w:lineRule="auto"/>
-        <w:rPr>
-          <w:rFonts w:ascii="Courier New" w:eastAsia="Courier New" w:hAnsi="Courier New" w:cs="Courier New"/>
-          <w:color w:val="383A42"/>
-          <w:sz w:val="20"/>
-          <w:szCs w:val="20"/>
-          <w:highlight w:val="white"/>
-        </w:rPr>
-      </w:pPr>
-      <w:r>
-        <w:rPr>
-          <w:rFonts w:ascii="Courier New" w:eastAsia="Courier New" w:hAnsi="Courier New" w:cs="Courier New"/>
-          <w:color w:val="383A42"/>
-          <w:sz w:val="20"/>
-          <w:szCs w:val="20"/>
-          <w:highlight w:val="white"/>
-        </w:rPr>
-        <w:t xml:space="preserve">DELETE </w:t>
       </w:r>
       <w:hyperlink r:id="rId24">
         <w:r>
@@ -23416,6 +21888,540 @@
           <w:highlight w:val="white"/>
         </w:rPr>
       </w:pPr>
+      <w:proofErr w:type="spellStart"/>
+      <w:r>
+        <w:rPr>
+          <w:rFonts w:ascii="Courier New" w:eastAsia="Courier New" w:hAnsi="Courier New" w:cs="Courier New"/>
+          <w:color w:val="A626A4"/>
+          <w:sz w:val="20"/>
+          <w:szCs w:val="20"/>
+          <w:highlight w:val="white"/>
+        </w:rPr>
+        <w:t>Content-Type</w:t>
+      </w:r>
+      <w:proofErr w:type="spellEnd"/>
+      <w:r>
+        <w:rPr>
+          <w:rFonts w:ascii="Courier New" w:eastAsia="Courier New" w:hAnsi="Courier New" w:cs="Courier New"/>
+          <w:color w:val="383A42"/>
+          <w:sz w:val="20"/>
+          <w:szCs w:val="20"/>
+          <w:highlight w:val="white"/>
+        </w:rPr>
+        <w:t xml:space="preserve">: </w:t>
+      </w:r>
+      <w:proofErr w:type="spellStart"/>
+      <w:r>
+        <w:rPr>
+          <w:rFonts w:ascii="Courier New" w:eastAsia="Courier New" w:hAnsi="Courier New" w:cs="Courier New"/>
+          <w:color w:val="383A42"/>
+          <w:sz w:val="20"/>
+          <w:szCs w:val="20"/>
+          <w:highlight w:val="white"/>
+        </w:rPr>
+        <w:t>application</w:t>
+      </w:r>
+      <w:proofErr w:type="spellEnd"/>
+      <w:r>
+        <w:rPr>
+          <w:rFonts w:ascii="Courier New" w:eastAsia="Courier New" w:hAnsi="Courier New" w:cs="Courier New"/>
+          <w:color w:val="383A42"/>
+          <w:sz w:val="20"/>
+          <w:szCs w:val="20"/>
+          <w:highlight w:val="white"/>
+        </w:rPr>
+        <w:t>/</w:t>
+      </w:r>
+      <w:proofErr w:type="spellStart"/>
+      <w:r>
+        <w:rPr>
+          <w:rFonts w:ascii="Courier New" w:eastAsia="Courier New" w:hAnsi="Courier New" w:cs="Courier New"/>
+          <w:color w:val="383A42"/>
+          <w:sz w:val="20"/>
+          <w:szCs w:val="20"/>
+          <w:highlight w:val="white"/>
+        </w:rPr>
+        <w:t>json</w:t>
+      </w:r>
+      <w:proofErr w:type="spellEnd"/>
+    </w:p>
+    <w:p>
+      <w:pPr>
+        <w:widowControl w:val="0"/>
+        <w:shd w:val="clear" w:color="auto" w:fill="FFFFFE"/>
+        <w:spacing w:before="240" w:after="240" w:line="360" w:lineRule="auto"/>
+        <w:rPr>
+          <w:rFonts w:ascii="Courier New" w:eastAsia="Courier New" w:hAnsi="Courier New" w:cs="Courier New"/>
+          <w:b/>
+          <w:bCs/>
+          <w:sz w:val="20"/>
+          <w:szCs w:val="20"/>
+          <w:highlight w:val="white"/>
+        </w:rPr>
+      </w:pPr>
+      <w:r>
+        <w:rPr>
+          <w:rFonts w:ascii="궁서" w:eastAsia="궁서" w:hAnsi="궁서" w:cs="궁서"/>
+          <w:b/>
+          <w:bCs/>
+          <w:sz w:val="20"/>
+          <w:szCs w:val="20"/>
+          <w:highlight w:val="white"/>
+        </w:rPr>
+        <w:t xml:space="preserve">요청 </w:t>
+      </w:r>
+      <w:proofErr w:type="spellStart"/>
+      <w:r>
+        <w:rPr>
+          <w:rFonts w:ascii="궁서" w:eastAsia="궁서" w:hAnsi="궁서" w:cs="궁서"/>
+          <w:b/>
+          <w:bCs/>
+          <w:sz w:val="20"/>
+          <w:szCs w:val="20"/>
+          <w:highlight w:val="white"/>
+        </w:rPr>
+        <w:t>Body</w:t>
+      </w:r>
+      <w:proofErr w:type="spellEnd"/>
+      <w:r>
+        <w:rPr>
+          <w:rFonts w:ascii="궁서" w:eastAsia="궁서" w:hAnsi="궁서" w:cs="궁서"/>
+          <w:b/>
+          <w:bCs/>
+          <w:sz w:val="20"/>
+          <w:szCs w:val="20"/>
+          <w:highlight w:val="white"/>
+        </w:rPr>
+        <w:t>:</w:t>
+      </w:r>
+    </w:p>
+    <w:p>
+      <w:pPr>
+        <w:widowControl w:val="0"/>
+        <w:shd w:val="clear" w:color="auto" w:fill="FFFFFE"/>
+        <w:spacing w:line="360" w:lineRule="auto"/>
+        <w:rPr>
+          <w:rFonts w:ascii="Courier New" w:eastAsia="Courier New" w:hAnsi="Courier New" w:cs="Courier New"/>
+          <w:sz w:val="20"/>
+          <w:szCs w:val="20"/>
+          <w:highlight w:val="white"/>
+        </w:rPr>
+      </w:pPr>
+      <w:proofErr w:type="spellStart"/>
+      <w:r>
+        <w:rPr>
+          <w:rFonts w:ascii="Courier New" w:eastAsia="Courier New" w:hAnsi="Courier New" w:cs="Courier New"/>
+          <w:sz w:val="20"/>
+          <w:szCs w:val="20"/>
+          <w:highlight w:val="white"/>
+        </w:rPr>
+        <w:t>json</w:t>
+      </w:r>
+      <w:proofErr w:type="spellEnd"/>
+    </w:p>
+    <w:p>
+      <w:pPr>
+        <w:widowControl w:val="0"/>
+        <w:shd w:val="clear" w:color="auto" w:fill="FFFFFE"/>
+        <w:spacing w:line="360" w:lineRule="auto"/>
+        <w:rPr>
+          <w:rFonts w:ascii="Courier New" w:eastAsia="Courier New" w:hAnsi="Courier New" w:cs="Courier New"/>
+          <w:color w:val="383A42"/>
+          <w:sz w:val="20"/>
+          <w:szCs w:val="20"/>
+          <w:highlight w:val="white"/>
+        </w:rPr>
+      </w:pPr>
+      <w:r>
+        <w:rPr>
+          <w:rFonts w:ascii="Courier New" w:eastAsia="Courier New" w:hAnsi="Courier New" w:cs="Courier New"/>
+          <w:color w:val="383A42"/>
+          <w:sz w:val="20"/>
+          <w:szCs w:val="20"/>
+          <w:highlight w:val="white"/>
+        </w:rPr>
+        <w:t>{</w:t>
+      </w:r>
+    </w:p>
+    <w:p>
+      <w:pPr>
+        <w:widowControl w:val="0"/>
+        <w:shd w:val="clear" w:color="auto" w:fill="FFFFFE"/>
+        <w:spacing w:line="360" w:lineRule="auto"/>
+        <w:rPr>
+          <w:rFonts w:ascii="Courier New" w:eastAsia="Courier New" w:hAnsi="Courier New" w:cs="Courier New"/>
+          <w:color w:val="383A42"/>
+          <w:sz w:val="20"/>
+          <w:szCs w:val="20"/>
+          <w:highlight w:val="white"/>
+        </w:rPr>
+      </w:pPr>
+      <w:r>
+        <w:rPr>
+          <w:rFonts w:ascii="Courier New" w:eastAsia="Courier New" w:hAnsi="Courier New" w:cs="Courier New"/>
+          <w:color w:val="383A42"/>
+          <w:sz w:val="20"/>
+          <w:szCs w:val="20"/>
+          <w:highlight w:val="white"/>
+        </w:rPr>
+        <w:t xml:space="preserve">  </w:t>
+      </w:r>
+      <w:r>
+        <w:rPr>
+          <w:rFonts w:ascii="Courier New" w:eastAsia="Courier New" w:hAnsi="Courier New" w:cs="Courier New"/>
+          <w:color w:val="E45649"/>
+          <w:sz w:val="20"/>
+          <w:szCs w:val="20"/>
+          <w:highlight w:val="white"/>
+        </w:rPr>
+        <w:t>"</w:t>
+      </w:r>
+      <w:proofErr w:type="spellStart"/>
+      <w:r>
+        <w:rPr>
+          <w:rFonts w:ascii="Courier New" w:eastAsia="Courier New" w:hAnsi="Courier New" w:cs="Courier New"/>
+          <w:color w:val="E45649"/>
+          <w:sz w:val="20"/>
+          <w:szCs w:val="20"/>
+          <w:highlight w:val="white"/>
+        </w:rPr>
+        <w:t>name</w:t>
+      </w:r>
+      <w:proofErr w:type="spellEnd"/>
+      <w:r>
+        <w:rPr>
+          <w:rFonts w:ascii="Courier New" w:eastAsia="Courier New" w:hAnsi="Courier New" w:cs="Courier New"/>
+          <w:color w:val="E45649"/>
+          <w:sz w:val="20"/>
+          <w:szCs w:val="20"/>
+          <w:highlight w:val="white"/>
+        </w:rPr>
+        <w:t>"</w:t>
+      </w:r>
+      <w:r>
+        <w:rPr>
+          <w:rFonts w:ascii="Courier New" w:eastAsia="Courier New" w:hAnsi="Courier New" w:cs="Courier New"/>
+          <w:color w:val="4078F2"/>
+          <w:sz w:val="20"/>
+          <w:szCs w:val="20"/>
+          <w:highlight w:val="white"/>
+        </w:rPr>
+        <w:t>:</w:t>
+      </w:r>
+      <w:r>
+        <w:rPr>
+          <w:rFonts w:ascii="Courier New" w:eastAsia="Courier New" w:hAnsi="Courier New" w:cs="Courier New"/>
+          <w:color w:val="383A42"/>
+          <w:sz w:val="20"/>
+          <w:szCs w:val="20"/>
+          <w:highlight w:val="white"/>
+        </w:rPr>
+        <w:t xml:space="preserve"> </w:t>
+      </w:r>
+      <w:r>
+        <w:rPr>
+          <w:rFonts w:ascii="Courier New" w:eastAsia="Courier New" w:hAnsi="Courier New" w:cs="Courier New"/>
+          <w:color w:val="50A14F"/>
+          <w:sz w:val="20"/>
+          <w:szCs w:val="20"/>
+          <w:highlight w:val="white"/>
+        </w:rPr>
+        <w:t>"</w:t>
+      </w:r>
+      <w:proofErr w:type="spellStart"/>
+      <w:r>
+        <w:rPr>
+          <w:rFonts w:ascii="Courier New" w:eastAsia="Courier New" w:hAnsi="Courier New" w:cs="Courier New"/>
+          <w:color w:val="50A14F"/>
+          <w:sz w:val="20"/>
+          <w:szCs w:val="20"/>
+          <w:highlight w:val="white"/>
+        </w:rPr>
+        <w:t>Information</w:t>
+      </w:r>
+      <w:proofErr w:type="spellEnd"/>
+      <w:r>
+        <w:rPr>
+          <w:rFonts w:ascii="Courier New" w:eastAsia="Courier New" w:hAnsi="Courier New" w:cs="Courier New"/>
+          <w:color w:val="50A14F"/>
+          <w:sz w:val="20"/>
+          <w:szCs w:val="20"/>
+          <w:highlight w:val="white"/>
+        </w:rPr>
+        <w:t xml:space="preserve"> Technology &amp; Systems"</w:t>
+      </w:r>
+      <w:r>
+        <w:rPr>
+          <w:rFonts w:ascii="Courier New" w:eastAsia="Courier New" w:hAnsi="Courier New" w:cs="Courier New"/>
+          <w:color w:val="383A42"/>
+          <w:sz w:val="20"/>
+          <w:szCs w:val="20"/>
+          <w:highlight w:val="white"/>
+        </w:rPr>
+        <w:t>,</w:t>
+      </w:r>
+    </w:p>
+    <w:p>
+      <w:pPr>
+        <w:widowControl w:val="0"/>
+        <w:shd w:val="clear" w:color="auto" w:fill="FFFFFE"/>
+        <w:spacing w:line="360" w:lineRule="auto"/>
+        <w:rPr>
+          <w:rFonts w:ascii="Courier New" w:eastAsia="Courier New" w:hAnsi="Courier New" w:cs="Courier New"/>
+          <w:color w:val="383A42"/>
+          <w:sz w:val="20"/>
+          <w:szCs w:val="20"/>
+          <w:highlight w:val="white"/>
+        </w:rPr>
+      </w:pPr>
+      <w:r>
+        <w:rPr>
+          <w:rFonts w:ascii="Courier New" w:eastAsia="Courier New" w:hAnsi="Courier New" w:cs="Courier New"/>
+          <w:color w:val="383A42"/>
+          <w:sz w:val="20"/>
+          <w:szCs w:val="20"/>
+          <w:highlight w:val="white"/>
+        </w:rPr>
+        <w:t xml:space="preserve">  </w:t>
+      </w:r>
+      <w:r>
+        <w:rPr>
+          <w:rFonts w:ascii="Courier New" w:eastAsia="Courier New" w:hAnsi="Courier New" w:cs="Courier New"/>
+          <w:color w:val="E45649"/>
+          <w:sz w:val="20"/>
+          <w:szCs w:val="20"/>
+          <w:highlight w:val="white"/>
+        </w:rPr>
+        <w:t>"</w:t>
+      </w:r>
+      <w:proofErr w:type="spellStart"/>
+      <w:r>
+        <w:rPr>
+          <w:rFonts w:ascii="Courier New" w:eastAsia="Courier New" w:hAnsi="Courier New" w:cs="Courier New"/>
+          <w:color w:val="E45649"/>
+          <w:sz w:val="20"/>
+          <w:szCs w:val="20"/>
+          <w:highlight w:val="white"/>
+        </w:rPr>
+        <w:t>code</w:t>
+      </w:r>
+      <w:proofErr w:type="spellEnd"/>
+      <w:r>
+        <w:rPr>
+          <w:rFonts w:ascii="Courier New" w:eastAsia="Courier New" w:hAnsi="Courier New" w:cs="Courier New"/>
+          <w:color w:val="E45649"/>
+          <w:sz w:val="20"/>
+          <w:szCs w:val="20"/>
+          <w:highlight w:val="white"/>
+        </w:rPr>
+        <w:t>"</w:t>
+      </w:r>
+      <w:r>
+        <w:rPr>
+          <w:rFonts w:ascii="Courier New" w:eastAsia="Courier New" w:hAnsi="Courier New" w:cs="Courier New"/>
+          <w:color w:val="4078F2"/>
+          <w:sz w:val="20"/>
+          <w:szCs w:val="20"/>
+          <w:highlight w:val="white"/>
+        </w:rPr>
+        <w:t>:</w:t>
+      </w:r>
+      <w:r>
+        <w:rPr>
+          <w:rFonts w:ascii="Courier New" w:eastAsia="Courier New" w:hAnsi="Courier New" w:cs="Courier New"/>
+          <w:color w:val="383A42"/>
+          <w:sz w:val="20"/>
+          <w:szCs w:val="20"/>
+          <w:highlight w:val="white"/>
+        </w:rPr>
+        <w:t xml:space="preserve"> </w:t>
+      </w:r>
+      <w:r>
+        <w:rPr>
+          <w:rFonts w:ascii="Courier New" w:eastAsia="Courier New" w:hAnsi="Courier New" w:cs="Courier New"/>
+          <w:color w:val="50A14F"/>
+          <w:sz w:val="20"/>
+          <w:szCs w:val="20"/>
+          <w:highlight w:val="white"/>
+        </w:rPr>
+        <w:t>"ITS"</w:t>
+      </w:r>
+    </w:p>
+    <w:p>
+      <w:pPr>
+        <w:widowControl w:val="0"/>
+        <w:shd w:val="clear" w:color="auto" w:fill="FFFFFE"/>
+        <w:spacing w:before="120" w:after="120" w:line="360" w:lineRule="auto"/>
+        <w:rPr>
+          <w:rFonts w:ascii="Courier New" w:eastAsia="Courier New" w:hAnsi="Courier New" w:cs="Courier New"/>
+          <w:color w:val="383A42"/>
+          <w:sz w:val="20"/>
+          <w:szCs w:val="20"/>
+          <w:highlight w:val="white"/>
+        </w:rPr>
+      </w:pPr>
+      <w:r>
+        <w:rPr>
+          <w:rFonts w:ascii="Courier New" w:eastAsia="Courier New" w:hAnsi="Courier New" w:cs="Courier New"/>
+          <w:color w:val="383A42"/>
+          <w:sz w:val="20"/>
+          <w:szCs w:val="20"/>
+          <w:highlight w:val="white"/>
+        </w:rPr>
+        <w:t>}</w:t>
+      </w:r>
+    </w:p>
+    <w:p>
+      <w:pPr>
+        <w:rPr>
+          <w:rFonts w:ascii="Arial Unicode MS" w:eastAsia="Arial Unicode MS" w:hAnsi="Arial Unicode MS" w:cs="Arial Unicode MS"/>
+          <w:b/>
+          <w:bCs/>
+          <w:color w:val="000000"/>
+          <w:sz w:val="26"/>
+          <w:szCs w:val="26"/>
+          <w:highlight w:val="white"/>
+        </w:rPr>
+      </w:pPr>
+      <w:bookmarkStart w:id="5" w:name="_mi5wyq27s25s" w:colFirst="0" w:colLast="0"/>
+      <w:bookmarkStart w:id="6" w:name="_sqa1jo6aja2u" w:colFirst="0" w:colLast="0"/>
+      <w:bookmarkEnd w:id="5"/>
+      <w:bookmarkEnd w:id="6"/>
+      <w:r>
+        <w:rPr>
+          <w:rFonts w:ascii="Arial Unicode MS" w:eastAsia="Arial Unicode MS" w:hAnsi="Arial Unicode MS" w:cs="Arial Unicode MS"/>
+          <w:b/>
+          <w:bCs/>
+          <w:color w:val="000000"/>
+          <w:sz w:val="26"/>
+          <w:szCs w:val="26"/>
+          <w:highlight w:val="white"/>
+        </w:rPr>
+        <w:br w:type="page"/>
+      </w:r>
+    </w:p>
+    <w:p>
+      <w:pPr>
+        <w:pStyle w:val="3"/>
+        <w:keepNext w:val="0"/>
+        <w:keepLines w:val="0"/>
+        <w:widowControl w:val="0"/>
+        <w:shd w:val="clear" w:color="auto" w:fill="FFFFFE"/>
+        <w:spacing w:before="280" w:line="360" w:lineRule="auto"/>
+        <w:rPr>
+          <w:b/>
+          <w:bCs/>
+          <w:color w:val="000000"/>
+          <w:sz w:val="26"/>
+          <w:szCs w:val="26"/>
+          <w:highlight w:val="white"/>
+        </w:rPr>
+      </w:pPr>
+      <w:r>
+        <w:rPr>
+          <w:rFonts w:ascii="Arial Unicode MS" w:eastAsia="Arial Unicode MS" w:hAnsi="Arial Unicode MS" w:cs="Arial Unicode MS"/>
+          <w:b/>
+          <w:bCs/>
+          <w:color w:val="000000"/>
+          <w:sz w:val="26"/>
+          <w:szCs w:val="26"/>
+          <w:highlight w:val="white"/>
+        </w:rPr>
+        <w:lastRenderedPageBreak/>
+        <w:t>1.8 학과(</w:t>
+      </w:r>
+      <w:proofErr w:type="spellStart"/>
+      <w:r>
+        <w:rPr>
+          <w:rFonts w:ascii="Arial Unicode MS" w:eastAsia="Arial Unicode MS" w:hAnsi="Arial Unicode MS" w:cs="Arial Unicode MS"/>
+          <w:b/>
+          <w:bCs/>
+          <w:color w:val="000000"/>
+          <w:sz w:val="26"/>
+          <w:szCs w:val="26"/>
+          <w:highlight w:val="white"/>
+        </w:rPr>
+        <w:t>Department</w:t>
+      </w:r>
+      <w:proofErr w:type="spellEnd"/>
+      <w:r>
+        <w:rPr>
+          <w:rFonts w:ascii="Arial Unicode MS" w:eastAsia="Arial Unicode MS" w:hAnsi="Arial Unicode MS" w:cs="Arial Unicode MS"/>
+          <w:b/>
+          <w:bCs/>
+          <w:color w:val="000000"/>
+          <w:sz w:val="26"/>
+          <w:szCs w:val="26"/>
+          <w:highlight w:val="white"/>
+        </w:rPr>
+        <w:t>) 삭제</w:t>
+      </w:r>
+    </w:p>
+    <w:p>
+      <w:pPr>
+        <w:widowControl w:val="0"/>
+        <w:shd w:val="clear" w:color="auto" w:fill="FFFFFE"/>
+        <w:spacing w:before="120" w:after="120" w:line="360" w:lineRule="auto"/>
+        <w:rPr>
+          <w:rFonts w:ascii="Courier New" w:eastAsia="Courier New" w:hAnsi="Courier New" w:cs="Courier New"/>
+          <w:color w:val="383A42"/>
+          <w:sz w:val="20"/>
+          <w:szCs w:val="20"/>
+          <w:highlight w:val="white"/>
+        </w:rPr>
+      </w:pPr>
+      <w:r>
+        <w:rPr>
+          <w:rFonts w:ascii="Courier New" w:eastAsia="Courier New" w:hAnsi="Courier New" w:cs="Courier New"/>
+          <w:color w:val="383A42"/>
+          <w:sz w:val="20"/>
+          <w:szCs w:val="20"/>
+          <w:highlight w:val="white"/>
+        </w:rPr>
+        <w:t xml:space="preserve">DELETE </w:t>
+      </w:r>
+      <w:hyperlink r:id="rId26">
+        <w:r>
+          <w:rPr>
+            <w:rFonts w:ascii="Courier New" w:eastAsia="Courier New" w:hAnsi="Courier New" w:cs="Courier New"/>
+            <w:b/>
+            <w:bCs/>
+            <w:color w:val="1155CC"/>
+            <w:sz w:val="20"/>
+            <w:szCs w:val="20"/>
+            <w:highlight w:val="white"/>
+            <w:u w:val="single"/>
+          </w:rPr>
+          <w:t>http://localhost:8080/api/departments</w:t>
+        </w:r>
+      </w:hyperlink>
+      <w:hyperlink r:id="rId27">
+        <w:r>
+          <w:rPr>
+            <w:rFonts w:ascii="Courier New" w:eastAsia="Courier New" w:hAnsi="Courier New" w:cs="Courier New"/>
+            <w:color w:val="1155CC"/>
+            <w:sz w:val="20"/>
+            <w:szCs w:val="20"/>
+            <w:highlight w:val="white"/>
+            <w:u w:val="single"/>
+          </w:rPr>
+          <w:t>/11</w:t>
+        </w:r>
+      </w:hyperlink>
+    </w:p>
+    <w:p>
+      <w:pPr>
+        <w:widowControl w:val="0"/>
+        <w:shd w:val="clear" w:color="auto" w:fill="FFFFFE"/>
+        <w:spacing w:before="120" w:after="120" w:line="360" w:lineRule="auto"/>
+        <w:rPr>
+          <w:rFonts w:ascii="Courier New" w:eastAsia="Courier New" w:hAnsi="Courier New" w:cs="Courier New"/>
+          <w:color w:val="383A42"/>
+          <w:sz w:val="20"/>
+          <w:szCs w:val="20"/>
+          <w:highlight w:val="white"/>
+        </w:rPr>
+      </w:pPr>
     </w:p>
     <w:p>
       <w:pPr>
@@ -23433,8 +22439,8 @@
           <w:highlight w:val="white"/>
         </w:rPr>
       </w:pPr>
-      <w:bookmarkStart w:id="8" w:name="_xckktkex8ku1" w:colFirst="0" w:colLast="0"/>
-      <w:bookmarkEnd w:id="8"/>
+      <w:bookmarkStart w:id="7" w:name="_xckktkex8ku1" w:colFirst="0" w:colLast="0"/>
+      <w:bookmarkEnd w:id="7"/>
       <w:r>
         <w:rPr>
           <w:rFonts w:ascii="Arial Unicode MS" w:eastAsia="Arial Unicode MS" w:hAnsi="Arial Unicode MS" w:cs="Arial Unicode MS"/>
@@ -23488,8 +22494,8 @@
           <w:highlight w:val="white"/>
         </w:rPr>
       </w:pPr>
-      <w:bookmarkStart w:id="9" w:name="_aveirlllgvta" w:colFirst="0" w:colLast="0"/>
-      <w:bookmarkEnd w:id="9"/>
+      <w:bookmarkStart w:id="8" w:name="_aveirlllgvta" w:colFirst="0" w:colLast="0"/>
+      <w:bookmarkEnd w:id="8"/>
       <w:r>
         <w:rPr>
           <w:rFonts w:ascii="Arial Unicode MS" w:eastAsia="Arial Unicode MS" w:hAnsi="Arial Unicode MS" w:cs="Arial Unicode MS"/>
@@ -23635,7 +22641,7 @@
         </w:rPr>
         <w:t xml:space="preserve">URL: </w:t>
       </w:r>
-      <w:hyperlink r:id="rId26">
+      <w:hyperlink r:id="rId28">
         <w:r>
           <w:rPr>
             <w:rFonts w:ascii="Courier New" w:eastAsia="Courier New" w:hAnsi="Courier New" w:cs="Courier New"/>
@@ -23686,8 +22692,8 @@
           <w:highlight w:val="white"/>
         </w:rPr>
       </w:pPr>
-      <w:bookmarkStart w:id="10" w:name="_sd0jwu3a6g6z" w:colFirst="0" w:colLast="0"/>
-      <w:bookmarkEnd w:id="10"/>
+      <w:bookmarkStart w:id="9" w:name="_sd0jwu3a6g6z" w:colFirst="0" w:colLast="0"/>
+      <w:bookmarkEnd w:id="9"/>
       <w:r>
         <w:rPr>
           <w:rFonts w:ascii="Arial Unicode MS" w:eastAsia="Arial Unicode MS" w:hAnsi="Arial Unicode MS" w:cs="Arial Unicode MS"/>
@@ -23814,7 +22820,7 @@
         </w:rPr>
         <w:t xml:space="preserve">URL: </w:t>
       </w:r>
-      <w:hyperlink r:id="rId27">
+      <w:hyperlink r:id="rId29">
         <w:r>
           <w:rPr>
             <w:rFonts w:ascii="Courier New" w:eastAsia="Courier New" w:hAnsi="Courier New" w:cs="Courier New"/>
@@ -23863,8 +22869,8 @@
           <w:highlight w:val="white"/>
         </w:rPr>
       </w:pPr>
-      <w:bookmarkStart w:id="11" w:name="_pmwx5tgd6f2u" w:colFirst="0" w:colLast="0"/>
-      <w:bookmarkEnd w:id="11"/>
+      <w:bookmarkStart w:id="10" w:name="_pmwx5tgd6f2u" w:colFirst="0" w:colLast="0"/>
+      <w:bookmarkEnd w:id="10"/>
       <w:r>
         <w:rPr>
           <w:rFonts w:ascii="Arial Unicode MS" w:eastAsia="Arial Unicode MS" w:hAnsi="Arial Unicode MS" w:cs="Arial Unicode MS"/>
@@ -23965,7 +22971,7 @@
         </w:rPr>
         <w:t xml:space="preserve">URL: </w:t>
       </w:r>
-      <w:hyperlink r:id="rId28">
+      <w:hyperlink r:id="rId30">
         <w:r>
           <w:rPr>
             <w:rFonts w:ascii="Courier New" w:eastAsia="Courier New" w:hAnsi="Courier New" w:cs="Courier New"/>
@@ -24014,8 +23020,8 @@
           <w:highlight w:val="white"/>
         </w:rPr>
       </w:pPr>
-      <w:bookmarkStart w:id="12" w:name="_ggu79yofry5r" w:colFirst="0" w:colLast="0"/>
-      <w:bookmarkEnd w:id="12"/>
+      <w:bookmarkStart w:id="11" w:name="_ggu79yofry5r" w:colFirst="0" w:colLast="0"/>
+      <w:bookmarkEnd w:id="11"/>
       <w:r>
         <w:rPr>
           <w:rFonts w:ascii="Arial Unicode MS" w:eastAsia="Arial Unicode MS" w:hAnsi="Arial Unicode MS" w:cs="Arial Unicode MS"/>
@@ -24142,7 +23148,7 @@
         </w:rPr>
         <w:t xml:space="preserve">URL: </w:t>
       </w:r>
-      <w:hyperlink r:id="rId29">
+      <w:hyperlink r:id="rId31">
         <w:r>
           <w:rPr>
             <w:rFonts w:ascii="Courier New" w:eastAsia="Courier New" w:hAnsi="Courier New" w:cs="Courier New"/>
@@ -25138,7 +24144,6 @@
           <w:highlight w:val="white"/>
           <w:lang w:val="en-US"/>
         </w:rPr>
-        <w:lastRenderedPageBreak/>
         <w:t xml:space="preserve">    </w:t>
       </w:r>
       <w:r>
@@ -25270,6 +24275,35 @@
           <w:highlight w:val="white"/>
         </w:rPr>
         <w:t>}</w:t>
+      </w:r>
+    </w:p>
+    <w:p>
+      <w:pPr>
+        <w:rPr>
+          <w:rFonts w:ascii="Arial Unicode MS" w:eastAsia="Arial Unicode MS" w:hAnsi="Arial Unicode MS" w:cs="Arial Unicode MS"/>
+          <w:b/>
+          <w:bCs/>
+          <w:color w:val="000000"/>
+          <w:sz w:val="26"/>
+          <w:szCs w:val="26"/>
+          <w:highlight w:val="white"/>
+        </w:rPr>
+      </w:pPr>
+      <w:bookmarkStart w:id="12" w:name="_uvxw6ypszsye" w:colFirst="0" w:colLast="0"/>
+      <w:bookmarkStart w:id="13" w:name="_6u45wh4b0yxe" w:colFirst="0" w:colLast="0"/>
+      <w:bookmarkEnd w:id="12"/>
+      <w:bookmarkEnd w:id="13"/>
+      <w:r>
+        <w:rPr>
+          <w:rFonts w:ascii="Arial Unicode MS" w:eastAsia="Arial Unicode MS" w:hAnsi="Arial Unicode MS" w:cs="Arial Unicode MS"/>
+          <w:b/>
+          <w:bCs/>
+          <w:color w:val="000000"/>
+          <w:sz w:val="26"/>
+          <w:szCs w:val="26"/>
+          <w:highlight w:val="white"/>
+        </w:rPr>
+        <w:br w:type="page"/>
       </w:r>
     </w:p>
     <w:p>
@@ -25289,10 +24323,6 @@
           <w:highlight w:val="white"/>
         </w:rPr>
       </w:pPr>
-      <w:bookmarkStart w:id="13" w:name="_uvxw6ypszsye" w:colFirst="0" w:colLast="0"/>
-      <w:bookmarkStart w:id="14" w:name="_6u45wh4b0yxe" w:colFirst="0" w:colLast="0"/>
-      <w:bookmarkEnd w:id="13"/>
-      <w:bookmarkEnd w:id="14"/>
       <w:r>
         <w:rPr>
           <w:rFonts w:ascii="Arial Unicode MS" w:eastAsia="Arial Unicode MS" w:hAnsi="Arial Unicode MS" w:cs="Arial Unicode MS"/>
@@ -25303,6 +24333,7 @@
           <w:szCs w:val="26"/>
           <w:highlight w:val="white"/>
         </w:rPr>
+        <w:lastRenderedPageBreak/>
         <w:t>2.5 학생(</w:t>
       </w:r>
       <w:proofErr w:type="spellStart"/>
@@ -25419,7 +24450,7 @@
         </w:rPr>
         <w:t xml:space="preserve">URL: </w:t>
       </w:r>
-      <w:hyperlink r:id="rId30">
+      <w:hyperlink r:id="rId32">
         <w:r>
           <w:rPr>
             <w:rFonts w:ascii="Courier New" w:eastAsia="Courier New" w:hAnsi="Courier New" w:cs="Courier New"/>
@@ -25975,8 +25006,8 @@
           <w:highlight w:val="white"/>
         </w:rPr>
       </w:pPr>
-      <w:bookmarkStart w:id="15" w:name="_kc57d68if85f" w:colFirst="0" w:colLast="0"/>
-      <w:bookmarkEnd w:id="15"/>
+      <w:bookmarkStart w:id="14" w:name="_kc57d68if85f" w:colFirst="0" w:colLast="0"/>
+      <w:bookmarkEnd w:id="14"/>
       <w:r>
         <w:rPr>
           <w:rFonts w:ascii="Arial Unicode MS" w:eastAsia="Arial Unicode MS" w:hAnsi="Arial Unicode MS" w:cs="Arial Unicode MS"/>
@@ -26029,51 +25060,23 @@
           <w:sz w:val="20"/>
           <w:szCs w:val="20"/>
           <w:highlight w:val="white"/>
-        </w:rPr>
-      </w:pPr>
-      <w:proofErr w:type="spellStart"/>
-      <w:r>
-        <w:rPr>
-          <w:rFonts w:ascii="Courier New" w:eastAsia="Courier New" w:hAnsi="Courier New" w:cs="Courier New"/>
-          <w:b/>
-          <w:bCs/>
-          <w:color w:val="383A42"/>
-          <w:sz w:val="20"/>
-          <w:szCs w:val="20"/>
-          <w:highlight w:val="white"/>
-        </w:rPr>
-        <w:t>http</w:t>
-      </w:r>
-      <w:proofErr w:type="spellEnd"/>
-    </w:p>
-    <w:p>
-      <w:pPr>
-        <w:widowControl w:val="0"/>
-        <w:shd w:val="clear" w:color="auto" w:fill="FFFFFE"/>
-        <w:spacing w:line="360" w:lineRule="auto"/>
-        <w:rPr>
-          <w:rFonts w:ascii="Courier New" w:eastAsia="Courier New" w:hAnsi="Courier New" w:cs="Courier New"/>
-          <w:b/>
-          <w:bCs/>
-          <w:color w:val="383A42"/>
-          <w:sz w:val="20"/>
-          <w:szCs w:val="20"/>
-          <w:highlight w:val="white"/>
-        </w:rPr>
-      </w:pPr>
-      <w:r>
-        <w:rPr>
-          <w:rFonts w:ascii="Courier New" w:eastAsia="Courier New" w:hAnsi="Courier New" w:cs="Courier New"/>
-          <w:b/>
-          <w:bCs/>
-          <w:color w:val="383A42"/>
-          <w:sz w:val="20"/>
-          <w:szCs w:val="20"/>
-          <w:highlight w:val="white"/>
+          <w:lang w:val="en-US"/>
+        </w:rPr>
+      </w:pPr>
+      <w:r>
+        <w:rPr>
+          <w:rFonts w:ascii="Courier New" w:eastAsia="Courier New" w:hAnsi="Courier New" w:cs="Courier New"/>
+          <w:b/>
+          <w:bCs/>
+          <w:color w:val="383A42"/>
+          <w:sz w:val="20"/>
+          <w:szCs w:val="20"/>
+          <w:highlight w:val="white"/>
+          <w:lang w:val="en-US"/>
         </w:rPr>
         <w:t xml:space="preserve">PUT </w:t>
       </w:r>
-      <w:hyperlink r:id="rId31">
+      <w:hyperlink r:id="rId33">
         <w:r>
           <w:rPr>
             <w:rFonts w:ascii="Courier New" w:eastAsia="Courier New" w:hAnsi="Courier New" w:cs="Courier New"/>
@@ -26084,6 +25087,7 @@
             <w:szCs w:val="20"/>
             <w:highlight w:val="white"/>
             <w:u w:val="single"/>
+            <w:lang w:val="en-US"/>
           </w:rPr>
           <w:t>http://localhost:8080/api/students/199</w:t>
         </w:r>
@@ -27391,8 +26395,8 @@
           <w:highlight w:val="white"/>
         </w:rPr>
       </w:pPr>
-      <w:bookmarkStart w:id="16" w:name="_rv1ozjn3m37x" w:colFirst="0" w:colLast="0"/>
-      <w:bookmarkEnd w:id="16"/>
+      <w:bookmarkStart w:id="15" w:name="_rv1ozjn3m37x" w:colFirst="0" w:colLast="0"/>
+      <w:bookmarkEnd w:id="15"/>
       <w:r>
         <w:rPr>
           <w:rFonts w:ascii="Arial Unicode MS" w:eastAsia="Arial Unicode MS" w:hAnsi="Arial Unicode MS" w:cs="Arial Unicode MS"/>
@@ -27403,7 +26407,6 @@
           <w:szCs w:val="26"/>
           <w:highlight w:val="white"/>
         </w:rPr>
-        <w:lastRenderedPageBreak/>
         <w:t>2.7 학생(</w:t>
       </w:r>
       <w:proofErr w:type="spellStart"/>
@@ -27446,51 +26449,23 @@
           <w:sz w:val="20"/>
           <w:szCs w:val="20"/>
           <w:highlight w:val="white"/>
-        </w:rPr>
-      </w:pPr>
-      <w:proofErr w:type="spellStart"/>
-      <w:r>
-        <w:rPr>
-          <w:rFonts w:ascii="Courier New" w:eastAsia="Courier New" w:hAnsi="Courier New" w:cs="Courier New"/>
-          <w:b/>
-          <w:bCs/>
-          <w:color w:val="383A42"/>
-          <w:sz w:val="20"/>
-          <w:szCs w:val="20"/>
-          <w:highlight w:val="white"/>
-        </w:rPr>
-        <w:t>http</w:t>
-      </w:r>
-      <w:proofErr w:type="spellEnd"/>
-    </w:p>
-    <w:p>
-      <w:pPr>
-        <w:widowControl w:val="0"/>
-        <w:shd w:val="clear" w:color="auto" w:fill="FFFFFE"/>
-        <w:spacing w:line="360" w:lineRule="auto"/>
-        <w:rPr>
-          <w:rFonts w:ascii="Courier New" w:eastAsia="Courier New" w:hAnsi="Courier New" w:cs="Courier New"/>
-          <w:b/>
-          <w:bCs/>
-          <w:color w:val="383A42"/>
-          <w:sz w:val="20"/>
-          <w:szCs w:val="20"/>
-          <w:highlight w:val="white"/>
-        </w:rPr>
-      </w:pPr>
-      <w:r>
-        <w:rPr>
-          <w:rFonts w:ascii="Courier New" w:eastAsia="Courier New" w:hAnsi="Courier New" w:cs="Courier New"/>
-          <w:b/>
-          <w:bCs/>
-          <w:color w:val="383A42"/>
-          <w:sz w:val="20"/>
-          <w:szCs w:val="20"/>
-          <w:highlight w:val="white"/>
+          <w:lang w:val="en-US"/>
+        </w:rPr>
+      </w:pPr>
+      <w:r>
+        <w:rPr>
+          <w:rFonts w:ascii="Courier New" w:eastAsia="Courier New" w:hAnsi="Courier New" w:cs="Courier New"/>
+          <w:b/>
+          <w:bCs/>
+          <w:color w:val="383A42"/>
+          <w:sz w:val="20"/>
+          <w:szCs w:val="20"/>
+          <w:highlight w:val="white"/>
+          <w:lang w:val="en-US"/>
         </w:rPr>
         <w:t xml:space="preserve">DELETE </w:t>
       </w:r>
-      <w:hyperlink r:id="rId32">
+      <w:hyperlink r:id="rId34">
         <w:r>
           <w:rPr>
             <w:rFonts w:ascii="Courier New" w:eastAsia="Courier New" w:hAnsi="Courier New" w:cs="Courier New"/>
@@ -27501,6 +26476,7 @@
             <w:szCs w:val="20"/>
             <w:highlight w:val="white"/>
             <w:u w:val="single"/>
+            <w:lang w:val="en-US"/>
           </w:rPr>
           <w:t>http://localhost:8080/api/students/199</w:t>
         </w:r>
@@ -27519,6 +26495,7 @@
           <w:sz w:val="20"/>
           <w:szCs w:val="20"/>
           <w:highlight w:val="white"/>
+          <w:lang w:val="en-US"/>
         </w:rPr>
       </w:pPr>
     </w:p>
@@ -27535,8 +26512,38 @@
           <w:sz w:val="20"/>
           <w:szCs w:val="20"/>
           <w:highlight w:val="white"/>
-        </w:rPr>
-      </w:pPr>
+          <w:lang w:val="en-US"/>
+        </w:rPr>
+      </w:pPr>
+    </w:p>
+    <w:p>
+      <w:pPr>
+        <w:rPr>
+          <w:rFonts w:ascii="Arial Unicode MS" w:eastAsia="Arial Unicode MS" w:hAnsi="Arial Unicode MS" w:cs="Arial Unicode MS"/>
+          <w:b/>
+          <w:bCs/>
+          <w:sz w:val="30"/>
+          <w:szCs w:val="30"/>
+          <w:highlight w:val="white"/>
+          <w:lang w:val="en-US"/>
+        </w:rPr>
+      </w:pPr>
+      <w:bookmarkStart w:id="16" w:name="_6uza5re32u46" w:colFirst="0" w:colLast="0"/>
+      <w:bookmarkStart w:id="17" w:name="_upfnswzewhvq" w:colFirst="0" w:colLast="0"/>
+      <w:bookmarkEnd w:id="16"/>
+      <w:bookmarkEnd w:id="17"/>
+      <w:r>
+        <w:rPr>
+          <w:rFonts w:ascii="Arial Unicode MS" w:eastAsia="Arial Unicode MS" w:hAnsi="Arial Unicode MS" w:cs="Arial Unicode MS"/>
+          <w:b/>
+          <w:bCs/>
+          <w:sz w:val="30"/>
+          <w:szCs w:val="30"/>
+          <w:highlight w:val="white"/>
+          <w:lang w:val="en-US"/>
+        </w:rPr>
+        <w:br w:type="page"/>
+      </w:r>
     </w:p>
     <w:p>
       <w:pPr>
@@ -27554,9 +26561,7 @@
           <w:highlight w:val="white"/>
         </w:rPr>
       </w:pPr>
-      <w:bookmarkStart w:id="17" w:name="_6uza5re32u46" w:colFirst="0" w:colLast="0"/>
-      <w:bookmarkStart w:id="18" w:name="_upfnswzewhvq" w:colFirst="0" w:colLast="0"/>
-      <w:bookmarkEnd w:id="17"/>
+      <w:bookmarkStart w:id="18" w:name="_GoBack"/>
       <w:bookmarkEnd w:id="18"/>
       <w:r>
         <w:rPr>
@@ -27567,6 +26572,7 @@
           <w:szCs w:val="30"/>
           <w:highlight w:val="white"/>
         </w:rPr>
+        <w:lastRenderedPageBreak/>
         <w:t xml:space="preserve">3. </w:t>
       </w:r>
       <w:proofErr w:type="spellStart"/>
@@ -27766,7 +26772,7 @@
         </w:rPr>
         <w:t xml:space="preserve">URL: </w:t>
       </w:r>
-      <w:hyperlink r:id="rId33">
+      <w:hyperlink r:id="rId35">
         <w:r>
           <w:rPr>
             <w:rFonts w:ascii="Courier New" w:eastAsia="Courier New" w:hAnsi="Courier New" w:cs="Courier New"/>
@@ -27924,7 +26930,7 @@
         </w:rPr>
         <w:t xml:space="preserve">URL: </w:t>
       </w:r>
-      <w:hyperlink r:id="rId34">
+      <w:hyperlink r:id="rId36">
         <w:r>
           <w:rPr>
             <w:rFonts w:ascii="Courier New" w:eastAsia="Courier New" w:hAnsi="Courier New" w:cs="Courier New"/>
@@ -28103,7 +27109,7 @@
         </w:rPr>
         <w:t xml:space="preserve">URL: </w:t>
       </w:r>
-      <w:hyperlink r:id="rId35">
+      <w:hyperlink r:id="rId37">
         <w:r>
           <w:rPr>
             <w:rFonts w:ascii="Courier New" w:eastAsia="Courier New" w:hAnsi="Courier New" w:cs="Courier New"/>
@@ -28259,7 +27265,7 @@
         </w:rPr>
         <w:t xml:space="preserve">URL: </w:t>
       </w:r>
-      <w:hyperlink r:id="rId36">
+      <w:hyperlink r:id="rId38">
         <w:r>
           <w:rPr>
             <w:rFonts w:ascii="Courier New" w:eastAsia="Courier New" w:hAnsi="Courier New" w:cs="Courier New"/>
@@ -28417,7 +27423,7 @@
         </w:rPr>
         <w:t xml:space="preserve">URL: </w:t>
       </w:r>
-      <w:hyperlink r:id="rId37">
+      <w:hyperlink r:id="rId39">
         <w:r>
           <w:rPr>
             <w:rFonts w:ascii="Courier New" w:eastAsia="Courier New" w:hAnsi="Courier New" w:cs="Courier New"/>
@@ -28435,12 +27441,12 @@
       </w:hyperlink>
     </w:p>
     <w:sectPr>
-      <w:headerReference w:type="even" r:id="rId38"/>
-      <w:headerReference w:type="default" r:id="rId39"/>
-      <w:footerReference w:type="even" r:id="rId40"/>
-      <w:footerReference w:type="default" r:id="rId41"/>
-      <w:headerReference w:type="first" r:id="rId42"/>
-      <w:footerReference w:type="first" r:id="rId43"/>
+      <w:headerReference w:type="even" r:id="rId40"/>
+      <w:headerReference w:type="default" r:id="rId41"/>
+      <w:footerReference w:type="even" r:id="rId42"/>
+      <w:footerReference w:type="default" r:id="rId43"/>
+      <w:headerReference w:type="first" r:id="rId44"/>
+      <w:footerReference w:type="first" r:id="rId45"/>
       <w:pgSz w:w="11909" w:h="16834"/>
       <w:pgMar w:top="1440" w:right="1440" w:bottom="1440" w:left="1440" w:header="720" w:footer="720" w:gutter="0"/>
       <w:pgNumType w:start="1"/>
@@ -28550,7 +27556,6 @@
         <w:docPartUnique/>
       </w:docPartObj>
     </w:sdtPr>
-    <w:sdtEndPr/>
     <w:sdtContent>
       <w:p>
         <w:pPr>
@@ -28571,7 +27576,7 @@
             <w:noProof/>
             <w:lang w:val="ko-KR"/>
           </w:rPr>
-          <w:t>21</w:t>
+          <w:t>22</w:t>
         </w:r>
         <w:r>
           <w:fldChar w:fldCharType="end"/>
@@ -29431,6 +28436,17 @@
     <w:uiPriority w:val="99"/>
     <w:rsid w:val="004F4DDE"/>
   </w:style>
+  <w:style w:type="character" w:styleId="a7">
+    <w:name w:val="Hyperlink"/>
+    <w:basedOn w:val="a0"/>
+    <w:uiPriority w:val="99"/>
+    <w:unhideWhenUsed/>
+    <w:rsid w:val="000E7E7D"/>
+    <w:rPr>
+      <w:color w:val="0000FF" w:themeColor="hyperlink"/>
+      <w:u w:val="single"/>
+    </w:rPr>
+  </w:style>
 </w:styles>
 </file>
 

--- a/docs/[수업중 2-6]페이징처리 Student-StudentDetail-Department.docx
+++ b/docs/[수업중 2-6]페이징처리 Student-StudentDetail-Department.docx
@@ -23,7 +23,29 @@
           <w:sz w:val="26"/>
           <w:szCs w:val="26"/>
         </w:rPr>
-        <w:t xml:space="preserve">[수업중 실습2-6] </w:t>
+        <w:t>[</w:t>
+      </w:r>
+      <w:proofErr w:type="spellStart"/>
+      <w:r>
+        <w:rPr>
+          <w:rFonts w:ascii="맑은 고딕" w:eastAsia="맑은 고딕" w:hAnsi="맑은 고딕" w:cs="맑은 고딕"/>
+          <w:b/>
+          <w:bCs/>
+          <w:sz w:val="26"/>
+          <w:szCs w:val="26"/>
+        </w:rPr>
+        <w:t>수업중</w:t>
+      </w:r>
+      <w:proofErr w:type="spellEnd"/>
+      <w:r>
+        <w:rPr>
+          <w:rFonts w:ascii="맑은 고딕" w:eastAsia="맑은 고딕" w:hAnsi="맑은 고딕" w:cs="맑은 고딕"/>
+          <w:b/>
+          <w:bCs/>
+          <w:sz w:val="26"/>
+          <w:szCs w:val="26"/>
+        </w:rPr>
+        <w:t xml:space="preserve"> 실습2-6] </w:t>
       </w:r>
       <w:proofErr w:type="spellStart"/>
       <w:r>
@@ -1887,7 +1909,7 @@
           <w:rFonts w:ascii="맑은 고딕" w:eastAsia="맑은 고딕" w:hAnsi="맑은 고딕" w:cs="맑은 고딕"/>
           <w:sz w:val="20"/>
         </w:rPr>
-        <w:t xml:space="preserve"> 는 **저장소 종류와 무관한 공통 추상**을 담습니다.</w:t>
+        <w:t xml:space="preserve"> 는 저장소 종류와 무관한 공통 추상을 담습니다.</w:t>
       </w:r>
     </w:p>
     <w:p>
@@ -1922,7 +1944,7 @@
           <w:rFonts w:ascii="맑은 고딕" w:eastAsia="맑은 고딕" w:hAnsi="맑은 고딕" w:cs="맑은 고딕"/>
           <w:sz w:val="20"/>
         </w:rPr>
-        <w:t xml:space="preserve"> 는 그 위에 **JPA 전용 기능**을 더합니다.</w:t>
+        <w:t xml:space="preserve"> 는 그 위에 JPA 전용 기능을 더합니다.</w:t>
       </w:r>
     </w:p>
     <w:p>
@@ -1989,6 +2011,7 @@
           <w:color w:val="000000"/>
           <w:sz w:val="21"/>
         </w:rPr>
+        <w:lastRenderedPageBreak/>
         <w:t xml:space="preserve">2) </w:t>
       </w:r>
       <w:proofErr w:type="spellStart"/>
@@ -2060,7 +2083,6 @@
           <w:rFonts w:ascii="Courier New" w:eastAsia="Courier New" w:hAnsi="Courier New" w:cs="Courier New"/>
           <w:sz w:val="18"/>
         </w:rPr>
-        <w:lastRenderedPageBreak/>
         <w:t xml:space="preserve"> </w:t>
       </w:r>
     </w:p>
@@ -2115,18 +2137,21 @@
         </w:rPr>
         <w:t xml:space="preserve"> </w:t>
       </w:r>
-    </w:p>
-    <w:p>
-      <w:pPr>
-        <w:shd w:val="clear" w:color="auto" w:fill="F5F5F5"/>
-        <w:spacing w:line="240" w:lineRule="auto"/>
-      </w:pPr>
-      <w:r>
-        <w:rPr>
-          <w:rFonts w:ascii="Courier New" w:eastAsia="Courier New" w:hAnsi="Courier New" w:cs="Courier New"/>
-          <w:sz w:val="18"/>
-        </w:rPr>
-        <w:t>spring-data-commons 에 들어 있는 것</w:t>
+      <w:proofErr w:type="spellStart"/>
+      <w:r>
+        <w:rPr>
+          <w:rFonts w:ascii="Courier New" w:eastAsia="Courier New" w:hAnsi="Courier New" w:cs="Courier New"/>
+          <w:sz w:val="18"/>
+        </w:rPr>
+        <w:t>spring-data-commons</w:t>
+      </w:r>
+      <w:proofErr w:type="spellEnd"/>
+      <w:r>
+        <w:rPr>
+          <w:rFonts w:ascii="Courier New" w:eastAsia="Courier New" w:hAnsi="Courier New" w:cs="Courier New"/>
+          <w:sz w:val="18"/>
+        </w:rPr>
+        <w:t xml:space="preserve"> 에 들어 있는 것</w:t>
       </w:r>
     </w:p>
     <w:p>
@@ -2471,7 +2496,23 @@
           <w:rFonts w:ascii="맑은 고딕" w:eastAsia="맑은 고딕" w:hAnsi="맑은 고딕" w:cs="맑은 고딕"/>
           <w:sz w:val="20"/>
         </w:rPr>
-        <w:t xml:space="preserve"> 는 JPA 기능이 아니라 **Spring Data 공통 기능**입니다.</w:t>
+        <w:t xml:space="preserve"> 는 JPA 기능이 아니라 </w:t>
+      </w:r>
+      <w:proofErr w:type="spellStart"/>
+      <w:r>
+        <w:rPr>
+          <w:rFonts w:ascii="맑은 고딕" w:eastAsia="맑은 고딕" w:hAnsi="맑은 고딕" w:cs="맑은 고딕"/>
+          <w:sz w:val="20"/>
+        </w:rPr>
+        <w:t>Spring</w:t>
+      </w:r>
+      <w:proofErr w:type="spellEnd"/>
+      <w:r>
+        <w:rPr>
+          <w:rFonts w:ascii="맑은 고딕" w:eastAsia="맑은 고딕" w:hAnsi="맑은 고딕" w:cs="맑은 고딕"/>
+          <w:sz w:val="20"/>
+        </w:rPr>
+        <w:t xml:space="preserve"> Data 공통 기능입니다.</w:t>
       </w:r>
     </w:p>
     <w:p>
@@ -2569,7 +2610,21 @@
           <w:rFonts w:ascii="맑은 고딕" w:eastAsia="맑은 고딕" w:hAnsi="맑은 고딕" w:cs="맑은 고딕"/>
           <w:sz w:val="20"/>
         </w:rPr>
-        <w:t>여러 저장소 모듈이 **같은 계약을 재사용**하도록 하기 위해서입니다.</w:t>
+        <w:t>여러 저장소 모듈이 같은 계약을 재사용</w:t>
+      </w:r>
+      <w:r>
+        <w:rPr>
+          <w:rFonts w:ascii="맑은 고딕" w:eastAsia="맑은 고딕" w:hAnsi="맑은 고딕" w:cs="맑은 고딕" w:hint="eastAsia"/>
+          <w:sz w:val="20"/>
+        </w:rPr>
+        <w:t xml:space="preserve"> </w:t>
+      </w:r>
+      <w:r>
+        <w:rPr>
+          <w:rFonts w:ascii="맑은 고딕" w:eastAsia="맑은 고딕" w:hAnsi="맑은 고딕" w:cs="맑은 고딕"/>
+          <w:sz w:val="20"/>
+        </w:rPr>
+        <w:t>하도록 하기 위해서입니다.</w:t>
       </w:r>
     </w:p>
     <w:p>
@@ -2596,7 +2651,39 @@
           <w:rFonts w:ascii="맑은 고딕" w:eastAsia="맑은 고딕" w:hAnsi="맑은 고딕" w:cs="맑은 고딕"/>
           <w:sz w:val="20"/>
         </w:rPr>
-        <w:t>개발자는 저장소가 달라도 **같은 방식**으로 Repository 를 선언하고 페이징을 사용합니다.</w:t>
+        <w:t xml:space="preserve">개발자는 저장소가 달라도 같은 방식으로 </w:t>
+      </w:r>
+      <w:proofErr w:type="spellStart"/>
+      <w:r>
+        <w:rPr>
+          <w:rFonts w:ascii="맑은 고딕" w:eastAsia="맑은 고딕" w:hAnsi="맑은 고딕" w:cs="맑은 고딕"/>
+          <w:sz w:val="20"/>
+        </w:rPr>
+        <w:t>Repository</w:t>
+      </w:r>
+      <w:proofErr w:type="spellEnd"/>
+      <w:r>
+        <w:rPr>
+          <w:rFonts w:ascii="맑은 고딕" w:eastAsia="맑은 고딕" w:hAnsi="맑은 고딕" w:cs="맑은 고딕"/>
+          <w:sz w:val="20"/>
+        </w:rPr>
+        <w:t xml:space="preserve"> </w:t>
+      </w:r>
+      <w:proofErr w:type="spellStart"/>
+      <w:r>
+        <w:rPr>
+          <w:rFonts w:ascii="맑은 고딕" w:eastAsia="맑은 고딕" w:hAnsi="맑은 고딕" w:cs="맑은 고딕"/>
+          <w:sz w:val="20"/>
+        </w:rPr>
+        <w:t>를</w:t>
+      </w:r>
+      <w:proofErr w:type="spellEnd"/>
+      <w:r>
+        <w:rPr>
+          <w:rFonts w:ascii="맑은 고딕" w:eastAsia="맑은 고딕" w:hAnsi="맑은 고딕" w:cs="맑은 고딕"/>
+          <w:sz w:val="20"/>
+        </w:rPr>
+        <w:t xml:space="preserve"> 선언하고 페이징을 사용합니다.</w:t>
       </w:r>
     </w:p>
     <w:p>
@@ -2782,7 +2869,7 @@
           <w:rFonts w:ascii="맑은 고딕" w:eastAsia="맑은 고딕" w:hAnsi="맑은 고딕" w:cs="맑은 고딕"/>
           <w:sz w:val="20"/>
         </w:rPr>
-        <w:t xml:space="preserve">페이징의 본질은 단순합니다. **데이터베이스가 전체 결과에서 일부만 잘라서 돌려주는 것**입니다. </w:t>
+        <w:t xml:space="preserve">페이징의 본질은 단순합니다. 데이터베이스가 전체 결과에서 일부만 잘라서 돌려주는 것입니다. </w:t>
       </w:r>
       <w:r>
         <w:rPr>
@@ -3000,19 +3087,46 @@
       <w:pPr>
         <w:shd w:val="clear" w:color="auto" w:fill="F5F5F5"/>
         <w:spacing w:line="240" w:lineRule="auto"/>
-      </w:pPr>
-      <w:r>
-        <w:rPr>
-          <w:rFonts w:ascii="Courier New" w:eastAsia="Courier New" w:hAnsi="Courier New" w:cs="Courier New"/>
-          <w:sz w:val="18"/>
-        </w:rPr>
-        <w:t>-- 2페이지 : 앞에서 3건 건너뛰고 3건</w:t>
-      </w:r>
+        <w:rPr>
+          <w:rFonts w:ascii="Courier New" w:hAnsi="Courier New" w:cs="Courier New"/>
+          <w:sz w:val="18"/>
+        </w:rPr>
+      </w:pPr>
     </w:p>
     <w:p>
       <w:pPr>
         <w:shd w:val="clear" w:color="auto" w:fill="F5F5F5"/>
         <w:spacing w:line="240" w:lineRule="auto"/>
+      </w:pPr>
+      <w:r>
+        <w:rPr>
+          <w:rFonts w:ascii="Courier New" w:eastAsia="Courier New" w:hAnsi="Courier New" w:cs="Courier New"/>
+          <w:sz w:val="18"/>
+        </w:rPr>
+        <w:lastRenderedPageBreak/>
+        <w:t xml:space="preserve">-- </w:t>
+      </w:r>
+      <w:proofErr w:type="gramStart"/>
+      <w:r>
+        <w:rPr>
+          <w:rFonts w:ascii="Courier New" w:eastAsia="Courier New" w:hAnsi="Courier New" w:cs="Courier New"/>
+          <w:sz w:val="18"/>
+        </w:rPr>
+        <w:t>2페이지 :</w:t>
+      </w:r>
+      <w:proofErr w:type="gramEnd"/>
+      <w:r>
+        <w:rPr>
+          <w:rFonts w:ascii="Courier New" w:eastAsia="Courier New" w:hAnsi="Courier New" w:cs="Courier New"/>
+          <w:sz w:val="18"/>
+        </w:rPr>
+        <w:t xml:space="preserve"> 앞에서 3건 건너뛰고 3건</w:t>
+      </w:r>
+    </w:p>
+    <w:p>
+      <w:pPr>
+        <w:shd w:val="clear" w:color="auto" w:fill="F5F5F5"/>
+        <w:spacing w:line="240" w:lineRule="auto"/>
         <w:rPr>
           <w:lang w:val="en-US"/>
         </w:rPr>
@@ -3193,8 +3307,69 @@
           <w:rFonts w:ascii="Courier New" w:eastAsia="Courier New" w:hAnsi="Courier New" w:cs="Courier New"/>
           <w:sz w:val="18"/>
         </w:rPr>
-        <w:lastRenderedPageBreak/>
-        <w:t xml:space="preserve">     OFFSET = 몇 건 건너뛸 것인가   ( = pageNumber x pageSize )</w:t>
+        <w:t xml:space="preserve">     OFFSET = 몇 건 건너뛸 것인가   </w:t>
+      </w:r>
+      <w:proofErr w:type="gramStart"/>
+      <w:r>
+        <w:rPr>
+          <w:rFonts w:ascii="Courier New" w:eastAsia="Courier New" w:hAnsi="Courier New" w:cs="Courier New"/>
+          <w:sz w:val="18"/>
+        </w:rPr>
+        <w:t>( =</w:t>
+      </w:r>
+      <w:proofErr w:type="gramEnd"/>
+      <w:r>
+        <w:rPr>
+          <w:rFonts w:ascii="Courier New" w:eastAsia="Courier New" w:hAnsi="Courier New" w:cs="Courier New"/>
+          <w:sz w:val="18"/>
+        </w:rPr>
+        <w:t xml:space="preserve"> </w:t>
+      </w:r>
+      <w:proofErr w:type="spellStart"/>
+      <w:r>
+        <w:rPr>
+          <w:rFonts w:ascii="Courier New" w:eastAsia="Courier New" w:hAnsi="Courier New" w:cs="Courier New"/>
+          <w:sz w:val="18"/>
+        </w:rPr>
+        <w:t>pageNumber</w:t>
+      </w:r>
+      <w:proofErr w:type="spellEnd"/>
+      <w:r>
+        <w:rPr>
+          <w:rFonts w:ascii="Courier New" w:eastAsia="Courier New" w:hAnsi="Courier New" w:cs="Courier New"/>
+          <w:sz w:val="18"/>
+        </w:rPr>
+        <w:t xml:space="preserve"> </w:t>
+      </w:r>
+      <w:r>
+        <w:rPr>
+          <w:rFonts w:ascii="Courier New" w:hAnsi="Courier New" w:cs="Courier New" w:hint="eastAsia"/>
+          <w:sz w:val="18"/>
+        </w:rPr>
+        <w:t>*</w:t>
+      </w:r>
+      <w:r>
+        <w:rPr>
+          <w:rFonts w:ascii="Courier New" w:eastAsia="Courier New" w:hAnsi="Courier New" w:cs="Courier New"/>
+          <w:sz w:val="18"/>
+        </w:rPr>
+        <w:t xml:space="preserve"> </w:t>
+      </w:r>
+      <w:proofErr w:type="spellStart"/>
+      <w:r>
+        <w:rPr>
+          <w:rFonts w:ascii="Courier New" w:eastAsia="Courier New" w:hAnsi="Courier New" w:cs="Courier New"/>
+          <w:sz w:val="18"/>
+        </w:rPr>
+        <w:t>pageSize</w:t>
+      </w:r>
+      <w:proofErr w:type="spellEnd"/>
+      <w:r>
+        <w:rPr>
+          <w:rFonts w:ascii="Courier New" w:eastAsia="Courier New" w:hAnsi="Courier New" w:cs="Courier New"/>
+          <w:sz w:val="18"/>
+        </w:rPr>
+        <w:t xml:space="preserve"> )</w:t>
       </w:r>
     </w:p>
     <w:p>
@@ -3229,7 +3404,7 @@
           <w:rFonts w:ascii="맑은 고딕" w:eastAsia="맑은 고딕" w:hAnsi="맑은 고딕" w:cs="맑은 고딕"/>
           <w:sz w:val="20"/>
         </w:rPr>
-        <w:t xml:space="preserve"> 가 없으면 순서가 보장되지 않아 페이지마다 결과가 달라질 수 있습니다. 그래서 페이징 SQL 에는 정렬이 사실상 필수입니다.</w:t>
+        <w:t xml:space="preserve"> 가 없으면 순서가 보장되지 않아 페이지마다 결과가 달라질 수 있습니다. 그래서 페이징 SQL 에는 정렬이 필수입니다.</w:t>
       </w:r>
     </w:p>
     <w:p>
@@ -3453,6 +3628,23 @@
         </w:rPr>
         <w:t xml:space="preserve">    SELECT * FROM t WHERE rn BETWEEN 4 AND 6;</w:t>
       </w:r>
+    </w:p>
+    <w:p>
+      <w:pPr>
+        <w:widowControl w:val="0"/>
+        <w:shd w:val="clear" w:color="auto" w:fill="FFFFFE"/>
+        <w:spacing w:line="360" w:lineRule="auto"/>
+        <w:ind w:left="720"/>
+        <w:rPr>
+          <w:rFonts w:ascii="Courier New" w:eastAsia="Courier New" w:hAnsi="Courier New" w:cs="Courier New" w:hint="eastAsia"/>
+          <w:b/>
+          <w:bCs/>
+          <w:color w:val="383A42"/>
+          <w:sz w:val="20"/>
+          <w:szCs w:val="20"/>
+          <w:highlight w:val="white"/>
+        </w:rPr>
+      </w:pPr>
     </w:p>
     <w:p>
       <w:pPr>
@@ -3478,7 +3670,7 @@
           <w:rFonts w:ascii="맑은 고딕" w:eastAsia="맑은 고딕" w:hAnsi="맑은 고딕" w:cs="맑은 고딕"/>
           <w:sz w:val="20"/>
         </w:rPr>
-        <w:t>같은 "3건 건너뛰고 3건" 인데 데이터베이스마다 문법이 다릅니다.</w:t>
+        <w:t>같은 3건 건너뛰고 3건 인데 데이터베이스마다 문법이 다릅니다.</w:t>
       </w:r>
     </w:p>
     <w:p>
@@ -3505,7 +3697,23 @@
           <w:rFonts w:ascii="맑은 고딕" w:eastAsia="맑은 고딕" w:hAnsi="맑은 고딕" w:cs="맑은 고딕"/>
           <w:sz w:val="20"/>
         </w:rPr>
-        <w:t xml:space="preserve">JPA 는 **Dialect** 가 이 차이를 대신 처리합니다. </w:t>
+        <w:t xml:space="preserve">JPA 는 </w:t>
+      </w:r>
+      <w:proofErr w:type="spellStart"/>
+      <w:r>
+        <w:rPr>
+          <w:rFonts w:ascii="맑은 고딕" w:eastAsia="맑은 고딕" w:hAnsi="맑은 고딕" w:cs="맑은 고딕"/>
+          <w:sz w:val="20"/>
+        </w:rPr>
+        <w:t>Dialect</w:t>
+      </w:r>
+      <w:proofErr w:type="spellEnd"/>
+      <w:r>
+        <w:rPr>
+          <w:rFonts w:ascii="맑은 고딕" w:eastAsia="맑은 고딕" w:hAnsi="맑은 고딕" w:cs="맑은 고딕"/>
+          <w:sz w:val="20"/>
+        </w:rPr>
+        <w:t xml:space="preserve"> 가 이 차이를 대신 처리합니다. </w:t>
       </w:r>
       <w:r>
         <w:rPr>
@@ -3594,6 +3802,7 @@
         </w:rPr>
         <w:t xml:space="preserve">그래서 </w:t>
       </w:r>
+      <w:proofErr w:type="spellStart"/>
       <w:r>
         <w:rPr>
           <w:rFonts w:ascii="Courier New" w:eastAsia="Courier New" w:hAnsi="Courier New" w:cs="Courier New"/>
@@ -3602,12 +3811,13 @@
         </w:rPr>
         <w:t>Pageable</w:t>
       </w:r>
-      <w:r>
-        <w:rPr>
-          <w:rFonts w:ascii="맑은 고딕" w:eastAsia="맑은 고딕" w:hAnsi="맑은 고딕" w:cs="맑은 고딕"/>
-          <w:sz w:val="20"/>
-        </w:rPr>
-        <w:t xml:space="preserve"> 만 넘기면 **데이터베이스를 바꿔도 코드를 고칠 필요가 없습니다.** 이것이 페이징을 직접 SQL 로 쓰지 않고 </w:t>
+      <w:proofErr w:type="spellEnd"/>
+      <w:r>
+        <w:rPr>
+          <w:rFonts w:ascii="맑은 고딕" w:eastAsia="맑은 고딕" w:hAnsi="맑은 고딕" w:cs="맑은 고딕"/>
+          <w:sz w:val="20"/>
+        </w:rPr>
+        <w:t xml:space="preserve"> 만 넘기면 데이터베이스를 바꿔도 코드를 고칠 필요가 없습니다. 이것이 페이징을 직접 SQL 로 쓰지 않고 </w:t>
       </w:r>
       <w:r>
         <w:rPr>
@@ -3627,66 +3837,124 @@
     </w:p>
     <w:p>
       <w:pPr>
+        <w:rPr>
+          <w:rFonts w:ascii="맑은 고딕" w:eastAsia="맑은 고딕" w:hAnsi="맑은 고딕" w:cs="맑은 고딕"/>
+          <w:b/>
+          <w:color w:val="000000"/>
+          <w:sz w:val="20"/>
+        </w:rPr>
+      </w:pPr>
+      <w:r>
+        <w:rPr>
+          <w:rFonts w:ascii="맑은 고딕" w:eastAsia="맑은 고딕" w:hAnsi="맑은 고딕" w:cs="맑은 고딕"/>
+          <w:b/>
+          <w:color w:val="000000"/>
+          <w:sz w:val="20"/>
+        </w:rPr>
+        <w:br w:type="page"/>
+      </w:r>
+    </w:p>
+    <w:p>
+      <w:pPr>
         <w:spacing w:before="120" w:after="40"/>
       </w:pPr>
-      <w:r>
-        <w:rPr>
-          <w:rFonts w:ascii="맑은 고딕" w:eastAsia="맑은 고딕" w:hAnsi="맑은 고딕" w:cs="맑은 고딕"/>
+      <w:proofErr w:type="spellStart"/>
+      <w:r>
+        <w:rPr>
+          <w:rFonts w:ascii="맑은 고딕" w:eastAsia="맑은 고딕" w:hAnsi="맑은 고딕" w:cs="맑은 고딕" w:hint="eastAsia"/>
           <w:b/>
           <w:color w:val="000000"/>
           <w:sz w:val="20"/>
         </w:rPr>
-        <w:t>이 실습에서 실제로 생성된 SQL</w:t>
+        <w:lastRenderedPageBreak/>
+        <w:t>MariaDB에서</w:t>
+      </w:r>
+      <w:proofErr w:type="spellEnd"/>
+      <w:r>
+        <w:rPr>
+          <w:rFonts w:ascii="맑은 고딕" w:eastAsia="맑은 고딕" w:hAnsi="맑은 고딕" w:cs="맑은 고딕"/>
+          <w:b/>
+          <w:color w:val="000000"/>
+          <w:sz w:val="20"/>
+        </w:rPr>
+        <w:t xml:space="preserve"> 생성된 SQL</w:t>
       </w:r>
     </w:p>
     <w:p>
       <w:pPr>
         <w:spacing w:before="40" w:after="40"/>
       </w:pPr>
-      <w:r>
-        <w:rPr>
-          <w:rFonts w:ascii="맑은 고딕" w:eastAsia="맑은 고딕" w:hAnsi="맑은 고딕" w:cs="맑은 고딕"/>
-          <w:sz w:val="20"/>
-        </w:rPr>
-        <w:t xml:space="preserve">이 프로젝트는 </w:t>
-      </w:r>
       <w:r>
         <w:rPr>
           <w:rFonts w:ascii="Courier New" w:eastAsia="Courier New" w:hAnsi="Courier New" w:cs="Courier New"/>
           <w:color w:val="188038"/>
           <w:sz w:val="19"/>
         </w:rPr>
-        <w:t>prod</w:t>
-      </w:r>
-      <w:r>
-        <w:rPr>
-          <w:rFonts w:ascii="맑은 고딕" w:eastAsia="맑은 고딕" w:hAnsi="맑은 고딕" w:cs="맑은 고딕"/>
-          <w:sz w:val="20"/>
-        </w:rPr>
-        <w:t xml:space="preserve"> 프로파일에서 **MariaDB** 를 사용합니다. ( </w:t>
-      </w:r>
+        <w:t>GET /</w:t>
+      </w:r>
+      <w:proofErr w:type="spellStart"/>
       <w:r>
         <w:rPr>
           <w:rFonts w:ascii="Courier New" w:eastAsia="Courier New" w:hAnsi="Courier New" w:cs="Courier New"/>
           <w:color w:val="188038"/>
           <w:sz w:val="19"/>
         </w:rPr>
-        <w:t>spring.jpa.database-platform=org.hibernate.dialect.MariaDBDialect</w:t>
-      </w:r>
-      <w:r>
-        <w:rPr>
-          <w:rFonts w:ascii="맑은 고딕" w:eastAsia="맑은 고딕" w:hAnsi="맑은 고딕" w:cs="맑은 고딕"/>
-          <w:sz w:val="20"/>
-        </w:rPr>
-        <w:t xml:space="preserve"> ) </w:t>
-      </w:r>
+        <w:t>api</w:t>
+      </w:r>
+      <w:proofErr w:type="spellEnd"/>
       <w:r>
         <w:rPr>
           <w:rFonts w:ascii="Courier New" w:eastAsia="Courier New" w:hAnsi="Courier New" w:cs="Courier New"/>
           <w:color w:val="188038"/>
           <w:sz w:val="19"/>
         </w:rPr>
-        <w:t>GET /api/students/paged?page=1&amp;size=3</w:t>
+        <w:t>/</w:t>
+      </w:r>
+      <w:proofErr w:type="spellStart"/>
+      <w:r>
+        <w:rPr>
+          <w:rFonts w:ascii="Courier New" w:eastAsia="Courier New" w:hAnsi="Courier New" w:cs="Courier New"/>
+          <w:color w:val="188038"/>
+          <w:sz w:val="19"/>
+        </w:rPr>
+        <w:t>students</w:t>
+      </w:r>
+      <w:proofErr w:type="spellEnd"/>
+      <w:r>
+        <w:rPr>
+          <w:rFonts w:ascii="Courier New" w:eastAsia="Courier New" w:hAnsi="Courier New" w:cs="Courier New"/>
+          <w:color w:val="188038"/>
+          <w:sz w:val="19"/>
+        </w:rPr>
+        <w:t>/</w:t>
+      </w:r>
+      <w:proofErr w:type="spellStart"/>
+      <w:r>
+        <w:rPr>
+          <w:rFonts w:ascii="Courier New" w:eastAsia="Courier New" w:hAnsi="Courier New" w:cs="Courier New"/>
+          <w:color w:val="188038"/>
+          <w:sz w:val="19"/>
+        </w:rPr>
+        <w:t>paged</w:t>
+      </w:r>
+      <w:proofErr w:type="gramStart"/>
+      <w:r>
+        <w:rPr>
+          <w:rFonts w:ascii="Courier New" w:eastAsia="Courier New" w:hAnsi="Courier New" w:cs="Courier New"/>
+          <w:color w:val="188038"/>
+          <w:sz w:val="19"/>
+        </w:rPr>
+        <w:t>?page</w:t>
+      </w:r>
+      <w:proofErr w:type="spellEnd"/>
+      <w:proofErr w:type="gramEnd"/>
+      <w:r>
+        <w:rPr>
+          <w:rFonts w:ascii="Courier New" w:eastAsia="Courier New" w:hAnsi="Courier New" w:cs="Courier New"/>
+          <w:color w:val="188038"/>
+          <w:sz w:val="19"/>
+        </w:rPr>
+        <w:t>=1&amp;size=3</w:t>
       </w:r>
       <w:r>
         <w:rPr>
@@ -4083,7 +4351,7 @@
           <w:rFonts w:ascii="맑은 고딕" w:eastAsia="맑은 고딕" w:hAnsi="맑은 고딕" w:cs="맑은 고딕"/>
           <w:sz w:val="20"/>
         </w:rPr>
-        <w:t xml:space="preserve"> 형태입니다. **숫자 순서가 </w:t>
+        <w:t xml:space="preserve"> 형태입니다. 숫자 순서가 </w:t>
       </w:r>
       <w:r>
         <w:rPr>
@@ -4091,14 +4359,56 @@
           <w:color w:val="188038"/>
           <w:sz w:val="19"/>
         </w:rPr>
-        <w:t>LIMIT 가져올수 OFFSET 건너뛸수</w:t>
-      </w:r>
-      <w:r>
-        <w:rPr>
-          <w:rFonts w:ascii="맑은 고딕" w:eastAsia="맑은 고딕" w:hAnsi="맑은 고딕" w:cs="맑은 고딕"/>
-          <w:sz w:val="20"/>
-        </w:rPr>
-        <w:t xml:space="preserve"> 와 반대**이므로 로그를 읽을 때 주의해야 합니다.</w:t>
+        <w:t xml:space="preserve">LIMIT </w:t>
+      </w:r>
+      <w:proofErr w:type="spellStart"/>
+      <w:r>
+        <w:rPr>
+          <w:rFonts w:ascii="Courier New" w:eastAsia="Courier New" w:hAnsi="Courier New" w:cs="Courier New"/>
+          <w:color w:val="188038"/>
+          <w:sz w:val="19"/>
+        </w:rPr>
+        <w:t>가져올수</w:t>
+      </w:r>
+      <w:proofErr w:type="spellEnd"/>
+      <w:r>
+        <w:rPr>
+          <w:rFonts w:ascii="Courier New" w:eastAsia="Courier New" w:hAnsi="Courier New" w:cs="Courier New"/>
+          <w:color w:val="188038"/>
+          <w:sz w:val="19"/>
+        </w:rPr>
+        <w:t xml:space="preserve"> OFFSET </w:t>
+      </w:r>
+      <w:proofErr w:type="spellStart"/>
+      <w:r>
+        <w:rPr>
+          <w:rFonts w:ascii="Courier New" w:eastAsia="Courier New" w:hAnsi="Courier New" w:cs="Courier New"/>
+          <w:color w:val="188038"/>
+          <w:sz w:val="19"/>
+        </w:rPr>
+        <w:t>건너뛸수</w:t>
+      </w:r>
+      <w:proofErr w:type="spellEnd"/>
+      <w:r>
+        <w:rPr>
+          <w:rFonts w:ascii="맑은 고딕" w:eastAsia="맑은 고딕" w:hAnsi="맑은 고딕" w:cs="맑은 고딕"/>
+          <w:sz w:val="20"/>
+        </w:rPr>
+        <w:t xml:space="preserve"> 와 반대</w:t>
+      </w:r>
+      <w:r>
+        <w:rPr>
+          <w:rFonts w:ascii="맑은 고딕" w:eastAsia="맑은 고딕" w:hAnsi="맑은 고딕" w:cs="맑은 고딕" w:hint="eastAsia"/>
+          <w:sz w:val="20"/>
+        </w:rPr>
+        <w:t xml:space="preserve"> </w:t>
+      </w:r>
+      <w:r>
+        <w:rPr>
+          <w:rFonts w:ascii="맑은 고딕" w:eastAsia="맑은 고딕" w:hAnsi="맑은 고딕" w:cs="맑은 고딕"/>
+          <w:sz w:val="20"/>
+        </w:rPr>
+        <w:t>이므로 로그를 읽을 때 주의해야 합니다.</w:t>
       </w:r>
     </w:p>
     <w:p>
@@ -4111,7 +4421,7 @@
         <w:shd w:val="clear" w:color="auto" w:fill="FFFFFE"/>
         <w:spacing w:line="360" w:lineRule="auto"/>
         <w:rPr>
-          <w:rFonts w:ascii="Courier New" w:eastAsia="Courier New" w:hAnsi="Courier New" w:cs="Courier New"/>
+          <w:rFonts w:ascii="Courier New" w:eastAsia="Courier New" w:hAnsi="Courier New" w:cs="Courier New" w:hint="eastAsia"/>
           <w:b/>
           <w:bCs/>
           <w:color w:val="383A42"/>
@@ -4149,6 +4459,715 @@
           <w:sz w:val="20"/>
         </w:rPr>
         <w:t xml:space="preserve"> 하나만 붙습니다.</w:t>
+      </w:r>
+    </w:p>
+    <w:p>
+      <w:pPr>
+        <w:shd w:val="clear" w:color="auto" w:fill="F5F5F5"/>
+        <w:spacing w:line="240" w:lineRule="auto"/>
+      </w:pPr>
+      <w:r>
+        <w:rPr>
+          <w:rFonts w:ascii="Courier New" w:eastAsia="Courier New" w:hAnsi="Courier New" w:cs="Courier New"/>
+          <w:sz w:val="18"/>
+        </w:rPr>
+        <w:t xml:space="preserve"> </w:t>
+      </w:r>
+    </w:p>
+    <w:p>
+      <w:pPr>
+        <w:shd w:val="clear" w:color="auto" w:fill="F5F5F5"/>
+        <w:spacing w:line="240" w:lineRule="auto"/>
+      </w:pPr>
+      <w:r>
+        <w:rPr>
+          <w:rFonts w:ascii="Courier New" w:eastAsia="Courier New" w:hAnsi="Courier New" w:cs="Courier New"/>
+          <w:sz w:val="18"/>
+        </w:rPr>
+        <w:t>같은 요청을 DB 별로 비교하면   ( page=1, size=3 )</w:t>
+      </w:r>
+    </w:p>
+    <w:p>
+      <w:pPr>
+        <w:shd w:val="clear" w:color="auto" w:fill="F5F5F5"/>
+        <w:spacing w:line="240" w:lineRule="auto"/>
+      </w:pPr>
+      <w:r>
+        <w:rPr>
+          <w:rFonts w:ascii="Courier New" w:eastAsia="Courier New" w:hAnsi="Courier New" w:cs="Courier New"/>
+          <w:sz w:val="18"/>
+        </w:rPr>
+        <w:t xml:space="preserve"> </w:t>
+      </w:r>
+    </w:p>
+    <w:p>
+      <w:pPr>
+        <w:shd w:val="clear" w:color="auto" w:fill="F5F5F5"/>
+        <w:spacing w:line="240" w:lineRule="auto"/>
+        <w:rPr>
+          <w:lang w:val="en-US"/>
+        </w:rPr>
+      </w:pPr>
+      <w:r>
+        <w:rPr>
+          <w:rFonts w:ascii="Courier New" w:eastAsia="Courier New" w:hAnsi="Courier New" w:cs="Courier New"/>
+          <w:sz w:val="18"/>
+        </w:rPr>
+        <w:t xml:space="preserve">  </w:t>
+      </w:r>
+      <w:proofErr w:type="spellStart"/>
+      <w:r>
+        <w:rPr>
+          <w:rFonts w:ascii="Courier New" w:eastAsia="Courier New" w:hAnsi="Courier New" w:cs="Courier New"/>
+          <w:sz w:val="18"/>
+          <w:lang w:val="en-US"/>
+        </w:rPr>
+        <w:t>MariaDB</w:t>
+      </w:r>
+      <w:proofErr w:type="spellEnd"/>
+      <w:r>
+        <w:rPr>
+          <w:rFonts w:ascii="Courier New" w:eastAsia="Courier New" w:hAnsi="Courier New" w:cs="Courier New"/>
+          <w:sz w:val="18"/>
+          <w:lang w:val="en-US"/>
+        </w:rPr>
+        <w:t xml:space="preserve"> / </w:t>
+      </w:r>
+      <w:proofErr w:type="spellStart"/>
+      <w:r>
+        <w:rPr>
+          <w:rFonts w:ascii="Courier New" w:eastAsia="Courier New" w:hAnsi="Courier New" w:cs="Courier New"/>
+          <w:sz w:val="18"/>
+          <w:lang w:val="en-US"/>
+        </w:rPr>
+        <w:t>MySQL</w:t>
+      </w:r>
+      <w:proofErr w:type="spellEnd"/>
+      <w:r>
+        <w:rPr>
+          <w:rFonts w:ascii="Courier New" w:eastAsia="Courier New" w:hAnsi="Courier New" w:cs="Courier New"/>
+          <w:sz w:val="18"/>
+          <w:lang w:val="en-US"/>
+        </w:rPr>
+        <w:t xml:space="preserve">      ... </w:t>
+      </w:r>
+      <w:proofErr w:type="spellStart"/>
+      <w:r>
+        <w:rPr>
+          <w:rFonts w:ascii="Courier New" w:eastAsia="Courier New" w:hAnsi="Courier New" w:cs="Courier New"/>
+          <w:sz w:val="18"/>
+          <w:lang w:val="en-US"/>
+        </w:rPr>
+        <w:t>order</w:t>
+      </w:r>
+      <w:proofErr w:type="spellEnd"/>
+      <w:r>
+        <w:rPr>
+          <w:rFonts w:ascii="Courier New" w:eastAsia="Courier New" w:hAnsi="Courier New" w:cs="Courier New"/>
+          <w:sz w:val="18"/>
+          <w:lang w:val="en-US"/>
+        </w:rPr>
+        <w:t xml:space="preserve"> </w:t>
+      </w:r>
+      <w:proofErr w:type="spellStart"/>
+      <w:r>
+        <w:rPr>
+          <w:rFonts w:ascii="Courier New" w:eastAsia="Courier New" w:hAnsi="Courier New" w:cs="Courier New"/>
+          <w:sz w:val="18"/>
+          <w:lang w:val="en-US"/>
+        </w:rPr>
+        <w:t>by</w:t>
+      </w:r>
+      <w:proofErr w:type="spellEnd"/>
+      <w:r>
+        <w:rPr>
+          <w:rFonts w:ascii="Courier New" w:eastAsia="Courier New" w:hAnsi="Courier New" w:cs="Courier New"/>
+          <w:sz w:val="18"/>
+          <w:lang w:val="en-US"/>
+        </w:rPr>
+        <w:t xml:space="preserve"> </w:t>
+      </w:r>
+      <w:proofErr w:type="spellStart"/>
+      <w:r>
+        <w:rPr>
+          <w:rFonts w:ascii="Courier New" w:eastAsia="Courier New" w:hAnsi="Courier New" w:cs="Courier New"/>
+          <w:sz w:val="18"/>
+          <w:lang w:val="en-US"/>
+        </w:rPr>
+        <w:t>student_id</w:t>
+      </w:r>
+      <w:proofErr w:type="spellEnd"/>
+      <w:r>
+        <w:rPr>
+          <w:rFonts w:ascii="Courier New" w:eastAsia="Courier New" w:hAnsi="Courier New" w:cs="Courier New"/>
+          <w:sz w:val="18"/>
+          <w:lang w:val="en-US"/>
+        </w:rPr>
+        <w:t xml:space="preserve"> </w:t>
+      </w:r>
+      <w:proofErr w:type="spellStart"/>
+      <w:r>
+        <w:rPr>
+          <w:rFonts w:ascii="Courier New" w:eastAsia="Courier New" w:hAnsi="Courier New" w:cs="Courier New"/>
+          <w:sz w:val="18"/>
+          <w:lang w:val="en-US"/>
+        </w:rPr>
+        <w:t>asc</w:t>
+      </w:r>
+      <w:proofErr w:type="spellEnd"/>
+      <w:r>
+        <w:rPr>
+          <w:rFonts w:ascii="Courier New" w:eastAsia="Courier New" w:hAnsi="Courier New" w:cs="Courier New"/>
+          <w:sz w:val="18"/>
+          <w:lang w:val="en-US"/>
+        </w:rPr>
+        <w:t xml:space="preserve"> </w:t>
+      </w:r>
+      <w:proofErr w:type="spellStart"/>
+      <w:r>
+        <w:rPr>
+          <w:rFonts w:ascii="Courier New" w:eastAsia="Courier New" w:hAnsi="Courier New" w:cs="Courier New"/>
+          <w:sz w:val="18"/>
+          <w:lang w:val="en-US"/>
+        </w:rPr>
+        <w:t>limit</w:t>
+      </w:r>
+      <w:proofErr w:type="spellEnd"/>
+      <w:r>
+        <w:rPr>
+          <w:rFonts w:ascii="Courier New" w:eastAsia="Courier New" w:hAnsi="Courier New" w:cs="Courier New"/>
+          <w:sz w:val="18"/>
+          <w:lang w:val="en-US"/>
+        </w:rPr>
+        <w:t xml:space="preserve"> ?,?</w:t>
+      </w:r>
+    </w:p>
+    <w:p>
+      <w:pPr>
+        <w:shd w:val="clear" w:color="auto" w:fill="F5F5F5"/>
+        <w:spacing w:line="240" w:lineRule="auto"/>
+        <w:rPr>
+          <w:lang w:val="en-US"/>
+        </w:rPr>
+      </w:pPr>
+      <w:r>
+        <w:rPr>
+          <w:rFonts w:ascii="Courier New" w:eastAsia="Courier New" w:hAnsi="Courier New" w:cs="Courier New"/>
+          <w:sz w:val="18"/>
+          <w:lang w:val="en-US"/>
+        </w:rPr>
+        <w:t xml:space="preserve">                                                         3,3</w:t>
+      </w:r>
+    </w:p>
+    <w:p>
+      <w:pPr>
+        <w:shd w:val="clear" w:color="auto" w:fill="F5F5F5"/>
+        <w:spacing w:line="240" w:lineRule="auto"/>
+        <w:rPr>
+          <w:lang w:val="en-US"/>
+        </w:rPr>
+      </w:pPr>
+      <w:r>
+        <w:rPr>
+          <w:rFonts w:ascii="Courier New" w:eastAsia="Courier New" w:hAnsi="Courier New" w:cs="Courier New"/>
+          <w:sz w:val="18"/>
+          <w:lang w:val="en-US"/>
+        </w:rPr>
+        <w:t xml:space="preserve"> </w:t>
+      </w:r>
+    </w:p>
+    <w:p>
+      <w:pPr>
+        <w:shd w:val="clear" w:color="auto" w:fill="F5F5F5"/>
+        <w:spacing w:line="240" w:lineRule="auto"/>
+        <w:rPr>
+          <w:lang w:val="en-US"/>
+        </w:rPr>
+      </w:pPr>
+      <w:r>
+        <w:rPr>
+          <w:rFonts w:ascii="Courier New" w:eastAsia="Courier New" w:hAnsi="Courier New" w:cs="Courier New"/>
+          <w:sz w:val="18"/>
+          <w:lang w:val="en-US"/>
+        </w:rPr>
+        <w:t xml:space="preserve">  H2 / Oracle 12c+     ... </w:t>
+      </w:r>
+      <w:proofErr w:type="spellStart"/>
+      <w:r>
+        <w:rPr>
+          <w:rFonts w:ascii="Courier New" w:eastAsia="Courier New" w:hAnsi="Courier New" w:cs="Courier New"/>
+          <w:sz w:val="18"/>
+          <w:lang w:val="en-US"/>
+        </w:rPr>
+        <w:t>order</w:t>
+      </w:r>
+      <w:proofErr w:type="spellEnd"/>
+      <w:r>
+        <w:rPr>
+          <w:rFonts w:ascii="Courier New" w:eastAsia="Courier New" w:hAnsi="Courier New" w:cs="Courier New"/>
+          <w:sz w:val="18"/>
+          <w:lang w:val="en-US"/>
+        </w:rPr>
+        <w:t xml:space="preserve"> </w:t>
+      </w:r>
+      <w:proofErr w:type="spellStart"/>
+      <w:r>
+        <w:rPr>
+          <w:rFonts w:ascii="Courier New" w:eastAsia="Courier New" w:hAnsi="Courier New" w:cs="Courier New"/>
+          <w:sz w:val="18"/>
+          <w:lang w:val="en-US"/>
+        </w:rPr>
+        <w:t>by</w:t>
+      </w:r>
+      <w:proofErr w:type="spellEnd"/>
+      <w:r>
+        <w:rPr>
+          <w:rFonts w:ascii="Courier New" w:eastAsia="Courier New" w:hAnsi="Courier New" w:cs="Courier New"/>
+          <w:sz w:val="18"/>
+          <w:lang w:val="en-US"/>
+        </w:rPr>
+        <w:t xml:space="preserve"> </w:t>
+      </w:r>
+      <w:proofErr w:type="spellStart"/>
+      <w:r>
+        <w:rPr>
+          <w:rFonts w:ascii="Courier New" w:eastAsia="Courier New" w:hAnsi="Courier New" w:cs="Courier New"/>
+          <w:sz w:val="18"/>
+          <w:lang w:val="en-US"/>
+        </w:rPr>
+        <w:t>student_id</w:t>
+      </w:r>
+      <w:proofErr w:type="spellEnd"/>
+      <w:r>
+        <w:rPr>
+          <w:rFonts w:ascii="Courier New" w:eastAsia="Courier New" w:hAnsi="Courier New" w:cs="Courier New"/>
+          <w:sz w:val="18"/>
+          <w:lang w:val="en-US"/>
+        </w:rPr>
+        <w:t xml:space="preserve"> </w:t>
+      </w:r>
+      <w:proofErr w:type="spellStart"/>
+      <w:r>
+        <w:rPr>
+          <w:rFonts w:ascii="Courier New" w:eastAsia="Courier New" w:hAnsi="Courier New" w:cs="Courier New"/>
+          <w:sz w:val="18"/>
+          <w:lang w:val="en-US"/>
+        </w:rPr>
+        <w:t>asc</w:t>
+      </w:r>
+      <w:proofErr w:type="spellEnd"/>
+      <w:r>
+        <w:rPr>
+          <w:rFonts w:ascii="Courier New" w:eastAsia="Courier New" w:hAnsi="Courier New" w:cs="Courier New"/>
+          <w:sz w:val="18"/>
+          <w:lang w:val="en-US"/>
+        </w:rPr>
+        <w:t xml:space="preserve"> </w:t>
+      </w:r>
+      <w:proofErr w:type="spellStart"/>
+      <w:r>
+        <w:rPr>
+          <w:rFonts w:ascii="Courier New" w:eastAsia="Courier New" w:hAnsi="Courier New" w:cs="Courier New"/>
+          <w:sz w:val="18"/>
+          <w:lang w:val="en-US"/>
+        </w:rPr>
+        <w:t>offset</w:t>
+      </w:r>
+      <w:proofErr w:type="spellEnd"/>
+      <w:r>
+        <w:rPr>
+          <w:rFonts w:ascii="Courier New" w:eastAsia="Courier New" w:hAnsi="Courier New" w:cs="Courier New"/>
+          <w:sz w:val="18"/>
+          <w:lang w:val="en-US"/>
+        </w:rPr>
+        <w:t xml:space="preserve"> ? </w:t>
+      </w:r>
+      <w:proofErr w:type="spellStart"/>
+      <w:r>
+        <w:rPr>
+          <w:rFonts w:ascii="Courier New" w:eastAsia="Courier New" w:hAnsi="Courier New" w:cs="Courier New"/>
+          <w:sz w:val="18"/>
+          <w:lang w:val="en-US"/>
+        </w:rPr>
+        <w:t>rows</w:t>
+      </w:r>
+      <w:proofErr w:type="spellEnd"/>
+      <w:r>
+        <w:rPr>
+          <w:rFonts w:ascii="Courier New" w:eastAsia="Courier New" w:hAnsi="Courier New" w:cs="Courier New"/>
+          <w:sz w:val="18"/>
+          <w:lang w:val="en-US"/>
+        </w:rPr>
+        <w:t xml:space="preserve"> </w:t>
+      </w:r>
+      <w:proofErr w:type="spellStart"/>
+      <w:r>
+        <w:rPr>
+          <w:rFonts w:ascii="Courier New" w:eastAsia="Courier New" w:hAnsi="Courier New" w:cs="Courier New"/>
+          <w:sz w:val="18"/>
+          <w:lang w:val="en-US"/>
+        </w:rPr>
+        <w:t>fetch</w:t>
+      </w:r>
+      <w:proofErr w:type="spellEnd"/>
+      <w:r>
+        <w:rPr>
+          <w:rFonts w:ascii="Courier New" w:eastAsia="Courier New" w:hAnsi="Courier New" w:cs="Courier New"/>
+          <w:sz w:val="18"/>
+          <w:lang w:val="en-US"/>
+        </w:rPr>
+        <w:t xml:space="preserve"> </w:t>
+      </w:r>
+      <w:proofErr w:type="spellStart"/>
+      <w:r>
+        <w:rPr>
+          <w:rFonts w:ascii="Courier New" w:eastAsia="Courier New" w:hAnsi="Courier New" w:cs="Courier New"/>
+          <w:sz w:val="18"/>
+          <w:lang w:val="en-US"/>
+        </w:rPr>
+        <w:t>next</w:t>
+      </w:r>
+      <w:proofErr w:type="spellEnd"/>
+      <w:r>
+        <w:rPr>
+          <w:rFonts w:ascii="Courier New" w:eastAsia="Courier New" w:hAnsi="Courier New" w:cs="Courier New"/>
+          <w:sz w:val="18"/>
+          <w:lang w:val="en-US"/>
+        </w:rPr>
+        <w:t xml:space="preserve"> ? </w:t>
+      </w:r>
+      <w:proofErr w:type="spellStart"/>
+      <w:r>
+        <w:rPr>
+          <w:rFonts w:ascii="Courier New" w:eastAsia="Courier New" w:hAnsi="Courier New" w:cs="Courier New"/>
+          <w:sz w:val="18"/>
+          <w:lang w:val="en-US"/>
+        </w:rPr>
+        <w:t>rows</w:t>
+      </w:r>
+      <w:proofErr w:type="spellEnd"/>
+      <w:r>
+        <w:rPr>
+          <w:rFonts w:ascii="Courier New" w:eastAsia="Courier New" w:hAnsi="Courier New" w:cs="Courier New"/>
+          <w:sz w:val="18"/>
+          <w:lang w:val="en-US"/>
+        </w:rPr>
+        <w:t xml:space="preserve"> </w:t>
+      </w:r>
+      <w:proofErr w:type="spellStart"/>
+      <w:r>
+        <w:rPr>
+          <w:rFonts w:ascii="Courier New" w:eastAsia="Courier New" w:hAnsi="Courier New" w:cs="Courier New"/>
+          <w:sz w:val="18"/>
+          <w:lang w:val="en-US"/>
+        </w:rPr>
+        <w:t>only</w:t>
+      </w:r>
+      <w:proofErr w:type="spellEnd"/>
+    </w:p>
+    <w:p>
+      <w:pPr>
+        <w:shd w:val="clear" w:color="auto" w:fill="F5F5F5"/>
+        <w:spacing w:line="240" w:lineRule="auto"/>
+      </w:pPr>
+      <w:r>
+        <w:rPr>
+          <w:rFonts w:ascii="Courier New" w:eastAsia="Courier New" w:hAnsi="Courier New" w:cs="Courier New"/>
+          <w:sz w:val="18"/>
+          <w:lang w:val="en-US"/>
+        </w:rPr>
+        <w:t xml:space="preserve">  </w:t>
+      </w:r>
+      <w:r>
+        <w:rPr>
+          <w:rFonts w:ascii="Courier New" w:eastAsia="Courier New" w:hAnsi="Courier New" w:cs="Courier New"/>
+          <w:sz w:val="18"/>
+        </w:rPr>
+        <w:t>SQL Server 2012+                                        3                   3</w:t>
+      </w:r>
+    </w:p>
+    <w:p>
+      <w:pPr>
+        <w:shd w:val="clear" w:color="auto" w:fill="F5F5F5"/>
+        <w:spacing w:line="240" w:lineRule="auto"/>
+      </w:pPr>
+      <w:r>
+        <w:rPr>
+          <w:rFonts w:ascii="Courier New" w:eastAsia="Courier New" w:hAnsi="Courier New" w:cs="Courier New"/>
+          <w:sz w:val="18"/>
+        </w:rPr>
+        <w:t xml:space="preserve"> </w:t>
+      </w:r>
+    </w:p>
+    <w:p>
+      <w:pPr>
+        <w:shd w:val="clear" w:color="auto" w:fill="F5F5F5"/>
+        <w:spacing w:line="240" w:lineRule="auto"/>
+      </w:pPr>
+      <w:r>
+        <w:rPr>
+          <w:rFonts w:ascii="Courier New" w:eastAsia="Courier New" w:hAnsi="Courier New" w:cs="Courier New"/>
+          <w:sz w:val="18"/>
+        </w:rPr>
+        <w:t xml:space="preserve">  page=0 일 때 ( 건너뛸 것이 없다 )</w:t>
+      </w:r>
+    </w:p>
+    <w:p>
+      <w:pPr>
+        <w:shd w:val="clear" w:color="auto" w:fill="F5F5F5"/>
+        <w:spacing w:line="240" w:lineRule="auto"/>
+      </w:pPr>
+      <w:r>
+        <w:rPr>
+          <w:rFonts w:ascii="Courier New" w:eastAsia="Courier New" w:hAnsi="Courier New" w:cs="Courier New"/>
+          <w:sz w:val="18"/>
+        </w:rPr>
+        <w:t xml:space="preserve">    MariaDB            ... limit ?</w:t>
+      </w:r>
+    </w:p>
+    <w:p>
+      <w:pPr>
+        <w:shd w:val="clear" w:color="auto" w:fill="F5F5F5"/>
+        <w:spacing w:line="240" w:lineRule="auto"/>
+      </w:pPr>
+      <w:r>
+        <w:rPr>
+          <w:rFonts w:ascii="Courier New" w:eastAsia="Courier New" w:hAnsi="Courier New" w:cs="Courier New"/>
+          <w:sz w:val="18"/>
+        </w:rPr>
+        <w:t xml:space="preserve">    H2                 ... fetch first ? rows only</w:t>
+      </w:r>
+    </w:p>
+    <w:p>
+      <w:pPr>
+        <w:spacing w:before="120" w:after="40"/>
+      </w:pPr>
+      <w:r>
+        <w:rPr>
+          <w:rFonts w:ascii="맑은 고딕" w:eastAsia="맑은 고딕" w:hAnsi="맑은 고딕" w:cs="맑은 고딕"/>
+          <w:b/>
+          <w:color w:val="000000"/>
+          <w:sz w:val="20"/>
+        </w:rPr>
+        <w:t>정리</w:t>
+      </w:r>
+    </w:p>
+    <w:p>
+      <w:pPr>
+        <w:shd w:val="clear" w:color="auto" w:fill="F5F5F5"/>
+        <w:spacing w:line="240" w:lineRule="auto"/>
+      </w:pPr>
+      <w:r>
+        <w:rPr>
+          <w:rFonts w:ascii="Courier New" w:eastAsia="Courier New" w:hAnsi="Courier New" w:cs="Courier New"/>
+          <w:sz w:val="18"/>
+        </w:rPr>
+        <w:t>페이징 방식            페이징 구문         정렬 기준        Fetch Join</w:t>
+      </w:r>
+    </w:p>
+    <w:p>
+      <w:pPr>
+        <w:shd w:val="clear" w:color="auto" w:fill="F5F5F5"/>
+        <w:spacing w:line="240" w:lineRule="auto"/>
+      </w:pPr>
+      <w:r>
+        <w:rPr>
+          <w:rFonts w:ascii="Courier New" w:eastAsia="Courier New" w:hAnsi="Courier New" w:cs="Courier New"/>
+          <w:sz w:val="18"/>
+        </w:rPr>
+        <w:t>---------------------------------------------------------------------------</w:t>
+      </w:r>
+    </w:p>
+    <w:p>
+      <w:pPr>
+        <w:shd w:val="clear" w:color="auto" w:fill="F5F5F5"/>
+        <w:spacing w:line="240" w:lineRule="auto"/>
+      </w:pPr>
+      <w:r>
+        <w:rPr>
+          <w:rFonts w:ascii="Courier New" w:eastAsia="Courier New" w:hAnsi="Courier New" w:cs="Courier New"/>
+          <w:sz w:val="18"/>
+        </w:rPr>
+        <w:t>Query Method          자동                엔티티 필드명     불가 ( @Query 필요 )</w:t>
+      </w:r>
+    </w:p>
+    <w:p>
+      <w:pPr>
+        <w:shd w:val="clear" w:color="auto" w:fill="F5F5F5"/>
+        <w:spacing w:line="240" w:lineRule="auto"/>
+      </w:pPr>
+      <w:r>
+        <w:rPr>
+          <w:rFonts w:ascii="Courier New" w:eastAsia="Courier New" w:hAnsi="Courier New" w:cs="Courier New"/>
+          <w:sz w:val="18"/>
+        </w:rPr>
+        <w:t>@Query ( JPQL )       자동                엔티티 필드명     가능</w:t>
+      </w:r>
+    </w:p>
+    <w:p>
+      <w:pPr>
+        <w:shd w:val="clear" w:color="auto" w:fill="F5F5F5"/>
+        <w:spacing w:line="240" w:lineRule="auto"/>
+      </w:pPr>
+      <w:r>
+        <w:rPr>
+          <w:rFonts w:ascii="Courier New" w:eastAsia="Courier New" w:hAnsi="Courier New" w:cs="Courier New"/>
+          <w:sz w:val="18"/>
+        </w:rPr>
+        <w:t>@Query ( Native )     자동                실제 컬럼명       불가    &lt;- 이 예제에서는 쓰지 않는다</w:t>
+      </w:r>
+    </w:p>
+    <w:p>
+      <w:pPr>
+        <w:shd w:val="clear" w:color="auto" w:fill="F5F5F5"/>
+        <w:spacing w:line="240" w:lineRule="auto"/>
+      </w:pPr>
+      <w:r>
+        <w:rPr>
+          <w:rFonts w:ascii="Courier New" w:eastAsia="Courier New" w:hAnsi="Courier New" w:cs="Courier New"/>
+          <w:sz w:val="18"/>
+        </w:rPr>
+        <w:t>직접 SQL 작성          직접 작성            컬럼명           해당 없음</w:t>
+      </w:r>
+    </w:p>
+    <w:p>
+      <w:pPr>
+        <w:spacing w:before="200" w:after="60"/>
+      </w:pPr>
+      <w:r>
+        <w:rPr>
+          <w:rFonts w:ascii="맑은 고딕" w:eastAsia="맑은 고딕" w:hAnsi="맑은 고딕" w:cs="맑은 고딕"/>
+          <w:b/>
+          <w:color w:val="000000"/>
+          <w:sz w:val="21"/>
+        </w:rPr>
+        <w:t>1) Pageable 만들기</w:t>
+      </w:r>
+    </w:p>
+    <w:p>
+      <w:pPr>
+        <w:spacing w:before="40" w:after="40"/>
+      </w:pPr>
+      <w:r>
+        <w:rPr>
+          <w:rFonts w:ascii="Courier New" w:eastAsia="Courier New" w:hAnsi="Courier New" w:cs="Courier New"/>
+          <w:color w:val="188038"/>
+          <w:sz w:val="19"/>
+        </w:rPr>
+        <w:t>Pageable</w:t>
+      </w:r>
+      <w:r>
+        <w:rPr>
+          <w:rFonts w:ascii="맑은 고딕" w:eastAsia="맑은 고딕" w:hAnsi="맑은 고딕" w:cs="맑은 고딕"/>
+          <w:sz w:val="20"/>
+        </w:rPr>
+        <w:t xml:space="preserve"> 은 "몇 번째 페이지를, 몇 건씩, 어떤 순서로" 를 담는 인터페이스이고, </w:t>
+      </w:r>
+      <w:r>
+        <w:rPr>
+          <w:rFonts w:ascii="Courier New" w:eastAsia="Courier New" w:hAnsi="Courier New" w:cs="Courier New"/>
+          <w:color w:val="188038"/>
+          <w:sz w:val="19"/>
+        </w:rPr>
+        <w:t>PageRequest</w:t>
+      </w:r>
+      <w:r>
+        <w:rPr>
+          <w:rFonts w:ascii="맑은 고딕" w:eastAsia="맑은 고딕" w:hAnsi="맑은 고딕" w:cs="맑은 고딕"/>
+          <w:sz w:val="20"/>
+        </w:rPr>
+        <w:t xml:space="preserve"> 가 그 구현체입니다.</w:t>
+      </w:r>
+    </w:p>
+    <w:p>
+      <w:pPr>
+        <w:shd w:val="clear" w:color="auto" w:fill="F5F5F5"/>
+        <w:spacing w:line="240" w:lineRule="auto"/>
+      </w:pPr>
+      <w:r>
+        <w:rPr>
+          <w:rFonts w:ascii="Courier New" w:eastAsia="Courier New" w:hAnsi="Courier New" w:cs="Courier New"/>
+          <w:sz w:val="18"/>
+        </w:rPr>
+        <w:t>Pageable pageable = PageRequest.of(0, 10);                       // 0번 페이지, 10건</w:t>
+      </w:r>
+    </w:p>
+    <w:p>
+      <w:pPr>
+        <w:shd w:val="clear" w:color="auto" w:fill="F5F5F5"/>
+        <w:spacing w:line="240" w:lineRule="auto"/>
+      </w:pPr>
+      <w:r>
+        <w:rPr>
+          <w:rFonts w:ascii="Courier New" w:eastAsia="Courier New" w:hAnsi="Courier New" w:cs="Courier New"/>
+          <w:sz w:val="18"/>
+        </w:rPr>
+        <w:t xml:space="preserve"> </w:t>
+      </w:r>
+    </w:p>
+    <w:p>
+      <w:pPr>
+        <w:shd w:val="clear" w:color="auto" w:fill="F5F5F5"/>
+        <w:spacing w:line="240" w:lineRule="auto"/>
+      </w:pPr>
+      <w:r>
+        <w:rPr>
+          <w:rFonts w:ascii="Courier New" w:eastAsia="Courier New" w:hAnsi="Courier New" w:cs="Courier New"/>
+          <w:sz w:val="18"/>
+        </w:rPr>
+        <w:t>Pageable pageable = PageRequest.of(0, 10,</w:t>
+      </w:r>
+    </w:p>
+    <w:p>
+      <w:pPr>
+        <w:shd w:val="clear" w:color="auto" w:fill="F5F5F5"/>
+        <w:spacing w:line="240" w:lineRule="auto"/>
+      </w:pPr>
+      <w:r>
+        <w:rPr>
+          <w:rFonts w:ascii="Courier New" w:eastAsia="Courier New" w:hAnsi="Courier New" w:cs="Courier New"/>
+          <w:sz w:val="18"/>
+        </w:rPr>
+        <w:t xml:space="preserve">                        Sort.by("name").ascending());           // 이름 오름차순</w:t>
+      </w:r>
+    </w:p>
+    <w:p>
+      <w:pPr>
+        <w:shd w:val="clear" w:color="auto" w:fill="F5F5F5"/>
+        <w:spacing w:line="240" w:lineRule="auto"/>
+      </w:pPr>
+      <w:r>
+        <w:rPr>
+          <w:rFonts w:ascii="Courier New" w:eastAsia="Courier New" w:hAnsi="Courier New" w:cs="Courier New"/>
+          <w:sz w:val="18"/>
+        </w:rPr>
+        <w:t xml:space="preserve"> </w:t>
+      </w:r>
+    </w:p>
+    <w:p>
+      <w:pPr>
+        <w:shd w:val="clear" w:color="auto" w:fill="F5F5F5"/>
+        <w:spacing w:line="240" w:lineRule="auto"/>
+      </w:pPr>
+      <w:r>
+        <w:rPr>
+          <w:rFonts w:ascii="Courier New" w:eastAsia="Courier New" w:hAnsi="Courier New" w:cs="Courier New"/>
+          <w:sz w:val="18"/>
+        </w:rPr>
+        <w:t>Pageable pageable = PageRequest.of(1, 5,</w:t>
+      </w:r>
+    </w:p>
+    <w:p>
+      <w:pPr>
+        <w:shd w:val="clear" w:color="auto" w:fill="F5F5F5"/>
+        <w:spacing w:line="240" w:lineRule="auto"/>
+      </w:pPr>
+      <w:r>
+        <w:rPr>
+          <w:rFonts w:ascii="Courier New" w:eastAsia="Courier New" w:hAnsi="Courier New" w:cs="Courier New"/>
+          <w:sz w:val="18"/>
+        </w:rPr>
+        <w:t xml:space="preserve">                        Sort.by(Sort.Direction.DESC, "id"));    // 1번 페이지, ID 내림차순</w:t>
       </w:r>
     </w:p>
     <w:p>
@@ -4170,722 +5189,48 @@
           <w:highlight w:val="white"/>
         </w:rPr>
       </w:pPr>
-      <w:r>
-        <w:rPr>
-          <w:rFonts w:ascii="맑은 고딕" w:eastAsia="맑은 고딕" w:hAnsi="맑은 고딕" w:cs="맑은 고딕"/>
-          <w:sz w:val="20"/>
-        </w:rPr>
-        <w:lastRenderedPageBreak/>
-        <w:t>같은 코드인데 데이터베이스에 따라 SQL 만 달라집니다. 이것이 **Dialect** 가 하는 일입니다.</w:t>
-      </w:r>
-    </w:p>
-    <w:p>
-      <w:pPr>
-        <w:shd w:val="clear" w:color="auto" w:fill="F5F5F5"/>
-        <w:spacing w:line="240" w:lineRule="auto"/>
-      </w:pPr>
-      <w:r>
-        <w:rPr>
-          <w:rFonts w:ascii="Courier New" w:eastAsia="Courier New" w:hAnsi="Courier New" w:cs="Courier New"/>
-          <w:sz w:val="18"/>
-        </w:rPr>
-        <w:t xml:space="preserve"> </w:t>
-      </w:r>
-    </w:p>
-    <w:p>
-      <w:pPr>
-        <w:shd w:val="clear" w:color="auto" w:fill="F5F5F5"/>
-        <w:spacing w:line="240" w:lineRule="auto"/>
-      </w:pPr>
-      <w:r>
-        <w:rPr>
-          <w:rFonts w:ascii="Courier New" w:eastAsia="Courier New" w:hAnsi="Courier New" w:cs="Courier New"/>
-          <w:sz w:val="18"/>
-        </w:rPr>
-        <w:t>같은 요청을 DB 별로 비교하면   ( page=1, size=3 )</w:t>
-      </w:r>
-    </w:p>
-    <w:p>
-      <w:pPr>
-        <w:shd w:val="clear" w:color="auto" w:fill="F5F5F5"/>
-        <w:spacing w:line="240" w:lineRule="auto"/>
-      </w:pPr>
-      <w:r>
-        <w:rPr>
-          <w:rFonts w:ascii="Courier New" w:eastAsia="Courier New" w:hAnsi="Courier New" w:cs="Courier New"/>
-          <w:sz w:val="18"/>
-        </w:rPr>
-        <w:t xml:space="preserve"> </w:t>
-      </w:r>
-    </w:p>
-    <w:p>
-      <w:pPr>
-        <w:shd w:val="clear" w:color="auto" w:fill="F5F5F5"/>
-        <w:spacing w:line="240" w:lineRule="auto"/>
-        <w:rPr>
-          <w:lang w:val="en-US"/>
-        </w:rPr>
-      </w:pPr>
-      <w:r>
-        <w:rPr>
-          <w:rFonts w:ascii="Courier New" w:eastAsia="Courier New" w:hAnsi="Courier New" w:cs="Courier New"/>
-          <w:sz w:val="18"/>
-        </w:rPr>
-        <w:t xml:space="preserve">  </w:t>
-      </w:r>
-      <w:proofErr w:type="spellStart"/>
-      <w:r>
-        <w:rPr>
-          <w:rFonts w:ascii="Courier New" w:eastAsia="Courier New" w:hAnsi="Courier New" w:cs="Courier New"/>
-          <w:sz w:val="18"/>
-          <w:lang w:val="en-US"/>
-        </w:rPr>
-        <w:t>MariaDB</w:t>
-      </w:r>
-      <w:proofErr w:type="spellEnd"/>
-      <w:r>
-        <w:rPr>
-          <w:rFonts w:ascii="Courier New" w:eastAsia="Courier New" w:hAnsi="Courier New" w:cs="Courier New"/>
-          <w:sz w:val="18"/>
-          <w:lang w:val="en-US"/>
-        </w:rPr>
-        <w:t xml:space="preserve"> / </w:t>
-      </w:r>
-      <w:proofErr w:type="spellStart"/>
-      <w:r>
-        <w:rPr>
-          <w:rFonts w:ascii="Courier New" w:eastAsia="Courier New" w:hAnsi="Courier New" w:cs="Courier New"/>
-          <w:sz w:val="18"/>
-          <w:lang w:val="en-US"/>
-        </w:rPr>
-        <w:t>MySQL</w:t>
-      </w:r>
-      <w:proofErr w:type="spellEnd"/>
-      <w:r>
-        <w:rPr>
-          <w:rFonts w:ascii="Courier New" w:eastAsia="Courier New" w:hAnsi="Courier New" w:cs="Courier New"/>
-          <w:sz w:val="18"/>
-          <w:lang w:val="en-US"/>
-        </w:rPr>
-        <w:t xml:space="preserve">      ... </w:t>
-      </w:r>
-      <w:proofErr w:type="spellStart"/>
-      <w:r>
-        <w:rPr>
-          <w:rFonts w:ascii="Courier New" w:eastAsia="Courier New" w:hAnsi="Courier New" w:cs="Courier New"/>
-          <w:sz w:val="18"/>
-          <w:lang w:val="en-US"/>
-        </w:rPr>
-        <w:t>order</w:t>
-      </w:r>
-      <w:proofErr w:type="spellEnd"/>
-      <w:r>
-        <w:rPr>
-          <w:rFonts w:ascii="Courier New" w:eastAsia="Courier New" w:hAnsi="Courier New" w:cs="Courier New"/>
-          <w:sz w:val="18"/>
-          <w:lang w:val="en-US"/>
-        </w:rPr>
-        <w:t xml:space="preserve"> </w:t>
-      </w:r>
-      <w:proofErr w:type="spellStart"/>
-      <w:r>
-        <w:rPr>
-          <w:rFonts w:ascii="Courier New" w:eastAsia="Courier New" w:hAnsi="Courier New" w:cs="Courier New"/>
-          <w:sz w:val="18"/>
-          <w:lang w:val="en-US"/>
-        </w:rPr>
-        <w:t>by</w:t>
-      </w:r>
-      <w:proofErr w:type="spellEnd"/>
-      <w:r>
-        <w:rPr>
-          <w:rFonts w:ascii="Courier New" w:eastAsia="Courier New" w:hAnsi="Courier New" w:cs="Courier New"/>
-          <w:sz w:val="18"/>
-          <w:lang w:val="en-US"/>
-        </w:rPr>
-        <w:t xml:space="preserve"> </w:t>
-      </w:r>
-      <w:proofErr w:type="spellStart"/>
-      <w:r>
-        <w:rPr>
-          <w:rFonts w:ascii="Courier New" w:eastAsia="Courier New" w:hAnsi="Courier New" w:cs="Courier New"/>
-          <w:sz w:val="18"/>
-          <w:lang w:val="en-US"/>
-        </w:rPr>
-        <w:t>student_id</w:t>
-      </w:r>
-      <w:proofErr w:type="spellEnd"/>
-      <w:r>
-        <w:rPr>
-          <w:rFonts w:ascii="Courier New" w:eastAsia="Courier New" w:hAnsi="Courier New" w:cs="Courier New"/>
-          <w:sz w:val="18"/>
-          <w:lang w:val="en-US"/>
-        </w:rPr>
-        <w:t xml:space="preserve"> </w:t>
-      </w:r>
-      <w:proofErr w:type="spellStart"/>
-      <w:r>
-        <w:rPr>
-          <w:rFonts w:ascii="Courier New" w:eastAsia="Courier New" w:hAnsi="Courier New" w:cs="Courier New"/>
-          <w:sz w:val="18"/>
-          <w:lang w:val="en-US"/>
-        </w:rPr>
-        <w:t>asc</w:t>
-      </w:r>
-      <w:proofErr w:type="spellEnd"/>
-      <w:r>
-        <w:rPr>
-          <w:rFonts w:ascii="Courier New" w:eastAsia="Courier New" w:hAnsi="Courier New" w:cs="Courier New"/>
-          <w:sz w:val="18"/>
-          <w:lang w:val="en-US"/>
-        </w:rPr>
-        <w:t xml:space="preserve"> </w:t>
-      </w:r>
-      <w:proofErr w:type="spellStart"/>
-      <w:r>
-        <w:rPr>
-          <w:rFonts w:ascii="Courier New" w:eastAsia="Courier New" w:hAnsi="Courier New" w:cs="Courier New"/>
-          <w:sz w:val="18"/>
-          <w:lang w:val="en-US"/>
-        </w:rPr>
-        <w:t>limit</w:t>
-      </w:r>
-      <w:proofErr w:type="spellEnd"/>
-      <w:r>
-        <w:rPr>
-          <w:rFonts w:ascii="Courier New" w:eastAsia="Courier New" w:hAnsi="Courier New" w:cs="Courier New"/>
-          <w:sz w:val="18"/>
-          <w:lang w:val="en-US"/>
-        </w:rPr>
-        <w:t xml:space="preserve"> ?,?</w:t>
-      </w:r>
-    </w:p>
-    <w:p>
-      <w:pPr>
-        <w:shd w:val="clear" w:color="auto" w:fill="F5F5F5"/>
-        <w:spacing w:line="240" w:lineRule="auto"/>
-        <w:rPr>
-          <w:lang w:val="en-US"/>
-        </w:rPr>
-      </w:pPr>
-      <w:r>
-        <w:rPr>
-          <w:rFonts w:ascii="Courier New" w:eastAsia="Courier New" w:hAnsi="Courier New" w:cs="Courier New"/>
-          <w:sz w:val="18"/>
-          <w:lang w:val="en-US"/>
-        </w:rPr>
-        <w:t xml:space="preserve">                                                         3,3</w:t>
-      </w:r>
-    </w:p>
-    <w:p>
-      <w:pPr>
-        <w:shd w:val="clear" w:color="auto" w:fill="F5F5F5"/>
-        <w:spacing w:line="240" w:lineRule="auto"/>
-        <w:rPr>
-          <w:lang w:val="en-US"/>
-        </w:rPr>
-      </w:pPr>
-      <w:r>
-        <w:rPr>
-          <w:rFonts w:ascii="Courier New" w:eastAsia="Courier New" w:hAnsi="Courier New" w:cs="Courier New"/>
-          <w:sz w:val="18"/>
-          <w:lang w:val="en-US"/>
-        </w:rPr>
-        <w:t xml:space="preserve"> </w:t>
-      </w:r>
-    </w:p>
-    <w:p>
-      <w:pPr>
-        <w:shd w:val="clear" w:color="auto" w:fill="F5F5F5"/>
-        <w:spacing w:line="240" w:lineRule="auto"/>
-        <w:rPr>
-          <w:lang w:val="en-US"/>
-        </w:rPr>
-      </w:pPr>
-      <w:r>
-        <w:rPr>
-          <w:rFonts w:ascii="Courier New" w:eastAsia="Courier New" w:hAnsi="Courier New" w:cs="Courier New"/>
-          <w:sz w:val="18"/>
-          <w:lang w:val="en-US"/>
-        </w:rPr>
-        <w:t xml:space="preserve">  H2 / Oracle 12c+     ... </w:t>
-      </w:r>
-      <w:proofErr w:type="spellStart"/>
-      <w:r>
-        <w:rPr>
-          <w:rFonts w:ascii="Courier New" w:eastAsia="Courier New" w:hAnsi="Courier New" w:cs="Courier New"/>
-          <w:sz w:val="18"/>
-          <w:lang w:val="en-US"/>
-        </w:rPr>
-        <w:t>order</w:t>
-      </w:r>
-      <w:proofErr w:type="spellEnd"/>
-      <w:r>
-        <w:rPr>
-          <w:rFonts w:ascii="Courier New" w:eastAsia="Courier New" w:hAnsi="Courier New" w:cs="Courier New"/>
-          <w:sz w:val="18"/>
-          <w:lang w:val="en-US"/>
-        </w:rPr>
-        <w:t xml:space="preserve"> </w:t>
-      </w:r>
-      <w:proofErr w:type="spellStart"/>
-      <w:r>
-        <w:rPr>
-          <w:rFonts w:ascii="Courier New" w:eastAsia="Courier New" w:hAnsi="Courier New" w:cs="Courier New"/>
-          <w:sz w:val="18"/>
-          <w:lang w:val="en-US"/>
-        </w:rPr>
-        <w:t>by</w:t>
-      </w:r>
-      <w:proofErr w:type="spellEnd"/>
-      <w:r>
-        <w:rPr>
-          <w:rFonts w:ascii="Courier New" w:eastAsia="Courier New" w:hAnsi="Courier New" w:cs="Courier New"/>
-          <w:sz w:val="18"/>
-          <w:lang w:val="en-US"/>
-        </w:rPr>
-        <w:t xml:space="preserve"> </w:t>
-      </w:r>
-      <w:proofErr w:type="spellStart"/>
-      <w:r>
-        <w:rPr>
-          <w:rFonts w:ascii="Courier New" w:eastAsia="Courier New" w:hAnsi="Courier New" w:cs="Courier New"/>
-          <w:sz w:val="18"/>
-          <w:lang w:val="en-US"/>
-        </w:rPr>
-        <w:t>student_id</w:t>
-      </w:r>
-      <w:proofErr w:type="spellEnd"/>
-      <w:r>
-        <w:rPr>
-          <w:rFonts w:ascii="Courier New" w:eastAsia="Courier New" w:hAnsi="Courier New" w:cs="Courier New"/>
-          <w:sz w:val="18"/>
-          <w:lang w:val="en-US"/>
-        </w:rPr>
-        <w:t xml:space="preserve"> </w:t>
-      </w:r>
-      <w:proofErr w:type="spellStart"/>
-      <w:r>
-        <w:rPr>
-          <w:rFonts w:ascii="Courier New" w:eastAsia="Courier New" w:hAnsi="Courier New" w:cs="Courier New"/>
-          <w:sz w:val="18"/>
-          <w:lang w:val="en-US"/>
-        </w:rPr>
-        <w:t>asc</w:t>
-      </w:r>
-      <w:proofErr w:type="spellEnd"/>
-      <w:r>
-        <w:rPr>
-          <w:rFonts w:ascii="Courier New" w:eastAsia="Courier New" w:hAnsi="Courier New" w:cs="Courier New"/>
-          <w:sz w:val="18"/>
-          <w:lang w:val="en-US"/>
-        </w:rPr>
-        <w:t xml:space="preserve"> </w:t>
-      </w:r>
-      <w:proofErr w:type="spellStart"/>
-      <w:r>
-        <w:rPr>
-          <w:rFonts w:ascii="Courier New" w:eastAsia="Courier New" w:hAnsi="Courier New" w:cs="Courier New"/>
-          <w:sz w:val="18"/>
-          <w:lang w:val="en-US"/>
-        </w:rPr>
-        <w:t>offset</w:t>
-      </w:r>
-      <w:proofErr w:type="spellEnd"/>
-      <w:r>
-        <w:rPr>
-          <w:rFonts w:ascii="Courier New" w:eastAsia="Courier New" w:hAnsi="Courier New" w:cs="Courier New"/>
-          <w:sz w:val="18"/>
-          <w:lang w:val="en-US"/>
-        </w:rPr>
-        <w:t xml:space="preserve"> ? </w:t>
-      </w:r>
-      <w:proofErr w:type="spellStart"/>
-      <w:r>
-        <w:rPr>
-          <w:rFonts w:ascii="Courier New" w:eastAsia="Courier New" w:hAnsi="Courier New" w:cs="Courier New"/>
-          <w:sz w:val="18"/>
-          <w:lang w:val="en-US"/>
-        </w:rPr>
-        <w:t>rows</w:t>
-      </w:r>
-      <w:proofErr w:type="spellEnd"/>
-      <w:r>
-        <w:rPr>
-          <w:rFonts w:ascii="Courier New" w:eastAsia="Courier New" w:hAnsi="Courier New" w:cs="Courier New"/>
-          <w:sz w:val="18"/>
-          <w:lang w:val="en-US"/>
-        </w:rPr>
-        <w:t xml:space="preserve"> </w:t>
-      </w:r>
-      <w:proofErr w:type="spellStart"/>
-      <w:r>
-        <w:rPr>
-          <w:rFonts w:ascii="Courier New" w:eastAsia="Courier New" w:hAnsi="Courier New" w:cs="Courier New"/>
-          <w:sz w:val="18"/>
-          <w:lang w:val="en-US"/>
-        </w:rPr>
-        <w:t>fetch</w:t>
-      </w:r>
-      <w:proofErr w:type="spellEnd"/>
-      <w:r>
-        <w:rPr>
-          <w:rFonts w:ascii="Courier New" w:eastAsia="Courier New" w:hAnsi="Courier New" w:cs="Courier New"/>
-          <w:sz w:val="18"/>
-          <w:lang w:val="en-US"/>
-        </w:rPr>
-        <w:t xml:space="preserve"> </w:t>
-      </w:r>
-      <w:proofErr w:type="spellStart"/>
-      <w:r>
-        <w:rPr>
-          <w:rFonts w:ascii="Courier New" w:eastAsia="Courier New" w:hAnsi="Courier New" w:cs="Courier New"/>
-          <w:sz w:val="18"/>
-          <w:lang w:val="en-US"/>
-        </w:rPr>
-        <w:t>next</w:t>
-      </w:r>
-      <w:proofErr w:type="spellEnd"/>
-      <w:r>
-        <w:rPr>
-          <w:rFonts w:ascii="Courier New" w:eastAsia="Courier New" w:hAnsi="Courier New" w:cs="Courier New"/>
-          <w:sz w:val="18"/>
-          <w:lang w:val="en-US"/>
-        </w:rPr>
-        <w:t xml:space="preserve"> ? </w:t>
-      </w:r>
-      <w:proofErr w:type="spellStart"/>
-      <w:r>
-        <w:rPr>
-          <w:rFonts w:ascii="Courier New" w:eastAsia="Courier New" w:hAnsi="Courier New" w:cs="Courier New"/>
-          <w:sz w:val="18"/>
-          <w:lang w:val="en-US"/>
-        </w:rPr>
-        <w:t>rows</w:t>
-      </w:r>
-      <w:proofErr w:type="spellEnd"/>
-      <w:r>
-        <w:rPr>
-          <w:rFonts w:ascii="Courier New" w:eastAsia="Courier New" w:hAnsi="Courier New" w:cs="Courier New"/>
-          <w:sz w:val="18"/>
-          <w:lang w:val="en-US"/>
-        </w:rPr>
-        <w:t xml:space="preserve"> </w:t>
-      </w:r>
-      <w:proofErr w:type="spellStart"/>
-      <w:r>
-        <w:rPr>
-          <w:rFonts w:ascii="Courier New" w:eastAsia="Courier New" w:hAnsi="Courier New" w:cs="Courier New"/>
-          <w:sz w:val="18"/>
-          <w:lang w:val="en-US"/>
-        </w:rPr>
-        <w:t>only</w:t>
-      </w:r>
-      <w:proofErr w:type="spellEnd"/>
-    </w:p>
-    <w:p>
-      <w:pPr>
-        <w:shd w:val="clear" w:color="auto" w:fill="F5F5F5"/>
-        <w:spacing w:line="240" w:lineRule="auto"/>
-      </w:pPr>
-      <w:r>
-        <w:rPr>
-          <w:rFonts w:ascii="Courier New" w:eastAsia="Courier New" w:hAnsi="Courier New" w:cs="Courier New"/>
-          <w:sz w:val="18"/>
-          <w:lang w:val="en-US"/>
-        </w:rPr>
-        <w:t xml:space="preserve">  </w:t>
-      </w:r>
-      <w:r>
-        <w:rPr>
-          <w:rFonts w:ascii="Courier New" w:eastAsia="Courier New" w:hAnsi="Courier New" w:cs="Courier New"/>
-          <w:sz w:val="18"/>
-        </w:rPr>
-        <w:t>SQL Server 2012+                                        3                   3</w:t>
-      </w:r>
-    </w:p>
-    <w:p>
-      <w:pPr>
-        <w:shd w:val="clear" w:color="auto" w:fill="F5F5F5"/>
-        <w:spacing w:line="240" w:lineRule="auto"/>
-      </w:pPr>
-      <w:r>
-        <w:rPr>
-          <w:rFonts w:ascii="Courier New" w:eastAsia="Courier New" w:hAnsi="Courier New" w:cs="Courier New"/>
-          <w:sz w:val="18"/>
-        </w:rPr>
-        <w:t xml:space="preserve"> </w:t>
-      </w:r>
-    </w:p>
-    <w:p>
-      <w:pPr>
-        <w:shd w:val="clear" w:color="auto" w:fill="F5F5F5"/>
-        <w:spacing w:line="240" w:lineRule="auto"/>
-      </w:pPr>
-      <w:r>
-        <w:rPr>
-          <w:rFonts w:ascii="Courier New" w:eastAsia="Courier New" w:hAnsi="Courier New" w:cs="Courier New"/>
-          <w:sz w:val="18"/>
-        </w:rPr>
-        <w:t xml:space="preserve">  page=0 일 때 ( 건너뛸 것이 없다 )</w:t>
-      </w:r>
-    </w:p>
-    <w:p>
-      <w:pPr>
-        <w:shd w:val="clear" w:color="auto" w:fill="F5F5F5"/>
-        <w:spacing w:line="240" w:lineRule="auto"/>
-      </w:pPr>
-      <w:r>
-        <w:rPr>
-          <w:rFonts w:ascii="Courier New" w:eastAsia="Courier New" w:hAnsi="Courier New" w:cs="Courier New"/>
-          <w:sz w:val="18"/>
-        </w:rPr>
-        <w:t xml:space="preserve">    MariaDB            ... limit ?</w:t>
-      </w:r>
-    </w:p>
-    <w:p>
-      <w:pPr>
-        <w:shd w:val="clear" w:color="auto" w:fill="F5F5F5"/>
-        <w:spacing w:line="240" w:lineRule="auto"/>
-      </w:pPr>
-      <w:r>
-        <w:rPr>
-          <w:rFonts w:ascii="Courier New" w:eastAsia="Courier New" w:hAnsi="Courier New" w:cs="Courier New"/>
-          <w:sz w:val="18"/>
-        </w:rPr>
-        <w:t xml:space="preserve">    H2                 ... fetch first ? rows only</w:t>
-      </w:r>
-    </w:p>
-    <w:p>
-      <w:pPr>
-        <w:spacing w:before="120" w:after="40"/>
-      </w:pPr>
-      <w:r>
-        <w:rPr>
-          <w:rFonts w:ascii="맑은 고딕" w:eastAsia="맑은 고딕" w:hAnsi="맑은 고딕" w:cs="맑은 고딕"/>
-          <w:b/>
-          <w:color w:val="000000"/>
-          <w:sz w:val="20"/>
-        </w:rPr>
-        <w:t>정리</w:t>
-      </w:r>
-    </w:p>
-    <w:p>
-      <w:pPr>
-        <w:shd w:val="clear" w:color="auto" w:fill="F5F5F5"/>
-        <w:spacing w:line="240" w:lineRule="auto"/>
-      </w:pPr>
-      <w:r>
-        <w:rPr>
-          <w:rFonts w:ascii="Courier New" w:eastAsia="Courier New" w:hAnsi="Courier New" w:cs="Courier New"/>
-          <w:sz w:val="18"/>
-        </w:rPr>
-        <w:t>페이징 방식            페이징 구문         정렬 기준        Fetch Join</w:t>
-      </w:r>
-    </w:p>
-    <w:p>
-      <w:pPr>
-        <w:shd w:val="clear" w:color="auto" w:fill="F5F5F5"/>
-        <w:spacing w:line="240" w:lineRule="auto"/>
-      </w:pPr>
-      <w:r>
-        <w:rPr>
-          <w:rFonts w:ascii="Courier New" w:eastAsia="Courier New" w:hAnsi="Courier New" w:cs="Courier New"/>
-          <w:sz w:val="18"/>
-        </w:rPr>
-        <w:t>---------------------------------------------------------------------------</w:t>
-      </w:r>
-    </w:p>
-    <w:p>
-      <w:pPr>
-        <w:shd w:val="clear" w:color="auto" w:fill="F5F5F5"/>
-        <w:spacing w:line="240" w:lineRule="auto"/>
-      </w:pPr>
-      <w:r>
-        <w:rPr>
-          <w:rFonts w:ascii="Courier New" w:eastAsia="Courier New" w:hAnsi="Courier New" w:cs="Courier New"/>
-          <w:sz w:val="18"/>
-        </w:rPr>
-        <w:t>Query Method          자동                엔티티 필드명     불가 ( @Query 필요 )</w:t>
-      </w:r>
-    </w:p>
-    <w:p>
-      <w:pPr>
-        <w:shd w:val="clear" w:color="auto" w:fill="F5F5F5"/>
-        <w:spacing w:line="240" w:lineRule="auto"/>
-      </w:pPr>
-      <w:r>
-        <w:rPr>
-          <w:rFonts w:ascii="Courier New" w:eastAsia="Courier New" w:hAnsi="Courier New" w:cs="Courier New"/>
-          <w:sz w:val="18"/>
-        </w:rPr>
-        <w:t>@Query ( JPQL )       자동                엔티티 필드명     가능</w:t>
-      </w:r>
-    </w:p>
-    <w:p>
-      <w:pPr>
-        <w:shd w:val="clear" w:color="auto" w:fill="F5F5F5"/>
-        <w:spacing w:line="240" w:lineRule="auto"/>
-      </w:pPr>
-      <w:r>
-        <w:rPr>
-          <w:rFonts w:ascii="Courier New" w:eastAsia="Courier New" w:hAnsi="Courier New" w:cs="Courier New"/>
-          <w:sz w:val="18"/>
-        </w:rPr>
-        <w:t>@Query ( Native )     자동                실제 컬럼명       불가    &lt;- 이 예제에서는 쓰지 않는다</w:t>
-      </w:r>
-    </w:p>
-    <w:p>
-      <w:pPr>
-        <w:shd w:val="clear" w:color="auto" w:fill="F5F5F5"/>
-        <w:spacing w:line="240" w:lineRule="auto"/>
-      </w:pPr>
-      <w:r>
-        <w:rPr>
-          <w:rFonts w:ascii="Courier New" w:eastAsia="Courier New" w:hAnsi="Courier New" w:cs="Courier New"/>
-          <w:sz w:val="18"/>
-        </w:rPr>
-        <w:t>직접 SQL 작성          직접 작성            컬럼명           해당 없음</w:t>
-      </w:r>
-    </w:p>
-    <w:p>
-      <w:pPr>
-        <w:spacing w:before="200" w:after="60"/>
-      </w:pPr>
-      <w:r>
-        <w:rPr>
-          <w:rFonts w:ascii="맑은 고딕" w:eastAsia="맑은 고딕" w:hAnsi="맑은 고딕" w:cs="맑은 고딕"/>
-          <w:b/>
-          <w:color w:val="000000"/>
-          <w:sz w:val="21"/>
-        </w:rPr>
-        <w:t>1) Pageable 만들기</w:t>
-      </w:r>
-    </w:p>
-    <w:p>
-      <w:pPr>
-        <w:spacing w:before="40" w:after="40"/>
-      </w:pPr>
+      <w:proofErr w:type="spellStart"/>
       <w:r>
         <w:rPr>
           <w:rFonts w:ascii="Courier New" w:eastAsia="Courier New" w:hAnsi="Courier New" w:cs="Courier New"/>
           <w:color w:val="188038"/>
           <w:sz w:val="19"/>
         </w:rPr>
-        <w:t>Pageable</w:t>
-      </w:r>
-      <w:r>
-        <w:rPr>
-          <w:rFonts w:ascii="맑은 고딕" w:eastAsia="맑은 고딕" w:hAnsi="맑은 고딕" w:cs="맑은 고딕"/>
-          <w:sz w:val="20"/>
-        </w:rPr>
-        <w:t xml:space="preserve"> 은 "몇 번째 페이지를, 몇 건씩, 어떤 순서로" 를 담는 인터페이스이고, </w:t>
-      </w:r>
-      <w:r>
-        <w:rPr>
-          <w:rFonts w:ascii="Courier New" w:eastAsia="Courier New" w:hAnsi="Courier New" w:cs="Courier New"/>
-          <w:color w:val="188038"/>
-          <w:sz w:val="19"/>
-        </w:rPr>
-        <w:t>PageRequest</w:t>
-      </w:r>
-      <w:r>
-        <w:rPr>
-          <w:rFonts w:ascii="맑은 고딕" w:eastAsia="맑은 고딕" w:hAnsi="맑은 고딕" w:cs="맑은 고딕"/>
-          <w:sz w:val="20"/>
-        </w:rPr>
-        <w:t xml:space="preserve"> 가 그 구현체입니다.</w:t>
-      </w:r>
-    </w:p>
-    <w:p>
-      <w:pPr>
-        <w:shd w:val="clear" w:color="auto" w:fill="F5F5F5"/>
-        <w:spacing w:line="240" w:lineRule="auto"/>
-      </w:pPr>
-      <w:r>
-        <w:rPr>
-          <w:rFonts w:ascii="Courier New" w:eastAsia="Courier New" w:hAnsi="Courier New" w:cs="Courier New"/>
-          <w:sz w:val="18"/>
-        </w:rPr>
-        <w:t>Pageable pageable = PageRequest.of(0, 10);                       // 0번 페이지, 10건</w:t>
-      </w:r>
-    </w:p>
-    <w:p>
-      <w:pPr>
-        <w:shd w:val="clear" w:color="auto" w:fill="F5F5F5"/>
-        <w:spacing w:line="240" w:lineRule="auto"/>
-      </w:pPr>
-      <w:r>
-        <w:rPr>
-          <w:rFonts w:ascii="Courier New" w:eastAsia="Courier New" w:hAnsi="Courier New" w:cs="Courier New"/>
-          <w:sz w:val="18"/>
-        </w:rPr>
-        <w:t xml:space="preserve"> </w:t>
-      </w:r>
-    </w:p>
-    <w:p>
-      <w:pPr>
-        <w:shd w:val="clear" w:color="auto" w:fill="F5F5F5"/>
-        <w:spacing w:line="240" w:lineRule="auto"/>
-      </w:pPr>
-      <w:r>
-        <w:rPr>
-          <w:rFonts w:ascii="Courier New" w:eastAsia="Courier New" w:hAnsi="Courier New" w:cs="Courier New"/>
-          <w:sz w:val="18"/>
-        </w:rPr>
-        <w:t>Pageable pageable = PageRequest.of(0, 10,</w:t>
-      </w:r>
-    </w:p>
-    <w:p>
-      <w:pPr>
-        <w:shd w:val="clear" w:color="auto" w:fill="F5F5F5"/>
-        <w:spacing w:line="240" w:lineRule="auto"/>
-      </w:pPr>
-      <w:r>
-        <w:rPr>
-          <w:rFonts w:ascii="Courier New" w:eastAsia="Courier New" w:hAnsi="Courier New" w:cs="Courier New"/>
-          <w:sz w:val="18"/>
-        </w:rPr>
-        <w:t xml:space="preserve">                        Sort.by("name").ascending());           // 이름 오름차순</w:t>
-      </w:r>
-    </w:p>
-    <w:p>
-      <w:pPr>
-        <w:shd w:val="clear" w:color="auto" w:fill="F5F5F5"/>
-        <w:spacing w:line="240" w:lineRule="auto"/>
-      </w:pPr>
-      <w:r>
-        <w:rPr>
-          <w:rFonts w:ascii="Courier New" w:eastAsia="Courier New" w:hAnsi="Courier New" w:cs="Courier New"/>
-          <w:sz w:val="18"/>
-        </w:rPr>
-        <w:t xml:space="preserve"> </w:t>
-      </w:r>
-    </w:p>
-    <w:p>
-      <w:pPr>
-        <w:shd w:val="clear" w:color="auto" w:fill="F5F5F5"/>
-        <w:spacing w:line="240" w:lineRule="auto"/>
-      </w:pPr>
-      <w:r>
-        <w:rPr>
-          <w:rFonts w:ascii="Courier New" w:eastAsia="Courier New" w:hAnsi="Courier New" w:cs="Courier New"/>
-          <w:sz w:val="18"/>
-        </w:rPr>
-        <w:t>Pageable pageable = PageRequest.of(1, 5,</w:t>
-      </w:r>
-    </w:p>
-    <w:p>
-      <w:pPr>
-        <w:shd w:val="clear" w:color="auto" w:fill="F5F5F5"/>
-        <w:spacing w:line="240" w:lineRule="auto"/>
-      </w:pPr>
-      <w:r>
-        <w:rPr>
-          <w:rFonts w:ascii="Courier New" w:eastAsia="Courier New" w:hAnsi="Courier New" w:cs="Courier New"/>
-          <w:sz w:val="18"/>
-        </w:rPr>
-        <w:t xml:space="preserve">                        Sort.by(Sort.Direction.DESC, "id"));    // 1번 페이지, ID 내림차순</w:t>
+        <w:lastRenderedPageBreak/>
+        <w:t>page</w:t>
+      </w:r>
+      <w:proofErr w:type="spellEnd"/>
+      <w:r>
+        <w:rPr>
+          <w:rFonts w:ascii="맑은 고딕" w:eastAsia="맑은 고딕" w:hAnsi="맑은 고딕" w:cs="맑은 고딕"/>
+          <w:sz w:val="20"/>
+        </w:rPr>
+        <w:t xml:space="preserve"> 는 </w:t>
+      </w:r>
+      <w:r>
+        <w:rPr>
+          <w:rFonts w:ascii="맑은 고딕" w:eastAsia="맑은 고딕" w:hAnsi="맑은 고딕" w:cs="맑은 고딕"/>
+          <w:b/>
+          <w:sz w:val="20"/>
+        </w:rPr>
+        <w:t>0</w:t>
+      </w:r>
+      <w:proofErr w:type="spellStart"/>
+      <w:r>
+        <w:rPr>
+          <w:rFonts w:ascii="맑은 고딕" w:eastAsia="맑은 고딕" w:hAnsi="맑은 고딕" w:cs="맑은 고딕"/>
+          <w:b/>
+          <w:sz w:val="20"/>
+        </w:rPr>
+        <w:t>부터</w:t>
+      </w:r>
+      <w:proofErr w:type="spellEnd"/>
+      <w:r>
+        <w:rPr>
+          <w:rFonts w:ascii="맑은 고딕" w:eastAsia="맑은 고딕" w:hAnsi="맑은 고딕" w:cs="맑은 고딕"/>
+          <w:sz w:val="20"/>
+        </w:rPr>
+        <w:t xml:space="preserve"> 시작합니다. 첫 페이지가 1이 아닙니다. 가장 흔한 실수입니다.</w:t>
       </w:r>
     </w:p>
     <w:p>
@@ -4913,14 +5258,713 @@
           <w:color w:val="188038"/>
           <w:sz w:val="19"/>
         </w:rPr>
+        <w:t>size</w:t>
+      </w:r>
+      <w:r>
+        <w:rPr>
+          <w:rFonts w:ascii="맑은 고딕" w:eastAsia="맑은 고딕" w:hAnsi="맑은 고딕" w:cs="맑은 고딕"/>
+          <w:sz w:val="20"/>
+        </w:rPr>
+        <w:t xml:space="preserve"> 는 한 페이지에 담을 건수입니다.</w:t>
+      </w:r>
+    </w:p>
+    <w:p>
+      <w:pPr>
+        <w:spacing w:before="120" w:after="40"/>
+      </w:pPr>
+      <w:r>
+        <w:rPr>
+          <w:rFonts w:ascii="맑은 고딕" w:eastAsia="맑은 고딕" w:hAnsi="맑은 고딕" w:cs="맑은 고딕"/>
+          <w:b/>
+          <w:color w:val="000000"/>
+          <w:sz w:val="20"/>
+        </w:rPr>
+        <w:t>Pageable 이 가지고 있는 속성</w:t>
+      </w:r>
+    </w:p>
+    <w:p>
+      <w:pPr>
+        <w:spacing w:before="40" w:after="40"/>
+      </w:pPr>
+      <w:r>
+        <w:rPr>
+          <w:rFonts w:ascii="Courier New" w:eastAsia="Courier New" w:hAnsi="Courier New" w:cs="Courier New"/>
+          <w:color w:val="188038"/>
+          <w:sz w:val="19"/>
+        </w:rPr>
+        <w:t>Pageable</w:t>
+      </w:r>
+      <w:r>
+        <w:rPr>
+          <w:rFonts w:ascii="맑은 고딕" w:eastAsia="맑은 고딕" w:hAnsi="맑은 고딕" w:cs="맑은 고딕"/>
+          <w:sz w:val="20"/>
+        </w:rPr>
+        <w:t xml:space="preserve"> 은 세 가지만 담고 있고, 나머지는 그 값으로 계산됩니다.</w:t>
+      </w:r>
+    </w:p>
+    <w:p>
+      <w:pPr>
+        <w:shd w:val="clear" w:color="auto" w:fill="F5F5F5"/>
+        <w:spacing w:line="240" w:lineRule="auto"/>
+      </w:pPr>
+      <w:r>
+        <w:rPr>
+          <w:rFonts w:ascii="Courier New" w:eastAsia="Courier New" w:hAnsi="Courier New" w:cs="Courier New"/>
+          <w:sz w:val="18"/>
+        </w:rPr>
+        <w:t>속성            의미                             누가 정하나</w:t>
+      </w:r>
+    </w:p>
+    <w:p>
+      <w:pPr>
+        <w:shd w:val="clear" w:color="auto" w:fill="F5F5F5"/>
+        <w:spacing w:line="240" w:lineRule="auto"/>
+      </w:pPr>
+      <w:r>
+        <w:rPr>
+          <w:rFonts w:ascii="Courier New" w:eastAsia="Courier New" w:hAnsi="Courier New" w:cs="Courier New"/>
+          <w:sz w:val="18"/>
+        </w:rPr>
+        <w:t>--------------------------------------------------------------------</w:t>
+      </w:r>
+    </w:p>
+    <w:p>
+      <w:pPr>
+        <w:shd w:val="clear" w:color="auto" w:fill="F5F5F5"/>
+        <w:spacing w:line="240" w:lineRule="auto"/>
+      </w:pPr>
+      <w:r>
+        <w:rPr>
+          <w:rFonts w:ascii="Courier New" w:eastAsia="Courier New" w:hAnsi="Courier New" w:cs="Courier New"/>
+          <w:sz w:val="18"/>
+        </w:rPr>
+        <w:t>pageNumber      몇 번째 페이지인가 ( 0부터 )       클라이언트가 지정</w:t>
+      </w:r>
+    </w:p>
+    <w:p>
+      <w:pPr>
+        <w:shd w:val="clear" w:color="auto" w:fill="F5F5F5"/>
+        <w:spacing w:line="240" w:lineRule="auto"/>
+      </w:pPr>
+      <w:r>
+        <w:rPr>
+          <w:rFonts w:ascii="Courier New" w:eastAsia="Courier New" w:hAnsi="Courier New" w:cs="Courier New"/>
+          <w:sz w:val="18"/>
+        </w:rPr>
+        <w:t>pageSize        한 페이지에 몇 건인가              클라이언트가 지정</w:t>
+      </w:r>
+    </w:p>
+    <w:p>
+      <w:pPr>
+        <w:shd w:val="clear" w:color="auto" w:fill="F5F5F5"/>
+        <w:spacing w:line="240" w:lineRule="auto"/>
+      </w:pPr>
+      <w:r>
+        <w:rPr>
+          <w:rFonts w:ascii="Courier New" w:eastAsia="Courier New" w:hAnsi="Courier New" w:cs="Courier New"/>
+          <w:sz w:val="18"/>
+        </w:rPr>
+        <w:t>sort            어떤 순서로 정렬할 것인가          클라이언트가 지정</w:t>
+      </w:r>
+    </w:p>
+    <w:p>
+      <w:pPr>
+        <w:shd w:val="clear" w:color="auto" w:fill="F5F5F5"/>
+        <w:spacing w:line="240" w:lineRule="auto"/>
+      </w:pPr>
+      <w:r>
+        <w:rPr>
+          <w:rFonts w:ascii="Courier New" w:eastAsia="Courier New" w:hAnsi="Courier New" w:cs="Courier New"/>
+          <w:sz w:val="18"/>
+        </w:rPr>
+        <w:t>--------------------------------------------------------------------</w:t>
+      </w:r>
+    </w:p>
+    <w:p>
+      <w:pPr>
+        <w:shd w:val="clear" w:color="auto" w:fill="F5F5F5"/>
+        <w:spacing w:line="240" w:lineRule="auto"/>
+      </w:pPr>
+      <w:r>
+        <w:rPr>
+          <w:rFonts w:ascii="Courier New" w:eastAsia="Courier New" w:hAnsi="Courier New" w:cs="Courier New"/>
+          <w:sz w:val="18"/>
+        </w:rPr>
+        <w:t xml:space="preserve">offset          앞에서 몇 건을 건너뛸 것인가        계산됨 </w:t>
+      </w:r>
+      <w:proofErr w:type="gramStart"/>
+      <w:r>
+        <w:rPr>
+          <w:rFonts w:ascii="Courier New" w:eastAsia="Courier New" w:hAnsi="Courier New" w:cs="Courier New"/>
+          <w:sz w:val="18"/>
+        </w:rPr>
+        <w:t xml:space="preserve">( </w:t>
+      </w:r>
+      <w:proofErr w:type="spellStart"/>
+      <w:r>
+        <w:rPr>
+          <w:rFonts w:ascii="Courier New" w:eastAsia="Courier New" w:hAnsi="Courier New" w:cs="Courier New"/>
+          <w:sz w:val="18"/>
+        </w:rPr>
         <w:t>page</w:t>
       </w:r>
-      <w:r>
-        <w:rPr>
-          <w:rFonts w:ascii="맑은 고딕" w:eastAsia="맑은 고딕" w:hAnsi="맑은 고딕" w:cs="맑은 고딕"/>
-          <w:sz w:val="20"/>
-        </w:rPr>
-        <w:t xml:space="preserve"> 는 **0부터** 시작합니다. 첫 페이지가 1이 아닙니다. 가장 흔한 실수입니다.</w:t>
+      <w:proofErr w:type="spellEnd"/>
+      <w:proofErr w:type="gramEnd"/>
+      <w:r>
+        <w:rPr>
+          <w:rFonts w:ascii="Courier New" w:eastAsia="Courier New" w:hAnsi="Courier New" w:cs="Courier New"/>
+          <w:sz w:val="18"/>
+        </w:rPr>
+        <w:t xml:space="preserve"> </w:t>
+      </w:r>
+      <w:r>
+        <w:rPr>
+          <w:rFonts w:ascii="Courier New" w:hAnsi="Courier New" w:cs="Courier New" w:hint="eastAsia"/>
+          <w:sz w:val="18"/>
+        </w:rPr>
+        <w:t>*</w:t>
+      </w:r>
+      <w:r>
+        <w:rPr>
+          <w:rFonts w:ascii="Courier New" w:eastAsia="Courier New" w:hAnsi="Courier New" w:cs="Courier New"/>
+          <w:sz w:val="18"/>
+        </w:rPr>
+        <w:t xml:space="preserve"> </w:t>
+      </w:r>
+      <w:proofErr w:type="spellStart"/>
+      <w:r>
+        <w:rPr>
+          <w:rFonts w:ascii="Courier New" w:eastAsia="Courier New" w:hAnsi="Courier New" w:cs="Courier New"/>
+          <w:sz w:val="18"/>
+        </w:rPr>
+        <w:t>size</w:t>
+      </w:r>
+      <w:proofErr w:type="spellEnd"/>
+      <w:r>
+        <w:rPr>
+          <w:rFonts w:ascii="Courier New" w:eastAsia="Courier New" w:hAnsi="Courier New" w:cs="Courier New"/>
+          <w:sz w:val="18"/>
+        </w:rPr>
+        <w:t xml:space="preserve"> )</w:t>
+      </w:r>
+    </w:p>
+    <w:p>
+      <w:pPr>
+        <w:shd w:val="clear" w:color="auto" w:fill="F5F5F5"/>
+        <w:spacing w:line="240" w:lineRule="auto"/>
+      </w:pPr>
+      <w:proofErr w:type="spellStart"/>
+      <w:r>
+        <w:rPr>
+          <w:rFonts w:ascii="Courier New" w:eastAsia="Courier New" w:hAnsi="Courier New" w:cs="Courier New"/>
+          <w:sz w:val="18"/>
+        </w:rPr>
+        <w:t>paged</w:t>
+      </w:r>
+      <w:proofErr w:type="spellEnd"/>
+      <w:r>
+        <w:rPr>
+          <w:rFonts w:ascii="Courier New" w:eastAsia="Courier New" w:hAnsi="Courier New" w:cs="Courier New"/>
+          <w:sz w:val="18"/>
+        </w:rPr>
+        <w:t xml:space="preserve">           </w:t>
+      </w:r>
+      <w:proofErr w:type="spellStart"/>
+      <w:r>
+        <w:rPr>
+          <w:rFonts w:ascii="Courier New" w:eastAsia="Courier New" w:hAnsi="Courier New" w:cs="Courier New"/>
+          <w:sz w:val="18"/>
+        </w:rPr>
+        <w:t>페이징을</w:t>
+      </w:r>
+      <w:proofErr w:type="spellEnd"/>
+      <w:r>
+        <w:rPr>
+          <w:rFonts w:ascii="Courier New" w:eastAsia="Courier New" w:hAnsi="Courier New" w:cs="Courier New"/>
+          <w:sz w:val="18"/>
+        </w:rPr>
+        <w:t xml:space="preserve"> 적용하는가                 </w:t>
+      </w:r>
+      <w:r>
+        <w:rPr>
+          <w:rFonts w:ascii="Courier New" w:hAnsi="Courier New" w:cs="Courier New" w:hint="eastAsia"/>
+          <w:sz w:val="18"/>
+        </w:rPr>
+        <w:t xml:space="preserve">  </w:t>
+      </w:r>
+      <w:r>
+        <w:rPr>
+          <w:rFonts w:ascii="Courier New" w:eastAsia="Courier New" w:hAnsi="Courier New" w:cs="Courier New"/>
+          <w:sz w:val="18"/>
+        </w:rPr>
+        <w:t>계산됨</w:t>
+      </w:r>
+    </w:p>
+    <w:p>
+      <w:pPr>
+        <w:shd w:val="clear" w:color="auto" w:fill="F5F5F5"/>
+        <w:spacing w:line="240" w:lineRule="auto"/>
+      </w:pPr>
+      <w:proofErr w:type="spellStart"/>
+      <w:r>
+        <w:rPr>
+          <w:rFonts w:ascii="Courier New" w:eastAsia="Courier New" w:hAnsi="Courier New" w:cs="Courier New"/>
+          <w:sz w:val="18"/>
+        </w:rPr>
+        <w:t>unpaged</w:t>
+      </w:r>
+      <w:proofErr w:type="spellEnd"/>
+      <w:r>
+        <w:rPr>
+          <w:rFonts w:ascii="Courier New" w:eastAsia="Courier New" w:hAnsi="Courier New" w:cs="Courier New"/>
+          <w:sz w:val="18"/>
+        </w:rPr>
+        <w:t xml:space="preserve">         </w:t>
+      </w:r>
+      <w:proofErr w:type="spellStart"/>
+      <w:r>
+        <w:rPr>
+          <w:rFonts w:ascii="Courier New" w:eastAsia="Courier New" w:hAnsi="Courier New" w:cs="Courier New"/>
+          <w:sz w:val="18"/>
+        </w:rPr>
+        <w:t>페이징을</w:t>
+      </w:r>
+      <w:proofErr w:type="spellEnd"/>
+      <w:r>
+        <w:rPr>
+          <w:rFonts w:ascii="Courier New" w:eastAsia="Courier New" w:hAnsi="Courier New" w:cs="Courier New"/>
+          <w:sz w:val="18"/>
+        </w:rPr>
+        <w:t xml:space="preserve"> 적용하지 않는가           </w:t>
+      </w:r>
+      <w:proofErr w:type="spellStart"/>
+      <w:r>
+        <w:rPr>
+          <w:rFonts w:ascii="Courier New" w:eastAsia="Courier New" w:hAnsi="Courier New" w:cs="Courier New"/>
+          <w:sz w:val="18"/>
+        </w:rPr>
+        <w:t>Pageable.unpaged</w:t>
+      </w:r>
+      <w:proofErr w:type="spellEnd"/>
+      <w:r>
+        <w:rPr>
+          <w:rFonts w:ascii="Courier New" w:eastAsia="Courier New" w:hAnsi="Courier New" w:cs="Courier New"/>
+          <w:sz w:val="18"/>
+        </w:rPr>
+        <w:t xml:space="preserve">() 일 때 </w:t>
+      </w:r>
+      <w:proofErr w:type="spellStart"/>
+      <w:r>
+        <w:rPr>
+          <w:rFonts w:ascii="Courier New" w:eastAsia="Courier New" w:hAnsi="Courier New" w:cs="Courier New"/>
+          <w:sz w:val="18"/>
+        </w:rPr>
+        <w:t>true</w:t>
+      </w:r>
+      <w:proofErr w:type="spellEnd"/>
+    </w:p>
+    <w:p>
+      <w:pPr>
+        <w:spacing w:before="120" w:after="40"/>
+      </w:pPr>
+      <w:r>
+        <w:rPr>
+          <w:rFonts w:ascii="맑은 고딕" w:eastAsia="맑은 고딕" w:hAnsi="맑은 고딕" w:cs="맑은 고딕"/>
+          <w:b/>
+          <w:color w:val="000000"/>
+          <w:sz w:val="20"/>
+        </w:rPr>
+        <w:t>offset 은 무엇인가</w:t>
+      </w:r>
+    </w:p>
+    <w:p>
+      <w:pPr>
+        <w:spacing w:before="40" w:after="40"/>
+      </w:pPr>
+      <w:r>
+        <w:rPr>
+          <w:rFonts w:ascii="Courier New" w:eastAsia="Courier New" w:hAnsi="Courier New" w:cs="Courier New"/>
+          <w:color w:val="188038"/>
+          <w:sz w:val="19"/>
+        </w:rPr>
+        <w:t>offset</w:t>
+      </w:r>
+      <w:r>
+        <w:rPr>
+          <w:rFonts w:ascii="맑은 고딕" w:eastAsia="맑은 고딕" w:hAnsi="맑은 고딕" w:cs="맑은 고딕"/>
+          <w:sz w:val="20"/>
+        </w:rPr>
+        <w:t xml:space="preserve"> 은 "앞에서 몇 건을 건너뛸 것인가" 입니다. 직접 지정하는 값이 아니라 </w:t>
+      </w:r>
+      <w:r>
+        <w:rPr>
+          <w:rFonts w:ascii="Courier New" w:eastAsia="Courier New" w:hAnsi="Courier New" w:cs="Courier New"/>
+          <w:color w:val="188038"/>
+          <w:sz w:val="19"/>
+        </w:rPr>
+        <w:t xml:space="preserve">pageNumber </w:t>
+      </w:r>
+      <w:r>
+        <w:rPr>
+          <w:rFonts w:ascii="Courier New" w:hAnsi="Courier New" w:cs="Courier New" w:hint="eastAsia"/>
+          <w:color w:val="188038"/>
+          <w:sz w:val="19"/>
+        </w:rPr>
+        <w:t>*</w:t>
+      </w:r>
+      <w:r>
+        <w:rPr>
+          <w:rFonts w:ascii="Courier New" w:eastAsia="Courier New" w:hAnsi="Courier New" w:cs="Courier New"/>
+          <w:color w:val="188038"/>
+          <w:sz w:val="19"/>
+        </w:rPr>
+        <w:t xml:space="preserve"> pageSize</w:t>
+      </w:r>
+      <w:r>
+        <w:rPr>
+          <w:rFonts w:ascii="맑은 고딕" w:eastAsia="맑은 고딕" w:hAnsi="맑은 고딕" w:cs="맑은 고딕"/>
+          <w:sz w:val="20"/>
+        </w:rPr>
+        <w:t xml:space="preserve"> 로 계산되는 값입니다.</w:t>
+      </w:r>
+    </w:p>
+    <w:p>
+      <w:pPr>
+        <w:shd w:val="clear" w:color="auto" w:fill="F5F5F5"/>
+        <w:spacing w:line="240" w:lineRule="auto"/>
+      </w:pPr>
+      <w:proofErr w:type="spellStart"/>
+      <w:r>
+        <w:rPr>
+          <w:rFonts w:ascii="Courier New" w:eastAsia="Courier New" w:hAnsi="Courier New" w:cs="Courier New"/>
+          <w:sz w:val="18"/>
+        </w:rPr>
+        <w:t>offset</w:t>
+      </w:r>
+      <w:proofErr w:type="spellEnd"/>
+      <w:r>
+        <w:rPr>
+          <w:rFonts w:ascii="Courier New" w:eastAsia="Courier New" w:hAnsi="Courier New" w:cs="Courier New"/>
+          <w:sz w:val="18"/>
+        </w:rPr>
+        <w:t xml:space="preserve"> = </w:t>
+      </w:r>
+      <w:proofErr w:type="spellStart"/>
+      <w:r>
+        <w:rPr>
+          <w:rFonts w:ascii="Courier New" w:eastAsia="Courier New" w:hAnsi="Courier New" w:cs="Courier New"/>
+          <w:sz w:val="18"/>
+        </w:rPr>
+        <w:t>pageNumber</w:t>
+      </w:r>
+      <w:proofErr w:type="spellEnd"/>
+      <w:r>
+        <w:rPr>
+          <w:rFonts w:ascii="Courier New" w:eastAsia="Courier New" w:hAnsi="Courier New" w:cs="Courier New"/>
+          <w:sz w:val="18"/>
+        </w:rPr>
+        <w:t xml:space="preserve"> </w:t>
+      </w:r>
+      <w:r>
+        <w:rPr>
+          <w:rFonts w:ascii="Courier New" w:hAnsi="Courier New" w:cs="Courier New" w:hint="eastAsia"/>
+          <w:sz w:val="18"/>
+        </w:rPr>
+        <w:t>*</w:t>
+      </w:r>
+      <w:r>
+        <w:rPr>
+          <w:rFonts w:ascii="Courier New" w:eastAsia="Courier New" w:hAnsi="Courier New" w:cs="Courier New"/>
+          <w:sz w:val="18"/>
+        </w:rPr>
+        <w:t xml:space="preserve"> </w:t>
+      </w:r>
+      <w:proofErr w:type="spellStart"/>
+      <w:r>
+        <w:rPr>
+          <w:rFonts w:ascii="Courier New" w:eastAsia="Courier New" w:hAnsi="Courier New" w:cs="Courier New"/>
+          <w:sz w:val="18"/>
+        </w:rPr>
+        <w:t>pageSize</w:t>
+      </w:r>
+      <w:proofErr w:type="spellEnd"/>
+    </w:p>
+    <w:p>
+      <w:pPr>
+        <w:shd w:val="clear" w:color="auto" w:fill="F5F5F5"/>
+        <w:spacing w:line="240" w:lineRule="auto"/>
+      </w:pPr>
+      <w:r>
+        <w:rPr>
+          <w:rFonts w:ascii="Courier New" w:eastAsia="Courier New" w:hAnsi="Courier New" w:cs="Courier New"/>
+          <w:sz w:val="18"/>
+        </w:rPr>
+        <w:t xml:space="preserve"> </w:t>
+      </w:r>
+    </w:p>
+    <w:p>
+      <w:pPr>
+        <w:shd w:val="clear" w:color="auto" w:fill="F5F5F5"/>
+        <w:spacing w:line="240" w:lineRule="auto"/>
+      </w:pPr>
+      <w:r>
+        <w:rPr>
+          <w:rFonts w:ascii="Courier New" w:eastAsia="Courier New" w:hAnsi="Courier New" w:cs="Courier New"/>
+          <w:sz w:val="18"/>
+        </w:rPr>
+        <w:t>학생 8명을 size=3 으로 조회한 실제 결과</w:t>
+      </w:r>
+    </w:p>
+    <w:p>
+      <w:pPr>
+        <w:shd w:val="clear" w:color="auto" w:fill="F5F5F5"/>
+        <w:spacing w:line="240" w:lineRule="auto"/>
+      </w:pPr>
+      <w:r>
+        <w:rPr>
+          <w:rFonts w:ascii="Courier New" w:eastAsia="Courier New" w:hAnsi="Courier New" w:cs="Courier New"/>
+          <w:sz w:val="18"/>
+        </w:rPr>
+        <w:t xml:space="preserve"> </w:t>
+      </w:r>
+    </w:p>
+    <w:p>
+      <w:pPr>
+        <w:shd w:val="clear" w:color="auto" w:fill="F5F5F5"/>
+        <w:spacing w:line="240" w:lineRule="auto"/>
+      </w:pPr>
+      <w:r>
+        <w:rPr>
+          <w:rFonts w:ascii="Courier New" w:eastAsia="Courier New" w:hAnsi="Courier New" w:cs="Courier New"/>
+          <w:sz w:val="18"/>
+        </w:rPr>
+        <w:t xml:space="preserve"> </w:t>
+      </w:r>
+      <w:proofErr w:type="spellStart"/>
+      <w:r>
+        <w:rPr>
+          <w:rFonts w:ascii="Courier New" w:eastAsia="Courier New" w:hAnsi="Courier New" w:cs="Courier New"/>
+          <w:sz w:val="18"/>
+        </w:rPr>
+        <w:t>page</w:t>
+      </w:r>
+      <w:proofErr w:type="spellEnd"/>
+      <w:r>
+        <w:rPr>
+          <w:rFonts w:ascii="Courier New" w:eastAsia="Courier New" w:hAnsi="Courier New" w:cs="Courier New"/>
+          <w:sz w:val="18"/>
+        </w:rPr>
+        <w:t xml:space="preserve">   </w:t>
+      </w:r>
+      <w:proofErr w:type="spellStart"/>
+      <w:r>
+        <w:rPr>
+          <w:rFonts w:ascii="Courier New" w:eastAsia="Courier New" w:hAnsi="Courier New" w:cs="Courier New"/>
+          <w:sz w:val="18"/>
+        </w:rPr>
+        <w:t>size</w:t>
+      </w:r>
+      <w:proofErr w:type="spellEnd"/>
+      <w:r>
+        <w:rPr>
+          <w:rFonts w:ascii="Courier New" w:eastAsia="Courier New" w:hAnsi="Courier New" w:cs="Courier New"/>
+          <w:sz w:val="18"/>
+        </w:rPr>
+        <w:t xml:space="preserve">   </w:t>
+      </w:r>
+      <w:proofErr w:type="spellStart"/>
+      <w:r>
+        <w:rPr>
+          <w:rFonts w:ascii="Courier New" w:eastAsia="Courier New" w:hAnsi="Courier New" w:cs="Courier New"/>
+          <w:sz w:val="18"/>
+        </w:rPr>
+        <w:t>offset</w:t>
+      </w:r>
+      <w:proofErr w:type="spellEnd"/>
+      <w:r>
+        <w:rPr>
+          <w:rFonts w:ascii="Courier New" w:eastAsia="Courier New" w:hAnsi="Courier New" w:cs="Courier New"/>
+          <w:sz w:val="18"/>
+        </w:rPr>
+        <w:t xml:space="preserve">   조회된 건수   학생 id</w:t>
+      </w:r>
+    </w:p>
+    <w:p>
+      <w:pPr>
+        <w:shd w:val="clear" w:color="auto" w:fill="F5F5F5"/>
+        <w:spacing w:line="240" w:lineRule="auto"/>
+      </w:pPr>
+      <w:r>
+        <w:rPr>
+          <w:rFonts w:ascii="Courier New" w:eastAsia="Courier New" w:hAnsi="Courier New" w:cs="Courier New"/>
+          <w:sz w:val="18"/>
+        </w:rPr>
+        <w:t xml:space="preserve">  ------------------------------------------------</w:t>
+      </w:r>
+    </w:p>
+    <w:p>
+      <w:pPr>
+        <w:shd w:val="clear" w:color="auto" w:fill="F5F5F5"/>
+        <w:spacing w:line="240" w:lineRule="auto"/>
+      </w:pPr>
+      <w:r>
+        <w:rPr>
+          <w:rFonts w:ascii="Courier New" w:eastAsia="Courier New" w:hAnsi="Courier New" w:cs="Courier New"/>
+          <w:sz w:val="18"/>
+        </w:rPr>
+        <w:t xml:space="preserve">  0      </w:t>
+      </w:r>
+      <w:r>
+        <w:rPr>
+          <w:rFonts w:ascii="Courier New" w:hAnsi="Courier New" w:cs="Courier New"/>
+          <w:sz w:val="18"/>
+        </w:rPr>
+        <w:tab/>
+      </w:r>
+      <w:r>
+        <w:rPr>
+          <w:rFonts w:ascii="Courier New" w:eastAsia="Courier New" w:hAnsi="Courier New" w:cs="Courier New"/>
+          <w:sz w:val="18"/>
+        </w:rPr>
+        <w:t xml:space="preserve">3      </w:t>
+      </w:r>
+      <w:r>
+        <w:rPr>
+          <w:rFonts w:ascii="Courier New" w:hAnsi="Courier New" w:cs="Courier New"/>
+          <w:sz w:val="18"/>
+        </w:rPr>
+        <w:tab/>
+      </w:r>
+      <w:r>
+        <w:rPr>
+          <w:rFonts w:ascii="Courier New" w:eastAsia="Courier New" w:hAnsi="Courier New" w:cs="Courier New"/>
+          <w:sz w:val="18"/>
+        </w:rPr>
+        <w:t xml:space="preserve">0        </w:t>
+      </w:r>
+      <w:r>
+        <w:rPr>
+          <w:rFonts w:ascii="Courier New" w:hAnsi="Courier New" w:cs="Courier New"/>
+          <w:sz w:val="18"/>
+        </w:rPr>
+        <w:tab/>
+      </w:r>
+      <w:r>
+        <w:rPr>
+          <w:rFonts w:ascii="Courier New" w:eastAsia="Courier New" w:hAnsi="Courier New" w:cs="Courier New"/>
+          <w:sz w:val="18"/>
+        </w:rPr>
+        <w:t>3            1, 2, 3       &lt;- 0건 건너뛰고 3건</w:t>
+      </w:r>
+    </w:p>
+    <w:p>
+      <w:pPr>
+        <w:shd w:val="clear" w:color="auto" w:fill="F5F5F5"/>
+        <w:spacing w:line="240" w:lineRule="auto"/>
+      </w:pPr>
+      <w:r>
+        <w:rPr>
+          <w:rFonts w:ascii="Courier New" w:eastAsia="Courier New" w:hAnsi="Courier New" w:cs="Courier New"/>
+          <w:sz w:val="18"/>
+        </w:rPr>
+        <w:t xml:space="preserve">  1      </w:t>
+      </w:r>
+      <w:r>
+        <w:rPr>
+          <w:rFonts w:ascii="Courier New" w:hAnsi="Courier New" w:cs="Courier New"/>
+          <w:sz w:val="18"/>
+        </w:rPr>
+        <w:tab/>
+      </w:r>
+      <w:r>
+        <w:rPr>
+          <w:rFonts w:ascii="Courier New" w:eastAsia="Courier New" w:hAnsi="Courier New" w:cs="Courier New"/>
+          <w:sz w:val="18"/>
+        </w:rPr>
+        <w:t xml:space="preserve">3      </w:t>
+      </w:r>
+      <w:r>
+        <w:rPr>
+          <w:rFonts w:ascii="Courier New" w:hAnsi="Courier New" w:cs="Courier New"/>
+          <w:sz w:val="18"/>
+        </w:rPr>
+        <w:tab/>
+      </w:r>
+      <w:r>
+        <w:rPr>
+          <w:rFonts w:ascii="Courier New" w:eastAsia="Courier New" w:hAnsi="Courier New" w:cs="Courier New"/>
+          <w:sz w:val="18"/>
+        </w:rPr>
+        <w:t xml:space="preserve">3        </w:t>
+      </w:r>
+      <w:r>
+        <w:rPr>
+          <w:rFonts w:ascii="Courier New" w:hAnsi="Courier New" w:cs="Courier New"/>
+          <w:sz w:val="18"/>
+        </w:rPr>
+        <w:tab/>
+      </w:r>
+      <w:r>
+        <w:rPr>
+          <w:rFonts w:ascii="Courier New" w:eastAsia="Courier New" w:hAnsi="Courier New" w:cs="Courier New"/>
+          <w:sz w:val="18"/>
+        </w:rPr>
+        <w:t>3            4, 5, 6       &lt;- 3건 건너뛰고 3건</w:t>
+      </w:r>
+    </w:p>
+    <w:p>
+      <w:pPr>
+        <w:shd w:val="clear" w:color="auto" w:fill="F5F5F5"/>
+        <w:spacing w:line="240" w:lineRule="auto"/>
+      </w:pPr>
+      <w:r>
+        <w:rPr>
+          <w:rFonts w:ascii="Courier New" w:eastAsia="Courier New" w:hAnsi="Courier New" w:cs="Courier New"/>
+          <w:sz w:val="18"/>
+        </w:rPr>
+        <w:t xml:space="preserve">  2      </w:t>
+      </w:r>
+      <w:r>
+        <w:rPr>
+          <w:rFonts w:ascii="Courier New" w:hAnsi="Courier New" w:cs="Courier New"/>
+          <w:sz w:val="18"/>
+        </w:rPr>
+        <w:tab/>
+      </w:r>
+      <w:r>
+        <w:rPr>
+          <w:rFonts w:ascii="Courier New" w:eastAsia="Courier New" w:hAnsi="Courier New" w:cs="Courier New"/>
+          <w:sz w:val="18"/>
+        </w:rPr>
+        <w:t xml:space="preserve">3      </w:t>
+      </w:r>
+      <w:r>
+        <w:rPr>
+          <w:rFonts w:ascii="Courier New" w:hAnsi="Courier New" w:cs="Courier New"/>
+          <w:sz w:val="18"/>
+        </w:rPr>
+        <w:tab/>
+      </w:r>
+      <w:r>
+        <w:rPr>
+          <w:rFonts w:ascii="Courier New" w:eastAsia="Courier New" w:hAnsi="Courier New" w:cs="Courier New"/>
+          <w:sz w:val="18"/>
+        </w:rPr>
+        <w:t xml:space="preserve">6        </w:t>
+      </w:r>
+      <w:r>
+        <w:rPr>
+          <w:rFonts w:ascii="Courier New" w:hAnsi="Courier New" w:cs="Courier New"/>
+          <w:sz w:val="18"/>
+        </w:rPr>
+        <w:tab/>
+      </w:r>
+      <w:r>
+        <w:rPr>
+          <w:rFonts w:ascii="Courier New" w:eastAsia="Courier New" w:hAnsi="Courier New" w:cs="Courier New"/>
+          <w:sz w:val="18"/>
+        </w:rPr>
+        <w:t>2            7, 8          &lt;- 6건 건너뛰고 남은 2건</w:t>
       </w:r>
     </w:p>
     <w:p>
@@ -4944,52 +5988,10 @@
       </w:pPr>
       <w:r>
         <w:rPr>
-          <w:rFonts w:ascii="Courier New" w:eastAsia="Courier New" w:hAnsi="Courier New" w:cs="Courier New"/>
-          <w:color w:val="188038"/>
-          <w:sz w:val="19"/>
-        </w:rPr>
-        <w:t>size</w:t>
-      </w:r>
-      <w:r>
-        <w:rPr>
-          <w:rFonts w:ascii="맑은 고딕" w:eastAsia="맑은 고딕" w:hAnsi="맑은 고딕" w:cs="맑은 고딕"/>
-          <w:sz w:val="20"/>
-        </w:rPr>
-        <w:t xml:space="preserve"> 는 한 페이지에 담을 건수입니다.</w:t>
-      </w:r>
-    </w:p>
-    <w:p>
-      <w:pPr>
-        <w:spacing w:before="120" w:after="40"/>
-      </w:pPr>
-      <w:r>
-        <w:rPr>
-          <w:rFonts w:ascii="맑은 고딕" w:eastAsia="맑은 고딕" w:hAnsi="맑은 고딕" w:cs="맑은 고딕"/>
-          <w:b/>
-          <w:color w:val="000000"/>
-          <w:sz w:val="20"/>
-        </w:rPr>
-        <w:t>Pageable 이 가지고 있는 속성</w:t>
-      </w:r>
-    </w:p>
-    <w:p>
-      <w:pPr>
-        <w:spacing w:before="40" w:after="40"/>
-      </w:pPr>
-      <w:r>
-        <w:rPr>
-          <w:rFonts w:ascii="Courier New" w:eastAsia="Courier New" w:hAnsi="Courier New" w:cs="Courier New"/>
-          <w:color w:val="188038"/>
-          <w:sz w:val="19"/>
-        </w:rPr>
-        <w:t>Pageable</w:t>
-      </w:r>
-      <w:r>
-        <w:rPr>
-          <w:rFonts w:ascii="맑은 고딕" w:eastAsia="맑은 고딕" w:hAnsi="맑은 고딕" w:cs="맑은 고딕"/>
-          <w:sz w:val="20"/>
-        </w:rPr>
-        <w:t xml:space="preserve"> 은 세 가지만 담고 있고, 나머지는 그 값으로 계산됩니다.</w:t>
+          <w:rFonts w:ascii="맑은 고딕" w:eastAsia="맑은 고딕" w:hAnsi="맑은 고딕" w:cs="맑은 고딕"/>
+          <w:sz w:val="20"/>
+        </w:rPr>
+        <w:t>이 값이 SQL 에 그대로 들어갑니다.</w:t>
       </w:r>
     </w:p>
     <w:p>
@@ -5002,7 +6004,7 @@
           <w:rFonts w:ascii="Courier New" w:eastAsia="Courier New" w:hAnsi="Courier New" w:cs="Courier New"/>
           <w:sz w:val="18"/>
         </w:rPr>
-        <w:t>속성            의미                             누가 정하나</w:t>
+        <w:t>-- MariaDB / MySQL     ( 이 프로젝트 )</w:t>
       </w:r>
     </w:p>
     <w:p>
@@ -5015,7 +6017,7 @@
           <w:rFonts w:ascii="Courier New" w:eastAsia="Courier New" w:hAnsi="Courier New" w:cs="Courier New"/>
           <w:sz w:val="18"/>
         </w:rPr>
-        <w:t>--------------------------------------------------------------------</w:t>
+        <w:t xml:space="preserve">   ... limit ?,?</w:t>
       </w:r>
     </w:p>
     <w:p>
@@ -5028,7 +6030,7 @@
           <w:rFonts w:ascii="Courier New" w:eastAsia="Courier New" w:hAnsi="Courier New" w:cs="Courier New"/>
           <w:sz w:val="18"/>
         </w:rPr>
-        <w:t>pageNumber      몇 번째 페이지인가 ( 0부터 )       클라이언트가 지정</w:t>
+        <w:t xml:space="preserve">             │ │</w:t>
       </w:r>
     </w:p>
     <w:p>
@@ -5041,7 +6043,7 @@
           <w:rFonts w:ascii="Courier New" w:eastAsia="Courier New" w:hAnsi="Courier New" w:cs="Courier New"/>
           <w:sz w:val="18"/>
         </w:rPr>
-        <w:t>pageSize        한 페이지에 몇 건인가              클라이언트가 지정</w:t>
+        <w:t xml:space="preserve">             │ └── size     가져올 건수</w:t>
       </w:r>
     </w:p>
     <w:p>
@@ -5054,7 +6056,7 @@
           <w:rFonts w:ascii="Courier New" w:eastAsia="Courier New" w:hAnsi="Courier New" w:cs="Courier New"/>
           <w:sz w:val="18"/>
         </w:rPr>
-        <w:t>sort            어떤 순서로 정렬할 것인가          클라이언트가 지정</w:t>
+        <w:t xml:space="preserve">             └──── offset   건너뛸 건수      &lt;- offset 이 먼저 온다</w:t>
       </w:r>
     </w:p>
     <w:p>
@@ -5067,7 +6069,7 @@
           <w:rFonts w:ascii="Courier New" w:eastAsia="Courier New" w:hAnsi="Courier New" w:cs="Courier New"/>
           <w:sz w:val="18"/>
         </w:rPr>
-        <w:t>--------------------------------------------------------------------</w:t>
+        <w:t xml:space="preserve"> </w:t>
       </w:r>
     </w:p>
     <w:p>
@@ -5080,15 +6082,72 @@
           <w:rFonts w:ascii="Courier New" w:eastAsia="Courier New" w:hAnsi="Courier New" w:cs="Courier New"/>
           <w:sz w:val="18"/>
         </w:rPr>
-        <w:t xml:space="preserve">offset          앞에서 몇 건을 건너뛸 것인가        계산됨 </w:t>
-      </w:r>
-      <w:proofErr w:type="gramStart"/>
-      <w:r>
-        <w:rPr>
-          <w:rFonts w:ascii="Courier New" w:eastAsia="Courier New" w:hAnsi="Courier New" w:cs="Courier New"/>
-          <w:sz w:val="18"/>
-        </w:rPr>
-        <w:t xml:space="preserve">( </w:t>
+        <w:t>-- H2 / 표준 SQL</w:t>
+      </w:r>
+    </w:p>
+    <w:p>
+      <w:pPr>
+        <w:shd w:val="clear" w:color="auto" w:fill="F5F5F5"/>
+        <w:spacing w:line="240" w:lineRule="auto"/>
+      </w:pPr>
+      <w:r>
+        <w:rPr>
+          <w:rFonts w:ascii="Courier New" w:eastAsia="Courier New" w:hAnsi="Courier New" w:cs="Courier New"/>
+          <w:sz w:val="18"/>
+        </w:rPr>
+        <w:t xml:space="preserve">   ... offset ? rows fetch next ? rows only</w:t>
+      </w:r>
+    </w:p>
+    <w:p>
+      <w:pPr>
+        <w:shd w:val="clear" w:color="auto" w:fill="F5F5F5"/>
+        <w:spacing w:line="240" w:lineRule="auto"/>
+      </w:pPr>
+      <w:r>
+        <w:rPr>
+          <w:rFonts w:ascii="Courier New" w:eastAsia="Courier New" w:hAnsi="Courier New" w:cs="Courier New"/>
+          <w:sz w:val="18"/>
+        </w:rPr>
+        <w:t xml:space="preserve">              ↑                 ↑</w:t>
+      </w:r>
+    </w:p>
+    <w:p>
+      <w:pPr>
+        <w:shd w:val="clear" w:color="auto" w:fill="F5F5F5"/>
+        <w:spacing w:line="240" w:lineRule="auto"/>
+      </w:pPr>
+      <w:r>
+        <w:rPr>
+          <w:rFonts w:ascii="Courier New" w:eastAsia="Courier New" w:hAnsi="Courier New" w:cs="Courier New"/>
+          <w:sz w:val="18"/>
+        </w:rPr>
+        <w:t xml:space="preserve">            offset             size</w:t>
+      </w:r>
+    </w:p>
+    <w:p>
+      <w:pPr>
+        <w:shd w:val="clear" w:color="auto" w:fill="F5F5F5"/>
+        <w:spacing w:line="240" w:lineRule="auto"/>
+      </w:pPr>
+      <w:r>
+        <w:rPr>
+          <w:rFonts w:ascii="Courier New" w:eastAsia="Courier New" w:hAnsi="Courier New" w:cs="Courier New"/>
+          <w:sz w:val="18"/>
+        </w:rPr>
+        <w:t xml:space="preserve"> </w:t>
+      </w:r>
+    </w:p>
+    <w:p>
+      <w:pPr>
+        <w:shd w:val="clear" w:color="auto" w:fill="F5F5F5"/>
+        <w:spacing w:line="240" w:lineRule="auto"/>
+      </w:pPr>
+      <w:r>
+        <w:rPr>
+          <w:rFonts w:ascii="Courier New" w:eastAsia="Courier New" w:hAnsi="Courier New" w:cs="Courier New"/>
+          <w:sz w:val="18"/>
+        </w:rPr>
+        <w:t xml:space="preserve"> </w:t>
       </w:r>
       <w:proofErr w:type="spellStart"/>
       <w:r>
@@ -5099,25 +6158,116 @@
         <w:t>page</w:t>
       </w:r>
       <w:proofErr w:type="spellEnd"/>
-      <w:proofErr w:type="gramEnd"/>
-      <w:r>
-        <w:rPr>
-          <w:rFonts w:ascii="Courier New" w:eastAsia="Courier New" w:hAnsi="Courier New" w:cs="Courier New"/>
-          <w:sz w:val="18"/>
+      <w:r>
+        <w:rPr>
+          <w:rFonts w:ascii="Courier New" w:eastAsia="Courier New" w:hAnsi="Courier New" w:cs="Courier New"/>
+          <w:sz w:val="18"/>
+        </w:rPr>
+        <w:t xml:space="preserve"> 0 일 때는 건너뛸 것이 없어 offset 부분이 생략된다.</w:t>
+      </w:r>
+    </w:p>
+    <w:p>
+      <w:pPr>
+        <w:shd w:val="clear" w:color="auto" w:fill="F5F5F5"/>
+        <w:spacing w:line="240" w:lineRule="auto"/>
+        <w:rPr>
+          <w:lang w:val="en-US"/>
+        </w:rPr>
+      </w:pPr>
+      <w:r>
+        <w:rPr>
+          <w:rFonts w:ascii="Courier New" w:eastAsia="Courier New" w:hAnsi="Courier New" w:cs="Courier New"/>
+          <w:sz w:val="18"/>
+        </w:rPr>
+        <w:t xml:space="preserve">   </w:t>
+      </w:r>
+      <w:proofErr w:type="spellStart"/>
+      <w:r>
+        <w:rPr>
+          <w:rFonts w:ascii="Courier New" w:eastAsia="Courier New" w:hAnsi="Courier New" w:cs="Courier New"/>
+          <w:sz w:val="18"/>
+          <w:lang w:val="en-US"/>
+        </w:rPr>
+        <w:t>MariaDB</w:t>
+      </w:r>
+      <w:proofErr w:type="spellEnd"/>
+      <w:r>
+        <w:rPr>
+          <w:rFonts w:ascii="Courier New" w:eastAsia="Courier New" w:hAnsi="Courier New" w:cs="Courier New"/>
+          <w:sz w:val="18"/>
+          <w:lang w:val="en-US"/>
+        </w:rPr>
+        <w:t xml:space="preserve"> -&gt; </w:t>
+      </w:r>
+      <w:proofErr w:type="spellStart"/>
+      <w:r>
+        <w:rPr>
+          <w:rFonts w:ascii="Courier New" w:eastAsia="Courier New" w:hAnsi="Courier New" w:cs="Courier New"/>
+          <w:sz w:val="18"/>
+          <w:lang w:val="en-US"/>
+        </w:rPr>
+        <w:t>limit</w:t>
+      </w:r>
+      <w:proofErr w:type="spellEnd"/>
+      <w:r>
+        <w:rPr>
+          <w:rFonts w:ascii="Courier New" w:eastAsia="Courier New" w:hAnsi="Courier New" w:cs="Courier New"/>
+          <w:sz w:val="18"/>
+          <w:lang w:val="en-US"/>
+        </w:rPr>
+        <w:t xml:space="preserve"> ?          H2 -&gt; </w:t>
+      </w:r>
+      <w:proofErr w:type="spellStart"/>
+      <w:r>
+        <w:rPr>
+          <w:rFonts w:ascii="Courier New" w:eastAsia="Courier New" w:hAnsi="Courier New" w:cs="Courier New"/>
+          <w:sz w:val="18"/>
+          <w:lang w:val="en-US"/>
+        </w:rPr>
+        <w:t>fetch</w:t>
+      </w:r>
+      <w:proofErr w:type="spellEnd"/>
+      <w:r>
+        <w:rPr>
+          <w:rFonts w:ascii="Courier New" w:eastAsia="Courier New" w:hAnsi="Courier New" w:cs="Courier New"/>
+          <w:sz w:val="18"/>
+          <w:lang w:val="en-US"/>
         </w:rPr>
         <w:t xml:space="preserve"> </w:t>
       </w:r>
-      <w:r>
-        <w:rPr>
-          <w:rFonts w:ascii="Courier New" w:hAnsi="Courier New" w:cs="Courier New" w:hint="eastAsia"/>
-          <w:sz w:val="18"/>
-        </w:rPr>
-        <w:t>*</w:t>
-      </w:r>
-      <w:r>
-        <w:rPr>
-          <w:rFonts w:ascii="Courier New" w:eastAsia="Courier New" w:hAnsi="Courier New" w:cs="Courier New"/>
-          <w:sz w:val="18"/>
+      <w:proofErr w:type="spellStart"/>
+      <w:r>
+        <w:rPr>
+          <w:rFonts w:ascii="Courier New" w:eastAsia="Courier New" w:hAnsi="Courier New" w:cs="Courier New"/>
+          <w:sz w:val="18"/>
+          <w:lang w:val="en-US"/>
+        </w:rPr>
+        <w:t>first</w:t>
+      </w:r>
+      <w:proofErr w:type="spellEnd"/>
+      <w:r>
+        <w:rPr>
+          <w:rFonts w:ascii="Courier New" w:eastAsia="Courier New" w:hAnsi="Courier New" w:cs="Courier New"/>
+          <w:sz w:val="18"/>
+          <w:lang w:val="en-US"/>
+        </w:rPr>
+        <w:t xml:space="preserve"> ? </w:t>
+      </w:r>
+      <w:proofErr w:type="spellStart"/>
+      <w:r>
+        <w:rPr>
+          <w:rFonts w:ascii="Courier New" w:eastAsia="Courier New" w:hAnsi="Courier New" w:cs="Courier New"/>
+          <w:sz w:val="18"/>
+          <w:lang w:val="en-US"/>
+        </w:rPr>
+        <w:t>rows</w:t>
+      </w:r>
+      <w:proofErr w:type="spellEnd"/>
+      <w:r>
+        <w:rPr>
+          <w:rFonts w:ascii="Courier New" w:eastAsia="Courier New" w:hAnsi="Courier New" w:cs="Courier New"/>
+          <w:sz w:val="18"/>
+          <w:lang w:val="en-US"/>
         </w:rPr>
         <w:t xml:space="preserve"> </w:t>
       </w:r>
@@ -5126,537 +6276,11 @@
         <w:rPr>
           <w:rFonts w:ascii="Courier New" w:eastAsia="Courier New" w:hAnsi="Courier New" w:cs="Courier New"/>
           <w:sz w:val="18"/>
-        </w:rPr>
-        <w:t>size</w:t>
-      </w:r>
-      <w:proofErr w:type="spellEnd"/>
-      <w:r>
-        <w:rPr>
-          <w:rFonts w:ascii="Courier New" w:eastAsia="Courier New" w:hAnsi="Courier New" w:cs="Courier New"/>
-          <w:sz w:val="18"/>
-        </w:rPr>
-        <w:t xml:space="preserve"> )</w:t>
-      </w:r>
-    </w:p>
-    <w:p>
-      <w:pPr>
-        <w:shd w:val="clear" w:color="auto" w:fill="F5F5F5"/>
-        <w:spacing w:line="240" w:lineRule="auto"/>
-      </w:pPr>
-      <w:proofErr w:type="spellStart"/>
-      <w:r>
-        <w:rPr>
-          <w:rFonts w:ascii="Courier New" w:eastAsia="Courier New" w:hAnsi="Courier New" w:cs="Courier New"/>
-          <w:sz w:val="18"/>
-        </w:rPr>
-        <w:t>paged</w:t>
-      </w:r>
-      <w:proofErr w:type="spellEnd"/>
-      <w:r>
-        <w:rPr>
-          <w:rFonts w:ascii="Courier New" w:eastAsia="Courier New" w:hAnsi="Courier New" w:cs="Courier New"/>
-          <w:sz w:val="18"/>
-        </w:rPr>
-        <w:t xml:space="preserve">           </w:t>
-      </w:r>
-      <w:proofErr w:type="spellStart"/>
-      <w:r>
-        <w:rPr>
-          <w:rFonts w:ascii="Courier New" w:eastAsia="Courier New" w:hAnsi="Courier New" w:cs="Courier New"/>
-          <w:sz w:val="18"/>
-        </w:rPr>
-        <w:t>페이징을</w:t>
-      </w:r>
-      <w:proofErr w:type="spellEnd"/>
-      <w:r>
-        <w:rPr>
-          <w:rFonts w:ascii="Courier New" w:eastAsia="Courier New" w:hAnsi="Courier New" w:cs="Courier New"/>
-          <w:sz w:val="18"/>
-        </w:rPr>
-        <w:t xml:space="preserve"> 적용하는가                 </w:t>
-      </w:r>
-      <w:r>
-        <w:rPr>
-          <w:rFonts w:ascii="Courier New" w:hAnsi="Courier New" w:cs="Courier New" w:hint="eastAsia"/>
-          <w:sz w:val="18"/>
-        </w:rPr>
-        <w:t xml:space="preserve">  </w:t>
-      </w:r>
-      <w:r>
-        <w:rPr>
-          <w:rFonts w:ascii="Courier New" w:eastAsia="Courier New" w:hAnsi="Courier New" w:cs="Courier New"/>
-          <w:sz w:val="18"/>
-        </w:rPr>
-        <w:t>계산됨</w:t>
-      </w:r>
-    </w:p>
-    <w:p>
-      <w:pPr>
-        <w:shd w:val="clear" w:color="auto" w:fill="F5F5F5"/>
-        <w:spacing w:line="240" w:lineRule="auto"/>
-      </w:pPr>
-      <w:proofErr w:type="spellStart"/>
-      <w:r>
-        <w:rPr>
-          <w:rFonts w:ascii="Courier New" w:eastAsia="Courier New" w:hAnsi="Courier New" w:cs="Courier New"/>
-          <w:sz w:val="18"/>
-        </w:rPr>
-        <w:t>unpaged</w:t>
-      </w:r>
-      <w:proofErr w:type="spellEnd"/>
-      <w:r>
-        <w:rPr>
-          <w:rFonts w:ascii="Courier New" w:eastAsia="Courier New" w:hAnsi="Courier New" w:cs="Courier New"/>
-          <w:sz w:val="18"/>
-        </w:rPr>
-        <w:t xml:space="preserve">         </w:t>
-      </w:r>
-      <w:proofErr w:type="spellStart"/>
-      <w:r>
-        <w:rPr>
-          <w:rFonts w:ascii="Courier New" w:eastAsia="Courier New" w:hAnsi="Courier New" w:cs="Courier New"/>
-          <w:sz w:val="18"/>
-        </w:rPr>
-        <w:t>페이징을</w:t>
-      </w:r>
-      <w:proofErr w:type="spellEnd"/>
-      <w:r>
-        <w:rPr>
-          <w:rFonts w:ascii="Courier New" w:eastAsia="Courier New" w:hAnsi="Courier New" w:cs="Courier New"/>
-          <w:sz w:val="18"/>
-        </w:rPr>
-        <w:t xml:space="preserve"> 적용하지 않는가           </w:t>
-      </w:r>
-      <w:proofErr w:type="spellStart"/>
-      <w:r>
-        <w:rPr>
-          <w:rFonts w:ascii="Courier New" w:eastAsia="Courier New" w:hAnsi="Courier New" w:cs="Courier New"/>
-          <w:sz w:val="18"/>
-        </w:rPr>
-        <w:t>Pageable.unpaged</w:t>
-      </w:r>
-      <w:proofErr w:type="spellEnd"/>
-      <w:r>
-        <w:rPr>
-          <w:rFonts w:ascii="Courier New" w:eastAsia="Courier New" w:hAnsi="Courier New" w:cs="Courier New"/>
-          <w:sz w:val="18"/>
-        </w:rPr>
-        <w:t xml:space="preserve">() 일 때 </w:t>
-      </w:r>
-      <w:proofErr w:type="spellStart"/>
-      <w:r>
-        <w:rPr>
-          <w:rFonts w:ascii="Courier New" w:eastAsia="Courier New" w:hAnsi="Courier New" w:cs="Courier New"/>
-          <w:sz w:val="18"/>
-        </w:rPr>
-        <w:t>true</w:t>
-      </w:r>
-      <w:proofErr w:type="spellEnd"/>
-    </w:p>
-    <w:p>
-      <w:pPr>
-        <w:spacing w:before="120" w:after="40"/>
-      </w:pPr>
-      <w:r>
-        <w:rPr>
-          <w:rFonts w:ascii="맑은 고딕" w:eastAsia="맑은 고딕" w:hAnsi="맑은 고딕" w:cs="맑은 고딕"/>
-          <w:b/>
-          <w:color w:val="000000"/>
-          <w:sz w:val="20"/>
-        </w:rPr>
-        <w:lastRenderedPageBreak/>
-        <w:t>offset 은 무엇인가</w:t>
-      </w:r>
-    </w:p>
-    <w:p>
-      <w:pPr>
-        <w:spacing w:before="40" w:after="40"/>
-      </w:pPr>
-      <w:r>
-        <w:rPr>
-          <w:rFonts w:ascii="Courier New" w:eastAsia="Courier New" w:hAnsi="Courier New" w:cs="Courier New"/>
-          <w:color w:val="188038"/>
-          <w:sz w:val="19"/>
-        </w:rPr>
-        <w:t>offset</w:t>
-      </w:r>
-      <w:r>
-        <w:rPr>
-          <w:rFonts w:ascii="맑은 고딕" w:eastAsia="맑은 고딕" w:hAnsi="맑은 고딕" w:cs="맑은 고딕"/>
-          <w:sz w:val="20"/>
-        </w:rPr>
-        <w:t xml:space="preserve"> 은 **"앞에서 몇 건을 건너뛸 것인가"** 입니다. 직접 지정하는 값이 아니라 </w:t>
-      </w:r>
-      <w:r>
-        <w:rPr>
-          <w:rFonts w:ascii="Courier New" w:eastAsia="Courier New" w:hAnsi="Courier New" w:cs="Courier New"/>
-          <w:color w:val="188038"/>
-          <w:sz w:val="19"/>
-        </w:rPr>
-        <w:t xml:space="preserve">pageNumber </w:t>
-      </w:r>
-      <w:r>
-        <w:rPr>
-          <w:rFonts w:ascii="Courier New" w:hAnsi="Courier New" w:cs="Courier New" w:hint="eastAsia"/>
-          <w:color w:val="188038"/>
-          <w:sz w:val="19"/>
-        </w:rPr>
-        <w:t>*</w:t>
-      </w:r>
-      <w:r>
-        <w:rPr>
-          <w:rFonts w:ascii="Courier New" w:eastAsia="Courier New" w:hAnsi="Courier New" w:cs="Courier New"/>
-          <w:color w:val="188038"/>
-          <w:sz w:val="19"/>
-        </w:rPr>
-        <w:t xml:space="preserve"> pageSize</w:t>
-      </w:r>
-      <w:r>
-        <w:rPr>
-          <w:rFonts w:ascii="맑은 고딕" w:eastAsia="맑은 고딕" w:hAnsi="맑은 고딕" w:cs="맑은 고딕"/>
-          <w:sz w:val="20"/>
-        </w:rPr>
-        <w:t xml:space="preserve"> 로 계산되는 값입니다.</w:t>
-      </w:r>
-    </w:p>
-    <w:p>
-      <w:pPr>
-        <w:shd w:val="clear" w:color="auto" w:fill="F5F5F5"/>
-        <w:spacing w:line="240" w:lineRule="auto"/>
-      </w:pPr>
-      <w:proofErr w:type="spellStart"/>
-      <w:r>
-        <w:rPr>
-          <w:rFonts w:ascii="Courier New" w:eastAsia="Courier New" w:hAnsi="Courier New" w:cs="Courier New"/>
-          <w:sz w:val="18"/>
-        </w:rPr>
-        <w:t>offset</w:t>
-      </w:r>
-      <w:proofErr w:type="spellEnd"/>
-      <w:r>
-        <w:rPr>
-          <w:rFonts w:ascii="Courier New" w:eastAsia="Courier New" w:hAnsi="Courier New" w:cs="Courier New"/>
-          <w:sz w:val="18"/>
-        </w:rPr>
-        <w:t xml:space="preserve"> = </w:t>
-      </w:r>
-      <w:proofErr w:type="spellStart"/>
-      <w:r>
-        <w:rPr>
-          <w:rFonts w:ascii="Courier New" w:eastAsia="Courier New" w:hAnsi="Courier New" w:cs="Courier New"/>
-          <w:sz w:val="18"/>
-        </w:rPr>
-        <w:t>pageNumber</w:t>
-      </w:r>
-      <w:proofErr w:type="spellEnd"/>
-      <w:r>
-        <w:rPr>
-          <w:rFonts w:ascii="Courier New" w:eastAsia="Courier New" w:hAnsi="Courier New" w:cs="Courier New"/>
-          <w:sz w:val="18"/>
-        </w:rPr>
-        <w:t xml:space="preserve"> </w:t>
-      </w:r>
-      <w:r>
-        <w:rPr>
-          <w:rFonts w:ascii="Courier New" w:hAnsi="Courier New" w:cs="Courier New" w:hint="eastAsia"/>
-          <w:sz w:val="18"/>
-        </w:rPr>
-        <w:t>*</w:t>
-      </w:r>
-      <w:r>
-        <w:rPr>
-          <w:rFonts w:ascii="Courier New" w:eastAsia="Courier New" w:hAnsi="Courier New" w:cs="Courier New"/>
-          <w:sz w:val="18"/>
-        </w:rPr>
-        <w:t xml:space="preserve"> </w:t>
-      </w:r>
-      <w:proofErr w:type="spellStart"/>
-      <w:r>
-        <w:rPr>
-          <w:rFonts w:ascii="Courier New" w:eastAsia="Courier New" w:hAnsi="Courier New" w:cs="Courier New"/>
-          <w:sz w:val="18"/>
-        </w:rPr>
-        <w:t>pageSize</w:t>
-      </w:r>
-      <w:proofErr w:type="spellEnd"/>
-    </w:p>
-    <w:p>
-      <w:pPr>
-        <w:shd w:val="clear" w:color="auto" w:fill="F5F5F5"/>
-        <w:spacing w:line="240" w:lineRule="auto"/>
-      </w:pPr>
-      <w:r>
-        <w:rPr>
-          <w:rFonts w:ascii="Courier New" w:eastAsia="Courier New" w:hAnsi="Courier New" w:cs="Courier New"/>
-          <w:sz w:val="18"/>
-        </w:rPr>
-        <w:t xml:space="preserve"> </w:t>
-      </w:r>
-    </w:p>
-    <w:p>
-      <w:pPr>
-        <w:shd w:val="clear" w:color="auto" w:fill="F5F5F5"/>
-        <w:spacing w:line="240" w:lineRule="auto"/>
-      </w:pPr>
-      <w:r>
-        <w:rPr>
-          <w:rFonts w:ascii="Courier New" w:eastAsia="Courier New" w:hAnsi="Courier New" w:cs="Courier New"/>
-          <w:sz w:val="18"/>
-        </w:rPr>
-        <w:t>학생 8명을 size=3 으로 조회한 실제 결과</w:t>
-      </w:r>
-    </w:p>
-    <w:p>
-      <w:pPr>
-        <w:shd w:val="clear" w:color="auto" w:fill="F5F5F5"/>
-        <w:spacing w:line="240" w:lineRule="auto"/>
-      </w:pPr>
-      <w:r>
-        <w:rPr>
-          <w:rFonts w:ascii="Courier New" w:eastAsia="Courier New" w:hAnsi="Courier New" w:cs="Courier New"/>
-          <w:sz w:val="18"/>
-        </w:rPr>
-        <w:t xml:space="preserve"> </w:t>
-      </w:r>
-    </w:p>
-    <w:p>
-      <w:pPr>
-        <w:shd w:val="clear" w:color="auto" w:fill="F5F5F5"/>
-        <w:spacing w:line="240" w:lineRule="auto"/>
-      </w:pPr>
-      <w:r>
-        <w:rPr>
-          <w:rFonts w:ascii="Courier New" w:eastAsia="Courier New" w:hAnsi="Courier New" w:cs="Courier New"/>
-          <w:sz w:val="18"/>
-        </w:rPr>
-        <w:t xml:space="preserve"> </w:t>
-      </w:r>
-      <w:proofErr w:type="spellStart"/>
-      <w:r>
-        <w:rPr>
-          <w:rFonts w:ascii="Courier New" w:eastAsia="Courier New" w:hAnsi="Courier New" w:cs="Courier New"/>
-          <w:sz w:val="18"/>
-        </w:rPr>
-        <w:t>page</w:t>
-      </w:r>
-      <w:proofErr w:type="spellEnd"/>
-      <w:r>
-        <w:rPr>
-          <w:rFonts w:ascii="Courier New" w:eastAsia="Courier New" w:hAnsi="Courier New" w:cs="Courier New"/>
-          <w:sz w:val="18"/>
-        </w:rPr>
-        <w:t xml:space="preserve">   </w:t>
-      </w:r>
-      <w:proofErr w:type="spellStart"/>
-      <w:r>
-        <w:rPr>
-          <w:rFonts w:ascii="Courier New" w:eastAsia="Courier New" w:hAnsi="Courier New" w:cs="Courier New"/>
-          <w:sz w:val="18"/>
-        </w:rPr>
-        <w:t>size</w:t>
-      </w:r>
-      <w:proofErr w:type="spellEnd"/>
-      <w:r>
-        <w:rPr>
-          <w:rFonts w:ascii="Courier New" w:eastAsia="Courier New" w:hAnsi="Courier New" w:cs="Courier New"/>
-          <w:sz w:val="18"/>
-        </w:rPr>
-        <w:t xml:space="preserve">   </w:t>
-      </w:r>
-      <w:proofErr w:type="spellStart"/>
-      <w:r>
-        <w:rPr>
-          <w:rFonts w:ascii="Courier New" w:eastAsia="Courier New" w:hAnsi="Courier New" w:cs="Courier New"/>
-          <w:sz w:val="18"/>
-        </w:rPr>
-        <w:t>offset</w:t>
-      </w:r>
-      <w:proofErr w:type="spellEnd"/>
-      <w:r>
-        <w:rPr>
-          <w:rFonts w:ascii="Courier New" w:eastAsia="Courier New" w:hAnsi="Courier New" w:cs="Courier New"/>
-          <w:sz w:val="18"/>
-        </w:rPr>
-        <w:t xml:space="preserve">   조회된 건수   학생 id</w:t>
-      </w:r>
-    </w:p>
-    <w:p>
-      <w:pPr>
-        <w:shd w:val="clear" w:color="auto" w:fill="F5F5F5"/>
-        <w:spacing w:line="240" w:lineRule="auto"/>
-      </w:pPr>
-      <w:r>
-        <w:rPr>
-          <w:rFonts w:ascii="Courier New" w:eastAsia="Courier New" w:hAnsi="Courier New" w:cs="Courier New"/>
-          <w:sz w:val="18"/>
-        </w:rPr>
-        <w:t xml:space="preserve">  ------------------------------------------------</w:t>
-      </w:r>
-    </w:p>
-    <w:p>
-      <w:pPr>
-        <w:shd w:val="clear" w:color="auto" w:fill="F5F5F5"/>
-        <w:spacing w:line="240" w:lineRule="auto"/>
-      </w:pPr>
-      <w:r>
-        <w:rPr>
-          <w:rFonts w:ascii="Courier New" w:eastAsia="Courier New" w:hAnsi="Courier New" w:cs="Courier New"/>
-          <w:sz w:val="18"/>
-        </w:rPr>
-        <w:t xml:space="preserve">  0      </w:t>
-      </w:r>
-      <w:r>
-        <w:rPr>
-          <w:rFonts w:ascii="Courier New" w:hAnsi="Courier New" w:cs="Courier New"/>
-          <w:sz w:val="18"/>
-        </w:rPr>
-        <w:tab/>
-      </w:r>
-      <w:r>
-        <w:rPr>
-          <w:rFonts w:ascii="Courier New" w:eastAsia="Courier New" w:hAnsi="Courier New" w:cs="Courier New"/>
-          <w:sz w:val="18"/>
-        </w:rPr>
-        <w:t xml:space="preserve">3      </w:t>
-      </w:r>
-      <w:r>
-        <w:rPr>
-          <w:rFonts w:ascii="Courier New" w:hAnsi="Courier New" w:cs="Courier New"/>
-          <w:sz w:val="18"/>
-        </w:rPr>
-        <w:tab/>
-      </w:r>
-      <w:r>
-        <w:rPr>
-          <w:rFonts w:ascii="Courier New" w:eastAsia="Courier New" w:hAnsi="Courier New" w:cs="Courier New"/>
-          <w:sz w:val="18"/>
-        </w:rPr>
-        <w:t xml:space="preserve">0        </w:t>
-      </w:r>
-      <w:r>
-        <w:rPr>
-          <w:rFonts w:ascii="Courier New" w:hAnsi="Courier New" w:cs="Courier New"/>
-          <w:sz w:val="18"/>
-        </w:rPr>
-        <w:tab/>
-      </w:r>
-      <w:r>
-        <w:rPr>
-          <w:rFonts w:ascii="Courier New" w:eastAsia="Courier New" w:hAnsi="Courier New" w:cs="Courier New"/>
-          <w:sz w:val="18"/>
-        </w:rPr>
-        <w:t>3            1, 2, 3       &lt;- 0건 건너뛰고 3건</w:t>
-      </w:r>
-    </w:p>
-    <w:p>
-      <w:pPr>
-        <w:shd w:val="clear" w:color="auto" w:fill="F5F5F5"/>
-        <w:spacing w:line="240" w:lineRule="auto"/>
-      </w:pPr>
-      <w:r>
-        <w:rPr>
-          <w:rFonts w:ascii="Courier New" w:eastAsia="Courier New" w:hAnsi="Courier New" w:cs="Courier New"/>
-          <w:sz w:val="18"/>
-        </w:rPr>
-        <w:t xml:space="preserve">  1      </w:t>
-      </w:r>
-      <w:r>
-        <w:rPr>
-          <w:rFonts w:ascii="Courier New" w:hAnsi="Courier New" w:cs="Courier New"/>
-          <w:sz w:val="18"/>
-        </w:rPr>
-        <w:tab/>
-      </w:r>
-      <w:r>
-        <w:rPr>
-          <w:rFonts w:ascii="Courier New" w:eastAsia="Courier New" w:hAnsi="Courier New" w:cs="Courier New"/>
-          <w:sz w:val="18"/>
-        </w:rPr>
-        <w:t xml:space="preserve">3      </w:t>
-      </w:r>
-      <w:r>
-        <w:rPr>
-          <w:rFonts w:ascii="Courier New" w:hAnsi="Courier New" w:cs="Courier New"/>
-          <w:sz w:val="18"/>
-        </w:rPr>
-        <w:tab/>
-      </w:r>
-      <w:r>
-        <w:rPr>
-          <w:rFonts w:ascii="Courier New" w:eastAsia="Courier New" w:hAnsi="Courier New" w:cs="Courier New"/>
-          <w:sz w:val="18"/>
-        </w:rPr>
-        <w:t xml:space="preserve">3        </w:t>
-      </w:r>
-      <w:r>
-        <w:rPr>
-          <w:rFonts w:ascii="Courier New" w:hAnsi="Courier New" w:cs="Courier New"/>
-          <w:sz w:val="18"/>
-        </w:rPr>
-        <w:tab/>
-      </w:r>
-      <w:r>
-        <w:rPr>
-          <w:rFonts w:ascii="Courier New" w:eastAsia="Courier New" w:hAnsi="Courier New" w:cs="Courier New"/>
-          <w:sz w:val="18"/>
-        </w:rPr>
-        <w:t>3            4, 5, 6       &lt;- 3건 건너뛰고 3건</w:t>
-      </w:r>
-    </w:p>
-    <w:p>
-      <w:pPr>
-        <w:shd w:val="clear" w:color="auto" w:fill="F5F5F5"/>
-        <w:spacing w:line="240" w:lineRule="auto"/>
-      </w:pPr>
-      <w:r>
-        <w:rPr>
-          <w:rFonts w:ascii="Courier New" w:eastAsia="Courier New" w:hAnsi="Courier New" w:cs="Courier New"/>
-          <w:sz w:val="18"/>
-        </w:rPr>
-        <w:t xml:space="preserve">  2      </w:t>
-      </w:r>
-      <w:r>
-        <w:rPr>
-          <w:rFonts w:ascii="Courier New" w:hAnsi="Courier New" w:cs="Courier New"/>
-          <w:sz w:val="18"/>
-        </w:rPr>
-        <w:tab/>
-      </w:r>
-      <w:r>
-        <w:rPr>
-          <w:rFonts w:ascii="Courier New" w:eastAsia="Courier New" w:hAnsi="Courier New" w:cs="Courier New"/>
-          <w:sz w:val="18"/>
-        </w:rPr>
-        <w:t xml:space="preserve">3      </w:t>
-      </w:r>
-      <w:r>
-        <w:rPr>
-          <w:rFonts w:ascii="Courier New" w:hAnsi="Courier New" w:cs="Courier New"/>
-          <w:sz w:val="18"/>
-        </w:rPr>
-        <w:tab/>
-      </w:r>
-      <w:r>
-        <w:rPr>
-          <w:rFonts w:ascii="Courier New" w:eastAsia="Courier New" w:hAnsi="Courier New" w:cs="Courier New"/>
-          <w:sz w:val="18"/>
-        </w:rPr>
-        <w:t xml:space="preserve">6        </w:t>
-      </w:r>
-      <w:r>
-        <w:rPr>
-          <w:rFonts w:ascii="Courier New" w:hAnsi="Courier New" w:cs="Courier New"/>
-          <w:sz w:val="18"/>
-        </w:rPr>
-        <w:tab/>
-      </w:r>
-      <w:r>
-        <w:rPr>
-          <w:rFonts w:ascii="Courier New" w:eastAsia="Courier New" w:hAnsi="Courier New" w:cs="Courier New"/>
-          <w:sz w:val="18"/>
-        </w:rPr>
-        <w:t>2            7, 8          &lt;- 6건 건너뛰고 남은 2건</w:t>
-      </w:r>
+          <w:lang w:val="en-US"/>
+        </w:rPr>
+        <w:t>only</w:t>
+      </w:r>
+      <w:proofErr w:type="spellEnd"/>
     </w:p>
     <w:p>
       <w:pPr>
@@ -5677,12 +6301,158 @@
           <w:highlight w:val="white"/>
         </w:rPr>
       </w:pPr>
-      <w:r>
-        <w:rPr>
-          <w:rFonts w:ascii="맑은 고딕" w:eastAsia="맑은 고딕" w:hAnsi="맑은 고딕" w:cs="맑은 고딕"/>
-          <w:sz w:val="20"/>
-        </w:rPr>
-        <w:t>이 값이 SQL 에 그대로 들어갑니다.</w:t>
+      <w:proofErr w:type="spellStart"/>
+      <w:r>
+        <w:rPr>
+          <w:rFonts w:ascii="Courier New" w:eastAsia="Courier New" w:hAnsi="Courier New" w:cs="Courier New"/>
+          <w:color w:val="188038"/>
+          <w:sz w:val="19"/>
+        </w:rPr>
+        <w:t>page</w:t>
+      </w:r>
+      <w:proofErr w:type="spellEnd"/>
+      <w:r>
+        <w:rPr>
+          <w:rFonts w:ascii="Courier New" w:eastAsia="Courier New" w:hAnsi="Courier New" w:cs="Courier New"/>
+          <w:color w:val="188038"/>
+          <w:sz w:val="19"/>
+        </w:rPr>
+        <w:t xml:space="preserve">=10000, </w:t>
+      </w:r>
+      <w:proofErr w:type="spellStart"/>
+      <w:r>
+        <w:rPr>
+          <w:rFonts w:ascii="Courier New" w:eastAsia="Courier New" w:hAnsi="Courier New" w:cs="Courier New"/>
+          <w:color w:val="188038"/>
+          <w:sz w:val="19"/>
+        </w:rPr>
+        <w:t>size</w:t>
+      </w:r>
+      <w:proofErr w:type="spellEnd"/>
+      <w:r>
+        <w:rPr>
+          <w:rFonts w:ascii="Courier New" w:eastAsia="Courier New" w:hAnsi="Courier New" w:cs="Courier New"/>
+          <w:color w:val="188038"/>
+          <w:sz w:val="19"/>
+        </w:rPr>
+        <w:t>=10</w:t>
+      </w:r>
+      <w:r>
+        <w:rPr>
+          <w:rFonts w:ascii="맑은 고딕" w:eastAsia="맑은 고딕" w:hAnsi="맑은 고딕" w:cs="맑은 고딕"/>
+          <w:sz w:val="20"/>
+        </w:rPr>
+        <w:t xml:space="preserve"> 이면 </w:t>
+      </w:r>
+      <w:proofErr w:type="spellStart"/>
+      <w:r>
+        <w:rPr>
+          <w:rFonts w:ascii="Courier New" w:eastAsia="Courier New" w:hAnsi="Courier New" w:cs="Courier New"/>
+          <w:color w:val="188038"/>
+          <w:sz w:val="19"/>
+        </w:rPr>
+        <w:t>offset</w:t>
+      </w:r>
+      <w:proofErr w:type="spellEnd"/>
+      <w:r>
+        <w:rPr>
+          <w:rFonts w:ascii="Courier New" w:eastAsia="Courier New" w:hAnsi="Courier New" w:cs="Courier New"/>
+          <w:color w:val="188038"/>
+          <w:sz w:val="19"/>
+        </w:rPr>
+        <w:t>=100000</w:t>
+      </w:r>
+      <w:r>
+        <w:rPr>
+          <w:rFonts w:ascii="맑은 고딕" w:eastAsia="맑은 고딕" w:hAnsi="맑은 고딕" w:cs="맑은 고딕"/>
+          <w:sz w:val="20"/>
+        </w:rPr>
+        <w:t xml:space="preserve"> 이 되어, 데이터베이스가 10만 행을 읽고 버린 뒤 10건을 돌려줍니다. 뒤에서 설명할 "OFFSET 페이징의 한계" 가 바로 이 이야기입니다.</w:t>
+      </w:r>
+    </w:p>
+    <w:p>
+      <w:pPr>
+        <w:rPr>
+          <w:rFonts w:ascii="맑은 고딕" w:eastAsia="맑은 고딕" w:hAnsi="맑은 고딕" w:cs="맑은 고딕"/>
+          <w:b/>
+          <w:color w:val="000000"/>
+          <w:sz w:val="20"/>
+        </w:rPr>
+      </w:pPr>
+      <w:r>
+        <w:rPr>
+          <w:rFonts w:ascii="맑은 고딕" w:eastAsia="맑은 고딕" w:hAnsi="맑은 고딕" w:cs="맑은 고딕"/>
+          <w:b/>
+          <w:color w:val="000000"/>
+          <w:sz w:val="20"/>
+        </w:rPr>
+        <w:br w:type="page"/>
+      </w:r>
+    </w:p>
+    <w:p>
+      <w:pPr>
+        <w:spacing w:before="120" w:after="40"/>
+      </w:pPr>
+      <w:proofErr w:type="spellStart"/>
+      <w:r>
+        <w:rPr>
+          <w:rFonts w:ascii="맑은 고딕" w:eastAsia="맑은 고딕" w:hAnsi="맑은 고딕" w:cs="맑은 고딕"/>
+          <w:b/>
+          <w:color w:val="000000"/>
+          <w:sz w:val="20"/>
+        </w:rPr>
+        <w:lastRenderedPageBreak/>
+        <w:t>Page</w:t>
+      </w:r>
+      <w:proofErr w:type="spellEnd"/>
+      <w:r>
+        <w:rPr>
+          <w:rFonts w:ascii="맑은 고딕" w:eastAsia="맑은 고딕" w:hAnsi="맑은 고딕" w:cs="맑은 고딕"/>
+          <w:b/>
+          <w:color w:val="000000"/>
+          <w:sz w:val="20"/>
+        </w:rPr>
+        <w:t>&lt;</w:t>
+      </w:r>
+      <w:proofErr w:type="spellStart"/>
+      <w:r>
+        <w:rPr>
+          <w:rFonts w:ascii="맑은 고딕" w:eastAsia="맑은 고딕" w:hAnsi="맑은 고딕" w:cs="맑은 고딕"/>
+          <w:b/>
+          <w:color w:val="000000"/>
+          <w:sz w:val="20"/>
+        </w:rPr>
+        <w:t>T</w:t>
+      </w:r>
+      <w:proofErr w:type="spellEnd"/>
+      <w:r>
+        <w:rPr>
+          <w:rFonts w:ascii="맑은 고딕" w:eastAsia="맑은 고딕" w:hAnsi="맑은 고딕" w:cs="맑은 고딕"/>
+          <w:b/>
+          <w:color w:val="000000"/>
+          <w:sz w:val="20"/>
+        </w:rPr>
+        <w:t>&gt; 가 돌려주는 속성</w:t>
+      </w:r>
+    </w:p>
+    <w:p>
+      <w:pPr>
+        <w:spacing w:before="40" w:after="40"/>
+      </w:pPr>
+      <w:r>
+        <w:rPr>
+          <w:rFonts w:ascii="Courier New" w:eastAsia="Courier New" w:hAnsi="Courier New" w:cs="Courier New"/>
+          <w:color w:val="188038"/>
+          <w:sz w:val="19"/>
+        </w:rPr>
+        <w:t>GET /api/students/paged?page=1&amp;size=3&amp;sort=name,asc</w:t>
+      </w:r>
+      <w:r>
+        <w:rPr>
+          <w:rFonts w:ascii="맑은 고딕" w:eastAsia="맑은 고딕" w:hAnsi="맑은 고딕" w:cs="맑은 고딕"/>
+          <w:sz w:val="20"/>
+        </w:rPr>
+        <w:t xml:space="preserve"> 의 실제 응답입니다. ( 전체 8명 )</w:t>
       </w:r>
     </w:p>
     <w:p>
@@ -5695,7 +6465,7 @@
           <w:rFonts w:ascii="Courier New" w:eastAsia="Courier New" w:hAnsi="Courier New" w:cs="Courier New"/>
           <w:sz w:val="18"/>
         </w:rPr>
-        <w:t>-- MariaDB / MySQL     ( 이 프로젝트 )</w:t>
+        <w:t>{</w:t>
       </w:r>
     </w:p>
     <w:p>
@@ -5708,7 +6478,7 @@
           <w:rFonts w:ascii="Courier New" w:eastAsia="Courier New" w:hAnsi="Courier New" w:cs="Courier New"/>
           <w:sz w:val="18"/>
         </w:rPr>
-        <w:t xml:space="preserve">   ... limit ?,?</w:t>
+        <w:t xml:space="preserve">  "content": [ ... ],            3건          현재 페이지 데이터</w:t>
       </w:r>
     </w:p>
     <w:p>
@@ -5721,7 +6491,7 @@
           <w:rFonts w:ascii="Courier New" w:eastAsia="Courier New" w:hAnsi="Courier New" w:cs="Courier New"/>
           <w:sz w:val="18"/>
         </w:rPr>
-        <w:t xml:space="preserve">             │ │</w:t>
+        <w:t xml:space="preserve">  "pageable": {</w:t>
       </w:r>
     </w:p>
     <w:p>
@@ -5734,7 +6504,7 @@
           <w:rFonts w:ascii="Courier New" w:eastAsia="Courier New" w:hAnsi="Courier New" w:cs="Courier New"/>
           <w:sz w:val="18"/>
         </w:rPr>
-        <w:t xml:space="preserve">             │ └── size     가져올 건수</w:t>
+        <w:t xml:space="preserve">      "pageNumber": 1,                        요청한 페이지 번호</w:t>
       </w:r>
     </w:p>
     <w:p>
@@ -5747,7 +6517,7 @@
           <w:rFonts w:ascii="Courier New" w:eastAsia="Courier New" w:hAnsi="Courier New" w:cs="Courier New"/>
           <w:sz w:val="18"/>
         </w:rPr>
-        <w:t xml:space="preserve">             └──── offset   건너뛸 건수      &lt;- offset 이 먼저 온다</w:t>
+        <w:t xml:space="preserve">      "pageSize": 3,                          요청한 페이지 크기</w:t>
       </w:r>
     </w:p>
     <w:p>
@@ -5760,7 +6530,7 @@
           <w:rFonts w:ascii="Courier New" w:eastAsia="Courier New" w:hAnsi="Courier New" w:cs="Courier New"/>
           <w:sz w:val="18"/>
         </w:rPr>
-        <w:t xml:space="preserve"> </w:t>
+        <w:t xml:space="preserve">      "offset": 3,                            건너뛴 건수 ( 1 x 3 )</w:t>
       </w:r>
     </w:p>
     <w:p>
@@ -5773,7 +6543,7 @@
           <w:rFonts w:ascii="Courier New" w:eastAsia="Courier New" w:hAnsi="Courier New" w:cs="Courier New"/>
           <w:sz w:val="18"/>
         </w:rPr>
-        <w:t>-- H2 / 표준 SQL</w:t>
+        <w:t xml:space="preserve">      "sort": { "sorted": true, ... },        정렬 정보</w:t>
       </w:r>
     </w:p>
     <w:p>
@@ -5786,7 +6556,7 @@
           <w:rFonts w:ascii="Courier New" w:eastAsia="Courier New" w:hAnsi="Courier New" w:cs="Courier New"/>
           <w:sz w:val="18"/>
         </w:rPr>
-        <w:t xml:space="preserve">   ... offset ? rows fetch next ? rows only</w:t>
+        <w:t xml:space="preserve">      "paged": true, "unpaged": false</w:t>
       </w:r>
     </w:p>
     <w:p>
@@ -5799,7 +6569,7 @@
           <w:rFonts w:ascii="Courier New" w:eastAsia="Courier New" w:hAnsi="Courier New" w:cs="Courier New"/>
           <w:sz w:val="18"/>
         </w:rPr>
-        <w:t xml:space="preserve">              ↑                 ↑</w:t>
+        <w:t xml:space="preserve">  },</w:t>
       </w:r>
     </w:p>
     <w:p>
@@ -5812,7 +6582,7 @@
           <w:rFonts w:ascii="Courier New" w:eastAsia="Courier New" w:hAnsi="Courier New" w:cs="Courier New"/>
           <w:sz w:val="18"/>
         </w:rPr>
-        <w:t xml:space="preserve">            offset             size</w:t>
+        <w:t xml:space="preserve">  "totalElements": 8,                         전체 건수     ( count 쿼리로 구함 )</w:t>
       </w:r>
     </w:p>
     <w:p>
@@ -5825,7 +6595,7 @@
           <w:rFonts w:ascii="Courier New" w:eastAsia="Courier New" w:hAnsi="Courier New" w:cs="Courier New"/>
           <w:sz w:val="18"/>
         </w:rPr>
-        <w:t xml:space="preserve"> </w:t>
+        <w:t xml:space="preserve">  "totalPages": 3,                            전체 페이지 수 ( 8 / 3 -&gt; 3 )</w:t>
       </w:r>
     </w:p>
     <w:p>
@@ -5838,7 +6608,7 @@
           <w:rFonts w:ascii="Courier New" w:eastAsia="Courier New" w:hAnsi="Courier New" w:cs="Courier New"/>
           <w:sz w:val="18"/>
         </w:rPr>
-        <w:t xml:space="preserve"> </w:t>
+        <w:t xml:space="preserve">  "number": 1,                                현재 페이지 번호</w:t>
       </w:r>
     </w:p>
     <w:p>
@@ -5851,124 +6621,86 @@
           <w:rFonts w:ascii="Courier New" w:eastAsia="Courier New" w:hAnsi="Courier New" w:cs="Courier New"/>
           <w:sz w:val="18"/>
         </w:rPr>
-        <w:t>page 0 일 때는 건너뛸 것이 없어 offset 부분이 생략된다.</w:t>
+        <w:t xml:space="preserve">  "size": 3,                                  페이지 크기</w:t>
       </w:r>
     </w:p>
     <w:p>
       <w:pPr>
         <w:shd w:val="clear" w:color="auto" w:fill="F5F5F5"/>
         <w:spacing w:line="240" w:lineRule="auto"/>
-        <w:rPr>
-          <w:lang w:val="en-US"/>
-        </w:rPr>
-      </w:pPr>
-      <w:r>
-        <w:rPr>
-          <w:rFonts w:ascii="Courier New" w:eastAsia="Courier New" w:hAnsi="Courier New" w:cs="Courier New"/>
-          <w:sz w:val="18"/>
-        </w:rPr>
-        <w:t xml:space="preserve">   </w:t>
-      </w:r>
-      <w:proofErr w:type="spellStart"/>
-      <w:r>
-        <w:rPr>
-          <w:rFonts w:ascii="Courier New" w:eastAsia="Courier New" w:hAnsi="Courier New" w:cs="Courier New"/>
-          <w:sz w:val="18"/>
-          <w:lang w:val="en-US"/>
-        </w:rPr>
-        <w:t>MariaDB</w:t>
-      </w:r>
-      <w:proofErr w:type="spellEnd"/>
-      <w:r>
-        <w:rPr>
-          <w:rFonts w:ascii="Courier New" w:eastAsia="Courier New" w:hAnsi="Courier New" w:cs="Courier New"/>
-          <w:sz w:val="18"/>
-          <w:lang w:val="en-US"/>
-        </w:rPr>
-        <w:t xml:space="preserve"> -&gt; </w:t>
-      </w:r>
-      <w:proofErr w:type="spellStart"/>
-      <w:r>
-        <w:rPr>
-          <w:rFonts w:ascii="Courier New" w:eastAsia="Courier New" w:hAnsi="Courier New" w:cs="Courier New"/>
-          <w:sz w:val="18"/>
-          <w:lang w:val="en-US"/>
-        </w:rPr>
-        <w:t>limit</w:t>
-      </w:r>
-      <w:proofErr w:type="spellEnd"/>
-      <w:r>
-        <w:rPr>
-          <w:rFonts w:ascii="Courier New" w:eastAsia="Courier New" w:hAnsi="Courier New" w:cs="Courier New"/>
-          <w:sz w:val="18"/>
-          <w:lang w:val="en-US"/>
-        </w:rPr>
-        <w:t xml:space="preserve"> ?          H2 -&gt; </w:t>
-      </w:r>
-      <w:proofErr w:type="spellStart"/>
-      <w:r>
-        <w:rPr>
-          <w:rFonts w:ascii="Courier New" w:eastAsia="Courier New" w:hAnsi="Courier New" w:cs="Courier New"/>
-          <w:sz w:val="18"/>
-          <w:lang w:val="en-US"/>
-        </w:rPr>
-        <w:t>fetch</w:t>
-      </w:r>
-      <w:proofErr w:type="spellEnd"/>
-      <w:r>
-        <w:rPr>
-          <w:rFonts w:ascii="Courier New" w:eastAsia="Courier New" w:hAnsi="Courier New" w:cs="Courier New"/>
-          <w:sz w:val="18"/>
-          <w:lang w:val="en-US"/>
-        </w:rPr>
-        <w:t xml:space="preserve"> </w:t>
-      </w:r>
-      <w:proofErr w:type="spellStart"/>
-      <w:r>
-        <w:rPr>
-          <w:rFonts w:ascii="Courier New" w:eastAsia="Courier New" w:hAnsi="Courier New" w:cs="Courier New"/>
-          <w:sz w:val="18"/>
-          <w:lang w:val="en-US"/>
-        </w:rPr>
-        <w:t>first</w:t>
-      </w:r>
-      <w:proofErr w:type="spellEnd"/>
-      <w:r>
-        <w:rPr>
-          <w:rFonts w:ascii="Courier New" w:eastAsia="Courier New" w:hAnsi="Courier New" w:cs="Courier New"/>
-          <w:sz w:val="18"/>
-          <w:lang w:val="en-US"/>
-        </w:rPr>
-        <w:t xml:space="preserve"> ? </w:t>
-      </w:r>
-      <w:proofErr w:type="spellStart"/>
-      <w:r>
-        <w:rPr>
-          <w:rFonts w:ascii="Courier New" w:eastAsia="Courier New" w:hAnsi="Courier New" w:cs="Courier New"/>
-          <w:sz w:val="18"/>
-          <w:lang w:val="en-US"/>
-        </w:rPr>
-        <w:t>rows</w:t>
-      </w:r>
-      <w:proofErr w:type="spellEnd"/>
-      <w:r>
-        <w:rPr>
-          <w:rFonts w:ascii="Courier New" w:eastAsia="Courier New" w:hAnsi="Courier New" w:cs="Courier New"/>
-          <w:sz w:val="18"/>
-          <w:lang w:val="en-US"/>
-        </w:rPr>
-        <w:t xml:space="preserve"> </w:t>
-      </w:r>
-      <w:proofErr w:type="spellStart"/>
-      <w:r>
-        <w:rPr>
-          <w:rFonts w:ascii="Courier New" w:eastAsia="Courier New" w:hAnsi="Courier New" w:cs="Courier New"/>
-          <w:sz w:val="18"/>
-          <w:lang w:val="en-US"/>
-        </w:rPr>
-        <w:t>only</w:t>
-      </w:r>
-      <w:proofErr w:type="spellEnd"/>
+      </w:pPr>
+      <w:r>
+        <w:rPr>
+          <w:rFonts w:ascii="Courier New" w:eastAsia="Courier New" w:hAnsi="Courier New" w:cs="Courier New"/>
+          <w:sz w:val="18"/>
+        </w:rPr>
+        <w:t xml:space="preserve">  "numberOfElements": 3,                      이 페이지에 담긴 건수</w:t>
+      </w:r>
+    </w:p>
+    <w:p>
+      <w:pPr>
+        <w:shd w:val="clear" w:color="auto" w:fill="F5F5F5"/>
+        <w:spacing w:line="240" w:lineRule="auto"/>
+      </w:pPr>
+      <w:r>
+        <w:rPr>
+          <w:rFonts w:ascii="Courier New" w:eastAsia="Courier New" w:hAnsi="Courier New" w:cs="Courier New"/>
+          <w:sz w:val="18"/>
+        </w:rPr>
+        <w:t xml:space="preserve">  "first": false,                             첫 페이지인가</w:t>
+      </w:r>
+    </w:p>
+    <w:p>
+      <w:pPr>
+        <w:shd w:val="clear" w:color="auto" w:fill="F5F5F5"/>
+        <w:spacing w:line="240" w:lineRule="auto"/>
+      </w:pPr>
+      <w:r>
+        <w:rPr>
+          <w:rFonts w:ascii="Courier New" w:eastAsia="Courier New" w:hAnsi="Courier New" w:cs="Courier New"/>
+          <w:sz w:val="18"/>
+        </w:rPr>
+        <w:t xml:space="preserve">  "last": false,                              마지막 페이지인가</w:t>
+      </w:r>
+    </w:p>
+    <w:p>
+      <w:pPr>
+        <w:shd w:val="clear" w:color="auto" w:fill="F5F5F5"/>
+        <w:spacing w:line="240" w:lineRule="auto"/>
+      </w:pPr>
+      <w:r>
+        <w:rPr>
+          <w:rFonts w:ascii="Courier New" w:eastAsia="Courier New" w:hAnsi="Courier New" w:cs="Courier New"/>
+          <w:sz w:val="18"/>
+        </w:rPr>
+        <w:t xml:space="preserve">  "empty": false,                             내용이 비었는가</w:t>
+      </w:r>
+    </w:p>
+    <w:p>
+      <w:pPr>
+        <w:shd w:val="clear" w:color="auto" w:fill="F5F5F5"/>
+        <w:spacing w:line="240" w:lineRule="auto"/>
+      </w:pPr>
+      <w:r>
+        <w:rPr>
+          <w:rFonts w:ascii="Courier New" w:eastAsia="Courier New" w:hAnsi="Courier New" w:cs="Courier New"/>
+          <w:sz w:val="18"/>
+        </w:rPr>
+        <w:t xml:space="preserve">  "sort": { "sorted": true, ... }</w:t>
+      </w:r>
+    </w:p>
+    <w:p>
+      <w:pPr>
+        <w:shd w:val="clear" w:color="auto" w:fill="F5F5F5"/>
+        <w:spacing w:line="240" w:lineRule="auto"/>
+      </w:pPr>
+      <w:r>
+        <w:rPr>
+          <w:rFonts w:ascii="Courier New" w:eastAsia="Courier New" w:hAnsi="Courier New" w:cs="Courier New"/>
+          <w:sz w:val="18"/>
+        </w:rPr>
+        <w:t>}</w:t>
+      </w:r>
     </w:p>
     <w:p>
       <w:pPr>
@@ -5989,405 +6721,80 @@
           <w:highlight w:val="white"/>
         </w:rPr>
       </w:pPr>
-      <w:proofErr w:type="spellStart"/>
       <w:r>
         <w:rPr>
           <w:rFonts w:ascii="Courier New" w:eastAsia="Courier New" w:hAnsi="Courier New" w:cs="Courier New"/>
           <w:color w:val="188038"/>
           <w:sz w:val="19"/>
         </w:rPr>
-        <w:t>page</w:t>
-      </w:r>
-      <w:proofErr w:type="spellEnd"/>
+        <w:t>size</w:t>
+      </w:r>
+      <w:r>
+        <w:rPr>
+          <w:rFonts w:ascii="맑은 고딕" w:eastAsia="맑은 고딕" w:hAnsi="맑은 고딕" w:cs="맑은 고딕"/>
+          <w:sz w:val="20"/>
+        </w:rPr>
+        <w:t xml:space="preserve"> 와 </w:t>
+      </w:r>
       <w:r>
         <w:rPr>
           <w:rFonts w:ascii="Courier New" w:eastAsia="Courier New" w:hAnsi="Courier New" w:cs="Courier New"/>
           <w:color w:val="188038"/>
           <w:sz w:val="19"/>
         </w:rPr>
-        <w:t xml:space="preserve">=10000, </w:t>
-      </w:r>
-      <w:proofErr w:type="spellStart"/>
+        <w:t>numberOfElements</w:t>
+      </w:r>
+      <w:r>
+        <w:rPr>
+          <w:rFonts w:ascii="맑은 고딕" w:eastAsia="맑은 고딕" w:hAnsi="맑은 고딕" w:cs="맑은 고딕"/>
+          <w:sz w:val="20"/>
+        </w:rPr>
+        <w:t xml:space="preserve"> 는 다릅니다. 마지막 페이지에서는 </w:t>
+      </w:r>
       <w:r>
         <w:rPr>
           <w:rFonts w:ascii="Courier New" w:eastAsia="Courier New" w:hAnsi="Courier New" w:cs="Courier New"/>
           <w:color w:val="188038"/>
           <w:sz w:val="19"/>
         </w:rPr>
-        <w:t>size</w:t>
-      </w:r>
-      <w:proofErr w:type="spellEnd"/>
+        <w:t>numberOfElements</w:t>
+      </w:r>
+      <w:r>
+        <w:rPr>
+          <w:rFonts w:ascii="맑은 고딕" w:eastAsia="맑은 고딕" w:hAnsi="맑은 고딕" w:cs="맑은 고딕"/>
+          <w:sz w:val="20"/>
+        </w:rPr>
+        <w:t xml:space="preserve"> 가 더 작습니다. 위 예에서 page 2 는 </w:t>
+      </w:r>
       <w:r>
         <w:rPr>
           <w:rFonts w:ascii="Courier New" w:eastAsia="Courier New" w:hAnsi="Courier New" w:cs="Courier New"/>
           <w:color w:val="188038"/>
           <w:sz w:val="19"/>
         </w:rPr>
-        <w:t>=10</w:t>
-      </w:r>
-      <w:r>
-        <w:rPr>
-          <w:rFonts w:ascii="맑은 고딕" w:eastAsia="맑은 고딕" w:hAnsi="맑은 고딕" w:cs="맑은 고딕"/>
-          <w:sz w:val="20"/>
-        </w:rPr>
-        <w:t xml:space="preserve"> 이면 </w:t>
-      </w:r>
-      <w:proofErr w:type="spellStart"/>
+        <w:t>size=3</w:t>
+      </w:r>
+      <w:r>
+        <w:rPr>
+          <w:rFonts w:ascii="맑은 고딕" w:eastAsia="맑은 고딕" w:hAnsi="맑은 고딕" w:cs="맑은 고딕"/>
+          <w:sz w:val="20"/>
+        </w:rPr>
+        <w:t xml:space="preserve"> 이지만 </w:t>
+      </w:r>
       <w:r>
         <w:rPr>
           <w:rFonts w:ascii="Courier New" w:eastAsia="Courier New" w:hAnsi="Courier New" w:cs="Courier New"/>
           <w:color w:val="188038"/>
           <w:sz w:val="19"/>
         </w:rPr>
-        <w:t>offset</w:t>
-      </w:r>
-      <w:proofErr w:type="spellEnd"/>
-      <w:r>
-        <w:rPr>
-          <w:rFonts w:ascii="Courier New" w:eastAsia="Courier New" w:hAnsi="Courier New" w:cs="Courier New"/>
-          <w:color w:val="188038"/>
-          <w:sz w:val="19"/>
-        </w:rPr>
-        <w:t>=100000</w:t>
-      </w:r>
-      <w:r>
-        <w:rPr>
-          <w:rFonts w:ascii="맑은 고딕" w:eastAsia="맑은 고딕" w:hAnsi="맑은 고딕" w:cs="맑은 고딕"/>
-          <w:sz w:val="20"/>
-        </w:rPr>
-        <w:t xml:space="preserve"> 이 되어, 데이터베이스가 **10만 행을 읽고 버린 뒤** 10건을 돌려줍니다. 뒤에서 설명할 "OFFSET 페이징의 한계" 가 바로 이 이야기입니다.</w:t>
-      </w:r>
-    </w:p>
-    <w:p>
-      <w:pPr>
-        <w:rPr>
-          <w:rFonts w:ascii="맑은 고딕" w:eastAsia="맑은 고딕" w:hAnsi="맑은 고딕" w:cs="맑은 고딕"/>
-          <w:b/>
-          <w:color w:val="000000"/>
-          <w:sz w:val="20"/>
-        </w:rPr>
-      </w:pPr>
-      <w:r>
-        <w:rPr>
-          <w:rFonts w:ascii="맑은 고딕" w:eastAsia="맑은 고딕" w:hAnsi="맑은 고딕" w:cs="맑은 고딕"/>
-          <w:b/>
-          <w:color w:val="000000"/>
-          <w:sz w:val="20"/>
-        </w:rPr>
-        <w:br w:type="page"/>
-      </w:r>
-    </w:p>
-    <w:p>
-      <w:pPr>
-        <w:spacing w:before="120" w:after="40"/>
-      </w:pPr>
-      <w:proofErr w:type="spellStart"/>
-      <w:r>
-        <w:rPr>
-          <w:rFonts w:ascii="맑은 고딕" w:eastAsia="맑은 고딕" w:hAnsi="맑은 고딕" w:cs="맑은 고딕"/>
-          <w:b/>
-          <w:color w:val="000000"/>
-          <w:sz w:val="20"/>
-        </w:rPr>
-        <w:lastRenderedPageBreak/>
-        <w:t>Page</w:t>
-      </w:r>
-      <w:proofErr w:type="spellEnd"/>
-      <w:r>
-        <w:rPr>
-          <w:rFonts w:ascii="맑은 고딕" w:eastAsia="맑은 고딕" w:hAnsi="맑은 고딕" w:cs="맑은 고딕"/>
-          <w:b/>
-          <w:color w:val="000000"/>
-          <w:sz w:val="20"/>
-        </w:rPr>
-        <w:t>&lt;</w:t>
-      </w:r>
-      <w:proofErr w:type="spellStart"/>
-      <w:r>
-        <w:rPr>
-          <w:rFonts w:ascii="맑은 고딕" w:eastAsia="맑은 고딕" w:hAnsi="맑은 고딕" w:cs="맑은 고딕"/>
-          <w:b/>
-          <w:color w:val="000000"/>
-          <w:sz w:val="20"/>
-        </w:rPr>
-        <w:t>T</w:t>
-      </w:r>
-      <w:proofErr w:type="spellEnd"/>
-      <w:r>
-        <w:rPr>
-          <w:rFonts w:ascii="맑은 고딕" w:eastAsia="맑은 고딕" w:hAnsi="맑은 고딕" w:cs="맑은 고딕"/>
-          <w:b/>
-          <w:color w:val="000000"/>
-          <w:sz w:val="20"/>
-        </w:rPr>
-        <w:t>&gt; 가 돌려주는 속성</w:t>
-      </w:r>
-    </w:p>
-    <w:p>
-      <w:pPr>
-        <w:spacing w:before="40" w:after="40"/>
-      </w:pPr>
-      <w:r>
-        <w:rPr>
-          <w:rFonts w:ascii="Courier New" w:eastAsia="Courier New" w:hAnsi="Courier New" w:cs="Courier New"/>
-          <w:color w:val="188038"/>
-          <w:sz w:val="19"/>
-        </w:rPr>
-        <w:t>GET /api/students/paged?page=1&amp;size=3&amp;sort=name,asc</w:t>
-      </w:r>
-      <w:r>
-        <w:rPr>
-          <w:rFonts w:ascii="맑은 고딕" w:eastAsia="맑은 고딕" w:hAnsi="맑은 고딕" w:cs="맑은 고딕"/>
-          <w:sz w:val="20"/>
-        </w:rPr>
-        <w:t xml:space="preserve"> 의 실제 응답입니다. ( 전체 8명 )</w:t>
-      </w:r>
-    </w:p>
-    <w:p>
-      <w:pPr>
-        <w:shd w:val="clear" w:color="auto" w:fill="F5F5F5"/>
-        <w:spacing w:line="240" w:lineRule="auto"/>
-      </w:pPr>
-      <w:r>
-        <w:rPr>
-          <w:rFonts w:ascii="Courier New" w:eastAsia="Courier New" w:hAnsi="Courier New" w:cs="Courier New"/>
-          <w:sz w:val="18"/>
-        </w:rPr>
-        <w:t>{</w:t>
-      </w:r>
-    </w:p>
-    <w:p>
-      <w:pPr>
-        <w:shd w:val="clear" w:color="auto" w:fill="F5F5F5"/>
-        <w:spacing w:line="240" w:lineRule="auto"/>
-      </w:pPr>
-      <w:r>
-        <w:rPr>
-          <w:rFonts w:ascii="Courier New" w:eastAsia="Courier New" w:hAnsi="Courier New" w:cs="Courier New"/>
-          <w:sz w:val="18"/>
-        </w:rPr>
-        <w:t xml:space="preserve">  "content": [ ... ],            3건          현재 페이지 데이터</w:t>
-      </w:r>
-    </w:p>
-    <w:p>
-      <w:pPr>
-        <w:shd w:val="clear" w:color="auto" w:fill="F5F5F5"/>
-        <w:spacing w:line="240" w:lineRule="auto"/>
-      </w:pPr>
-      <w:r>
-        <w:rPr>
-          <w:rFonts w:ascii="Courier New" w:eastAsia="Courier New" w:hAnsi="Courier New" w:cs="Courier New"/>
-          <w:sz w:val="18"/>
-        </w:rPr>
-        <w:t xml:space="preserve">  "pageable": {</w:t>
-      </w:r>
-    </w:p>
-    <w:p>
-      <w:pPr>
-        <w:shd w:val="clear" w:color="auto" w:fill="F5F5F5"/>
-        <w:spacing w:line="240" w:lineRule="auto"/>
-      </w:pPr>
-      <w:r>
-        <w:rPr>
-          <w:rFonts w:ascii="Courier New" w:eastAsia="Courier New" w:hAnsi="Courier New" w:cs="Courier New"/>
-          <w:sz w:val="18"/>
-        </w:rPr>
-        <w:t xml:space="preserve">      "pageNumber": 1,                        요청한 페이지 번호</w:t>
-      </w:r>
-    </w:p>
-    <w:p>
-      <w:pPr>
-        <w:shd w:val="clear" w:color="auto" w:fill="F5F5F5"/>
-        <w:spacing w:line="240" w:lineRule="auto"/>
-      </w:pPr>
-      <w:r>
-        <w:rPr>
-          <w:rFonts w:ascii="Courier New" w:eastAsia="Courier New" w:hAnsi="Courier New" w:cs="Courier New"/>
-          <w:sz w:val="18"/>
-        </w:rPr>
-        <w:t xml:space="preserve">      "pageSize": 3,                          요청한 페이지 크기</w:t>
-      </w:r>
-    </w:p>
-    <w:p>
-      <w:pPr>
-        <w:shd w:val="clear" w:color="auto" w:fill="F5F5F5"/>
-        <w:spacing w:line="240" w:lineRule="auto"/>
-      </w:pPr>
-      <w:r>
-        <w:rPr>
-          <w:rFonts w:ascii="Courier New" w:eastAsia="Courier New" w:hAnsi="Courier New" w:cs="Courier New"/>
-          <w:sz w:val="18"/>
-        </w:rPr>
-        <w:t xml:space="preserve">      "offset": 3,                            건너뛴 건수 ( 1 x 3 )</w:t>
-      </w:r>
-    </w:p>
-    <w:p>
-      <w:pPr>
-        <w:shd w:val="clear" w:color="auto" w:fill="F5F5F5"/>
-        <w:spacing w:line="240" w:lineRule="auto"/>
-      </w:pPr>
-      <w:r>
-        <w:rPr>
-          <w:rFonts w:ascii="Courier New" w:eastAsia="Courier New" w:hAnsi="Courier New" w:cs="Courier New"/>
-          <w:sz w:val="18"/>
-        </w:rPr>
-        <w:t xml:space="preserve">      "sort": { "sorted": true, ... },        정렬 정보</w:t>
-      </w:r>
-    </w:p>
-    <w:p>
-      <w:pPr>
-        <w:shd w:val="clear" w:color="auto" w:fill="F5F5F5"/>
-        <w:spacing w:line="240" w:lineRule="auto"/>
-      </w:pPr>
-      <w:r>
-        <w:rPr>
-          <w:rFonts w:ascii="Courier New" w:eastAsia="Courier New" w:hAnsi="Courier New" w:cs="Courier New"/>
-          <w:sz w:val="18"/>
-        </w:rPr>
-        <w:t xml:space="preserve">      "paged": true, "unpaged": false</w:t>
-      </w:r>
-    </w:p>
-    <w:p>
-      <w:pPr>
-        <w:shd w:val="clear" w:color="auto" w:fill="F5F5F5"/>
-        <w:spacing w:line="240" w:lineRule="auto"/>
-      </w:pPr>
-      <w:r>
-        <w:rPr>
-          <w:rFonts w:ascii="Courier New" w:eastAsia="Courier New" w:hAnsi="Courier New" w:cs="Courier New"/>
-          <w:sz w:val="18"/>
-        </w:rPr>
-        <w:t xml:space="preserve">  },</w:t>
-      </w:r>
-    </w:p>
-    <w:p>
-      <w:pPr>
-        <w:shd w:val="clear" w:color="auto" w:fill="F5F5F5"/>
-        <w:spacing w:line="240" w:lineRule="auto"/>
-      </w:pPr>
-      <w:r>
-        <w:rPr>
-          <w:rFonts w:ascii="Courier New" w:eastAsia="Courier New" w:hAnsi="Courier New" w:cs="Courier New"/>
-          <w:sz w:val="18"/>
-        </w:rPr>
-        <w:t xml:space="preserve">  "totalElements": 8,                         전체 건수     ( count 쿼리로 구함 )</w:t>
-      </w:r>
-    </w:p>
-    <w:p>
-      <w:pPr>
-        <w:shd w:val="clear" w:color="auto" w:fill="F5F5F5"/>
-        <w:spacing w:line="240" w:lineRule="auto"/>
-      </w:pPr>
-      <w:r>
-        <w:rPr>
-          <w:rFonts w:ascii="Courier New" w:eastAsia="Courier New" w:hAnsi="Courier New" w:cs="Courier New"/>
-          <w:sz w:val="18"/>
-        </w:rPr>
-        <w:t xml:space="preserve">  "totalPages": 3,                            전체 페이지 수 ( 8 / 3 -&gt; 3 )</w:t>
-      </w:r>
-    </w:p>
-    <w:p>
-      <w:pPr>
-        <w:shd w:val="clear" w:color="auto" w:fill="F5F5F5"/>
-        <w:spacing w:line="240" w:lineRule="auto"/>
-      </w:pPr>
-      <w:r>
-        <w:rPr>
-          <w:rFonts w:ascii="Courier New" w:eastAsia="Courier New" w:hAnsi="Courier New" w:cs="Courier New"/>
-          <w:sz w:val="18"/>
-        </w:rPr>
-        <w:t xml:space="preserve">  "number": 1,                                현재 페이지 번호</w:t>
-      </w:r>
-    </w:p>
-    <w:p>
-      <w:pPr>
-        <w:shd w:val="clear" w:color="auto" w:fill="F5F5F5"/>
-        <w:spacing w:line="240" w:lineRule="auto"/>
-      </w:pPr>
-      <w:r>
-        <w:rPr>
-          <w:rFonts w:ascii="Courier New" w:eastAsia="Courier New" w:hAnsi="Courier New" w:cs="Courier New"/>
-          <w:sz w:val="18"/>
-        </w:rPr>
-        <w:t xml:space="preserve">  "size": 3,                                  페이지 크기</w:t>
-      </w:r>
-    </w:p>
-    <w:p>
-      <w:pPr>
-        <w:shd w:val="clear" w:color="auto" w:fill="F5F5F5"/>
-        <w:spacing w:line="240" w:lineRule="auto"/>
-      </w:pPr>
-      <w:r>
-        <w:rPr>
-          <w:rFonts w:ascii="Courier New" w:eastAsia="Courier New" w:hAnsi="Courier New" w:cs="Courier New"/>
-          <w:sz w:val="18"/>
-        </w:rPr>
-        <w:t xml:space="preserve">  "numberOfElements": 3,                      이 페이지에 담긴 건수</w:t>
-      </w:r>
-    </w:p>
-    <w:p>
-      <w:pPr>
-        <w:shd w:val="clear" w:color="auto" w:fill="F5F5F5"/>
-        <w:spacing w:line="240" w:lineRule="auto"/>
-      </w:pPr>
-      <w:r>
-        <w:rPr>
-          <w:rFonts w:ascii="Courier New" w:eastAsia="Courier New" w:hAnsi="Courier New" w:cs="Courier New"/>
-          <w:sz w:val="18"/>
-        </w:rPr>
-        <w:t xml:space="preserve">  "first": false,                             첫 페이지인가</w:t>
-      </w:r>
-    </w:p>
-    <w:p>
-      <w:pPr>
-        <w:shd w:val="clear" w:color="auto" w:fill="F5F5F5"/>
-        <w:spacing w:line="240" w:lineRule="auto"/>
-      </w:pPr>
-      <w:r>
-        <w:rPr>
-          <w:rFonts w:ascii="Courier New" w:eastAsia="Courier New" w:hAnsi="Courier New" w:cs="Courier New"/>
-          <w:sz w:val="18"/>
-        </w:rPr>
-        <w:t xml:space="preserve">  "last": false,                              마지막 페이지인가</w:t>
-      </w:r>
-    </w:p>
-    <w:p>
-      <w:pPr>
-        <w:shd w:val="clear" w:color="auto" w:fill="F5F5F5"/>
-        <w:spacing w:line="240" w:lineRule="auto"/>
-      </w:pPr>
-      <w:r>
-        <w:rPr>
-          <w:rFonts w:ascii="Courier New" w:eastAsia="Courier New" w:hAnsi="Courier New" w:cs="Courier New"/>
-          <w:sz w:val="18"/>
-        </w:rPr>
-        <w:t xml:space="preserve">  "empty": false,                             내용이 비었는가</w:t>
-      </w:r>
-    </w:p>
-    <w:p>
-      <w:pPr>
-        <w:shd w:val="clear" w:color="auto" w:fill="F5F5F5"/>
-        <w:spacing w:line="240" w:lineRule="auto"/>
-      </w:pPr>
-      <w:r>
-        <w:rPr>
-          <w:rFonts w:ascii="Courier New" w:eastAsia="Courier New" w:hAnsi="Courier New" w:cs="Courier New"/>
-          <w:sz w:val="18"/>
-        </w:rPr>
-        <w:t xml:space="preserve">  "sort": { "sorted": true, ... }</w:t>
-      </w:r>
-    </w:p>
-    <w:p>
-      <w:pPr>
-        <w:shd w:val="clear" w:color="auto" w:fill="F5F5F5"/>
-        <w:spacing w:line="240" w:lineRule="auto"/>
-      </w:pPr>
-      <w:r>
-        <w:rPr>
-          <w:rFonts w:ascii="Courier New" w:eastAsia="Courier New" w:hAnsi="Courier New" w:cs="Courier New"/>
-          <w:sz w:val="18"/>
-        </w:rPr>
-        <w:t>}</w:t>
+        <w:t>numberOfElements=2</w:t>
+      </w:r>
+      <w:r>
+        <w:rPr>
+          <w:rFonts w:ascii="맑은 고딕" w:eastAsia="맑은 고딕" w:hAnsi="맑은 고딕" w:cs="맑은 고딕"/>
+          <w:sz w:val="20"/>
+        </w:rPr>
+        <w:t xml:space="preserve"> 입니다.</w:t>
       </w:r>
     </w:p>
     <w:p>
@@ -6415,7 +6822,7 @@
           <w:color w:val="188038"/>
           <w:sz w:val="19"/>
         </w:rPr>
-        <w:t>size</w:t>
+        <w:t>totalElements</w:t>
       </w:r>
       <w:r>
         <w:rPr>
@@ -6430,14 +6837,14 @@
           <w:color w:val="188038"/>
           <w:sz w:val="19"/>
         </w:rPr>
-        <w:t>numberOfElements</w:t>
-      </w:r>
-      <w:r>
-        <w:rPr>
-          <w:rFonts w:ascii="맑은 고딕" w:eastAsia="맑은 고딕" w:hAnsi="맑은 고딕" w:cs="맑은 고딕"/>
-          <w:sz w:val="20"/>
-        </w:rPr>
-        <w:t xml:space="preserve"> 는 다릅니다. 마지막 페이지에서는 </w:t>
+        <w:t>totalPages</w:t>
+      </w:r>
+      <w:r>
+        <w:rPr>
+          <w:rFonts w:ascii="맑은 고딕" w:eastAsia="맑은 고딕" w:hAnsi="맑은 고딕" w:cs="맑은 고딕"/>
+          <w:sz w:val="20"/>
+        </w:rPr>
+        <w:t xml:space="preserve"> 는 count 쿼리를 실행해야 알 수 있는 값입니다. </w:t>
       </w:r>
       <w:r>
         <w:rPr>
@@ -6445,44 +6852,14 @@
           <w:color w:val="188038"/>
           <w:sz w:val="19"/>
         </w:rPr>
-        <w:t>numberOfElements</w:t>
-      </w:r>
-      <w:r>
-        <w:rPr>
-          <w:rFonts w:ascii="맑은 고딕" w:eastAsia="맑은 고딕" w:hAnsi="맑은 고딕" w:cs="맑은 고딕"/>
-          <w:sz w:val="20"/>
-        </w:rPr>
-        <w:t xml:space="preserve"> 가 더 작습니다. 위 예에서 page 2 는 </w:t>
-      </w:r>
-      <w:r>
-        <w:rPr>
-          <w:rFonts w:ascii="Courier New" w:eastAsia="Courier New" w:hAnsi="Courier New" w:cs="Courier New"/>
-          <w:color w:val="188038"/>
-          <w:sz w:val="19"/>
-        </w:rPr>
-        <w:t>size=3</w:t>
-      </w:r>
-      <w:r>
-        <w:rPr>
-          <w:rFonts w:ascii="맑은 고딕" w:eastAsia="맑은 고딕" w:hAnsi="맑은 고딕" w:cs="맑은 고딕"/>
-          <w:sz w:val="20"/>
-        </w:rPr>
-        <w:t xml:space="preserve"> 이지만 </w:t>
-      </w:r>
-      <w:r>
-        <w:rPr>
-          <w:rFonts w:ascii="Courier New" w:eastAsia="Courier New" w:hAnsi="Courier New" w:cs="Courier New"/>
-          <w:color w:val="188038"/>
-          <w:sz w:val="19"/>
-        </w:rPr>
-        <w:t>numberOfElements=2</w:t>
-      </w:r>
-      <w:r>
-        <w:rPr>
-          <w:rFonts w:ascii="맑은 고딕" w:eastAsia="맑은 고딕" w:hAnsi="맑은 고딕" w:cs="맑은 고딕"/>
-          <w:sz w:val="20"/>
-        </w:rPr>
-        <w:t xml:space="preserve"> 입니다.</w:t>
+        <w:t>Slice</w:t>
+      </w:r>
+      <w:r>
+        <w:rPr>
+          <w:rFonts w:ascii="맑은 고딕" w:eastAsia="맑은 고딕" w:hAnsi="맑은 고딕" w:cs="맑은 고딕"/>
+          <w:sz w:val="20"/>
+        </w:rPr>
+        <w:t xml:space="preserve"> 를 쓰면 이 두 값이 없는 대신 count 쿼리도 실행되지 않습니다.</w:t>
       </w:r>
     </w:p>
     <w:p>
@@ -6510,14 +6887,14 @@
           <w:color w:val="188038"/>
           <w:sz w:val="19"/>
         </w:rPr>
-        <w:t>totalElements</w:t>
-      </w:r>
-      <w:r>
-        <w:rPr>
-          <w:rFonts w:ascii="맑은 고딕" w:eastAsia="맑은 고딕" w:hAnsi="맑은 고딕" w:cs="맑은 고딕"/>
-          <w:sz w:val="20"/>
-        </w:rPr>
-        <w:t xml:space="preserve"> 와 </w:t>
+        <w:t>first</w:t>
+      </w:r>
+      <w:r>
+        <w:rPr>
+          <w:rFonts w:ascii="맑은 고딕" w:eastAsia="맑은 고딕" w:hAnsi="맑은 고딕" w:cs="맑은 고딕"/>
+          <w:sz w:val="20"/>
+        </w:rPr>
+        <w:t xml:space="preserve"> / </w:t>
       </w:r>
       <w:r>
         <w:rPr>
@@ -6525,14 +6902,119 @@
           <w:color w:val="188038"/>
           <w:sz w:val="19"/>
         </w:rPr>
-        <w:t>totalPages</w:t>
-      </w:r>
-      <w:r>
-        <w:rPr>
-          <w:rFonts w:ascii="맑은 고딕" w:eastAsia="맑은 고딕" w:hAnsi="맑은 고딕" w:cs="맑은 고딕"/>
-          <w:sz w:val="20"/>
-        </w:rPr>
-        <w:t xml:space="preserve"> 는 count 쿼리를 실행해야 알 수 있는 값입니다. </w:t>
+        <w:t>last</w:t>
+      </w:r>
+      <w:r>
+        <w:rPr>
+          <w:rFonts w:ascii="맑은 고딕" w:eastAsia="맑은 고딕" w:hAnsi="맑은 고딕" w:cs="맑은 고딕"/>
+          <w:sz w:val="20"/>
+        </w:rPr>
+        <w:t xml:space="preserve"> 로 화면의 이전/다음 버튼 활성화를 판단합니다.</w:t>
+      </w:r>
+    </w:p>
+    <w:p>
+      <w:pPr>
+        <w:spacing w:before="120" w:after="40"/>
+      </w:pPr>
+      <w:r>
+        <w:rPr>
+          <w:rFonts w:ascii="맑은 고딕" w:eastAsia="맑은 고딕" w:hAnsi="맑은 고딕" w:cs="맑은 고딕"/>
+          <w:b/>
+          <w:color w:val="000000"/>
+          <w:sz w:val="20"/>
+        </w:rPr>
+        <w:t>Pageable 로 다음 페이지 만들기</w:t>
+      </w:r>
+    </w:p>
+    <w:p>
+      <w:pPr>
+        <w:shd w:val="clear" w:color="auto" w:fill="F5F5F5"/>
+        <w:spacing w:line="240" w:lineRule="auto"/>
+      </w:pPr>
+      <w:r>
+        <w:rPr>
+          <w:rFonts w:ascii="Courier New" w:eastAsia="Courier New" w:hAnsi="Courier New" w:cs="Courier New"/>
+          <w:sz w:val="18"/>
+        </w:rPr>
+        <w:t>pageable.next()              다음 페이지 Pageable</w:t>
+      </w:r>
+    </w:p>
+    <w:p>
+      <w:pPr>
+        <w:shd w:val="clear" w:color="auto" w:fill="F5F5F5"/>
+        <w:spacing w:line="240" w:lineRule="auto"/>
+      </w:pPr>
+      <w:r>
+        <w:rPr>
+          <w:rFonts w:ascii="Courier New" w:eastAsia="Courier New" w:hAnsi="Courier New" w:cs="Courier New"/>
+          <w:sz w:val="18"/>
+        </w:rPr>
+        <w:t>pageable.previousOrFirst()   이전 페이지 ( 첫 페이지면 그대로 )</w:t>
+      </w:r>
+    </w:p>
+    <w:p>
+      <w:pPr>
+        <w:shd w:val="clear" w:color="auto" w:fill="F5F5F5"/>
+        <w:spacing w:line="240" w:lineRule="auto"/>
+      </w:pPr>
+      <w:r>
+        <w:rPr>
+          <w:rFonts w:ascii="Courier New" w:eastAsia="Courier New" w:hAnsi="Courier New" w:cs="Courier New"/>
+          <w:sz w:val="18"/>
+        </w:rPr>
+        <w:t>pageable.first()             첫 페이지</w:t>
+      </w:r>
+    </w:p>
+    <w:p>
+      <w:pPr>
+        <w:shd w:val="clear" w:color="auto" w:fill="F5F5F5"/>
+        <w:spacing w:line="240" w:lineRule="auto"/>
+      </w:pPr>
+      <w:r>
+        <w:rPr>
+          <w:rFonts w:ascii="Courier New" w:eastAsia="Courier New" w:hAnsi="Courier New" w:cs="Courier New"/>
+          <w:sz w:val="18"/>
+        </w:rPr>
+        <w:t>pageable.withPage(3)         특정 페이지로</w:t>
+      </w:r>
+    </w:p>
+    <w:p>
+      <w:pPr>
+        <w:shd w:val="clear" w:color="auto" w:fill="F5F5F5"/>
+        <w:spacing w:line="240" w:lineRule="auto"/>
+      </w:pPr>
+      <w:r>
+        <w:rPr>
+          <w:rFonts w:ascii="Courier New" w:eastAsia="Courier New" w:hAnsi="Courier New" w:cs="Courier New"/>
+          <w:sz w:val="18"/>
+        </w:rPr>
+        <w:t>Pageable.unpaged()           페이징하지 않는 Pageable ( 전체 조회 )</w:t>
+      </w:r>
+    </w:p>
+    <w:p>
+      <w:pPr>
+        <w:spacing w:before="200" w:after="60"/>
+      </w:pPr>
+      <w:r>
+        <w:rPr>
+          <w:rFonts w:ascii="맑은 고딕" w:eastAsia="맑은 고딕" w:hAnsi="맑은 고딕" w:cs="맑은 고딕"/>
+          <w:b/>
+          <w:color w:val="000000"/>
+          <w:sz w:val="21"/>
+        </w:rPr>
+        <w:t>2) Controller 에서 Pageable 받기</w:t>
+      </w:r>
+    </w:p>
+    <w:p>
+      <w:pPr>
+        <w:spacing w:before="40" w:after="40"/>
+      </w:pPr>
+      <w:r>
+        <w:rPr>
+          <w:rFonts w:ascii="맑은 고딕" w:eastAsia="맑은 고딕" w:hAnsi="맑은 고딕" w:cs="맑은 고딕"/>
+          <w:sz w:val="20"/>
+        </w:rPr>
+        <w:t xml:space="preserve">메서드 파라미터에 </w:t>
       </w:r>
       <w:r>
         <w:rPr>
@@ -6540,14 +7022,130 @@
           <w:color w:val="188038"/>
           <w:sz w:val="19"/>
         </w:rPr>
-        <w:t>Slice</w:t>
-      </w:r>
-      <w:r>
-        <w:rPr>
-          <w:rFonts w:ascii="맑은 고딕" w:eastAsia="맑은 고딕" w:hAnsi="맑은 고딕" w:cs="맑은 고딕"/>
-          <w:sz w:val="20"/>
-        </w:rPr>
-        <w:t xml:space="preserve"> 를 쓰면 이 두 값이 없는 대신 count 쿼리도 실행되지 않습니다.</w:t>
+        <w:t>Pageable</w:t>
+      </w:r>
+      <w:r>
+        <w:rPr>
+          <w:rFonts w:ascii="맑은 고딕" w:eastAsia="맑은 고딕" w:hAnsi="맑은 고딕" w:cs="맑은 고딕"/>
+          <w:sz w:val="20"/>
+        </w:rPr>
+        <w:t xml:space="preserve"> 을 선언하면 스프링이 요청 파라미터를 자동으로 변환해 줍니다. 직접 만들 필요가 없습니다.</w:t>
+      </w:r>
+    </w:p>
+    <w:p>
+      <w:pPr>
+        <w:shd w:val="clear" w:color="auto" w:fill="F5F5F5"/>
+        <w:spacing w:line="240" w:lineRule="auto"/>
+      </w:pPr>
+      <w:r>
+        <w:rPr>
+          <w:rFonts w:ascii="Courier New" w:eastAsia="Courier New" w:hAnsi="Courier New" w:cs="Courier New"/>
+          <w:sz w:val="18"/>
+        </w:rPr>
+        <w:t>@GetMapping("/paged")</w:t>
+      </w:r>
+    </w:p>
+    <w:p>
+      <w:pPr>
+        <w:shd w:val="clear" w:color="auto" w:fill="F5F5F5"/>
+        <w:spacing w:line="240" w:lineRule="auto"/>
+        <w:rPr>
+          <w:lang w:val="en-US"/>
+        </w:rPr>
+      </w:pPr>
+      <w:r>
+        <w:rPr>
+          <w:rFonts w:ascii="Courier New" w:eastAsia="Courier New" w:hAnsi="Courier New" w:cs="Courier New"/>
+          <w:sz w:val="18"/>
+          <w:lang w:val="en-US"/>
+        </w:rPr>
+        <w:t>public ResponseEntity&lt;Page&lt;StudentDTO.Response&gt;&gt; getAllStudentsPaged(</w:t>
+      </w:r>
+    </w:p>
+    <w:p>
+      <w:pPr>
+        <w:shd w:val="clear" w:color="auto" w:fill="F5F5F5"/>
+        <w:spacing w:line="240" w:lineRule="auto"/>
+        <w:rPr>
+          <w:lang w:val="en-US"/>
+        </w:rPr>
+      </w:pPr>
+      <w:r>
+        <w:rPr>
+          <w:rFonts w:ascii="Courier New" w:eastAsia="Courier New" w:hAnsi="Courier New" w:cs="Courier New"/>
+          <w:sz w:val="18"/>
+          <w:lang w:val="en-US"/>
+        </w:rPr>
+        <w:t xml:space="preserve">        @PageableDefault(size = 10, sort = "id") Pageable pageable) {</w:t>
+      </w:r>
+    </w:p>
+    <w:p>
+      <w:pPr>
+        <w:shd w:val="clear" w:color="auto" w:fill="F5F5F5"/>
+        <w:spacing w:line="240" w:lineRule="auto"/>
+        <w:rPr>
+          <w:lang w:val="en-US"/>
+        </w:rPr>
+      </w:pPr>
+      <w:r>
+        <w:rPr>
+          <w:rFonts w:ascii="Courier New" w:eastAsia="Courier New" w:hAnsi="Courier New" w:cs="Courier New"/>
+          <w:sz w:val="18"/>
+          <w:lang w:val="en-US"/>
+        </w:rPr>
+        <w:t xml:space="preserve">    return ResponseEntity.ok(studentService.getAllStudents(pageable));</w:t>
+      </w:r>
+    </w:p>
+    <w:p>
+      <w:pPr>
+        <w:shd w:val="clear" w:color="auto" w:fill="F5F5F5"/>
+        <w:spacing w:line="240" w:lineRule="auto"/>
+      </w:pPr>
+      <w:r>
+        <w:rPr>
+          <w:rFonts w:ascii="Courier New" w:eastAsia="Courier New" w:hAnsi="Courier New" w:cs="Courier New"/>
+          <w:sz w:val="18"/>
+        </w:rPr>
+        <w:t>}</w:t>
+      </w:r>
+    </w:p>
+    <w:p>
+      <w:pPr>
+        <w:shd w:val="clear" w:color="auto" w:fill="F5F5F5"/>
+        <w:spacing w:line="240" w:lineRule="auto"/>
+      </w:pPr>
+      <w:r>
+        <w:rPr>
+          <w:rFonts w:ascii="Courier New" w:eastAsia="Courier New" w:hAnsi="Courier New" w:cs="Courier New"/>
+          <w:sz w:val="18"/>
+        </w:rPr>
+        <w:t xml:space="preserve">  </w:t>
+      </w:r>
+    </w:p>
+    <w:p>
+      <w:pPr>
+        <w:shd w:val="clear" w:color="auto" w:fill="F5F5F5"/>
+        <w:spacing w:line="240" w:lineRule="auto"/>
+      </w:pPr>
+      <w:r>
+        <w:rPr>
+          <w:rFonts w:ascii="Courier New" w:eastAsia="Courier New" w:hAnsi="Courier New" w:cs="Courier New"/>
+          <w:sz w:val="18"/>
+        </w:rPr>
+        <w:t>요청 :  GET /api/students/paged?page=0&amp;size=10&amp;sort=name,asc</w:t>
+      </w:r>
+    </w:p>
+    <w:p>
+      <w:pPr>
+        <w:shd w:val="clear" w:color="auto" w:fill="F5F5F5"/>
+        <w:spacing w:line="240" w:lineRule="auto"/>
+      </w:pPr>
+      <w:r>
+        <w:rPr>
+          <w:rFonts w:ascii="Courier New" w:eastAsia="Courier New" w:hAnsi="Courier New" w:cs="Courier New"/>
+          <w:sz w:val="18"/>
+        </w:rPr>
+        <w:t xml:space="preserve">            page / size / sort 세 가지가 Pageable 로 바인딩된다</w:t>
       </w:r>
     </w:p>
     <w:p>
@@ -6575,265 +7173,14 @@
           <w:color w:val="188038"/>
           <w:sz w:val="19"/>
         </w:rPr>
-        <w:t>first</w:t>
-      </w:r>
-      <w:r>
-        <w:rPr>
-          <w:rFonts w:ascii="맑은 고딕" w:eastAsia="맑은 고딕" w:hAnsi="맑은 고딕" w:cs="맑은 고딕"/>
-          <w:sz w:val="20"/>
-        </w:rPr>
-        <w:t xml:space="preserve"> / </w:t>
-      </w:r>
-      <w:r>
-        <w:rPr>
-          <w:rFonts w:ascii="Courier New" w:eastAsia="Courier New" w:hAnsi="Courier New" w:cs="Courier New"/>
-          <w:color w:val="188038"/>
-          <w:sz w:val="19"/>
-        </w:rPr>
-        <w:t>last</w:t>
-      </w:r>
-      <w:r>
-        <w:rPr>
-          <w:rFonts w:ascii="맑은 고딕" w:eastAsia="맑은 고딕" w:hAnsi="맑은 고딕" w:cs="맑은 고딕"/>
-          <w:sz w:val="20"/>
-        </w:rPr>
-        <w:t xml:space="preserve"> 로 화면의 이전/다음 버튼 활성화를 판단합니다.</w:t>
-      </w:r>
-    </w:p>
-    <w:p>
-      <w:pPr>
-        <w:spacing w:before="120" w:after="40"/>
-      </w:pPr>
-      <w:r>
-        <w:rPr>
-          <w:rFonts w:ascii="맑은 고딕" w:eastAsia="맑은 고딕" w:hAnsi="맑은 고딕" w:cs="맑은 고딕"/>
-          <w:b/>
-          <w:color w:val="000000"/>
-          <w:sz w:val="20"/>
-        </w:rPr>
-        <w:t>Pageable 로 다음 페이지 만들기</w:t>
-      </w:r>
-    </w:p>
-    <w:p>
-      <w:pPr>
-        <w:shd w:val="clear" w:color="auto" w:fill="F5F5F5"/>
-        <w:spacing w:line="240" w:lineRule="auto"/>
-      </w:pPr>
-      <w:r>
-        <w:rPr>
-          <w:rFonts w:ascii="Courier New" w:eastAsia="Courier New" w:hAnsi="Courier New" w:cs="Courier New"/>
-          <w:sz w:val="18"/>
-        </w:rPr>
-        <w:t>pageable.next()              다음 페이지 Pageable</w:t>
-      </w:r>
-    </w:p>
-    <w:p>
-      <w:pPr>
-        <w:shd w:val="clear" w:color="auto" w:fill="F5F5F5"/>
-        <w:spacing w:line="240" w:lineRule="auto"/>
-      </w:pPr>
-      <w:r>
-        <w:rPr>
-          <w:rFonts w:ascii="Courier New" w:eastAsia="Courier New" w:hAnsi="Courier New" w:cs="Courier New"/>
-          <w:sz w:val="18"/>
-        </w:rPr>
-        <w:t>pageable.previousOrFirst()   이전 페이지 ( 첫 페이지면 그대로 )</w:t>
-      </w:r>
-    </w:p>
-    <w:p>
-      <w:pPr>
-        <w:shd w:val="clear" w:color="auto" w:fill="F5F5F5"/>
-        <w:spacing w:line="240" w:lineRule="auto"/>
-      </w:pPr>
-      <w:r>
-        <w:rPr>
-          <w:rFonts w:ascii="Courier New" w:eastAsia="Courier New" w:hAnsi="Courier New" w:cs="Courier New"/>
-          <w:sz w:val="18"/>
-        </w:rPr>
-        <w:t>pageable.first()             첫 페이지</w:t>
-      </w:r>
-    </w:p>
-    <w:p>
-      <w:pPr>
-        <w:shd w:val="clear" w:color="auto" w:fill="F5F5F5"/>
-        <w:spacing w:line="240" w:lineRule="auto"/>
-      </w:pPr>
-      <w:r>
-        <w:rPr>
-          <w:rFonts w:ascii="Courier New" w:eastAsia="Courier New" w:hAnsi="Courier New" w:cs="Courier New"/>
-          <w:sz w:val="18"/>
-        </w:rPr>
-        <w:t>pageable.withPage(3)         특정 페이지로</w:t>
-      </w:r>
-    </w:p>
-    <w:p>
-      <w:pPr>
-        <w:shd w:val="clear" w:color="auto" w:fill="F5F5F5"/>
-        <w:spacing w:line="240" w:lineRule="auto"/>
-      </w:pPr>
-      <w:r>
-        <w:rPr>
-          <w:rFonts w:ascii="Courier New" w:eastAsia="Courier New" w:hAnsi="Courier New" w:cs="Courier New"/>
-          <w:sz w:val="18"/>
-        </w:rPr>
-        <w:t>Pageable.unpaged()           페이징하지 않는 Pageable ( 전체 조회 )</w:t>
-      </w:r>
-    </w:p>
-    <w:p>
-      <w:pPr>
-        <w:spacing w:before="200" w:after="60"/>
-      </w:pPr>
-      <w:r>
-        <w:rPr>
-          <w:rFonts w:ascii="맑은 고딕" w:eastAsia="맑은 고딕" w:hAnsi="맑은 고딕" w:cs="맑은 고딕"/>
-          <w:b/>
-          <w:color w:val="000000"/>
-          <w:sz w:val="21"/>
-        </w:rPr>
-        <w:t>2) Controller 에서 Pageable 받기</w:t>
-      </w:r>
-    </w:p>
-    <w:p>
-      <w:pPr>
-        <w:spacing w:before="40" w:after="40"/>
-      </w:pPr>
-      <w:r>
-        <w:rPr>
-          <w:rFonts w:ascii="맑은 고딕" w:eastAsia="맑은 고딕" w:hAnsi="맑은 고딕" w:cs="맑은 고딕"/>
-          <w:sz w:val="20"/>
-        </w:rPr>
-        <w:t xml:space="preserve">메서드 파라미터에 </w:t>
-      </w:r>
-      <w:r>
-        <w:rPr>
-          <w:rFonts w:ascii="Courier New" w:eastAsia="Courier New" w:hAnsi="Courier New" w:cs="Courier New"/>
-          <w:color w:val="188038"/>
-          <w:sz w:val="19"/>
-        </w:rPr>
-        <w:t>Pageable</w:t>
-      </w:r>
-      <w:r>
-        <w:rPr>
-          <w:rFonts w:ascii="맑은 고딕" w:eastAsia="맑은 고딕" w:hAnsi="맑은 고딕" w:cs="맑은 고딕"/>
-          <w:sz w:val="20"/>
-        </w:rPr>
-        <w:t xml:space="preserve"> 을 선언하면 스프링이 요청 파라미터를 자동으로 변환해 줍니다. 직접 만들 필요가 없습니다.</w:t>
-      </w:r>
-    </w:p>
-    <w:p>
-      <w:pPr>
-        <w:shd w:val="clear" w:color="auto" w:fill="F5F5F5"/>
-        <w:spacing w:line="240" w:lineRule="auto"/>
-      </w:pPr>
-      <w:r>
-        <w:rPr>
-          <w:rFonts w:ascii="Courier New" w:eastAsia="Courier New" w:hAnsi="Courier New" w:cs="Courier New"/>
-          <w:sz w:val="18"/>
-        </w:rPr>
-        <w:t>@GetMapping("/paged")</w:t>
-      </w:r>
-    </w:p>
-    <w:p>
-      <w:pPr>
-        <w:shd w:val="clear" w:color="auto" w:fill="F5F5F5"/>
-        <w:spacing w:line="240" w:lineRule="auto"/>
-        <w:rPr>
-          <w:lang w:val="en-US"/>
-        </w:rPr>
-      </w:pPr>
-      <w:r>
-        <w:rPr>
-          <w:rFonts w:ascii="Courier New" w:eastAsia="Courier New" w:hAnsi="Courier New" w:cs="Courier New"/>
-          <w:sz w:val="18"/>
-          <w:lang w:val="en-US"/>
-        </w:rPr>
-        <w:t>public ResponseEntity&lt;Page&lt;StudentDTO.Response&gt;&gt; getAllStudentsPaged(</w:t>
-      </w:r>
-    </w:p>
-    <w:p>
-      <w:pPr>
-        <w:shd w:val="clear" w:color="auto" w:fill="F5F5F5"/>
-        <w:spacing w:line="240" w:lineRule="auto"/>
-        <w:rPr>
-          <w:lang w:val="en-US"/>
-        </w:rPr>
-      </w:pPr>
-      <w:r>
-        <w:rPr>
-          <w:rFonts w:ascii="Courier New" w:eastAsia="Courier New" w:hAnsi="Courier New" w:cs="Courier New"/>
-          <w:sz w:val="18"/>
-          <w:lang w:val="en-US"/>
-        </w:rPr>
-        <w:t xml:space="preserve">        @PageableDefault(size = 10, sort = "id") Pageable pageable) {</w:t>
-      </w:r>
-    </w:p>
-    <w:p>
-      <w:pPr>
-        <w:shd w:val="clear" w:color="auto" w:fill="F5F5F5"/>
-        <w:spacing w:line="240" w:lineRule="auto"/>
-        <w:rPr>
-          <w:lang w:val="en-US"/>
-        </w:rPr>
-      </w:pPr>
-      <w:r>
-        <w:rPr>
-          <w:rFonts w:ascii="Courier New" w:eastAsia="Courier New" w:hAnsi="Courier New" w:cs="Courier New"/>
-          <w:sz w:val="18"/>
-          <w:lang w:val="en-US"/>
-        </w:rPr>
-        <w:t xml:space="preserve">    return ResponseEntity.ok(studentService.getAllStudents(pageable));</w:t>
-      </w:r>
-    </w:p>
-    <w:p>
-      <w:pPr>
-        <w:shd w:val="clear" w:color="auto" w:fill="F5F5F5"/>
-        <w:spacing w:line="240" w:lineRule="auto"/>
-      </w:pPr>
-      <w:r>
-        <w:rPr>
-          <w:rFonts w:ascii="Courier New" w:eastAsia="Courier New" w:hAnsi="Courier New" w:cs="Courier New"/>
-          <w:sz w:val="18"/>
-        </w:rPr>
-        <w:t>}</w:t>
-      </w:r>
-    </w:p>
-    <w:p>
-      <w:pPr>
-        <w:shd w:val="clear" w:color="auto" w:fill="F5F5F5"/>
-        <w:spacing w:line="240" w:lineRule="auto"/>
-      </w:pPr>
-      <w:r>
-        <w:rPr>
-          <w:rFonts w:ascii="Courier New" w:eastAsia="Courier New" w:hAnsi="Courier New" w:cs="Courier New"/>
-          <w:sz w:val="18"/>
-        </w:rPr>
-        <w:t xml:space="preserve">  </w:t>
-      </w:r>
-    </w:p>
-    <w:p>
-      <w:pPr>
-        <w:shd w:val="clear" w:color="auto" w:fill="F5F5F5"/>
-        <w:spacing w:line="240" w:lineRule="auto"/>
-      </w:pPr>
-      <w:r>
-        <w:rPr>
-          <w:rFonts w:ascii="Courier New" w:eastAsia="Courier New" w:hAnsi="Courier New" w:cs="Courier New"/>
-          <w:sz w:val="18"/>
-        </w:rPr>
-        <w:t>요청 :  GET /api/students/paged?page=0&amp;size=10&amp;sort=name,asc</w:t>
-      </w:r>
-    </w:p>
-    <w:p>
-      <w:pPr>
-        <w:shd w:val="clear" w:color="auto" w:fill="F5F5F5"/>
-        <w:spacing w:line="240" w:lineRule="auto"/>
-      </w:pPr>
-      <w:r>
-        <w:rPr>
-          <w:rFonts w:ascii="Courier New" w:eastAsia="Courier New" w:hAnsi="Courier New" w:cs="Courier New"/>
-          <w:sz w:val="18"/>
-        </w:rPr>
-        <w:t xml:space="preserve">            page / size / sort 세 가지가 Pageable 로 바인딩된다</w:t>
+        <w:t>@PageableDefault</w:t>
+      </w:r>
+      <w:r>
+        <w:rPr>
+          <w:rFonts w:ascii="맑은 고딕" w:eastAsia="맑은 고딕" w:hAnsi="맑은 고딕" w:cs="맑은 고딕"/>
+          <w:sz w:val="20"/>
+        </w:rPr>
+        <w:t xml:space="preserve"> 로 파라미터가 없을 때의 기본값을 정합니다.</w:t>
       </w:r>
     </w:p>
     <w:p>
@@ -6857,18 +7204,41 @@
       </w:pPr>
       <w:r>
         <w:rPr>
+          <w:rFonts w:ascii="맑은 고딕" w:eastAsia="맑은 고딕" w:hAnsi="맑은 고딕" w:cs="맑은 고딕"/>
+          <w:sz w:val="20"/>
+        </w:rPr>
+        <w:lastRenderedPageBreak/>
+        <w:t xml:space="preserve">기본 최대 크기는 2000 이며 </w:t>
+      </w:r>
+      <w:r>
+        <w:rPr>
           <w:rFonts w:ascii="Courier New" w:eastAsia="Courier New" w:hAnsi="Courier New" w:cs="Courier New"/>
           <w:color w:val="188038"/>
           <w:sz w:val="19"/>
         </w:rPr>
-        <w:t>@PageableDefault</w:t>
-      </w:r>
-      <w:r>
-        <w:rPr>
-          <w:rFonts w:ascii="맑은 고딕" w:eastAsia="맑은 고딕" w:hAnsi="맑은 고딕" w:cs="맑은 고딕"/>
-          <w:sz w:val="20"/>
-        </w:rPr>
-        <w:t xml:space="preserve"> 로 파라미터가 없을 때의 기본값을 정합니다.</w:t>
+        <w:t>spring.data.web.pageable.max-page-size</w:t>
+      </w:r>
+      <w:r>
+        <w:rPr>
+          <w:rFonts w:ascii="맑은 고딕" w:eastAsia="맑은 고딕" w:hAnsi="맑은 고딕" w:cs="맑은 고딕"/>
+          <w:sz w:val="20"/>
+        </w:rPr>
+        <w:t xml:space="preserve"> 로 조정합니다. 클라이언트가 </w:t>
+      </w:r>
+      <w:r>
+        <w:rPr>
+          <w:rFonts w:ascii="Courier New" w:eastAsia="Courier New" w:hAnsi="Courier New" w:cs="Courier New"/>
+          <w:color w:val="188038"/>
+          <w:sz w:val="19"/>
+        </w:rPr>
+        <w:t>size=1000000</w:t>
+      </w:r>
+      <w:r>
+        <w:rPr>
+          <w:rFonts w:ascii="맑은 고딕" w:eastAsia="맑은 고딕" w:hAnsi="맑은 고딕" w:cs="맑은 고딕"/>
+          <w:sz w:val="20"/>
+        </w:rPr>
+        <w:t xml:space="preserve"> 을 보내도 이 값으로 잘립니다.</w:t>
       </w:r>
     </w:p>
     <w:p>
@@ -6892,33 +7262,18 @@
       </w:pPr>
       <w:r>
         <w:rPr>
-          <w:rFonts w:ascii="맑은 고딕" w:eastAsia="맑은 고딕" w:hAnsi="맑은 고딕" w:cs="맑은 고딕"/>
-          <w:sz w:val="20"/>
-        </w:rPr>
-        <w:t xml:space="preserve">기본 최대 크기는 2000 이며 </w:t>
-      </w:r>
-      <w:r>
-        <w:rPr>
           <w:rFonts w:ascii="Courier New" w:eastAsia="Courier New" w:hAnsi="Courier New" w:cs="Courier New"/>
           <w:color w:val="188038"/>
           <w:sz w:val="19"/>
         </w:rPr>
-        <w:t>spring.data.web.pageable.max-page-size</w:t>
-      </w:r>
-      <w:r>
-        <w:rPr>
-          <w:rFonts w:ascii="맑은 고딕" w:eastAsia="맑은 고딕" w:hAnsi="맑은 고딕" w:cs="맑은 고딕"/>
-          <w:sz w:val="20"/>
-        </w:rPr>
-        <w:t xml:space="preserve"> 로 </w:t>
-      </w:r>
-      <w:r>
-        <w:rPr>
-          <w:rFonts w:ascii="맑은 고딕" w:eastAsia="맑은 고딕" w:hAnsi="맑은 고딕" w:cs="맑은 고딕"/>
-          <w:sz w:val="20"/>
-        </w:rPr>
-        <w:lastRenderedPageBreak/>
-        <w:t xml:space="preserve">조정합니다. 클라이언트가 </w:t>
+        <w:t>@PageableDefault</w:t>
+      </w:r>
+      <w:r>
+        <w:rPr>
+          <w:rFonts w:ascii="맑은 고딕" w:eastAsia="맑은 고딕" w:hAnsi="맑은 고딕" w:cs="맑은 고딕"/>
+          <w:sz w:val="20"/>
+        </w:rPr>
+        <w:t xml:space="preserve"> 를 생략하면 Spring Boot 기본값인 </w:t>
       </w:r>
       <w:r>
         <w:rPr>
@@ -6926,14 +7281,300 @@
           <w:color w:val="188038"/>
           <w:sz w:val="19"/>
         </w:rPr>
-        <w:t>size=1000000</w:t>
-      </w:r>
-      <w:r>
-        <w:rPr>
-          <w:rFonts w:ascii="맑은 고딕" w:eastAsia="맑은 고딕" w:hAnsi="맑은 고딕" w:cs="맑은 고딕"/>
-          <w:sz w:val="20"/>
-        </w:rPr>
-        <w:t xml:space="preserve"> 을 보내도 이 값으로 잘립니다.</w:t>
+        <w:t>size=20</w:t>
+      </w:r>
+      <w:r>
+        <w:rPr>
+          <w:rFonts w:ascii="맑은 고딕" w:eastAsia="맑은 고딕" w:hAnsi="맑은 고딕" w:cs="맑은 고딕"/>
+          <w:sz w:val="20"/>
+        </w:rPr>
+        <w:t xml:space="preserve"> 이 적용됩니다. 이 예제는 모든 컨트롤러에 </w:t>
+      </w:r>
+      <w:r>
+        <w:rPr>
+          <w:rFonts w:ascii="Courier New" w:eastAsia="Courier New" w:hAnsi="Courier New" w:cs="Courier New"/>
+          <w:color w:val="188038"/>
+          <w:sz w:val="19"/>
+        </w:rPr>
+        <w:t>@PageableDefault(size = 10)</w:t>
+      </w:r>
+      <w:r>
+        <w:rPr>
+          <w:rFonts w:ascii="맑은 고딕" w:eastAsia="맑은 고딕" w:hAnsi="맑은 고딕" w:cs="맑은 고딕"/>
+          <w:sz w:val="20"/>
+        </w:rPr>
+        <w:t xml:space="preserve"> 을 지정했습니다.</w:t>
+      </w:r>
+    </w:p>
+    <w:p>
+      <w:pPr>
+        <w:spacing w:before="200" w:after="60"/>
+      </w:pPr>
+      <w:r>
+        <w:rPr>
+          <w:rFonts w:ascii="맑은 고딕" w:eastAsia="맑은 고딕" w:hAnsi="맑은 고딕" w:cs="맑은 고딕"/>
+          <w:b/>
+          <w:color w:val="000000"/>
+          <w:sz w:val="21"/>
+        </w:rPr>
+        <w:t>3) Page&lt;T&gt; 를 DTO 로 변환하기</w:t>
+      </w:r>
+    </w:p>
+    <w:p>
+      <w:pPr>
+        <w:spacing w:before="40" w:after="40"/>
+      </w:pPr>
+      <w:r>
+        <w:rPr>
+          <w:rFonts w:ascii="맑은 고딕" w:eastAsia="맑은 고딕" w:hAnsi="맑은 고딕" w:cs="맑은 고딕"/>
+          <w:sz w:val="20"/>
+        </w:rPr>
+        <w:t xml:space="preserve">엔티티를 그대로 내보내지 않으므로 </w:t>
+      </w:r>
+      <w:r>
+        <w:rPr>
+          <w:rFonts w:ascii="Courier New" w:eastAsia="Courier New" w:hAnsi="Courier New" w:cs="Courier New"/>
+          <w:color w:val="188038"/>
+          <w:sz w:val="19"/>
+        </w:rPr>
+        <w:t>Page&lt;Student&gt;</w:t>
+      </w:r>
+      <w:r>
+        <w:rPr>
+          <w:rFonts w:ascii="맑은 고딕" w:eastAsia="맑은 고딕" w:hAnsi="맑은 고딕" w:cs="맑은 고딕"/>
+          <w:sz w:val="20"/>
+        </w:rPr>
+        <w:t xml:space="preserve"> 를 </w:t>
+      </w:r>
+      <w:r>
+        <w:rPr>
+          <w:rFonts w:ascii="Courier New" w:eastAsia="Courier New" w:hAnsi="Courier New" w:cs="Courier New"/>
+          <w:color w:val="188038"/>
+          <w:sz w:val="19"/>
+        </w:rPr>
+        <w:t>Page&lt;StudentDTO.Response&gt;</w:t>
+      </w:r>
+      <w:r>
+        <w:rPr>
+          <w:rFonts w:ascii="맑은 고딕" w:eastAsia="맑은 고딕" w:hAnsi="맑은 고딕" w:cs="맑은 고딕"/>
+          <w:sz w:val="20"/>
+        </w:rPr>
+        <w:t xml:space="preserve"> 로 바꿔야 합니다. </w:t>
+      </w:r>
+      <w:r>
+        <w:rPr>
+          <w:rFonts w:ascii="Courier New" w:eastAsia="Courier New" w:hAnsi="Courier New" w:cs="Courier New"/>
+          <w:color w:val="188038"/>
+          <w:sz w:val="19"/>
+        </w:rPr>
+        <w:t>map()</w:t>
+      </w:r>
+      <w:r>
+        <w:rPr>
+          <w:rFonts w:ascii="맑은 고딕" w:eastAsia="맑은 고딕" w:hAnsi="맑은 고딕" w:cs="맑은 고딕"/>
+          <w:sz w:val="20"/>
+        </w:rPr>
+        <w:t xml:space="preserve"> 을 쓰면 페이지 정보는 그대로 두고 내용만 변환합니다.</w:t>
+      </w:r>
+    </w:p>
+    <w:p>
+      <w:pPr>
+        <w:shd w:val="clear" w:color="auto" w:fill="F5F5F5"/>
+        <w:spacing w:line="240" w:lineRule="auto"/>
+        <w:rPr>
+          <w:lang w:val="en-US"/>
+        </w:rPr>
+      </w:pPr>
+      <w:r>
+        <w:rPr>
+          <w:rFonts w:ascii="Courier New" w:eastAsia="Courier New" w:hAnsi="Courier New" w:cs="Courier New"/>
+          <w:sz w:val="18"/>
+          <w:lang w:val="en-US"/>
+        </w:rPr>
+        <w:t>public Page&lt;StudentDTO.Response&gt; getAllStudents(Pageable pageable) {</w:t>
+      </w:r>
+    </w:p>
+    <w:p>
+      <w:pPr>
+        <w:shd w:val="clear" w:color="auto" w:fill="F5F5F5"/>
+        <w:spacing w:line="240" w:lineRule="auto"/>
+        <w:rPr>
+          <w:lang w:val="en-US"/>
+        </w:rPr>
+      </w:pPr>
+      <w:r>
+        <w:rPr>
+          <w:rFonts w:ascii="Courier New" w:eastAsia="Courier New" w:hAnsi="Courier New" w:cs="Courier New"/>
+          <w:sz w:val="18"/>
+          <w:lang w:val="en-US"/>
+        </w:rPr>
+        <w:t xml:space="preserve">    Page&lt;Student&gt; students = studentRepository.findAllWithDetails(pageable);</w:t>
+      </w:r>
+    </w:p>
+    <w:p>
+      <w:pPr>
+        <w:shd w:val="clear" w:color="auto" w:fill="F5F5F5"/>
+        <w:spacing w:line="240" w:lineRule="auto"/>
+        <w:rPr>
+          <w:lang w:val="en-US"/>
+        </w:rPr>
+      </w:pPr>
+      <w:r>
+        <w:rPr>
+          <w:rFonts w:ascii="Courier New" w:eastAsia="Courier New" w:hAnsi="Courier New" w:cs="Courier New"/>
+          <w:sz w:val="18"/>
+          <w:lang w:val="en-US"/>
+        </w:rPr>
+        <w:t xml:space="preserve">    return students.map(StudentDTO.Response:</w:t>
+      </w:r>
+      <w:proofErr w:type="gramStart"/>
+      <w:r>
+        <w:rPr>
+          <w:rFonts w:ascii="Courier New" w:eastAsia="Courier New" w:hAnsi="Courier New" w:cs="Courier New"/>
+          <w:sz w:val="18"/>
+          <w:lang w:val="en-US"/>
+        </w:rPr>
+        <w:t>:fromEntity</w:t>
+      </w:r>
+      <w:proofErr w:type="gramEnd"/>
+      <w:r>
+        <w:rPr>
+          <w:rFonts w:ascii="Courier New" w:eastAsia="Courier New" w:hAnsi="Courier New" w:cs="Courier New"/>
+          <w:sz w:val="18"/>
+          <w:lang w:val="en-US"/>
+        </w:rPr>
+        <w:t>);</w:t>
+      </w:r>
+    </w:p>
+    <w:p>
+      <w:pPr>
+        <w:shd w:val="clear" w:color="auto" w:fill="F5F5F5"/>
+        <w:spacing w:line="240" w:lineRule="auto"/>
+      </w:pPr>
+      <w:r>
+        <w:rPr>
+          <w:rFonts w:ascii="Courier New" w:eastAsia="Courier New" w:hAnsi="Courier New" w:cs="Courier New"/>
+          <w:sz w:val="18"/>
+        </w:rPr>
+        <w:t>}</w:t>
+      </w:r>
+    </w:p>
+    <w:p>
+      <w:pPr>
+        <w:shd w:val="clear" w:color="auto" w:fill="F5F5F5"/>
+        <w:spacing w:line="240" w:lineRule="auto"/>
+      </w:pPr>
+      <w:r>
+        <w:rPr>
+          <w:rFonts w:ascii="Courier New" w:eastAsia="Courier New" w:hAnsi="Courier New" w:cs="Courier New"/>
+          <w:sz w:val="18"/>
+        </w:rPr>
+        <w:t xml:space="preserve"> </w:t>
+      </w:r>
+    </w:p>
+    <w:p>
+      <w:pPr>
+        <w:shd w:val="clear" w:color="auto" w:fill="F5F5F5"/>
+        <w:spacing w:line="240" w:lineRule="auto"/>
+      </w:pPr>
+      <w:r>
+        <w:rPr>
+          <w:rFonts w:ascii="Courier New" w:eastAsia="Courier New" w:hAnsi="Courier New" w:cs="Courier New"/>
+          <w:sz w:val="18"/>
+        </w:rPr>
+        <w:t xml:space="preserve">    totalElements, totalPages, number 등은 그대로 유지되고</w:t>
+      </w:r>
+    </w:p>
+    <w:p>
+      <w:pPr>
+        <w:shd w:val="clear" w:color="auto" w:fill="F5F5F5"/>
+        <w:spacing w:line="240" w:lineRule="auto"/>
+      </w:pPr>
+      <w:r>
+        <w:rPr>
+          <w:rFonts w:ascii="Courier New" w:eastAsia="Courier New" w:hAnsi="Courier New" w:cs="Courier New"/>
+          <w:sz w:val="18"/>
+        </w:rPr>
+        <w:t xml:space="preserve">    content 안의 요소만 DTO 로 바뀐다</w:t>
+      </w:r>
+    </w:p>
+    <w:p>
+      <w:pPr>
+        <w:spacing w:before="200" w:after="60"/>
+      </w:pPr>
+      <w:r>
+        <w:rPr>
+          <w:rFonts w:ascii="맑은 고딕" w:eastAsia="맑은 고딕" w:hAnsi="맑은 고딕" w:cs="맑은 고딕"/>
+          <w:b/>
+          <w:color w:val="000000"/>
+          <w:sz w:val="21"/>
+        </w:rPr>
+        <w:t>4) Page / Slice / List 의 차이</w:t>
+      </w:r>
+    </w:p>
+    <w:p>
+      <w:pPr>
+        <w:shd w:val="clear" w:color="auto" w:fill="F5F5F5"/>
+        <w:spacing w:line="240" w:lineRule="auto"/>
+      </w:pPr>
+      <w:r>
+        <w:rPr>
+          <w:rFonts w:ascii="Courier New" w:eastAsia="Courier New" w:hAnsi="Courier New" w:cs="Courier New"/>
+          <w:sz w:val="18"/>
+        </w:rPr>
+        <w:t>반환 타입      count 쿼리   알 수 있는 것                   쓰임</w:t>
+      </w:r>
+    </w:p>
+    <w:p>
+      <w:pPr>
+        <w:shd w:val="clear" w:color="auto" w:fill="F5F5F5"/>
+        <w:spacing w:line="240" w:lineRule="auto"/>
+      </w:pPr>
+      <w:r>
+        <w:rPr>
+          <w:rFonts w:ascii="Courier New" w:eastAsia="Courier New" w:hAnsi="Courier New" w:cs="Courier New"/>
+          <w:sz w:val="18"/>
+        </w:rPr>
+        <w:t>--------------------------------------------------------------------------</w:t>
+      </w:r>
+    </w:p>
+    <w:p>
+      <w:pPr>
+        <w:shd w:val="clear" w:color="auto" w:fill="F5F5F5"/>
+        <w:spacing w:line="240" w:lineRule="auto"/>
+      </w:pPr>
+      <w:r>
+        <w:rPr>
+          <w:rFonts w:ascii="Courier New" w:eastAsia="Courier New" w:hAnsi="Courier New" w:cs="Courier New"/>
+          <w:sz w:val="18"/>
+        </w:rPr>
+        <w:t>Page&lt;T&gt;        실행함       전체 건수, 전체 페이지 수, 마지막  페이지 번호 UI</w:t>
+      </w:r>
+    </w:p>
+    <w:p>
+      <w:pPr>
+        <w:shd w:val="clear" w:color="auto" w:fill="F5F5F5"/>
+        <w:spacing w:line="240" w:lineRule="auto"/>
+      </w:pPr>
+      <w:r>
+        <w:rPr>
+          <w:rFonts w:ascii="Courier New" w:eastAsia="Courier New" w:hAnsi="Courier New" w:cs="Courier New"/>
+          <w:sz w:val="18"/>
+        </w:rPr>
+        <w:t>Slice&lt;T&gt;       실행 안 함   다음 페이지가 있는지만            무한 스크롤</w:t>
+      </w:r>
+    </w:p>
+    <w:p>
+      <w:pPr>
+        <w:shd w:val="clear" w:color="auto" w:fill="F5F5F5"/>
+        <w:spacing w:line="240" w:lineRule="auto"/>
+      </w:pPr>
+      <w:r>
+        <w:rPr>
+          <w:rFonts w:ascii="Courier New" w:eastAsia="Courier New" w:hAnsi="Courier New" w:cs="Courier New"/>
+          <w:sz w:val="18"/>
+        </w:rPr>
+        <w:t>List&lt;T&gt;        실행 안 함   목록만 ( 페이징 정보 없음 )        단순 조회</w:t>
       </w:r>
     </w:p>
     <w:p>
@@ -6961,315 +7602,14 @@
           <w:color w:val="188038"/>
           <w:sz w:val="19"/>
         </w:rPr>
-        <w:t>@PageableDefault</w:t>
-      </w:r>
-      <w:r>
-        <w:rPr>
-          <w:rFonts w:ascii="맑은 고딕" w:eastAsia="맑은 고딕" w:hAnsi="맑은 고딕" w:cs="맑은 고딕"/>
-          <w:sz w:val="20"/>
-        </w:rPr>
-        <w:t xml:space="preserve"> 를 생략하면 Spring Boot 기본값인 </w:t>
-      </w:r>
-      <w:r>
-        <w:rPr>
-          <w:rFonts w:ascii="Courier New" w:eastAsia="Courier New" w:hAnsi="Courier New" w:cs="Courier New"/>
-          <w:color w:val="188038"/>
-          <w:sz w:val="19"/>
-        </w:rPr>
-        <w:t>size=20</w:t>
-      </w:r>
-      <w:r>
-        <w:rPr>
-          <w:rFonts w:ascii="맑은 고딕" w:eastAsia="맑은 고딕" w:hAnsi="맑은 고딕" w:cs="맑은 고딕"/>
-          <w:sz w:val="20"/>
-        </w:rPr>
-        <w:t xml:space="preserve"> 이 적용됩니다. 이 예제는 모든 컨트롤러에 </w:t>
-      </w:r>
-      <w:r>
-        <w:rPr>
-          <w:rFonts w:ascii="Courier New" w:eastAsia="Courier New" w:hAnsi="Courier New" w:cs="Courier New"/>
-          <w:color w:val="188038"/>
-          <w:sz w:val="19"/>
-        </w:rPr>
-        <w:t>@PageableDefault(size = 10)</w:t>
-      </w:r>
-      <w:r>
-        <w:rPr>
-          <w:rFonts w:ascii="맑은 고딕" w:eastAsia="맑은 고딕" w:hAnsi="맑은 고딕" w:cs="맑은 고딕"/>
-          <w:sz w:val="20"/>
-        </w:rPr>
-        <w:t xml:space="preserve"> 을 지정했습니다.</w:t>
-      </w:r>
-    </w:p>
-    <w:p>
-      <w:pPr>
-        <w:spacing w:before="200" w:after="60"/>
-      </w:pPr>
-      <w:r>
-        <w:rPr>
-          <w:rFonts w:ascii="맑은 고딕" w:eastAsia="맑은 고딕" w:hAnsi="맑은 고딕" w:cs="맑은 고딕"/>
-          <w:b/>
-          <w:color w:val="000000"/>
-          <w:sz w:val="21"/>
-        </w:rPr>
-        <w:t>3) Page&lt;T&gt; 를 DTO 로 변환하기</w:t>
-      </w:r>
-    </w:p>
-    <w:p>
-      <w:pPr>
-        <w:spacing w:before="40" w:after="40"/>
-      </w:pPr>
-      <w:r>
-        <w:rPr>
-          <w:rFonts w:ascii="맑은 고딕" w:eastAsia="맑은 고딕" w:hAnsi="맑은 고딕" w:cs="맑은 고딕"/>
-          <w:sz w:val="20"/>
-        </w:rPr>
-        <w:t xml:space="preserve">엔티티를 그대로 내보내지 않으므로 </w:t>
-      </w:r>
-      <w:r>
-        <w:rPr>
-          <w:rFonts w:ascii="Courier New" w:eastAsia="Courier New" w:hAnsi="Courier New" w:cs="Courier New"/>
-          <w:color w:val="188038"/>
-          <w:sz w:val="19"/>
-        </w:rPr>
-        <w:t>Page&lt;Student&gt;</w:t>
-      </w:r>
-      <w:r>
-        <w:rPr>
-          <w:rFonts w:ascii="맑은 고딕" w:eastAsia="맑은 고딕" w:hAnsi="맑은 고딕" w:cs="맑은 고딕"/>
-          <w:sz w:val="20"/>
-        </w:rPr>
-        <w:t xml:space="preserve"> 를 </w:t>
-      </w:r>
-      <w:r>
-        <w:rPr>
-          <w:rFonts w:ascii="Courier New" w:eastAsia="Courier New" w:hAnsi="Courier New" w:cs="Courier New"/>
-          <w:color w:val="188038"/>
-          <w:sz w:val="19"/>
-        </w:rPr>
-        <w:t>Page&lt;StudentDTO.Response&gt;</w:t>
-      </w:r>
-      <w:r>
-        <w:rPr>
-          <w:rFonts w:ascii="맑은 고딕" w:eastAsia="맑은 고딕" w:hAnsi="맑은 고딕" w:cs="맑은 고딕"/>
-          <w:sz w:val="20"/>
-        </w:rPr>
-        <w:t xml:space="preserve"> 로 바꿔야 합니다. </w:t>
-      </w:r>
-      <w:r>
-        <w:rPr>
-          <w:rFonts w:ascii="Courier New" w:eastAsia="Courier New" w:hAnsi="Courier New" w:cs="Courier New"/>
-          <w:color w:val="188038"/>
-          <w:sz w:val="19"/>
-        </w:rPr>
-        <w:t>map()</w:t>
-      </w:r>
-      <w:r>
-        <w:rPr>
-          <w:rFonts w:ascii="맑은 고딕" w:eastAsia="맑은 고딕" w:hAnsi="맑은 고딕" w:cs="맑은 고딕"/>
-          <w:sz w:val="20"/>
-        </w:rPr>
-        <w:t xml:space="preserve"> 을 쓰면 페이지 정보는 그대로 두고 내용만 변환합니다.</w:t>
-      </w:r>
-    </w:p>
-    <w:p>
-      <w:pPr>
-        <w:shd w:val="clear" w:color="auto" w:fill="F5F5F5"/>
-        <w:spacing w:line="240" w:lineRule="auto"/>
-        <w:rPr>
-          <w:lang w:val="en-US"/>
-        </w:rPr>
-      </w:pPr>
-      <w:r>
-        <w:rPr>
-          <w:rFonts w:ascii="Courier New" w:eastAsia="Courier New" w:hAnsi="Courier New" w:cs="Courier New"/>
-          <w:sz w:val="18"/>
-          <w:lang w:val="en-US"/>
-        </w:rPr>
-        <w:t>public Page&lt;StudentDTO.Response&gt; getAllStudents(Pageable pageable) {</w:t>
-      </w:r>
-    </w:p>
-    <w:p>
-      <w:pPr>
-        <w:shd w:val="clear" w:color="auto" w:fill="F5F5F5"/>
-        <w:spacing w:line="240" w:lineRule="auto"/>
-        <w:rPr>
-          <w:lang w:val="en-US"/>
-        </w:rPr>
-      </w:pPr>
-      <w:r>
-        <w:rPr>
-          <w:rFonts w:ascii="Courier New" w:eastAsia="Courier New" w:hAnsi="Courier New" w:cs="Courier New"/>
-          <w:sz w:val="18"/>
-          <w:lang w:val="en-US"/>
-        </w:rPr>
-        <w:t xml:space="preserve">    Page&lt;Student&gt; students = studentRepository.findAllWithDetails(pageable);</w:t>
-      </w:r>
-    </w:p>
-    <w:p>
-      <w:pPr>
-        <w:shd w:val="clear" w:color="auto" w:fill="F5F5F5"/>
-        <w:spacing w:line="240" w:lineRule="auto"/>
-        <w:rPr>
-          <w:lang w:val="en-US"/>
-        </w:rPr>
-      </w:pPr>
-      <w:r>
-        <w:rPr>
-          <w:rFonts w:ascii="Courier New" w:eastAsia="Courier New" w:hAnsi="Courier New" w:cs="Courier New"/>
-          <w:sz w:val="18"/>
-          <w:lang w:val="en-US"/>
-        </w:rPr>
-        <w:t xml:space="preserve">    return students.map(StudentDTO.Response:</w:t>
-      </w:r>
-      <w:proofErr w:type="gramStart"/>
-      <w:r>
-        <w:rPr>
-          <w:rFonts w:ascii="Courier New" w:eastAsia="Courier New" w:hAnsi="Courier New" w:cs="Courier New"/>
-          <w:sz w:val="18"/>
-          <w:lang w:val="en-US"/>
-        </w:rPr>
-        <w:t>:fromEntity</w:t>
-      </w:r>
-      <w:proofErr w:type="gramEnd"/>
-      <w:r>
-        <w:rPr>
-          <w:rFonts w:ascii="Courier New" w:eastAsia="Courier New" w:hAnsi="Courier New" w:cs="Courier New"/>
-          <w:sz w:val="18"/>
-          <w:lang w:val="en-US"/>
-        </w:rPr>
-        <w:t>);</w:t>
-      </w:r>
-    </w:p>
-    <w:p>
-      <w:pPr>
-        <w:shd w:val="clear" w:color="auto" w:fill="F5F5F5"/>
-        <w:spacing w:line="240" w:lineRule="auto"/>
-      </w:pPr>
-      <w:r>
-        <w:rPr>
-          <w:rFonts w:ascii="Courier New" w:eastAsia="Courier New" w:hAnsi="Courier New" w:cs="Courier New"/>
-          <w:sz w:val="18"/>
-        </w:rPr>
-        <w:t>}</w:t>
-      </w:r>
-    </w:p>
-    <w:p>
-      <w:pPr>
-        <w:shd w:val="clear" w:color="auto" w:fill="F5F5F5"/>
-        <w:spacing w:line="240" w:lineRule="auto"/>
-      </w:pPr>
-      <w:r>
-        <w:rPr>
-          <w:rFonts w:ascii="Courier New" w:eastAsia="Courier New" w:hAnsi="Courier New" w:cs="Courier New"/>
-          <w:sz w:val="18"/>
-        </w:rPr>
-        <w:t xml:space="preserve"> </w:t>
-      </w:r>
-    </w:p>
-    <w:p>
-      <w:pPr>
-        <w:shd w:val="clear" w:color="auto" w:fill="F5F5F5"/>
-        <w:spacing w:line="240" w:lineRule="auto"/>
-      </w:pPr>
-      <w:r>
-        <w:rPr>
-          <w:rFonts w:ascii="Courier New" w:eastAsia="Courier New" w:hAnsi="Courier New" w:cs="Courier New"/>
-          <w:sz w:val="18"/>
-        </w:rPr>
-        <w:t xml:space="preserve">    totalElements, totalPages, number 등은 그대로 유지되고</w:t>
-      </w:r>
-    </w:p>
-    <w:p>
-      <w:pPr>
-        <w:shd w:val="clear" w:color="auto" w:fill="F5F5F5"/>
-        <w:spacing w:line="240" w:lineRule="auto"/>
-      </w:pPr>
-      <w:r>
-        <w:rPr>
-          <w:rFonts w:ascii="Courier New" w:eastAsia="Courier New" w:hAnsi="Courier New" w:cs="Courier New"/>
-          <w:sz w:val="18"/>
-        </w:rPr>
-        <w:t xml:space="preserve">    content 안의 요소만 DTO 로 바뀐다</w:t>
-      </w:r>
-    </w:p>
-    <w:p>
-      <w:pPr>
-        <w:spacing w:before="200" w:after="60"/>
-      </w:pPr>
-      <w:r>
-        <w:rPr>
-          <w:rFonts w:ascii="맑은 고딕" w:eastAsia="맑은 고딕" w:hAnsi="맑은 고딕" w:cs="맑은 고딕"/>
-          <w:b/>
-          <w:color w:val="000000"/>
-          <w:sz w:val="21"/>
-        </w:rPr>
-        <w:t>4) Page / Slice / List 의 차이</w:t>
-      </w:r>
-    </w:p>
-    <w:p>
-      <w:pPr>
-        <w:shd w:val="clear" w:color="auto" w:fill="F5F5F5"/>
-        <w:spacing w:line="240" w:lineRule="auto"/>
-      </w:pPr>
-      <w:r>
-        <w:rPr>
-          <w:rFonts w:ascii="Courier New" w:eastAsia="Courier New" w:hAnsi="Courier New" w:cs="Courier New"/>
-          <w:sz w:val="18"/>
-        </w:rPr>
-        <w:t>반환 타입      count 쿼리   알 수 있는 것                   쓰임</w:t>
-      </w:r>
-    </w:p>
-    <w:p>
-      <w:pPr>
-        <w:shd w:val="clear" w:color="auto" w:fill="F5F5F5"/>
-        <w:spacing w:line="240" w:lineRule="auto"/>
-      </w:pPr>
-      <w:r>
-        <w:rPr>
-          <w:rFonts w:ascii="Courier New" w:eastAsia="Courier New" w:hAnsi="Courier New" w:cs="Courier New"/>
-          <w:sz w:val="18"/>
-        </w:rPr>
-        <w:t>--------------------------------------------------------------------------</w:t>
-      </w:r>
-    </w:p>
-    <w:p>
-      <w:pPr>
-        <w:shd w:val="clear" w:color="auto" w:fill="F5F5F5"/>
-        <w:spacing w:line="240" w:lineRule="auto"/>
-      </w:pPr>
-      <w:r>
-        <w:rPr>
-          <w:rFonts w:ascii="Courier New" w:eastAsia="Courier New" w:hAnsi="Courier New" w:cs="Courier New"/>
-          <w:sz w:val="18"/>
-        </w:rPr>
-        <w:t>Page&lt;T&gt;        실행함       전체 건수, 전체 페이지 수, 마지막  페이지 번호 UI</w:t>
-      </w:r>
-    </w:p>
-    <w:p>
-      <w:pPr>
-        <w:shd w:val="clear" w:color="auto" w:fill="F5F5F5"/>
-        <w:spacing w:line="240" w:lineRule="auto"/>
-      </w:pPr>
-      <w:r>
-        <w:rPr>
-          <w:rFonts w:ascii="Courier New" w:eastAsia="Courier New" w:hAnsi="Courier New" w:cs="Courier New"/>
-          <w:sz w:val="18"/>
-        </w:rPr>
-        <w:t>Slice&lt;T&gt;       실행 안 함   다음 페이지가 있는지만            무한 스크롤</w:t>
-      </w:r>
-    </w:p>
-    <w:p>
-      <w:pPr>
-        <w:shd w:val="clear" w:color="auto" w:fill="F5F5F5"/>
-        <w:spacing w:line="240" w:lineRule="auto"/>
-      </w:pPr>
-      <w:r>
-        <w:rPr>
-          <w:rFonts w:ascii="Courier New" w:eastAsia="Courier New" w:hAnsi="Courier New" w:cs="Courier New"/>
-          <w:sz w:val="18"/>
-        </w:rPr>
-        <w:t>List&lt;T&gt;        실행 안 함   목록만 ( 페이징 정보 없음 )        단순 조회</w:t>
+        <w:t>Page</w:t>
+      </w:r>
+      <w:r>
+        <w:rPr>
+          <w:rFonts w:ascii="맑은 고딕" w:eastAsia="맑은 고딕" w:hAnsi="맑은 고딕" w:cs="맑은 고딕"/>
+          <w:sz w:val="20"/>
+        </w:rPr>
+        <w:t xml:space="preserve"> 는 전체 건수를 알려 주는 대신 count 쿼리를 한 번 더 실행합니다.</w:t>
       </w:r>
     </w:p>
     <w:p>
@@ -7297,14 +7637,29 @@
           <w:color w:val="188038"/>
           <w:sz w:val="19"/>
         </w:rPr>
-        <w:t>Page</w:t>
-      </w:r>
-      <w:r>
-        <w:rPr>
-          <w:rFonts w:ascii="맑은 고딕" w:eastAsia="맑은 고딕" w:hAnsi="맑은 고딕" w:cs="맑은 고딕"/>
-          <w:sz w:val="20"/>
-        </w:rPr>
-        <w:t xml:space="preserve"> 는 전체 건수를 알려 주는 대신 count 쿼리를 한 번 더 실행합니다.</w:t>
+        <w:t>Slice</w:t>
+      </w:r>
+      <w:r>
+        <w:rPr>
+          <w:rFonts w:ascii="맑은 고딕" w:eastAsia="맑은 고딕" w:hAnsi="맑은 고딕" w:cs="맑은 고딕"/>
+          <w:sz w:val="20"/>
+        </w:rPr>
+        <w:t xml:space="preserve"> 는 </w:t>
+      </w:r>
+      <w:r>
+        <w:rPr>
+          <w:rFonts w:ascii="Courier New" w:eastAsia="Courier New" w:hAnsi="Courier New" w:cs="Courier New"/>
+          <w:color w:val="188038"/>
+          <w:sz w:val="19"/>
+        </w:rPr>
+        <w:t>size + 1</w:t>
+      </w:r>
+      <w:r>
+        <w:rPr>
+          <w:rFonts w:ascii="맑은 고딕" w:eastAsia="맑은 고딕" w:hAnsi="맑은 고딕" w:cs="맑은 고딕"/>
+          <w:sz w:val="20"/>
+        </w:rPr>
+        <w:t xml:space="preserve"> 건을 조회해서 다음 페이지 존재 여부만 판단합니다. count 쿼리가 없어 더 빠릅니다.</w:t>
       </w:r>
     </w:p>
     <w:p>
@@ -7328,6 +7683,13 @@
       </w:pPr>
       <w:r>
         <w:rPr>
+          <w:rFonts w:ascii="맑은 고딕" w:eastAsia="맑은 고딕" w:hAnsi="맑은 고딕" w:cs="맑은 고딕"/>
+          <w:sz w:val="20"/>
+        </w:rPr>
+        <w:t xml:space="preserve">전체 페이지 수를 화면에 표시하지 않는다면 </w:t>
+      </w:r>
+      <w:r>
+        <w:rPr>
           <w:rFonts w:ascii="Courier New" w:eastAsia="Courier New" w:hAnsi="Courier New" w:cs="Courier New"/>
           <w:color w:val="188038"/>
           <w:sz w:val="19"/>
@@ -7339,22 +7701,60 @@
           <w:rFonts w:ascii="맑은 고딕" w:eastAsia="맑은 고딕" w:hAnsi="맑은 고딕" w:cs="맑은 고딕"/>
           <w:sz w:val="20"/>
         </w:rPr>
-        <w:t xml:space="preserve"> 는 </w:t>
-      </w:r>
-      <w:r>
-        <w:rPr>
-          <w:rFonts w:ascii="Courier New" w:eastAsia="Courier New" w:hAnsi="Courier New" w:cs="Courier New"/>
-          <w:color w:val="188038"/>
-          <w:sz w:val="19"/>
-        </w:rPr>
-        <w:t>size + 1</w:t>
-      </w:r>
-      <w:r>
-        <w:rPr>
-          <w:rFonts w:ascii="맑은 고딕" w:eastAsia="맑은 고딕" w:hAnsi="맑은 고딕" w:cs="맑은 고딕"/>
-          <w:sz w:val="20"/>
-        </w:rPr>
-        <w:t xml:space="preserve"> 건을 조회해서 다음 페이지 존재 여부만 판단합니다. count 쿼리가 없어 더 빠릅니다.</w:t>
+        <w:t xml:space="preserve"> 를 쓰는 편이 좋습니다.</w:t>
+      </w:r>
+    </w:p>
+    <w:p>
+      <w:pPr>
+        <w:spacing w:before="200" w:after="60"/>
+      </w:pPr>
+      <w:r>
+        <w:rPr>
+          <w:rFonts w:ascii="맑은 고딕" w:eastAsia="맑은 고딕" w:hAnsi="맑은 고딕" w:cs="맑은 고딕"/>
+          <w:b/>
+          <w:color w:val="000000"/>
+          <w:sz w:val="21"/>
+        </w:rPr>
+        <w:t>5) 정렬(Sort) 은 반드시 지정한다</w:t>
+      </w:r>
+    </w:p>
+    <w:p>
+      <w:pPr>
+        <w:shd w:val="clear" w:color="auto" w:fill="F5F5F5"/>
+        <w:spacing w:line="240" w:lineRule="auto"/>
+      </w:pPr>
+      <w:r>
+        <w:rPr>
+          <w:rFonts w:ascii="Courier New" w:eastAsia="Courier New" w:hAnsi="Courier New" w:cs="Courier New"/>
+          <w:sz w:val="18"/>
+        </w:rPr>
+        <w:t>sort=name,asc                 이름 오름차순</w:t>
+      </w:r>
+    </w:p>
+    <w:p>
+      <w:pPr>
+        <w:shd w:val="clear" w:color="auto" w:fill="F5F5F5"/>
+        <w:spacing w:line="240" w:lineRule="auto"/>
+      </w:pPr>
+      <w:r>
+        <w:rPr>
+          <w:rFonts w:ascii="Courier New" w:eastAsia="Courier New" w:hAnsi="Courier New" w:cs="Courier New"/>
+          <w:sz w:val="18"/>
+        </w:rPr>
+        <w:t>sort=id,desc                  ID 내림차순</w:t>
+      </w:r>
+    </w:p>
+    <w:p>
+      <w:pPr>
+        <w:shd w:val="clear" w:color="auto" w:fill="F5F5F5"/>
+        <w:spacing w:line="240" w:lineRule="auto"/>
+      </w:pPr>
+      <w:r>
+        <w:rPr>
+          <w:rFonts w:ascii="Courier New" w:eastAsia="Courier New" w:hAnsi="Courier New" w:cs="Courier New"/>
+          <w:sz w:val="18"/>
+        </w:rPr>
+        <w:t>sort=name,asc&amp;sort=id,desc    다중 정렬 ( 이름 같으면 ID 내림차순 )</w:t>
       </w:r>
     </w:p>
     <w:p>
@@ -7381,75 +7781,7 @@
           <w:rFonts w:ascii="맑은 고딕" w:eastAsia="맑은 고딕" w:hAnsi="맑은 고딕" w:cs="맑은 고딕"/>
           <w:sz w:val="20"/>
         </w:rPr>
-        <w:t xml:space="preserve">전체 페이지 수를 화면에 표시하지 않는다면 </w:t>
-      </w:r>
-      <w:r>
-        <w:rPr>
-          <w:rFonts w:ascii="Courier New" w:eastAsia="Courier New" w:hAnsi="Courier New" w:cs="Courier New"/>
-          <w:color w:val="188038"/>
-          <w:sz w:val="19"/>
-        </w:rPr>
-        <w:t>Slice</w:t>
-      </w:r>
-      <w:r>
-        <w:rPr>
-          <w:rFonts w:ascii="맑은 고딕" w:eastAsia="맑은 고딕" w:hAnsi="맑은 고딕" w:cs="맑은 고딕"/>
-          <w:sz w:val="20"/>
-        </w:rPr>
-        <w:t xml:space="preserve"> 를 쓰는 편이 좋습니다.</w:t>
-      </w:r>
-    </w:p>
-    <w:p>
-      <w:pPr>
-        <w:spacing w:before="200" w:after="60"/>
-      </w:pPr>
-      <w:r>
-        <w:rPr>
-          <w:rFonts w:ascii="맑은 고딕" w:eastAsia="맑은 고딕" w:hAnsi="맑은 고딕" w:cs="맑은 고딕"/>
-          <w:b/>
-          <w:color w:val="000000"/>
-          <w:sz w:val="21"/>
-        </w:rPr>
-        <w:t>5) 정렬(Sort) 은 반드시 지정한다</w:t>
-      </w:r>
-    </w:p>
-    <w:p>
-      <w:pPr>
-        <w:shd w:val="clear" w:color="auto" w:fill="F5F5F5"/>
-        <w:spacing w:line="240" w:lineRule="auto"/>
-      </w:pPr>
-      <w:r>
-        <w:rPr>
-          <w:rFonts w:ascii="Courier New" w:eastAsia="Courier New" w:hAnsi="Courier New" w:cs="Courier New"/>
-          <w:sz w:val="18"/>
-        </w:rPr>
-        <w:t>sort=name,asc                 이름 오름차순</w:t>
-      </w:r>
-    </w:p>
-    <w:p>
-      <w:pPr>
-        <w:shd w:val="clear" w:color="auto" w:fill="F5F5F5"/>
-        <w:spacing w:line="240" w:lineRule="auto"/>
-      </w:pPr>
-      <w:r>
-        <w:rPr>
-          <w:rFonts w:ascii="Courier New" w:eastAsia="Courier New" w:hAnsi="Courier New" w:cs="Courier New"/>
-          <w:sz w:val="18"/>
-        </w:rPr>
-        <w:t>sort=id,desc                  ID 내림차순</w:t>
-      </w:r>
-    </w:p>
-    <w:p>
-      <w:pPr>
-        <w:shd w:val="clear" w:color="auto" w:fill="F5F5F5"/>
-        <w:spacing w:line="240" w:lineRule="auto"/>
-      </w:pPr>
-      <w:r>
-        <w:rPr>
-          <w:rFonts w:ascii="Courier New" w:eastAsia="Courier New" w:hAnsi="Courier New" w:cs="Courier New"/>
-          <w:sz w:val="18"/>
-        </w:rPr>
-        <w:t>sort=name,asc&amp;sort=id,desc    다중 정렬 ( 이름 같으면 ID 내림차순 )</w:t>
+        <w:t>정렬을 지정하지 않으면 데이터베이스가 순서를 보장하지 않습니다.</w:t>
       </w:r>
     </w:p>
     <w:p>
@@ -7476,7 +7808,7 @@
           <w:rFonts w:ascii="맑은 고딕" w:eastAsia="맑은 고딕" w:hAnsi="맑은 고딕" w:cs="맑은 고딕"/>
           <w:sz w:val="20"/>
         </w:rPr>
-        <w:t>정렬을 지정하지 않으면 데이터베이스가 순서를 보장하지 않습니다.</w:t>
+        <w:t>순서가 흔들리면 1페이지에 나온 행이 2페이지에 또 나오거나, 아예 빠질 수 있습니다.</w:t>
       </w:r>
     </w:p>
     <w:p>
@@ -7503,7 +7835,128 @@
           <w:rFonts w:ascii="맑은 고딕" w:eastAsia="맑은 고딕" w:hAnsi="맑은 고딕" w:cs="맑은 고딕"/>
           <w:sz w:val="20"/>
         </w:rPr>
-        <w:t>순서가 흔들리면 1페이지에 나온 행이 2페이지에 또 나오거나, 아예 빠질 수 있습니다.</w:t>
+        <w:t xml:space="preserve">그래서 페이징에는 항상 정렬 기준을 주는 것이 안전합니다. </w:t>
+      </w:r>
+      <w:r>
+        <w:rPr>
+          <w:rFonts w:ascii="Courier New" w:eastAsia="Courier New" w:hAnsi="Courier New" w:cs="Courier New"/>
+          <w:color w:val="188038"/>
+          <w:sz w:val="19"/>
+        </w:rPr>
+        <w:t>@PageableDefault(sort = "id")</w:t>
+      </w:r>
+      <w:r>
+        <w:rPr>
+          <w:rFonts w:ascii="맑은 고딕" w:eastAsia="맑은 고딕" w:hAnsi="맑은 고딕" w:cs="맑은 고딕"/>
+          <w:sz w:val="20"/>
+        </w:rPr>
+        <w:t xml:space="preserve"> 처럼 기본값을 두면 좋습니다.</w:t>
+      </w:r>
+    </w:p>
+    <w:p>
+      <w:pPr>
+        <w:rPr>
+          <w:rFonts w:ascii="맑은 고딕" w:eastAsia="맑은 고딕" w:hAnsi="맑은 고딕" w:cs="맑은 고딕"/>
+          <w:b/>
+          <w:color w:val="000000"/>
+          <w:sz w:val="21"/>
+        </w:rPr>
+      </w:pPr>
+      <w:r>
+        <w:rPr>
+          <w:rFonts w:ascii="맑은 고딕" w:eastAsia="맑은 고딕" w:hAnsi="맑은 고딕" w:cs="맑은 고딕"/>
+          <w:b/>
+          <w:color w:val="000000"/>
+          <w:sz w:val="21"/>
+        </w:rPr>
+        <w:br w:type="page"/>
+      </w:r>
+    </w:p>
+    <w:p>
+      <w:pPr>
+        <w:spacing w:before="200" w:after="60"/>
+      </w:pPr>
+      <w:r>
+        <w:rPr>
+          <w:rFonts w:ascii="맑은 고딕" w:eastAsia="맑은 고딕" w:hAnsi="맑은 고딕" w:cs="맑은 고딕"/>
+          <w:b/>
+          <w:color w:val="000000"/>
+          <w:sz w:val="21"/>
+        </w:rPr>
+        <w:lastRenderedPageBreak/>
+        <w:t xml:space="preserve">6) OFFSET </w:t>
+      </w:r>
+      <w:proofErr w:type="spellStart"/>
+      <w:r>
+        <w:rPr>
+          <w:rFonts w:ascii="맑은 고딕" w:eastAsia="맑은 고딕" w:hAnsi="맑은 고딕" w:cs="맑은 고딕"/>
+          <w:b/>
+          <w:color w:val="000000"/>
+          <w:sz w:val="21"/>
+        </w:rPr>
+        <w:t>페이징의</w:t>
+      </w:r>
+      <w:proofErr w:type="spellEnd"/>
+      <w:r>
+        <w:rPr>
+          <w:rFonts w:ascii="맑은 고딕" w:eastAsia="맑은 고딕" w:hAnsi="맑은 고딕" w:cs="맑은 고딕"/>
+          <w:b/>
+          <w:color w:val="000000"/>
+          <w:sz w:val="21"/>
+        </w:rPr>
+        <w:t xml:space="preserve"> 한계</w:t>
+      </w:r>
+    </w:p>
+    <w:p>
+      <w:pPr>
+        <w:shd w:val="clear" w:color="auto" w:fill="F5F5F5"/>
+        <w:spacing w:line="240" w:lineRule="auto"/>
+      </w:pPr>
+      <w:r>
+        <w:rPr>
+          <w:rFonts w:ascii="Courier New" w:eastAsia="Courier New" w:hAnsi="Courier New" w:cs="Courier New"/>
+          <w:sz w:val="18"/>
+        </w:rPr>
+        <w:t>SELECT ... LIMIT 100000, 10        ( MariaDB 형태 )</w:t>
+      </w:r>
+    </w:p>
+    <w:p>
+      <w:pPr>
+        <w:shd w:val="clear" w:color="auto" w:fill="F5F5F5"/>
+        <w:spacing w:line="240" w:lineRule="auto"/>
+      </w:pPr>
+      <w:r>
+        <w:rPr>
+          <w:rFonts w:ascii="Courier New" w:eastAsia="Courier New" w:hAnsi="Courier New" w:cs="Courier New"/>
+          <w:sz w:val="18"/>
+        </w:rPr>
+        <w:t xml:space="preserve"> </w:t>
+      </w:r>
+    </w:p>
+    <w:p>
+      <w:pPr>
+        <w:shd w:val="clear" w:color="auto" w:fill="F5F5F5"/>
+        <w:spacing w:line="240" w:lineRule="auto"/>
+      </w:pPr>
+      <w:r>
+        <w:rPr>
+          <w:rFonts w:ascii="Courier New" w:eastAsia="Courier New" w:hAnsi="Courier New" w:cs="Courier New"/>
+          <w:sz w:val="18"/>
+        </w:rPr>
+        <w:t xml:space="preserve">   데이터베이스는 앞의 100,000 행을 읽어서 버린 뒤 10행을 반환한다.</w:t>
+      </w:r>
+    </w:p>
+    <w:p>
+      <w:pPr>
+        <w:shd w:val="clear" w:color="auto" w:fill="F5F5F5"/>
+        <w:spacing w:line="240" w:lineRule="auto"/>
+      </w:pPr>
+      <w:r>
+        <w:rPr>
+          <w:rFonts w:ascii="Courier New" w:eastAsia="Courier New" w:hAnsi="Courier New" w:cs="Courier New"/>
+          <w:sz w:val="18"/>
+        </w:rPr>
+        <w:t xml:space="preserve">   뒤 페이지로 갈수록 느려진다.</w:t>
       </w:r>
     </w:p>
     <w:p>
@@ -7530,7 +7983,7 @@
           <w:rFonts w:ascii="맑은 고딕" w:eastAsia="맑은 고딕" w:hAnsi="맑은 고딕" w:cs="맑은 고딕"/>
           <w:sz w:val="20"/>
         </w:rPr>
-        <w:t xml:space="preserve">그래서 페이징에는 항상 정렬 기준을 주는 것이 안전합니다. </w:t>
+        <w:t xml:space="preserve">수만 건 이상이거나 뒤쪽 페이지를 자주 본다면 커서(keyset) 페이징을 고려합니다. </w:t>
       </w:r>
       <w:r>
         <w:rPr>
@@ -7538,120 +7991,14 @@
           <w:color w:val="188038"/>
           <w:sz w:val="19"/>
         </w:rPr>
-        <w:t>@PageableDefault(sort = "id")</w:t>
-      </w:r>
-      <w:r>
-        <w:rPr>
-          <w:rFonts w:ascii="맑은 고딕" w:eastAsia="맑은 고딕" w:hAnsi="맑은 고딕" w:cs="맑은 고딕"/>
-          <w:sz w:val="20"/>
-        </w:rPr>
-        <w:t xml:space="preserve"> 처럼 기본값을 두면 좋습니다.</w:t>
-      </w:r>
-    </w:p>
-    <w:p>
-      <w:pPr>
-        <w:rPr>
-          <w:rFonts w:ascii="맑은 고딕" w:eastAsia="맑은 고딕" w:hAnsi="맑은 고딕" w:cs="맑은 고딕"/>
-          <w:b/>
-          <w:color w:val="000000"/>
-          <w:sz w:val="21"/>
-        </w:rPr>
-      </w:pPr>
-      <w:r>
-        <w:rPr>
-          <w:rFonts w:ascii="맑은 고딕" w:eastAsia="맑은 고딕" w:hAnsi="맑은 고딕" w:cs="맑은 고딕"/>
-          <w:b/>
-          <w:color w:val="000000"/>
-          <w:sz w:val="21"/>
-        </w:rPr>
-        <w:br w:type="page"/>
-      </w:r>
-    </w:p>
-    <w:p>
-      <w:pPr>
-        <w:spacing w:before="200" w:after="60"/>
-      </w:pPr>
-      <w:r>
-        <w:rPr>
-          <w:rFonts w:ascii="맑은 고딕" w:eastAsia="맑은 고딕" w:hAnsi="맑은 고딕" w:cs="맑은 고딕"/>
-          <w:b/>
-          <w:color w:val="000000"/>
-          <w:sz w:val="21"/>
-        </w:rPr>
-        <w:lastRenderedPageBreak/>
-        <w:t xml:space="preserve">6) OFFSET </w:t>
-      </w:r>
-      <w:proofErr w:type="spellStart"/>
-      <w:r>
-        <w:rPr>
-          <w:rFonts w:ascii="맑은 고딕" w:eastAsia="맑은 고딕" w:hAnsi="맑은 고딕" w:cs="맑은 고딕"/>
-          <w:b/>
-          <w:color w:val="000000"/>
-          <w:sz w:val="21"/>
-        </w:rPr>
-        <w:t>페이징의</w:t>
-      </w:r>
-      <w:proofErr w:type="spellEnd"/>
-      <w:r>
-        <w:rPr>
-          <w:rFonts w:ascii="맑은 고딕" w:eastAsia="맑은 고딕" w:hAnsi="맑은 고딕" w:cs="맑은 고딕"/>
-          <w:b/>
-          <w:color w:val="000000"/>
-          <w:sz w:val="21"/>
-        </w:rPr>
-        <w:t xml:space="preserve"> 한계</w:t>
-      </w:r>
-    </w:p>
-    <w:p>
-      <w:pPr>
-        <w:shd w:val="clear" w:color="auto" w:fill="F5F5F5"/>
-        <w:spacing w:line="240" w:lineRule="auto"/>
-      </w:pPr>
-      <w:r>
-        <w:rPr>
-          <w:rFonts w:ascii="Courier New" w:eastAsia="Courier New" w:hAnsi="Courier New" w:cs="Courier New"/>
-          <w:sz w:val="18"/>
-        </w:rPr>
-        <w:t>SELECT ... LIMIT 100000, 10        ( MariaDB 형태 )</w:t>
-      </w:r>
-    </w:p>
-    <w:p>
-      <w:pPr>
-        <w:shd w:val="clear" w:color="auto" w:fill="F5F5F5"/>
-        <w:spacing w:line="240" w:lineRule="auto"/>
-      </w:pPr>
-      <w:r>
-        <w:rPr>
-          <w:rFonts w:ascii="Courier New" w:eastAsia="Courier New" w:hAnsi="Courier New" w:cs="Courier New"/>
-          <w:sz w:val="18"/>
-        </w:rPr>
-        <w:t xml:space="preserve"> </w:t>
-      </w:r>
-    </w:p>
-    <w:p>
-      <w:pPr>
-        <w:shd w:val="clear" w:color="auto" w:fill="F5F5F5"/>
-        <w:spacing w:line="240" w:lineRule="auto"/>
-      </w:pPr>
-      <w:r>
-        <w:rPr>
-          <w:rFonts w:ascii="Courier New" w:eastAsia="Courier New" w:hAnsi="Courier New" w:cs="Courier New"/>
-          <w:sz w:val="18"/>
-        </w:rPr>
-        <w:t xml:space="preserve">   데이터베이스는 앞의 100,000 행을 읽어서 버린 뒤 10행을 반환한다.</w:t>
-      </w:r>
-    </w:p>
-    <w:p>
-      <w:pPr>
-        <w:shd w:val="clear" w:color="auto" w:fill="F5F5F5"/>
-        <w:spacing w:line="240" w:lineRule="auto"/>
-      </w:pPr>
-      <w:r>
-        <w:rPr>
-          <w:rFonts w:ascii="Courier New" w:eastAsia="Courier New" w:hAnsi="Courier New" w:cs="Courier New"/>
-          <w:sz w:val="18"/>
-        </w:rPr>
-        <w:t xml:space="preserve">   뒤 페이지로 갈수록 느려진다.</w:t>
+        <w:t>WHERE id &gt; 마지막본ID ORDER BY id LIMIT 10</w:t>
+      </w:r>
+      <w:r>
+        <w:rPr>
+          <w:rFonts w:ascii="맑은 고딕" w:eastAsia="맑은 고딕" w:hAnsi="맑은 고딕" w:cs="맑은 고딕"/>
+          <w:sz w:val="20"/>
+        </w:rPr>
+        <w:t xml:space="preserve"> 형태입니다.</w:t>
       </w:r>
     </w:p>
     <w:p>
@@ -7678,22 +8025,346 @@
           <w:rFonts w:ascii="맑은 고딕" w:eastAsia="맑은 고딕" w:hAnsi="맑은 고딕" w:cs="맑은 고딕"/>
           <w:sz w:val="20"/>
         </w:rPr>
-        <w:t xml:space="preserve">수만 건 이상이거나 뒤쪽 페이지를 자주 본다면 커서(keyset) 페이징을 고려합니다. </w:t>
-      </w:r>
+        <w:t>이 실습 규모에서는 OFFSET 방식으로 충분합니다.</w:t>
+      </w:r>
+    </w:p>
+    <w:p>
+      <w:pPr>
+        <w:pStyle w:val="3"/>
+        <w:spacing w:after="120"/>
+      </w:pPr>
+      <w:proofErr w:type="spellStart"/>
+      <w:r>
+        <w:rPr>
+          <w:rFonts w:ascii="맑은 고딕" w:eastAsia="맑은 고딕" w:hAnsi="맑은 고딕" w:cs="맑은 고딕"/>
+          <w:b/>
+          <w:color w:val="000000"/>
+          <w:sz w:val="26"/>
+        </w:rPr>
+        <w:t>페이징과</w:t>
+      </w:r>
+      <w:proofErr w:type="spellEnd"/>
+      <w:r>
+        <w:rPr>
+          <w:rFonts w:ascii="맑은 고딕" w:eastAsia="맑은 고딕" w:hAnsi="맑은 고딕" w:cs="맑은 고딕"/>
+          <w:b/>
+          <w:color w:val="000000"/>
+          <w:sz w:val="26"/>
+        </w:rPr>
+        <w:t xml:space="preserve"> </w:t>
+      </w:r>
+      <w:proofErr w:type="spellStart"/>
+      <w:r>
+        <w:rPr>
+          <w:rFonts w:ascii="맑은 고딕" w:eastAsia="맑은 고딕" w:hAnsi="맑은 고딕" w:cs="맑은 고딕"/>
+          <w:b/>
+          <w:color w:val="000000"/>
+          <w:sz w:val="26"/>
+        </w:rPr>
+        <w:t>Fetch</w:t>
+      </w:r>
+      <w:proofErr w:type="spellEnd"/>
+      <w:r>
+        <w:rPr>
+          <w:rFonts w:ascii="맑은 고딕" w:eastAsia="맑은 고딕" w:hAnsi="맑은 고딕" w:cs="맑은 고딕"/>
+          <w:b/>
+          <w:color w:val="000000"/>
+          <w:sz w:val="26"/>
+        </w:rPr>
+        <w:t xml:space="preserve"> </w:t>
+      </w:r>
+      <w:proofErr w:type="spellStart"/>
+      <w:r>
+        <w:rPr>
+          <w:rFonts w:ascii="맑은 고딕" w:eastAsia="맑은 고딕" w:hAnsi="맑은 고딕" w:cs="맑은 고딕"/>
+          <w:b/>
+          <w:color w:val="000000"/>
+          <w:sz w:val="26"/>
+        </w:rPr>
+        <w:t>Join</w:t>
+      </w:r>
+      <w:proofErr w:type="spellEnd"/>
+      <w:r>
+        <w:rPr>
+          <w:rFonts w:ascii="맑은 고딕" w:eastAsia="맑은 고딕" w:hAnsi="맑은 고딕" w:cs="맑은 고딕"/>
+          <w:b/>
+          <w:color w:val="000000"/>
+          <w:sz w:val="26"/>
+        </w:rPr>
+        <w:t xml:space="preserve"> - N+1 문제 해결</w:t>
+      </w:r>
+    </w:p>
+    <w:p>
+      <w:pPr>
+        <w:spacing w:before="40" w:after="40"/>
+      </w:pPr>
+      <w:proofErr w:type="spellStart"/>
       <w:r>
         <w:rPr>
           <w:rFonts w:ascii="Courier New" w:eastAsia="Courier New" w:hAnsi="Courier New" w:cs="Courier New"/>
           <w:color w:val="188038"/>
           <w:sz w:val="19"/>
         </w:rPr>
-        <w:t>WHERE id &gt; 마지막본ID ORDER BY id LIMIT 10</w:t>
-      </w:r>
-      <w:r>
-        <w:rPr>
-          <w:rFonts w:ascii="맑은 고딕" w:eastAsia="맑은 고딕" w:hAnsi="맑은 고딕" w:cs="맑은 고딕"/>
-          <w:sz w:val="20"/>
-        </w:rPr>
-        <w:t xml:space="preserve"> 형태입니다.</w:t>
+        <w:t>findAll</w:t>
+      </w:r>
+      <w:proofErr w:type="spellEnd"/>
+      <w:r>
+        <w:rPr>
+          <w:rFonts w:ascii="Courier New" w:eastAsia="Courier New" w:hAnsi="Courier New" w:cs="Courier New"/>
+          <w:color w:val="188038"/>
+          <w:sz w:val="19"/>
+        </w:rPr>
+        <w:t>(</w:t>
+      </w:r>
+      <w:proofErr w:type="spellStart"/>
+      <w:r>
+        <w:rPr>
+          <w:rFonts w:ascii="Courier New" w:eastAsia="Courier New" w:hAnsi="Courier New" w:cs="Courier New"/>
+          <w:color w:val="188038"/>
+          <w:sz w:val="19"/>
+        </w:rPr>
+        <w:t>Pageable</w:t>
+      </w:r>
+      <w:proofErr w:type="spellEnd"/>
+      <w:r>
+        <w:rPr>
+          <w:rFonts w:ascii="Courier New" w:eastAsia="Courier New" w:hAnsi="Courier New" w:cs="Courier New"/>
+          <w:color w:val="188038"/>
+          <w:sz w:val="19"/>
+        </w:rPr>
+        <w:t>)</w:t>
+      </w:r>
+      <w:r>
+        <w:rPr>
+          <w:rFonts w:ascii="맑은 고딕" w:eastAsia="맑은 고딕" w:hAnsi="맑은 고딕" w:cs="맑은 고딕"/>
+          <w:sz w:val="20"/>
+        </w:rPr>
+        <w:t xml:space="preserve"> 만으로 </w:t>
+      </w:r>
+      <w:proofErr w:type="spellStart"/>
+      <w:r>
+        <w:rPr>
+          <w:rFonts w:ascii="맑은 고딕" w:eastAsia="맑은 고딕" w:hAnsi="맑은 고딕" w:cs="맑은 고딕"/>
+          <w:sz w:val="20"/>
+        </w:rPr>
+        <w:t>페이징</w:t>
+      </w:r>
+      <w:proofErr w:type="spellEnd"/>
+      <w:r>
+        <w:rPr>
+          <w:rFonts w:ascii="맑은 고딕" w:eastAsia="맑은 고딕" w:hAnsi="맑은 고딕" w:cs="맑은 고딕" w:hint="eastAsia"/>
+          <w:sz w:val="20"/>
+        </w:rPr>
+        <w:t xml:space="preserve"> </w:t>
+      </w:r>
+      <w:r>
+        <w:rPr>
+          <w:rFonts w:ascii="맑은 고딕" w:eastAsia="맑은 고딕" w:hAnsi="맑은 고딕" w:cs="맑은 고딕"/>
+          <w:sz w:val="20"/>
+        </w:rPr>
+        <w:t xml:space="preserve">하면 한 페이지에 담긴 학생 수만큼 추가 쿼리가 발생합니다. 이 예제는 </w:t>
+      </w:r>
+      <w:proofErr w:type="spellStart"/>
+      <w:r>
+        <w:rPr>
+          <w:rFonts w:ascii="맑은 고딕" w:eastAsia="맑은 고딕" w:hAnsi="맑은 고딕" w:cs="맑은 고딕"/>
+          <w:sz w:val="20"/>
+        </w:rPr>
+        <w:t>Fetch</w:t>
+      </w:r>
+      <w:proofErr w:type="spellEnd"/>
+      <w:r>
+        <w:rPr>
+          <w:rFonts w:ascii="맑은 고딕" w:eastAsia="맑은 고딕" w:hAnsi="맑은 고딕" w:cs="맑은 고딕"/>
+          <w:sz w:val="20"/>
+        </w:rPr>
+        <w:t xml:space="preserve"> </w:t>
+      </w:r>
+      <w:proofErr w:type="spellStart"/>
+      <w:r>
+        <w:rPr>
+          <w:rFonts w:ascii="맑은 고딕" w:eastAsia="맑은 고딕" w:hAnsi="맑은 고딕" w:cs="맑은 고딕"/>
+          <w:sz w:val="20"/>
+        </w:rPr>
+        <w:t>Join</w:t>
+      </w:r>
+      <w:proofErr w:type="spellEnd"/>
+      <w:r>
+        <w:rPr>
+          <w:rFonts w:ascii="맑은 고딕" w:eastAsia="맑은 고딕" w:hAnsi="맑은 고딕" w:cs="맑은 고딕"/>
+          <w:sz w:val="20"/>
+        </w:rPr>
+        <w:t xml:space="preserve"> 을 적용해 이 문제를 해결했습니다.</w:t>
+      </w:r>
+    </w:p>
+    <w:p>
+      <w:pPr>
+        <w:spacing w:before="200" w:after="60"/>
+      </w:pPr>
+      <w:r>
+        <w:rPr>
+          <w:rFonts w:ascii="맑은 고딕" w:eastAsia="맑은 고딕" w:hAnsi="맑은 고딕" w:cs="맑은 고딕"/>
+          <w:b/>
+          <w:color w:val="000000"/>
+          <w:sz w:val="21"/>
+        </w:rPr>
+        <w:t xml:space="preserve">1) 먼저 정리 : JOIN 과 FETCH JOIN 은 무엇이 다른가</w:t>
+      </w:r>
+    </w:p>
+    <w:p>
+      <w:pPr>
+        <w:spacing w:before="40" w:after="40"/>
+      </w:pPr>
+      <w:r>
+        <w:rPr>
+          <w:rFonts w:ascii="맑은 고딕" w:eastAsia="맑은 고딕" w:hAnsi="맑은 고딕" w:cs="맑은 고딕"/>
+          <w:sz w:val="20"/>
+        </w:rPr>
+        <w:t xml:space="preserve">둘은 </w:t>
+      </w:r>
+      <w:r>
+        <w:rPr>
+          <w:rFonts w:ascii="맑은 고딕" w:eastAsia="맑은 고딕" w:hAnsi="맑은 고딕" w:cs="맑은 고딕"/>
+          <w:b/>
+          <w:sz w:val="20"/>
+        </w:rPr>
+        <w:t xml:space="preserve">다른 축의 개념</w:t>
+      </w:r>
+      <w:r>
+        <w:rPr>
+          <w:rFonts w:ascii="맑은 고딕" w:eastAsia="맑은 고딕" w:hAnsi="맑은 고딕" w:cs="맑은 고딕"/>
+          <w:sz w:val="20"/>
+        </w:rPr>
+        <w:t xml:space="preserve">입니다. </w:t>
+      </w:r>
+      <w:r>
+        <w:rPr>
+          <w:rFonts w:ascii="Courier New" w:eastAsia="Courier New" w:hAnsi="Courier New" w:cs="Courier New"/>
+          <w:color w:val="188038"/>
+          <w:sz w:val="19"/>
+        </w:rPr>
+        <w:t xml:space="preserve">LEFT</w:t>
+      </w:r>
+      <w:r>
+        <w:rPr>
+          <w:rFonts w:ascii="맑은 고딕" w:eastAsia="맑은 고딕" w:hAnsi="맑은 고딕" w:cs="맑은 고딕"/>
+          <w:sz w:val="20"/>
+        </w:rPr>
+        <w:t xml:space="preserve"> / </w:t>
+      </w:r>
+      <w:r>
+        <w:rPr>
+          <w:rFonts w:ascii="Courier New" w:eastAsia="Courier New" w:hAnsi="Courier New" w:cs="Courier New"/>
+          <w:color w:val="188038"/>
+          <w:sz w:val="19"/>
+        </w:rPr>
+        <w:t xml:space="preserve">INNER</w:t>
+      </w:r>
+      <w:r>
+        <w:rPr>
+          <w:rFonts w:ascii="맑은 고딕" w:eastAsia="맑은 고딕" w:hAnsi="맑은 고딕" w:cs="맑은 고딕"/>
+          <w:sz w:val="20"/>
+        </w:rPr>
+        <w:t xml:space="preserve"> 는 </w:t>
+      </w:r>
+      <w:r>
+        <w:rPr>
+          <w:rFonts w:ascii="맑은 고딕" w:eastAsia="맑은 고딕" w:hAnsi="맑은 고딕" w:cs="맑은 고딕"/>
+          <w:b/>
+          <w:sz w:val="20"/>
+        </w:rPr>
+        <w:t xml:space="preserve">어떤 행을 남길지</w:t>
+      </w:r>
+      <w:r>
+        <w:rPr>
+          <w:rFonts w:ascii="맑은 고딕" w:eastAsia="맑은 고딕" w:hAnsi="맑은 고딕" w:cs="맑은 고딕"/>
+          <w:sz w:val="20"/>
+        </w:rPr>
+        <w:t xml:space="preserve">를 정하고, </w:t>
+      </w:r>
+      <w:r>
+        <w:rPr>
+          <w:rFonts w:ascii="Courier New" w:eastAsia="Courier New" w:hAnsi="Courier New" w:cs="Courier New"/>
+          <w:color w:val="188038"/>
+          <w:sz w:val="19"/>
+        </w:rPr>
+        <w:t xml:space="preserve">FETCH</w:t>
+      </w:r>
+      <w:r>
+        <w:rPr>
+          <w:rFonts w:ascii="맑은 고딕" w:eastAsia="맑은 고딕" w:hAnsi="맑은 고딕" w:cs="맑은 고딕"/>
+          <w:sz w:val="20"/>
+        </w:rPr>
+        <w:t xml:space="preserve"> 는 </w:t>
+      </w:r>
+      <w:r>
+        <w:rPr>
+          <w:rFonts w:ascii="맑은 고딕" w:eastAsia="맑은 고딕" w:hAnsi="맑은 고딕" w:cs="맑은 고딕"/>
+          <w:b/>
+          <w:sz w:val="20"/>
+        </w:rPr>
+        <w:t xml:space="preserve">조인한 엔티티를 함께 로딩할지</w:t>
+      </w:r>
+      <w:r>
+        <w:rPr>
+          <w:rFonts w:ascii="맑은 고딕" w:eastAsia="맑은 고딕" w:hAnsi="맑은 고딕" w:cs="맑은 고딕"/>
+          <w:sz w:val="20"/>
+        </w:rPr>
+        <w:t xml:space="preserve">를 정합니다. 그래서 </w:t>
+      </w:r>
+      <w:r>
+        <w:rPr>
+          <w:rFonts w:ascii="Courier New" w:eastAsia="Courier New" w:hAnsi="Courier New" w:cs="Courier New"/>
+          <w:color w:val="188038"/>
+          <w:sz w:val="19"/>
+        </w:rPr>
+        <w:t xml:space="preserve">LEFT JOIN FETCH</w:t>
+      </w:r>
+      <w:r>
+        <w:rPr>
+          <w:rFonts w:ascii="맑은 고딕" w:eastAsia="맑은 고딕" w:hAnsi="맑은 고딕" w:cs="맑은 고딕"/>
+          <w:sz w:val="20"/>
+        </w:rPr>
+        <w:t xml:space="preserve"> 처럼 겹쳐 씁니다.</w:t>
+      </w:r>
+    </w:p>
+    <w:p>
+      <w:pPr>
+        <w:spacing w:before="40" w:after="40"/>
+      </w:pPr>
+      <w:r>
+        <w:rPr>
+          <w:rFonts w:ascii="맑은 고딕" w:eastAsia="맑은 고딕" w:hAnsi="맑은 고딕" w:cs="맑은 고딕"/>
+          <w:b/>
+          <w:sz w:val="20"/>
+        </w:rPr>
+        <w:t xml:space="preserve">① LEFT / INNER - 행을 남기는 방식</w:t>
+      </w:r>
+    </w:p>
+    <w:p>
+      <w:pPr>
+        <w:shd w:val="clear" w:color="auto" w:fill="F5F5F5"/>
+        <w:spacing w:line="240" w:lineRule="auto"/>
+      </w:pPr>
+      <w:r>
+        <w:rPr>
+          <w:rFonts w:ascii="Courier New" w:eastAsia="Courier New" w:hAnsi="Courier New" w:cs="Courier New"/>
+          <w:sz w:val="18"/>
+        </w:rPr>
+        <w:t xml:space="preserve">JOIN      s.studentDetail     상세정보가 있는 학생만 조회된다 ( 내부 조인 )</w:t>
+      </w:r>
+    </w:p>
+    <w:p>
+      <w:pPr>
+        <w:shd w:val="clear" w:color="auto" w:fill="F5F5F5"/>
+        <w:spacing w:line="240" w:lineRule="auto"/>
+      </w:pPr>
+      <w:r>
+        <w:rPr>
+          <w:rFonts w:ascii="Courier New" w:eastAsia="Courier New" w:hAnsi="Courier New" w:cs="Courier New"/>
+          <w:sz w:val="18"/>
+        </w:rPr>
+        <w:t xml:space="preserve">LEFT JOIN s.studentDetail     상세정보가 없는 학생도 조회된다 ( detail 은 null )</w:t>
       </w:r>
     </w:p>
     <w:p>
@@ -7720,190 +8391,230 @@
           <w:rFonts w:ascii="맑은 고딕" w:eastAsia="맑은 고딕" w:hAnsi="맑은 고딕" w:cs="맑은 고딕"/>
           <w:sz w:val="20"/>
         </w:rPr>
-        <w:t>이 실습 규모에서는 OFFSET 방식으로 충분합니다.</w:t>
-      </w:r>
-    </w:p>
-    <w:p>
-      <w:pPr>
-        <w:pStyle w:val="3"/>
-        <w:spacing w:after="120"/>
-      </w:pPr>
-      <w:proofErr w:type="spellStart"/>
-      <w:r>
-        <w:rPr>
-          <w:rFonts w:ascii="맑은 고딕" w:eastAsia="맑은 고딕" w:hAnsi="맑은 고딕" w:cs="맑은 고딕"/>
-          <w:b/>
-          <w:color w:val="000000"/>
-          <w:sz w:val="26"/>
-        </w:rPr>
-        <w:t>페이징과</w:t>
-      </w:r>
-      <w:proofErr w:type="spellEnd"/>
-      <w:r>
-        <w:rPr>
-          <w:rFonts w:ascii="맑은 고딕" w:eastAsia="맑은 고딕" w:hAnsi="맑은 고딕" w:cs="맑은 고딕"/>
-          <w:b/>
-          <w:color w:val="000000"/>
-          <w:sz w:val="26"/>
-        </w:rPr>
-        <w:t xml:space="preserve"> </w:t>
-      </w:r>
-      <w:proofErr w:type="spellStart"/>
-      <w:r>
-        <w:rPr>
-          <w:rFonts w:ascii="맑은 고딕" w:eastAsia="맑은 고딕" w:hAnsi="맑은 고딕" w:cs="맑은 고딕"/>
-          <w:b/>
-          <w:color w:val="000000"/>
-          <w:sz w:val="26"/>
-        </w:rPr>
-        <w:t>Fetch</w:t>
-      </w:r>
-      <w:proofErr w:type="spellEnd"/>
-      <w:r>
-        <w:rPr>
-          <w:rFonts w:ascii="맑은 고딕" w:eastAsia="맑은 고딕" w:hAnsi="맑은 고딕" w:cs="맑은 고딕"/>
-          <w:b/>
-          <w:color w:val="000000"/>
-          <w:sz w:val="26"/>
-        </w:rPr>
-        <w:t xml:space="preserve"> </w:t>
-      </w:r>
-      <w:proofErr w:type="spellStart"/>
-      <w:r>
-        <w:rPr>
-          <w:rFonts w:ascii="맑은 고딕" w:eastAsia="맑은 고딕" w:hAnsi="맑은 고딕" w:cs="맑은 고딕"/>
-          <w:b/>
-          <w:color w:val="000000"/>
-          <w:sz w:val="26"/>
-        </w:rPr>
-        <w:t>Join</w:t>
-      </w:r>
-      <w:proofErr w:type="spellEnd"/>
-      <w:r>
-        <w:rPr>
-          <w:rFonts w:ascii="맑은 고딕" w:eastAsia="맑은 고딕" w:hAnsi="맑은 고딕" w:cs="맑은 고딕"/>
-          <w:b/>
-          <w:color w:val="000000"/>
-          <w:sz w:val="26"/>
-        </w:rPr>
-        <w:t xml:space="preserve"> - N+1 문제 해결</w:t>
-      </w:r>
-    </w:p>
-    <w:p>
-      <w:pPr>
-        <w:spacing w:before="40" w:after="40"/>
-      </w:pPr>
-      <w:proofErr w:type="spellStart"/>
+        <w:t xml:space="preserve">이 예제의 </w:t>
+      </w:r>
       <w:r>
         <w:rPr>
           <w:rFonts w:ascii="Courier New" w:eastAsia="Courier New" w:hAnsi="Courier New" w:cs="Courier New"/>
           <w:color w:val="188038"/>
           <w:sz w:val="19"/>
         </w:rPr>
-        <w:t>findAll</w:t>
-      </w:r>
-      <w:proofErr w:type="spellEnd"/>
+        <w:t xml:space="preserve">findByIdWithStudentDetail()</w:t>
+      </w:r>
+      <w:r>
+        <w:rPr>
+          <w:rFonts w:ascii="맑은 고딕" w:eastAsia="맑은 고딕" w:hAnsi="맑은 고딕" w:cs="맑은 고딕"/>
+          <w:sz w:val="20"/>
+        </w:rPr>
+        <w:t xml:space="preserve"> 은 원래 </w:t>
+      </w:r>
       <w:r>
         <w:rPr>
           <w:rFonts w:ascii="Courier New" w:eastAsia="Courier New" w:hAnsi="Courier New" w:cs="Courier New"/>
           <w:color w:val="188038"/>
           <w:sz w:val="19"/>
         </w:rPr>
-        <w:t>(</w:t>
-      </w:r>
-      <w:proofErr w:type="spellStart"/>
+        <w:t xml:space="preserve">JOIN FETCH</w:t>
+      </w:r>
+      <w:r>
+        <w:rPr>
+          <w:rFonts w:ascii="맑은 고딕" w:eastAsia="맑은 고딕" w:hAnsi="맑은 고딕" w:cs="맑은 고딕"/>
+          <w:sz w:val="20"/>
+        </w:rPr>
+        <w:t xml:space="preserve"> 였는데, 상세정보가 없는 학생을 조회하면 결과가 없어 404 가 되었습니다. 그래서 </w:t>
+      </w:r>
       <w:r>
         <w:rPr>
           <w:rFonts w:ascii="Courier New" w:eastAsia="Courier New" w:hAnsi="Courier New" w:cs="Courier New"/>
           <w:color w:val="188038"/>
           <w:sz w:val="19"/>
         </w:rPr>
-        <w:t>Pageable</w:t>
-      </w:r>
-      <w:proofErr w:type="spellEnd"/>
+        <w:t xml:space="preserve">LEFT JOIN FETCH</w:t>
+      </w:r>
+      <w:r>
+        <w:rPr>
+          <w:rFonts w:ascii="맑은 고딕" w:eastAsia="맑은 고딕" w:hAnsi="맑은 고딕" w:cs="맑은 고딕"/>
+          <w:sz w:val="20"/>
+        </w:rPr>
+        <w:t xml:space="preserve"> 로 바꿨습니다.</w:t>
+      </w:r>
+    </w:p>
+    <w:p>
+      <w:pPr>
+        <w:spacing w:before="40" w:after="40"/>
+      </w:pPr>
+      <w:r>
+        <w:rPr>
+          <w:rFonts w:ascii="맑은 고딕" w:eastAsia="맑은 고딕" w:hAnsi="맑은 고딕" w:cs="맑은 고딕"/>
+          <w:b/>
+          <w:sz w:val="20"/>
+        </w:rPr>
+        <w:t xml:space="preserve">② FETCH - 연관 엔티티를 SELECT 에 포함할지</w:t>
+      </w:r>
+    </w:p>
+    <w:p>
+      <w:pPr>
+        <w:spacing w:before="40" w:after="40"/>
+      </w:pPr>
       <w:r>
         <w:rPr>
           <w:rFonts w:ascii="Courier New" w:eastAsia="Courier New" w:hAnsi="Courier New" w:cs="Courier New"/>
           <w:color w:val="188038"/>
           <w:sz w:val="19"/>
         </w:rPr>
-        <w:t>)</w:t>
-      </w:r>
-      <w:r>
-        <w:rPr>
-          <w:rFonts w:ascii="맑은 고딕" w:eastAsia="맑은 고딕" w:hAnsi="맑은 고딕" w:cs="맑은 고딕"/>
-          <w:sz w:val="20"/>
-        </w:rPr>
-        <w:t xml:space="preserve"> 만으로 </w:t>
-      </w:r>
-      <w:proofErr w:type="spellStart"/>
-      <w:r>
-        <w:rPr>
-          <w:rFonts w:ascii="맑은 고딕" w:eastAsia="맑은 고딕" w:hAnsi="맑은 고딕" w:cs="맑은 고딕"/>
-          <w:sz w:val="20"/>
-        </w:rPr>
-        <w:t>페이징</w:t>
-      </w:r>
-      <w:proofErr w:type="spellEnd"/>
-      <w:r>
-        <w:rPr>
-          <w:rFonts w:ascii="맑은 고딕" w:eastAsia="맑은 고딕" w:hAnsi="맑은 고딕" w:cs="맑은 고딕" w:hint="eastAsia"/>
-          <w:sz w:val="20"/>
+        <w:t xml:space="preserve">FETCH</w:t>
+      </w:r>
+      <w:r>
+        <w:rPr>
+          <w:rFonts w:ascii="맑은 고딕" w:eastAsia="맑은 고딕" w:hAnsi="맑은 고딕" w:cs="맑은 고딕"/>
+          <w:sz w:val="20"/>
+        </w:rPr>
+        <w:t xml:space="preserve"> 가 없으면 조인은 하되 </w:t>
+      </w:r>
+      <w:r>
+        <w:rPr>
+          <w:rFonts w:ascii="맑은 고딕" w:eastAsia="맑은 고딕" w:hAnsi="맑은 고딕" w:cs="맑은 고딕"/>
+          <w:b/>
+          <w:sz w:val="20"/>
+        </w:rPr>
+        <w:t xml:space="preserve">연관 엔티티를 가져오지 않습니다.</w:t>
+      </w:r>
+      <w:r>
+        <w:rPr>
+          <w:rFonts w:ascii="맑은 고딕" w:eastAsia="맑은 고딕" w:hAnsi="맑은 고딕" w:cs="맑은 고딕"/>
+          <w:sz w:val="20"/>
+        </w:rPr>
+        <w:t xml:space="preserve"> 조인은 조건·집계용으로만 쓰입니다. 실제로 실행해 확인한 SQL 입니다.</w:t>
+      </w:r>
+    </w:p>
+    <w:p>
+      <w:pPr>
+        <w:shd w:val="clear" w:color="auto" w:fill="F5F5F5"/>
+        <w:spacing w:line="240" w:lineRule="auto"/>
+      </w:pPr>
+      <w:r>
+        <w:rPr>
+          <w:rFonts w:ascii="Courier New" w:eastAsia="Courier New" w:hAnsi="Courier New" w:cs="Courier New"/>
+          <w:sz w:val="18"/>
+        </w:rPr>
+        <w:t xml:space="preserve">-- FETCH 없음 : students 를 조인만 하고 컬럼은 가져오지 않는다</w:t>
+      </w:r>
+    </w:p>
+    <w:p>
+      <w:pPr>
+        <w:shd w:val="clear" w:color="auto" w:fill="F5F5F5"/>
+        <w:spacing w:line="240" w:lineRule="auto"/>
+      </w:pPr>
+      <w:r>
+        <w:rPr>
+          <w:rFonts w:ascii="Courier New" w:eastAsia="Courier New" w:hAnsi="Courier New" w:cs="Courier New"/>
+          <w:sz w:val="18"/>
+        </w:rPr>
+        <w:t xml:space="preserve">SELECT d FROM Department d LEFT JOIN d.students s</w:t>
+      </w:r>
+    </w:p>
+    <w:p>
+      <w:pPr>
+        <w:shd w:val="clear" w:color="auto" w:fill="F5F5F5"/>
+        <w:spacing w:line="240" w:lineRule="auto"/>
+      </w:pPr>
+      <w:r>
+        <w:rPr>
+          <w:rFonts w:ascii="Courier New" w:eastAsia="Courier New" w:hAnsi="Courier New" w:cs="Courier New"/>
+          <w:sz w:val="18"/>
+        </w:rPr>
+        <w:t xml:space="preserve">   -&gt; select d1_0.department_id, d1_0.code, d1_0.name</w:t>
+      </w:r>
+    </w:p>
+    <w:p>
+      <w:pPr>
+        <w:shd w:val="clear" w:color="auto" w:fill="F5F5F5"/>
+        <w:spacing w:line="240" w:lineRule="auto"/>
+      </w:pPr>
+      <w:r>
+        <w:rPr>
+          <w:rFonts w:ascii="Courier New" w:eastAsia="Courier New" w:hAnsi="Courier New" w:cs="Courier New"/>
+          <w:sz w:val="18"/>
+        </w:rPr>
+        <w:t xml:space="preserve">      from departments d1_0 left join students s1_0 on ...</w:t>
+      </w:r>
+    </w:p>
+    <w:p>
+      <w:pPr>
+        <w:shd w:val="clear" w:color="auto" w:fill="F5F5F5"/>
+        <w:spacing w:line="240" w:lineRule="auto"/>
+      </w:pPr>
+      <w:r>
+        <w:rPr>
+          <w:rFonts w:ascii="Courier New" w:eastAsia="Courier New" w:hAnsi="Courier New" w:cs="Courier New"/>
+          <w:sz w:val="18"/>
         </w:rPr>
         <w:t xml:space="preserve"> </w:t>
       </w:r>
-      <w:r>
-        <w:rPr>
-          <w:rFonts w:ascii="맑은 고딕" w:eastAsia="맑은 고딕" w:hAnsi="맑은 고딕" w:cs="맑은 고딕"/>
-          <w:sz w:val="20"/>
-        </w:rPr>
-        <w:t xml:space="preserve">하면 한 페이지에 담긴 학생 수만큼 추가 쿼리가 발생합니다. 이 예제는 </w:t>
-      </w:r>
-      <w:proofErr w:type="spellStart"/>
-      <w:r>
-        <w:rPr>
-          <w:rFonts w:ascii="맑은 고딕" w:eastAsia="맑은 고딕" w:hAnsi="맑은 고딕" w:cs="맑은 고딕"/>
-          <w:sz w:val="20"/>
-        </w:rPr>
-        <w:t>Fetch</w:t>
-      </w:r>
-      <w:proofErr w:type="spellEnd"/>
-      <w:r>
-        <w:rPr>
-          <w:rFonts w:ascii="맑은 고딕" w:eastAsia="맑은 고딕" w:hAnsi="맑은 고딕" w:cs="맑은 고딕"/>
-          <w:sz w:val="20"/>
-        </w:rPr>
-        <w:t xml:space="preserve"> </w:t>
-      </w:r>
-      <w:proofErr w:type="spellStart"/>
-      <w:r>
-        <w:rPr>
-          <w:rFonts w:ascii="맑은 고딕" w:eastAsia="맑은 고딕" w:hAnsi="맑은 고딕" w:cs="맑은 고딕"/>
-          <w:sz w:val="20"/>
-        </w:rPr>
-        <w:t>Join</w:t>
-      </w:r>
-      <w:proofErr w:type="spellEnd"/>
-      <w:r>
-        <w:rPr>
-          <w:rFonts w:ascii="맑은 고딕" w:eastAsia="맑은 고딕" w:hAnsi="맑은 고딕" w:cs="맑은 고딕"/>
-          <w:sz w:val="20"/>
-        </w:rPr>
-        <w:t xml:space="preserve"> 을 적용해 이 문제를 해결했습니다.</w:t>
-      </w:r>
-    </w:p>
-    <w:p>
-      <w:pPr>
-        <w:spacing w:before="200" w:after="60"/>
-      </w:pPr>
-      <w:r>
-        <w:rPr>
-          <w:rFonts w:ascii="맑은 고딕" w:eastAsia="맑은 고딕" w:hAnsi="맑은 고딕" w:cs="맑은 고딕"/>
-          <w:b/>
-          <w:color w:val="000000"/>
-          <w:sz w:val="21"/>
-        </w:rPr>
-        <w:t>1) 페이징에서도 N+1 이 발생한다</w:t>
+    </w:p>
+    <w:p>
+      <w:pPr>
+        <w:shd w:val="clear" w:color="auto" w:fill="F5F5F5"/>
+        <w:spacing w:line="240" w:lineRule="auto"/>
+      </w:pPr>
+      <w:r>
+        <w:rPr>
+          <w:rFonts w:ascii="Courier New" w:eastAsia="Courier New" w:hAnsi="Courier New" w:cs="Courier New"/>
+          <w:sz w:val="18"/>
+        </w:rPr>
+        <w:t xml:space="preserve">-- FETCH 있음 : students 컬럼까지 가져와 d.students 를 채운다</w:t>
+      </w:r>
+    </w:p>
+    <w:p>
+      <w:pPr>
+        <w:shd w:val="clear" w:color="auto" w:fill="F5F5F5"/>
+        <w:spacing w:line="240" w:lineRule="auto"/>
+      </w:pPr>
+      <w:r>
+        <w:rPr>
+          <w:rFonts w:ascii="Courier New" w:eastAsia="Courier New" w:hAnsi="Courier New" w:cs="Courier New"/>
+          <w:sz w:val="18"/>
+        </w:rPr>
+        <w:t xml:space="preserve">SELECT d FROM Department d LEFT JOIN FETCH d.students</w:t>
+      </w:r>
+    </w:p>
+    <w:p>
+      <w:pPr>
+        <w:shd w:val="clear" w:color="auto" w:fill="F5F5F5"/>
+        <w:spacing w:line="240" w:lineRule="auto"/>
+      </w:pPr>
+      <w:r>
+        <w:rPr>
+          <w:rFonts w:ascii="Courier New" w:eastAsia="Courier New" w:hAnsi="Courier New" w:cs="Courier New"/>
+          <w:sz w:val="18"/>
+        </w:rPr>
+        <w:t xml:space="preserve">   -&gt; select d1_0.department_id, d1_0.code, d1_0.name,</w:t>
+      </w:r>
+    </w:p>
+    <w:p>
+      <w:pPr>
+        <w:shd w:val="clear" w:color="auto" w:fill="F5F5F5"/>
+        <w:spacing w:line="240" w:lineRule="auto"/>
+      </w:pPr>
+      <w:r>
+        <w:rPr>
+          <w:rFonts w:ascii="Courier New" w:eastAsia="Courier New" w:hAnsi="Courier New" w:cs="Courier New"/>
+          <w:sz w:val="18"/>
+        </w:rPr>
+        <w:t xml:space="preserve">             s1_0.student_id, s1_0.name, s1_0.student_number      &lt;- 학생 컬럼이 추가된다</w:t>
+      </w:r>
+    </w:p>
+    <w:p>
+      <w:pPr>
+        <w:shd w:val="clear" w:color="auto" w:fill="F5F5F5"/>
+        <w:spacing w:line="240" w:lineRule="auto"/>
+      </w:pPr>
+      <w:r>
+        <w:rPr>
+          <w:rFonts w:ascii="Courier New" w:eastAsia="Courier New" w:hAnsi="Courier New" w:cs="Courier New"/>
+          <w:sz w:val="18"/>
+        </w:rPr>
+        <w:t xml:space="preserve">      from departments d1_0 left join students s1_0 on ...</w:t>
       </w:r>
     </w:p>
     <w:p>
@@ -7931,14 +8642,29 @@
           <w:color w:val="188038"/>
           <w:sz w:val="19"/>
         </w:rPr>
-        <w:t>Pageable</w:t>
-      </w:r>
-      <w:r>
-        <w:rPr>
-          <w:rFonts w:ascii="맑은 고딕" w:eastAsia="맑은 고딕" w:hAnsi="맑은 고딕" w:cs="맑은 고딕"/>
-          <w:sz w:val="20"/>
-        </w:rPr>
-        <w:t xml:space="preserve"> 은 한 번에 읽는 건수만 줄일 뿐, 학생마다 따라붙는 추가 쿼리는 그대로입니다.</w:t>
+        <w:t xml:space="preserve">FETCH</w:t>
+      </w:r>
+      <w:r>
+        <w:rPr>
+          <w:rFonts w:ascii="맑은 고딕" w:eastAsia="맑은 고딕" w:hAnsi="맑은 고딕" w:cs="맑은 고딕"/>
+          <w:sz w:val="20"/>
+        </w:rPr>
+        <w:t xml:space="preserve"> 가 없으면 나중에 </w:t>
+      </w:r>
+      <w:r>
+        <w:rPr>
+          <w:rFonts w:ascii="Courier New" w:eastAsia="Courier New" w:hAnsi="Courier New" w:cs="Courier New"/>
+          <w:color w:val="188038"/>
+          <w:sz w:val="19"/>
+        </w:rPr>
+        <w:t xml:space="preserve">department.getStudents()</w:t>
+      </w:r>
+      <w:r>
+        <w:rPr>
+          <w:rFonts w:ascii="맑은 고딕" w:eastAsia="맑은 고딕" w:hAnsi="맑은 고딕" w:cs="맑은 고딕"/>
+          <w:sz w:val="20"/>
+        </w:rPr>
+        <w:t xml:space="preserve"> 를 건드릴 때 추가 쿼리가 나갑니다. ( N+1 )</w:t>
       </w:r>
     </w:p>
     <w:p>
@@ -7962,55 +8688,679 @@
       </w:pPr>
       <w:r>
         <w:rPr>
-          <w:rFonts w:ascii="맑은 고딕" w:eastAsia="맑은 고딕" w:hAnsi="맑은 고딕" w:cs="맑은 고딕"/>
-          <w:sz w:val="20"/>
-        </w:rPr>
-        <w:t xml:space="preserve">학생 5명을 Fetch Join 없이 페이징하면 SQL 이 </w:t>
-      </w:r>
-      <w:r>
-        <w:rPr>
-          <w:rFonts w:ascii="맑은 고딕" w:eastAsia="맑은 고딕" w:hAnsi="맑은 고딕" w:cs="맑은 고딕"/>
-          <w:b/>
-          <w:sz w:val="20"/>
-        </w:rPr>
-        <w:t>8번</w:t>
-      </w:r>
-      <w:r>
-        <w:rPr>
-          <w:rFonts w:ascii="맑은 고딕" w:eastAsia="맑은 고딕" w:hAnsi="맑은 고딕" w:cs="맑은 고딕"/>
-          <w:sz w:val="20"/>
-        </w:rPr>
-        <w:t xml:space="preserve"> ( 목록 1 + count 1 + 상세정보 5 + 학과 1 ), </w:t>
-      </w:r>
-      <w:r>
-        <w:rPr>
           <w:rFonts w:ascii="Courier New" w:eastAsia="Courier New" w:hAnsi="Courier New" w:cs="Courier New"/>
           <w:color w:val="188038"/>
           <w:sz w:val="19"/>
         </w:rPr>
-        <w:t>LEFT JOIN FETCH</w:t>
-      </w:r>
-      <w:r>
-        <w:rPr>
-          <w:rFonts w:ascii="맑은 고딕" w:eastAsia="맑은 고딕" w:hAnsi="맑은 고딕" w:cs="맑은 고딕"/>
-          <w:sz w:val="20"/>
-        </w:rPr>
-        <w:t xml:space="preserve"> 를 적용하면 </w:t>
-      </w:r>
-      <w:r>
-        <w:rPr>
-          <w:rFonts w:ascii="맑은 고딕" w:eastAsia="맑은 고딕" w:hAnsi="맑은 고딕" w:cs="맑은 고딕"/>
-          <w:b/>
-          <w:sz w:val="20"/>
-        </w:rPr>
-        <w:t>2번</w:t>
-      </w:r>
-      <w:r>
-        <w:rPr>
-          <w:rFonts w:ascii="맑은 고딕" w:eastAsia="맑은 고딕" w:hAnsi="맑은 고딕" w:cs="맑은 고딕"/>
-          <w:sz w:val="20"/>
-        </w:rPr>
-        <w:t xml:space="preserve"> ( 목록 + count ) 실행됩니다.</w:t>
+        <w:t xml:space="preserve">FETCH</w:t>
+      </w:r>
+      <w:r>
+        <w:rPr>
+          <w:rFonts w:ascii="맑은 고딕" w:eastAsia="맑은 고딕" w:hAnsi="맑은 고딕" w:cs="맑은 고딕"/>
+          <w:sz w:val="20"/>
+        </w:rPr>
+        <w:t xml:space="preserve"> 가 있으면 한 번의 쿼리로 채워집니다. 이것이 N+1 을 없애는 방법입니다.</w:t>
+      </w:r>
+    </w:p>
+    <w:p>
+      <w:pPr>
+        <w:spacing w:before="40" w:after="40"/>
+      </w:pPr>
+      <w:r>
+        <w:rPr>
+          <w:rFonts w:ascii="맑은 고딕" w:eastAsia="맑은 고딕" w:hAnsi="맑은 고딕" w:cs="맑은 고딕"/>
+          <w:b/>
+          <w:sz w:val="20"/>
+        </w:rPr>
+        <w:t xml:space="preserve">③ 네 가지 조합</w:t>
+      </w:r>
+    </w:p>
+    <w:tbl>
+      <w:tblPr>
+        <w:tblW w:w="5000" w:type="pct"/>
+        <w:tblBorders>
+          <w:top w:val="single" w:sz="4" w:space="0" w:color="BFBFBF"/>
+          <w:left w:val="single" w:sz="4" w:space="0" w:color="BFBFBF"/>
+          <w:bottom w:val="single" w:sz="4" w:space="0" w:color="BFBFBF"/>
+          <w:right w:val="single" w:sz="4" w:space="0" w:color="BFBFBF"/>
+          <w:insideH w:val="single" w:sz="4" w:space="0" w:color="BFBFBF"/>
+          <w:insideV w:val="single" w:sz="4" w:space="0" w:color="BFBFBF"/>
+        </w:tblBorders>
+        <w:tblCellMar>
+          <w:top w:w="40" w:type="dxa"/>
+          <w:left w:w="80" w:type="dxa"/>
+          <w:bottom w:w="40" w:type="dxa"/>
+          <w:right w:w="80" w:type="dxa"/>
+        </w:tblCellMar>
+        <w:tblLook w:val="04A0"/>
+      </w:tblPr>
+      <w:tblGrid>
+        <w:gridCol w:w="2400"/>
+        <w:gridCol w:w="2000"/>
+        <w:gridCol w:w="1800"/>
+        <w:gridCol w:w="3200"/>
+      </w:tblGrid>
+      <w:tr>
+        <w:trPr>
+          <w:tblHeader/>
+        </w:trPr>
+        <w:tc>
+          <w:tcPr>
+            <w:tcW w:w="2400" w:type="dxa"/>
+            <w:shd w:val="clear" w:color="auto" w:fill="EDEDED"/>
+          </w:tcPr>
+          <w:p>
+            <w:pPr>
+              <w:spacing w:before="0" w:after="0" w:line="260" w:lineRule="auto"/>
+            </w:pPr>
+            <w:r>
+              <w:rPr>
+                <w:rFonts w:ascii="맑은 고딕" w:eastAsia="맑은 고딕" w:hAnsi="맑은 고딕" w:cs="맑은 고딕"/>
+                <w:b/>
+                <w:sz w:val="18"/>
+              </w:rPr>
+              <w:t xml:space="preserve">쿼리</w:t>
+            </w:r>
+          </w:p>
+        </w:tc>
+        <w:tc>
+          <w:tcPr>
+            <w:tcW w:w="2000" w:type="dxa"/>
+            <w:shd w:val="clear" w:color="auto" w:fill="EDEDED"/>
+          </w:tcPr>
+          <w:p>
+            <w:pPr>
+              <w:spacing w:before="0" w:after="0" w:line="260" w:lineRule="auto"/>
+            </w:pPr>
+            <w:r>
+              <w:rPr>
+                <w:rFonts w:ascii="맑은 고딕" w:eastAsia="맑은 고딕" w:hAnsi="맑은 고딕" w:cs="맑은 고딕"/>
+                <w:b/>
+                <w:sz w:val="18"/>
+              </w:rPr>
+              <w:t xml:space="preserve">남는 행</w:t>
+            </w:r>
+          </w:p>
+        </w:tc>
+        <w:tc>
+          <w:tcPr>
+            <w:tcW w:w="1800" w:type="dxa"/>
+            <w:shd w:val="clear" w:color="auto" w:fill="EDEDED"/>
+          </w:tcPr>
+          <w:p>
+            <w:pPr>
+              <w:spacing w:before="0" w:after="0" w:line="260" w:lineRule="auto"/>
+            </w:pPr>
+            <w:r>
+              <w:rPr>
+                <w:rFonts w:ascii="맑은 고딕" w:eastAsia="맑은 고딕" w:hAnsi="맑은 고딕" w:cs="맑은 고딕"/>
+                <w:b/>
+                <w:sz w:val="18"/>
+              </w:rPr>
+              <w:t xml:space="preserve">연관 엔티티 로딩</w:t>
+            </w:r>
+          </w:p>
+        </w:tc>
+        <w:tc>
+          <w:tcPr>
+            <w:tcW w:w="3200" w:type="dxa"/>
+            <w:shd w:val="clear" w:color="auto" w:fill="EDEDED"/>
+          </w:tcPr>
+          <w:p>
+            <w:pPr>
+              <w:spacing w:before="0" w:after="0" w:line="260" w:lineRule="auto"/>
+            </w:pPr>
+            <w:r>
+              <w:rPr>
+                <w:rFonts w:ascii="맑은 고딕" w:eastAsia="맑은 고딕" w:hAnsi="맑은 고딕" w:cs="맑은 고딕"/>
+                <w:b/>
+                <w:sz w:val="18"/>
+              </w:rPr>
+              <w:t xml:space="preserve">이 예제의 사용처</w:t>
+            </w:r>
+          </w:p>
+        </w:tc>
+      </w:tr>
+      <w:tr>
+        <w:tc>
+          <w:tcPr>
+            <w:tcW w:w="2400" w:type="dxa"/>
+          </w:tcPr>
+          <w:p>
+            <w:pPr>
+              <w:spacing w:before="0" w:after="0" w:line="260" w:lineRule="auto"/>
+            </w:pPr>
+            <w:r>
+              <w:rPr>
+                <w:rFonts w:ascii="Courier New" w:eastAsia="Courier New" w:hAnsi="Courier New" w:cs="Courier New"/>
+                <w:color w:val="188038"/>
+                <w:sz w:val="17"/>
+              </w:rPr>
+              <w:t xml:space="preserve">JOIN</w:t>
+            </w:r>
+          </w:p>
+        </w:tc>
+        <w:tc>
+          <w:tcPr>
+            <w:tcW w:w="2000" w:type="dxa"/>
+          </w:tcPr>
+          <w:p>
+            <w:pPr>
+              <w:spacing w:before="0" w:after="0" w:line="260" w:lineRule="auto"/>
+            </w:pPr>
+            <w:r>
+              <w:rPr>
+                <w:rFonts w:ascii="맑은 고딕" w:eastAsia="맑은 고딕" w:hAnsi="맑은 고딕" w:cs="맑은 고딕"/>
+                <w:sz w:val="18"/>
+              </w:rPr>
+              <w:t xml:space="preserve">짝이 있는 것만</w:t>
+            </w:r>
+          </w:p>
+        </w:tc>
+        <w:tc>
+          <w:tcPr>
+            <w:tcW w:w="1800" w:type="dxa"/>
+          </w:tcPr>
+          <w:p>
+            <w:pPr>
+              <w:spacing w:before="0" w:after="0" w:line="260" w:lineRule="auto"/>
+            </w:pPr>
+            <w:r>
+              <w:rPr>
+                <w:rFonts w:ascii="맑은 고딕" w:eastAsia="맑은 고딕" w:hAnsi="맑은 고딕" w:cs="맑은 고딕"/>
+                <w:sz w:val="18"/>
+              </w:rPr>
+              <w:t xml:space="preserve">하지 않음</w:t>
+            </w:r>
+          </w:p>
+        </w:tc>
+        <w:tc>
+          <w:tcPr>
+            <w:tcW w:w="3200" w:type="dxa"/>
+          </w:tcPr>
+          <w:p>
+            <w:pPr>
+              <w:spacing w:before="0" w:after="0" w:line="260" w:lineRule="auto"/>
+            </w:pPr>
+            <w:r>
+              <w:rPr>
+                <w:rFonts w:ascii="맑은 고딕" w:eastAsia="맑은 고딕" w:hAnsi="맑은 고딕" w:cs="맑은 고딕"/>
+                <w:sz w:val="18"/>
+              </w:rPr>
+              <w:t xml:space="preserve">-</w:t>
+            </w:r>
+          </w:p>
+        </w:tc>
+      </w:tr>
+      <w:tr>
+        <w:tc>
+          <w:tcPr>
+            <w:tcW w:w="2400" w:type="dxa"/>
+          </w:tcPr>
+          <w:p>
+            <w:pPr>
+              <w:spacing w:before="0" w:after="0" w:line="260" w:lineRule="auto"/>
+            </w:pPr>
+            <w:r>
+              <w:rPr>
+                <w:rFonts w:ascii="Courier New" w:eastAsia="Courier New" w:hAnsi="Courier New" w:cs="Courier New"/>
+                <w:color w:val="188038"/>
+                <w:sz w:val="17"/>
+              </w:rPr>
+              <w:t xml:space="preserve">LEFT JOIN</w:t>
+            </w:r>
+          </w:p>
+        </w:tc>
+        <w:tc>
+          <w:tcPr>
+            <w:tcW w:w="2000" w:type="dxa"/>
+          </w:tcPr>
+          <w:p>
+            <w:pPr>
+              <w:spacing w:before="0" w:after="0" w:line="260" w:lineRule="auto"/>
+            </w:pPr>
+            <w:r>
+              <w:rPr>
+                <w:rFonts w:ascii="맑은 고딕" w:eastAsia="맑은 고딕" w:hAnsi="맑은 고딕" w:cs="맑은 고딕"/>
+                <w:sz w:val="18"/>
+              </w:rPr>
+              <w:t xml:space="preserve">짝이 없어도 유지</w:t>
+            </w:r>
+          </w:p>
+        </w:tc>
+        <w:tc>
+          <w:tcPr>
+            <w:tcW w:w="1800" w:type="dxa"/>
+          </w:tcPr>
+          <w:p>
+            <w:pPr>
+              <w:spacing w:before="0" w:after="0" w:line="260" w:lineRule="auto"/>
+            </w:pPr>
+            <w:r>
+              <w:rPr>
+                <w:rFonts w:ascii="맑은 고딕" w:eastAsia="맑은 고딕" w:hAnsi="맑은 고딕" w:cs="맑은 고딕"/>
+                <w:sz w:val="18"/>
+              </w:rPr>
+              <w:t xml:space="preserve">하지 않음</w:t>
+            </w:r>
+          </w:p>
+        </w:tc>
+        <w:tc>
+          <w:tcPr>
+            <w:tcW w:w="3200" w:type="dxa"/>
+          </w:tcPr>
+          <w:p>
+            <w:pPr>
+              <w:spacing w:before="0" w:after="0" w:line="260" w:lineRule="auto"/>
+            </w:pPr>
+            <w:r>
+              <w:rPr>
+                <w:rFonts w:ascii="Courier New" w:eastAsia="Courier New" w:hAnsi="Courier New" w:cs="Courier New"/>
+                <w:color w:val="188038"/>
+                <w:sz w:val="17"/>
+              </w:rPr>
+              <w:t xml:space="preserve">findAllSummaries()</w:t>
+            </w:r>
+            <w:r>
+              <w:rPr>
+                <w:rFonts w:ascii="맑은 고딕" w:eastAsia="맑은 고딕" w:hAnsi="맑은 고딕" w:cs="맑은 고딕"/>
+                <w:sz w:val="18"/>
+              </w:rPr>
+              <w:t xml:space="preserve"> - </w:t>
+            </w:r>
+            <w:r>
+              <w:rPr>
+                <w:rFonts w:ascii="Courier New" w:eastAsia="Courier New" w:hAnsi="Courier New" w:cs="Courier New"/>
+                <w:color w:val="188038"/>
+                <w:sz w:val="17"/>
+              </w:rPr>
+              <w:t xml:space="preserve">COUNT(s)</w:t>
+            </w:r>
+            <w:r>
+              <w:rPr>
+                <w:rFonts w:ascii="맑은 고딕" w:eastAsia="맑은 고딕" w:hAnsi="맑은 고딕" w:cs="맑은 고딕"/>
+                <w:sz w:val="18"/>
+              </w:rPr>
+              <w:t xml:space="preserve"> 집계용</w:t>
+            </w:r>
+          </w:p>
+        </w:tc>
+      </w:tr>
+      <w:tr>
+        <w:tc>
+          <w:tcPr>
+            <w:tcW w:w="2400" w:type="dxa"/>
+          </w:tcPr>
+          <w:p>
+            <w:pPr>
+              <w:spacing w:before="0" w:after="0" w:line="260" w:lineRule="auto"/>
+            </w:pPr>
+            <w:r>
+              <w:rPr>
+                <w:rFonts w:ascii="Courier New" w:eastAsia="Courier New" w:hAnsi="Courier New" w:cs="Courier New"/>
+                <w:color w:val="188038"/>
+                <w:sz w:val="17"/>
+              </w:rPr>
+              <w:t xml:space="preserve">JOIN FETCH</w:t>
+            </w:r>
+          </w:p>
+        </w:tc>
+        <w:tc>
+          <w:tcPr>
+            <w:tcW w:w="2000" w:type="dxa"/>
+          </w:tcPr>
+          <w:p>
+            <w:pPr>
+              <w:spacing w:before="0" w:after="0" w:line="260" w:lineRule="auto"/>
+            </w:pPr>
+            <w:r>
+              <w:rPr>
+                <w:rFonts w:ascii="맑은 고딕" w:eastAsia="맑은 고딕" w:hAnsi="맑은 고딕" w:cs="맑은 고딕"/>
+                <w:sz w:val="18"/>
+              </w:rPr>
+              <w:t xml:space="preserve">짝이 있는 것만</w:t>
+            </w:r>
+          </w:p>
+        </w:tc>
+        <w:tc>
+          <w:tcPr>
+            <w:tcW w:w="1800" w:type="dxa"/>
+          </w:tcPr>
+          <w:p>
+            <w:pPr>
+              <w:spacing w:before="0" w:after="0" w:line="260" w:lineRule="auto"/>
+            </w:pPr>
+            <w:r>
+              <w:rPr>
+                <w:rFonts w:ascii="맑은 고딕" w:eastAsia="맑은 고딕" w:hAnsi="맑은 고딕" w:cs="맑은 고딕"/>
+                <w:sz w:val="18"/>
+              </w:rPr>
+              <w:t xml:space="preserve">함</w:t>
+            </w:r>
+          </w:p>
+        </w:tc>
+        <w:tc>
+          <w:tcPr>
+            <w:tcW w:w="3200" w:type="dxa"/>
+          </w:tcPr>
+          <w:p>
+            <w:pPr>
+              <w:spacing w:before="0" w:after="0" w:line="260" w:lineRule="auto"/>
+            </w:pPr>
+            <w:r>
+              <w:rPr>
+                <w:rFonts w:ascii="맑은 고딕" w:eastAsia="맑은 고딕" w:hAnsi="맑은 고딕" w:cs="맑은 고딕"/>
+                <w:sz w:val="18"/>
+              </w:rPr>
+              <w:t xml:space="preserve">사용하지 않음 ( 404 문제로 교체 )</w:t>
+            </w:r>
+          </w:p>
+        </w:tc>
+      </w:tr>
+      <w:tr>
+        <w:tc>
+          <w:tcPr>
+            <w:tcW w:w="2400" w:type="dxa"/>
+          </w:tcPr>
+          <w:p>
+            <w:pPr>
+              <w:spacing w:before="0" w:after="0" w:line="260" w:lineRule="auto"/>
+            </w:pPr>
+            <w:r>
+              <w:rPr>
+                <w:rFonts w:ascii="Courier New" w:eastAsia="Courier New" w:hAnsi="Courier New" w:cs="Courier New"/>
+                <w:color w:val="188038"/>
+                <w:sz w:val="17"/>
+              </w:rPr>
+              <w:t xml:space="preserve">LEFT JOIN FETCH</w:t>
+            </w:r>
+          </w:p>
+        </w:tc>
+        <w:tc>
+          <w:tcPr>
+            <w:tcW w:w="2000" w:type="dxa"/>
+          </w:tcPr>
+          <w:p>
+            <w:pPr>
+              <w:spacing w:before="0" w:after="0" w:line="260" w:lineRule="auto"/>
+            </w:pPr>
+            <w:r>
+              <w:rPr>
+                <w:rFonts w:ascii="맑은 고딕" w:eastAsia="맑은 고딕" w:hAnsi="맑은 고딕" w:cs="맑은 고딕"/>
+                <w:sz w:val="18"/>
+              </w:rPr>
+              <w:t xml:space="preserve">짝이 없어도 유지</w:t>
+            </w:r>
+          </w:p>
+        </w:tc>
+        <w:tc>
+          <w:tcPr>
+            <w:tcW w:w="1800" w:type="dxa"/>
+          </w:tcPr>
+          <w:p>
+            <w:pPr>
+              <w:spacing w:before="0" w:after="0" w:line="260" w:lineRule="auto"/>
+            </w:pPr>
+            <w:r>
+              <w:rPr>
+                <w:rFonts w:ascii="맑은 고딕" w:eastAsia="맑은 고딕" w:hAnsi="맑은 고딕" w:cs="맑은 고딕"/>
+                <w:sz w:val="18"/>
+              </w:rPr>
+              <w:t xml:space="preserve">함</w:t>
+            </w:r>
+          </w:p>
+        </w:tc>
+        <w:tc>
+          <w:tcPr>
+            <w:tcW w:w="3200" w:type="dxa"/>
+          </w:tcPr>
+          <w:p>
+            <w:pPr>
+              <w:spacing w:before="0" w:after="0" w:line="260" w:lineRule="auto"/>
+            </w:pPr>
+            <w:r>
+              <w:rPr>
+                <w:rFonts w:ascii="Courier New" w:eastAsia="Courier New" w:hAnsi="Courier New" w:cs="Courier New"/>
+                <w:color w:val="188038"/>
+                <w:sz w:val="17"/>
+              </w:rPr>
+              <w:t xml:space="preserve">findAllWithDetails()</w:t>
+            </w:r>
+            <w:r>
+              <w:rPr>
+                <w:rFonts w:ascii="맑은 고딕" w:eastAsia="맑은 고딕" w:hAnsi="맑은 고딕" w:cs="맑은 고딕"/>
+                <w:sz w:val="18"/>
+              </w:rPr>
+              <w:t xml:space="preserve">,</w:t>
+            </w:r>
+          </w:p>
+          <w:p>
+            <w:pPr>
+              <w:spacing w:before="0" w:after="0" w:line="260" w:lineRule="auto"/>
+            </w:pPr>
+            <w:r>
+              <w:rPr>
+                <w:rFonts w:ascii="Courier New" w:eastAsia="Courier New" w:hAnsi="Courier New" w:cs="Courier New"/>
+                <w:color w:val="188038"/>
+                <w:sz w:val="17"/>
+              </w:rPr>
+              <w:t xml:space="preserve">findByIdWithStudents()</w:t>
+            </w:r>
+          </w:p>
+        </w:tc>
+      </w:tr>
+    </w:tbl>
+    <w:p>
+      <w:pPr>
+        <w:spacing w:before="40" w:after="40"/>
+      </w:pPr>
+      <w:r>
+        <w:rPr>
+          <w:rFonts w:ascii="맑은 고딕" w:eastAsia="맑은 고딕" w:hAnsi="맑은 고딕" w:cs="맑은 고딕"/>
+          <w:b/>
+          <w:sz w:val="20"/>
+        </w:rPr>
+        <w:t xml:space="preserve">④ 주의할 점</w:t>
+      </w:r>
+    </w:p>
+    <w:p>
+      <w:pPr>
+        <w:widowControl w:val="0"/>
+        <w:numPr>
+          <w:ilvl w:val="0"/>
+          <w:numId w:val="1"/>
+        </w:numPr>
+        <w:shd w:val="clear" w:color="auto" w:fill="FFFFFE"/>
+        <w:spacing w:line="360" w:lineRule="auto"/>
+        <w:rPr>
+          <w:rFonts w:ascii="Courier New" w:eastAsia="Courier New" w:hAnsi="Courier New" w:cs="Courier New"/>
+          <w:b/>
+          <w:bCs/>
+          <w:color w:val="383A42"/>
+          <w:sz w:val="20"/>
+          <w:szCs w:val="20"/>
+          <w:highlight w:val="white"/>
+        </w:rPr>
+      </w:pPr>
+      <w:r>
+        <w:rPr>
+          <w:rFonts w:ascii="맑은 고딕" w:eastAsia="맑은 고딕" w:hAnsi="맑은 고딕" w:cs="맑은 고딕"/>
+          <w:b/>
+          <w:sz w:val="20"/>
+        </w:rPr>
+        <w:t xml:space="preserve">컬렉션 FETCH + 페이징</w:t>
+      </w:r>
+      <w:r>
+        <w:rPr>
+          <w:rFonts w:ascii="맑은 고딕" w:eastAsia="맑은 고딕" w:hAnsi="맑은 고딕" w:cs="맑은 고딕"/>
+          <w:sz w:val="20"/>
+        </w:rPr>
+        <w:t xml:space="preserve"> : 데이터베이스가 아니라 메모리에서 페이징됩니다. 바로 다음 절에서 다룹니다.</w:t>
+      </w:r>
+    </w:p>
+    <w:p>
+      <w:pPr>
+        <w:widowControl w:val="0"/>
+        <w:numPr>
+          <w:ilvl w:val="0"/>
+          <w:numId w:val="1"/>
+        </w:numPr>
+        <w:shd w:val="clear" w:color="auto" w:fill="FFFFFE"/>
+        <w:spacing w:line="360" w:lineRule="auto"/>
+        <w:rPr>
+          <w:rFonts w:ascii="Courier New" w:eastAsia="Courier New" w:hAnsi="Courier New" w:cs="Courier New"/>
+          <w:b/>
+          <w:bCs/>
+          <w:color w:val="383A42"/>
+          <w:sz w:val="20"/>
+          <w:szCs w:val="20"/>
+          <w:highlight w:val="white"/>
+        </w:rPr>
+      </w:pPr>
+      <w:r>
+        <w:rPr>
+          <w:rFonts w:ascii="맑은 고딕" w:eastAsia="맑은 고딕" w:hAnsi="맑은 고딕" w:cs="맑은 고딕"/>
+          <w:b/>
+          <w:sz w:val="20"/>
+        </w:rPr>
+        <w:t xml:space="preserve">FETCH 한 컬렉션에 조건을 걸지 않습니다.</w:t>
+      </w:r>
+      <w:r>
+        <w:rPr>
+          <w:rFonts w:ascii="맑은 고딕" w:eastAsia="맑은 고딕" w:hAnsi="맑은 고딕" w:cs="맑은 고딕"/>
+          <w:sz w:val="20"/>
+        </w:rPr>
+        <w:t xml:space="preserve"> 조건에 맞는 자식만 담긴 "반쪽짜리 컬렉션" 이 영속성 컨텍스트에 올라가 나머지 자식이 사라진 것처럼 보입니다.</w:t>
+      </w:r>
+    </w:p>
+    <w:p>
+      <w:pPr>
+        <w:shd w:val="clear" w:color="auto" w:fill="F5F5F5"/>
+        <w:spacing w:line="240" w:lineRule="auto"/>
+      </w:pPr>
+      <w:r>
+        <w:rPr>
+          <w:rFonts w:ascii="Courier New" w:eastAsia="Courier New" w:hAnsi="Courier New" w:cs="Courier New"/>
+          <w:sz w:val="18"/>
+        </w:rPr>
+        <w:t xml:space="preserve">-- 위험 : CS 로 시작하는 학생만 d.students 에 담긴다</w:t>
+      </w:r>
+    </w:p>
+    <w:p>
+      <w:pPr>
+        <w:shd w:val="clear" w:color="auto" w:fill="F5F5F5"/>
+        <w:spacing w:line="240" w:lineRule="auto"/>
+      </w:pPr>
+      <w:r>
+        <w:rPr>
+          <w:rFonts w:ascii="Courier New" w:eastAsia="Courier New" w:hAnsi="Courier New" w:cs="Courier New"/>
+          <w:sz w:val="18"/>
+        </w:rPr>
+        <w:t xml:space="preserve">SELECT d FROM Department d LEFT JOIN FETCH d.students s WHERE s.studentNumber LIKE 'CS%'</w:t>
+      </w:r>
+    </w:p>
+    <w:p>
+      <w:pPr>
+        <w:shd w:val="clear" w:color="auto" w:fill="F5F5F5"/>
+        <w:spacing w:line="240" w:lineRule="auto"/>
+      </w:pPr>
+      <w:r>
+        <w:rPr>
+          <w:rFonts w:ascii="Courier New" w:eastAsia="Courier New" w:hAnsi="Courier New" w:cs="Courier New"/>
+          <w:sz w:val="18"/>
+        </w:rPr>
+        <w:t xml:space="preserve"> </w:t>
+      </w:r>
+    </w:p>
+    <w:p>
+      <w:pPr>
+        <w:shd w:val="clear" w:color="auto" w:fill="F5F5F5"/>
+        <w:spacing w:line="240" w:lineRule="auto"/>
+      </w:pPr>
+      <w:r>
+        <w:rPr>
+          <w:rFonts w:ascii="Courier New" w:eastAsia="Courier New" w:hAnsi="Courier New" w:cs="Courier New"/>
+          <w:sz w:val="18"/>
+        </w:rPr>
+        <w:t xml:space="preserve">-- 안전 : 조건이나 집계가 목적이면 FETCH 없는 일반 JOIN 을 쓴다</w:t>
+      </w:r>
+    </w:p>
+    <w:p>
+      <w:pPr>
+        <w:shd w:val="clear" w:color="auto" w:fill="F5F5F5"/>
+        <w:spacing w:line="240" w:lineRule="auto"/>
+      </w:pPr>
+      <w:r>
+        <w:rPr>
+          <w:rFonts w:ascii="Courier New" w:eastAsia="Courier New" w:hAnsi="Courier New" w:cs="Courier New"/>
+          <w:sz w:val="18"/>
+        </w:rPr>
+        <w:t xml:space="preserve">SELECT d FROM Department d LEFT JOIN d.students s WHERE s.studentNumber LIKE 'CS%'</w:t>
+      </w:r>
+    </w:p>
+    <w:p>
+      <w:pPr>
+        <w:widowControl w:val="0"/>
+        <w:numPr>
+          <w:ilvl w:val="0"/>
+          <w:numId w:val="1"/>
+        </w:numPr>
+        <w:shd w:val="clear" w:color="auto" w:fill="FFFFFE"/>
+        <w:spacing w:line="360" w:lineRule="auto"/>
+        <w:rPr>
+          <w:rFonts w:ascii="Courier New" w:eastAsia="Courier New" w:hAnsi="Courier New" w:cs="Courier New"/>
+          <w:b/>
+          <w:bCs/>
+          <w:color w:val="383A42"/>
+          <w:sz w:val="20"/>
+          <w:szCs w:val="20"/>
+          <w:highlight w:val="white"/>
+        </w:rPr>
+      </w:pPr>
+      <w:r>
+        <w:rPr>
+          <w:rFonts w:ascii="맑은 고딕" w:eastAsia="맑은 고딕" w:hAnsi="맑은 고딕" w:cs="맑은 고딕"/>
+          <w:b/>
+          <w:sz w:val="20"/>
+        </w:rPr>
+        <w:t xml:space="preserve">한 줄 정리</w:t>
+      </w:r>
+      <w:r>
+        <w:rPr>
+          <w:rFonts w:ascii="맑은 고딕" w:eastAsia="맑은 고딕" w:hAnsi="맑은 고딕" w:cs="맑은 고딕"/>
+          <w:sz w:val="20"/>
+        </w:rPr>
+        <w:t xml:space="preserve"> : </w:t>
+      </w:r>
+      <w:r>
+        <w:rPr>
+          <w:rFonts w:ascii="Courier New" w:eastAsia="Courier New" w:hAnsi="Courier New" w:cs="Courier New"/>
+          <w:color w:val="188038"/>
+          <w:sz w:val="19"/>
+        </w:rPr>
+        <w:t xml:space="preserve">LEFT</w:t>
+      </w:r>
+      <w:r>
+        <w:rPr>
+          <w:rFonts w:ascii="맑은 고딕" w:eastAsia="맑은 고딕" w:hAnsi="맑은 고딕" w:cs="맑은 고딕"/>
+          <w:sz w:val="20"/>
+        </w:rPr>
+        <w:t xml:space="preserve"> 는 "누구를 남길 것인가"( 행 ), </w:t>
+      </w:r>
+      <w:r>
+        <w:rPr>
+          <w:rFonts w:ascii="Courier New" w:eastAsia="Courier New" w:hAnsi="Courier New" w:cs="Courier New"/>
+          <w:color w:val="188038"/>
+          <w:sz w:val="19"/>
+        </w:rPr>
+        <w:t xml:space="preserve">FETCH</w:t>
+      </w:r>
+      <w:r>
+        <w:rPr>
+          <w:rFonts w:ascii="맑은 고딕" w:eastAsia="맑은 고딕" w:hAnsi="맑은 고딕" w:cs="맑은 고딕"/>
+          <w:sz w:val="20"/>
+        </w:rPr>
+        <w:t xml:space="preserve"> 는 "같이 들고 올 것인가"( 로딩 ) 입니다.</w:t>
       </w:r>
     </w:p>
     <w:p>
@@ -8024,8 +9374,140 @@
           <w:color w:val="000000"/>
           <w:sz w:val="21"/>
         </w:rPr>
-        <w:t>2) 핵심 규칙 : 1:N 컬렉션은 Fetch Join 과 페이징을 함께 쓰지 않는다</w:t>
-      </w:r>
+        <w:t>2) 페이징에서도 N+1 이 발생한다</w:t>
+      </w:r>
+    </w:p>
+    <w:p>
+      <w:pPr>
+        <w:widowControl w:val="0"/>
+        <w:numPr>
+          <w:ilvl w:val="0"/>
+          <w:numId w:val="1"/>
+        </w:numPr>
+        <w:shd w:val="clear" w:color="auto" w:fill="FFFFFE"/>
+        <w:spacing w:line="360" w:lineRule="auto"/>
+        <w:rPr>
+          <w:rFonts w:ascii="Courier New" w:eastAsia="Courier New" w:hAnsi="Courier New" w:cs="Courier New"/>
+          <w:b/>
+          <w:bCs/>
+          <w:color w:val="383A42"/>
+          <w:sz w:val="20"/>
+          <w:szCs w:val="20"/>
+          <w:highlight w:val="white"/>
+        </w:rPr>
+      </w:pPr>
+      <w:r>
+        <w:rPr>
+          <w:rFonts w:ascii="Courier New" w:eastAsia="Courier New" w:hAnsi="Courier New" w:cs="Courier New"/>
+          <w:color w:val="188038"/>
+          <w:sz w:val="19"/>
+        </w:rPr>
+        <w:t>Pageable</w:t>
+      </w:r>
+      <w:r>
+        <w:rPr>
+          <w:rFonts w:ascii="맑은 고딕" w:eastAsia="맑은 고딕" w:hAnsi="맑은 고딕" w:cs="맑은 고딕"/>
+          <w:sz w:val="20"/>
+        </w:rPr>
+        <w:t xml:space="preserve"> 은 한 번에 읽는 건수만 줄일 뿐, 학생마다 따라붙는 추가 쿼리는 그대로입니다.</w:t>
+      </w:r>
+    </w:p>
+    <w:p>
+      <w:pPr>
+        <w:widowControl w:val="0"/>
+        <w:numPr>
+          <w:ilvl w:val="0"/>
+          <w:numId w:val="1"/>
+        </w:numPr>
+        <w:shd w:val="clear" w:color="auto" w:fill="FFFFFE"/>
+        <w:spacing w:line="360" w:lineRule="auto"/>
+        <w:rPr>
+          <w:rFonts w:ascii="Courier New" w:eastAsia="Courier New" w:hAnsi="Courier New" w:cs="Courier New"/>
+          <w:b/>
+          <w:bCs/>
+          <w:color w:val="383A42"/>
+          <w:sz w:val="20"/>
+          <w:szCs w:val="20"/>
+          <w:highlight w:val="white"/>
+        </w:rPr>
+      </w:pPr>
+      <w:r>
+        <w:rPr>
+          <w:rFonts w:ascii="맑은 고딕" w:eastAsia="맑은 고딕" w:hAnsi="맑은 고딕" w:cs="맑은 고딕"/>
+          <w:sz w:val="20"/>
+        </w:rPr>
+        <w:t xml:space="preserve">학생 5명을 Fetch Join 없이 페이징하면 SQL 이 </w:t>
+      </w:r>
+      <w:r>
+        <w:rPr>
+          <w:rFonts w:ascii="맑은 고딕" w:eastAsia="맑은 고딕" w:hAnsi="맑은 고딕" w:cs="맑은 고딕"/>
+          <w:b/>
+          <w:sz w:val="20"/>
+        </w:rPr>
+        <w:t>8번</w:t>
+      </w:r>
+      <w:r>
+        <w:rPr>
+          <w:rFonts w:ascii="맑은 고딕" w:eastAsia="맑은 고딕" w:hAnsi="맑은 고딕" w:cs="맑은 고딕"/>
+          <w:sz w:val="20"/>
+        </w:rPr>
+        <w:t xml:space="preserve"> ( 목록 1 + count 1 + 상세정보 5 + 학과 1 ), </w:t>
+      </w:r>
+      <w:r>
+        <w:rPr>
+          <w:rFonts w:ascii="Courier New" w:eastAsia="Courier New" w:hAnsi="Courier New" w:cs="Courier New"/>
+          <w:color w:val="188038"/>
+          <w:sz w:val="19"/>
+        </w:rPr>
+        <w:t>LEFT JOIN FETCH</w:t>
+      </w:r>
+      <w:r>
+        <w:rPr>
+          <w:rFonts w:ascii="맑은 고딕" w:eastAsia="맑은 고딕" w:hAnsi="맑은 고딕" w:cs="맑은 고딕"/>
+          <w:sz w:val="20"/>
+        </w:rPr>
+        <w:t xml:space="preserve"> 를 적용하면 </w:t>
+      </w:r>
+      <w:r>
+        <w:rPr>
+          <w:rFonts w:ascii="맑은 고딕" w:eastAsia="맑은 고딕" w:hAnsi="맑은 고딕" w:cs="맑은 고딕"/>
+          <w:b/>
+          <w:sz w:val="20"/>
+        </w:rPr>
+        <w:t>2번</w:t>
+      </w:r>
+      <w:r>
+        <w:rPr>
+          <w:rFonts w:ascii="맑은 고딕" w:eastAsia="맑은 고딕" w:hAnsi="맑은 고딕" w:cs="맑은 고딕"/>
+          <w:sz w:val="20"/>
+        </w:rPr>
+        <w:t xml:space="preserve"> ( 목록 + count ) 실행됩니다.</w:t>
+      </w:r>
+    </w:p>
+    <w:p>
+      <w:pPr>
+        <w:spacing w:before="200" w:after="60"/>
+      </w:pPr>
+      <w:r>
+        <w:rPr>
+          <w:rFonts w:ascii="맑은 고딕" w:eastAsia="맑은 고딕" w:hAnsi="맑은 고딕" w:cs="맑은 고딕"/>
+          <w:b/>
+          <w:color w:val="000000"/>
+          <w:sz w:val="21"/>
+        </w:rPr>
+        <w:t xml:space="preserve">3) 핵심 규칙 : </w:t>
+      </w:r>
+      <w:bookmarkStart w:id="1" w:name="_GoBack"/>
+      <w:r>
+        <w:rPr>
+          <w:rFonts w:ascii="맑은 고딕" w:eastAsia="맑은 고딕" w:hAnsi="맑은 고딕" w:cs="맑은 고딕"/>
+          <w:b/>
+          <w:color w:val="000000"/>
+          <w:sz w:val="21"/>
+        </w:rPr>
+        <w:t>1:N 컬렉션은 Fetch Join 과 페이징을 함께 쓰지 않는다</w:t>
+      </w:r>
+      <w:bookmarkEnd w:id="1"/>
     </w:p>
     <w:tbl>
       <w:tblPr>
@@ -8047,9 +9529,9 @@
         <w:tblLook w:val="04A0" w:firstRow="1" w:lastRow="0" w:firstColumn="1" w:lastColumn="0" w:noHBand="0" w:noVBand="1"/>
       </w:tblPr>
       <w:tblGrid>
-        <w:gridCol w:w="2452"/>
-        <w:gridCol w:w="3700"/>
-        <w:gridCol w:w="2867"/>
+        <w:gridCol w:w="2705"/>
+        <w:gridCol w:w="3481"/>
+        <w:gridCol w:w="2833"/>
       </w:tblGrid>
       <w:tr>
         <w:trPr>
@@ -8584,7 +10066,7 @@
           <w:color w:val="000000"/>
           <w:sz w:val="21"/>
         </w:rPr>
-        <w:t>3) 같은 메서드에 쿼리를 바꿔 넣고 실행해 보기</w:t>
+        <w:t>4) 같은 메서드에 쿼리를 바꿔 넣고 실행해 보기</w:t>
       </w:r>
     </w:p>
     <w:p>
@@ -8634,16 +10116,7 @@
           <w:color w:val="188038"/>
           <w:sz w:val="19"/>
         </w:rPr>
-        <w:t xml:space="preserve">GET </w:t>
-      </w:r>
-      <w:r>
-        <w:rPr>
-          <w:rFonts w:ascii="Courier New" w:eastAsia="Courier New" w:hAnsi="Courier New" w:cs="Courier New"/>
-          <w:color w:val="188038"/>
-          <w:sz w:val="19"/>
-        </w:rPr>
-        <w:lastRenderedPageBreak/>
-        <w:t>/api/departments/paged</w:t>
+        <w:t>GET /api/departments/paged</w:t>
       </w:r>
       <w:r>
         <w:rPr>
@@ -8678,6 +10151,7 @@
           <w:color w:val="188038"/>
           <w:sz w:val="19"/>
         </w:rPr>
+        <w:lastRenderedPageBreak/>
         <w:t>page=0, size=2, sort=id</w:t>
       </w:r>
       <w:r>
@@ -10454,7 +11928,15 @@
           <w:rFonts w:ascii="맑은 고딕" w:eastAsia="맑은 고딕" w:hAnsi="맑은 고딕" w:cs="맑은 고딕"/>
           <w:sz w:val="20"/>
         </w:rPr>
-        <w:t xml:space="preserve"> 에 넣으면 어떻게 되는지 확인한 결과입니다.</w:t>
+        <w:t xml:space="preserve"> 에 넣으면 어떻게 되는지 </w:t>
+      </w:r>
+      <w:r>
+        <w:rPr>
+          <w:rFonts w:ascii="맑은 고딕" w:eastAsia="맑은 고딕" w:hAnsi="맑은 고딕" w:cs="맑은 고딕"/>
+          <w:sz w:val="20"/>
+        </w:rPr>
+        <w:lastRenderedPageBreak/>
+        <w:t>확인한 결과입니다.</w:t>
       </w:r>
     </w:p>
     <w:p>
@@ -10471,7 +11953,6 @@
           <w:sz w:val="18"/>
           <w:lang w:val="en-US"/>
         </w:rPr>
-        <w:lastRenderedPageBreak/>
         <w:t>@</w:t>
       </w:r>
       <w:proofErr w:type="spellStart"/>
@@ -12395,10 +13876,10 @@
         <w:tblLook w:val="04A0" w:firstRow="1" w:lastRow="0" w:firstColumn="1" w:lastColumn="0" w:noHBand="0" w:noVBand="1"/>
       </w:tblPr>
       <w:tblGrid>
-        <w:gridCol w:w="3326"/>
-        <w:gridCol w:w="1771"/>
-        <w:gridCol w:w="1229"/>
-        <w:gridCol w:w="2693"/>
+        <w:gridCol w:w="3357"/>
+        <w:gridCol w:w="1831"/>
+        <w:gridCol w:w="1215"/>
+        <w:gridCol w:w="2616"/>
       </w:tblGrid>
       <w:tr>
         <w:trPr>
@@ -12868,6 +14349,769 @@
     </w:p>
     <w:p>
       <w:pPr>
+        <w:spacing w:before="160" w:after="40"/>
+      </w:pPr>
+      <w:r>
+        <w:rPr>
+          <w:rFonts w:ascii="맑은 고딕" w:eastAsia="맑은 고딕" w:hAnsi="맑은 고딕" w:cs="맑은 고딕"/>
+          <w:b/>
+          <w:sz w:val="20"/>
+        </w:rPr>
+        <w:t xml:space="preserve">(6) 직접 호출해 보기</w:t>
+      </w:r>
+    </w:p>
+    <w:p>
+      <w:pPr>
+        <w:spacing w:before="40" w:after="40"/>
+      </w:pPr>
+      <w:r>
+        <w:rPr>
+          <w:rFonts w:ascii="맑은 고딕" w:eastAsia="맑은 고딕" w:hAnsi="맑은 고딕" w:cs="맑은 고딕"/>
+          <w:sz w:val="20"/>
+        </w:rPr>
+        <w:t xml:space="preserve">위 네 가지 중 (1) (2) (4) 는 </w:t>
+      </w:r>
+      <w:r>
+        <w:rPr>
+          <w:rFonts w:ascii="맑은 고딕" w:eastAsia="맑은 고딕" w:hAnsi="맑은 고딕" w:cs="맑은 고딕"/>
+          <w:b/>
+          <w:sz w:val="20"/>
+        </w:rPr>
+        <w:t xml:space="preserve">실습용 엔드포인트로 준비되어 있습니다.</w:t>
+      </w:r>
+      <w:r>
+        <w:rPr>
+          <w:rFonts w:ascii="맑은 고딕" w:eastAsia="맑은 고딕" w:hAnsi="맑은 고딕" w:cs="맑은 고딕"/>
+          <w:sz w:val="20"/>
+        </w:rPr>
+        <w:t xml:space="preserve"> 애플리케이션을 실행하고 호출하면서 콘솔의 SQL 로그를 함께 봅니다. 데이터는 </w:t>
+      </w:r>
+      <w:r>
+        <w:rPr>
+          <w:rFonts w:ascii="Courier New" w:eastAsia="Courier New" w:hAnsi="Courier New" w:cs="Courier New"/>
+          <w:color w:val="188038"/>
+          <w:sz w:val="19"/>
+        </w:rPr>
+        <w:t xml:space="preserve">DataInitRunner</w:t>
+      </w:r>
+      <w:r>
+        <w:rPr>
+          <w:rFonts w:ascii="맑은 고딕" w:eastAsia="맑은 고딕" w:hAnsi="맑은 고딕" w:cs="맑은 고딕"/>
+          <w:sz w:val="20"/>
+        </w:rPr>
+        <w:t xml:space="preserve"> 기준 학과 4개 ( CS 3명 / EE 2명 / ME 1명 / BA 2명 ) 입니다.</w:t>
+      </w:r>
+    </w:p>
+    <w:tbl>
+      <w:tblPr>
+        <w:tblW w:w="5000" w:type="pct"/>
+        <w:tblBorders>
+          <w:top w:val="single" w:sz="4" w:space="0" w:color="BFBFBF"/>
+          <w:left w:val="single" w:sz="4" w:space="0" w:color="BFBFBF"/>
+          <w:bottom w:val="single" w:sz="4" w:space="0" w:color="BFBFBF"/>
+          <w:right w:val="single" w:sz="4" w:space="0" w:color="BFBFBF"/>
+          <w:insideH w:val="single" w:sz="4" w:space="0" w:color="BFBFBF"/>
+          <w:insideV w:val="single" w:sz="4" w:space="0" w:color="BFBFBF"/>
+        </w:tblBorders>
+        <w:tblCellMar>
+          <w:top w:w="40" w:type="dxa"/>
+          <w:left w:w="80" w:type="dxa"/>
+          <w:bottom w:w="40" w:type="dxa"/>
+          <w:right w:w="80" w:type="dxa"/>
+        </w:tblCellMar>
+        <w:tblLook w:val="04A0"/>
+      </w:tblPr>
+      <w:tblGrid>
+        <w:gridCol w:w="3400"/>
+        <w:gridCol w:w="2000"/>
+        <w:gridCol w:w="3600"/>
+      </w:tblGrid>
+      <w:tr>
+        <w:trPr>
+          <w:tblHeader/>
+        </w:trPr>
+        <w:tc>
+          <w:tcPr>
+            <w:tcW w:w="3400" w:type="dxa"/>
+            <w:shd w:val="clear" w:color="auto" w:fill="EDEDED"/>
+          </w:tcPr>
+          <w:p>
+            <w:pPr>
+              <w:spacing w:before="0" w:after="0" w:line="260" w:lineRule="auto"/>
+            </w:pPr>
+            <w:r>
+              <w:rPr>
+                <w:rFonts w:ascii="맑은 고딕" w:eastAsia="맑은 고딕" w:hAnsi="맑은 고딕" w:cs="맑은 고딕"/>
+                <w:b/>
+                <w:sz w:val="18"/>
+              </w:rPr>
+              <w:t xml:space="preserve">호출</w:t>
+            </w:r>
+          </w:p>
+        </w:tc>
+        <w:tc>
+          <w:tcPr>
+            <w:tcW w:w="2000" w:type="dxa"/>
+            <w:shd w:val="clear" w:color="auto" w:fill="EDEDED"/>
+          </w:tcPr>
+          <w:p>
+            <w:pPr>
+              <w:spacing w:before="0" w:after="0" w:line="260" w:lineRule="auto"/>
+            </w:pPr>
+            <w:r>
+              <w:rPr>
+                <w:rFonts w:ascii="맑은 고딕" w:eastAsia="맑은 고딕" w:hAnsi="맑은 고딕" w:cs="맑은 고딕"/>
+                <w:b/>
+                <w:sz w:val="18"/>
+              </w:rPr>
+              <w:t xml:space="preserve">쿼리</w:t>
+            </w:r>
+          </w:p>
+        </w:tc>
+        <w:tc>
+          <w:tcPr>
+            <w:tcW w:w="3600" w:type="dxa"/>
+            <w:shd w:val="clear" w:color="auto" w:fill="EDEDED"/>
+          </w:tcPr>
+          <w:p>
+            <w:pPr>
+              <w:spacing w:before="0" w:after="0" w:line="260" w:lineRule="auto"/>
+            </w:pPr>
+            <w:r>
+              <w:rPr>
+                <w:rFonts w:ascii="맑은 고딕" w:eastAsia="맑은 고딕" w:hAnsi="맑은 고딕" w:cs="맑은 고딕"/>
+                <w:b/>
+                <w:sz w:val="18"/>
+              </w:rPr>
+              <w:t xml:space="preserve">실제 결과</w:t>
+            </w:r>
+          </w:p>
+        </w:tc>
+      </w:tr>
+      <w:tr>
+        <w:tc>
+          <w:tcPr>
+            <w:tcW w:w="3400" w:type="dxa"/>
+          </w:tcPr>
+          <w:p>
+            <w:pPr>
+              <w:spacing w:before="0" w:after="0" w:line="260" w:lineRule="auto"/>
+            </w:pPr>
+            <w:r>
+              <w:rPr>
+                <w:rFonts w:ascii="맑은 고딕" w:eastAsia="맑은 고딕" w:hAnsi="맑은 고딕" w:cs="맑은 고딕"/>
+                <w:sz w:val="18"/>
+              </w:rPr>
+              <w:t xml:space="preserve">GET /api/departments/demo/fetch-join-paged</w:t>
+            </w:r>
+          </w:p>
+          <w:p>
+            <w:pPr>
+              <w:spacing w:before="0" w:after="0" w:line="260" w:lineRule="auto"/>
+            </w:pPr>
+            <w:r>
+              <w:rPr>
+                <w:rFonts w:ascii="맑은 고딕" w:eastAsia="맑은 고딕" w:hAnsi="맑은 고딕" w:cs="맑은 고딕"/>
+                <w:sz w:val="18"/>
+              </w:rPr>
+              <w:t xml:space="preserve">?page=0&amp;size=2</w:t>
+            </w:r>
+          </w:p>
+        </w:tc>
+        <w:tc>
+          <w:tcPr>
+            <w:tcW w:w="2000" w:type="dxa"/>
+          </w:tcPr>
+          <w:p>
+            <w:pPr>
+              <w:spacing w:before="0" w:after="0" w:line="260" w:lineRule="auto"/>
+            </w:pPr>
+            <w:r>
+              <w:rPr>
+                <w:rFonts w:ascii="맑은 고딕" w:eastAsia="맑은 고딕" w:hAnsi="맑은 고딕" w:cs="맑은 고딕"/>
+                <w:sz w:val="18"/>
+              </w:rPr>
+              <w:t xml:space="preserve">(1) </w:t>
+            </w:r>
+            <w:r>
+              <w:rPr>
+                <w:rFonts w:ascii="Courier New" w:eastAsia="Courier New" w:hAnsi="Courier New" w:cs="Courier New"/>
+                <w:color w:val="188038"/>
+                <w:sz w:val="17"/>
+              </w:rPr>
+              <w:t xml:space="preserve">LEFT JOIN FETCH</w:t>
+            </w:r>
+          </w:p>
+        </w:tc>
+        <w:tc>
+          <w:tcPr>
+            <w:tcW w:w="3600" w:type="dxa"/>
+          </w:tcPr>
+          <w:p>
+            <w:pPr>
+              <w:spacing w:before="0" w:after="0" w:line="260" w:lineRule="auto"/>
+            </w:pPr>
+            <w:r>
+              <w:rPr>
+                <w:rFonts w:ascii="맑은 고딕" w:eastAsia="맑은 고딕" w:hAnsi="맑은 고딕" w:cs="맑은 고딕"/>
+                <w:sz w:val="18"/>
+              </w:rPr>
+              <w:t xml:space="preserve">학과 2개 ( CS 3명, EE 2명 )</w:t>
+            </w:r>
+          </w:p>
+          <w:p>
+            <w:pPr>
+              <w:spacing w:before="0" w:after="0" w:line="260" w:lineRule="auto"/>
+            </w:pPr>
+            <w:r>
+              <w:rPr>
+                <w:rFonts w:ascii="맑은 고딕" w:eastAsia="맑은 고딕" w:hAnsi="맑은 고딕" w:cs="맑은 고딕"/>
+                <w:sz w:val="18"/>
+              </w:rPr>
+              <w:t xml:space="preserve">totalElements 4</w:t>
+            </w:r>
+          </w:p>
+          <w:p>
+            <w:pPr>
+              <w:spacing w:before="0" w:after="0" w:line="260" w:lineRule="auto"/>
+            </w:pPr>
+            <w:r>
+              <w:rPr>
+                <w:rFonts w:ascii="맑은 고딕" w:eastAsia="맑은 고딕" w:hAnsi="맑은 고딕" w:cs="맑은 고딕"/>
+                <w:b/>
+                <w:sz w:val="18"/>
+              </w:rPr>
+              <w:t xml:space="preserve">WARN HHH90003004</w:t>
+            </w:r>
+            <w:r>
+              <w:rPr>
+                <w:rFonts w:ascii="맑은 고딕" w:eastAsia="맑은 고딕" w:hAnsi="맑은 고딕" w:cs="맑은 고딕"/>
+                <w:sz w:val="18"/>
+              </w:rPr>
+              <w:t xml:space="preserve">, limit 없음</w:t>
+            </w:r>
+          </w:p>
+        </w:tc>
+      </w:tr>
+      <w:tr>
+        <w:tc>
+          <w:tcPr>
+            <w:tcW w:w="3400" w:type="dxa"/>
+          </w:tcPr>
+          <w:p>
+            <w:pPr>
+              <w:spacing w:before="0" w:after="0" w:line="260" w:lineRule="auto"/>
+            </w:pPr>
+            <w:r>
+              <w:rPr>
+                <w:rFonts w:ascii="맑은 고딕" w:eastAsia="맑은 고딕" w:hAnsi="맑은 고딕" w:cs="맑은 고딕"/>
+                <w:sz w:val="18"/>
+              </w:rPr>
+              <w:t xml:space="preserve">GET /api/departments/demo/plain-join-paged</w:t>
+            </w:r>
+          </w:p>
+          <w:p>
+            <w:pPr>
+              <w:spacing w:before="0" w:after="0" w:line="260" w:lineRule="auto"/>
+            </w:pPr>
+            <w:r>
+              <w:rPr>
+                <w:rFonts w:ascii="맑은 고딕" w:eastAsia="맑은 고딕" w:hAnsi="맑은 고딕" w:cs="맑은 고딕"/>
+                <w:sz w:val="18"/>
+              </w:rPr>
+              <w:t xml:space="preserve">?page=0&amp;size=2</w:t>
+            </w:r>
+          </w:p>
+        </w:tc>
+        <w:tc>
+          <w:tcPr>
+            <w:tcW w:w="2000" w:type="dxa"/>
+          </w:tcPr>
+          <w:p>
+            <w:pPr>
+              <w:spacing w:before="0" w:after="0" w:line="260" w:lineRule="auto"/>
+            </w:pPr>
+            <w:r>
+              <w:rPr>
+                <w:rFonts w:ascii="맑은 고딕" w:eastAsia="맑은 고딕" w:hAnsi="맑은 고딕" w:cs="맑은 고딕"/>
+                <w:sz w:val="18"/>
+              </w:rPr>
+              <w:t xml:space="preserve">(2) </w:t>
+            </w:r>
+            <w:r>
+              <w:rPr>
+                <w:rFonts w:ascii="Courier New" w:eastAsia="Courier New" w:hAnsi="Courier New" w:cs="Courier New"/>
+                <w:color w:val="188038"/>
+                <w:sz w:val="17"/>
+              </w:rPr>
+              <w:t xml:space="preserve">LEFT JOIN</w:t>
+            </w:r>
+          </w:p>
+        </w:tc>
+        <w:tc>
+          <w:tcPr>
+            <w:tcW w:w="3600" w:type="dxa"/>
+          </w:tcPr>
+          <w:p>
+            <w:pPr>
+              <w:spacing w:before="0" w:after="0" w:line="260" w:lineRule="auto"/>
+            </w:pPr>
+            <w:r>
+              <w:rPr>
+                <w:rFonts w:ascii="맑은 고딕" w:eastAsia="맑은 고딕" w:hAnsi="맑은 고딕" w:cs="맑은 고딕"/>
+                <w:sz w:val="18"/>
+              </w:rPr>
+              <w:t xml:space="preserve">학과 </w:t>
+            </w:r>
+            <w:r>
+              <w:rPr>
+                <w:rFonts w:ascii="맑은 고딕" w:eastAsia="맑은 고딕" w:hAnsi="맑은 고딕" w:cs="맑은 고딕"/>
+                <w:b/>
+                <w:sz w:val="18"/>
+              </w:rPr>
+              <w:t xml:space="preserve">1개</w:t>
+            </w:r>
+            <w:r>
+              <w:rPr>
+                <w:rFonts w:ascii="맑은 고딕" w:eastAsia="맑은 고딕" w:hAnsi="맑은 고딕" w:cs="맑은 고딕"/>
+                <w:sz w:val="18"/>
+              </w:rPr>
+              <w:t xml:space="preserve"> ( CS )</w:t>
+            </w:r>
+          </w:p>
+          <w:p>
+            <w:pPr>
+              <w:spacing w:before="0" w:after="0" w:line="260" w:lineRule="auto"/>
+            </w:pPr>
+            <w:r>
+              <w:rPr>
+                <w:rFonts w:ascii="맑은 고딕" w:eastAsia="맑은 고딕" w:hAnsi="맑은 고딕" w:cs="맑은 고딕"/>
+                <w:sz w:val="18"/>
+              </w:rPr>
+              <w:t xml:space="preserve">totalElements </w:t>
+            </w:r>
+            <w:r>
+              <w:rPr>
+                <w:rFonts w:ascii="맑은 고딕" w:eastAsia="맑은 고딕" w:hAnsi="맑은 고딕" w:cs="맑은 고딕"/>
+                <w:b/>
+                <w:sz w:val="18"/>
+              </w:rPr>
+              <w:t xml:space="preserve">1</w:t>
+            </w:r>
+          </w:p>
+          <w:p>
+            <w:pPr>
+              <w:spacing w:before="0" w:after="0" w:line="260" w:lineRule="auto"/>
+            </w:pPr>
+            <w:r>
+              <w:rPr>
+                <w:rFonts w:ascii="맑은 고딕" w:eastAsia="맑은 고딕" w:hAnsi="맑은 고딕" w:cs="맑은 고딕"/>
+                <w:sz w:val="18"/>
+              </w:rPr>
+              <w:t xml:space="preserve">limit 은 붙는다</w:t>
+            </w:r>
+          </w:p>
+        </w:tc>
+      </w:tr>
+      <w:tr>
+        <w:tc>
+          <w:tcPr>
+            <w:tcW w:w="3400" w:type="dxa"/>
+          </w:tcPr>
+          <w:p>
+            <w:pPr>
+              <w:spacing w:before="0" w:after="0" w:line="260" w:lineRule="auto"/>
+            </w:pPr>
+            <w:r>
+              <w:rPr>
+                <w:rFonts w:ascii="맑은 고딕" w:eastAsia="맑은 고딕" w:hAnsi="맑은 고딕" w:cs="맑은 고딕"/>
+                <w:sz w:val="18"/>
+              </w:rPr>
+              <w:t xml:space="preserve">GET /api/departments/paged</w:t>
+            </w:r>
+          </w:p>
+          <w:p>
+            <w:pPr>
+              <w:spacing w:before="0" w:after="0" w:line="260" w:lineRule="auto"/>
+            </w:pPr>
+            <w:r>
+              <w:rPr>
+                <w:rFonts w:ascii="맑은 고딕" w:eastAsia="맑은 고딕" w:hAnsi="맑은 고딕" w:cs="맑은 고딕"/>
+                <w:sz w:val="18"/>
+              </w:rPr>
+              <w:t xml:space="preserve">?page=0&amp;size=2</w:t>
+            </w:r>
+          </w:p>
+        </w:tc>
+        <w:tc>
+          <w:tcPr>
+            <w:tcW w:w="2000" w:type="dxa"/>
+          </w:tcPr>
+          <w:p>
+            <w:pPr>
+              <w:spacing w:before="0" w:after="0" w:line="260" w:lineRule="auto"/>
+            </w:pPr>
+            <w:r>
+              <w:rPr>
+                <w:rFonts w:ascii="맑은 고딕" w:eastAsia="맑은 고딕" w:hAnsi="맑은 고딕" w:cs="맑은 고딕"/>
+                <w:sz w:val="18"/>
+              </w:rPr>
+              <w:t xml:space="preserve">(4) </w:t>
+            </w:r>
+            <w:r>
+              <w:rPr>
+                <w:rFonts w:ascii="Courier New" w:eastAsia="Courier New" w:hAnsi="Courier New" w:cs="Courier New"/>
+                <w:color w:val="188038"/>
+                <w:sz w:val="17"/>
+              </w:rPr>
+              <w:t xml:space="preserve">GROUP BY</w:t>
+            </w:r>
+            <w:r>
+              <w:rPr>
+                <w:rFonts w:ascii="맑은 고딕" w:eastAsia="맑은 고딕" w:hAnsi="맑은 고딕" w:cs="맑은 고딕"/>
+                <w:sz w:val="18"/>
+              </w:rPr>
+              <w:t xml:space="preserve"> 프로젝션</w:t>
+            </w:r>
+          </w:p>
+        </w:tc>
+        <w:tc>
+          <w:tcPr>
+            <w:tcW w:w="3600" w:type="dxa"/>
+          </w:tcPr>
+          <w:p>
+            <w:pPr>
+              <w:spacing w:before="0" w:after="0" w:line="260" w:lineRule="auto"/>
+            </w:pPr>
+            <w:r>
+              <w:rPr>
+                <w:rFonts w:ascii="맑은 고딕" w:eastAsia="맑은 고딕" w:hAnsi="맑은 고딕" w:cs="맑은 고딕"/>
+                <w:sz w:val="18"/>
+              </w:rPr>
+              <w:t xml:space="preserve">학과 2개 ( CS 3명, EE 2명 )</w:t>
+            </w:r>
+          </w:p>
+          <w:p>
+            <w:pPr>
+              <w:spacing w:before="0" w:after="0" w:line="260" w:lineRule="auto"/>
+            </w:pPr>
+            <w:r>
+              <w:rPr>
+                <w:rFonts w:ascii="맑은 고딕" w:eastAsia="맑은 고딕" w:hAnsi="맑은 고딕" w:cs="맑은 고딕"/>
+                <w:sz w:val="18"/>
+              </w:rPr>
+              <w:t xml:space="preserve">totalElements 4</w:t>
+            </w:r>
+          </w:p>
+          <w:p>
+            <w:pPr>
+              <w:spacing w:before="0" w:after="0" w:line="260" w:lineRule="auto"/>
+            </w:pPr>
+            <w:r>
+              <w:rPr>
+                <w:rFonts w:ascii="맑은 고딕" w:eastAsia="맑은 고딕" w:hAnsi="맑은 고딕" w:cs="맑은 고딕"/>
+                <w:sz w:val="18"/>
+              </w:rPr>
+              <w:t xml:space="preserve">경고 없음, SQL 2번</w:t>
+            </w:r>
+          </w:p>
+        </w:tc>
+      </w:tr>
+    </w:tbl>
+    <w:p>
+      <w:pPr>
+        <w:spacing w:before="40" w:after="40"/>
+      </w:pPr>
+      <w:r>
+        <w:rPr>
+          <w:rFonts w:ascii="맑은 고딕" w:eastAsia="맑은 고딕" w:hAnsi="맑은 고딕" w:cs="맑은 고딕"/>
+          <w:sz w:val="20"/>
+        </w:rPr>
+        <w:t xml:space="preserve">(1) 과 (4) 는 화면에 보이는 결과가 같습니다. </w:t>
+      </w:r>
+      <w:r>
+        <w:rPr>
+          <w:rFonts w:ascii="맑은 고딕" w:eastAsia="맑은 고딕" w:hAnsi="맑은 고딕" w:cs="맑은 고딕"/>
+          <w:b/>
+          <w:sz w:val="20"/>
+        </w:rPr>
+        <w:t xml:space="preserve">차이는 로그에서만 드러납니다.</w:t>
+      </w:r>
+      <w:r>
+        <w:rPr>
+          <w:rFonts w:ascii="맑은 고딕" w:eastAsia="맑은 고딕" w:hAnsi="맑은 고딕" w:cs="맑은 고딕"/>
+          <w:sz w:val="20"/>
+        </w:rPr>
+        <w:t xml:space="preserve"> 경고가 있는지, SQL 에 limit 이 붙었는지를 보아야 합니다.</w:t>
+      </w:r>
+    </w:p>
+    <w:p>
+      <w:pPr>
+        <w:shd w:val="clear" w:color="auto" w:fill="F5F5F5"/>
+        <w:spacing w:line="240" w:lineRule="auto"/>
+      </w:pPr>
+      <w:r>
+        <w:rPr>
+          <w:rFonts w:ascii="Courier New" w:eastAsia="Courier New" w:hAnsi="Courier New" w:cs="Courier New"/>
+          <w:sz w:val="18"/>
+        </w:rPr>
+        <w:t xml:space="preserve"># (1) 컬렉션 Fetch Join + 페이징</w:t>
+      </w:r>
+    </w:p>
+    <w:p>
+      <w:pPr>
+        <w:shd w:val="clear" w:color="auto" w:fill="F5F5F5"/>
+        <w:spacing w:line="240" w:lineRule="auto"/>
+      </w:pPr>
+      <w:r>
+        <w:rPr>
+          <w:rFonts w:ascii="Courier New" w:eastAsia="Courier New" w:hAnsi="Courier New" w:cs="Courier New"/>
+          <w:sz w:val="18"/>
+        </w:rPr>
+        <w:t xml:space="preserve">WARN HHH90003004: firstResult/maxResults specified with collection fetch; applying in memory</w:t>
+      </w:r>
+    </w:p>
+    <w:p>
+      <w:pPr>
+        <w:shd w:val="clear" w:color="auto" w:fill="F5F5F5"/>
+        <w:spacing w:line="240" w:lineRule="auto"/>
+      </w:pPr>
+      <w:r>
+        <w:rPr>
+          <w:rFonts w:ascii="Courier New" w:eastAsia="Courier New" w:hAnsi="Courier New" w:cs="Courier New"/>
+          <w:sz w:val="18"/>
+        </w:rPr>
+        <w:t xml:space="preserve">Hibernate: select d1_0.department_id,d1_0.code,d1_0.name,</w:t>
+      </w:r>
+    </w:p>
+    <w:p>
+      <w:pPr>
+        <w:shd w:val="clear" w:color="auto" w:fill="F5F5F5"/>
+        <w:spacing w:line="240" w:lineRule="auto"/>
+      </w:pPr>
+      <w:r>
+        <w:rPr>
+          <w:rFonts w:ascii="Courier New" w:eastAsia="Courier New" w:hAnsi="Courier New" w:cs="Courier New"/>
+          <w:sz w:val="18"/>
+        </w:rPr>
+        <w:t xml:space="preserve">                  s1_0.department_id,s1_0.student_id,s1_0.name,s1_0.student_number</w:t>
+      </w:r>
+    </w:p>
+    <w:p>
+      <w:pPr>
+        <w:shd w:val="clear" w:color="auto" w:fill="F5F5F5"/>
+        <w:spacing w:line="240" w:lineRule="auto"/>
+      </w:pPr>
+      <w:r>
+        <w:rPr>
+          <w:rFonts w:ascii="Courier New" w:eastAsia="Courier New" w:hAnsi="Courier New" w:cs="Courier New"/>
+          <w:sz w:val="18"/>
+        </w:rPr>
+        <w:t xml:space="preserve">           from departments d1_0 left join students s1_0 on ...        &lt;- limit 이 없다</w:t>
+      </w:r>
+    </w:p>
+    <w:p>
+      <w:pPr>
+        <w:shd w:val="clear" w:color="auto" w:fill="F5F5F5"/>
+        <w:spacing w:line="240" w:lineRule="auto"/>
+      </w:pPr>
+      <w:r>
+        <w:rPr>
+          <w:rFonts w:ascii="Courier New" w:eastAsia="Courier New" w:hAnsi="Courier New" w:cs="Courier New"/>
+          <w:sz w:val="18"/>
+        </w:rPr>
+        <w:t xml:space="preserve"> </w:t>
+      </w:r>
+    </w:p>
+    <w:p>
+      <w:pPr>
+        <w:shd w:val="clear" w:color="auto" w:fill="F5F5F5"/>
+        <w:spacing w:line="240" w:lineRule="auto"/>
+      </w:pPr>
+      <w:r>
+        <w:rPr>
+          <w:rFonts w:ascii="Courier New" w:eastAsia="Courier New" w:hAnsi="Courier New" w:cs="Courier New"/>
+          <w:sz w:val="18"/>
+        </w:rPr>
+        <w:t xml:space="preserve"># (4) GROUP BY 프로젝션 + 페이징</w:t>
+      </w:r>
+    </w:p>
+    <w:p>
+      <w:pPr>
+        <w:shd w:val="clear" w:color="auto" w:fill="F5F5F5"/>
+        <w:spacing w:line="240" w:lineRule="auto"/>
+      </w:pPr>
+      <w:r>
+        <w:rPr>
+          <w:rFonts w:ascii="Courier New" w:eastAsia="Courier New" w:hAnsi="Courier New" w:cs="Courier New"/>
+          <w:sz w:val="18"/>
+        </w:rPr>
+        <w:t xml:space="preserve">Hibernate: select d1_0.department_id,d1_0.name,d1_0.code,count(s1_0.student_id)</w:t>
+      </w:r>
+    </w:p>
+    <w:p>
+      <w:pPr>
+        <w:shd w:val="clear" w:color="auto" w:fill="F5F5F5"/>
+        <w:spacing w:line="240" w:lineRule="auto"/>
+      </w:pPr>
+      <w:r>
+        <w:rPr>
+          <w:rFonts w:ascii="Courier New" w:eastAsia="Courier New" w:hAnsi="Courier New" w:cs="Courier New"/>
+          <w:sz w:val="18"/>
+        </w:rPr>
+        <w:t xml:space="preserve">           from departments d1_0 left join students s1_0 on ...</w:t>
+      </w:r>
+    </w:p>
+    <w:p>
+      <w:pPr>
+        <w:shd w:val="clear" w:color="auto" w:fill="F5F5F5"/>
+        <w:spacing w:line="240" w:lineRule="auto"/>
+      </w:pPr>
+      <w:r>
+        <w:rPr>
+          <w:rFonts w:ascii="Courier New" w:eastAsia="Courier New" w:hAnsi="Courier New" w:cs="Courier New"/>
+          <w:sz w:val="18"/>
+        </w:rPr>
+        <w:t xml:space="preserve">           group by ... order by 1 limit ?                             &lt;- DB 가 페이징</w:t>
+      </w:r>
+    </w:p>
+    <w:p>
+      <w:pPr>
+        <w:shd w:val="clear" w:color="auto" w:fill="F5F5F5"/>
+        <w:spacing w:line="240" w:lineRule="auto"/>
+      </w:pPr>
+      <w:r>
+        <w:rPr>
+          <w:rFonts w:ascii="Courier New" w:eastAsia="Courier New" w:hAnsi="Courier New" w:cs="Courier New"/>
+          <w:sz w:val="18"/>
+        </w:rPr>
+        <w:t xml:space="preserve">Hibernate: select count(d1_0.department_id) from departments d1_0</w:t>
+      </w:r>
+    </w:p>
+    <w:p>
+      <w:pPr>
+        <w:widowControl w:val="0"/>
+        <w:numPr>
+          <w:ilvl w:val="0"/>
+          <w:numId w:val="1"/>
+        </w:numPr>
+        <w:shd w:val="clear" w:color="auto" w:fill="FFFFFE"/>
+        <w:spacing w:line="360" w:lineRule="auto"/>
+        <w:rPr>
+          <w:rFonts w:ascii="Courier New" w:eastAsia="Courier New" w:hAnsi="Courier New" w:cs="Courier New"/>
+          <w:b/>
+          <w:bCs/>
+          <w:color w:val="383A42"/>
+          <w:sz w:val="20"/>
+          <w:szCs w:val="20"/>
+          <w:highlight w:val="white"/>
+        </w:rPr>
+      </w:pPr>
+      <w:r>
+        <w:rPr>
+          <w:rFonts w:ascii="맑은 고딕" w:eastAsia="맑은 고딕" w:hAnsi="맑은 고딕" w:cs="맑은 고딕"/>
+          <w:sz w:val="20"/>
+        </w:rPr>
+        <w:t xml:space="preserve">실습용 메서드는 </w:t>
+      </w:r>
+      <w:r>
+        <w:rPr>
+          <w:rFonts w:ascii="Courier New" w:eastAsia="Courier New" w:hAnsi="Courier New" w:cs="Courier New"/>
+          <w:color w:val="188038"/>
+          <w:sz w:val="19"/>
+        </w:rPr>
+        <w:t xml:space="preserve">DepartmentRepository</w:t>
+      </w:r>
+      <w:r>
+        <w:rPr>
+          <w:rFonts w:ascii="맑은 고딕" w:eastAsia="맑은 고딕" w:hAnsi="맑은 고딕" w:cs="맑은 고딕"/>
+          <w:sz w:val="20"/>
+        </w:rPr>
+        <w:t xml:space="preserve"> 의 </w:t>
+      </w:r>
+      <w:r>
+        <w:rPr>
+          <w:rFonts w:ascii="Courier New" w:eastAsia="Courier New" w:hAnsi="Courier New" w:cs="Courier New"/>
+          <w:color w:val="188038"/>
+          <w:sz w:val="19"/>
+        </w:rPr>
+        <w:t xml:space="preserve">findAllWithStudentsPaged()</w:t>
+      </w:r>
+      <w:r>
+        <w:rPr>
+          <w:rFonts w:ascii="맑은 고딕" w:eastAsia="맑은 고딕" w:hAnsi="맑은 고딕" w:cs="맑은 고딕"/>
+          <w:sz w:val="20"/>
+        </w:rPr>
+        <w:t xml:space="preserve">, </w:t>
+      </w:r>
+      <w:r>
+        <w:rPr>
+          <w:rFonts w:ascii="Courier New" w:eastAsia="Courier New" w:hAnsi="Courier New" w:cs="Courier New"/>
+          <w:color w:val="188038"/>
+          <w:sz w:val="19"/>
+        </w:rPr>
+        <w:t xml:space="preserve">findAllJoinPaged()</w:t>
+      </w:r>
+      <w:r>
+        <w:rPr>
+          <w:rFonts w:ascii="맑은 고딕" w:eastAsia="맑은 고딕" w:hAnsi="맑은 고딕" w:cs="맑은 고딕"/>
+          <w:sz w:val="20"/>
+        </w:rPr>
+        <w:t xml:space="preserve"> 입니다. 주석에 적어 둔 대로 </w:t>
+      </w:r>
+      <w:r>
+        <w:rPr>
+          <w:rFonts w:ascii="맑은 고딕" w:eastAsia="맑은 고딕" w:hAnsi="맑은 고딕" w:cs="맑은 고딕"/>
+          <w:b/>
+          <w:sz w:val="20"/>
+        </w:rPr>
+        <w:t xml:space="preserve">실제 서비스 코드에서는 사용하지 않습니다.</w:t>
+      </w:r>
+    </w:p>
+    <w:p>
+      <w:pPr>
+        <w:widowControl w:val="0"/>
+        <w:numPr>
+          <w:ilvl w:val="0"/>
+          <w:numId w:val="1"/>
+        </w:numPr>
+        <w:shd w:val="clear" w:color="auto" w:fill="FFFFFE"/>
+        <w:spacing w:line="360" w:lineRule="auto"/>
+        <w:rPr>
+          <w:rFonts w:ascii="Courier New" w:eastAsia="Courier New" w:hAnsi="Courier New" w:cs="Courier New"/>
+          <w:b/>
+          <w:bCs/>
+          <w:color w:val="383A42"/>
+          <w:sz w:val="20"/>
+          <w:szCs w:val="20"/>
+          <w:highlight w:val="white"/>
+        </w:rPr>
+      </w:pPr>
+      <w:r>
+        <w:rPr>
+          <w:rFonts w:ascii="맑은 고딕" w:eastAsia="맑은 고딕" w:hAnsi="맑은 고딕" w:cs="맑은 고딕"/>
+          <w:sz w:val="20"/>
+        </w:rPr>
+        <w:t xml:space="preserve">같은 비교를 테스트로도 볼 수 있습니다 : </w:t>
+      </w:r>
+      <w:r>
+        <w:rPr>
+          <w:rFonts w:ascii="Courier New" w:eastAsia="Courier New" w:hAnsi="Courier New" w:cs="Courier New"/>
+          <w:color w:val="188038"/>
+          <w:sz w:val="19"/>
+        </w:rPr>
+        <w:t xml:space="preserve">OneToManyFetchJoinPagingTest</w:t>
+      </w:r>
+      <w:r>
+        <w:rPr>
+          <w:rFonts w:ascii="맑은 고딕" w:eastAsia="맑은 고딕" w:hAnsi="맑은 고딕" w:cs="맑은 고딕"/>
+          <w:sz w:val="20"/>
+        </w:rPr>
+        <w:t xml:space="preserve"> ( 학과 3개 / 학생 5명 기준, SQL 실행 횟수까지 출력 )</w:t>
+      </w:r>
+    </w:p>
+    <w:p>
+      <w:pPr>
         <w:rPr>
           <w:rFonts w:ascii="맑은 고딕" w:eastAsia="맑은 고딕" w:hAnsi="맑은 고딕" w:cs="맑은 고딕"/>
           <w:b/>
@@ -12892,7 +15136,7 @@
           <w:sz w:val="21"/>
         </w:rPr>
         <w:lastRenderedPageBreak/>
-        <w:t>4) 그럼 어떻게 작성해야 하는가</w:t>
+        <w:t>5) 그럼 어떻게 작성해야 하는가</w:t>
       </w:r>
     </w:p>
     <w:tbl>
@@ -12915,9 +15159,9 @@
         <w:tblLook w:val="04A0" w:firstRow="1" w:lastRow="0" w:firstColumn="1" w:lastColumn="0" w:noHBand="0" w:noVBand="1"/>
       </w:tblPr>
       <w:tblGrid>
-        <w:gridCol w:w="1760"/>
-        <w:gridCol w:w="4052"/>
-        <w:gridCol w:w="3207"/>
+        <w:gridCol w:w="1784"/>
+        <w:gridCol w:w="3986"/>
+        <w:gridCol w:w="3249"/>
       </w:tblGrid>
       <w:tr>
         <w:trPr>
@@ -14208,9 +16452,9 @@
         <w:tblLook w:val="04A0" w:firstRow="1" w:lastRow="0" w:firstColumn="1" w:lastColumn="0" w:noHBand="0" w:noVBand="1"/>
       </w:tblPr>
       <w:tblGrid>
-        <w:gridCol w:w="4751"/>
-        <w:gridCol w:w="3021"/>
-        <w:gridCol w:w="1247"/>
+        <w:gridCol w:w="4357"/>
+        <w:gridCol w:w="3278"/>
+        <w:gridCol w:w="1384"/>
       </w:tblGrid>
       <w:tr>
         <w:trPr>
@@ -15464,7 +17708,7 @@
           <w:color w:val="000000"/>
           <w:sz w:val="21"/>
         </w:rPr>
-        <w:t>5) 검색 메서드에도 적용한다</w:t>
+        <w:t>6) 검색 메서드에도 적용한다</w:t>
       </w:r>
     </w:p>
     <w:p>
@@ -15863,7 +18107,7 @@
           <w:rFonts w:ascii="맑은 고딕" w:eastAsia="맑은 고딕" w:hAnsi="맑은 고딕" w:cs="맑은 고딕"/>
           <w:sz w:val="20"/>
         </w:rPr>
-        <w:t xml:space="preserve"> 를 지정했습니다. ( 4) 참고 )</w:t>
+        <w:t xml:space="preserve"> 를 지정했습니다. ( 5) 참고 )</w:t>
       </w:r>
     </w:p>
     <w:p>
@@ -15897,7 +18141,7 @@
           <w:sz w:val="21"/>
         </w:rPr>
         <w:lastRenderedPageBreak/>
-        <w:t xml:space="preserve">6) 학과 목록은 </w:t>
+        <w:t xml:space="preserve">7) 학과 목록은 </w:t>
       </w:r>
       <w:proofErr w:type="spellStart"/>
       <w:r>
@@ -16971,7 +19215,7 @@
           <w:color w:val="000000"/>
           <w:sz w:val="21"/>
         </w:rPr>
-        <w:t>7) 측정 결과 ( 학생 8명 / 학과 4개 · H2 로 실측 )</w:t>
+        <w:t>8) 측정 결과 ( 학생 8명 / 학과 4개 · H2 로 실측 )</w:t>
       </w:r>
     </w:p>
     <w:p>
@@ -17608,7 +19852,7 @@
         <w:spacing w:line="360" w:lineRule="auto"/>
         <w:ind w:left="720"/>
         <w:rPr>
-          <w:rFonts w:ascii="Courier New" w:eastAsia="Courier New" w:hAnsi="Courier New" w:cs="Courier New" w:hint="eastAsia"/>
+          <w:rFonts w:ascii="Courier New" w:eastAsia="Courier New" w:hAnsi="Courier New" w:cs="Courier New"/>
           <w:b/>
           <w:bCs/>
           <w:color w:val="383A42"/>
@@ -17909,6 +20153,7 @@
           <w:color w:val="188038"/>
           <w:sz w:val="21"/>
         </w:rPr>
+        <w:lastRenderedPageBreak/>
         <w:t>DepartmentRepository</w:t>
       </w:r>
       <w:proofErr w:type="spellEnd"/>
@@ -17929,9 +20174,6 @@
     <w:p>
       <w:pPr>
         <w:spacing w:before="160" w:after="40"/>
-        <w:rPr>
-          <w:rFonts w:hint="eastAsia"/>
-        </w:rPr>
       </w:pPr>
     </w:p>
     <w:p>
@@ -18202,7 +20444,6 @@
         <w:spacing w:line="259" w:lineRule="auto"/>
         <w:jc w:val="both"/>
         <w:rPr>
-          <w:rFonts w:hint="eastAsia"/>
           <w:lang w:val="en-US"/>
         </w:rPr>
       </w:pPr>
@@ -18346,7 +20587,7 @@
         <w:shd w:val="clear" w:color="auto" w:fill="FFFFFE"/>
         <w:spacing w:line="360" w:lineRule="auto"/>
         <w:rPr>
-          <w:rFonts w:ascii="Courier New" w:eastAsia="Courier New" w:hAnsi="Courier New" w:cs="Courier New" w:hint="eastAsia"/>
+          <w:rFonts w:ascii="Courier New" w:eastAsia="Courier New" w:hAnsi="Courier New" w:cs="Courier New"/>
           <w:b/>
           <w:bCs/>
           <w:color w:val="383A42"/>
@@ -18471,7 +20712,6 @@
         <w:spacing w:line="259" w:lineRule="auto"/>
         <w:jc w:val="both"/>
         <w:rPr>
-          <w:rFonts w:hint="eastAsia"/>
           <w:lang w:val="en-US"/>
         </w:rPr>
       </w:pPr>
@@ -18736,7 +20976,6 @@
         <w:spacing w:line="259" w:lineRule="auto"/>
         <w:jc w:val="both"/>
         <w:rPr>
-          <w:rFonts w:hint="eastAsia"/>
           <w:lang w:val="en-US"/>
         </w:rPr>
       </w:pPr>
@@ -18875,7 +21114,6 @@
         <w:spacing w:line="259" w:lineRule="auto"/>
         <w:jc w:val="both"/>
         <w:rPr>
-          <w:rFonts w:hint="eastAsia"/>
           <w:lang w:val="en-US"/>
         </w:rPr>
       </w:pPr>
@@ -19034,13 +21272,7 @@
         </w:r>
       </w:hyperlink>
     </w:p>
-    <w:p>
-      <w:pPr>
-        <w:rPr>
-          <w:rFonts w:hint="eastAsia"/>
-        </w:rPr>
-      </w:pPr>
-    </w:p>
+    <w:p/>
     <w:p>
       <w:pPr>
         <w:widowControl w:val="0"/>
@@ -19072,7 +21304,6 @@
         </w:rPr>
         <w:t>Request.detailRequest</w:t>
       </w:r>
-      <w:proofErr w:type="spellEnd"/>
       <w:r>
         <w:rPr>
           <w:rFonts w:ascii="맑은 고딕" w:eastAsia="맑은 고딕" w:hAnsi="맑은 고딕" w:cs="맑은 고딕" w:hint="eastAsia"/>
@@ -19084,6 +21315,7 @@
         </w:rPr>
         <w:t>에</w:t>
       </w:r>
+      <w:proofErr w:type="spellEnd"/>
       <w:r>
         <w:rPr>
           <w:rFonts w:ascii="Courier New" w:eastAsia="Courier New" w:hAnsi="Courier New" w:cs="Courier New" w:hint="eastAsia"/>
@@ -19237,84 +21469,7 @@
           <w:sz w:val="20"/>
           <w:szCs w:val="20"/>
         </w:rPr>
-        <w:t>")</w:t>
-      </w:r>
-      <w:r>
-        <w:rPr>
-          <w:rFonts w:ascii="Courier New" w:hAnsi="Courier New" w:cs="Courier New" w:hint="eastAsia"/>
-          <w:b/>
-          <w:bCs/>
-          <w:color w:val="383A42"/>
-          <w:sz w:val="20"/>
-          <w:szCs w:val="20"/>
-        </w:rPr>
-        <w:t>와</w:t>
-      </w:r>
-      <w:r>
-        <w:rPr>
-          <w:rFonts w:ascii="Courier New" w:hAnsi="Courier New" w:cs="Courier New" w:hint="eastAsia"/>
-          <w:b/>
-          <w:bCs/>
-          <w:color w:val="383A42"/>
-          <w:sz w:val="20"/>
-          <w:szCs w:val="20"/>
-        </w:rPr>
-        <w:t xml:space="preserve"> </w:t>
-      </w:r>
-      <w:r>
-        <w:rPr>
-          <w:rFonts w:ascii="Courier New" w:hAnsi="Courier New" w:cs="Courier New" w:hint="eastAsia"/>
-          <w:b/>
-          <w:bCs/>
-          <w:color w:val="383A42"/>
-          <w:sz w:val="20"/>
-          <w:szCs w:val="20"/>
-        </w:rPr>
-        <w:t>설명</w:t>
-      </w:r>
-      <w:r>
-        <w:rPr>
-          <w:rFonts w:ascii="Courier New" w:hAnsi="Courier New" w:cs="Courier New" w:hint="eastAsia"/>
-          <w:b/>
-          <w:bCs/>
-          <w:color w:val="383A42"/>
-          <w:sz w:val="20"/>
-          <w:szCs w:val="20"/>
-        </w:rPr>
-        <w:t xml:space="preserve"> </w:t>
-      </w:r>
-      <w:r>
-        <w:rPr>
-          <w:rFonts w:ascii="Courier New" w:hAnsi="Courier New" w:cs="Courier New" w:hint="eastAsia"/>
-          <w:b/>
-          <w:bCs/>
-          <w:color w:val="383A42"/>
-          <w:sz w:val="20"/>
-          <w:szCs w:val="20"/>
-        </w:rPr>
-        <w:t>주석</w:t>
-      </w:r>
-      <w:r>
-        <w:rPr>
-          <w:rFonts w:ascii="Courier New" w:hAnsi="Courier New" w:cs="Courier New" w:hint="eastAsia"/>
-          <w:b/>
-          <w:bCs/>
-          <w:color w:val="383A42"/>
-          <w:sz w:val="20"/>
-          <w:szCs w:val="20"/>
-        </w:rPr>
-        <w:t xml:space="preserve"> </w:t>
-      </w:r>
-      <w:r>
-        <w:rPr>
-          <w:rFonts w:ascii="Courier New" w:hAnsi="Courier New" w:cs="Courier New" w:hint="eastAsia"/>
-          <w:b/>
-          <w:bCs/>
-          <w:color w:val="383A42"/>
-          <w:sz w:val="20"/>
-          <w:szCs w:val="20"/>
-        </w:rPr>
-        <w:t>추가</w:t>
+        <w:t>")와 설명 주석 추가</w:t>
       </w:r>
     </w:p>
     <w:p>
@@ -19323,7 +21478,7 @@
         <w:shd w:val="clear" w:color="auto" w:fill="FFFFFE"/>
         <w:spacing w:line="360" w:lineRule="auto"/>
         <w:rPr>
-          <w:rFonts w:ascii="Courier New" w:eastAsia="Courier New" w:hAnsi="Courier New" w:cs="Courier New" w:hint="eastAsia"/>
+          <w:rFonts w:ascii="Courier New" w:eastAsia="Courier New" w:hAnsi="Courier New" w:cs="Courier New"/>
           <w:b/>
           <w:bCs/>
           <w:color w:val="383A42"/>
@@ -19404,7 +21559,6 @@
         <w:spacing w:line="259" w:lineRule="auto"/>
         <w:jc w:val="both"/>
         <w:rPr>
-          <w:rFonts w:hint="eastAsia"/>
           <w:lang w:val="en-US"/>
         </w:rPr>
       </w:pPr>
@@ -19537,7 +21691,6 @@
         <w:spacing w:line="259" w:lineRule="auto"/>
         <w:jc w:val="both"/>
         <w:rPr>
-          <w:rFonts w:hint="eastAsia"/>
           <w:b/>
           <w:bCs/>
           <w:lang w:val="en-US"/>
@@ -19611,7 +21764,15 @@
           <w:rFonts w:ascii="맑은 고딕" w:eastAsia="맑은 고딕" w:hAnsi="맑은 고딕" w:cs="맑은 고딕"/>
           <w:sz w:val="20"/>
         </w:rPr>
-        <w:t xml:space="preserve"> 경로로 통합 검색, 학과별 검색, 이름/학번 검색을 제공합니다.</w:t>
+        <w:t xml:space="preserve"> 경로로 통합 검색, 학과별 검색, 이름/학번 </w:t>
+      </w:r>
+      <w:r>
+        <w:rPr>
+          <w:rFonts w:ascii="맑은 고딕" w:eastAsia="맑은 고딕" w:hAnsi="맑은 고딕" w:cs="맑은 고딕"/>
+          <w:sz w:val="20"/>
+        </w:rPr>
+        <w:lastRenderedPageBreak/>
+        <w:t>검색을 제공합니다.</w:t>
       </w:r>
     </w:p>
     <w:p>
@@ -19620,7 +21781,7 @@
         <w:shd w:val="clear" w:color="auto" w:fill="FFFFFE"/>
         <w:spacing w:line="360" w:lineRule="auto"/>
         <w:rPr>
-          <w:rFonts w:ascii="Courier New" w:eastAsia="Courier New" w:hAnsi="Courier New" w:cs="Courier New" w:hint="eastAsia"/>
+          <w:rFonts w:ascii="Courier New" w:eastAsia="Courier New" w:hAnsi="Courier New" w:cs="Courier New"/>
           <w:b/>
           <w:bCs/>
           <w:color w:val="383A42"/>
@@ -19697,8 +21858,8 @@
           <w:highlight w:val="white"/>
         </w:rPr>
       </w:pPr>
-      <w:bookmarkStart w:id="1" w:name="_41cb15tlywy4" w:colFirst="0" w:colLast="0"/>
-      <w:bookmarkEnd w:id="1"/>
+      <w:bookmarkStart w:id="2" w:name="_41cb15tlywy4" w:colFirst="0" w:colLast="0"/>
+      <w:bookmarkEnd w:id="2"/>
       <w:r>
         <w:rPr>
           <w:rFonts w:ascii="Arial Unicode MS" w:eastAsia="Arial Unicode MS" w:hAnsi="Arial Unicode MS" w:cs="Arial Unicode MS"/>
@@ -19905,8 +22066,8 @@
           <w:highlight w:val="white"/>
         </w:rPr>
       </w:pPr>
-      <w:bookmarkStart w:id="2" w:name="_kjy9fje3hcbi" w:colFirst="0" w:colLast="0"/>
-      <w:bookmarkEnd w:id="2"/>
+      <w:bookmarkStart w:id="3" w:name="_kjy9fje3hcbi" w:colFirst="0" w:colLast="0"/>
+      <w:bookmarkEnd w:id="3"/>
       <w:r>
         <w:rPr>
           <w:rFonts w:ascii="Arial Unicode MS" w:eastAsia="Arial Unicode MS" w:hAnsi="Arial Unicode MS" w:cs="Arial Unicode MS"/>
@@ -20683,8 +22844,8 @@
           <w:highlight w:val="white"/>
         </w:rPr>
       </w:pPr>
-      <w:bookmarkStart w:id="3" w:name="_hxb1otj20d2i" w:colFirst="0" w:colLast="0"/>
-      <w:bookmarkEnd w:id="3"/>
+      <w:bookmarkStart w:id="4" w:name="_hxb1otj20d2i" w:colFirst="0" w:colLast="0"/>
+      <w:bookmarkEnd w:id="4"/>
       <w:r>
         <w:rPr>
           <w:rFonts w:ascii="Arial Unicode MS" w:eastAsia="Arial Unicode MS" w:hAnsi="Arial Unicode MS" w:cs="Arial Unicode MS"/>
@@ -21341,6 +23502,7 @@
           <w:sz w:val="20"/>
           <w:szCs w:val="20"/>
           <w:highlight w:val="white"/>
+          <w:lang w:val="en-US"/>
         </w:rPr>
       </w:pPr>
       <w:r>
@@ -21360,6 +23522,7 @@
           <w:sz w:val="20"/>
           <w:szCs w:val="20"/>
           <w:highlight w:val="white"/>
+          <w:lang w:val="en-US"/>
         </w:rPr>
         <w:t>"</w:t>
       </w:r>
@@ -21371,6 +23534,7 @@
           <w:sz w:val="20"/>
           <w:szCs w:val="20"/>
           <w:highlight w:val="white"/>
+          <w:lang w:val="en-US"/>
         </w:rPr>
         <w:t>name</w:t>
       </w:r>
@@ -21382,6 +23546,7 @@
           <w:sz w:val="20"/>
           <w:szCs w:val="20"/>
           <w:highlight w:val="white"/>
+          <w:lang w:val="en-US"/>
         </w:rPr>
         <w:t>"</w:t>
       </w:r>
@@ -21392,6 +23557,7 @@
           <w:sz w:val="20"/>
           <w:szCs w:val="20"/>
           <w:highlight w:val="white"/>
+          <w:lang w:val="en-US"/>
         </w:rPr>
         <w:t>:</w:t>
       </w:r>
@@ -21402,6 +23568,7 @@
           <w:sz w:val="20"/>
           <w:szCs w:val="20"/>
           <w:highlight w:val="white"/>
+          <w:lang w:val="en-US"/>
         </w:rPr>
         <w:t xml:space="preserve"> </w:t>
       </w:r>
@@ -21412,6 +23579,7 @@
           <w:sz w:val="20"/>
           <w:szCs w:val="20"/>
           <w:highlight w:val="white"/>
+          <w:lang w:val="en-US"/>
         </w:rPr>
         <w:t>"</w:t>
       </w:r>
@@ -21423,6 +23591,7 @@
           <w:sz w:val="20"/>
           <w:szCs w:val="20"/>
           <w:highlight w:val="white"/>
+          <w:lang w:val="en-US"/>
         </w:rPr>
         <w:t>Information</w:t>
       </w:r>
@@ -21434,6 +23603,7 @@
           <w:sz w:val="20"/>
           <w:szCs w:val="20"/>
           <w:highlight w:val="white"/>
+          <w:lang w:val="en-US"/>
         </w:rPr>
         <w:t xml:space="preserve"> Technology"</w:t>
       </w:r>
@@ -21444,6 +23614,7 @@
           <w:sz w:val="20"/>
           <w:szCs w:val="20"/>
           <w:highlight w:val="white"/>
+          <w:lang w:val="en-US"/>
         </w:rPr>
         <w:t>,</w:t>
       </w:r>
@@ -21459,15 +23630,17 @@
           <w:sz w:val="20"/>
           <w:szCs w:val="20"/>
           <w:highlight w:val="white"/>
-        </w:rPr>
-      </w:pPr>
-      <w:r>
-        <w:rPr>
-          <w:rFonts w:ascii="Courier New" w:eastAsia="Courier New" w:hAnsi="Courier New" w:cs="Courier New"/>
-          <w:color w:val="383A42"/>
-          <w:sz w:val="20"/>
-          <w:szCs w:val="20"/>
-          <w:highlight w:val="white"/>
+          <w:lang w:val="en-US"/>
+        </w:rPr>
+      </w:pPr>
+      <w:r>
+        <w:rPr>
+          <w:rFonts w:ascii="Courier New" w:eastAsia="Courier New" w:hAnsi="Courier New" w:cs="Courier New"/>
+          <w:color w:val="383A42"/>
+          <w:sz w:val="20"/>
+          <w:szCs w:val="20"/>
+          <w:highlight w:val="white"/>
+          <w:lang w:val="en-US"/>
         </w:rPr>
         <w:t xml:space="preserve">  </w:t>
       </w:r>
@@ -21478,6 +23651,7 @@
           <w:sz w:val="20"/>
           <w:szCs w:val="20"/>
           <w:highlight w:val="white"/>
+          <w:lang w:val="en-US"/>
         </w:rPr>
         <w:t>"</w:t>
       </w:r>
@@ -21489,6 +23663,7 @@
           <w:sz w:val="20"/>
           <w:szCs w:val="20"/>
           <w:highlight w:val="white"/>
+          <w:lang w:val="en-US"/>
         </w:rPr>
         <w:t>code</w:t>
       </w:r>
@@ -21500,6 +23675,7 @@
           <w:sz w:val="20"/>
           <w:szCs w:val="20"/>
           <w:highlight w:val="white"/>
+          <w:lang w:val="en-US"/>
         </w:rPr>
         <w:t>"</w:t>
       </w:r>
@@ -21510,6 +23686,7 @@
           <w:sz w:val="20"/>
           <w:szCs w:val="20"/>
           <w:highlight w:val="white"/>
+          <w:lang w:val="en-US"/>
         </w:rPr>
         <w:t>:</w:t>
       </w:r>
@@ -21520,6 +23697,7 @@
           <w:sz w:val="20"/>
           <w:szCs w:val="20"/>
           <w:highlight w:val="white"/>
+          <w:lang w:val="en-US"/>
         </w:rPr>
         <w:t xml:space="preserve"> </w:t>
       </w:r>
@@ -21530,6 +23708,7 @@
           <w:sz w:val="20"/>
           <w:szCs w:val="20"/>
           <w:highlight w:val="white"/>
+          <w:lang w:val="en-US"/>
         </w:rPr>
         <w:t>"IT"</w:t>
       </w:r>
@@ -21540,6 +23719,7 @@
           <w:sz w:val="20"/>
           <w:szCs w:val="20"/>
           <w:highlight w:val="white"/>
+          <w:lang w:val="en-US"/>
         </w:rPr>
         <w:t>,</w:t>
       </w:r>
@@ -21564,6 +23744,7 @@
           <w:sz w:val="20"/>
           <w:szCs w:val="20"/>
           <w:highlight w:val="white"/>
+          <w:lang w:val="en-US"/>
         </w:rPr>
         <w:t xml:space="preserve">  </w:t>
       </w:r>
@@ -21758,8 +23939,8 @@
           <w:highlight w:val="white"/>
         </w:rPr>
       </w:pPr>
-      <w:bookmarkStart w:id="4" w:name="_hhr88on7gr4r" w:colFirst="0" w:colLast="0"/>
-      <w:bookmarkEnd w:id="4"/>
+      <w:bookmarkStart w:id="5" w:name="_hhr88on7gr4r" w:colFirst="0" w:colLast="0"/>
+      <w:bookmarkEnd w:id="5"/>
       <w:r>
         <w:rPr>
           <w:rFonts w:ascii="Arial Unicode MS" w:eastAsia="Arial Unicode MS" w:hAnsi="Arial Unicode MS" w:cs="Arial Unicode MS"/>
@@ -22283,10 +24464,10 @@
           <w:highlight w:val="white"/>
         </w:rPr>
       </w:pPr>
-      <w:bookmarkStart w:id="5" w:name="_mi5wyq27s25s" w:colFirst="0" w:colLast="0"/>
-      <w:bookmarkStart w:id="6" w:name="_sqa1jo6aja2u" w:colFirst="0" w:colLast="0"/>
-      <w:bookmarkEnd w:id="5"/>
+      <w:bookmarkStart w:id="6" w:name="_mi5wyq27s25s" w:colFirst="0" w:colLast="0"/>
+      <w:bookmarkStart w:id="7" w:name="_sqa1jo6aja2u" w:colFirst="0" w:colLast="0"/>
       <w:bookmarkEnd w:id="6"/>
+      <w:bookmarkEnd w:id="7"/>
       <w:r>
         <w:rPr>
           <w:rFonts w:ascii="Arial Unicode MS" w:eastAsia="Arial Unicode MS" w:hAnsi="Arial Unicode MS" w:cs="Arial Unicode MS"/>
@@ -22297,6 +24478,7 @@
           <w:szCs w:val="26"/>
           <w:highlight w:val="white"/>
         </w:rPr>
+        <w:lastRenderedPageBreak/>
         <w:br w:type="page"/>
       </w:r>
     </w:p>
@@ -22439,8 +24621,8 @@
           <w:highlight w:val="white"/>
         </w:rPr>
       </w:pPr>
-      <w:bookmarkStart w:id="7" w:name="_xckktkex8ku1" w:colFirst="0" w:colLast="0"/>
-      <w:bookmarkEnd w:id="7"/>
+      <w:bookmarkStart w:id="8" w:name="_xckktkex8ku1" w:colFirst="0" w:colLast="0"/>
+      <w:bookmarkEnd w:id="8"/>
       <w:r>
         <w:rPr>
           <w:rFonts w:ascii="Arial Unicode MS" w:eastAsia="Arial Unicode MS" w:hAnsi="Arial Unicode MS" w:cs="Arial Unicode MS"/>
@@ -22494,8 +24676,8 @@
           <w:highlight w:val="white"/>
         </w:rPr>
       </w:pPr>
-      <w:bookmarkStart w:id="8" w:name="_aveirlllgvta" w:colFirst="0" w:colLast="0"/>
-      <w:bookmarkEnd w:id="8"/>
+      <w:bookmarkStart w:id="9" w:name="_aveirlllgvta" w:colFirst="0" w:colLast="0"/>
+      <w:bookmarkEnd w:id="9"/>
       <w:r>
         <w:rPr>
           <w:rFonts w:ascii="Arial Unicode MS" w:eastAsia="Arial Unicode MS" w:hAnsi="Arial Unicode MS" w:cs="Arial Unicode MS"/>
@@ -22692,8 +24874,8 @@
           <w:highlight w:val="white"/>
         </w:rPr>
       </w:pPr>
-      <w:bookmarkStart w:id="9" w:name="_sd0jwu3a6g6z" w:colFirst="0" w:colLast="0"/>
-      <w:bookmarkEnd w:id="9"/>
+      <w:bookmarkStart w:id="10" w:name="_sd0jwu3a6g6z" w:colFirst="0" w:colLast="0"/>
+      <w:bookmarkEnd w:id="10"/>
       <w:r>
         <w:rPr>
           <w:rFonts w:ascii="Arial Unicode MS" w:eastAsia="Arial Unicode MS" w:hAnsi="Arial Unicode MS" w:cs="Arial Unicode MS"/>
@@ -22869,8 +25051,8 @@
           <w:highlight w:val="white"/>
         </w:rPr>
       </w:pPr>
-      <w:bookmarkStart w:id="10" w:name="_pmwx5tgd6f2u" w:colFirst="0" w:colLast="0"/>
-      <w:bookmarkEnd w:id="10"/>
+      <w:bookmarkStart w:id="11" w:name="_pmwx5tgd6f2u" w:colFirst="0" w:colLast="0"/>
+      <w:bookmarkEnd w:id="11"/>
       <w:r>
         <w:rPr>
           <w:rFonts w:ascii="Arial Unicode MS" w:eastAsia="Arial Unicode MS" w:hAnsi="Arial Unicode MS" w:cs="Arial Unicode MS"/>
@@ -23020,8 +25202,8 @@
           <w:highlight w:val="white"/>
         </w:rPr>
       </w:pPr>
-      <w:bookmarkStart w:id="11" w:name="_ggu79yofry5r" w:colFirst="0" w:colLast="0"/>
-      <w:bookmarkEnd w:id="11"/>
+      <w:bookmarkStart w:id="12" w:name="_ggu79yofry5r" w:colFirst="0" w:colLast="0"/>
+      <w:bookmarkEnd w:id="12"/>
       <w:r>
         <w:rPr>
           <w:rFonts w:ascii="Arial Unicode MS" w:eastAsia="Arial Unicode MS" w:hAnsi="Arial Unicode MS" w:cs="Arial Unicode MS"/>
@@ -24274,6 +26456,7 @@
           <w:szCs w:val="20"/>
           <w:highlight w:val="white"/>
         </w:rPr>
+        <w:lastRenderedPageBreak/>
         <w:t>}</w:t>
       </w:r>
     </w:p>
@@ -24289,10 +26472,10 @@
           <w:highlight w:val="white"/>
         </w:rPr>
       </w:pPr>
-      <w:bookmarkStart w:id="12" w:name="_uvxw6ypszsye" w:colFirst="0" w:colLast="0"/>
-      <w:bookmarkStart w:id="13" w:name="_6u45wh4b0yxe" w:colFirst="0" w:colLast="0"/>
-      <w:bookmarkEnd w:id="12"/>
+      <w:bookmarkStart w:id="13" w:name="_uvxw6ypszsye" w:colFirst="0" w:colLast="0"/>
+      <w:bookmarkStart w:id="14" w:name="_6u45wh4b0yxe" w:colFirst="0" w:colLast="0"/>
       <w:bookmarkEnd w:id="13"/>
+      <w:bookmarkEnd w:id="14"/>
       <w:r>
         <w:rPr>
           <w:rFonts w:ascii="Arial Unicode MS" w:eastAsia="Arial Unicode MS" w:hAnsi="Arial Unicode MS" w:cs="Arial Unicode MS"/>
@@ -25006,8 +27189,8 @@
           <w:highlight w:val="white"/>
         </w:rPr>
       </w:pPr>
-      <w:bookmarkStart w:id="14" w:name="_kc57d68if85f" w:colFirst="0" w:colLast="0"/>
-      <w:bookmarkEnd w:id="14"/>
+      <w:bookmarkStart w:id="15" w:name="_kc57d68if85f" w:colFirst="0" w:colLast="0"/>
+      <w:bookmarkEnd w:id="15"/>
       <w:r>
         <w:rPr>
           <w:rFonts w:ascii="Arial Unicode MS" w:eastAsia="Arial Unicode MS" w:hAnsi="Arial Unicode MS" w:cs="Arial Unicode MS"/>
@@ -26395,8 +28578,8 @@
           <w:highlight w:val="white"/>
         </w:rPr>
       </w:pPr>
-      <w:bookmarkStart w:id="15" w:name="_rv1ozjn3m37x" w:colFirst="0" w:colLast="0"/>
-      <w:bookmarkEnd w:id="15"/>
+      <w:bookmarkStart w:id="16" w:name="_rv1ozjn3m37x" w:colFirst="0" w:colLast="0"/>
+      <w:bookmarkEnd w:id="16"/>
       <w:r>
         <w:rPr>
           <w:rFonts w:ascii="Arial Unicode MS" w:eastAsia="Arial Unicode MS" w:hAnsi="Arial Unicode MS" w:cs="Arial Unicode MS"/>
@@ -26528,10 +28711,10 @@
           <w:lang w:val="en-US"/>
         </w:rPr>
       </w:pPr>
-      <w:bookmarkStart w:id="16" w:name="_6uza5re32u46" w:colFirst="0" w:colLast="0"/>
-      <w:bookmarkStart w:id="17" w:name="_upfnswzewhvq" w:colFirst="0" w:colLast="0"/>
-      <w:bookmarkEnd w:id="16"/>
+      <w:bookmarkStart w:id="17" w:name="_6uza5re32u46" w:colFirst="0" w:colLast="0"/>
+      <w:bookmarkStart w:id="18" w:name="_upfnswzewhvq" w:colFirst="0" w:colLast="0"/>
       <w:bookmarkEnd w:id="17"/>
+      <w:bookmarkEnd w:id="18"/>
       <w:r>
         <w:rPr>
           <w:rFonts w:ascii="Arial Unicode MS" w:eastAsia="Arial Unicode MS" w:hAnsi="Arial Unicode MS" w:cs="Arial Unicode MS"/>
@@ -26542,6 +28725,7 @@
           <w:highlight w:val="white"/>
           <w:lang w:val="en-US"/>
         </w:rPr>
+        <w:lastRenderedPageBreak/>
         <w:br w:type="page"/>
       </w:r>
     </w:p>
@@ -26561,8 +28745,6 @@
           <w:highlight w:val="white"/>
         </w:rPr>
       </w:pPr>
-      <w:bookmarkStart w:id="18" w:name="_GoBack"/>
-      <w:bookmarkEnd w:id="18"/>
       <w:r>
         <w:rPr>
           <w:rFonts w:ascii="Arial Unicode MS" w:eastAsia="Arial Unicode MS" w:hAnsi="Arial Unicode MS" w:cs="Arial Unicode MS"/>
@@ -27556,6 +29738,7 @@
         <w:docPartUnique/>
       </w:docPartObj>
     </w:sdtPr>
+    <w:sdtEndPr/>
     <w:sdtContent>
       <w:p>
         <w:pPr>
@@ -27576,7 +29759,7 @@
             <w:noProof/>
             <w:lang w:val="ko-KR"/>
           </w:rPr>
-          <w:t>22</w:t>
+          <w:t>10</w:t>
         </w:r>
         <w:r>
           <w:fldChar w:fldCharType="end"/>
